--- a/_output/ms.docx
+++ b/_output/ms.docx
@@ -12,15 +12,117 @@
     </w:p>
     <w:p>
       <w:pPr>
-        <w:pStyle w:val="AbstractTitle"/>
+        <w:pStyle w:val="Abstract"/>
       </w:pPr>
-      <w:r>
-        <w:t xml:space="preserve">Abstract</w:t>
-      </w:r>
     </w:p>
     <w:p>
       <w:pPr>
-        <w:pStyle w:val="Abstract"/>
+        <w:pStyle w:val="FirstParagraph"/>
+      </w:pPr>
+      <w:r>
+        <w:rPr>
+          <w:b/>
+          <w:bCs/>
+        </w:rPr>
+        <w:t xml:space="preserve">Daniel W.A. Noble</w:t>
+      </w:r>
+      <w:r>
+        <w:rPr>
+          <w:vertAlign w:val="superscript"/>
+        </w:rPr>
+        <w:t xml:space="preserve">1,*</w:t>
+      </w:r>
+      <w:r>
+        <w:t xml:space="preserve">,</w:t>
+      </w:r>
+      <w:r>
+        <w:t xml:space="preserve"> </w:t>
+      </w:r>
+      <w:r>
+        <w:rPr>
+          <w:b/>
+          <w:bCs/>
+        </w:rPr>
+        <w:t xml:space="preserve">Pieter A. Arnold</w:t>
+      </w:r>
+      <w:r>
+        <w:rPr>
+          <w:vertAlign w:val="superscript"/>
+        </w:rPr>
+        <w:t xml:space="preserve">1</w:t>
+      </w:r>
+      <w:r>
+        <w:t xml:space="preserve">,</w:t>
+      </w:r>
+      <w:r>
+        <w:t xml:space="preserve"> </w:t>
+      </w:r>
+      <w:r>
+        <w:rPr>
+          <w:b/>
+          <w:bCs/>
+        </w:rPr>
+        <w:t xml:space="preserve">Patrice Pottier</w:t>
+      </w:r>
+      <w:r>
+        <w:rPr>
+          <w:vertAlign w:val="superscript"/>
+        </w:rPr>
+        <w:t xml:space="preserve">2</w:t>
+      </w:r>
+    </w:p>
+    <w:p>
+      <w:pPr>
+        <w:pStyle w:val="BodyText"/>
+      </w:pPr>
+      <w:r>
+        <w:rPr>
+          <w:vertAlign w:val="superscript"/>
+        </w:rPr>
+        <w:t xml:space="preserve">1</w:t>
+      </w:r>
+      <w:r>
+        <w:t xml:space="preserve">Division of Ecology and Evolution, Research School of Biology, Australian National University, Canberra, Australia.</w:t>
+      </w:r>
+      <w:r>
+        <w:t xml:space="preserve"> </w:t>
+      </w:r>
+      <w:r>
+        <w:rPr>
+          <w:vertAlign w:val="superscript"/>
+        </w:rPr>
+        <w:t xml:space="preserve">2</w:t>
+      </w:r>
+      <w:r>
+        <w:t xml:space="preserve">Department of Biological and Environmental Sciences, University of Gothenburg, Gothenburg, Sweden.</w:t>
+      </w:r>
+      <w:r>
+        <w:t xml:space="preserve"> </w:t>
+      </w:r>
+      <w:r>
+        <w:rPr>
+          <w:vertAlign w:val="superscript"/>
+        </w:rPr>
+        <w:t xml:space="preserve">*</w:t>
+      </w:r>
+      <w:r>
+        <w:t xml:space="preserve">Corresponding author: daniel.noble@anu.edu.au</w:t>
+      </w:r>
+    </w:p>
+    <w:p>
+      <w:pPr>
+        <w:pStyle w:val="BodyText"/>
+      </w:pPr>
+      <w:r>
+        <w:rPr>
+          <w:b/>
+          <w:bCs/>
+        </w:rPr>
+        <w:t xml:space="preserve">Abstract</w:t>
+      </w:r>
+    </w:p>
+    <w:p>
+      <w:pPr>
         <w:numPr>
           <w:ilvl w:val="0"/>
           <w:numId w:val="1001"/>
@@ -65,7 +167,6 @@
     </w:p>
     <w:p>
       <w:pPr>
-        <w:pStyle w:val="Abstract"/>
         <w:numPr>
           <w:ilvl w:val="0"/>
           <w:numId w:val="1001"/>
@@ -126,7 +227,6 @@
     </w:p>
     <w:p>
       <w:pPr>
-        <w:pStyle w:val="Abstract"/>
         <w:numPr>
           <w:ilvl w:val="0"/>
           <w:numId w:val="1001"/>
@@ -148,14 +248,31 @@
     </w:p>
     <w:p>
       <w:pPr>
-        <w:pStyle w:val="Abstract"/>
         <w:numPr>
           <w:ilvl w:val="0"/>
           <w:numId w:val="1001"/>
         </w:numPr>
       </w:pPr>
       <w:r>
-        <w:t xml:space="preserve">We show that the classical and Bayesian frameworks are equivalent, but that the hierarchical 4PL delivers properly propagated uncertainty, can account for complex hierarchical data (i.e., random effects), can accommodate censoring and overdispersion, , and unlocks outputs the two-step pipeline cannot provide (full survival surface, arbitrary mortality percentiles, decomposable between-group contrasts, dynamic-regime predictions). We provide reusable R helpers and recommend the hierarchical 4PL as the default analysis for new TDT data.</w:t>
+        <w:t xml:space="preserve">We show that the classical and Bayesian frameworks are equivalent, but that the hierarchical 4PL delivers properly propagated uncertainty, can account for complex hierarchical data (i.e., random effects), can accommodate censoring and overdispersion, and unlocks outputs the two-step pipeline cannot provide (full survival surface, arbitrary mortality percentiles, decomposable between-group contrasts, dynamic-regime predictions). We provide reusable R helpers and recommend the hierarchical 4PL as the default analysis for new TDT data.</w:t>
+      </w:r>
+    </w:p>
+    <w:p>
+      <w:pPr>
+        <w:pStyle w:val="FirstParagraph"/>
+      </w:pPr>
+      <w:r>
+        <w:rPr>
+          <w:b/>
+          <w:bCs/>
+        </w:rPr>
+        <w:t xml:space="preserve">Keywords:</w:t>
+      </w:r>
+      <w:r>
+        <w:t xml:space="preserve"> </w:t>
+      </w:r>
+      <w:r>
+        <w:t xml:space="preserve">thermal death time; tolerance landscape; hierarchical Bayesian model; 4-parameter logistic; heat injury; CTmax; ectotherm</w:t>
       </w:r>
     </w:p>
     <w:bookmarkStart w:id="20" w:name="introduction"/>
@@ -12061,36 +12178,6 @@
     <w:abstractNumId w:val="990"/>
   </w:num>
   <w:num w:numId="1001">
-    <w:abstractNumId w:val="99411"/>
-    <w:lvlOverride w:ilvl="0">
-      <w:startOverride w:val="1"/>
-    </w:lvlOverride>
-    <w:lvlOverride w:ilvl="1">
-      <w:startOverride w:val="1"/>
-    </w:lvlOverride>
-    <w:lvlOverride w:ilvl="2">
-      <w:startOverride w:val="1"/>
-    </w:lvlOverride>
-    <w:lvlOverride w:ilvl="3">
-      <w:startOverride w:val="1"/>
-    </w:lvlOverride>
-    <w:lvlOverride w:ilvl="4">
-      <w:startOverride w:val="1"/>
-    </w:lvlOverride>
-    <w:lvlOverride w:ilvl="5">
-      <w:startOverride w:val="1"/>
-    </w:lvlOverride>
-    <w:lvlOverride w:ilvl="6">
-      <w:startOverride w:val="1"/>
-    </w:lvlOverride>
-    <w:lvlOverride w:ilvl="7">
-      <w:startOverride w:val="1"/>
-    </w:lvlOverride>
-    <w:lvlOverride w:ilvl="8">
-      <w:startOverride w:val="1"/>
-    </w:lvlOverride>
-  </w:num>
-  <w:num w:numId="1002">
     <w:abstractNumId w:val="99411"/>
     <w:lvlOverride w:ilvl="0">
       <w:startOverride w:val="1"/>

--- a/_output/ms.docx
+++ b/_output/ms.docx
@@ -3906,7 +3906,7 @@
     </w:p>
     <w:bookmarkEnd w:id="23"/>
     <w:bookmarkEnd w:id="24"/>
-    <w:bookmarkStart w:id="29" w:name="X46eb6268dcffa0b752ad63ad3dfd63180af2bd8"/>
+    <w:bookmarkStart w:id="30" w:name="X46eb6268dcffa0b752ad63ad3dfd63180af2bd8"/>
     <w:p>
       <w:pPr>
         <w:pStyle w:val="Heading1"/>
@@ -6631,453 +6631,35 @@
         <w:t xml:space="preserve">. Regardless, we recommend using the correction factor as a safeguard. However, computing both the naive and corrected estimates and comparing them is a useful sensitivity check for whether the correction is needed in any given dataset.</w:t>
       </w:r>
     </w:p>
-    <w:bookmarkEnd w:id="29"/>
-    <w:bookmarkStart w:id="34" w:name="X748caa9d6c5389c1517c1b3b0c0fd7ca3896022"/>
-    <w:p>
-      <w:pPr>
-        <w:pStyle w:val="Heading1"/>
-      </w:pPr>
-      <w:r>
-        <w:t xml:space="preserve">Predicting heat injury and survival under dynamic thermal environments</w:t>
-      </w:r>
-    </w:p>
-    <w:p>
-      <w:pPr>
-        <w:pStyle w:val="FirstParagraph"/>
-      </w:pPr>
-      <w:r>
-        <w:t xml:space="preserve">A particularly powerful aspect of TLS models are their ability to translate dynamic temperature times series’ from nature to predict heat injury (HI) accumulation and thus population survival probability</w:t>
-      </w:r>
-      <w:r>
-        <w:t xml:space="preserve"> </w:t>
-      </w:r>
-      <w:r>
-        <w:t xml:space="preserve">(</w:t>
-      </w:r>
-      <w:hyperlink w:anchor="ref-jorgensen_unifying_2021">
-        <w:r>
-          <w:rPr>
-            <w:rStyle w:val="Hyperlink"/>
-          </w:rPr>
-          <w:t xml:space="preserve">Jørgensen</w:t>
-        </w:r>
-        <w:r>
-          <w:rPr>
-            <w:rStyle w:val="Hyperlink"/>
-          </w:rPr>
-          <w:t xml:space="preserve"> </w:t>
-        </w:r>
-        <w:r>
-          <w:rPr>
-            <w:rStyle w:val="Hyperlink"/>
-            <w:i/>
-            <w:iCs/>
-          </w:rPr>
-          <w:t xml:space="preserve">et al.</w:t>
-        </w:r>
-        <w:r>
-          <w:rPr>
-            <w:rStyle w:val="Hyperlink"/>
-          </w:rPr>
-          <w:t xml:space="preserve"> </w:t>
-        </w:r>
-        <w:r>
-          <w:rPr>
-            <w:rStyle w:val="Hyperlink"/>
-          </w:rPr>
-          <w:t xml:space="preserve">2021</w:t>
-        </w:r>
-      </w:hyperlink>
-      <w:r>
-        <w:t xml:space="preserve">;</w:t>
-      </w:r>
-      <w:r>
-        <w:t xml:space="preserve"> </w:t>
-      </w:r>
-      <w:hyperlink w:anchor="ref-li2023">
-        <w:r>
-          <w:rPr>
-            <w:rStyle w:val="Hyperlink"/>
-          </w:rPr>
-          <w:t xml:space="preserve">Li</w:t>
-        </w:r>
-        <w:r>
-          <w:rPr>
-            <w:rStyle w:val="Hyperlink"/>
-          </w:rPr>
-          <w:t xml:space="preserve"> </w:t>
-        </w:r>
-        <w:r>
-          <w:rPr>
-            <w:rStyle w:val="Hyperlink"/>
-            <w:i/>
-            <w:iCs/>
-          </w:rPr>
-          <w:t xml:space="preserve">et al.</w:t>
-        </w:r>
-        <w:r>
-          <w:rPr>
-            <w:rStyle w:val="Hyperlink"/>
-          </w:rPr>
-          <w:t xml:space="preserve"> </w:t>
-        </w:r>
-        <w:r>
-          <w:rPr>
-            <w:rStyle w:val="Hyperlink"/>
-          </w:rPr>
-          <w:t xml:space="preserve">2023</w:t>
-        </w:r>
-      </w:hyperlink>
-      <w:r>
-        <w:t xml:space="preserve">;</w:t>
-      </w:r>
-      <w:r>
-        <w:t xml:space="preserve"> </w:t>
-      </w:r>
-      <w:hyperlink w:anchor="ref-orsted_finding_2022">
-        <w:r>
-          <w:rPr>
-            <w:rStyle w:val="Hyperlink"/>
-          </w:rPr>
-          <w:t xml:space="preserve">Ørsted</w:t>
-        </w:r>
-        <w:r>
-          <w:rPr>
-            <w:rStyle w:val="Hyperlink"/>
-          </w:rPr>
-          <w:t xml:space="preserve"> </w:t>
-        </w:r>
-        <w:r>
-          <w:rPr>
-            <w:rStyle w:val="Hyperlink"/>
-            <w:i/>
-            <w:iCs/>
-          </w:rPr>
-          <w:t xml:space="preserve">et al.</w:t>
-        </w:r>
-        <w:r>
-          <w:rPr>
-            <w:rStyle w:val="Hyperlink"/>
-          </w:rPr>
-          <w:t xml:space="preserve"> </w:t>
-        </w:r>
-        <w:r>
-          <w:rPr>
-            <w:rStyle w:val="Hyperlink"/>
-          </w:rPr>
-          <w:t xml:space="preserve">2022</w:t>
-        </w:r>
-      </w:hyperlink>
-      <w:r>
-        <w:t xml:space="preserve">,</w:t>
-      </w:r>
-      <w:r>
-        <w:t xml:space="preserve"> </w:t>
-      </w:r>
-      <w:hyperlink w:anchor="ref-orsted_suzukii_2024">
-        <w:r>
-          <w:rPr>
-            <w:rStyle w:val="Hyperlink"/>
-          </w:rPr>
-          <w:t xml:space="preserve">2024</w:t>
-        </w:r>
-      </w:hyperlink>
-      <w:r>
-        <w:t xml:space="preserve">;</w:t>
-      </w:r>
-      <w:r>
-        <w:t xml:space="preserve"> </w:t>
-      </w:r>
-      <w:hyperlink w:anchor="ref-rezende_drosophila_mortality_2020">
-        <w:r>
-          <w:rPr>
-            <w:rStyle w:val="Hyperlink"/>
-          </w:rPr>
-          <w:t xml:space="preserve">Rezende</w:t>
-        </w:r>
-        <w:r>
-          <w:rPr>
-            <w:rStyle w:val="Hyperlink"/>
-          </w:rPr>
-          <w:t xml:space="preserve"> </w:t>
-        </w:r>
-        <w:r>
-          <w:rPr>
-            <w:rStyle w:val="Hyperlink"/>
-            <w:i/>
-            <w:iCs/>
-          </w:rPr>
-          <w:t xml:space="preserve">et al.</w:t>
-        </w:r>
-        <w:r>
-          <w:rPr>
-            <w:rStyle w:val="Hyperlink"/>
-          </w:rPr>
-          <w:t xml:space="preserve"> </w:t>
-        </w:r>
-        <w:r>
-          <w:rPr>
-            <w:rStyle w:val="Hyperlink"/>
-          </w:rPr>
-          <w:t xml:space="preserve">2020</w:t>
-        </w:r>
-      </w:hyperlink>
-      <w:r>
-        <w:t xml:space="preserve">)</w:t>
-      </w:r>
-      <w:r>
-        <w:t xml:space="preserve">. Heat injury accumulates as the time spent at a given temperature divided by the median lethal time at that temperature, integrated across the temperature trajectory</w:t>
-      </w:r>
-      <w:r>
-        <w:t xml:space="preserve"> </w:t>
-      </w:r>
-      <m:oMath>
-        <m:r>
-          <m:t>T</m:t>
-        </m:r>
-        <m:d>
-          <m:dPr>
-            <m:begChr m:val="("/>
-            <m:sepChr m:val=""/>
-            <m:endChr m:val=")"/>
-            <m:grow/>
-          </m:dPr>
-          <m:e>
-            <m:r>
-              <m:t>i</m:t>
-            </m:r>
-          </m:e>
-        </m:d>
-      </m:oMath>
-      <w:r>
-        <w:t xml:space="preserve"> </w:t>
-      </w:r>
-      <w:r>
-        <w:t xml:space="preserve">as follows:</w:t>
-      </w:r>
-    </w:p>
     <w:p>
       <w:pPr>
         <w:pStyle w:val="BodyText"/>
       </w:pPr>
-      <w:bookmarkStart w:id="30" w:name="eq-hi"/>
-      <m:oMathPara>
-        <m:oMathParaPr>
-          <m:jc m:val="center"/>
-        </m:oMathParaPr>
-        <m:oMath>
-          <m:r>
-            <m:t>H</m:t>
-          </m:r>
-          <m:r>
-            <m:t>I</m:t>
-          </m:r>
-          <m:d>
-            <m:dPr>
-              <m:begChr m:val="("/>
-              <m:sepChr m:val=""/>
-              <m:endChr m:val=")"/>
-              <m:grow/>
-            </m:dPr>
-            <m:e>
-              <m:r>
-                <m:t>t</m:t>
-              </m:r>
-            </m:e>
-          </m:d>
-          <m:r>
-            <m:t> </m:t>
-          </m:r>
-          <m:r>
-            <m:rPr>
-              <m:sty m:val="p"/>
-            </m:rPr>
-            <m:t>=</m:t>
-          </m:r>
-          <m:r>
-            <m:t> </m:t>
-          </m:r>
-          <m:r>
-            <m:t>100</m:t>
-          </m:r>
-          <m:nary>
-            <m:naryPr>
-              <m:chr m:val="∫"/>
-              <m:limLoc m:val="subSup"/>
-              <m:subHide m:val="off"/>
-              <m:supHide m:val="off"/>
-            </m:naryPr>
-            <m:sub>
-              <m:r>
-                <m:t>0</m:t>
-              </m:r>
-            </m:sub>
-            <m:sup>
-              <m:r>
-                <m:t>t</m:t>
-              </m:r>
-            </m:sup>
-            <m:e>
-              <m:sSup>
-                <m:e>
-                  <m:r>
-                    <m:t>10</m:t>
-                  </m:r>
-                </m:e>
-                <m:sup>
-                  <m:r>
-                    <m:t> </m:t>
-                  </m:r>
-                  <m:d>
-                    <m:dPr>
-                      <m:begChr m:val="("/>
-                      <m:sepChr m:val=""/>
-                      <m:endChr m:val=")"/>
-                      <m:grow/>
-                    </m:dPr>
-                    <m:e>
-                      <m:r>
-                        <m:t>T</m:t>
-                      </m:r>
-                      <m:d>
-                        <m:dPr>
-                          <m:begChr m:val="("/>
-                          <m:sepChr m:val=""/>
-                          <m:endChr m:val=")"/>
-                          <m:grow/>
-                        </m:dPr>
-                        <m:e>
-                          <m:r>
-                            <m:t>i</m:t>
-                          </m:r>
-                        </m:e>
-                      </m:d>
-                      <m:r>
-                        <m:t> </m:t>
-                      </m:r>
-                      <m:r>
-                        <m:rPr>
-                          <m:sty m:val="p"/>
-                        </m:rPr>
-                        <m:t>−</m:t>
-                      </m:r>
-                      <m:r>
-                        <m:t> </m:t>
-                      </m:r>
-                      <m:r>
-                        <m:t>C</m:t>
-                      </m:r>
-                      <m:sSub>
-                        <m:e>
-                          <m:r>
-                            <m:t>T</m:t>
-                          </m:r>
-                        </m:e>
-                        <m:sub>
-                          <m:r>
-                            <m:t>m</m:t>
-                          </m:r>
-                          <m:r>
-                            <m:t>a</m:t>
-                          </m:r>
-                          <m:sSub>
-                            <m:e>
-                              <m:r>
-                                <m:t>x</m:t>
-                              </m:r>
-                            </m:e>
-                            <m:sub>
-                              <m:r>
-                                <m:t>1</m:t>
-                              </m:r>
-                              <m:r>
-                                <m:rPr>
-                                  <m:nor/>
-                                  <m:sty m:val="p"/>
-                                </m:rPr>
-                                <m:t>hr</m:t>
-                              </m:r>
-                            </m:sub>
-                          </m:sSub>
-                        </m:sub>
-                      </m:sSub>
-                    </m:e>
-                  </m:d>
-                  <m:r>
-                    <m:rPr>
-                      <m:sty m:val="p"/>
-                    </m:rPr>
-                    <m:t>/</m:t>
-                  </m:r>
-                  <m:r>
-                    <m:t>z</m:t>
-                  </m:r>
-                </m:sup>
-              </m:sSup>
-            </m:e>
-          </m:nary>
-          <m:r>
-            <m:t> </m:t>
-          </m:r>
-          <m:r>
-            <m:t>d</m:t>
-          </m:r>
-          <m:r>
-            <m:t>i</m:t>
-          </m:r>
-          <m:r>
-            <m:rPr>
-              <m:sty m:val="p"/>
-            </m:rPr>
-            <m:t>,</m:t>
-          </m:r>
-          <m:r>
-            <m:t>  </m:t>
-          </m:r>
-          <m:d>
-            <m:dPr>
-              <m:begChr m:val="("/>
-              <m:sepChr m:val=""/>
-              <m:endChr m:val=")"/>
-              <m:grow/>
-            </m:dPr>
-            <m:e>
-              <m:r>
-                <m:t>7</m:t>
-              </m:r>
-            </m:e>
-          </m:d>
-        </m:oMath>
-      </m:oMathPara>
-      <w:bookmarkEnd w:id="30"/>
-    </w:p>
-    <w:p>
-      <w:pPr>
-        <w:pStyle w:val="FirstParagraph"/>
-      </w:pPr>
-      <w:r>
-        <w:t xml:space="preserve">where</w:t>
+      <w:r>
+        <w:t xml:space="preserve">The same derivation generalises beyond the median: the Bayesian dose-response fit gives access to</w:t>
+      </w:r>
+      <w:r>
+        <w:t xml:space="preserve"> </w:t>
+      </w:r>
+      <w:r>
+        <w:rPr>
+          <w:i/>
+          <w:iCs/>
+        </w:rPr>
+        <w:t xml:space="preserve">any</w:t>
+      </w:r>
+      <w:r>
+        <w:t xml:space="preserve"> </w:t>
+      </w:r>
+      <w:r>
+        <w:t xml:space="preserve">mortality percentile, not just</w:t>
       </w:r>
       <w:r>
         <w:t xml:space="preserve"> </w:t>
       </w:r>
       <m:oMath>
         <m:r>
-          <m:t>z</m:t>
-        </m:r>
-      </m:oMath>
-      <w:r>
-        <w:t xml:space="preserve"> </w:t>
-      </w:r>
-      <w:r>
-        <w:t xml:space="preserve">is the thermal sensitivity and</w:t>
-      </w:r>
-      <w:r>
-        <w:t xml:space="preserve"> </w:t>
-      </w:r>
-      <m:oMath>
-        <m:r>
-          <m:t>C</m:t>
+          <m:t>L</m:t>
         </m:r>
         <m:sSub>
           <m:e>
@@ -7087,30 +6669,8 @@
           </m:e>
           <m:sub>
             <m:r>
-              <m:t>m</m:t>
-            </m:r>
-            <m:r>
-              <m:t>a</m:t>
-            </m:r>
-            <m:sSub>
-              <m:e>
-                <m:r>
-                  <m:t>x</m:t>
-                </m:r>
-              </m:e>
-              <m:sub>
-                <m:r>
-                  <m:t>1</m:t>
-                </m:r>
-                <m:r>
-                  <m:rPr>
-                    <m:nor/>
-                    <m:sty m:val="p"/>
-                  </m:rPr>
-                  <m:t>hr</m:t>
-                </m:r>
-              </m:sub>
-            </m:sSub>
+              <m:t>50</m:t>
+            </m:r>
           </m:sub>
         </m:sSub>
       </m:oMath>
@@ -7118,31 +6678,107 @@
         <w:t xml:space="preserve"> </w:t>
       </w:r>
       <w:r>
-        <w:t xml:space="preserve">is the static temperature at which 50% of the population reaches the assayed endpoint after one hour of exposure. When</w:t>
+        <w:t xml:space="preserve">(</w:t>
+      </w:r>
+      <w:hyperlink w:anchor="ref-jorgensen_unifying_2021">
+        <w:r>
+          <w:rPr>
+            <w:rStyle w:val="Hyperlink"/>
+          </w:rPr>
+          <w:t xml:space="preserve">Jørgensen</w:t>
+        </w:r>
+        <w:r>
+          <w:rPr>
+            <w:rStyle w:val="Hyperlink"/>
+          </w:rPr>
+          <w:t xml:space="preserve"> </w:t>
+        </w:r>
+        <w:r>
+          <w:rPr>
+            <w:rStyle w:val="Hyperlink"/>
+            <w:i/>
+            <w:iCs/>
+          </w:rPr>
+          <w:t xml:space="preserve">et al.</w:t>
+        </w:r>
+        <w:r>
+          <w:rPr>
+            <w:rStyle w:val="Hyperlink"/>
+          </w:rPr>
+          <w:t xml:space="preserve"> </w:t>
+        </w:r>
+        <w:r>
+          <w:rPr>
+            <w:rStyle w:val="Hyperlink"/>
+          </w:rPr>
+          <w:t xml:space="preserve">2021</w:t>
+        </w:r>
+      </w:hyperlink>
+      <w:r>
+        <w:t xml:space="preserve">;</w:t>
+      </w:r>
+      <w:r>
+        <w:t xml:space="preserve"> </w:t>
+      </w:r>
+      <w:hyperlink w:anchor="ref-rezende_drosophila_mortality_2020">
+        <w:r>
+          <w:rPr>
+            <w:rStyle w:val="Hyperlink"/>
+          </w:rPr>
+          <w:t xml:space="preserve">Rezende</w:t>
+        </w:r>
+        <w:r>
+          <w:rPr>
+            <w:rStyle w:val="Hyperlink"/>
+          </w:rPr>
+          <w:t xml:space="preserve"> </w:t>
+        </w:r>
+        <w:r>
+          <w:rPr>
+            <w:rStyle w:val="Hyperlink"/>
+            <w:i/>
+            <w:iCs/>
+          </w:rPr>
+          <w:t xml:space="preserve">et al.</w:t>
+        </w:r>
+        <w:r>
+          <w:rPr>
+            <w:rStyle w:val="Hyperlink"/>
+          </w:rPr>
+          <w:t xml:space="preserve"> </w:t>
+        </w:r>
+        <w:r>
+          <w:rPr>
+            <w:rStyle w:val="Hyperlink"/>
+          </w:rPr>
+          <w:t xml:space="preserve">2020</w:t>
+        </w:r>
+      </w:hyperlink>
+      <w:r>
+        <w:t xml:space="preserve">)</w:t>
+      </w:r>
+      <w:r>
+        <w:t xml:space="preserve">. Setting</w:t>
       </w:r>
       <w:r>
         <w:t xml:space="preserve"> </w:t>
       </w:r>
       <m:oMath>
-        <m:r>
-          <m:t>H</m:t>
-        </m:r>
-        <m:r>
-          <m:t>I</m:t>
-        </m:r>
-        <m:d>
-          <m:dPr>
-            <m:begChr m:val="("/>
-            <m:sepChr m:val=""/>
-            <m:endChr m:val=")"/>
-            <m:grow/>
-          </m:dPr>
+        <m:sSub>
           <m:e>
             <m:r>
-              <m:t>t</m:t>
+              <m:t>p</m:t>
             </m:r>
           </m:e>
-        </m:d>
+          <m:sub>
+            <m:r>
+              <m:t>i</m:t>
+            </m:r>
+            <m:r>
+              <m:t>j</m:t>
+            </m:r>
+          </m:sub>
+        </m:sSub>
         <m:r>
           <m:rPr>
             <m:sty m:val="p"/>
@@ -7150,17 +6786,40 @@
           <m:t>=</m:t>
         </m:r>
         <m:r>
-          <m:t>100</m:t>
+          <m:t>x</m:t>
         </m:r>
         <m:r>
           <m:rPr>
             <m:sty m:val="p"/>
           </m:rPr>
-          <m:t>%</m:t>
+          <m:t>/</m:t>
+        </m:r>
+        <m:r>
+          <m:t>100</m:t>
         </m:r>
       </m:oMath>
       <w:r>
-        <w:t xml:space="preserve">, the cumulative dose equals one</w:t>
+        <w:t xml:space="preserve"> </w:t>
+      </w:r>
+      <w:r>
+        <w:t xml:space="preserve">in</w:t>
+      </w:r>
+      <w:r>
+        <w:t xml:space="preserve"> </w:t>
+      </w:r>
+      <w:hyperlink w:anchor="eq-4pl">
+        <w:r>
+          <w:rPr>
+            <w:rStyle w:val="Hyperlink"/>
+          </w:rPr>
+          <w:t xml:space="preserve">Equation 2</w:t>
+        </w:r>
+      </w:hyperlink>
+      <w:r>
+        <w:t xml:space="preserve"> </w:t>
+      </w:r>
+      <w:r>
+        <w:t xml:space="preserve">and following the same algebra used for</w:t>
       </w:r>
       <w:r>
         <w:t xml:space="preserve"> </w:t>
@@ -7183,1337 +6842,7 @@
         </m:sSub>
       </m:oMath>
       <w:r>
-        <w:t xml:space="preserve"> </w:t>
-      </w:r>
-      <w:r>
-        <w:t xml:space="preserve">at the 1-hour reference, predicting 50% mortality (or 50% loss of the assayed sublethal endpoint, e.g. fertility;</w:t>
-      </w:r>
-      <w:r>
-        <w:t xml:space="preserve"> </w:t>
-      </w:r>
-      <w:r>
-        <w:t xml:space="preserve">Ørsted</w:t>
-      </w:r>
-      <w:r>
-        <w:t xml:space="preserve"> </w:t>
-      </w:r>
-      <w:r>
-        <w:rPr>
-          <w:i/>
-          <w:iCs/>
-        </w:rPr>
-        <w:t xml:space="preserve">et al.</w:t>
-      </w:r>
-      <w:r>
-        <w:t xml:space="preserve"> </w:t>
-      </w:r>
-      <w:r>
-        <w:t xml:space="preserve">(</w:t>
-      </w:r>
-      <w:hyperlink w:anchor="ref-orsted_suzukii_2024">
-        <w:r>
-          <w:rPr>
-            <w:rStyle w:val="Hyperlink"/>
-          </w:rPr>
-          <w:t xml:space="preserve">2024</w:t>
-        </w:r>
-      </w:hyperlink>
-      <w:r>
-        <w:t xml:space="preserve">)</w:t>
-      </w:r>
-      <w:r>
-        <w:t xml:space="preserve">). Injury accumulates only when</w:t>
-      </w:r>
-      <w:r>
-        <w:t xml:space="preserve"> </w:t>
-      </w:r>
-      <m:oMath>
-        <m:r>
-          <m:t>T</m:t>
-        </m:r>
-        <m:d>
-          <m:dPr>
-            <m:begChr m:val="("/>
-            <m:sepChr m:val=""/>
-            <m:endChr m:val=")"/>
-            <m:grow/>
-          </m:dPr>
-          <m:e>
-            <m:r>
-              <m:t>i</m:t>
-            </m:r>
-          </m:e>
-        </m:d>
-      </m:oMath>
-      <w:r>
-        <w:t xml:space="preserve"> </w:t>
-      </w:r>
-      <w:r>
-        <w:t xml:space="preserve">exceeds a critical temperature</w:t>
-      </w:r>
-      <w:r>
-        <w:t xml:space="preserve"> </w:t>
-      </w:r>
-      <m:oMath>
-        <m:sSub>
-          <m:e>
-            <m:r>
-              <m:t>T</m:t>
-            </m:r>
-          </m:e>
-          <m:sub>
-            <m:r>
-              <m:t>c</m:t>
-            </m:r>
-          </m:sub>
-        </m:sSub>
-      </m:oMath>
-      <w:r>
-        <w:t xml:space="preserve"> </w:t>
-      </w:r>
-      <w:r>
-        <w:t xml:space="preserve">below which damage is repaired as fast as it accrues</w:t>
-      </w:r>
-      <w:r>
-        <w:t xml:space="preserve"> </w:t>
-      </w:r>
-      <w:r>
-        <w:t xml:space="preserve">(</w:t>
-      </w:r>
-      <w:hyperlink w:anchor="ref-jorgensen_unifying_2021">
-        <w:r>
-          <w:rPr>
-            <w:rStyle w:val="Hyperlink"/>
-          </w:rPr>
-          <w:t xml:space="preserve">Jørgensen</w:t>
-        </w:r>
-        <w:r>
-          <w:rPr>
-            <w:rStyle w:val="Hyperlink"/>
-          </w:rPr>
-          <w:t xml:space="preserve"> </w:t>
-        </w:r>
-        <w:r>
-          <w:rPr>
-            <w:rStyle w:val="Hyperlink"/>
-            <w:i/>
-            <w:iCs/>
-          </w:rPr>
-          <w:t xml:space="preserve">et al.</w:t>
-        </w:r>
-        <w:r>
-          <w:rPr>
-            <w:rStyle w:val="Hyperlink"/>
-          </w:rPr>
-          <w:t xml:space="preserve"> </w:t>
-        </w:r>
-        <w:r>
-          <w:rPr>
-            <w:rStyle w:val="Hyperlink"/>
-          </w:rPr>
-          <w:t xml:space="preserve">2021</w:t>
-        </w:r>
-      </w:hyperlink>
-      <w:r>
-        <w:t xml:space="preserve">;</w:t>
-      </w:r>
-      <w:r>
-        <w:t xml:space="preserve"> </w:t>
-      </w:r>
-      <w:hyperlink w:anchor="ref-orsted_finding_2022">
-        <w:r>
-          <w:rPr>
-            <w:rStyle w:val="Hyperlink"/>
-          </w:rPr>
-          <w:t xml:space="preserve">Ørsted</w:t>
-        </w:r>
-        <w:r>
-          <w:rPr>
-            <w:rStyle w:val="Hyperlink"/>
-          </w:rPr>
-          <w:t xml:space="preserve"> </w:t>
-        </w:r>
-        <w:r>
-          <w:rPr>
-            <w:rStyle w:val="Hyperlink"/>
-            <w:i/>
-            <w:iCs/>
-          </w:rPr>
-          <w:t xml:space="preserve">et al.</w:t>
-        </w:r>
-        <w:r>
-          <w:rPr>
-            <w:rStyle w:val="Hyperlink"/>
-          </w:rPr>
-          <w:t xml:space="preserve"> </w:t>
-        </w:r>
-        <w:r>
-          <w:rPr>
-            <w:rStyle w:val="Hyperlink"/>
-          </w:rPr>
-          <w:t xml:space="preserve">2022</w:t>
-        </w:r>
-      </w:hyperlink>
-      <w:r>
-        <w:t xml:space="preserve">)</w:t>
-      </w:r>
-      <w:r>
-        <w:t xml:space="preserve">. Field temperature records are typically available at hourly resolution.</w:t>
-      </w:r>
-      <w:r>
-        <w:t xml:space="preserve"> </w:t>
-      </w:r>
-      <w:hyperlink w:anchor="eq-hi">
-        <w:r>
-          <w:rPr>
-            <w:rStyle w:val="Hyperlink"/>
-          </w:rPr>
-          <w:t xml:space="preserve">Equation 7</w:t>
-        </w:r>
-      </w:hyperlink>
-      <w:r>
-        <w:t xml:space="preserve"> </w:t>
-      </w:r>
-      <w:r>
-        <w:t xml:space="preserve">can then be evaluated by summing</w:t>
-      </w:r>
-      <w:r>
-        <w:t xml:space="preserve"> </w:t>
-      </w:r>
-      <m:oMath>
-        <m:r>
-          <m:t>100</m:t>
-        </m:r>
-        <m:r>
-          <m:rPr>
-            <m:sty m:val="p"/>
-          </m:rPr>
-          <m:t>⋅</m:t>
-        </m:r>
-        <m:sSup>
-          <m:e>
-            <m:r>
-              <m:t>10</m:t>
-            </m:r>
-          </m:e>
-          <m:sup>
-            <m:d>
-              <m:dPr>
-                <m:begChr m:val="("/>
-                <m:sepChr m:val=""/>
-                <m:endChr m:val=")"/>
-                <m:grow/>
-              </m:dPr>
-              <m:e>
-                <m:sSub>
-                  <m:e>
-                    <m:r>
-                      <m:t>T</m:t>
-                    </m:r>
-                  </m:e>
-                  <m:sub>
-                    <m:r>
-                      <m:t>i</m:t>
-                    </m:r>
-                  </m:sub>
-                </m:sSub>
-                <m:r>
-                  <m:rPr>
-                    <m:sty m:val="p"/>
-                  </m:rPr>
-                  <m:t>−</m:t>
-                </m:r>
-                <m:r>
-                  <m:t>C</m:t>
-                </m:r>
-                <m:sSub>
-                  <m:e>
-                    <m:r>
-                      <m:t>T</m:t>
-                    </m:r>
-                  </m:e>
-                  <m:sub>
-                    <m:r>
-                      <m:t>m</m:t>
-                    </m:r>
-                    <m:r>
-                      <m:t>a</m:t>
-                    </m:r>
-                    <m:sSub>
-                      <m:e>
-                        <m:r>
-                          <m:t>x</m:t>
-                        </m:r>
-                      </m:e>
-                      <m:sub>
-                        <m:r>
-                          <m:t>1</m:t>
-                        </m:r>
-                        <m:r>
-                          <m:rPr>
-                            <m:nor/>
-                            <m:sty m:val="p"/>
-                          </m:rPr>
-                          <m:t>hr</m:t>
-                        </m:r>
-                      </m:sub>
-                    </m:sSub>
-                  </m:sub>
-                </m:sSub>
-              </m:e>
-            </m:d>
-            <m:r>
-              <m:rPr>
-                <m:sty m:val="p"/>
-              </m:rPr>
-              <m:t>/</m:t>
-            </m:r>
-            <m:r>
-              <m:t>z</m:t>
-            </m:r>
-          </m:sup>
-        </m:sSup>
-      </m:oMath>
-      <w:r>
-        <w:t xml:space="preserve"> </w:t>
-      </w:r>
-      <w:r>
-        <w:t xml:space="preserve">across each hourly interval whose temperature</w:t>
-      </w:r>
-      <w:r>
-        <w:t xml:space="preserve"> </w:t>
-      </w:r>
-      <m:oMath>
-        <m:sSub>
-          <m:e>
-            <m:r>
-              <m:t>T</m:t>
-            </m:r>
-          </m:e>
-          <m:sub>
-            <m:r>
-              <m:t>i</m:t>
-            </m:r>
-          </m:sub>
-        </m:sSub>
-      </m:oMath>
-      <w:r>
-        <w:t xml:space="preserve"> </w:t>
-      </w:r>
-      <w:r>
-        <w:t xml:space="preserve">exceeds</w:t>
-      </w:r>
-      <w:r>
-        <w:t xml:space="preserve"> </w:t>
-      </w:r>
-      <m:oMath>
-        <m:sSub>
-          <m:e>
-            <m:r>
-              <m:t>T</m:t>
-            </m:r>
-          </m:e>
-          <m:sub>
-            <m:r>
-              <m:t>c</m:t>
-            </m:r>
-          </m:sub>
-        </m:sSub>
-      </m:oMath>
-      <w:r>
-        <w:t xml:space="preserve">, following the implementations in</w:t>
-      </w:r>
-      <w:r>
-        <w:t xml:space="preserve"> </w:t>
-      </w:r>
-      <w:r>
-        <w:t xml:space="preserve">Jørgensen</w:t>
-      </w:r>
-      <w:r>
-        <w:t xml:space="preserve"> </w:t>
-      </w:r>
-      <w:r>
-        <w:rPr>
-          <w:i/>
-          <w:iCs/>
-        </w:rPr>
-        <w:t xml:space="preserve">et al.</w:t>
-      </w:r>
-      <w:r>
-        <w:t xml:space="preserve"> </w:t>
-      </w:r>
-      <w:r>
-        <w:t xml:space="preserve">(</w:t>
-      </w:r>
-      <w:hyperlink w:anchor="ref-jorgensen_unifying_2021">
-        <w:r>
-          <w:rPr>
-            <w:rStyle w:val="Hyperlink"/>
-          </w:rPr>
-          <w:t xml:space="preserve">2021</w:t>
-        </w:r>
-      </w:hyperlink>
-      <w:r>
-        <w:t xml:space="preserve">)</w:t>
-      </w:r>
-      <w:r>
-        <w:t xml:space="preserve">,</w:t>
-      </w:r>
-      <w:r>
-        <w:t xml:space="preserve"> </w:t>
-      </w:r>
-      <w:r>
-        <w:t xml:space="preserve">Ørsted</w:t>
-      </w:r>
-      <w:r>
-        <w:t xml:space="preserve"> </w:t>
-      </w:r>
-      <w:r>
-        <w:rPr>
-          <w:i/>
-          <w:iCs/>
-        </w:rPr>
-        <w:t xml:space="preserve">et al.</w:t>
-      </w:r>
-      <w:r>
-        <w:t xml:space="preserve"> </w:t>
-      </w:r>
-      <w:r>
-        <w:t xml:space="preserve">(</w:t>
-      </w:r>
-      <w:hyperlink w:anchor="ref-orsted_suzukii_2024">
-        <w:r>
-          <w:rPr>
-            <w:rStyle w:val="Hyperlink"/>
-          </w:rPr>
-          <w:t xml:space="preserve">2024</w:t>
-        </w:r>
-      </w:hyperlink>
-      <w:r>
-        <w:t xml:space="preserve">)</w:t>
-      </w:r>
-      <w:r>
-        <w:t xml:space="preserve">, and</w:t>
-      </w:r>
-      <w:r>
-        <w:t xml:space="preserve"> </w:t>
-      </w:r>
-      <w:r>
-        <w:t xml:space="preserve">Li</w:t>
-      </w:r>
-      <w:r>
-        <w:t xml:space="preserve"> </w:t>
-      </w:r>
-      <w:r>
-        <w:rPr>
-          <w:i/>
-          <w:iCs/>
-        </w:rPr>
-        <w:t xml:space="preserve">et al.</w:t>
-      </w:r>
-      <w:r>
-        <w:t xml:space="preserve"> </w:t>
-      </w:r>
-      <w:r>
-        <w:t xml:space="preserve">(</w:t>
-      </w:r>
-      <w:hyperlink w:anchor="ref-li2023">
-        <w:r>
-          <w:rPr>
-            <w:rStyle w:val="Hyperlink"/>
-          </w:rPr>
-          <w:t xml:space="preserve">2023</w:t>
-        </w:r>
-      </w:hyperlink>
-      <w:r>
-        <w:t xml:space="preserve">)</w:t>
-      </w:r>
-      <w:r>
-        <w:t xml:space="preserve">. To propagate uncertainty,</w:t>
-      </w:r>
-      <w:r>
-        <w:t xml:space="preserve"> </w:t>
-      </w:r>
-      <m:oMath>
-        <m:r>
-          <m:t>z</m:t>
-        </m:r>
-      </m:oMath>
-      <w:r>
-        <w:t xml:space="preserve"> </w:t>
-      </w:r>
-      <w:r>
-        <w:t xml:space="preserve">and</w:t>
-      </w:r>
-      <w:r>
-        <w:t xml:space="preserve"> </w:t>
-      </w:r>
-      <m:oMath>
-        <m:r>
-          <m:t>C</m:t>
-        </m:r>
-        <m:sSub>
-          <m:e>
-            <m:r>
-              <m:t>T</m:t>
-            </m:r>
-          </m:e>
-          <m:sub>
-            <m:r>
-              <m:t>m</m:t>
-            </m:r>
-            <m:r>
-              <m:t>a</m:t>
-            </m:r>
-            <m:sSub>
-              <m:e>
-                <m:r>
-                  <m:t>x</m:t>
-                </m:r>
-              </m:e>
-              <m:sub>
-                <m:r>
-                  <m:t>1</m:t>
-                </m:r>
-                <m:r>
-                  <m:rPr>
-                    <m:nor/>
-                    <m:sty m:val="p"/>
-                  </m:rPr>
-                  <m:t>hr</m:t>
-                </m:r>
-              </m:sub>
-            </m:sSub>
-          </m:sub>
-        </m:sSub>
-      </m:oMath>
-      <w:r>
-        <w:t xml:space="preserve">, calculated from our Bayesian dose-response model can be used to calculate</w:t>
-      </w:r>
-      <w:r>
-        <w:t xml:space="preserve"> </w:t>
-      </w:r>
-      <m:oMath>
-        <m:r>
-          <m:t>H</m:t>
-        </m:r>
-        <m:r>
-          <m:t>I</m:t>
-        </m:r>
-        <m:d>
-          <m:dPr>
-            <m:begChr m:val="("/>
-            <m:sepChr m:val=""/>
-            <m:endChr m:val=")"/>
-            <m:grow/>
-          </m:dPr>
-          <m:e>
-            <m:r>
-              <m:t>t</m:t>
-            </m:r>
-          </m:e>
-        </m:d>
-      </m:oMath>
-      <w:r>
-        <w:t xml:space="preserve"> </w:t>
-      </w:r>
-      <w:r>
-        <w:t xml:space="preserve">through time by substituting samples from the posterior distribution for each parameter into</w:t>
-      </w:r>
-      <w:r>
-        <w:t xml:space="preserve"> </w:t>
-      </w:r>
-      <w:hyperlink w:anchor="eq-hi">
-        <w:r>
-          <w:rPr>
-            <w:rStyle w:val="Hyperlink"/>
-          </w:rPr>
-          <w:t xml:space="preserve">Equation 7</w:t>
-        </w:r>
-      </w:hyperlink>
-      <w:r>
-        <w:t xml:space="preserve">.</w:t>
-      </w:r>
-    </w:p>
-    <w:p>
-      <w:pPr>
-        <w:pStyle w:val="BodyText"/>
-      </w:pPr>
-      <w:r>
-        <w:t xml:space="preserve">A more natural prediction to make may instead be the population-level survival probability over time. This has the advantage of allowing for a direct connection to population dynamical models which typically use survival, growth and fecundity as vital rates for population-level predictions</w:t>
-      </w:r>
-      <w:r>
-        <w:t xml:space="preserve"> </w:t>
-      </w:r>
-      <w:r>
-        <w:t xml:space="preserve">(</w:t>
-      </w:r>
-      <w:hyperlink w:anchor="ref-noble2026">
-        <w:r>
-          <w:rPr>
-            <w:rStyle w:val="Hyperlink"/>
-          </w:rPr>
-          <w:t xml:space="preserve">Noble</w:t>
-        </w:r>
-        <w:r>
-          <w:rPr>
-            <w:rStyle w:val="Hyperlink"/>
-          </w:rPr>
-          <w:t xml:space="preserve"> </w:t>
-        </w:r>
-        <w:r>
-          <w:rPr>
-            <w:rStyle w:val="Hyperlink"/>
-            <w:i/>
-            <w:iCs/>
-          </w:rPr>
-          <w:t xml:space="preserve">et al.</w:t>
-        </w:r>
-        <w:r>
-          <w:rPr>
-            <w:rStyle w:val="Hyperlink"/>
-          </w:rPr>
-          <w:t xml:space="preserve"> </w:t>
-        </w:r>
-        <w:r>
-          <w:rPr>
-            <w:rStyle w:val="Hyperlink"/>
-          </w:rPr>
-          <w:t xml:space="preserve">2026</w:t>
-        </w:r>
-      </w:hyperlink>
-      <w:r>
-        <w:t xml:space="preserve">)</w:t>
-      </w:r>
-      <w:r>
-        <w:t xml:space="preserve">. To predict survival, we can calculate the</w:t>
-      </w:r>
-      <w:r>
-        <w:t xml:space="preserve"> </w:t>
-      </w:r>
-      <w:r>
-        <w:rPr>
-          <w:i/>
-          <w:iCs/>
-        </w:rPr>
-        <w:t xml:space="preserve">effective exposure time</w:t>
-      </w:r>
-      <w:r>
-        <w:t xml:space="preserve"> </w:t>
-      </w:r>
-      <w:r>
-        <w:t xml:space="preserve">at a chosen reference temperature</w:t>
-      </w:r>
-      <w:r>
-        <w:t xml:space="preserve"> </w:t>
-      </w:r>
-      <m:oMath>
-        <m:sSub>
-          <m:e>
-            <m:r>
-              <m:t>T</m:t>
-            </m:r>
-          </m:e>
-          <m:sub>
-            <m:r>
-              <m:rPr>
-                <m:nor/>
-                <m:sty m:val="p"/>
-              </m:rPr>
-              <m:t>ref</m:t>
-            </m:r>
-          </m:sub>
-        </m:sSub>
-      </m:oMath>
-      <w:r>
-        <w:t xml:space="preserve">. More effective time is accumulated at hot temperatures and less at cool ones, in proportion to the scaling factor</w:t>
-      </w:r>
-      <w:r>
-        <w:t xml:space="preserve"> </w:t>
-      </w:r>
-      <m:oMath>
-        <m:sSup>
-          <m:e>
-            <m:r>
-              <m:t>10</m:t>
-            </m:r>
-          </m:e>
-          <m:sup>
-            <m:d>
-              <m:dPr>
-                <m:begChr m:val="("/>
-                <m:sepChr m:val=""/>
-                <m:endChr m:val=")"/>
-                <m:grow/>
-              </m:dPr>
-              <m:e>
-                <m:r>
-                  <m:t>T</m:t>
-                </m:r>
-                <m:d>
-                  <m:dPr>
-                    <m:begChr m:val="("/>
-                    <m:sepChr m:val=""/>
-                    <m:endChr m:val=")"/>
-                    <m:grow/>
-                  </m:dPr>
-                  <m:e>
-                    <m:r>
-                      <m:t>i</m:t>
-                    </m:r>
-                  </m:e>
-                </m:d>
-                <m:r>
-                  <m:rPr>
-                    <m:sty m:val="p"/>
-                  </m:rPr>
-                  <m:t>−</m:t>
-                </m:r>
-                <m:sSub>
-                  <m:e>
-                    <m:r>
-                      <m:t>T</m:t>
-                    </m:r>
-                  </m:e>
-                  <m:sub>
-                    <m:r>
-                      <m:rPr>
-                        <m:nor/>
-                        <m:sty m:val="p"/>
-                      </m:rPr>
-                      <m:t>ref</m:t>
-                    </m:r>
-                  </m:sub>
-                </m:sSub>
-              </m:e>
-            </m:d>
-            <m:r>
-              <m:rPr>
-                <m:sty m:val="p"/>
-              </m:rPr>
-              <m:t>/</m:t>
-            </m:r>
-            <m:r>
-              <m:t>z</m:t>
-            </m:r>
-          </m:sup>
-        </m:sSup>
-      </m:oMath>
-      <w:r>
-        <w:t xml:space="preserve">,</w:t>
-      </w:r>
-    </w:p>
-    <w:p>
-      <w:pPr>
-        <w:pStyle w:val="BodyText"/>
-      </w:pPr>
-      <w:bookmarkStart w:id="31" w:name="eq-tau-eff"/>
-      <m:oMathPara>
-        <m:oMathParaPr>
-          <m:jc m:val="center"/>
-        </m:oMathParaPr>
-        <m:oMath>
-          <m:sSub>
-            <m:e>
-              <m:r>
-                <m:t>τ</m:t>
-              </m:r>
-            </m:e>
-            <m:sub>
-              <m:r>
-                <m:rPr>
-                  <m:nor/>
-                  <m:sty m:val="p"/>
-                </m:rPr>
-                <m:t>eff</m:t>
-              </m:r>
-            </m:sub>
-          </m:sSub>
-          <m:d>
-            <m:dPr>
-              <m:begChr m:val="("/>
-              <m:sepChr m:val=""/>
-              <m:endChr m:val=")"/>
-              <m:grow/>
-            </m:dPr>
-            <m:e>
-              <m:r>
-                <m:t>t</m:t>
-              </m:r>
-            </m:e>
-          </m:d>
-          <m:r>
-            <m:t> </m:t>
-          </m:r>
-          <m:r>
-            <m:rPr>
-              <m:sty m:val="p"/>
-            </m:rPr>
-            <m:t>=</m:t>
-          </m:r>
-          <m:r>
-            <m:t> </m:t>
-          </m:r>
-          <m:nary>
-            <m:naryPr>
-              <m:chr m:val="∫"/>
-              <m:limLoc m:val="subSup"/>
-              <m:subHide m:val="off"/>
-              <m:supHide m:val="off"/>
-            </m:naryPr>
-            <m:sub>
-              <m:r>
-                <m:t>0</m:t>
-              </m:r>
-            </m:sub>
-            <m:sup>
-              <m:r>
-                <m:t>t</m:t>
-              </m:r>
-            </m:sup>
-            <m:e>
-              <m:sSup>
-                <m:e>
-                  <m:r>
-                    <m:t>10</m:t>
-                  </m:r>
-                </m:e>
-                <m:sup>
-                  <m:r>
-                    <m:t> </m:t>
-                  </m:r>
-                  <m:d>
-                    <m:dPr>
-                      <m:begChr m:val="("/>
-                      <m:sepChr m:val=""/>
-                      <m:endChr m:val=")"/>
-                      <m:grow/>
-                    </m:dPr>
-                    <m:e>
-                      <m:r>
-                        <m:t>T</m:t>
-                      </m:r>
-                      <m:d>
-                        <m:dPr>
-                          <m:begChr m:val="("/>
-                          <m:sepChr m:val=""/>
-                          <m:endChr m:val=")"/>
-                          <m:grow/>
-                        </m:dPr>
-                        <m:e>
-                          <m:r>
-                            <m:t>i</m:t>
-                          </m:r>
-                        </m:e>
-                      </m:d>
-                      <m:r>
-                        <m:rPr>
-                          <m:sty m:val="p"/>
-                        </m:rPr>
-                        <m:t>−</m:t>
-                      </m:r>
-                      <m:sSub>
-                        <m:e>
-                          <m:r>
-                            <m:t>T</m:t>
-                          </m:r>
-                        </m:e>
-                        <m:sub>
-                          <m:r>
-                            <m:rPr>
-                              <m:nor/>
-                              <m:sty m:val="p"/>
-                            </m:rPr>
-                            <m:t>ref</m:t>
-                          </m:r>
-                        </m:sub>
-                      </m:sSub>
-                    </m:e>
-                  </m:d>
-                  <m:r>
-                    <m:rPr>
-                      <m:sty m:val="p"/>
-                    </m:rPr>
-                    <m:t>/</m:t>
-                  </m:r>
-                  <m:r>
-                    <m:t>z</m:t>
-                  </m:r>
-                </m:sup>
-              </m:sSup>
-            </m:e>
-          </m:nary>
-          <m:r>
-            <m:t> </m:t>
-          </m:r>
-          <m:r>
-            <m:t>d</m:t>
-          </m:r>
-          <m:r>
-            <m:t>i</m:t>
-          </m:r>
-          <m:r>
-            <m:rPr>
-              <m:sty m:val="p"/>
-            </m:rPr>
-            <m:t>,</m:t>
-          </m:r>
-          <m:r>
-            <m:t>  </m:t>
-          </m:r>
-          <m:d>
-            <m:dPr>
-              <m:begChr m:val="("/>
-              <m:sepChr m:val=""/>
-              <m:endChr m:val=")"/>
-              <m:grow/>
-            </m:dPr>
-            <m:e>
-              <m:r>
-                <m:t>8</m:t>
-              </m:r>
-            </m:e>
-          </m:d>
-        </m:oMath>
-      </m:oMathPara>
-      <w:bookmarkEnd w:id="31"/>
-    </w:p>
-    <w:p>
-      <w:pPr>
-        <w:pStyle w:val="FirstParagraph"/>
-      </w:pPr>
-      <w:r>
-        <w:t xml:space="preserve">We can then evaluate the 4PL surface once at the cumulative effective exposure to obtain the predicted population-level survival fraction at every point in the trajectory:</w:t>
-      </w:r>
-    </w:p>
-    <w:p>
-      <w:pPr>
-        <w:pStyle w:val="BodyText"/>
-      </w:pPr>
-      <w:bookmarkStart w:id="32" w:name="eq-S-pred"/>
-      <m:oMathPara>
-        <m:oMathParaPr>
-          <m:jc m:val="center"/>
-        </m:oMathParaPr>
-        <m:oMath>
-          <m:sSub>
-            <m:e>
-              <m:r>
-                <m:t>S</m:t>
-              </m:r>
-            </m:e>
-            <m:sub>
-              <m:r>
-                <m:rPr>
-                  <m:nor/>
-                  <m:sty m:val="p"/>
-                </m:rPr>
-                <m:t>pred</m:t>
-              </m:r>
-            </m:sub>
-          </m:sSub>
-          <m:d>
-            <m:dPr>
-              <m:begChr m:val="("/>
-              <m:sepChr m:val=""/>
-              <m:endChr m:val=")"/>
-              <m:grow/>
-            </m:dPr>
-            <m:e>
-              <m:r>
-                <m:t>t</m:t>
-              </m:r>
-            </m:e>
-          </m:d>
-          <m:r>
-            <m:t> </m:t>
-          </m:r>
-          <m:r>
-            <m:rPr>
-              <m:sty m:val="p"/>
-            </m:rPr>
-            <m:t>=</m:t>
-          </m:r>
-          <m:r>
-            <m:t> </m:t>
-          </m:r>
-          <m:r>
-            <m:t>S</m:t>
-          </m:r>
-          <m:r>
-            <m:t>​</m:t>
-          </m:r>
-          <m:d>
-            <m:dPr>
-              <m:begChr m:val="("/>
-              <m:sepChr m:val=""/>
-              <m:endChr m:val=")"/>
-              <m:grow/>
-            </m:dPr>
-            <m:e>
-              <m:sSub>
-                <m:e>
-                  <m:r>
-                    <m:t>T</m:t>
-                  </m:r>
-                </m:e>
-                <m:sub>
-                  <m:r>
-                    <m:rPr>
-                      <m:nor/>
-                      <m:sty m:val="p"/>
-                    </m:rPr>
-                    <m:t>ref</m:t>
-                  </m:r>
-                </m:sub>
-              </m:sSub>
-              <m:r>
-                <m:rPr>
-                  <m:sty m:val="p"/>
-                </m:rPr>
-                <m:t>,</m:t>
-              </m:r>
-              <m:r>
-                <m:t> </m:t>
-              </m:r>
-              <m:sSub>
-                <m:e>
-                  <m:r>
-                    <m:t>τ</m:t>
-                  </m:r>
-                </m:e>
-                <m:sub>
-                  <m:r>
-                    <m:rPr>
-                      <m:nor/>
-                      <m:sty m:val="p"/>
-                    </m:rPr>
-                    <m:t>eff</m:t>
-                  </m:r>
-                </m:sub>
-              </m:sSub>
-              <m:d>
-                <m:dPr>
-                  <m:begChr m:val="("/>
-                  <m:sepChr m:val=""/>
-                  <m:endChr m:val=")"/>
-                  <m:grow/>
-                </m:dPr>
-                <m:e>
-                  <m:r>
-                    <m:t>t</m:t>
-                  </m:r>
-                </m:e>
-              </m:d>
-            </m:e>
-          </m:d>
-          <m:r>
-            <m:rPr>
-              <m:sty m:val="p"/>
-            </m:rPr>
-            <m:t>.</m:t>
-          </m:r>
-          <m:r>
-            <m:t>  </m:t>
-          </m:r>
-          <m:d>
-            <m:dPr>
-              <m:begChr m:val="("/>
-              <m:sepChr m:val=""/>
-              <m:endChr m:val=")"/>
-              <m:grow/>
-            </m:dPr>
-            <m:e>
-              <m:r>
-                <m:t>9</m:t>
-              </m:r>
-            </m:e>
-          </m:d>
-        </m:oMath>
-      </m:oMathPara>
-      <w:bookmarkEnd w:id="32"/>
-    </w:p>
-    <w:p>
-      <w:pPr>
-        <w:pStyle w:val="FirstParagraph"/>
-      </w:pPr>
-      <w:r>
-        <w:t xml:space="preserve">Here</w:t>
-      </w:r>
-      <w:r>
-        <w:t xml:space="preserve"> </w:t>
-      </w:r>
-      <m:oMath>
-        <m:r>
-          <m:t>S</m:t>
-        </m:r>
-        <m:d>
-          <m:dPr>
-            <m:begChr m:val="("/>
-            <m:sepChr m:val=""/>
-            <m:endChr m:val=")"/>
-            <m:grow/>
-          </m:dPr>
-          <m:e>
-            <m:r>
-              <m:t>T</m:t>
-            </m:r>
-            <m:r>
-              <m:rPr>
-                <m:sty m:val="p"/>
-              </m:rPr>
-              <m:t>,</m:t>
-            </m:r>
-            <m:r>
-              <m:t>τ</m:t>
-            </m:r>
-          </m:e>
-        </m:d>
-      </m:oMath>
-      <w:r>
-        <w:t xml:space="preserve"> </w:t>
-      </w:r>
-      <w:r>
-        <w:t xml:space="preserve">is the survival surface fitted by the dose-response model, so</w:t>
-      </w:r>
-      <w:r>
-        <w:t xml:space="preserve"> </w:t>
-      </w:r>
-      <m:oMath>
-        <m:sSub>
-          <m:e>
-            <m:r>
-              <m:t>S</m:t>
-            </m:r>
-          </m:e>
-          <m:sub>
-            <m:r>
-              <m:rPr>
-                <m:nor/>
-                <m:sty m:val="p"/>
-              </m:rPr>
-              <m:t>pred</m:t>
-            </m:r>
-          </m:sub>
-        </m:sSub>
-        <m:d>
-          <m:dPr>
-            <m:begChr m:val="("/>
-            <m:sepChr m:val=""/>
-            <m:endChr m:val=")"/>
-            <m:grow/>
-          </m:dPr>
-          <m:e>
-            <m:r>
-              <m:t>t</m:t>
-            </m:r>
-          </m:e>
-        </m:d>
-      </m:oMath>
-      <w:r>
-        <w:t xml:space="preserve"> </w:t>
-      </w:r>
-      <w:r>
-        <w:t xml:space="preserve">is the survival probability for an organism held at</w:t>
-      </w:r>
-      <w:r>
-        <w:t xml:space="preserve"> </w:t>
-      </w:r>
-      <w:r>
-        <w:rPr>
-          <w:i/>
-          <w:iCs/>
-        </w:rPr>
-        <w:t xml:space="preserve">constant</w:t>
-      </w:r>
-      <w:r>
-        <w:t xml:space="preserve"> </w:t>
-      </w:r>
-      <m:oMath>
-        <m:sSub>
-          <m:e>
-            <m:r>
-              <m:t>T</m:t>
-            </m:r>
-          </m:e>
-          <m:sub>
-            <m:r>
-              <m:rPr>
-                <m:nor/>
-                <m:sty m:val="p"/>
-              </m:rPr>
-              <m:t>ref</m:t>
-            </m:r>
-          </m:sub>
-        </m:sSub>
-      </m:oMath>
-      <w:r>
-        <w:t xml:space="preserve"> </w:t>
-      </w:r>
-      <w:r>
-        <w:t xml:space="preserve">after exposure duration</w:t>
-      </w:r>
-      <w:r>
-        <w:t xml:space="preserve"> </w:t>
-      </w:r>
-      <m:oMath>
-        <m:sSub>
-          <m:e>
-            <m:r>
-              <m:t>τ</m:t>
-            </m:r>
-          </m:e>
-          <m:sub>
-            <m:r>
-              <m:rPr>
-                <m:nor/>
-                <m:sty m:val="p"/>
-              </m:rPr>
-              <m:t>eff</m:t>
-            </m:r>
-          </m:sub>
-        </m:sSub>
-        <m:d>
-          <m:dPr>
-            <m:begChr m:val="("/>
-            <m:sepChr m:val=""/>
-            <m:endChr m:val=")"/>
-            <m:grow/>
-          </m:dPr>
-          <m:e>
-            <m:r>
-              <m:t>t</m:t>
-            </m:r>
-          </m:e>
-        </m:d>
-      </m:oMath>
-      <w:r>
-        <w:t xml:space="preserve">.</w:t>
-      </w:r>
-    </w:p>
-    <w:p>
-      <w:pPr>
-        <w:pStyle w:val="BodyText"/>
-      </w:pPr>
-      <w:r>
-        <w:t xml:space="preserve">If calculating</w:t>
-      </w:r>
-      <w:r>
-        <w:t xml:space="preserve"> </w:t>
-      </w:r>
-      <m:oMath>
-        <m:r>
-          <m:t>H</m:t>
-        </m:r>
-        <m:r>
-          <m:t>I</m:t>
-        </m:r>
-      </m:oMath>
-      <w:r>
-        <w:t xml:space="preserve">, it is important to realise that the Bayesian dose-response model can also be used directly to calculate</w:t>
-      </w:r>
-      <w:r>
-        <w:t xml:space="preserve"> </w:t>
-      </w:r>
-      <m:oMath>
-        <m:r>
-          <m:t>H</m:t>
-        </m:r>
-        <m:r>
-          <m:t>I</m:t>
-        </m:r>
-      </m:oMath>
-      <w:r>
-        <w:t xml:space="preserve"> </w:t>
-      </w:r>
-      <w:r>
-        <w:t xml:space="preserve">at any survival threshold that is of interest</w:t>
-      </w:r>
-      <w:r>
-        <w:t xml:space="preserve"> </w:t>
-      </w:r>
-      <w:r>
-        <w:t xml:space="preserve">(</w:t>
-      </w:r>
-      <w:hyperlink w:anchor="ref-jorgensen_unifying_2021">
-        <w:r>
-          <w:rPr>
-            <w:rStyle w:val="Hyperlink"/>
-          </w:rPr>
-          <w:t xml:space="preserve">Jørgensen</w:t>
-        </w:r>
-        <w:r>
-          <w:rPr>
-            <w:rStyle w:val="Hyperlink"/>
-          </w:rPr>
-          <w:t xml:space="preserve"> </w:t>
-        </w:r>
-        <w:r>
-          <w:rPr>
-            <w:rStyle w:val="Hyperlink"/>
-            <w:i/>
-            <w:iCs/>
-          </w:rPr>
-          <w:t xml:space="preserve">et al.</w:t>
-        </w:r>
-        <w:r>
-          <w:rPr>
-            <w:rStyle w:val="Hyperlink"/>
-          </w:rPr>
-          <w:t xml:space="preserve"> </w:t>
-        </w:r>
-        <w:r>
-          <w:rPr>
-            <w:rStyle w:val="Hyperlink"/>
-          </w:rPr>
-          <w:t xml:space="preserve">2021</w:t>
-        </w:r>
-      </w:hyperlink>
-      <w:r>
-        <w:t xml:space="preserve">;</w:t>
-      </w:r>
-      <w:r>
-        <w:t xml:space="preserve"> </w:t>
-      </w:r>
-      <w:hyperlink w:anchor="ref-rezende_drosophila_mortality_2020">
-        <w:r>
-          <w:rPr>
-            <w:rStyle w:val="Hyperlink"/>
-          </w:rPr>
-          <w:t xml:space="preserve">Rezende</w:t>
-        </w:r>
-        <w:r>
-          <w:rPr>
-            <w:rStyle w:val="Hyperlink"/>
-          </w:rPr>
-          <w:t xml:space="preserve"> </w:t>
-        </w:r>
-        <w:r>
-          <w:rPr>
-            <w:rStyle w:val="Hyperlink"/>
-            <w:i/>
-            <w:iCs/>
-          </w:rPr>
-          <w:t xml:space="preserve">et al.</w:t>
-        </w:r>
-        <w:r>
-          <w:rPr>
-            <w:rStyle w:val="Hyperlink"/>
-          </w:rPr>
-          <w:t xml:space="preserve"> </w:t>
-        </w:r>
-        <w:r>
-          <w:rPr>
-            <w:rStyle w:val="Hyperlink"/>
-          </w:rPr>
-          <w:t xml:space="preserve">2020</w:t>
-        </w:r>
-      </w:hyperlink>
-      <w:r>
-        <w:t xml:space="preserve">)</w:t>
-      </w:r>
-      <w:r>
-        <w:t xml:space="preserve">. For example, the same posterior samples of</w:t>
+        <w:t xml:space="preserve">, the posterior samples of</w:t>
       </w:r>
       <w:r>
         <w:t xml:space="preserve"> </w:t>
@@ -8580,33 +6909,7 @@
         <w:t xml:space="preserve"> </w:t>
       </w:r>
       <w:r>
-        <w:t xml:space="preserve">give access to any percentile</w:t>
-      </w:r>
-      <w:r>
-        <w:t xml:space="preserve"> </w:t>
-      </w:r>
-      <m:oMath>
-        <m:r>
-          <m:t>L</m:t>
-        </m:r>
-        <m:sSub>
-          <m:e>
-            <m:r>
-              <m:t>T</m:t>
-            </m:r>
-          </m:e>
-          <m:sub>
-            <m:r>
-              <m:t>x</m:t>
-            </m:r>
-          </m:sub>
-        </m:sSub>
-      </m:oMath>
-      <w:r>
-        <w:t xml:space="preserve"> </w:t>
-      </w:r>
-      <w:r>
-        <w:t xml:space="preserve">(the time at which</w:t>
+        <w:t xml:space="preserve">deliver the time at which</w:t>
       </w:r>
       <w:r>
         <w:t xml:space="preserve"> </w:t>
@@ -8626,14 +6929,14 @@
         <w:t xml:space="preserve"> </w:t>
       </w:r>
       <w:r>
-        <w:t xml:space="preserve">of the population reaches the assayed endpoint) as follows:</w:t>
+        <w:t xml:space="preserve">of the population reaches the assayed endpoint:</w:t>
       </w:r>
     </w:p>
     <w:p>
       <w:pPr>
         <w:pStyle w:val="BodyText"/>
       </w:pPr>
-      <w:bookmarkStart w:id="33" w:name="eq-LTx"/>
+      <w:bookmarkStart w:id="29" w:name="eq-LTx"/>
       <m:oMathPara>
         <m:oMathParaPr>
           <m:jc m:val="center"/>
@@ -8821,6 +7124,1722 @@
             </m:dPr>
             <m:e>
               <m:r>
+                <m:t>7</m:t>
+              </m:r>
+            </m:e>
+          </m:d>
+        </m:oMath>
+      </m:oMathPara>
+      <w:bookmarkEnd w:id="29"/>
+    </w:p>
+    <w:p>
+      <w:pPr>
+        <w:pStyle w:val="FirstParagraph"/>
+      </w:pPr>
+      <w:r>
+        <w:t xml:space="preserve">Varying</w:t>
+      </w:r>
+      <w:r>
+        <w:t xml:space="preserve"> </w:t>
+      </w:r>
+      <m:oMath>
+        <m:r>
+          <m:t>x</m:t>
+        </m:r>
+      </m:oMath>
+      <w:r>
+        <w:t xml:space="preserve"> </w:t>
+      </w:r>
+      <w:r>
+        <w:t xml:space="preserve">in</w:t>
+      </w:r>
+      <w:r>
+        <w:t xml:space="preserve"> </w:t>
+      </w:r>
+      <w:hyperlink w:anchor="eq-LTx">
+        <w:r>
+          <w:rPr>
+            <w:rStyle w:val="Hyperlink"/>
+          </w:rPr>
+          <w:t xml:space="preserve">Equation 7</w:t>
+        </w:r>
+      </w:hyperlink>
+      <w:r>
+        <w:t xml:space="preserve"> </w:t>
+      </w:r>
+      <w:r>
+        <w:t xml:space="preserve">then yields any threshold of interest. For instance,</w:t>
+      </w:r>
+      <w:r>
+        <w:t xml:space="preserve"> </w:t>
+      </w:r>
+      <m:oMath>
+        <m:r>
+          <m:t>L</m:t>
+        </m:r>
+        <m:sSub>
+          <m:e>
+            <m:r>
+              <m:t>T</m:t>
+            </m:r>
+          </m:e>
+          <m:sub>
+            <m:r>
+              <m:t>10</m:t>
+            </m:r>
+          </m:sub>
+        </m:sSub>
+      </m:oMath>
+      <w:r>
+        <w:t xml:space="preserve"> </w:t>
+      </w:r>
+      <w:r>
+        <w:t xml:space="preserve">marks the onset of early mortality — useful for risk management — while</w:t>
+      </w:r>
+      <w:r>
+        <w:t xml:space="preserve"> </w:t>
+      </w:r>
+      <m:oMath>
+        <m:r>
+          <m:t>L</m:t>
+        </m:r>
+        <m:sSub>
+          <m:e>
+            <m:r>
+              <m:t>T</m:t>
+            </m:r>
+          </m:e>
+          <m:sub>
+            <m:r>
+              <m:t>90</m:t>
+            </m:r>
+          </m:sub>
+        </m:sSub>
+      </m:oMath>
+      <w:r>
+        <w:t xml:space="preserve"> </w:t>
+      </w:r>
+      <w:r>
+        <w:t xml:space="preserve">is closer to a population-collapse threshold. As with</w:t>
+      </w:r>
+      <w:r>
+        <w:t xml:space="preserve"> </w:t>
+      </w:r>
+      <m:oMath>
+        <m:r>
+          <m:t>L</m:t>
+        </m:r>
+        <m:sSub>
+          <m:e>
+            <m:r>
+              <m:t>T</m:t>
+            </m:r>
+          </m:e>
+          <m:sub>
+            <m:r>
+              <m:t>50</m:t>
+            </m:r>
+          </m:sub>
+        </m:sSub>
+      </m:oMath>
+      <w:r>
+        <w:t xml:space="preserve">, every prediction inherits the joint posterior, so uncertainty bands can be reported alongside the population-level median.</w:t>
+      </w:r>
+    </w:p>
+    <w:bookmarkEnd w:id="30"/>
+    <w:bookmarkStart w:id="34" w:name="X748caa9d6c5389c1517c1b3b0c0fd7ca3896022"/>
+    <w:p>
+      <w:pPr>
+        <w:pStyle w:val="Heading1"/>
+      </w:pPr>
+      <w:r>
+        <w:t xml:space="preserve">Predicting heat injury and survival under dynamic thermal environments</w:t>
+      </w:r>
+    </w:p>
+    <w:p>
+      <w:pPr>
+        <w:pStyle w:val="FirstParagraph"/>
+      </w:pPr>
+      <w:r>
+        <w:t xml:space="preserve">A particularly powerful aspect of TLS models are their ability to translate dynamic temperature times series’ from nature to predict heat injury (HI) accumulation and thus population survival probability</w:t>
+      </w:r>
+      <w:r>
+        <w:t xml:space="preserve"> </w:t>
+      </w:r>
+      <w:r>
+        <w:t xml:space="preserve">(</w:t>
+      </w:r>
+      <w:hyperlink w:anchor="ref-jorgensen_unifying_2021">
+        <w:r>
+          <w:rPr>
+            <w:rStyle w:val="Hyperlink"/>
+          </w:rPr>
+          <w:t xml:space="preserve">Jørgensen</w:t>
+        </w:r>
+        <w:r>
+          <w:rPr>
+            <w:rStyle w:val="Hyperlink"/>
+          </w:rPr>
+          <w:t xml:space="preserve"> </w:t>
+        </w:r>
+        <w:r>
+          <w:rPr>
+            <w:rStyle w:val="Hyperlink"/>
+            <w:i/>
+            <w:iCs/>
+          </w:rPr>
+          <w:t xml:space="preserve">et al.</w:t>
+        </w:r>
+        <w:r>
+          <w:rPr>
+            <w:rStyle w:val="Hyperlink"/>
+          </w:rPr>
+          <w:t xml:space="preserve"> </w:t>
+        </w:r>
+        <w:r>
+          <w:rPr>
+            <w:rStyle w:val="Hyperlink"/>
+          </w:rPr>
+          <w:t xml:space="preserve">2021</w:t>
+        </w:r>
+      </w:hyperlink>
+      <w:r>
+        <w:t xml:space="preserve">;</w:t>
+      </w:r>
+      <w:r>
+        <w:t xml:space="preserve"> </w:t>
+      </w:r>
+      <w:hyperlink w:anchor="ref-li2023">
+        <w:r>
+          <w:rPr>
+            <w:rStyle w:val="Hyperlink"/>
+          </w:rPr>
+          <w:t xml:space="preserve">Li</w:t>
+        </w:r>
+        <w:r>
+          <w:rPr>
+            <w:rStyle w:val="Hyperlink"/>
+          </w:rPr>
+          <w:t xml:space="preserve"> </w:t>
+        </w:r>
+        <w:r>
+          <w:rPr>
+            <w:rStyle w:val="Hyperlink"/>
+            <w:i/>
+            <w:iCs/>
+          </w:rPr>
+          <w:t xml:space="preserve">et al.</w:t>
+        </w:r>
+        <w:r>
+          <w:rPr>
+            <w:rStyle w:val="Hyperlink"/>
+          </w:rPr>
+          <w:t xml:space="preserve"> </w:t>
+        </w:r>
+        <w:r>
+          <w:rPr>
+            <w:rStyle w:val="Hyperlink"/>
+          </w:rPr>
+          <w:t xml:space="preserve">2023</w:t>
+        </w:r>
+      </w:hyperlink>
+      <w:r>
+        <w:t xml:space="preserve">;</w:t>
+      </w:r>
+      <w:r>
+        <w:t xml:space="preserve"> </w:t>
+      </w:r>
+      <w:hyperlink w:anchor="ref-orsted_finding_2022">
+        <w:r>
+          <w:rPr>
+            <w:rStyle w:val="Hyperlink"/>
+          </w:rPr>
+          <w:t xml:space="preserve">Ørsted</w:t>
+        </w:r>
+        <w:r>
+          <w:rPr>
+            <w:rStyle w:val="Hyperlink"/>
+          </w:rPr>
+          <w:t xml:space="preserve"> </w:t>
+        </w:r>
+        <w:r>
+          <w:rPr>
+            <w:rStyle w:val="Hyperlink"/>
+            <w:i/>
+            <w:iCs/>
+          </w:rPr>
+          <w:t xml:space="preserve">et al.</w:t>
+        </w:r>
+        <w:r>
+          <w:rPr>
+            <w:rStyle w:val="Hyperlink"/>
+          </w:rPr>
+          <w:t xml:space="preserve"> </w:t>
+        </w:r>
+        <w:r>
+          <w:rPr>
+            <w:rStyle w:val="Hyperlink"/>
+          </w:rPr>
+          <w:t xml:space="preserve">2022</w:t>
+        </w:r>
+      </w:hyperlink>
+      <w:r>
+        <w:t xml:space="preserve">,</w:t>
+      </w:r>
+      <w:r>
+        <w:t xml:space="preserve"> </w:t>
+      </w:r>
+      <w:hyperlink w:anchor="ref-orsted_suzukii_2024">
+        <w:r>
+          <w:rPr>
+            <w:rStyle w:val="Hyperlink"/>
+          </w:rPr>
+          <w:t xml:space="preserve">2024</w:t>
+        </w:r>
+      </w:hyperlink>
+      <w:r>
+        <w:t xml:space="preserve">;</w:t>
+      </w:r>
+      <w:r>
+        <w:t xml:space="preserve"> </w:t>
+      </w:r>
+      <w:hyperlink w:anchor="ref-rezende_drosophila_mortality_2020">
+        <w:r>
+          <w:rPr>
+            <w:rStyle w:val="Hyperlink"/>
+          </w:rPr>
+          <w:t xml:space="preserve">Rezende</w:t>
+        </w:r>
+        <w:r>
+          <w:rPr>
+            <w:rStyle w:val="Hyperlink"/>
+          </w:rPr>
+          <w:t xml:space="preserve"> </w:t>
+        </w:r>
+        <w:r>
+          <w:rPr>
+            <w:rStyle w:val="Hyperlink"/>
+            <w:i/>
+            <w:iCs/>
+          </w:rPr>
+          <w:t xml:space="preserve">et al.</w:t>
+        </w:r>
+        <w:r>
+          <w:rPr>
+            <w:rStyle w:val="Hyperlink"/>
+          </w:rPr>
+          <w:t xml:space="preserve"> </w:t>
+        </w:r>
+        <w:r>
+          <w:rPr>
+            <w:rStyle w:val="Hyperlink"/>
+          </w:rPr>
+          <w:t xml:space="preserve">2020</w:t>
+        </w:r>
+      </w:hyperlink>
+      <w:r>
+        <w:t xml:space="preserve">)</w:t>
+      </w:r>
+      <w:r>
+        <w:t xml:space="preserve">. Heat injury accumulates as the time spent at a given temperature divided by the median lethal time at that temperature, integrated across the temperature trajectory</w:t>
+      </w:r>
+      <w:r>
+        <w:t xml:space="preserve"> </w:t>
+      </w:r>
+      <m:oMath>
+        <m:r>
+          <m:t>T</m:t>
+        </m:r>
+        <m:d>
+          <m:dPr>
+            <m:begChr m:val="("/>
+            <m:sepChr m:val=""/>
+            <m:endChr m:val=")"/>
+            <m:grow/>
+          </m:dPr>
+          <m:e>
+            <m:r>
+              <m:t>i</m:t>
+            </m:r>
+          </m:e>
+        </m:d>
+      </m:oMath>
+      <w:r>
+        <w:t xml:space="preserve"> </w:t>
+      </w:r>
+      <w:r>
+        <w:t xml:space="preserve">as follows:</w:t>
+      </w:r>
+    </w:p>
+    <w:p>
+      <w:pPr>
+        <w:pStyle w:val="BodyText"/>
+      </w:pPr>
+      <w:bookmarkStart w:id="31" w:name="eq-hi"/>
+      <m:oMathPara>
+        <m:oMathParaPr>
+          <m:jc m:val="center"/>
+        </m:oMathParaPr>
+        <m:oMath>
+          <m:r>
+            <m:t>H</m:t>
+          </m:r>
+          <m:r>
+            <m:t>I</m:t>
+          </m:r>
+          <m:d>
+            <m:dPr>
+              <m:begChr m:val="("/>
+              <m:sepChr m:val=""/>
+              <m:endChr m:val=")"/>
+              <m:grow/>
+            </m:dPr>
+            <m:e>
+              <m:r>
+                <m:t>t</m:t>
+              </m:r>
+            </m:e>
+          </m:d>
+          <m:r>
+            <m:t> </m:t>
+          </m:r>
+          <m:r>
+            <m:rPr>
+              <m:sty m:val="p"/>
+            </m:rPr>
+            <m:t>=</m:t>
+          </m:r>
+          <m:r>
+            <m:t> </m:t>
+          </m:r>
+          <m:r>
+            <m:t>100</m:t>
+          </m:r>
+          <m:nary>
+            <m:naryPr>
+              <m:chr m:val="∫"/>
+              <m:limLoc m:val="subSup"/>
+              <m:subHide m:val="off"/>
+              <m:supHide m:val="off"/>
+            </m:naryPr>
+            <m:sub>
+              <m:r>
+                <m:t>0</m:t>
+              </m:r>
+            </m:sub>
+            <m:sup>
+              <m:r>
+                <m:t>t</m:t>
+              </m:r>
+            </m:sup>
+            <m:e>
+              <m:sSup>
+                <m:e>
+                  <m:r>
+                    <m:t>10</m:t>
+                  </m:r>
+                </m:e>
+                <m:sup>
+                  <m:r>
+                    <m:t> </m:t>
+                  </m:r>
+                  <m:d>
+                    <m:dPr>
+                      <m:begChr m:val="("/>
+                      <m:sepChr m:val=""/>
+                      <m:endChr m:val=")"/>
+                      <m:grow/>
+                    </m:dPr>
+                    <m:e>
+                      <m:r>
+                        <m:t>T</m:t>
+                      </m:r>
+                      <m:d>
+                        <m:dPr>
+                          <m:begChr m:val="("/>
+                          <m:sepChr m:val=""/>
+                          <m:endChr m:val=")"/>
+                          <m:grow/>
+                        </m:dPr>
+                        <m:e>
+                          <m:r>
+                            <m:t>i</m:t>
+                          </m:r>
+                        </m:e>
+                      </m:d>
+                      <m:r>
+                        <m:t> </m:t>
+                      </m:r>
+                      <m:r>
+                        <m:rPr>
+                          <m:sty m:val="p"/>
+                        </m:rPr>
+                        <m:t>−</m:t>
+                      </m:r>
+                      <m:r>
+                        <m:t> </m:t>
+                      </m:r>
+                      <m:r>
+                        <m:t>C</m:t>
+                      </m:r>
+                      <m:sSub>
+                        <m:e>
+                          <m:r>
+                            <m:t>T</m:t>
+                          </m:r>
+                        </m:e>
+                        <m:sub>
+                          <m:r>
+                            <m:t>m</m:t>
+                          </m:r>
+                          <m:r>
+                            <m:t>a</m:t>
+                          </m:r>
+                          <m:sSub>
+                            <m:e>
+                              <m:r>
+                                <m:t>x</m:t>
+                              </m:r>
+                            </m:e>
+                            <m:sub>
+                              <m:r>
+                                <m:t>1</m:t>
+                              </m:r>
+                              <m:r>
+                                <m:rPr>
+                                  <m:nor/>
+                                  <m:sty m:val="p"/>
+                                </m:rPr>
+                                <m:t>hr</m:t>
+                              </m:r>
+                            </m:sub>
+                          </m:sSub>
+                        </m:sub>
+                      </m:sSub>
+                    </m:e>
+                  </m:d>
+                  <m:r>
+                    <m:rPr>
+                      <m:sty m:val="p"/>
+                    </m:rPr>
+                    <m:t>/</m:t>
+                  </m:r>
+                  <m:r>
+                    <m:t>z</m:t>
+                  </m:r>
+                </m:sup>
+              </m:sSup>
+            </m:e>
+          </m:nary>
+          <m:r>
+            <m:t> </m:t>
+          </m:r>
+          <m:r>
+            <m:t>d</m:t>
+          </m:r>
+          <m:r>
+            <m:t>i</m:t>
+          </m:r>
+          <m:r>
+            <m:rPr>
+              <m:sty m:val="p"/>
+            </m:rPr>
+            <m:t>,</m:t>
+          </m:r>
+          <m:r>
+            <m:t>  </m:t>
+          </m:r>
+          <m:d>
+            <m:dPr>
+              <m:begChr m:val="("/>
+              <m:sepChr m:val=""/>
+              <m:endChr m:val=")"/>
+              <m:grow/>
+            </m:dPr>
+            <m:e>
+              <m:r>
+                <m:t>8</m:t>
+              </m:r>
+            </m:e>
+          </m:d>
+        </m:oMath>
+      </m:oMathPara>
+      <w:bookmarkEnd w:id="31"/>
+    </w:p>
+    <w:p>
+      <w:pPr>
+        <w:pStyle w:val="FirstParagraph"/>
+      </w:pPr>
+      <w:r>
+        <w:t xml:space="preserve">where</w:t>
+      </w:r>
+      <w:r>
+        <w:t xml:space="preserve"> </w:t>
+      </w:r>
+      <m:oMath>
+        <m:r>
+          <m:t>z</m:t>
+        </m:r>
+      </m:oMath>
+      <w:r>
+        <w:t xml:space="preserve"> </w:t>
+      </w:r>
+      <w:r>
+        <w:t xml:space="preserve">is the thermal sensitivity and</w:t>
+      </w:r>
+      <w:r>
+        <w:t xml:space="preserve"> </w:t>
+      </w:r>
+      <m:oMath>
+        <m:r>
+          <m:t>C</m:t>
+        </m:r>
+        <m:sSub>
+          <m:e>
+            <m:r>
+              <m:t>T</m:t>
+            </m:r>
+          </m:e>
+          <m:sub>
+            <m:r>
+              <m:t>m</m:t>
+            </m:r>
+            <m:r>
+              <m:t>a</m:t>
+            </m:r>
+            <m:sSub>
+              <m:e>
+                <m:r>
+                  <m:t>x</m:t>
+                </m:r>
+              </m:e>
+              <m:sub>
+                <m:r>
+                  <m:t>1</m:t>
+                </m:r>
+                <m:r>
+                  <m:rPr>
+                    <m:nor/>
+                    <m:sty m:val="p"/>
+                  </m:rPr>
+                  <m:t>hr</m:t>
+                </m:r>
+              </m:sub>
+            </m:sSub>
+          </m:sub>
+        </m:sSub>
+      </m:oMath>
+      <w:r>
+        <w:t xml:space="preserve"> </w:t>
+      </w:r>
+      <w:r>
+        <w:t xml:space="preserve">is the static temperature at which 50% of the population reaches the assayed endpoint after one hour of exposure. When</w:t>
+      </w:r>
+      <w:r>
+        <w:t xml:space="preserve"> </w:t>
+      </w:r>
+      <m:oMath>
+        <m:r>
+          <m:t>H</m:t>
+        </m:r>
+        <m:r>
+          <m:t>I</m:t>
+        </m:r>
+        <m:d>
+          <m:dPr>
+            <m:begChr m:val="("/>
+            <m:sepChr m:val=""/>
+            <m:endChr m:val=")"/>
+            <m:grow/>
+          </m:dPr>
+          <m:e>
+            <m:r>
+              <m:t>t</m:t>
+            </m:r>
+          </m:e>
+        </m:d>
+        <m:r>
+          <m:rPr>
+            <m:sty m:val="p"/>
+          </m:rPr>
+          <m:t>=</m:t>
+        </m:r>
+        <m:r>
+          <m:t>100</m:t>
+        </m:r>
+        <m:r>
+          <m:rPr>
+            <m:sty m:val="p"/>
+          </m:rPr>
+          <m:t>%</m:t>
+        </m:r>
+      </m:oMath>
+      <w:r>
+        <w:t xml:space="preserve">, the cumulative dose equals one</w:t>
+      </w:r>
+      <w:r>
+        <w:t xml:space="preserve"> </w:t>
+      </w:r>
+      <m:oMath>
+        <m:r>
+          <m:t>L</m:t>
+        </m:r>
+        <m:sSub>
+          <m:e>
+            <m:r>
+              <m:t>T</m:t>
+            </m:r>
+          </m:e>
+          <m:sub>
+            <m:r>
+              <m:t>50</m:t>
+            </m:r>
+          </m:sub>
+        </m:sSub>
+      </m:oMath>
+      <w:r>
+        <w:t xml:space="preserve"> </w:t>
+      </w:r>
+      <w:r>
+        <w:t xml:space="preserve">at the 1-hour reference, predicting 50% mortality (or 50% loss of the assayed sublethal endpoint, e.g. fertility;</w:t>
+      </w:r>
+      <w:r>
+        <w:t xml:space="preserve"> </w:t>
+      </w:r>
+      <w:r>
+        <w:t xml:space="preserve">Ørsted</w:t>
+      </w:r>
+      <w:r>
+        <w:t xml:space="preserve"> </w:t>
+      </w:r>
+      <w:r>
+        <w:rPr>
+          <w:i/>
+          <w:iCs/>
+        </w:rPr>
+        <w:t xml:space="preserve">et al.</w:t>
+      </w:r>
+      <w:r>
+        <w:t xml:space="preserve"> </w:t>
+      </w:r>
+      <w:r>
+        <w:t xml:space="preserve">(</w:t>
+      </w:r>
+      <w:hyperlink w:anchor="ref-orsted_suzukii_2024">
+        <w:r>
+          <w:rPr>
+            <w:rStyle w:val="Hyperlink"/>
+          </w:rPr>
+          <w:t xml:space="preserve">2024</w:t>
+        </w:r>
+      </w:hyperlink>
+      <w:r>
+        <w:t xml:space="preserve">)</w:t>
+      </w:r>
+      <w:r>
+        <w:t xml:space="preserve">). Injury accumulates only when</w:t>
+      </w:r>
+      <w:r>
+        <w:t xml:space="preserve"> </w:t>
+      </w:r>
+      <m:oMath>
+        <m:r>
+          <m:t>T</m:t>
+        </m:r>
+        <m:d>
+          <m:dPr>
+            <m:begChr m:val="("/>
+            <m:sepChr m:val=""/>
+            <m:endChr m:val=")"/>
+            <m:grow/>
+          </m:dPr>
+          <m:e>
+            <m:r>
+              <m:t>i</m:t>
+            </m:r>
+          </m:e>
+        </m:d>
+      </m:oMath>
+      <w:r>
+        <w:t xml:space="preserve"> </w:t>
+      </w:r>
+      <w:r>
+        <w:t xml:space="preserve">exceeds a critical temperature</w:t>
+      </w:r>
+      <w:r>
+        <w:t xml:space="preserve"> </w:t>
+      </w:r>
+      <m:oMath>
+        <m:sSub>
+          <m:e>
+            <m:r>
+              <m:t>T</m:t>
+            </m:r>
+          </m:e>
+          <m:sub>
+            <m:r>
+              <m:t>c</m:t>
+            </m:r>
+          </m:sub>
+        </m:sSub>
+      </m:oMath>
+      <w:r>
+        <w:t xml:space="preserve"> </w:t>
+      </w:r>
+      <w:r>
+        <w:t xml:space="preserve">below which damage is repaired as fast as it accrues</w:t>
+      </w:r>
+      <w:r>
+        <w:t xml:space="preserve"> </w:t>
+      </w:r>
+      <w:r>
+        <w:t xml:space="preserve">(</w:t>
+      </w:r>
+      <w:hyperlink w:anchor="ref-jorgensen_unifying_2021">
+        <w:r>
+          <w:rPr>
+            <w:rStyle w:val="Hyperlink"/>
+          </w:rPr>
+          <w:t xml:space="preserve">Jørgensen</w:t>
+        </w:r>
+        <w:r>
+          <w:rPr>
+            <w:rStyle w:val="Hyperlink"/>
+          </w:rPr>
+          <w:t xml:space="preserve"> </w:t>
+        </w:r>
+        <w:r>
+          <w:rPr>
+            <w:rStyle w:val="Hyperlink"/>
+            <w:i/>
+            <w:iCs/>
+          </w:rPr>
+          <w:t xml:space="preserve">et al.</w:t>
+        </w:r>
+        <w:r>
+          <w:rPr>
+            <w:rStyle w:val="Hyperlink"/>
+          </w:rPr>
+          <w:t xml:space="preserve"> </w:t>
+        </w:r>
+        <w:r>
+          <w:rPr>
+            <w:rStyle w:val="Hyperlink"/>
+          </w:rPr>
+          <w:t xml:space="preserve">2021</w:t>
+        </w:r>
+      </w:hyperlink>
+      <w:r>
+        <w:t xml:space="preserve">;</w:t>
+      </w:r>
+      <w:r>
+        <w:t xml:space="preserve"> </w:t>
+      </w:r>
+      <w:hyperlink w:anchor="ref-orsted_finding_2022">
+        <w:r>
+          <w:rPr>
+            <w:rStyle w:val="Hyperlink"/>
+          </w:rPr>
+          <w:t xml:space="preserve">Ørsted</w:t>
+        </w:r>
+        <w:r>
+          <w:rPr>
+            <w:rStyle w:val="Hyperlink"/>
+          </w:rPr>
+          <w:t xml:space="preserve"> </w:t>
+        </w:r>
+        <w:r>
+          <w:rPr>
+            <w:rStyle w:val="Hyperlink"/>
+            <w:i/>
+            <w:iCs/>
+          </w:rPr>
+          <w:t xml:space="preserve">et al.</w:t>
+        </w:r>
+        <w:r>
+          <w:rPr>
+            <w:rStyle w:val="Hyperlink"/>
+          </w:rPr>
+          <w:t xml:space="preserve"> </w:t>
+        </w:r>
+        <w:r>
+          <w:rPr>
+            <w:rStyle w:val="Hyperlink"/>
+          </w:rPr>
+          <w:t xml:space="preserve">2022</w:t>
+        </w:r>
+      </w:hyperlink>
+      <w:r>
+        <w:t xml:space="preserve">)</w:t>
+      </w:r>
+      <w:r>
+        <w:t xml:space="preserve">. Field temperature records are typically available at hourly resolution.</w:t>
+      </w:r>
+      <w:r>
+        <w:t xml:space="preserve"> </w:t>
+      </w:r>
+      <w:hyperlink w:anchor="eq-hi">
+        <w:r>
+          <w:rPr>
+            <w:rStyle w:val="Hyperlink"/>
+          </w:rPr>
+          <w:t xml:space="preserve">Equation 8</w:t>
+        </w:r>
+      </w:hyperlink>
+      <w:r>
+        <w:t xml:space="preserve"> </w:t>
+      </w:r>
+      <w:r>
+        <w:t xml:space="preserve">can then be evaluated by summing</w:t>
+      </w:r>
+      <w:r>
+        <w:t xml:space="preserve"> </w:t>
+      </w:r>
+      <m:oMath>
+        <m:r>
+          <m:t>100</m:t>
+        </m:r>
+        <m:r>
+          <m:rPr>
+            <m:sty m:val="p"/>
+          </m:rPr>
+          <m:t>⋅</m:t>
+        </m:r>
+        <m:sSup>
+          <m:e>
+            <m:r>
+              <m:t>10</m:t>
+            </m:r>
+          </m:e>
+          <m:sup>
+            <m:d>
+              <m:dPr>
+                <m:begChr m:val="("/>
+                <m:sepChr m:val=""/>
+                <m:endChr m:val=")"/>
+                <m:grow/>
+              </m:dPr>
+              <m:e>
+                <m:sSub>
+                  <m:e>
+                    <m:r>
+                      <m:t>T</m:t>
+                    </m:r>
+                  </m:e>
+                  <m:sub>
+                    <m:r>
+                      <m:t>i</m:t>
+                    </m:r>
+                  </m:sub>
+                </m:sSub>
+                <m:r>
+                  <m:rPr>
+                    <m:sty m:val="p"/>
+                  </m:rPr>
+                  <m:t>−</m:t>
+                </m:r>
+                <m:r>
+                  <m:t>C</m:t>
+                </m:r>
+                <m:sSub>
+                  <m:e>
+                    <m:r>
+                      <m:t>T</m:t>
+                    </m:r>
+                  </m:e>
+                  <m:sub>
+                    <m:r>
+                      <m:t>m</m:t>
+                    </m:r>
+                    <m:r>
+                      <m:t>a</m:t>
+                    </m:r>
+                    <m:sSub>
+                      <m:e>
+                        <m:r>
+                          <m:t>x</m:t>
+                        </m:r>
+                      </m:e>
+                      <m:sub>
+                        <m:r>
+                          <m:t>1</m:t>
+                        </m:r>
+                        <m:r>
+                          <m:rPr>
+                            <m:nor/>
+                            <m:sty m:val="p"/>
+                          </m:rPr>
+                          <m:t>hr</m:t>
+                        </m:r>
+                      </m:sub>
+                    </m:sSub>
+                  </m:sub>
+                </m:sSub>
+              </m:e>
+            </m:d>
+            <m:r>
+              <m:rPr>
+                <m:sty m:val="p"/>
+              </m:rPr>
+              <m:t>/</m:t>
+            </m:r>
+            <m:r>
+              <m:t>z</m:t>
+            </m:r>
+          </m:sup>
+        </m:sSup>
+      </m:oMath>
+      <w:r>
+        <w:t xml:space="preserve"> </w:t>
+      </w:r>
+      <w:r>
+        <w:t xml:space="preserve">across each hourly interval whose temperature</w:t>
+      </w:r>
+      <w:r>
+        <w:t xml:space="preserve"> </w:t>
+      </w:r>
+      <m:oMath>
+        <m:sSub>
+          <m:e>
+            <m:r>
+              <m:t>T</m:t>
+            </m:r>
+          </m:e>
+          <m:sub>
+            <m:r>
+              <m:t>i</m:t>
+            </m:r>
+          </m:sub>
+        </m:sSub>
+      </m:oMath>
+      <w:r>
+        <w:t xml:space="preserve"> </w:t>
+      </w:r>
+      <w:r>
+        <w:t xml:space="preserve">exceeds</w:t>
+      </w:r>
+      <w:r>
+        <w:t xml:space="preserve"> </w:t>
+      </w:r>
+      <m:oMath>
+        <m:sSub>
+          <m:e>
+            <m:r>
+              <m:t>T</m:t>
+            </m:r>
+          </m:e>
+          <m:sub>
+            <m:r>
+              <m:t>c</m:t>
+            </m:r>
+          </m:sub>
+        </m:sSub>
+      </m:oMath>
+      <w:r>
+        <w:t xml:space="preserve">, following the implementations in</w:t>
+      </w:r>
+      <w:r>
+        <w:t xml:space="preserve"> </w:t>
+      </w:r>
+      <w:r>
+        <w:t xml:space="preserve">Jørgensen</w:t>
+      </w:r>
+      <w:r>
+        <w:t xml:space="preserve"> </w:t>
+      </w:r>
+      <w:r>
+        <w:rPr>
+          <w:i/>
+          <w:iCs/>
+        </w:rPr>
+        <w:t xml:space="preserve">et al.</w:t>
+      </w:r>
+      <w:r>
+        <w:t xml:space="preserve"> </w:t>
+      </w:r>
+      <w:r>
+        <w:t xml:space="preserve">(</w:t>
+      </w:r>
+      <w:hyperlink w:anchor="ref-jorgensen_unifying_2021">
+        <w:r>
+          <w:rPr>
+            <w:rStyle w:val="Hyperlink"/>
+          </w:rPr>
+          <w:t xml:space="preserve">2021</w:t>
+        </w:r>
+      </w:hyperlink>
+      <w:r>
+        <w:t xml:space="preserve">)</w:t>
+      </w:r>
+      <w:r>
+        <w:t xml:space="preserve">,</w:t>
+      </w:r>
+      <w:r>
+        <w:t xml:space="preserve"> </w:t>
+      </w:r>
+      <w:r>
+        <w:t xml:space="preserve">Ørsted</w:t>
+      </w:r>
+      <w:r>
+        <w:t xml:space="preserve"> </w:t>
+      </w:r>
+      <w:r>
+        <w:rPr>
+          <w:i/>
+          <w:iCs/>
+        </w:rPr>
+        <w:t xml:space="preserve">et al.</w:t>
+      </w:r>
+      <w:r>
+        <w:t xml:space="preserve"> </w:t>
+      </w:r>
+      <w:r>
+        <w:t xml:space="preserve">(</w:t>
+      </w:r>
+      <w:hyperlink w:anchor="ref-orsted_suzukii_2024">
+        <w:r>
+          <w:rPr>
+            <w:rStyle w:val="Hyperlink"/>
+          </w:rPr>
+          <w:t xml:space="preserve">2024</w:t>
+        </w:r>
+      </w:hyperlink>
+      <w:r>
+        <w:t xml:space="preserve">)</w:t>
+      </w:r>
+      <w:r>
+        <w:t xml:space="preserve">, and</w:t>
+      </w:r>
+      <w:r>
+        <w:t xml:space="preserve"> </w:t>
+      </w:r>
+      <w:r>
+        <w:t xml:space="preserve">Li</w:t>
+      </w:r>
+      <w:r>
+        <w:t xml:space="preserve"> </w:t>
+      </w:r>
+      <w:r>
+        <w:rPr>
+          <w:i/>
+          <w:iCs/>
+        </w:rPr>
+        <w:t xml:space="preserve">et al.</w:t>
+      </w:r>
+      <w:r>
+        <w:t xml:space="preserve"> </w:t>
+      </w:r>
+      <w:r>
+        <w:t xml:space="preserve">(</w:t>
+      </w:r>
+      <w:hyperlink w:anchor="ref-li2023">
+        <w:r>
+          <w:rPr>
+            <w:rStyle w:val="Hyperlink"/>
+          </w:rPr>
+          <w:t xml:space="preserve">2023</w:t>
+        </w:r>
+      </w:hyperlink>
+      <w:r>
+        <w:t xml:space="preserve">)</w:t>
+      </w:r>
+      <w:r>
+        <w:t xml:space="preserve">. To propagate uncertainty,</w:t>
+      </w:r>
+      <w:r>
+        <w:t xml:space="preserve"> </w:t>
+      </w:r>
+      <m:oMath>
+        <m:r>
+          <m:t>z</m:t>
+        </m:r>
+      </m:oMath>
+      <w:r>
+        <w:t xml:space="preserve"> </w:t>
+      </w:r>
+      <w:r>
+        <w:t xml:space="preserve">and</w:t>
+      </w:r>
+      <w:r>
+        <w:t xml:space="preserve"> </w:t>
+      </w:r>
+      <m:oMath>
+        <m:r>
+          <m:t>C</m:t>
+        </m:r>
+        <m:sSub>
+          <m:e>
+            <m:r>
+              <m:t>T</m:t>
+            </m:r>
+          </m:e>
+          <m:sub>
+            <m:r>
+              <m:t>m</m:t>
+            </m:r>
+            <m:r>
+              <m:t>a</m:t>
+            </m:r>
+            <m:sSub>
+              <m:e>
+                <m:r>
+                  <m:t>x</m:t>
+                </m:r>
+              </m:e>
+              <m:sub>
+                <m:r>
+                  <m:t>1</m:t>
+                </m:r>
+                <m:r>
+                  <m:rPr>
+                    <m:nor/>
+                    <m:sty m:val="p"/>
+                  </m:rPr>
+                  <m:t>hr</m:t>
+                </m:r>
+              </m:sub>
+            </m:sSub>
+          </m:sub>
+        </m:sSub>
+      </m:oMath>
+      <w:r>
+        <w:t xml:space="preserve">, calculated from our Bayesian dose-response model can be used to calculate</w:t>
+      </w:r>
+      <w:r>
+        <w:t xml:space="preserve"> </w:t>
+      </w:r>
+      <m:oMath>
+        <m:r>
+          <m:t>H</m:t>
+        </m:r>
+        <m:r>
+          <m:t>I</m:t>
+        </m:r>
+        <m:d>
+          <m:dPr>
+            <m:begChr m:val="("/>
+            <m:sepChr m:val=""/>
+            <m:endChr m:val=")"/>
+            <m:grow/>
+          </m:dPr>
+          <m:e>
+            <m:r>
+              <m:t>t</m:t>
+            </m:r>
+          </m:e>
+        </m:d>
+      </m:oMath>
+      <w:r>
+        <w:t xml:space="preserve"> </w:t>
+      </w:r>
+      <w:r>
+        <w:t xml:space="preserve">through time by substituting samples from the posterior distribution for each parameter into</w:t>
+      </w:r>
+      <w:r>
+        <w:t xml:space="preserve"> </w:t>
+      </w:r>
+      <w:hyperlink w:anchor="eq-hi">
+        <w:r>
+          <w:rPr>
+            <w:rStyle w:val="Hyperlink"/>
+          </w:rPr>
+          <w:t xml:space="preserve">Equation 8</w:t>
+        </w:r>
+      </w:hyperlink>
+      <w:r>
+        <w:t xml:space="preserve">.</w:t>
+      </w:r>
+    </w:p>
+    <w:p>
+      <w:pPr>
+        <w:pStyle w:val="BodyText"/>
+      </w:pPr>
+      <w:r>
+        <w:t xml:space="preserve">A more natural prediction to make may instead be the population-level survival probability over time. This has the advantage of allowing for a direct connection to population dynamical models which typically use survival, growth and fecundity as vital rates for population-level predictions</w:t>
+      </w:r>
+      <w:r>
+        <w:t xml:space="preserve"> </w:t>
+      </w:r>
+      <w:r>
+        <w:t xml:space="preserve">(</w:t>
+      </w:r>
+      <w:hyperlink w:anchor="ref-noble2026">
+        <w:r>
+          <w:rPr>
+            <w:rStyle w:val="Hyperlink"/>
+          </w:rPr>
+          <w:t xml:space="preserve">Noble</w:t>
+        </w:r>
+        <w:r>
+          <w:rPr>
+            <w:rStyle w:val="Hyperlink"/>
+          </w:rPr>
+          <w:t xml:space="preserve"> </w:t>
+        </w:r>
+        <w:r>
+          <w:rPr>
+            <w:rStyle w:val="Hyperlink"/>
+            <w:i/>
+            <w:iCs/>
+          </w:rPr>
+          <w:t xml:space="preserve">et al.</w:t>
+        </w:r>
+        <w:r>
+          <w:rPr>
+            <w:rStyle w:val="Hyperlink"/>
+          </w:rPr>
+          <w:t xml:space="preserve"> </w:t>
+        </w:r>
+        <w:r>
+          <w:rPr>
+            <w:rStyle w:val="Hyperlink"/>
+          </w:rPr>
+          <w:t xml:space="preserve">2026</w:t>
+        </w:r>
+      </w:hyperlink>
+      <w:r>
+        <w:t xml:space="preserve">)</w:t>
+      </w:r>
+      <w:r>
+        <w:t xml:space="preserve">. To predict survival, we can calculate the</w:t>
+      </w:r>
+      <w:r>
+        <w:t xml:space="preserve"> </w:t>
+      </w:r>
+      <w:r>
+        <w:rPr>
+          <w:i/>
+          <w:iCs/>
+        </w:rPr>
+        <w:t xml:space="preserve">effective exposure time</w:t>
+      </w:r>
+      <w:r>
+        <w:t xml:space="preserve"> </w:t>
+      </w:r>
+      <w:r>
+        <w:t xml:space="preserve">at a chosen reference temperature</w:t>
+      </w:r>
+      <w:r>
+        <w:t xml:space="preserve"> </w:t>
+      </w:r>
+      <m:oMath>
+        <m:sSub>
+          <m:e>
+            <m:r>
+              <m:t>T</m:t>
+            </m:r>
+          </m:e>
+          <m:sub>
+            <m:r>
+              <m:rPr>
+                <m:nor/>
+                <m:sty m:val="p"/>
+              </m:rPr>
+              <m:t>ref</m:t>
+            </m:r>
+          </m:sub>
+        </m:sSub>
+      </m:oMath>
+      <w:r>
+        <w:t xml:space="preserve">. More effective time is accumulated at hot temperatures and less at cool ones, in proportion to the scaling factor</w:t>
+      </w:r>
+      <w:r>
+        <w:t xml:space="preserve"> </w:t>
+      </w:r>
+      <m:oMath>
+        <m:sSup>
+          <m:e>
+            <m:r>
+              <m:t>10</m:t>
+            </m:r>
+          </m:e>
+          <m:sup>
+            <m:d>
+              <m:dPr>
+                <m:begChr m:val="("/>
+                <m:sepChr m:val=""/>
+                <m:endChr m:val=")"/>
+                <m:grow/>
+              </m:dPr>
+              <m:e>
+                <m:r>
+                  <m:t>T</m:t>
+                </m:r>
+                <m:d>
+                  <m:dPr>
+                    <m:begChr m:val="("/>
+                    <m:sepChr m:val=""/>
+                    <m:endChr m:val=")"/>
+                    <m:grow/>
+                  </m:dPr>
+                  <m:e>
+                    <m:r>
+                      <m:t>i</m:t>
+                    </m:r>
+                  </m:e>
+                </m:d>
+                <m:r>
+                  <m:rPr>
+                    <m:sty m:val="p"/>
+                  </m:rPr>
+                  <m:t>−</m:t>
+                </m:r>
+                <m:sSub>
+                  <m:e>
+                    <m:r>
+                      <m:t>T</m:t>
+                    </m:r>
+                  </m:e>
+                  <m:sub>
+                    <m:r>
+                      <m:rPr>
+                        <m:nor/>
+                        <m:sty m:val="p"/>
+                      </m:rPr>
+                      <m:t>ref</m:t>
+                    </m:r>
+                  </m:sub>
+                </m:sSub>
+              </m:e>
+            </m:d>
+            <m:r>
+              <m:rPr>
+                <m:sty m:val="p"/>
+              </m:rPr>
+              <m:t>/</m:t>
+            </m:r>
+            <m:r>
+              <m:t>z</m:t>
+            </m:r>
+          </m:sup>
+        </m:sSup>
+      </m:oMath>
+      <w:r>
+        <w:t xml:space="preserve">,</w:t>
+      </w:r>
+    </w:p>
+    <w:p>
+      <w:pPr>
+        <w:pStyle w:val="BodyText"/>
+      </w:pPr>
+      <w:bookmarkStart w:id="32" w:name="eq-tau-eff"/>
+      <m:oMathPara>
+        <m:oMathParaPr>
+          <m:jc m:val="center"/>
+        </m:oMathParaPr>
+        <m:oMath>
+          <m:sSub>
+            <m:e>
+              <m:r>
+                <m:t>τ</m:t>
+              </m:r>
+            </m:e>
+            <m:sub>
+              <m:r>
+                <m:rPr>
+                  <m:nor/>
+                  <m:sty m:val="p"/>
+                </m:rPr>
+                <m:t>eff</m:t>
+              </m:r>
+            </m:sub>
+          </m:sSub>
+          <m:d>
+            <m:dPr>
+              <m:begChr m:val="("/>
+              <m:sepChr m:val=""/>
+              <m:endChr m:val=")"/>
+              <m:grow/>
+            </m:dPr>
+            <m:e>
+              <m:r>
+                <m:t>t</m:t>
+              </m:r>
+            </m:e>
+          </m:d>
+          <m:r>
+            <m:t> </m:t>
+          </m:r>
+          <m:r>
+            <m:rPr>
+              <m:sty m:val="p"/>
+            </m:rPr>
+            <m:t>=</m:t>
+          </m:r>
+          <m:r>
+            <m:t> </m:t>
+          </m:r>
+          <m:nary>
+            <m:naryPr>
+              <m:chr m:val="∫"/>
+              <m:limLoc m:val="subSup"/>
+              <m:subHide m:val="off"/>
+              <m:supHide m:val="off"/>
+            </m:naryPr>
+            <m:sub>
+              <m:r>
+                <m:t>0</m:t>
+              </m:r>
+            </m:sub>
+            <m:sup>
+              <m:r>
+                <m:t>t</m:t>
+              </m:r>
+            </m:sup>
+            <m:e>
+              <m:sSup>
+                <m:e>
+                  <m:r>
+                    <m:t>10</m:t>
+                  </m:r>
+                </m:e>
+                <m:sup>
+                  <m:r>
+                    <m:t> </m:t>
+                  </m:r>
+                  <m:d>
+                    <m:dPr>
+                      <m:begChr m:val="("/>
+                      <m:sepChr m:val=""/>
+                      <m:endChr m:val=")"/>
+                      <m:grow/>
+                    </m:dPr>
+                    <m:e>
+                      <m:r>
+                        <m:t>T</m:t>
+                      </m:r>
+                      <m:d>
+                        <m:dPr>
+                          <m:begChr m:val="("/>
+                          <m:sepChr m:val=""/>
+                          <m:endChr m:val=")"/>
+                          <m:grow/>
+                        </m:dPr>
+                        <m:e>
+                          <m:r>
+                            <m:t>i</m:t>
+                          </m:r>
+                        </m:e>
+                      </m:d>
+                      <m:r>
+                        <m:rPr>
+                          <m:sty m:val="p"/>
+                        </m:rPr>
+                        <m:t>−</m:t>
+                      </m:r>
+                      <m:sSub>
+                        <m:e>
+                          <m:r>
+                            <m:t>T</m:t>
+                          </m:r>
+                        </m:e>
+                        <m:sub>
+                          <m:r>
+                            <m:rPr>
+                              <m:nor/>
+                              <m:sty m:val="p"/>
+                            </m:rPr>
+                            <m:t>ref</m:t>
+                          </m:r>
+                        </m:sub>
+                      </m:sSub>
+                    </m:e>
+                  </m:d>
+                  <m:r>
+                    <m:rPr>
+                      <m:sty m:val="p"/>
+                    </m:rPr>
+                    <m:t>/</m:t>
+                  </m:r>
+                  <m:r>
+                    <m:t>z</m:t>
+                  </m:r>
+                </m:sup>
+              </m:sSup>
+            </m:e>
+          </m:nary>
+          <m:r>
+            <m:t> </m:t>
+          </m:r>
+          <m:r>
+            <m:t>d</m:t>
+          </m:r>
+          <m:r>
+            <m:t>i</m:t>
+          </m:r>
+          <m:r>
+            <m:rPr>
+              <m:sty m:val="p"/>
+            </m:rPr>
+            <m:t>,</m:t>
+          </m:r>
+          <m:r>
+            <m:t>  </m:t>
+          </m:r>
+          <m:d>
+            <m:dPr>
+              <m:begChr m:val="("/>
+              <m:sepChr m:val=""/>
+              <m:endChr m:val=")"/>
+              <m:grow/>
+            </m:dPr>
+            <m:e>
+              <m:r>
+                <m:t>9</m:t>
+              </m:r>
+            </m:e>
+          </m:d>
+        </m:oMath>
+      </m:oMathPara>
+      <w:bookmarkEnd w:id="32"/>
+    </w:p>
+    <w:p>
+      <w:pPr>
+        <w:pStyle w:val="FirstParagraph"/>
+      </w:pPr>
+      <w:r>
+        <w:t xml:space="preserve">We can then evaluate the 4PL surface once at the cumulative effective exposure to obtain the predicted population-level survival fraction at every point in the trajectory:</w:t>
+      </w:r>
+    </w:p>
+    <w:p>
+      <w:pPr>
+        <w:pStyle w:val="BodyText"/>
+      </w:pPr>
+      <w:bookmarkStart w:id="33" w:name="eq-S-pred"/>
+      <m:oMathPara>
+        <m:oMathParaPr>
+          <m:jc m:val="center"/>
+        </m:oMathParaPr>
+        <m:oMath>
+          <m:sSub>
+            <m:e>
+              <m:r>
+                <m:t>S</m:t>
+              </m:r>
+            </m:e>
+            <m:sub>
+              <m:r>
+                <m:rPr>
+                  <m:nor/>
+                  <m:sty m:val="p"/>
+                </m:rPr>
+                <m:t>pred</m:t>
+              </m:r>
+            </m:sub>
+          </m:sSub>
+          <m:d>
+            <m:dPr>
+              <m:begChr m:val="("/>
+              <m:sepChr m:val=""/>
+              <m:endChr m:val=")"/>
+              <m:grow/>
+            </m:dPr>
+            <m:e>
+              <m:r>
+                <m:t>t</m:t>
+              </m:r>
+            </m:e>
+          </m:d>
+          <m:r>
+            <m:t> </m:t>
+          </m:r>
+          <m:r>
+            <m:rPr>
+              <m:sty m:val="p"/>
+            </m:rPr>
+            <m:t>=</m:t>
+          </m:r>
+          <m:r>
+            <m:t> </m:t>
+          </m:r>
+          <m:r>
+            <m:t>S</m:t>
+          </m:r>
+          <m:r>
+            <m:t>​</m:t>
+          </m:r>
+          <m:d>
+            <m:dPr>
+              <m:begChr m:val="("/>
+              <m:sepChr m:val=""/>
+              <m:endChr m:val=")"/>
+              <m:grow/>
+            </m:dPr>
+            <m:e>
+              <m:sSub>
+                <m:e>
+                  <m:r>
+                    <m:t>T</m:t>
+                  </m:r>
+                </m:e>
+                <m:sub>
+                  <m:r>
+                    <m:rPr>
+                      <m:nor/>
+                      <m:sty m:val="p"/>
+                    </m:rPr>
+                    <m:t>ref</m:t>
+                  </m:r>
+                </m:sub>
+              </m:sSub>
+              <m:r>
+                <m:rPr>
+                  <m:sty m:val="p"/>
+                </m:rPr>
+                <m:t>,</m:t>
+              </m:r>
+              <m:r>
+                <m:t> </m:t>
+              </m:r>
+              <m:sSub>
+                <m:e>
+                  <m:r>
+                    <m:t>τ</m:t>
+                  </m:r>
+                </m:e>
+                <m:sub>
+                  <m:r>
+                    <m:rPr>
+                      <m:nor/>
+                      <m:sty m:val="p"/>
+                    </m:rPr>
+                    <m:t>eff</m:t>
+                  </m:r>
+                </m:sub>
+              </m:sSub>
+              <m:d>
+                <m:dPr>
+                  <m:begChr m:val="("/>
+                  <m:sepChr m:val=""/>
+                  <m:endChr m:val=")"/>
+                  <m:grow/>
+                </m:dPr>
+                <m:e>
+                  <m:r>
+                    <m:t>t</m:t>
+                  </m:r>
+                </m:e>
+              </m:d>
+            </m:e>
+          </m:d>
+          <m:r>
+            <m:rPr>
+              <m:sty m:val="p"/>
+            </m:rPr>
+            <m:t>.</m:t>
+          </m:r>
+          <m:r>
+            <m:t>  </m:t>
+          </m:r>
+          <m:d>
+            <m:dPr>
+              <m:begChr m:val="("/>
+              <m:sepChr m:val=""/>
+              <m:endChr m:val=")"/>
+              <m:grow/>
+            </m:dPr>
+            <m:e>
+              <m:r>
                 <m:t>10</m:t>
               </m:r>
             </m:e>
@@ -8834,24 +8853,61 @@
         <w:pStyle w:val="FirstParagraph"/>
       </w:pPr>
       <w:r>
-        <w:t xml:space="preserve">Substituting</w:t>
+        <w:t xml:space="preserve">Here</w:t>
       </w:r>
       <w:r>
         <w:t xml:space="preserve"> </w:t>
       </w:r>
       <m:oMath>
         <m:r>
-          <m:t>L</m:t>
+          <m:t>S</m:t>
         </m:r>
+        <m:d>
+          <m:dPr>
+            <m:begChr m:val="("/>
+            <m:sepChr m:val=""/>
+            <m:endChr m:val=")"/>
+            <m:grow/>
+          </m:dPr>
+          <m:e>
+            <m:r>
+              <m:t>T</m:t>
+            </m:r>
+            <m:r>
+              <m:rPr>
+                <m:sty m:val="p"/>
+              </m:rPr>
+              <m:t>,</m:t>
+            </m:r>
+            <m:r>
+              <m:t>τ</m:t>
+            </m:r>
+          </m:e>
+        </m:d>
+      </m:oMath>
+      <w:r>
+        <w:t xml:space="preserve"> </w:t>
+      </w:r>
+      <w:r>
+        <w:t xml:space="preserve">is the survival surface fitted by the dose-response model, so</w:t>
+      </w:r>
+      <w:r>
+        <w:t xml:space="preserve"> </w:t>
+      </w:r>
+      <m:oMath>
         <m:sSub>
           <m:e>
             <m:r>
-              <m:t>T</m:t>
+              <m:t>S</m:t>
             </m:r>
           </m:e>
           <m:sub>
             <m:r>
-              <m:t>x</m:t>
+              <m:rPr>
+                <m:nor/>
+                <m:sty m:val="p"/>
+              </m:rPr>
+              <m:t>pred</m:t>
             </m:r>
           </m:sub>
         </m:sSub>
@@ -8864,7 +8920,7 @@
           </m:dPr>
           <m:e>
             <m:r>
-              <m:t>T</m:t>
+              <m:t>t</m:t>
             </m:r>
           </m:e>
         </m:d>
@@ -8873,15 +8929,22 @@
         <w:t xml:space="preserve"> </w:t>
       </w:r>
       <w:r>
-        <w:t xml:space="preserve">for</w:t>
+        <w:t xml:space="preserve">is the survival probability for an organism held at</w:t>
+      </w:r>
+      <w:r>
+        <w:t xml:space="preserve"> </w:t>
+      </w:r>
+      <w:r>
+        <w:rPr>
+          <w:i/>
+          <w:iCs/>
+        </w:rPr>
+        <w:t xml:space="preserve">constant</w:t>
       </w:r>
       <w:r>
         <w:t xml:space="preserve"> </w:t>
       </w:r>
       <m:oMath>
-        <m:r>
-          <m:t>L</m:t>
-        </m:r>
         <m:sSub>
           <m:e>
             <m:r>
@@ -8890,7 +8953,38 @@
           </m:e>
           <m:sub>
             <m:r>
-              <m:t>50</m:t>
+              <m:rPr>
+                <m:nor/>
+                <m:sty m:val="p"/>
+              </m:rPr>
+              <m:t>ref</m:t>
+            </m:r>
+          </m:sub>
+        </m:sSub>
+      </m:oMath>
+      <w:r>
+        <w:t xml:space="preserve"> </w:t>
+      </w:r>
+      <w:r>
+        <w:t xml:space="preserve">after exposure duration</w:t>
+      </w:r>
+      <w:r>
+        <w:t xml:space="preserve"> </w:t>
+      </w:r>
+      <m:oMath>
+        <m:sSub>
+          <m:e>
+            <m:r>
+              <m:t>τ</m:t>
+            </m:r>
+          </m:e>
+          <m:sub>
+            <m:r>
+              <m:rPr>
+                <m:nor/>
+                <m:sty m:val="p"/>
+              </m:rPr>
+              <m:t>eff</m:t>
             </m:r>
           </m:sub>
         </m:sSub>
@@ -8903,91 +8997,13 @@
           </m:dPr>
           <m:e>
             <m:r>
-              <m:t>T</m:t>
+              <m:t>t</m:t>
             </m:r>
           </m:e>
         </m:d>
       </m:oMath>
       <w:r>
-        <w:t xml:space="preserve"> </w:t>
-      </w:r>
-      <w:r>
-        <w:t xml:space="preserve">in the HI equation returns</w:t>
-      </w:r>
-      <w:r>
-        <w:t xml:space="preserve"> </w:t>
-      </w:r>
-      <m:oMath>
-        <m:r>
-          <m:t>H</m:t>
-        </m:r>
-        <m:sSub>
-          <m:e>
-            <m:r>
-              <m:t>I</m:t>
-            </m:r>
-          </m:e>
-          <m:sub>
-            <m:r>
-              <m:t>x</m:t>
-            </m:r>
-          </m:sub>
-        </m:sSub>
-      </m:oMath>
-      <w:r>
-        <w:t xml:space="preserve"> </w:t>
-      </w:r>
-      <w:r>
-        <w:t xml:space="preserve">for any survival threshold of interest. For example, relaxing x with 0.10 (i.e.,</w:t>
-      </w:r>
-      <w:r>
-        <w:t xml:space="preserve"> </w:t>
-      </w:r>
-      <m:oMath>
-        <m:r>
-          <m:t>L</m:t>
-        </m:r>
-        <m:sSub>
-          <m:e>
-            <m:r>
-              <m:t>T</m:t>
-            </m:r>
-          </m:e>
-          <m:sub>
-            <m:r>
-              <m:t>10</m:t>
-            </m:r>
-          </m:sub>
-        </m:sSub>
-      </m:oMath>
-      <w:r>
-        <w:t xml:space="preserve">) can be used to calculate the onset of early levels of mortality which maybe good for risk management or</w:t>
-      </w:r>
-      <w:r>
-        <w:t xml:space="preserve"> </w:t>
-      </w:r>
-      <m:oMath>
-        <m:r>
-          <m:t>L</m:t>
-        </m:r>
-        <m:sSub>
-          <m:e>
-            <m:r>
-              <m:t>T</m:t>
-            </m:r>
-          </m:e>
-          <m:sub>
-            <m:r>
-              <m:t>90</m:t>
-            </m:r>
-          </m:sub>
-        </m:sSub>
-      </m:oMath>
-      <w:r>
-        <w:t xml:space="preserve"> </w:t>
-      </w:r>
-      <w:r>
-        <w:t xml:space="preserve">which might be more useful for understanding population-collapse thresholds. In each case, uncertainty in any predictions can always be presented alongside population-level averages or medians.</w:t>
+        <w:t xml:space="preserve">.</w:t>
       </w:r>
     </w:p>
     <w:bookmarkEnd w:id="34"/>

--- a/_output/ms.docx
+++ b/_output/ms.docx
@@ -5615,6 +5615,621 @@
         <w:pStyle w:val="BodyText"/>
       </w:pPr>
       <w:r>
+        <w:t xml:space="preserve">The same derivation generalises beyond the median: the Bayesian dose-response fit gives access to</w:t>
+      </w:r>
+      <w:r>
+        <w:t xml:space="preserve"> </w:t>
+      </w:r>
+      <w:r>
+        <w:rPr>
+          <w:i/>
+          <w:iCs/>
+        </w:rPr>
+        <w:t xml:space="preserve">any</w:t>
+      </w:r>
+      <w:r>
+        <w:t xml:space="preserve"> </w:t>
+      </w:r>
+      <w:r>
+        <w:t xml:space="preserve">mortality percentile, not just</w:t>
+      </w:r>
+      <w:r>
+        <w:t xml:space="preserve"> </w:t>
+      </w:r>
+      <m:oMath>
+        <m:r>
+          <m:t>L</m:t>
+        </m:r>
+        <m:sSub>
+          <m:e>
+            <m:r>
+              <m:t>T</m:t>
+            </m:r>
+          </m:e>
+          <m:sub>
+            <m:r>
+              <m:t>50</m:t>
+            </m:r>
+          </m:sub>
+        </m:sSub>
+      </m:oMath>
+      <w:r>
+        <w:t xml:space="preserve"> </w:t>
+      </w:r>
+      <w:r>
+        <w:t xml:space="preserve">(</w:t>
+      </w:r>
+      <w:hyperlink w:anchor="ref-jorgensen_unifying_2021">
+        <w:r>
+          <w:rPr>
+            <w:rStyle w:val="Hyperlink"/>
+          </w:rPr>
+          <w:t xml:space="preserve">Jørgensen</w:t>
+        </w:r>
+        <w:r>
+          <w:rPr>
+            <w:rStyle w:val="Hyperlink"/>
+          </w:rPr>
+          <w:t xml:space="preserve"> </w:t>
+        </w:r>
+        <w:r>
+          <w:rPr>
+            <w:rStyle w:val="Hyperlink"/>
+            <w:i/>
+            <w:iCs/>
+          </w:rPr>
+          <w:t xml:space="preserve">et al.</w:t>
+        </w:r>
+        <w:r>
+          <w:rPr>
+            <w:rStyle w:val="Hyperlink"/>
+          </w:rPr>
+          <w:t xml:space="preserve"> </w:t>
+        </w:r>
+        <w:r>
+          <w:rPr>
+            <w:rStyle w:val="Hyperlink"/>
+          </w:rPr>
+          <w:t xml:space="preserve">2021</w:t>
+        </w:r>
+      </w:hyperlink>
+      <w:r>
+        <w:t xml:space="preserve">;</w:t>
+      </w:r>
+      <w:r>
+        <w:t xml:space="preserve"> </w:t>
+      </w:r>
+      <w:hyperlink w:anchor="ref-rezende_drosophila_mortality_2020">
+        <w:r>
+          <w:rPr>
+            <w:rStyle w:val="Hyperlink"/>
+          </w:rPr>
+          <w:t xml:space="preserve">Rezende</w:t>
+        </w:r>
+        <w:r>
+          <w:rPr>
+            <w:rStyle w:val="Hyperlink"/>
+          </w:rPr>
+          <w:t xml:space="preserve"> </w:t>
+        </w:r>
+        <w:r>
+          <w:rPr>
+            <w:rStyle w:val="Hyperlink"/>
+            <w:i/>
+            <w:iCs/>
+          </w:rPr>
+          <w:t xml:space="preserve">et al.</w:t>
+        </w:r>
+        <w:r>
+          <w:rPr>
+            <w:rStyle w:val="Hyperlink"/>
+          </w:rPr>
+          <w:t xml:space="preserve"> </w:t>
+        </w:r>
+        <w:r>
+          <w:rPr>
+            <w:rStyle w:val="Hyperlink"/>
+          </w:rPr>
+          <w:t xml:space="preserve">2020</w:t>
+        </w:r>
+      </w:hyperlink>
+      <w:r>
+        <w:t xml:space="preserve">)</w:t>
+      </w:r>
+      <w:r>
+        <w:t xml:space="preserve">. Setting</w:t>
+      </w:r>
+      <w:r>
+        <w:t xml:space="preserve"> </w:t>
+      </w:r>
+      <m:oMath>
+        <m:sSub>
+          <m:e>
+            <m:r>
+              <m:t>p</m:t>
+            </m:r>
+          </m:e>
+          <m:sub>
+            <m:r>
+              <m:t>i</m:t>
+            </m:r>
+            <m:r>
+              <m:t>j</m:t>
+            </m:r>
+          </m:sub>
+        </m:sSub>
+        <m:r>
+          <m:rPr>
+            <m:sty m:val="p"/>
+          </m:rPr>
+          <m:t>=</m:t>
+        </m:r>
+        <m:r>
+          <m:t>x</m:t>
+        </m:r>
+        <m:r>
+          <m:rPr>
+            <m:sty m:val="p"/>
+          </m:rPr>
+          <m:t>/</m:t>
+        </m:r>
+        <m:r>
+          <m:t>100</m:t>
+        </m:r>
+      </m:oMath>
+      <w:r>
+        <w:t xml:space="preserve"> </w:t>
+      </w:r>
+      <w:r>
+        <w:t xml:space="preserve">in</w:t>
+      </w:r>
+      <w:r>
+        <w:t xml:space="preserve"> </w:t>
+      </w:r>
+      <w:hyperlink w:anchor="eq-4pl">
+        <w:r>
+          <w:rPr>
+            <w:rStyle w:val="Hyperlink"/>
+          </w:rPr>
+          <w:t xml:space="preserve">Equation 2</w:t>
+        </w:r>
+      </w:hyperlink>
+      <w:r>
+        <w:t xml:space="preserve"> </w:t>
+      </w:r>
+      <w:r>
+        <w:t xml:space="preserve">and following the same algebra used for</w:t>
+      </w:r>
+      <w:r>
+        <w:t xml:space="preserve"> </w:t>
+      </w:r>
+      <m:oMath>
+        <m:r>
+          <m:t>L</m:t>
+        </m:r>
+        <m:sSub>
+          <m:e>
+            <m:r>
+              <m:t>T</m:t>
+            </m:r>
+          </m:e>
+          <m:sub>
+            <m:r>
+              <m:t>50</m:t>
+            </m:r>
+          </m:sub>
+        </m:sSub>
+      </m:oMath>
+      <w:r>
+        <w:t xml:space="preserve">, the posterior samples of</w:t>
+      </w:r>
+      <w:r>
+        <w:t xml:space="preserve"> </w:t>
+      </w:r>
+      <m:oMath>
+        <m:d>
+          <m:dPr>
+            <m:begChr m:val="("/>
+            <m:sepChr m:val=""/>
+            <m:endChr m:val=")"/>
+            <m:grow/>
+          </m:dPr>
+          <m:e>
+            <m:r>
+              <m:rPr>
+                <m:sty m:val="p"/>
+              </m:rPr>
+              <m:t>ℓ</m:t>
+            </m:r>
+            <m:r>
+              <m:rPr>
+                <m:sty m:val="p"/>
+              </m:rPr>
+              <m:t>,</m:t>
+            </m:r>
+            <m:r>
+              <m:t>u</m:t>
+            </m:r>
+            <m:r>
+              <m:rPr>
+                <m:sty m:val="p"/>
+              </m:rPr>
+              <m:t>,</m:t>
+            </m:r>
+            <m:r>
+              <m:t>k</m:t>
+            </m:r>
+            <m:r>
+              <m:rPr>
+                <m:sty m:val="p"/>
+              </m:rPr>
+              <m:t>,</m:t>
+            </m:r>
+            <m:r>
+              <m:t>m</m:t>
+            </m:r>
+            <m:d>
+              <m:dPr>
+                <m:begChr m:val="("/>
+                <m:sepChr m:val=""/>
+                <m:endChr m:val=")"/>
+                <m:grow/>
+              </m:dPr>
+              <m:e>
+                <m:r>
+                  <m:t>T</m:t>
+                </m:r>
+              </m:e>
+            </m:d>
+          </m:e>
+        </m:d>
+      </m:oMath>
+      <w:r>
+        <w:t xml:space="preserve"> </w:t>
+      </w:r>
+      <w:r>
+        <w:t xml:space="preserve">deliver the time at which</w:t>
+      </w:r>
+      <w:r>
+        <w:t xml:space="preserve"> </w:t>
+      </w:r>
+      <m:oMath>
+        <m:r>
+          <m:t>x</m:t>
+        </m:r>
+        <m:r>
+          <m:rPr>
+            <m:sty m:val="p"/>
+          </m:rPr>
+          <m:t>%</m:t>
+        </m:r>
+      </m:oMath>
+      <w:r>
+        <w:t xml:space="preserve"> </w:t>
+      </w:r>
+      <w:r>
+        <w:t xml:space="preserve">of the population reaches the assayed endpoint:</w:t>
+      </w:r>
+    </w:p>
+    <w:p>
+      <w:pPr>
+        <w:pStyle w:val="BodyText"/>
+      </w:pPr>
+      <w:bookmarkStart w:id="27" w:name="eq-LTx"/>
+      <m:oMathPara>
+        <m:oMathParaPr>
+          <m:jc m:val="center"/>
+        </m:oMathParaPr>
+        <m:oMath>
+          <m:sSub>
+            <m:e>
+              <m:r>
+                <m:rPr>
+                  <m:sty m:val="p"/>
+                </m:rPr>
+                <m:t>log</m:t>
+              </m:r>
+            </m:e>
+            <m:sub>
+              <m:r>
+                <m:t>10</m:t>
+              </m:r>
+            </m:sub>
+          </m:sSub>
+          <m:r>
+            <m:t>L</m:t>
+          </m:r>
+          <m:sSub>
+            <m:e>
+              <m:r>
+                <m:t>T</m:t>
+              </m:r>
+            </m:e>
+            <m:sub>
+              <m:r>
+                <m:t>x</m:t>
+              </m:r>
+            </m:sub>
+          </m:sSub>
+          <m:d>
+            <m:dPr>
+              <m:begChr m:val="("/>
+              <m:sepChr m:val=""/>
+              <m:endChr m:val=")"/>
+              <m:grow/>
+            </m:dPr>
+            <m:e>
+              <m:r>
+                <m:t>T</m:t>
+              </m:r>
+            </m:e>
+          </m:d>
+          <m:r>
+            <m:t> </m:t>
+          </m:r>
+          <m:r>
+            <m:rPr>
+              <m:sty m:val="p"/>
+            </m:rPr>
+            <m:t>=</m:t>
+          </m:r>
+          <m:r>
+            <m:t> </m:t>
+          </m:r>
+          <m:r>
+            <m:t>m</m:t>
+          </m:r>
+          <m:d>
+            <m:dPr>
+              <m:begChr m:val="("/>
+              <m:sepChr m:val=""/>
+              <m:endChr m:val=")"/>
+              <m:grow/>
+            </m:dPr>
+            <m:e>
+              <m:r>
+                <m:t>T</m:t>
+              </m:r>
+            </m:e>
+          </m:d>
+          <m:r>
+            <m:t> </m:t>
+          </m:r>
+          <m:r>
+            <m:rPr>
+              <m:sty m:val="p"/>
+            </m:rPr>
+            <m:t>−</m:t>
+          </m:r>
+          <m:r>
+            <m:t> </m:t>
+          </m:r>
+          <m:f>
+            <m:fPr>
+              <m:type m:val="bar"/>
+            </m:fPr>
+            <m:num>
+              <m:r>
+                <m:t>1</m:t>
+              </m:r>
+            </m:num>
+            <m:den>
+              <m:r>
+                <m:t>k</m:t>
+              </m:r>
+            </m:den>
+          </m:f>
+          <m:r>
+            <m:t> </m:t>
+          </m:r>
+          <m:r>
+            <m:rPr>
+              <m:sty m:val="p"/>
+            </m:rPr>
+            <m:t>ln</m:t>
+          </m:r>
+          <m:r>
+            <m:t>​</m:t>
+          </m:r>
+          <m:f>
+            <m:fPr>
+              <m:type m:val="bar"/>
+            </m:fPr>
+            <m:num>
+              <m:r>
+                <m:t>u</m:t>
+              </m:r>
+              <m:r>
+                <m:rPr>
+                  <m:sty m:val="p"/>
+                </m:rPr>
+                <m:t>−</m:t>
+              </m:r>
+              <m:r>
+                <m:t>x</m:t>
+              </m:r>
+              <m:r>
+                <m:rPr>
+                  <m:sty m:val="p"/>
+                </m:rPr>
+                <m:t>/</m:t>
+              </m:r>
+              <m:r>
+                <m:t>100</m:t>
+              </m:r>
+            </m:num>
+            <m:den>
+              <m:r>
+                <m:t>x</m:t>
+              </m:r>
+              <m:r>
+                <m:rPr>
+                  <m:sty m:val="p"/>
+                </m:rPr>
+                <m:t>/</m:t>
+              </m:r>
+              <m:r>
+                <m:t>100</m:t>
+              </m:r>
+              <m:r>
+                <m:rPr>
+                  <m:sty m:val="p"/>
+                </m:rPr>
+                <m:t>−</m:t>
+              </m:r>
+              <m:r>
+                <m:rPr>
+                  <m:sty m:val="p"/>
+                </m:rPr>
+                <m:t>ℓ</m:t>
+              </m:r>
+            </m:den>
+          </m:f>
+          <m:r>
+            <m:rPr>
+              <m:sty m:val="p"/>
+            </m:rPr>
+            <m:t>,</m:t>
+          </m:r>
+          <m:r>
+            <m:t>  </m:t>
+          </m:r>
+          <m:d>
+            <m:dPr>
+              <m:begChr m:val="("/>
+              <m:sepChr m:val=""/>
+              <m:endChr m:val=")"/>
+              <m:grow/>
+            </m:dPr>
+            <m:e>
+              <m:r>
+                <m:t>5</m:t>
+              </m:r>
+            </m:e>
+          </m:d>
+        </m:oMath>
+      </m:oMathPara>
+      <w:bookmarkEnd w:id="27"/>
+    </w:p>
+    <w:p>
+      <w:pPr>
+        <w:pStyle w:val="FirstParagraph"/>
+      </w:pPr>
+      <w:r>
+        <w:t xml:space="preserve">Varying</w:t>
+      </w:r>
+      <w:r>
+        <w:t xml:space="preserve"> </w:t>
+      </w:r>
+      <m:oMath>
+        <m:r>
+          <m:t>x</m:t>
+        </m:r>
+      </m:oMath>
+      <w:r>
+        <w:t xml:space="preserve"> </w:t>
+      </w:r>
+      <w:r>
+        <w:t xml:space="preserve">in</w:t>
+      </w:r>
+      <w:r>
+        <w:t xml:space="preserve"> </w:t>
+      </w:r>
+      <w:hyperlink w:anchor="eq-LTx">
+        <w:r>
+          <w:rPr>
+            <w:rStyle w:val="Hyperlink"/>
+          </w:rPr>
+          <w:t xml:space="preserve">Equation 5</w:t>
+        </w:r>
+      </w:hyperlink>
+      <w:r>
+        <w:t xml:space="preserve"> </w:t>
+      </w:r>
+      <w:r>
+        <w:t xml:space="preserve">then yields any threshold of interest. For instance,</w:t>
+      </w:r>
+      <w:r>
+        <w:t xml:space="preserve"> </w:t>
+      </w:r>
+      <m:oMath>
+        <m:r>
+          <m:t>L</m:t>
+        </m:r>
+        <m:sSub>
+          <m:e>
+            <m:r>
+              <m:t>T</m:t>
+            </m:r>
+          </m:e>
+          <m:sub>
+            <m:r>
+              <m:t>10</m:t>
+            </m:r>
+          </m:sub>
+        </m:sSub>
+      </m:oMath>
+      <w:r>
+        <w:t xml:space="preserve"> </w:t>
+      </w:r>
+      <w:r>
+        <w:t xml:space="preserve">marks the onset of early mortality — useful for risk management — while</w:t>
+      </w:r>
+      <w:r>
+        <w:t xml:space="preserve"> </w:t>
+      </w:r>
+      <m:oMath>
+        <m:r>
+          <m:t>L</m:t>
+        </m:r>
+        <m:sSub>
+          <m:e>
+            <m:r>
+              <m:t>T</m:t>
+            </m:r>
+          </m:e>
+          <m:sub>
+            <m:r>
+              <m:t>90</m:t>
+            </m:r>
+          </m:sub>
+        </m:sSub>
+      </m:oMath>
+      <w:r>
+        <w:t xml:space="preserve"> </w:t>
+      </w:r>
+      <w:r>
+        <w:t xml:space="preserve">is closer to a population-collapse threshold. As with</w:t>
+      </w:r>
+      <w:r>
+        <w:t xml:space="preserve"> </w:t>
+      </w:r>
+      <m:oMath>
+        <m:r>
+          <m:t>L</m:t>
+        </m:r>
+        <m:sSub>
+          <m:e>
+            <m:r>
+              <m:t>T</m:t>
+            </m:r>
+          </m:e>
+          <m:sub>
+            <m:r>
+              <m:t>50</m:t>
+            </m:r>
+          </m:sub>
+        </m:sSub>
+      </m:oMath>
+      <w:r>
+        <w:t xml:space="preserve">, every prediction inherits the joint posterior, so uncertainty bands can be reported alongside the population-level median.</w:t>
+      </w:r>
+    </w:p>
+    <w:p>
+      <w:pPr>
+        <w:pStyle w:val="BodyText"/>
+      </w:pPr>
+      <w:r>
         <w:t xml:space="preserve">Importantly, the slope</w:t>
       </w:r>
       <w:r>
@@ -5804,7 +6419,7 @@
           <w:rPr>
             <w:rStyle w:val="Hyperlink"/>
           </w:rPr>
-          <w:t xml:space="preserve">Equation 5</w:t>
+          <w:t xml:space="preserve">Equation 6</w:t>
         </w:r>
       </w:hyperlink>
       <w:r>
@@ -5880,7 +6495,7 @@
           <w:rPr>
             <w:rStyle w:val="Hyperlink"/>
           </w:rPr>
-          <w:t xml:space="preserve">Equation 6</w:t>
+          <w:t xml:space="preserve">Equation 7</w:t>
         </w:r>
       </w:hyperlink>
       <w:r>
@@ -5891,7 +6506,7 @@
       <w:pPr>
         <w:pStyle w:val="BodyText"/>
       </w:pPr>
-      <w:bookmarkStart w:id="27" w:name="eq-lt50-corrected"/>
+      <w:bookmarkStart w:id="28" w:name="eq-lt50-corrected"/>
       <m:oMathPara>
         <m:oMathParaPr>
           <m:jc m:val="center"/>
@@ -6143,19 +6758,19 @@
             </m:dPr>
             <m:e>
               <m:r>
-                <m:t>5</m:t>
+                <m:t>6</m:t>
               </m:r>
             </m:e>
           </m:d>
         </m:oMath>
       </m:oMathPara>
-      <w:bookmarkEnd w:id="27"/>
+      <w:bookmarkEnd w:id="28"/>
     </w:p>
     <w:p>
       <w:pPr>
         <w:pStyle w:val="FirstParagraph"/>
       </w:pPr>
-      <w:bookmarkStart w:id="28" w:name="eq-ctmax-corrected"/>
+      <w:bookmarkStart w:id="29" w:name="eq-ctmax-corrected"/>
       <m:oMathPara>
         <m:oMathParaPr>
           <m:jc m:val="center"/>
@@ -6488,642 +7103,6 @@
             </m:dPr>
             <m:e>
               <m:r>
-                <m:t>6</m:t>
-              </m:r>
-            </m:e>
-          </m:d>
-        </m:oMath>
-      </m:oMathPara>
-      <w:bookmarkEnd w:id="28"/>
-    </w:p>
-    <w:p>
-      <w:pPr>
-        <w:pStyle w:val="FirstParagraph"/>
-      </w:pPr>
-      <w:r>
-        <w:t xml:space="preserve">In practice, however, these corrections may not be needed so long as the experimental design includes treatments that span the full mortality range which anchors</w:t>
-      </w:r>
-      <w:r>
-        <w:t xml:space="preserve"> </w:t>
-      </w:r>
-      <m:oMath>
-        <m:r>
-          <m:rPr>
-            <m:sty m:val="p"/>
-          </m:rPr>
-          <m:t>ℓ</m:t>
-        </m:r>
-      </m:oMath>
-      <w:r>
-        <w:t xml:space="preserve"> </w:t>
-      </w:r>
-      <w:r>
-        <w:t xml:space="preserve">and</w:t>
-      </w:r>
-      <w:r>
-        <w:t xml:space="preserve"> </w:t>
-      </w:r>
-      <m:oMath>
-        <m:r>
-          <m:t>u</m:t>
-        </m:r>
-      </m:oMath>
-      <w:r>
-        <w:t xml:space="preserve"> </w:t>
-      </w:r>
-      <w:r>
-        <w:t xml:space="preserve">tightly near 1 and 0 and makes the correction term effectively zero. When this is the case,</w:t>
-      </w:r>
-      <w:r>
-        <w:t xml:space="preserve"> </w:t>
-      </w:r>
-      <m:oMath>
-        <m:sSub>
-          <m:e>
-            <m:r>
-              <m:rPr>
-                <m:sty m:val="p"/>
-              </m:rPr>
-              <m:t>log</m:t>
-            </m:r>
-          </m:e>
-          <m:sub>
-            <m:r>
-              <m:t>10</m:t>
-            </m:r>
-          </m:sub>
-        </m:sSub>
-        <m:r>
-          <m:rPr>
-            <m:nor/>
-            <m:sty m:val="p"/>
-          </m:rPr>
-          <m:t>LT50</m:t>
-        </m:r>
-      </m:oMath>
-      <w:r>
-        <w:t xml:space="preserve"> </w:t>
-      </w:r>
-      <w:r>
-        <w:t xml:space="preserve">and</w:t>
-      </w:r>
-      <w:r>
-        <w:t xml:space="preserve"> </w:t>
-      </w:r>
-      <m:oMath>
-        <m:r>
-          <m:t>C</m:t>
-        </m:r>
-        <m:sSub>
-          <m:e>
-            <m:r>
-              <m:t>T</m:t>
-            </m:r>
-          </m:e>
-          <m:sub>
-            <m:r>
-              <m:t>m</m:t>
-            </m:r>
-            <m:r>
-              <m:t>a</m:t>
-            </m:r>
-            <m:r>
-              <m:t>x</m:t>
-            </m:r>
-          </m:sub>
-        </m:sSub>
-      </m:oMath>
-      <w:r>
-        <w:t xml:space="preserve"> </w:t>
-      </w:r>
-      <w:r>
-        <w:t xml:space="preserve">can be read directly from the naive forms in</w:t>
-      </w:r>
-      <w:r>
-        <w:t xml:space="preserve"> </w:t>
-      </w:r>
-      <w:hyperlink w:anchor="eq-lt50-corrected">
-        <w:r>
-          <w:rPr>
-            <w:rStyle w:val="Hyperlink"/>
-          </w:rPr>
-          <w:t xml:space="preserve">Equation 5</w:t>
-        </w:r>
-      </w:hyperlink>
-      <w:r>
-        <w:t xml:space="preserve"> </w:t>
-      </w:r>
-      <w:r>
-        <w:t xml:space="preserve">and</w:t>
-      </w:r>
-      <w:r>
-        <w:t xml:space="preserve"> </w:t>
-      </w:r>
-      <w:hyperlink w:anchor="eq-ctmax-corrected">
-        <w:r>
-          <w:rPr>
-            <w:rStyle w:val="Hyperlink"/>
-          </w:rPr>
-          <w:t xml:space="preserve">Equation 6</w:t>
-        </w:r>
-      </w:hyperlink>
-      <w:r>
-        <w:t xml:space="preserve">. Regardless, we recommend using the correction factor as a safeguard. However, computing both the naive and corrected estimates and comparing them is a useful sensitivity check for whether the correction is needed in any given dataset.</w:t>
-      </w:r>
-    </w:p>
-    <w:p>
-      <w:pPr>
-        <w:pStyle w:val="BodyText"/>
-      </w:pPr>
-      <w:r>
-        <w:t xml:space="preserve">The same derivation generalises beyond the median: the Bayesian dose-response fit gives access to</w:t>
-      </w:r>
-      <w:r>
-        <w:t xml:space="preserve"> </w:t>
-      </w:r>
-      <w:r>
-        <w:rPr>
-          <w:i/>
-          <w:iCs/>
-        </w:rPr>
-        <w:t xml:space="preserve">any</w:t>
-      </w:r>
-      <w:r>
-        <w:t xml:space="preserve"> </w:t>
-      </w:r>
-      <w:r>
-        <w:t xml:space="preserve">mortality percentile, not just</w:t>
-      </w:r>
-      <w:r>
-        <w:t xml:space="preserve"> </w:t>
-      </w:r>
-      <m:oMath>
-        <m:r>
-          <m:t>L</m:t>
-        </m:r>
-        <m:sSub>
-          <m:e>
-            <m:r>
-              <m:t>T</m:t>
-            </m:r>
-          </m:e>
-          <m:sub>
-            <m:r>
-              <m:t>50</m:t>
-            </m:r>
-          </m:sub>
-        </m:sSub>
-      </m:oMath>
-      <w:r>
-        <w:t xml:space="preserve"> </w:t>
-      </w:r>
-      <w:r>
-        <w:t xml:space="preserve">(</w:t>
-      </w:r>
-      <w:hyperlink w:anchor="ref-jorgensen_unifying_2021">
-        <w:r>
-          <w:rPr>
-            <w:rStyle w:val="Hyperlink"/>
-          </w:rPr>
-          <w:t xml:space="preserve">Jørgensen</w:t>
-        </w:r>
-        <w:r>
-          <w:rPr>
-            <w:rStyle w:val="Hyperlink"/>
-          </w:rPr>
-          <w:t xml:space="preserve"> </w:t>
-        </w:r>
-        <w:r>
-          <w:rPr>
-            <w:rStyle w:val="Hyperlink"/>
-            <w:i/>
-            <w:iCs/>
-          </w:rPr>
-          <w:t xml:space="preserve">et al.</w:t>
-        </w:r>
-        <w:r>
-          <w:rPr>
-            <w:rStyle w:val="Hyperlink"/>
-          </w:rPr>
-          <w:t xml:space="preserve"> </w:t>
-        </w:r>
-        <w:r>
-          <w:rPr>
-            <w:rStyle w:val="Hyperlink"/>
-          </w:rPr>
-          <w:t xml:space="preserve">2021</w:t>
-        </w:r>
-      </w:hyperlink>
-      <w:r>
-        <w:t xml:space="preserve">;</w:t>
-      </w:r>
-      <w:r>
-        <w:t xml:space="preserve"> </w:t>
-      </w:r>
-      <w:hyperlink w:anchor="ref-rezende_drosophila_mortality_2020">
-        <w:r>
-          <w:rPr>
-            <w:rStyle w:val="Hyperlink"/>
-          </w:rPr>
-          <w:t xml:space="preserve">Rezende</w:t>
-        </w:r>
-        <w:r>
-          <w:rPr>
-            <w:rStyle w:val="Hyperlink"/>
-          </w:rPr>
-          <w:t xml:space="preserve"> </w:t>
-        </w:r>
-        <w:r>
-          <w:rPr>
-            <w:rStyle w:val="Hyperlink"/>
-            <w:i/>
-            <w:iCs/>
-          </w:rPr>
-          <w:t xml:space="preserve">et al.</w:t>
-        </w:r>
-        <w:r>
-          <w:rPr>
-            <w:rStyle w:val="Hyperlink"/>
-          </w:rPr>
-          <w:t xml:space="preserve"> </w:t>
-        </w:r>
-        <w:r>
-          <w:rPr>
-            <w:rStyle w:val="Hyperlink"/>
-          </w:rPr>
-          <w:t xml:space="preserve">2020</w:t>
-        </w:r>
-      </w:hyperlink>
-      <w:r>
-        <w:t xml:space="preserve">)</w:t>
-      </w:r>
-      <w:r>
-        <w:t xml:space="preserve">. Setting</w:t>
-      </w:r>
-      <w:r>
-        <w:t xml:space="preserve"> </w:t>
-      </w:r>
-      <m:oMath>
-        <m:sSub>
-          <m:e>
-            <m:r>
-              <m:t>p</m:t>
-            </m:r>
-          </m:e>
-          <m:sub>
-            <m:r>
-              <m:t>i</m:t>
-            </m:r>
-            <m:r>
-              <m:t>j</m:t>
-            </m:r>
-          </m:sub>
-        </m:sSub>
-        <m:r>
-          <m:rPr>
-            <m:sty m:val="p"/>
-          </m:rPr>
-          <m:t>=</m:t>
-        </m:r>
-        <m:r>
-          <m:t>x</m:t>
-        </m:r>
-        <m:r>
-          <m:rPr>
-            <m:sty m:val="p"/>
-          </m:rPr>
-          <m:t>/</m:t>
-        </m:r>
-        <m:r>
-          <m:t>100</m:t>
-        </m:r>
-      </m:oMath>
-      <w:r>
-        <w:t xml:space="preserve"> </w:t>
-      </w:r>
-      <w:r>
-        <w:t xml:space="preserve">in</w:t>
-      </w:r>
-      <w:r>
-        <w:t xml:space="preserve"> </w:t>
-      </w:r>
-      <w:hyperlink w:anchor="eq-4pl">
-        <w:r>
-          <w:rPr>
-            <w:rStyle w:val="Hyperlink"/>
-          </w:rPr>
-          <w:t xml:space="preserve">Equation 2</w:t>
-        </w:r>
-      </w:hyperlink>
-      <w:r>
-        <w:t xml:space="preserve"> </w:t>
-      </w:r>
-      <w:r>
-        <w:t xml:space="preserve">and following the same algebra used for</w:t>
-      </w:r>
-      <w:r>
-        <w:t xml:space="preserve"> </w:t>
-      </w:r>
-      <m:oMath>
-        <m:r>
-          <m:t>L</m:t>
-        </m:r>
-        <m:sSub>
-          <m:e>
-            <m:r>
-              <m:t>T</m:t>
-            </m:r>
-          </m:e>
-          <m:sub>
-            <m:r>
-              <m:t>50</m:t>
-            </m:r>
-          </m:sub>
-        </m:sSub>
-      </m:oMath>
-      <w:r>
-        <w:t xml:space="preserve">, the posterior samples of</w:t>
-      </w:r>
-      <w:r>
-        <w:t xml:space="preserve"> </w:t>
-      </w:r>
-      <m:oMath>
-        <m:d>
-          <m:dPr>
-            <m:begChr m:val="("/>
-            <m:sepChr m:val=""/>
-            <m:endChr m:val=")"/>
-            <m:grow/>
-          </m:dPr>
-          <m:e>
-            <m:r>
-              <m:rPr>
-                <m:sty m:val="p"/>
-              </m:rPr>
-              <m:t>ℓ</m:t>
-            </m:r>
-            <m:r>
-              <m:rPr>
-                <m:sty m:val="p"/>
-              </m:rPr>
-              <m:t>,</m:t>
-            </m:r>
-            <m:r>
-              <m:t>u</m:t>
-            </m:r>
-            <m:r>
-              <m:rPr>
-                <m:sty m:val="p"/>
-              </m:rPr>
-              <m:t>,</m:t>
-            </m:r>
-            <m:r>
-              <m:t>k</m:t>
-            </m:r>
-            <m:r>
-              <m:rPr>
-                <m:sty m:val="p"/>
-              </m:rPr>
-              <m:t>,</m:t>
-            </m:r>
-            <m:r>
-              <m:t>m</m:t>
-            </m:r>
-            <m:d>
-              <m:dPr>
-                <m:begChr m:val="("/>
-                <m:sepChr m:val=""/>
-                <m:endChr m:val=")"/>
-                <m:grow/>
-              </m:dPr>
-              <m:e>
-                <m:r>
-                  <m:t>T</m:t>
-                </m:r>
-              </m:e>
-            </m:d>
-          </m:e>
-        </m:d>
-      </m:oMath>
-      <w:r>
-        <w:t xml:space="preserve"> </w:t>
-      </w:r>
-      <w:r>
-        <w:t xml:space="preserve">deliver the time at which</w:t>
-      </w:r>
-      <w:r>
-        <w:t xml:space="preserve"> </w:t>
-      </w:r>
-      <m:oMath>
-        <m:r>
-          <m:t>x</m:t>
-        </m:r>
-        <m:r>
-          <m:rPr>
-            <m:sty m:val="p"/>
-          </m:rPr>
-          <m:t>%</m:t>
-        </m:r>
-      </m:oMath>
-      <w:r>
-        <w:t xml:space="preserve"> </w:t>
-      </w:r>
-      <w:r>
-        <w:t xml:space="preserve">of the population reaches the assayed endpoint:</w:t>
-      </w:r>
-    </w:p>
-    <w:p>
-      <w:pPr>
-        <w:pStyle w:val="BodyText"/>
-      </w:pPr>
-      <w:bookmarkStart w:id="29" w:name="eq-LTx"/>
-      <m:oMathPara>
-        <m:oMathParaPr>
-          <m:jc m:val="center"/>
-        </m:oMathParaPr>
-        <m:oMath>
-          <m:sSub>
-            <m:e>
-              <m:r>
-                <m:rPr>
-                  <m:sty m:val="p"/>
-                </m:rPr>
-                <m:t>log</m:t>
-              </m:r>
-            </m:e>
-            <m:sub>
-              <m:r>
-                <m:t>10</m:t>
-              </m:r>
-            </m:sub>
-          </m:sSub>
-          <m:r>
-            <m:t>L</m:t>
-          </m:r>
-          <m:sSub>
-            <m:e>
-              <m:r>
-                <m:t>T</m:t>
-              </m:r>
-            </m:e>
-            <m:sub>
-              <m:r>
-                <m:t>x</m:t>
-              </m:r>
-            </m:sub>
-          </m:sSub>
-          <m:d>
-            <m:dPr>
-              <m:begChr m:val="("/>
-              <m:sepChr m:val=""/>
-              <m:endChr m:val=")"/>
-              <m:grow/>
-            </m:dPr>
-            <m:e>
-              <m:r>
-                <m:t>T</m:t>
-              </m:r>
-            </m:e>
-          </m:d>
-          <m:r>
-            <m:t> </m:t>
-          </m:r>
-          <m:r>
-            <m:rPr>
-              <m:sty m:val="p"/>
-            </m:rPr>
-            <m:t>=</m:t>
-          </m:r>
-          <m:r>
-            <m:t> </m:t>
-          </m:r>
-          <m:r>
-            <m:t>m</m:t>
-          </m:r>
-          <m:d>
-            <m:dPr>
-              <m:begChr m:val="("/>
-              <m:sepChr m:val=""/>
-              <m:endChr m:val=")"/>
-              <m:grow/>
-            </m:dPr>
-            <m:e>
-              <m:r>
-                <m:t>T</m:t>
-              </m:r>
-            </m:e>
-          </m:d>
-          <m:r>
-            <m:t> </m:t>
-          </m:r>
-          <m:r>
-            <m:rPr>
-              <m:sty m:val="p"/>
-            </m:rPr>
-            <m:t>−</m:t>
-          </m:r>
-          <m:r>
-            <m:t> </m:t>
-          </m:r>
-          <m:f>
-            <m:fPr>
-              <m:type m:val="bar"/>
-            </m:fPr>
-            <m:num>
-              <m:r>
-                <m:t>1</m:t>
-              </m:r>
-            </m:num>
-            <m:den>
-              <m:r>
-                <m:t>k</m:t>
-              </m:r>
-            </m:den>
-          </m:f>
-          <m:r>
-            <m:t> </m:t>
-          </m:r>
-          <m:r>
-            <m:rPr>
-              <m:sty m:val="p"/>
-            </m:rPr>
-            <m:t>ln</m:t>
-          </m:r>
-          <m:r>
-            <m:t>​</m:t>
-          </m:r>
-          <m:f>
-            <m:fPr>
-              <m:type m:val="bar"/>
-            </m:fPr>
-            <m:num>
-              <m:r>
-                <m:t>u</m:t>
-              </m:r>
-              <m:r>
-                <m:rPr>
-                  <m:sty m:val="p"/>
-                </m:rPr>
-                <m:t>−</m:t>
-              </m:r>
-              <m:r>
-                <m:t>x</m:t>
-              </m:r>
-              <m:r>
-                <m:rPr>
-                  <m:sty m:val="p"/>
-                </m:rPr>
-                <m:t>/</m:t>
-              </m:r>
-              <m:r>
-                <m:t>100</m:t>
-              </m:r>
-            </m:num>
-            <m:den>
-              <m:r>
-                <m:t>x</m:t>
-              </m:r>
-              <m:r>
-                <m:rPr>
-                  <m:sty m:val="p"/>
-                </m:rPr>
-                <m:t>/</m:t>
-              </m:r>
-              <m:r>
-                <m:t>100</m:t>
-              </m:r>
-              <m:r>
-                <m:rPr>
-                  <m:sty m:val="p"/>
-                </m:rPr>
-                <m:t>−</m:t>
-              </m:r>
-              <m:r>
-                <m:rPr>
-                  <m:sty m:val="p"/>
-                </m:rPr>
-                <m:t>ℓ</m:t>
-              </m:r>
-            </m:den>
-          </m:f>
-          <m:r>
-            <m:rPr>
-              <m:sty m:val="p"/>
-            </m:rPr>
-            <m:t>,</m:t>
-          </m:r>
-          <m:r>
-            <m:t>  </m:t>
-          </m:r>
-          <m:d>
-            <m:dPr>
-              <m:begChr m:val="("/>
-              <m:sepChr m:val=""/>
-              <m:endChr m:val=")"/>
-              <m:grow/>
-            </m:dPr>
-            <m:e>
-              <m:r>
                 <m:t>7</m:t>
               </m:r>
             </m:e>
@@ -7137,45 +7116,78 @@
         <w:pStyle w:val="FirstParagraph"/>
       </w:pPr>
       <w:r>
-        <w:t xml:space="preserve">Varying</w:t>
+        <w:t xml:space="preserve">In practice, however, these corrections may not be needed so long as the experimental design includes treatments that span the full mortality range which anchors</w:t>
       </w:r>
       <w:r>
         <w:t xml:space="preserve"> </w:t>
       </w:r>
       <m:oMath>
         <m:r>
-          <m:t>x</m:t>
+          <m:rPr>
+            <m:sty m:val="p"/>
+          </m:rPr>
+          <m:t>ℓ</m:t>
         </m:r>
       </m:oMath>
       <w:r>
         <w:t xml:space="preserve"> </w:t>
       </w:r>
       <w:r>
-        <w:t xml:space="preserve">in</w:t>
-      </w:r>
-      <w:r>
-        <w:t xml:space="preserve"> </w:t>
-      </w:r>
-      <w:hyperlink w:anchor="eq-LTx">
-        <w:r>
-          <w:rPr>
-            <w:rStyle w:val="Hyperlink"/>
-          </w:rPr>
-          <w:t xml:space="preserve">Equation 7</w:t>
-        </w:r>
-      </w:hyperlink>
-      <w:r>
-        <w:t xml:space="preserve"> </w:t>
-      </w:r>
-      <w:r>
-        <w:t xml:space="preserve">then yields any threshold of interest. For instance,</w:t>
+        <w:t xml:space="preserve">and</w:t>
       </w:r>
       <w:r>
         <w:t xml:space="preserve"> </w:t>
       </w:r>
       <m:oMath>
         <m:r>
-          <m:t>L</m:t>
+          <m:t>u</m:t>
+        </m:r>
+      </m:oMath>
+      <w:r>
+        <w:t xml:space="preserve"> </w:t>
+      </w:r>
+      <w:r>
+        <w:t xml:space="preserve">tightly near 1 and 0 and makes the correction term effectively zero. When this is the case,</w:t>
+      </w:r>
+      <w:r>
+        <w:t xml:space="preserve"> </w:t>
+      </w:r>
+      <m:oMath>
+        <m:sSub>
+          <m:e>
+            <m:r>
+              <m:rPr>
+                <m:sty m:val="p"/>
+              </m:rPr>
+              <m:t>log</m:t>
+            </m:r>
+          </m:e>
+          <m:sub>
+            <m:r>
+              <m:t>10</m:t>
+            </m:r>
+          </m:sub>
+        </m:sSub>
+        <m:r>
+          <m:rPr>
+            <m:nor/>
+            <m:sty m:val="p"/>
+          </m:rPr>
+          <m:t>LT50</m:t>
+        </m:r>
+      </m:oMath>
+      <w:r>
+        <w:t xml:space="preserve"> </w:t>
+      </w:r>
+      <w:r>
+        <w:t xml:space="preserve">and</w:t>
+      </w:r>
+      <w:r>
+        <w:t xml:space="preserve"> </w:t>
+      </w:r>
+      <m:oMath>
+        <m:r>
+          <m:t>C</m:t>
         </m:r>
         <m:sSub>
           <m:e>
@@ -7185,7 +7197,13 @@
           </m:e>
           <m:sub>
             <m:r>
-              <m:t>10</m:t>
+              <m:t>m</m:t>
+            </m:r>
+            <m:r>
+              <m:t>a</m:t>
+            </m:r>
+            <m:r>
+              <m:t>x</m:t>
             </m:r>
           </m:sub>
         </m:sSub>
@@ -7194,56 +7212,38 @@
         <w:t xml:space="preserve"> </w:t>
       </w:r>
       <w:r>
-        <w:t xml:space="preserve">marks the onset of early mortality — useful for risk management — while</w:t>
-      </w:r>
-      <w:r>
-        <w:t xml:space="preserve"> </w:t>
-      </w:r>
-      <m:oMath>
-        <m:r>
-          <m:t>L</m:t>
-        </m:r>
-        <m:sSub>
-          <m:e>
-            <m:r>
-              <m:t>T</m:t>
-            </m:r>
-          </m:e>
-          <m:sub>
-            <m:r>
-              <m:t>90</m:t>
-            </m:r>
-          </m:sub>
-        </m:sSub>
-      </m:oMath>
-      <w:r>
-        <w:t xml:space="preserve"> </w:t>
-      </w:r>
-      <w:r>
-        <w:t xml:space="preserve">is closer to a population-collapse threshold. As with</w:t>
-      </w:r>
-      <w:r>
-        <w:t xml:space="preserve"> </w:t>
-      </w:r>
-      <m:oMath>
-        <m:r>
-          <m:t>L</m:t>
-        </m:r>
-        <m:sSub>
-          <m:e>
-            <m:r>
-              <m:t>T</m:t>
-            </m:r>
-          </m:e>
-          <m:sub>
-            <m:r>
-              <m:t>50</m:t>
-            </m:r>
-          </m:sub>
-        </m:sSub>
-      </m:oMath>
-      <w:r>
-        <w:t xml:space="preserve">, every prediction inherits the joint posterior, so uncertainty bands can be reported alongside the population-level median.</w:t>
+        <w:t xml:space="preserve">can be read directly from the naive forms in</w:t>
+      </w:r>
+      <w:r>
+        <w:t xml:space="preserve"> </w:t>
+      </w:r>
+      <w:hyperlink w:anchor="eq-lt50-corrected">
+        <w:r>
+          <w:rPr>
+            <w:rStyle w:val="Hyperlink"/>
+          </w:rPr>
+          <w:t xml:space="preserve">Equation 6</w:t>
+        </w:r>
+      </w:hyperlink>
+      <w:r>
+        <w:t xml:space="preserve"> </w:t>
+      </w:r>
+      <w:r>
+        <w:t xml:space="preserve">and</w:t>
+      </w:r>
+      <w:r>
+        <w:t xml:space="preserve"> </w:t>
+      </w:r>
+      <w:hyperlink w:anchor="eq-ctmax-corrected">
+        <w:r>
+          <w:rPr>
+            <w:rStyle w:val="Hyperlink"/>
+          </w:rPr>
+          <w:t xml:space="preserve">Equation 7</w:t>
+        </w:r>
+      </w:hyperlink>
+      <w:r>
+        <w:t xml:space="preserve">. Regardless, we recommend using the correction factor as a safeguard. However, computing both the naive and corrected estimates and comparing them is a useful sensitivity check for whether the correction is needed in any given dataset.</w:t>
       </w:r>
     </w:p>
     <w:bookmarkEnd w:id="30"/>

--- a/_output/ms.docx
+++ b/_output/ms.docx
@@ -7,7 +7,7 @@
         <w:pStyle w:val="Title"/>
       </w:pPr>
       <w:r>
-        <w:t xml:space="preserve">A flexible modelling framework for estimating thermal sensitivity across life</w:t>
+        <w:t xml:space="preserve">A flexible modelling framework for estimating thermal tolerance and sensitivity</w:t>
       </w:r>
     </w:p>
     <w:p>
@@ -129,7 +129,7 @@
         </w:numPr>
       </w:pPr>
       <w:r>
-        <w:t xml:space="preserve">The thermal load sensitivity (TLS) framework is the gold standard for estimating and predicting thermal tolerance in nature, but its standard two-step pipeline — point-estimate LT50 extraction at each assay temperature followed by ordinary least squares regression of</w:t>
+        <w:t xml:space="preserve">The thermal load sensitivity (TLS) and thermal death time (TDT) models are the gold standard for estimating and predicting thermal tolerance in nature. However, its two-step pipeline — first inferring median times to death across a range of assay temperatures, then regressing</w:t>
       </w:r>
       <w:r>
         <w:t xml:space="preserve"> </w:t>
@@ -155,7 +155,7 @@
             <m:nor/>
             <m:sty m:val="p"/>
           </m:rPr>
-          <m:t>LT50</m:t>
+          <m:t>time to death</m:t>
         </m:r>
       </m:oMath>
       <w:r>
@@ -173,7 +173,7 @@
         </w:numPr>
       </w:pPr>
       <w:r>
-        <w:t xml:space="preserve">We describe a flexible Bayesian, single-stage four-parameter logistic (4PL) model for modelling the impact of temperature and time on survival and fertility. We demonstrate how such an approach can recover all the classical TDT output typical of a two-stage modelling framework — including thermal sensitivity (</w:t>
+        <w:t xml:space="preserve">We describe a flexible Bayesian, single-stage four-parameter logistic (4PL) model for modelling the impact of temperature and time on survival and sublethal responses to heat stress. We demonstrate how such an approach can recover all the classical TDT output typical of a two-stage modelling framework — including thermal sensitivity (</w:t>
       </w:r>
       <m:oMath>
         <m:r>
@@ -233,7 +233,7 @@
         </w:numPr>
       </w:pPr>
       <w:r>
-        <w:t xml:space="preserve">We applied our new modelling framework to data from brown shrimp (</w:t>
+        <w:t xml:space="preserve">We applied our new modelling framework to simulated data, as well as case studies in brown shrimp (</w:t>
       </w:r>
       <w:r>
         <w:rPr>
@@ -243,7 +243,17 @@
         <w:t xml:space="preserve">Crangon crangon</w:t>
       </w:r>
       <w:r>
-        <w:t xml:space="preserve">) and XX to demonstrate the equivalencies and benefits of such an approach.</w:t>
+        <w:t xml:space="preserve">), zebrafish (</w:t>
+      </w:r>
+      <w:r>
+        <w:rPr>
+          <w:i/>
+          <w:iCs/>
+        </w:rPr>
+        <w:t xml:space="preserve">Danio rerio</w:t>
+      </w:r>
+      <w:r>
+        <w:t xml:space="preserve">), and XXX to demonstrate the equivalencies and benefits of such an approach.</w:t>
       </w:r>
     </w:p>
     <w:p>
@@ -254,7 +264,7 @@
         </w:numPr>
       </w:pPr>
       <w:r>
-        <w:t xml:space="preserve">We show that the classical and Bayesian frameworks are equivalent, but that the hierarchical 4PL delivers properly propagated uncertainty, can account for complex hierarchical data (i.e., random effects), can accommodate censoring and overdispersion, and unlocks outputs the two-step pipeline cannot provide (full survival surface, arbitrary mortality percentiles, decomposable between-group contrasts, dynamic-regime predictions). We provide reusable R helpers and recommend the hierarchical 4PL as the default analysis for new TDT data.</w:t>
+        <w:t xml:space="preserve">We show that the classical and Bayesian frameworks are equivalent, but that the hierarchical 4PL delivers properly propagated uncertainty, can account for complex hierarchical data (i.e., random effects), can accommodate censoring and overdispersion, and unlocks outputs the two-step pipeline cannot provide (full survival surface, arbitrary mortality percentiles, decomposable between-group contrasts). We provide reusable R helpers and recommend the hierarchical 4PL as the default analysis for new data using the TLS framework.</w:t>
       </w:r>
     </w:p>
     <w:p>
@@ -272,7 +282,7 @@
         <w:t xml:space="preserve"> </w:t>
       </w:r>
       <w:r>
-        <w:t xml:space="preserve">thermal death time; tolerance landscape; hierarchical Bayesian model; 4-parameter logistic; heat injury; CTmax; ectotherm</w:t>
+        <w:t xml:space="preserve">thermal death time; TDT; tolerance landscape; hierarchical Bayesian model; 4-parameter logistic; heat injury; CTmax; ectotherm</w:t>
       </w:r>
     </w:p>
     <w:bookmarkStart w:id="20" w:name="introduction"/>
@@ -475,7 +485,7 @@
         <w:t xml:space="preserve">)</w:t>
       </w:r>
       <w:r>
-        <w:t xml:space="preserve">. Quantifying differences in thermal tolerance across species is now central to forecasting climate-change impacts on organisms in nature</w:t>
+        <w:t xml:space="preserve">. Quantifying differences in thermal tolerance across species is now central to forecasting climate change impacts on organisms in nature</w:t>
       </w:r>
       <w:r>
         <w:t xml:space="preserve"> </w:t>
@@ -655,7 +665,7 @@
         <w:t xml:space="preserve">)</w:t>
       </w:r>
       <w:r>
-        <w:t xml:space="preserve">. Static measures of heat tolerance, such as</w:t>
+        <w:t xml:space="preserve">. Threshold-based measures of heat tolerance, such as</w:t>
       </w:r>
       <w:r>
         <w:t xml:space="preserve"> </w:t>
@@ -684,7 +694,7 @@
         </m:sSub>
       </m:oMath>
       <w:r>
-        <w:t xml:space="preserve">, have long been used to establish differences in vulnerability among taxa and predicting climate change risk</w:t>
+        <w:t xml:space="preserve">, have long been used to establish differences in climate vulnerability among taxa and predicting climate change risk</w:t>
       </w:r>
       <w:r>
         <w:t xml:space="preserve"> </w:t>
@@ -864,7 +874,7 @@
         <w:t xml:space="preserve">)</w:t>
       </w:r>
       <w:r>
-        <w:t xml:space="preserve">. While useful, static measures do not capture how the negative effects of extreme heat on fitness depend on both heat intensity and duration, limiting our ability to make realistic predictions under more dynamic thermal environments</w:t>
+        <w:t xml:space="preserve">. While useful, threshold-based measures do not capture how the negative effects of extreme heat on fitness depend on both the duration and intensity of heat stress, limiting our ability to make realistic predictions under fluctuating temperature regimes that occur in nature</w:t>
       </w:r>
       <w:r>
         <w:t xml:space="preserve"> </w:t>
@@ -1221,7 +1231,7 @@
         <w:t xml:space="preserve"> </w:t>
       </w:r>
       <w:r>
-        <w:t xml:space="preserve">resolves these limitations by jointly modelling the effects of heat intensity and duration on fitness (e.g., survival, fertility, reproduction). This matters because physiological damage accumulates in a dose-dependent manner — physiological damage accumulates faster at higher temperatures and over longer exposures</w:t>
+        <w:t xml:space="preserve">resolves these limitations by jointly modelling the effects of heat intensity and duration on fitness (e.g., survival, fertility, reproduction). This matters because physiological damage from heat stress accumulates in a dose-dependent manner — physiological damage accumulates faster at higher temperatures and over longer exposures</w:t>
       </w:r>
       <w:r>
         <w:t xml:space="preserve"> </w:t>
@@ -1521,7 +1531,7 @@
         <w:pStyle w:val="BodyText"/>
       </w:pPr>
       <w:r>
-        <w:t xml:space="preserve">Thermal load sensitivity modelling, while powerful, traditionally involves a two-step approach</w:t>
+        <w:t xml:space="preserve">Thermal load sensitivity modelling, while powerful, traditionally involves a two-step modelling approach</w:t>
       </w:r>
       <w:r>
         <w:t xml:space="preserve"> </w:t>
@@ -1727,19 +1737,16 @@
         <w:t xml:space="preserve">)</w:t>
       </w:r>
       <w:r>
-        <w:t xml:space="preserve">. First, experiments will typically be done that manipulate a range of temperatures and times (5 temperatures x 5 durations). The proportion of live/dead (or fertile/infertile, if sub-lethal) is then modelled as a function of log transformed time (in minutes or hours) using dose-response curves fit across all temperatures (usually at each temperature treatment independently). A threshold response, e.g.,</w:t>
+        <w:t xml:space="preserve">. First, experiments will typically be expose organisms to a range of temperatures for various durations of exposure. The proportion of live/dead, fertile/infertile, or live/knockdown, for instance, is then modelled as a function of log transformed exposure time (in minutes or hours) using dose-response curves fit across all temperatures (usually at each temperature treatment independently). The time to death, fertility, or heat knockdown is then derived from these curves, based on the temperature predicted to reduce these responses by a given threshold (e.g.,</w:t>
       </w:r>
       <w:r>
         <w:t xml:space="preserve"> </w:t>
       </w:r>
       <m:oMath>
-        <m:r>
-          <m:t>L</m:t>
-        </m:r>
         <m:sSub>
           <m:e>
             <m:r>
-              <m:t>T</m:t>
+              <m:t>t</m:t>
             </m:r>
           </m:e>
           <m:sub>
@@ -1750,56 +1757,30 @@
         </m:sSub>
       </m:oMath>
       <w:r>
-        <w:t xml:space="preserve"> </w:t>
-      </w:r>
-      <w:r>
-        <w:t xml:space="preserve">or</w:t>
+        <w:t xml:space="preserve">, the time to reach 50% mortality). Second, the log10 transformed</w:t>
       </w:r>
       <w:r>
         <w:t xml:space="preserve"> </w:t>
       </w:r>
       <m:oMath>
-        <m:r>
-          <m:t>L</m:t>
-        </m:r>
         <m:sSub>
           <m:e>
             <m:r>
-              <m:t>T</m:t>
+              <m:t>t</m:t>
             </m:r>
           </m:e>
           <m:sub>
             <m:r>
-              <m:t>80</m:t>
+              <m:t>50</m:t>
             </m:r>
           </m:sub>
         </m:sSub>
       </m:oMath>
       <w:r>
-        <w:t xml:space="preserve">, is then derived from these curves. Second, the log transformed time taken to reach the threshold (e.g.,</w:t>
-      </w:r>
-      <w:r>
-        <w:t xml:space="preserve"> </w:t>
-      </w:r>
-      <m:oMath>
-        <m:r>
-          <m:t>L</m:t>
-        </m:r>
-        <m:sSub>
-          <m:e>
-            <m:r>
-              <m:t>T</m:t>
-            </m:r>
-          </m:e>
-          <m:sub>
-            <m:r>
-              <m:t>50</m:t>
-            </m:r>
-          </m:sub>
-        </m:sSub>
-      </m:oMath>
-      <w:r>
-        <w:t xml:space="preserve">) and temperature are regressed against each other using a linear model and thermal sensitivity (i.e., the slope of this regression,</w:t>
+        <w:t xml:space="preserve"> </w:t>
+      </w:r>
+      <w:r>
+        <w:t xml:space="preserve">and temperature are regressed against each other using a linear model. Thermal sensitivity (i.e.,</w:t>
       </w:r>
       <w:r>
         <w:t xml:space="preserve"> </w:t>
@@ -1812,12 +1793,15 @@
         <w:t xml:space="preserve">z</w:t>
       </w:r>
       <w:r>
-        <w:t xml:space="preserve">) and critical thermal maxima (i.e., the intercept of the regression,</w:t>
+        <w:t xml:space="preserve">, the inverse of the slope of this regression) and static critical thermal maxima (i.e., the intercept of the regression,</w:t>
       </w:r>
       <w:r>
         <w:t xml:space="preserve"> </w:t>
       </w:r>
       <m:oMath>
+        <m:r>
+          <m:t>s</m:t>
+        </m:r>
         <m:r>
           <m:t>C</m:t>
         </m:r>
@@ -1859,7 +1843,7 @@
         </m:sSub>
       </m:oMath>
       <w:r>
-        <w:t xml:space="preserve">) are then derived</w:t>
+        <w:t xml:space="preserve">) are then derived from this linear model</w:t>
       </w:r>
       <w:r>
         <w:t xml:space="preserve"> </w:t>
@@ -1951,6 +1935,9 @@
         <w:t xml:space="preserve"> </w:t>
       </w:r>
       <m:oMath>
+        <m:r>
+          <m:t>s</m:t>
+        </m:r>
         <m:r>
           <m:t>C</m:t>
         </m:r>
@@ -1995,7 +1982,148 @@
         <w:t xml:space="preserve"> </w:t>
       </w:r>
       <w:r>
-        <w:t xml:space="preserve">is usually computed at 1 min or 1 hour duration. The 1 hour reference falls within typical assay durations avoiding substantial extrapolation which is why it is recommended</w:t>
+        <w:t xml:space="preserve">is usually computed for a 1 min</w:t>
+      </w:r>
+      <w:r>
+        <w:t xml:space="preserve"> </w:t>
+      </w:r>
+      <w:r>
+        <w:t xml:space="preserve">(</w:t>
+      </w:r>
+      <w:hyperlink w:anchor="ref-rezende_landscapes_2014">
+        <w:r>
+          <w:rPr>
+            <w:rStyle w:val="Hyperlink"/>
+          </w:rPr>
+          <w:t xml:space="preserve">Rezende</w:t>
+        </w:r>
+        <w:r>
+          <w:rPr>
+            <w:rStyle w:val="Hyperlink"/>
+          </w:rPr>
+          <w:t xml:space="preserve"> </w:t>
+        </w:r>
+        <w:r>
+          <w:rPr>
+            <w:rStyle w:val="Hyperlink"/>
+            <w:i/>
+            <w:iCs/>
+          </w:rPr>
+          <w:t xml:space="preserve">et al.</w:t>
+        </w:r>
+        <w:r>
+          <w:rPr>
+            <w:rStyle w:val="Hyperlink"/>
+          </w:rPr>
+          <w:t xml:space="preserve"> </w:t>
+        </w:r>
+        <w:r>
+          <w:rPr>
+            <w:rStyle w:val="Hyperlink"/>
+          </w:rPr>
+          <w:t xml:space="preserve">2014</w:t>
+        </w:r>
+      </w:hyperlink>
+      <w:r>
+        <w:t xml:space="preserve">)</w:t>
+      </w:r>
+      <w:r>
+        <w:t xml:space="preserve">, 1 hour</w:t>
+      </w:r>
+      <w:r>
+        <w:t xml:space="preserve"> </w:t>
+      </w:r>
+      <w:r>
+        <w:t xml:space="preserve">(</w:t>
+      </w:r>
+      <w:hyperlink w:anchor="ref-jorgensen_drosophila_2019">
+        <w:r>
+          <w:rPr>
+            <w:rStyle w:val="Hyperlink"/>
+          </w:rPr>
+          <w:t xml:space="preserve">Jørgensen</w:t>
+        </w:r>
+        <w:r>
+          <w:rPr>
+            <w:rStyle w:val="Hyperlink"/>
+          </w:rPr>
+          <w:t xml:space="preserve"> </w:t>
+        </w:r>
+        <w:r>
+          <w:rPr>
+            <w:rStyle w:val="Hyperlink"/>
+            <w:i/>
+            <w:iCs/>
+          </w:rPr>
+          <w:t xml:space="preserve">et al.</w:t>
+        </w:r>
+        <w:r>
+          <w:rPr>
+            <w:rStyle w:val="Hyperlink"/>
+          </w:rPr>
+          <w:t xml:space="preserve"> </w:t>
+        </w:r>
+        <w:r>
+          <w:rPr>
+            <w:rStyle w:val="Hyperlink"/>
+          </w:rPr>
+          <w:t xml:space="preserve">2019</w:t>
+        </w:r>
+      </w:hyperlink>
+      <w:r>
+        <w:t xml:space="preserve">)</w:t>
+      </w:r>
+      <w:r>
+        <w:t xml:space="preserve">, or 4 hour</w:t>
+      </w:r>
+      <w:r>
+        <w:t xml:space="preserve"> </w:t>
+      </w:r>
+      <w:r>
+        <w:t xml:space="preserve">(</w:t>
+      </w:r>
+      <w:hyperlink w:anchor="ref-orsted_suzukii_2024">
+        <w:r>
+          <w:rPr>
+            <w:rStyle w:val="Hyperlink"/>
+          </w:rPr>
+          <w:t xml:space="preserve">Ørsted</w:t>
+        </w:r>
+        <w:r>
+          <w:rPr>
+            <w:rStyle w:val="Hyperlink"/>
+          </w:rPr>
+          <w:t xml:space="preserve"> </w:t>
+        </w:r>
+        <w:r>
+          <w:rPr>
+            <w:rStyle w:val="Hyperlink"/>
+            <w:i/>
+            <w:iCs/>
+          </w:rPr>
+          <w:t xml:space="preserve">et al.</w:t>
+        </w:r>
+        <w:r>
+          <w:rPr>
+            <w:rStyle w:val="Hyperlink"/>
+          </w:rPr>
+          <w:t xml:space="preserve"> </w:t>
+        </w:r>
+        <w:r>
+          <w:rPr>
+            <w:rStyle w:val="Hyperlink"/>
+          </w:rPr>
+          <w:t xml:space="preserve">2024</w:t>
+        </w:r>
+      </w:hyperlink>
+      <w:r>
+        <w:t xml:space="preserve">)</w:t>
+      </w:r>
+      <w:r>
+        <w:t xml:space="preserve"> </w:t>
+      </w:r>
+      <w:r>
+        <w:t xml:space="preserve">duration of exposure to heat stress. The 1 hour reference falls within typical assay durations avoiding substantial extrapolation which is why it is often recommended</w:t>
       </w:r>
       <w:r>
         <w:t xml:space="preserve"> </w:t>
@@ -2074,13 +2202,16 @@
                   <m:t>1</m:t>
                 </m:r>
                 <m:r>
-                  <m:t>m</m:t>
+                  <m:t>h</m:t>
                 </m:r>
                 <m:r>
-                  <m:t>i</m:t>
+                  <m:t>o</m:t>
                 </m:r>
                 <m:r>
-                  <m:t>n</m:t>
+                  <m:t>u</m:t>
+                </m:r>
+                <m:r>
+                  <m:t>r</m:t>
                 </m:r>
               </m:sub>
             </m:sSub>
@@ -2153,13 +2284,10 @@
         <w:t xml:space="preserve"> </w:t>
       </w:r>
       <m:oMath>
-        <m:r>
-          <m:t>L</m:t>
-        </m:r>
         <m:sSub>
           <m:e>
             <m:r>
-              <m:t>T</m:t>
+              <m:t>t</m:t>
             </m:r>
           </m:e>
           <m:sub>
@@ -2170,7 +2298,7 @@
         </m:sSub>
       </m:oMath>
       <w:r>
-        <w:t xml:space="preserve">), at which point we would predict 50% of the population to have died. Recent work has emphasized the importance of repair in heat injury dynamics</w:t>
+        <w:t xml:space="preserve">), at which point we would predict 50% of the population to have died. Recent work has also emphasized the importance of repair in heat injury dynamics</w:t>
       </w:r>
       <w:r>
         <w:t xml:space="preserve"> </w:t>
@@ -2256,10 +2384,53 @@
         <w:t xml:space="preserve">)</w:t>
       </w:r>
       <w:r>
-        <w:t xml:space="preserve"> </w:t>
-      </w:r>
-      <w:r>
-        <w:t xml:space="preserve">with modelling approaches developed to capture these damage-repair dynamics.</w:t>
+        <w:t xml:space="preserve">, and new modelling approaches have recently been developed to capture these damage-repair dynamics</w:t>
+      </w:r>
+      <w:r>
+        <w:t xml:space="preserve"> </w:t>
+      </w:r>
+      <w:r>
+        <w:t xml:space="preserve">(</w:t>
+      </w:r>
+      <w:hyperlink w:anchor="ref-arnold_thermal_2025">
+        <w:r>
+          <w:rPr>
+            <w:rStyle w:val="Hyperlink"/>
+          </w:rPr>
+          <w:t xml:space="preserve">Arnold</w:t>
+        </w:r>
+        <w:r>
+          <w:rPr>
+            <w:rStyle w:val="Hyperlink"/>
+          </w:rPr>
+          <w:t xml:space="preserve"> </w:t>
+        </w:r>
+        <w:r>
+          <w:rPr>
+            <w:rStyle w:val="Hyperlink"/>
+            <w:i/>
+            <w:iCs/>
+          </w:rPr>
+          <w:t xml:space="preserve">et al.</w:t>
+        </w:r>
+        <w:r>
+          <w:rPr>
+            <w:rStyle w:val="Hyperlink"/>
+          </w:rPr>
+          <w:t xml:space="preserve"> </w:t>
+        </w:r>
+        <w:r>
+          <w:rPr>
+            <w:rStyle w:val="Hyperlink"/>
+          </w:rPr>
+          <w:t xml:space="preserve">2025</w:t>
+        </w:r>
+      </w:hyperlink>
+      <w:r>
+        <w:t xml:space="preserve">)</w:t>
+      </w:r>
+      <w:r>
+        <w:t xml:space="preserve">.</w:t>
       </w:r>
     </w:p>
     <w:p>
@@ -2267,19 +2438,16 @@
         <w:pStyle w:val="BodyText"/>
       </w:pPr>
       <w:r>
-        <w:t xml:space="preserve">While the two-step approach to modelling thermal sensitivity is intuitive and simple in practice it has numerous practical and statistical limitations. First, the two-step pipeline propagates uncertainty incorrectly. The</w:t>
+        <w:t xml:space="preserve">While the two-step approach to modelling thermal sensitivity is intuitive and simple in practice, it has numerous practical and statistical limitations. First, the two-step pipeline does not typically allow correct uncertainty propagation. The</w:t>
       </w:r>
       <w:r>
         <w:t xml:space="preserve"> </w:t>
       </w:r>
       <m:oMath>
-        <m:r>
-          <m:t>L</m:t>
-        </m:r>
         <m:sSub>
           <m:e>
             <m:r>
-              <m:t>T</m:t>
+              <m:t>t</m:t>
             </m:r>
           </m:e>
           <m:sub>
@@ -2293,7 +2461,7 @@
         <w:t xml:space="preserve"> </w:t>
       </w:r>
       <w:r>
-        <w:t xml:space="preserve">estimates are estimates with non-negligible sampling variance. Treating them as fixed inputs to the regression discards that variance which can lead to miscalibrated standard errors on the slope (</w:t>
+        <w:t xml:space="preserve">point estimates have non-negligible sampling variance. Treating them as fixed inputs to the regression discards that sampling variance, which can lead to miscalibrated standard errors on the slope (</w:t>
       </w:r>
       <m:oMath>
         <m:r>
@@ -2327,7 +2495,30 @@
         </m:sSub>
       </m:oMath>
       <w:r>
-        <w:t xml:space="preserve">) – a known issue in the statistical literature</w:t>
+        <w:t xml:space="preserve">), and inflated</w:t>
+      </w:r>
+      <w:r>
+        <w:t xml:space="preserve"> </w:t>
+      </w:r>
+      <m:oMath>
+        <m:sSup>
+          <m:e>
+            <m:r>
+              <m:t>R</m:t>
+            </m:r>
+          </m:e>
+          <m:sup>
+            <m:r>
+              <m:t>2</m:t>
+            </m:r>
+          </m:sup>
+        </m:sSup>
+      </m:oMath>
+      <w:r>
+        <w:t xml:space="preserve"> </w:t>
+      </w:r>
+      <w:r>
+        <w:t xml:space="preserve">– a known issue in the statistical literature</w:t>
       </w:r>
       <w:r>
         <w:t xml:space="preserve"> </w:t>
@@ -2413,7 +2604,7 @@
         <w:t xml:space="preserve">)</w:t>
       </w:r>
       <w:r>
-        <w:t xml:space="preserve">. Second, group comparisons (between species, sexes, or life stages) inherit the miscalibrated uncertainty of the first stage. As such, differences in</w:t>
+        <w:t xml:space="preserve">. Second, group comparisons (between species, sexes, or life stages) inherit this miscalibrated uncertainty. As such, differences in</w:t>
       </w:r>
       <w:r>
         <w:t xml:space="preserve"> </w:t>
@@ -2433,13 +2624,10 @@
         <w:t xml:space="preserve"> </w:t>
       </w:r>
       <m:oMath>
-        <m:r>
-          <m:t>L</m:t>
-        </m:r>
         <m:sSub>
           <m:e>
             <m:r>
-              <m:t>T</m:t>
+              <m:t>t</m:t>
             </m:r>
           </m:e>
           <m:sub>
@@ -2453,19 +2641,16 @@
         <w:t xml:space="preserve"> </w:t>
       </w:r>
       <w:r>
-        <w:t xml:space="preserve">before the comparison is made. Third, the</w:t>
+        <w:t xml:space="preserve">without sampling variance before the comparison is made. Third, the</w:t>
       </w:r>
       <w:r>
         <w:t xml:space="preserve"> </w:t>
       </w:r>
       <m:oMath>
-        <m:r>
-          <m:t>L</m:t>
-        </m:r>
         <m:sSub>
           <m:e>
             <m:r>
-              <m:t>T</m:t>
+              <m:t>t</m:t>
             </m:r>
           </m:e>
           <m:sub>
@@ -2476,7 +2661,7 @@
         </m:sSub>
       </m:oMath>
       <w:r>
-        <w:t xml:space="preserve">-extraction step collapses the within-replicate count, foreclosing hierarchical decomposition of variance across replicates, plates, populations, sexes, and life stages that could affect parameters of dose-response curves</w:t>
+        <w:t xml:space="preserve">-extraction step collapses the within-replicate count, and prevents the hierarchical decomposition of variance across replicates, plates, populations, sexes, and life stages that could affect parameters of dose-response curves</w:t>
       </w:r>
       <w:r>
         <w:t xml:space="preserve"> </w:t>
@@ -2550,7 +2735,7 @@
         <w:t xml:space="preserve">)</w:t>
       </w:r>
       <w:r>
-        <w:t xml:space="preserve">. Fourth, the intrinsically hierarchical structure of (e.g., animals within batches and assay days) is generally ignored which can lead to pseudoreplicaton, resulting in anticonservative standard errors that affect inference. Finally, propagating uncertainty from a two-step fit into downstream predictions — such as cumulative heat injury — is rarely attempted in practice understating the credible range of extreme heat impacts in nature.</w:t>
+        <w:t xml:space="preserve">. Fourth, the intrinsically hierarchical structure of the experimental data(e.g., animals within batches and days of experiments) is largely ignored, which can lead to pseudoreplicaton, resulting in anticonservative standard errors that affect biological inference. Finally, propagating uncertainty from a two-step fit into downstream predictions — such as cumulative heat injury — is rarely attempted in practice understating the credible range of extreme heat impacts in nature.</w:t>
       </w:r>
     </w:p>
     <w:p>
@@ -2558,7 +2743,7 @@
         <w:pStyle w:val="BodyText"/>
       </w:pPr>
       <w:r>
-        <w:t xml:space="preserve">Here, we present an alternative to the two-step pipeline: a single hierarchical four-parameter logistic (4PL) model fit jointly to all temperature by duration data. The 4PL is a flexible sigmoidal form that pairs with different sampling distributions — binomial for counts of dead or infertile individuals, time-to-event for latencies (e.g., time to knockdown), Beta for continuous proportions, or Gaussian for continuous performance measures</w:t>
+        <w:t xml:space="preserve">Here, we present an alternative to the two-step pipeline: a single hierarchical four-parameter logistic (4PL) model fit jointly across all temperature by exposure duration data. The 4PL is a flexible sigmoidal form that pairs with different sampling distributions — binomial for counts of dead or infertile individuals, time-to-event for latencies (e.g., time to knockdown), Beta for continuous proportions, or Gaussian for continuous performance measures</w:t>
       </w:r>
       <w:r>
         <w:t xml:space="preserve"> </w:t>
@@ -2911,7 +3096,7 @@
         </m:sSub>
       </m:oMath>
       <w:r>
-        <w:t xml:space="preserve">) can be derived from this single model, while also easily allowing for predictions of heat injury accumulation and survival. We develop these models within a Bayesian framework which allows for better uncertainty calibration and error propagation with complex hierarchical data structures.</w:t>
+        <w:t xml:space="preserve">) can be derived from this single model, while also easily allowing for predictions of heat injury accumulation, survival, and their uncertainty in fluctuating thermal regimes. We develop these models within a Bayesian fr amework which allows for better uncertainty calibration and error propagation with complex hierarchical data structures.</w:t>
       </w:r>
     </w:p>
     <w:bookmarkEnd w:id="20"/>
@@ -3316,9 +3501,10 @@
           </m:r>
           <m:r>
             <m:rPr>
+              <m:nor/>
               <m:sty m:val="p"/>
             </m:rPr>
-            <m:t>ℓ</m:t>
+            <m:t>low</m:t>
           </m:r>
           <m:r>
             <m:t> </m:t>
@@ -3338,7 +3524,11 @@
             </m:fPr>
             <m:num>
               <m:r>
-                <m:t>u</m:t>
+                <m:rPr>
+                  <m:nor/>
+                  <m:sty m:val="p"/>
+                </m:rPr>
+                <m:t>up</m:t>
               </m:r>
               <m:r>
                 <m:rPr>
@@ -3348,9 +3538,10 @@
               </m:r>
               <m:r>
                 <m:rPr>
+                  <m:nor/>
                   <m:sty m:val="p"/>
                 </m:rPr>
-                <m:t>ℓ</m:t>
+                <m:t>low</m:t>
               </m:r>
             </m:num>
             <m:den>
@@ -3496,9 +3687,10 @@
       <m:oMath>
         <m:r>
           <m:rPr>
+            <m:nor/>
             <m:sty m:val="p"/>
           </m:rPr>
-          <m:t>ℓ</m:t>
+          <m:t>low</m:t>
         </m:r>
       </m:oMath>
       <w:r>
@@ -3512,7 +3704,11 @@
       </w:r>
       <m:oMath>
         <m:r>
-          <m:t>u</m:t>
+          <m:rPr>
+            <m:nor/>
+            <m:sty m:val="p"/>
+          </m:rPr>
+          <m:t>up</m:t>
         </m:r>
       </m:oMath>
       <w:r>
@@ -3685,9 +3881,10 @@
       <m:oMath>
         <m:r>
           <m:rPr>
+            <m:nor/>
             <m:sty m:val="p"/>
           </m:rPr>
-          <m:t>ℓ</m:t>
+          <m:t>low</m:t>
         </m:r>
       </m:oMath>
       <w:r>
@@ -3701,7 +3898,11 @@
       </w:r>
       <m:oMath>
         <m:r>
-          <m:t>u</m:t>
+          <m:rPr>
+            <m:nor/>
+            <m:sty m:val="p"/>
+          </m:rPr>
+          <m:t>up</m:t>
         </m:r>
       </m:oMath>
       <w:r>
@@ -3758,72 +3959,92 @@
             </m:r>
           </m:sub>
         </m:sSub>
+        <m:sSub>
+          <m:e>
+            <m:r>
+              <m:t>t</m:t>
+            </m:r>
+          </m:e>
+          <m:sub>
+            <m:r>
+              <m:t>50</m:t>
+            </m:r>
+          </m:sub>
+        </m:sSub>
+      </m:oMath>
+      <w:r>
+        <w:t xml:space="preserve"> </w:t>
+      </w:r>
+      <w:r>
+        <w:t xml:space="preserve">at trial</w:t>
+      </w:r>
+      <w:r>
+        <w:t xml:space="preserve"> </w:t>
+      </w:r>
+      <m:oMath>
+        <m:r>
+          <m:t>j</m:t>
+        </m:r>
+      </m:oMath>
+      <w:r>
+        <w:t xml:space="preserve">. While other logistic forms can be used (e.g., two or 3 parameter logistics),</w:t>
+      </w:r>
+      <w:r>
+        <w:t xml:space="preserve"> </w:t>
+      </w:r>
+      <w:hyperlink w:anchor="eq-4pl">
+        <w:r>
+          <w:rPr>
+            <w:rStyle w:val="Hyperlink"/>
+          </w:rPr>
+          <w:t xml:space="preserve">Equation 2</w:t>
+        </w:r>
+      </w:hyperlink>
+      <w:r>
+        <w:t xml:space="preserve"> </w:t>
+      </w:r>
+      <w:r>
+        <w:t xml:space="preserve">is the most flexible model that can account for different asymptotic survival probabilities.</w:t>
+      </w:r>
+    </w:p>
+    <w:p>
+      <w:pPr>
+        <w:pStyle w:val="BodyText"/>
+      </w:pPr>
+      <w:r>
+        <w:t xml:space="preserve">The key parameters of</w:t>
+      </w:r>
+      <w:r>
+        <w:t xml:space="preserve"> </w:t>
+      </w:r>
+      <w:hyperlink w:anchor="eq-4pl">
+        <w:r>
+          <w:rPr>
+            <w:rStyle w:val="Hyperlink"/>
+          </w:rPr>
+          <w:t xml:space="preserve">Equation 2</w:t>
+        </w:r>
+      </w:hyperlink>
+      <w:r>
+        <w:t xml:space="preserve"> </w:t>
+      </w:r>
+      <w:r>
+        <w:t xml:space="preserve">(i.e.,</w:t>
+      </w:r>
+      <w:r>
+        <w:t xml:space="preserve"> </w:t>
+      </w:r>
+      <m:oMath>
         <m:r>
           <m:rPr>
             <m:nor/>
             <m:sty m:val="p"/>
           </m:rPr>
-          <m:t>LT50</m:t>
+          <m:t>low</m:t>
         </m:r>
       </m:oMath>
       <w:r>
-        <w:t xml:space="preserve"> </w:t>
-      </w:r>
-      <w:r>
-        <w:t xml:space="preserve">at trial</w:t>
-      </w:r>
-      <w:r>
-        <w:t xml:space="preserve"> </w:t>
-      </w:r>
-      <m:oMath>
-        <m:r>
-          <m:t>j</m:t>
-        </m:r>
-      </m:oMath>
-      <w:r>
-        <w:t xml:space="preserve">. While other logistic forms can be used (e.g., two or 3 parameter logistics),</w:t>
-      </w:r>
-      <w:r>
-        <w:t xml:space="preserve"> </w:t>
-      </w:r>
-      <w:hyperlink w:anchor="eq-4pl">
-        <w:r>
-          <w:rPr>
-            <w:rStyle w:val="Hyperlink"/>
-          </w:rPr>
-          <w:t xml:space="preserve">Equation 2</w:t>
-        </w:r>
-      </w:hyperlink>
-      <w:r>
-        <w:t xml:space="preserve"> </w:t>
-      </w:r>
-      <w:r>
-        <w:t xml:space="preserve">is the most flexible model that can account for different asymptotic survival probabilities.</w:t>
-      </w:r>
-    </w:p>
-    <w:p>
-      <w:pPr>
-        <w:pStyle w:val="BodyText"/>
-      </w:pPr>
-      <w:r>
-        <w:t xml:space="preserve">The key parameters of</w:t>
-      </w:r>
-      <w:r>
-        <w:t xml:space="preserve"> </w:t>
-      </w:r>
-      <w:hyperlink w:anchor="eq-4pl">
-        <w:r>
-          <w:rPr>
-            <w:rStyle w:val="Hyperlink"/>
-          </w:rPr>
-          <w:t xml:space="preserve">Equation 2</w:t>
-        </w:r>
-      </w:hyperlink>
-      <w:r>
-        <w:t xml:space="preserve"> </w:t>
-      </w:r>
-      <w:r>
-        <w:t xml:space="preserve">(i.e.,</w:t>
+        <w:t xml:space="preserve">,</w:t>
       </w:r>
       <w:r>
         <w:t xml:space="preserve"> </w:t>
@@ -3831,17 +4052,10 @@
       <m:oMath>
         <m:r>
           <m:rPr>
+            <m:nor/>
             <m:sty m:val="p"/>
           </m:rPr>
-          <m:t>ℓ</m:t>
-        </m:r>
-      </m:oMath>
-      <w:r>
-        <w:t xml:space="preserve">,</w:t>
-      </w:r>
-      <m:oMath>
-        <m:r>
-          <m:t>u</m:t>
+          <m:t>up</m:t>
         </m:r>
       </m:oMath>
       <w:r>
@@ -3901,7 +4115,7 @@
         <w:t xml:space="preserve"> </w:t>
       </w:r>
       <w:r>
-        <w:t xml:space="preserve">comparisons (e.g., do sexes or species differ in midpoints?), with correct inference (e.g., do species differ significantly from each other?) and allows for variance decomposition to help identify key sources of variance in the data (e.g., estimating variances explained across individuals, species, trails etc.). Such models are most flexibly fit within a Bayesian framework with intuitive interpretation of these parameters and a highly flexible path for error propagation. We show below how such a model can be used to derive all thermal load sensitivity parameters of interest to ecophysiologists.</w:t>
+        <w:t xml:space="preserve">comparisons (e.g., do sexes or species differ in midpoints?), with correct inference (e.g., do species differ significantly from each other?) and allows for variance decomposition to help identify key sources of variance in the data (e.g., estimating variances explained across individuals, species, trials etc.). Such models are most flexibly fit within a Bayesian framework with intuitive interpretation of these parameters and a highly flexible path for error propagation. We show below how such a model can be used to derive all thermal load sensitivity parameters of interest to ecophysiologists.</w:t>
       </w:r>
     </w:p>
     <w:bookmarkEnd w:id="23"/>
@@ -4271,9 +4485,10 @@
       <m:oMath>
         <m:r>
           <m:rPr>
+            <m:nor/>
             <m:sty m:val="p"/>
           </m:rPr>
-          <m:t>ℓ</m:t>
+          <m:t>low</m:t>
         </m:r>
       </m:oMath>
       <w:r>
@@ -4287,7 +4502,11 @@
       </w:r>
       <m:oMath>
         <m:r>
-          <m:t>u</m:t>
+          <m:rPr>
+            <m:nor/>
+            <m:sty m:val="p"/>
+          </m:rPr>
+          <m:t>up</m:t>
         </m:r>
       </m:oMath>
       <w:r>
@@ -4606,13 +4825,18 @@
             </m:r>
           </m:sub>
         </m:sSub>
-        <m:r>
-          <m:rPr>
-            <m:nor/>
-            <m:sty m:val="p"/>
-          </m:rPr>
-          <m:t>LT50</m:t>
-        </m:r>
+        <m:sSub>
+          <m:e>
+            <m:r>
+              <m:t>t</m:t>
+            </m:r>
+          </m:e>
+          <m:sub>
+            <m:r>
+              <m:t>50</m:t>
+            </m:r>
+          </m:sub>
+        </m:sSub>
         <m:d>
           <m:dPr>
             <m:begChr m:val="("/>
@@ -4703,7 +4927,11 @@
               </m:dPr>
               <m:e>
                 <m:r>
-                  <m:t>u</m:t>
+                  <m:rPr>
+                    <m:nor/>
+                    <m:sty m:val="p"/>
+                  </m:rPr>
+                  <m:t>up</m:t>
                 </m:r>
                 <m:r>
                   <m:rPr>
@@ -4741,9 +4969,10 @@
                 </m:r>
                 <m:r>
                   <m:rPr>
+                    <m:nor/>
                     <m:sty m:val="p"/>
                   </m:rPr>
-                  <m:t>ℓ</m:t>
+                  <m:t>low</m:t>
                 </m:r>
               </m:e>
             </m:d>
@@ -4821,13 +5050,18 @@
               </m:r>
             </m:sub>
           </m:sSub>
-          <m:r>
-            <m:rPr>
-              <m:nor/>
-              <m:sty m:val="p"/>
-            </m:rPr>
-            <m:t>LT50</m:t>
-          </m:r>
+          <m:sSub>
+            <m:e>
+              <m:r>
+                <m:t>t</m:t>
+              </m:r>
+            </m:e>
+            <m:sub>
+              <m:r>
+                <m:t>50</m:t>
+              </m:r>
+            </m:sub>
+          </m:sSub>
           <m:d>
             <m:dPr>
               <m:begChr m:val="("/>
@@ -4913,7 +5147,11 @@
                         </m:fPr>
                         <m:num>
                           <m:r>
-                            <m:t>u</m:t>
+                            <m:rPr>
+                              <m:nor/>
+                              <m:sty m:val="p"/>
+                            </m:rPr>
+                            <m:t>up</m:t>
                           </m:r>
                           <m:r>
                             <m:rPr>
@@ -4937,9 +5175,10 @@
                           </m:r>
                           <m:r>
                             <m:rPr>
+                              <m:nor/>
                               <m:sty m:val="p"/>
                             </m:rPr>
-                            <m:t>ℓ</m:t>
+                            <m:t>low</m:t>
                           </m:r>
                         </m:den>
                       </m:f>
@@ -5147,13 +5386,18 @@
             </m:r>
           </m:sub>
         </m:sSub>
-        <m:r>
-          <m:rPr>
-            <m:nor/>
-            <m:sty m:val="p"/>
-          </m:rPr>
-          <m:t>LT50</m:t>
-        </m:r>
+        <m:sSub>
+          <m:e>
+            <m:r>
+              <m:t>t</m:t>
+            </m:r>
+          </m:e>
+          <m:sub>
+            <m:r>
+              <m:t>50</m:t>
+            </m:r>
+          </m:sub>
+        </m:sSub>
       </m:oMath>
       <w:r>
         <w:t xml:space="preserve"> </w:t>
@@ -5195,13 +5439,18 @@
             </m:r>
           </m:sub>
         </m:sSub>
-        <m:r>
-          <m:rPr>
-            <m:nor/>
-            <m:sty m:val="p"/>
-          </m:rPr>
-          <m:t>LT50</m:t>
-        </m:r>
+        <m:sSub>
+          <m:e>
+            <m:r>
+              <m:t>t</m:t>
+            </m:r>
+          </m:e>
+          <m:sub>
+            <m:r>
+              <m:t>50</m:t>
+            </m:r>
+          </m:sub>
+        </m:sSub>
       </m:oMath>
       <w:r>
         <w:t xml:space="preserve"> </w:t>
@@ -5562,9 +5811,10 @@
       <m:oMath>
         <m:r>
           <m:rPr>
+            <m:nor/>
             <m:sty m:val="p"/>
           </m:rPr>
-          <m:t>ℓ</m:t>
+          <m:t>low</m:t>
         </m:r>
       </m:oMath>
       <w:r>
@@ -5575,7 +5825,11 @@
       </w:r>
       <m:oMath>
         <m:r>
-          <m:t>u</m:t>
+          <m:rPr>
+            <m:nor/>
+            <m:sty m:val="p"/>
+          </m:rPr>
+          <m:t>up</m:t>
         </m:r>
       </m:oMath>
       <w:r>
@@ -5637,13 +5891,10 @@
         <w:t xml:space="preserve"> </w:t>
       </w:r>
       <m:oMath>
-        <m:r>
-          <m:t>L</m:t>
-        </m:r>
         <m:sSub>
           <m:e>
             <m:r>
-              <m:t>T</m:t>
+              <m:t>t</m:t>
             </m:r>
           </m:e>
           <m:sub>
@@ -5804,13 +6055,10 @@
         <w:t xml:space="preserve"> </w:t>
       </w:r>
       <m:oMath>
-        <m:r>
-          <m:t>L</m:t>
-        </m:r>
         <m:sSub>
           <m:e>
             <m:r>
-              <m:t>T</m:t>
+              <m:t>t</m:t>
             </m:r>
           </m:e>
           <m:sub>
@@ -5837,9 +6085,10 @@
           <m:e>
             <m:r>
               <m:rPr>
+                <m:nor/>
                 <m:sty m:val="p"/>
               </m:rPr>
-              <m:t>ℓ</m:t>
+              <m:t>low</m:t>
             </m:r>
             <m:r>
               <m:rPr>
@@ -5848,7 +6097,11 @@
               <m:t>,</m:t>
             </m:r>
             <m:r>
-              <m:t>u</m:t>
+              <m:rPr>
+                <m:nor/>
+                <m:sty m:val="p"/>
+              </m:rPr>
+              <m:t>up</m:t>
             </m:r>
             <m:r>
               <m:rPr>
@@ -5936,13 +6189,10 @@
               </m:r>
             </m:sub>
           </m:sSub>
-          <m:r>
-            <m:t>L</m:t>
-          </m:r>
           <m:sSub>
             <m:e>
               <m:r>
-                <m:t>T</m:t>
+                <m:t>t</m:t>
               </m:r>
             </m:e>
             <m:sub>
@@ -6037,7 +6287,11 @@
             </m:fPr>
             <m:num>
               <m:r>
-                <m:t>u</m:t>
+                <m:rPr>
+                  <m:nor/>
+                  <m:sty m:val="p"/>
+                </m:rPr>
+                <m:t>up</m:t>
               </m:r>
               <m:r>
                 <m:rPr>
@@ -6079,9 +6333,10 @@
               </m:r>
               <m:r>
                 <m:rPr>
+                  <m:nor/>
                   <m:sty m:val="p"/>
                 </m:rPr>
-                <m:t>ℓ</m:t>
+                <m:t>low</m:t>
               </m:r>
             </m:den>
           </m:f>
@@ -6153,13 +6408,10 @@
         <w:t xml:space="preserve"> </w:t>
       </w:r>
       <m:oMath>
-        <m:r>
-          <m:t>L</m:t>
-        </m:r>
         <m:sSub>
           <m:e>
             <m:r>
-              <m:t>T</m:t>
+              <m:t>t</m:t>
             </m:r>
           </m:e>
           <m:sub>
@@ -6179,13 +6431,10 @@
         <w:t xml:space="preserve"> </w:t>
       </w:r>
       <m:oMath>
-        <m:r>
-          <m:t>L</m:t>
-        </m:r>
         <m:sSub>
           <m:e>
             <m:r>
-              <m:t>T</m:t>
+              <m:t>t</m:t>
             </m:r>
           </m:e>
           <m:sub>
@@ -6205,13 +6454,10 @@
         <w:t xml:space="preserve"> </w:t>
       </w:r>
       <m:oMath>
-        <m:r>
-          <m:t>L</m:t>
-        </m:r>
         <m:sSub>
           <m:e>
             <m:r>
-              <m:t>T</m:t>
+              <m:t>t</m:t>
             </m:r>
           </m:e>
           <m:sub>
@@ -6300,7 +6546,11 @@
           </m:fPr>
           <m:num>
             <m:r>
-              <m:t>u</m:t>
+              <m:rPr>
+                <m:nor/>
+                <m:sty m:val="p"/>
+              </m:rPr>
+              <m:t>up</m:t>
             </m:r>
             <m:r>
               <m:rPr>
@@ -6324,9 +6574,10 @@
             </m:r>
             <m:r>
               <m:rPr>
+                <m:nor/>
                 <m:sty m:val="p"/>
               </m:rPr>
-              <m:t>ℓ</m:t>
+              <m:t>low</m:t>
             </m:r>
           </m:den>
         </m:f>
@@ -6367,13 +6618,18 @@
             </m:r>
           </m:sub>
         </m:sSub>
-        <m:r>
-          <m:rPr>
-            <m:nor/>
-            <m:sty m:val="p"/>
-          </m:rPr>
-          <m:t>LT50</m:t>
-        </m:r>
+        <m:sSub>
+          <m:e>
+            <m:r>
+              <m:t>t</m:t>
+            </m:r>
+          </m:e>
+          <m:sub>
+            <m:r>
+              <m:t>50</m:t>
+            </m:r>
+          </m:sub>
+        </m:sSub>
       </m:oMath>
       <w:r>
         <w:t xml:space="preserve"> </w:t>
@@ -6400,13 +6656,18 @@
             </m:r>
           </m:sub>
         </m:sSub>
-        <m:r>
-          <m:rPr>
-            <m:nor/>
-            <m:sty m:val="p"/>
-          </m:rPr>
-          <m:t>LT50</m:t>
-        </m:r>
+        <m:sSub>
+          <m:e>
+            <m:r>
+              <m:t>t</m:t>
+            </m:r>
+          </m:e>
+          <m:sub>
+            <m:r>
+              <m:t>50</m:t>
+            </m:r>
+          </m:sub>
+        </m:sSub>
       </m:oMath>
       <w:r>
         <w:t xml:space="preserve"> </w:t>
@@ -6444,13 +6705,18 @@
             </m:r>
           </m:sub>
         </m:sSub>
-        <m:r>
-          <m:rPr>
-            <m:nor/>
-            <m:sty m:val="p"/>
-          </m:rPr>
-          <m:t>LT50</m:t>
-        </m:r>
+        <m:sSub>
+          <m:e>
+            <m:r>
+              <m:t>t</m:t>
+            </m:r>
+          </m:e>
+          <m:sub>
+            <m:r>
+              <m:t>50</m:t>
+            </m:r>
+          </m:sub>
+        </m:sSub>
       </m:oMath>
       <w:r>
         <w:t xml:space="preserve"> </w:t>
@@ -6527,13 +6793,18 @@
               </m:r>
             </m:sub>
           </m:sSub>
-          <m:r>
-            <m:rPr>
-              <m:nor/>
-              <m:sty m:val="p"/>
-            </m:rPr>
-            <m:t>LT50</m:t>
-          </m:r>
+          <m:sSub>
+            <m:e>
+              <m:r>
+                <m:t>t</m:t>
+              </m:r>
+            </m:e>
+            <m:sub>
+              <m:r>
+                <m:t>50</m:t>
+              </m:r>
+            </m:sub>
+          </m:sSub>
           <m:d>
             <m:dPr>
               <m:begChr m:val="("/>
@@ -6689,7 +6960,11 @@
                     </m:fPr>
                     <m:num>
                       <m:r>
-                        <m:t>u</m:t>
+                        <m:rPr>
+                          <m:nor/>
+                          <m:sty m:val="p"/>
+                        </m:rPr>
+                        <m:t>up</m:t>
                       </m:r>
                       <m:r>
                         <m:rPr>
@@ -6713,9 +6988,10 @@
                       </m:r>
                       <m:r>
                         <m:rPr>
+                          <m:nor/>
                           <m:sty m:val="p"/>
                         </m:rPr>
-                        <m:t>ℓ</m:t>
+                        <m:t>low</m:t>
                       </m:r>
                     </m:den>
                   </m:f>
@@ -7034,7 +7310,11 @@
                     </m:fPr>
                     <m:num>
                       <m:r>
-                        <m:t>u</m:t>
+                        <m:rPr>
+                          <m:nor/>
+                          <m:sty m:val="p"/>
+                        </m:rPr>
+                        <m:t>up</m:t>
                       </m:r>
                       <m:r>
                         <m:rPr>
@@ -7058,9 +7338,10 @@
                       </m:r>
                       <m:r>
                         <m:rPr>
+                          <m:nor/>
                           <m:sty m:val="p"/>
                         </m:rPr>
-                        <m:t>ℓ</m:t>
+                        <m:t>low</m:t>
                       </m:r>
                     </m:den>
                   </m:f>
@@ -7124,9 +7405,10 @@
       <m:oMath>
         <m:r>
           <m:rPr>
+            <m:nor/>
             <m:sty m:val="p"/>
           </m:rPr>
-          <m:t>ℓ</m:t>
+          <m:t>low</m:t>
         </m:r>
       </m:oMath>
       <w:r>
@@ -7139,42 +7421,51 @@
         <w:t xml:space="preserve"> </w:t>
       </w:r>
       <m:oMath>
-        <m:r>
-          <m:t>u</m:t>
-        </m:r>
-      </m:oMath>
-      <w:r>
-        <w:t xml:space="preserve"> </w:t>
-      </w:r>
-      <w:r>
-        <w:t xml:space="preserve">tightly near 1 and 0 and makes the correction term effectively zero. When this is the case,</w:t>
-      </w:r>
-      <w:r>
-        <w:t xml:space="preserve"> </w:t>
-      </w:r>
-      <m:oMath>
-        <m:sSub>
-          <m:e>
-            <m:r>
-              <m:rPr>
-                <m:sty m:val="p"/>
-              </m:rPr>
-              <m:t>log</m:t>
-            </m:r>
-          </m:e>
-          <m:sub>
-            <m:r>
-              <m:t>10</m:t>
-            </m:r>
-          </m:sub>
-        </m:sSub>
         <m:r>
           <m:rPr>
             <m:nor/>
             <m:sty m:val="p"/>
           </m:rPr>
-          <m:t>LT50</m:t>
+          <m:t>up</m:t>
         </m:r>
+      </m:oMath>
+      <w:r>
+        <w:t xml:space="preserve"> </w:t>
+      </w:r>
+      <w:r>
+        <w:t xml:space="preserve">tightly near 1 and 0 and makes the correction term effectively zero. When this is the case,</w:t>
+      </w:r>
+      <w:r>
+        <w:t xml:space="preserve"> </w:t>
+      </w:r>
+      <m:oMath>
+        <m:sSub>
+          <m:e>
+            <m:r>
+              <m:rPr>
+                <m:sty m:val="p"/>
+              </m:rPr>
+              <m:t>log</m:t>
+            </m:r>
+          </m:e>
+          <m:sub>
+            <m:r>
+              <m:t>10</m:t>
+            </m:r>
+          </m:sub>
+        </m:sSub>
+        <m:sSub>
+          <m:e>
+            <m:r>
+              <m:t>t</m:t>
+            </m:r>
+          </m:e>
+          <m:sub>
+            <m:r>
+              <m:t>50</m:t>
+            </m:r>
+          </m:sub>
+        </m:sSub>
       </m:oMath>
       <w:r>
         <w:t xml:space="preserve"> </w:t>
@@ -7781,13 +8072,10 @@
         <w:t xml:space="preserve"> </w:t>
       </w:r>
       <m:oMath>
-        <m:r>
-          <m:t>L</m:t>
-        </m:r>
         <m:sSub>
           <m:e>
             <m:r>
-              <m:t>T</m:t>
+              <m:t>t</m:t>
             </m:r>
           </m:e>
           <m:sub>
@@ -9077,9 +9365,10 @@
           <m:e>
             <m:r>
               <m:rPr>
+                <m:nor/>
                 <m:sty m:val="p"/>
               </m:rPr>
-              <m:t>ℓ</m:t>
+              <m:t>low</m:t>
             </m:r>
             <m:r>
               <m:rPr>
@@ -9155,9 +9444,10 @@
         <m:oMath>
           <m:r>
             <m:rPr>
+              <m:nor/>
               <m:sty m:val="p"/>
             </m:rPr>
-            <m:t>ℓ</m:t>
+            <m:t>low</m:t>
           </m:r>
           <m:r>
             <m:rPr>
@@ -9208,9 +9498,10 @@
                 <m:e>
                   <m:r>
                     <m:rPr>
+                      <m:nor/>
                       <m:sty m:val="p"/>
                     </m:rPr>
-                    <m:t>ℓ</m:t>
+                    <m:t>low</m:t>
                   </m:r>
                 </m:e>
               </m:acc>
@@ -9226,7 +9517,11 @@
             <m:t>  </m:t>
           </m:r>
           <m:r>
-            <m:t>u</m:t>
+            <m:rPr>
+              <m:nor/>
+              <m:sty m:val="p"/>
+            </m:rPr>
+            <m:t>up</m:t>
           </m:r>
           <m:r>
             <m:rPr>
@@ -9285,7 +9580,11 @@
                 </m:accPr>
                 <m:e>
                   <m:r>
-                    <m:t>u</m:t>
+                    <m:rPr>
+                      <m:nor/>
+                      <m:sty m:val="p"/>
+                    </m:rPr>
+                    <m:t>up</m:t>
                   </m:r>
                 </m:e>
               </m:acc>
@@ -9372,9 +9671,10 @@
           <m:e>
             <m:r>
               <m:rPr>
+                <m:nor/>
                 <m:sty m:val="p"/>
               </m:rPr>
-              <m:t>ℓ</m:t>
+              <m:t>low</m:t>
             </m:r>
           </m:e>
         </m:acc>
@@ -9390,7 +9690,11 @@
           </m:accPr>
           <m:e>
             <m:r>
-              <m:t>u</m:t>
+              <m:rPr>
+                <m:nor/>
+                <m:sty m:val="p"/>
+              </m:rPr>
+              <m:t>up</m:t>
             </m:r>
           </m:e>
         </m:acc>
@@ -9426,9 +9730,10 @@
       <m:oMath>
         <m:r>
           <m:rPr>
+            <m:nor/>
             <m:sty m:val="p"/>
           </m:rPr>
-          <m:t>ℓ</m:t>
+          <m:t>low</m:t>
         </m:r>
         <m:r>
           <m:rPr>
@@ -9470,7 +9775,11 @@
       </w:r>
       <m:oMath>
         <m:r>
-          <m:t>u</m:t>
+          <m:rPr>
+            <m:nor/>
+            <m:sty m:val="p"/>
+          </m:rPr>
+          <m:t>up</m:t>
         </m:r>
         <m:r>
           <m:rPr>
@@ -9522,9 +9831,10 @@
         </m:r>
         <m:r>
           <m:rPr>
+            <m:nor/>
             <m:sty m:val="p"/>
           </m:rPr>
-          <m:t>ℓ</m:t>
+          <m:t>low</m:t>
         </m:r>
       </m:oMath>
       <w:r>
@@ -10268,16 +10578,8 @@
         <w:t xml:space="preserve">Author contributions</w:t>
       </w:r>
     </w:p>
-    <w:p>
-      <w:pPr>
-        <w:pStyle w:val="FirstParagraph"/>
-      </w:pPr>
-      <w:r>
-        <w:t xml:space="preserve">DN conceived the project, performed the analyses, and wrote the manuscript.</w:t>
-      </w:r>
-    </w:p>
     <w:bookmarkEnd w:id="53"/>
-    <w:bookmarkStart w:id="57" w:name="data-and-code-availability"/>
+    <w:bookmarkStart w:id="54" w:name="data-and-code-availability"/>
     <w:p>
       <w:pPr>
         <w:pStyle w:val="Heading1"/>
@@ -10291,76 +10593,11 @@
         <w:pStyle w:val="FirstParagraph"/>
       </w:pPr>
       <w:r>
-        <w:t xml:space="preserve">All data, analysis scripts, and the rendered manuscript are available at</w:t>
-      </w:r>
-      <w:r>
-        <w:t xml:space="preserve"> </w:t>
-      </w:r>
-      <w:hyperlink r:id="rId54">
-        <w:r>
-          <w:rPr>
-            <w:rStyle w:val="Hyperlink"/>
-          </w:rPr>
-          <w:t xml:space="preserve">https://github.com/...</w:t>
-        </w:r>
-      </w:hyperlink>
-      <w:r>
-        <w:t xml:space="preserve">. The hierarchical 4PL is implemented in</w:t>
-      </w:r>
-      <w:r>
-        <w:t xml:space="preserve"> </w:t>
-      </w:r>
-      <w:hyperlink r:id="rId55">
-        <w:r>
-          <w:rPr>
-            <w:rStyle w:val="VerbatimChar"/>
-          </w:rPr>
-          <w:t xml:space="preserve">brms</w:t>
-        </w:r>
-      </w:hyperlink>
-      <w:r>
-        <w:t xml:space="preserve"> </w:t>
-      </w:r>
-      <w:r>
-        <w:t xml:space="preserve">(</w:t>
-      </w:r>
-      <w:hyperlink w:anchor="ref-burkner_brms_2017">
-        <w:r>
-          <w:rPr>
-            <w:rStyle w:val="Hyperlink"/>
-          </w:rPr>
-          <w:t xml:space="preserve">Bürkner 2017</w:t>
-        </w:r>
-      </w:hyperlink>
-      <w:r>
-        <w:t xml:space="preserve">)</w:t>
-      </w:r>
-      <w:r>
-        <w:t xml:space="preserve"> </w:t>
-      </w:r>
-      <w:r>
-        <w:t xml:space="preserve">using</w:t>
-      </w:r>
-      <w:r>
-        <w:t xml:space="preserve"> </w:t>
-      </w:r>
-      <w:hyperlink r:id="rId56">
-        <w:r>
-          <w:rPr>
-            <w:rStyle w:val="VerbatimChar"/>
-          </w:rPr>
-          <w:t xml:space="preserve">cmdstanr</w:t>
-        </w:r>
-      </w:hyperlink>
-      <w:r>
-        <w:t xml:space="preserve"> </w:t>
-      </w:r>
-      <w:r>
-        <w:t xml:space="preserve">as the Stan backend.</w:t>
+        <w:t xml:space="preserve">All data, analysis scripts, and the rendered manuscript and supplement are available at https://github.com/daniel1noble/tls_model_equivalence.</w:t>
       </w:r>
     </w:p>
-    <w:bookmarkEnd w:id="57"/>
-    <w:bookmarkStart w:id="58" w:name="conflict-of-interest"/>
+    <w:bookmarkEnd w:id="54"/>
+    <w:bookmarkStart w:id="55" w:name="conflict-of-interest"/>
     <w:p>
       <w:pPr>
         <w:pStyle w:val="Heading1"/>
@@ -10377,8 +10614,8 @@
         <w:t xml:space="preserve">The authors declare no competing interests.</w:t>
       </w:r>
     </w:p>
-    <w:bookmarkEnd w:id="58"/>
-    <w:bookmarkStart w:id="129" w:name="references"/>
+    <w:bookmarkEnd w:id="55"/>
+    <w:bookmarkStart w:id="124" w:name="references"/>
     <w:p>
       <w:pPr>
         <w:pStyle w:val="Heading1"/>
@@ -10387,8 +10624,8 @@
         <w:t xml:space="preserve">References</w:t>
       </w:r>
     </w:p>
-    <w:bookmarkStart w:id="128" w:name="refs"/>
-    <w:bookmarkStart w:id="60" w:name="ref-arnold_thermal_2025"/>
+    <w:bookmarkStart w:id="123" w:name="refs"/>
+    <w:bookmarkStart w:id="57" w:name="ref-arnold_thermal_2025"/>
     <w:p>
       <w:pPr>
         <w:pStyle w:val="Bibliography"/>
@@ -10412,7 +10649,7 @@
       <w:r>
         <w:t xml:space="preserve"> </w:t>
       </w:r>
-      <w:hyperlink r:id="rId59">
+      <w:hyperlink r:id="rId56">
         <w:r>
           <w:rPr>
             <w:rStyle w:val="Hyperlink"/>
@@ -10437,8 +10674,8 @@
         <w:t xml:space="preserve">, 31, e70315.</w:t>
       </w:r>
     </w:p>
-    <w:bookmarkEnd w:id="60"/>
-    <w:bookmarkStart w:id="61" w:name="ref-bolker_ecologicalmodels_2008"/>
+    <w:bookmarkEnd w:id="57"/>
+    <w:bookmarkStart w:id="58" w:name="ref-bolker_ecologicalmodels_2008"/>
     <w:p>
       <w:pPr>
         <w:pStyle w:val="Bibliography"/>
@@ -10474,8 +10711,8 @@
         <w:t xml:space="preserve">. Princeton University Press, Princeton, NJ.</w:t>
       </w:r>
     </w:p>
-    <w:bookmarkEnd w:id="61"/>
-    <w:bookmarkStart w:id="63" w:name="ref-buckley_damage_2025"/>
+    <w:bookmarkEnd w:id="58"/>
+    <w:bookmarkStart w:id="60" w:name="ref-buckley_damage_2025"/>
     <w:p>
       <w:pPr>
         <w:pStyle w:val="Bibliography"/>
@@ -10486,7 +10723,7 @@
       <w:r>
         <w:t xml:space="preserve"> </w:t>
       </w:r>
-      <w:hyperlink r:id="rId62">
+      <w:hyperlink r:id="rId59">
         <w:r>
           <w:rPr>
             <w:rStyle w:val="Hyperlink"/>
@@ -10511,8 +10748,8 @@
         <w:t xml:space="preserve">, 65, 1061–1075.</w:t>
       </w:r>
     </w:p>
-    <w:bookmarkEnd w:id="63"/>
-    <w:bookmarkStart w:id="65" w:name="ref-burke_ipd_2017"/>
+    <w:bookmarkEnd w:id="60"/>
+    <w:bookmarkStart w:id="62" w:name="ref-burke_ipd_2017"/>
     <w:p>
       <w:pPr>
         <w:pStyle w:val="Bibliography"/>
@@ -10523,7 +10760,7 @@
       <w:r>
         <w:t xml:space="preserve"> </w:t>
       </w:r>
-      <w:hyperlink r:id="rId64">
+      <w:hyperlink r:id="rId61">
         <w:r>
           <w:rPr>
             <w:rStyle w:val="Hyperlink"/>
@@ -10548,122 +10785,19 @@
         <w:t xml:space="preserve">, 36, 855–875.</w:t>
       </w:r>
     </w:p>
-    <w:bookmarkEnd w:id="65"/>
-    <w:bookmarkStart w:id="67" w:name="ref-burkner_brms_2017"/>
+    <w:bookmarkEnd w:id="62"/>
+    <w:bookmarkStart w:id="64" w:name="ref-carroll_measurement_2006"/>
     <w:p>
       <w:pPr>
         <w:pStyle w:val="Bibliography"/>
       </w:pPr>
       <w:r>
-        <w:t xml:space="preserve">Bürkner, P.-C. (2017).</w:t>
-      </w:r>
-      <w:r>
-        <w:t xml:space="preserve"> </w:t>
-      </w:r>
-      <w:hyperlink r:id="rId66">
-        <w:r>
-          <w:rPr>
-            <w:rStyle w:val="Hyperlink"/>
-          </w:rPr>
-          <w:t xml:space="preserve">brms</w:t>
-        </w:r>
-        <w:r>
-          <w:rPr>
-            <w:rStyle w:val="Hyperlink"/>
-          </w:rPr>
-          <w:t xml:space="preserve">:</w:t>
-        </w:r>
-        <w:r>
-          <w:rPr>
-            <w:rStyle w:val="Hyperlink"/>
-          </w:rPr>
-          <w:t xml:space="preserve"> </w:t>
-        </w:r>
-        <w:r>
-          <w:rPr>
-            <w:rStyle w:val="Hyperlink"/>
-          </w:rPr>
-          <w:t xml:space="preserve">An R</w:t>
-        </w:r>
-        <w:r>
-          <w:rPr>
-            <w:rStyle w:val="Hyperlink"/>
-          </w:rPr>
-          <w:t xml:space="preserve"> </w:t>
-        </w:r>
-        <w:r>
-          <w:rPr>
-            <w:rStyle w:val="Hyperlink"/>
-          </w:rPr>
-          <w:t xml:space="preserve">package for</w:t>
-        </w:r>
-        <w:r>
-          <w:rPr>
-            <w:rStyle w:val="Hyperlink"/>
-          </w:rPr>
-          <w:t xml:space="preserve"> </w:t>
-        </w:r>
-        <w:r>
-          <w:rPr>
-            <w:rStyle w:val="Hyperlink"/>
-          </w:rPr>
-          <w:t xml:space="preserve">Bayesian</w:t>
-        </w:r>
-        <w:r>
-          <w:rPr>
-            <w:rStyle w:val="Hyperlink"/>
-          </w:rPr>
-          <w:t xml:space="preserve"> </w:t>
-        </w:r>
-        <w:r>
-          <w:rPr>
-            <w:rStyle w:val="Hyperlink"/>
-          </w:rPr>
-          <w:t xml:space="preserve">multilevel models using</w:t>
-        </w:r>
-        <w:r>
-          <w:rPr>
-            <w:rStyle w:val="Hyperlink"/>
-          </w:rPr>
-          <w:t xml:space="preserve"> </w:t>
-        </w:r>
-        <w:r>
-          <w:rPr>
-            <w:rStyle w:val="Hyperlink"/>
-          </w:rPr>
-          <w:t xml:space="preserve">Stan</w:t>
-        </w:r>
-      </w:hyperlink>
-      <w:r>
-        <w:t xml:space="preserve">.</w:t>
-      </w:r>
-      <w:r>
-        <w:t xml:space="preserve"> </w:t>
-      </w:r>
-      <w:r>
-        <w:rPr>
-          <w:i/>
-          <w:iCs/>
-        </w:rPr>
-        <w:t xml:space="preserve">Journal of Statistical Software</w:t>
-      </w:r>
-      <w:r>
-        <w:t xml:space="preserve">, 80, 1–28.</w:t>
-      </w:r>
-    </w:p>
-    <w:bookmarkEnd w:id="67"/>
-    <w:bookmarkStart w:id="69" w:name="ref-carroll_measurement_2006"/>
-    <w:p>
-      <w:pPr>
-        <w:pStyle w:val="Bibliography"/>
-      </w:pPr>
-      <w:r>
         <w:t xml:space="preserve">Carroll, R.J., Ruppert, D., Stefanski, L.A. &amp; Crainiceanu, C.M. (2006).</w:t>
       </w:r>
       <w:r>
         <w:t xml:space="preserve"> </w:t>
       </w:r>
-      <w:hyperlink r:id="rId68">
+      <w:hyperlink r:id="rId63">
         <w:r>
           <w:rPr>
             <w:rStyle w:val="Hyperlink"/>
@@ -10686,8 +10820,8 @@
         <w:t xml:space="preserve">.</w:t>
       </w:r>
     </w:p>
-    <w:bookmarkEnd w:id="69"/>
-    <w:bookmarkStart w:id="71" w:name="ref-deutsch_latitude_2008"/>
+    <w:bookmarkEnd w:id="64"/>
+    <w:bookmarkStart w:id="66" w:name="ref-deutsch_latitude_2008"/>
     <w:p>
       <w:pPr>
         <w:pStyle w:val="Bibliography"/>
@@ -10711,7 +10845,7 @@
       <w:r>
         <w:t xml:space="preserve"> </w:t>
       </w:r>
-      <w:hyperlink r:id="rId70">
+      <w:hyperlink r:id="rId65">
         <w:r>
           <w:rPr>
             <w:rStyle w:val="Hyperlink"/>
@@ -10736,8 +10870,8 @@
         <w:t xml:space="preserve">, 105, 6668–6672.</w:t>
       </w:r>
     </w:p>
-    <w:bookmarkEnd w:id="71"/>
-    <w:bookmarkStart w:id="73" w:name="ref-gelman_priors_2006"/>
+    <w:bookmarkEnd w:id="66"/>
+    <w:bookmarkStart w:id="68" w:name="ref-gelman_priors_2006"/>
     <w:p>
       <w:pPr>
         <w:pStyle w:val="Bibliography"/>
@@ -10748,7 +10882,7 @@
       <w:r>
         <w:t xml:space="preserve"> </w:t>
       </w:r>
-      <w:hyperlink r:id="rId72">
+      <w:hyperlink r:id="rId67">
         <w:r>
           <w:rPr>
             <w:rStyle w:val="Hyperlink"/>
@@ -10815,8 +10949,8 @@
         <w:t xml:space="preserve">, 1, 515–534.</w:t>
       </w:r>
     </w:p>
-    <w:bookmarkEnd w:id="73"/>
-    <w:bookmarkStart w:id="75" w:name="ref-harrison_olre_2014"/>
+    <w:bookmarkEnd w:id="68"/>
+    <w:bookmarkStart w:id="70" w:name="ref-harrison_olre_2014"/>
     <w:p>
       <w:pPr>
         <w:pStyle w:val="Bibliography"/>
@@ -10827,7 +10961,7 @@
       <w:r>
         <w:t xml:space="preserve"> </w:t>
       </w:r>
-      <w:hyperlink r:id="rId74">
+      <w:hyperlink r:id="rId69">
         <w:r>
           <w:rPr>
             <w:rStyle w:val="Hyperlink"/>
@@ -10852,8 +10986,8 @@
         <w:t xml:space="preserve">, 2, e616.</w:t>
       </w:r>
     </w:p>
-    <w:bookmarkEnd w:id="75"/>
-    <w:bookmarkStart w:id="77" w:name="ref-harrison_mixed_2018"/>
+    <w:bookmarkEnd w:id="70"/>
+    <w:bookmarkStart w:id="72" w:name="ref-harrison_mixed_2018"/>
     <w:p>
       <w:pPr>
         <w:pStyle w:val="Bibliography"/>
@@ -10877,7 +11011,7 @@
       <w:r>
         <w:t xml:space="preserve"> </w:t>
       </w:r>
-      <w:hyperlink r:id="rId76">
+      <w:hyperlink r:id="rId71">
         <w:r>
           <w:rPr>
             <w:rStyle w:val="Hyperlink"/>
@@ -10902,8 +11036,8 @@
         <w:t xml:space="preserve">, 6, e4794.</w:t>
       </w:r>
     </w:p>
-    <w:bookmarkEnd w:id="77"/>
-    <w:bookmarkStart w:id="79" w:name="ref-jorgensen_drosophila_2019"/>
+    <w:bookmarkEnd w:id="72"/>
+    <w:bookmarkStart w:id="74" w:name="ref-jorgensen_drosophila_2019"/>
     <w:p>
       <w:pPr>
         <w:pStyle w:val="Bibliography"/>
@@ -10914,7 +11048,7 @@
       <w:r>
         <w:t xml:space="preserve"> </w:t>
       </w:r>
-      <w:hyperlink r:id="rId78">
+      <w:hyperlink r:id="rId73">
         <w:r>
           <w:rPr>
             <w:rStyle w:val="Hyperlink"/>
@@ -10963,8 +11097,8 @@
         <w:t xml:space="preserve">, 33, 629–642.</w:t>
       </w:r>
     </w:p>
-    <w:bookmarkEnd w:id="79"/>
-    <w:bookmarkStart w:id="81" w:name="ref-jorgensen_unifying_2021"/>
+    <w:bookmarkEnd w:id="74"/>
+    <w:bookmarkStart w:id="76" w:name="ref-jorgensen_unifying_2021"/>
     <w:p>
       <w:pPr>
         <w:pStyle w:val="Bibliography"/>
@@ -10975,7 +11109,7 @@
       <w:r>
         <w:t xml:space="preserve"> </w:t>
       </w:r>
-      <w:hyperlink r:id="rId80">
+      <w:hyperlink r:id="rId75">
         <w:r>
           <w:rPr>
             <w:rStyle w:val="Hyperlink"/>
@@ -11000,8 +11134,8 @@
         <w:t xml:space="preserve">, 11, 12840.</w:t>
       </w:r>
     </w:p>
-    <w:bookmarkEnd w:id="81"/>
-    <w:bookmarkStart w:id="83" w:name="ref-jorgensen_nature_2022"/>
+    <w:bookmarkEnd w:id="76"/>
+    <w:bookmarkStart w:id="78" w:name="ref-jorgensen_nature_2022"/>
     <w:p>
       <w:pPr>
         <w:pStyle w:val="Bibliography"/>
@@ -11012,7 +11146,7 @@
       <w:r>
         <w:t xml:space="preserve"> </w:t>
       </w:r>
-      <w:hyperlink r:id="rId82">
+      <w:hyperlink r:id="rId77">
         <w:r>
           <w:rPr>
             <w:rStyle w:val="Hyperlink"/>
@@ -11037,8 +11171,8 @@
         <w:t xml:space="preserve">, 611, 93–98.</w:t>
       </w:r>
     </w:p>
-    <w:bookmarkEnd w:id="83"/>
-    <w:bookmarkStart w:id="85" w:name="ref-li2023"/>
+    <w:bookmarkEnd w:id="78"/>
+    <w:bookmarkStart w:id="80" w:name="ref-li2023"/>
     <w:p>
       <w:pPr>
         <w:pStyle w:val="Bibliography"/>
@@ -11062,7 +11196,7 @@
       <w:r>
         <w:t xml:space="preserve"> </w:t>
       </w:r>
-      <w:hyperlink r:id="rId84">
+      <w:hyperlink r:id="rId79">
         <w:r>
           <w:rPr>
             <w:rStyle w:val="Hyperlink"/>
@@ -11087,8 +11221,8 @@
         <w:t xml:space="preserve">, 114, 103583.</w:t>
       </w:r>
     </w:p>
-    <w:bookmarkEnd w:id="85"/>
-    <w:bookmarkStart w:id="87" w:name="ref-nakagawa_santos_2012"/>
+    <w:bookmarkEnd w:id="80"/>
+    <w:bookmarkStart w:id="82" w:name="ref-nakagawa_santos_2012"/>
     <w:p>
       <w:pPr>
         <w:pStyle w:val="Bibliography"/>
@@ -11099,7 +11233,7 @@
       <w:r>
         <w:t xml:space="preserve"> </w:t>
       </w:r>
-      <w:hyperlink r:id="rId86">
+      <w:hyperlink r:id="rId81">
         <w:r>
           <w:rPr>
             <w:rStyle w:val="Hyperlink"/>
@@ -11124,8 +11258,8 @@
         <w:t xml:space="preserve">, 26, 1253–1274.</w:t>
       </w:r>
     </w:p>
-    <w:bookmarkEnd w:id="87"/>
-    <w:bookmarkStart w:id="89" w:name="ref-nielsen_nlmm_2004"/>
+    <w:bookmarkEnd w:id="82"/>
+    <w:bookmarkStart w:id="84" w:name="ref-nielsen_nlmm_2004"/>
     <w:p>
       <w:pPr>
         <w:pStyle w:val="Bibliography"/>
@@ -11136,7 +11270,7 @@
       <w:r>
         <w:t xml:space="preserve"> </w:t>
       </w:r>
-      <w:hyperlink r:id="rId88">
+      <w:hyperlink r:id="rId83">
         <w:r>
           <w:rPr>
             <w:rStyle w:val="Hyperlink"/>
@@ -11161,8 +11295,8 @@
         <w:t xml:space="preserve">, 18, 30–37.</w:t>
       </w:r>
     </w:p>
-    <w:bookmarkEnd w:id="89"/>
-    <w:bookmarkStart w:id="91" w:name="ref-noble2026"/>
+    <w:bookmarkEnd w:id="84"/>
+    <w:bookmarkStart w:id="86" w:name="ref-noble2026"/>
     <w:p>
       <w:pPr>
         <w:pStyle w:val="Bibliography"/>
@@ -11186,7 +11320,7 @@
       <w:r>
         <w:t xml:space="preserve"> </w:t>
       </w:r>
-      <w:hyperlink r:id="rId90">
+      <w:hyperlink r:id="rId85">
         <w:r>
           <w:rPr>
             <w:rStyle w:val="Hyperlink"/>
@@ -11211,8 +11345,8 @@
         <w:t xml:space="preserve">, 41, 451–464.</w:t>
       </w:r>
     </w:p>
-    <w:bookmarkEnd w:id="91"/>
-    <w:bookmarkStart w:id="93" w:name="ref-orsted_finding_2022"/>
+    <w:bookmarkEnd w:id="86"/>
+    <w:bookmarkStart w:id="88" w:name="ref-orsted_finding_2022"/>
     <w:p>
       <w:pPr>
         <w:pStyle w:val="Bibliography"/>
@@ -11223,7 +11357,7 @@
       <w:r>
         <w:t xml:space="preserve"> </w:t>
       </w:r>
-      <w:hyperlink r:id="rId92">
+      <w:hyperlink r:id="rId87">
         <w:r>
           <w:rPr>
             <w:rStyle w:val="Hyperlink"/>
@@ -11272,8 +11406,8 @@
         <w:t xml:space="preserve">, 225, jeb244514.</w:t>
       </w:r>
     </w:p>
-    <w:bookmarkEnd w:id="93"/>
-    <w:bookmarkStart w:id="95" w:name="ref-orsted_suzukii_2024"/>
+    <w:bookmarkEnd w:id="88"/>
+    <w:bookmarkStart w:id="90" w:name="ref-orsted_suzukii_2024"/>
     <w:p>
       <w:pPr>
         <w:pStyle w:val="Bibliography"/>
@@ -11284,7 +11418,7 @@
       <w:r>
         <w:t xml:space="preserve"> </w:t>
       </w:r>
-      <w:hyperlink r:id="rId94">
+      <w:hyperlink r:id="rId89">
         <w:r>
           <w:rPr>
             <w:rStyle w:val="Hyperlink"/>
@@ -11333,8 +11467,8 @@
         <w:t xml:space="preserve">, 27, e14421.</w:t>
       </w:r>
     </w:p>
-    <w:bookmarkEnd w:id="95"/>
-    <w:bookmarkStart w:id="97" w:name="ref-pinsky_marine_2019"/>
+    <w:bookmarkEnd w:id="90"/>
+    <w:bookmarkStart w:id="92" w:name="ref-pinsky_marine_2019"/>
     <w:p>
       <w:pPr>
         <w:pStyle w:val="Bibliography"/>
@@ -11345,7 +11479,7 @@
       <w:r>
         <w:t xml:space="preserve"> </w:t>
       </w:r>
-      <w:hyperlink r:id="rId96">
+      <w:hyperlink r:id="rId91">
         <w:r>
           <w:rPr>
             <w:rStyle w:val="Hyperlink"/>
@@ -11370,8 +11504,8 @@
         <w:t xml:space="preserve">, 569, 108–111.</w:t>
       </w:r>
     </w:p>
-    <w:bookmarkEnd w:id="97"/>
-    <w:bookmarkStart w:id="99" w:name="ref-pottier_amphibians_2025"/>
+    <w:bookmarkEnd w:id="92"/>
+    <w:bookmarkStart w:id="94" w:name="ref-pottier_amphibians_2025"/>
     <w:p>
       <w:pPr>
         <w:pStyle w:val="Bibliography"/>
@@ -11395,7 +11529,7 @@
       <w:r>
         <w:t xml:space="preserve"> </w:t>
       </w:r>
-      <w:hyperlink r:id="rId98">
+      <w:hyperlink r:id="rId93">
         <w:r>
           <w:rPr>
             <w:rStyle w:val="Hyperlink"/>
@@ -11420,8 +11554,8 @@
         <w:t xml:space="preserve">, 639, 954–961.</w:t>
       </w:r>
     </w:p>
-    <w:bookmarkEnd w:id="99"/>
-    <w:bookmarkStart w:id="101" w:name="ref-rezende_drosophila_mortality_2020"/>
+    <w:bookmarkEnd w:id="94"/>
+    <w:bookmarkStart w:id="96" w:name="ref-rezende_drosophila_mortality_2020"/>
     <w:p>
       <w:pPr>
         <w:pStyle w:val="Bibliography"/>
@@ -11432,7 +11566,7 @@
       <w:r>
         <w:t xml:space="preserve"> </w:t>
       </w:r>
-      <w:hyperlink r:id="rId100">
+      <w:hyperlink r:id="rId95">
         <w:r>
           <w:rPr>
             <w:rStyle w:val="Hyperlink"/>
@@ -11481,8 +11615,8 @@
         <w:t xml:space="preserve">, 369, 1242–1245.</w:t>
       </w:r>
     </w:p>
-    <w:bookmarkEnd w:id="101"/>
-    <w:bookmarkStart w:id="103" w:name="ref-rezende_landscapes_2014"/>
+    <w:bookmarkEnd w:id="96"/>
+    <w:bookmarkStart w:id="98" w:name="ref-rezende_landscapes_2014"/>
     <w:p>
       <w:pPr>
         <w:pStyle w:val="Bibliography"/>
@@ -11493,7 +11627,7 @@
       <w:r>
         <w:t xml:space="preserve"> </w:t>
       </w:r>
-      <w:hyperlink r:id="rId102">
+      <w:hyperlink r:id="rId97">
         <w:r>
           <w:rPr>
             <w:rStyle w:val="Hyperlink"/>
@@ -11518,8 +11652,8 @@
         <w:t xml:space="preserve">, 28, 799–809.</w:t>
       </w:r>
     </w:p>
-    <w:bookmarkEnd w:id="103"/>
-    <w:bookmarkStart w:id="105" w:name="ref-ritz_ecotox_2010"/>
+    <w:bookmarkEnd w:id="98"/>
+    <w:bookmarkStart w:id="100" w:name="ref-ritz_ecotox_2010"/>
     <w:p>
       <w:pPr>
         <w:pStyle w:val="Bibliography"/>
@@ -11530,7 +11664,7 @@
       <w:r>
         <w:t xml:space="preserve"> </w:t>
       </w:r>
-      <w:hyperlink r:id="rId104">
+      <w:hyperlink r:id="rId99">
         <w:r>
           <w:rPr>
             <w:rStyle w:val="Hyperlink"/>
@@ -11555,8 +11689,8 @@
         <w:t xml:space="preserve">, 29, 220–229.</w:t>
       </w:r>
     </w:p>
-    <w:bookmarkEnd w:id="105"/>
-    <w:bookmarkStart w:id="107" w:name="ref-ritz_drc_2015"/>
+    <w:bookmarkEnd w:id="100"/>
+    <w:bookmarkStart w:id="102" w:name="ref-ritz_drc_2015"/>
     <w:p>
       <w:pPr>
         <w:pStyle w:val="Bibliography"/>
@@ -11567,7 +11701,7 @@
       <w:r>
         <w:t xml:space="preserve"> </w:t>
       </w:r>
-      <w:hyperlink r:id="rId106">
+      <w:hyperlink r:id="rId101">
         <w:r>
           <w:rPr>
             <w:rStyle w:val="Hyperlink"/>
@@ -11604,8 +11738,8 @@
         <w:t xml:space="preserve">, 10, e0146021.</w:t>
       </w:r>
     </w:p>
-    <w:bookmarkEnd w:id="107"/>
-    <w:bookmarkStart w:id="109" w:name="ref-ritz_streibig_2008"/>
+    <w:bookmarkEnd w:id="102"/>
+    <w:bookmarkStart w:id="104" w:name="ref-ritz_streibig_2008"/>
     <w:p>
       <w:pPr>
         <w:pStyle w:val="Bibliography"/>
@@ -11616,7 +11750,7 @@
       <w:r>
         <w:t xml:space="preserve"> </w:t>
       </w:r>
-      <w:hyperlink r:id="rId108">
+      <w:hyperlink r:id="rId103">
         <w:r>
           <w:rPr>
             <w:rStyle w:val="Hyperlink"/>
@@ -11646,8 +11780,8 @@
         <w:t xml:space="preserve">. Springer-Verlag, New York.</w:t>
       </w:r>
     </w:p>
-    <w:bookmarkEnd w:id="109"/>
-    <w:bookmarkStart w:id="111" w:name="ref-rudemo_random_1989"/>
+    <w:bookmarkEnd w:id="104"/>
+    <w:bookmarkStart w:id="106" w:name="ref-rudemo_random_1989"/>
     <w:p>
       <w:pPr>
         <w:pStyle w:val="Bibliography"/>
@@ -11658,7 +11792,7 @@
       <w:r>
         <w:t xml:space="preserve"> </w:t>
       </w:r>
-      <w:hyperlink r:id="rId110">
+      <w:hyperlink r:id="rId105">
         <w:r>
           <w:rPr>
             <w:rStyle w:val="Hyperlink"/>
@@ -11683,8 +11817,8 @@
         <w:t xml:space="preserve">, 45, 349–362.</w:t>
       </w:r>
     </w:p>
-    <w:bookmarkEnd w:id="111"/>
-    <w:bookmarkStart w:id="113" w:name="ref-schielzeth_centering_2010"/>
+    <w:bookmarkEnd w:id="106"/>
+    <w:bookmarkStart w:id="108" w:name="ref-schielzeth_centering_2010"/>
     <w:p>
       <w:pPr>
         <w:pStyle w:val="Bibliography"/>
@@ -11695,7 +11829,7 @@
       <w:r>
         <w:t xml:space="preserve"> </w:t>
       </w:r>
-      <w:hyperlink r:id="rId112">
+      <w:hyperlink r:id="rId107">
         <w:r>
           <w:rPr>
             <w:rStyle w:val="Hyperlink"/>
@@ -11720,8 +11854,8 @@
         <w:t xml:space="preserve">, 1, 103–113.</w:t>
       </w:r>
     </w:p>
-    <w:bookmarkEnd w:id="113"/>
-    <w:bookmarkStart w:id="115" w:name="ref-smale_marine_2019"/>
+    <w:bookmarkEnd w:id="108"/>
+    <w:bookmarkStart w:id="110" w:name="ref-smale_marine_2019"/>
     <w:p>
       <w:pPr>
         <w:pStyle w:val="Bibliography"/>
@@ -11745,7 +11879,7 @@
       <w:r>
         <w:t xml:space="preserve"> </w:t>
       </w:r>
-      <w:hyperlink r:id="rId114">
+      <w:hyperlink r:id="rId109">
         <w:r>
           <w:rPr>
             <w:rStyle w:val="Hyperlink"/>
@@ -11770,8 +11904,8 @@
         <w:t xml:space="preserve">, 9, 306–312.</w:t>
       </w:r>
     </w:p>
-    <w:bookmarkEnd w:id="115"/>
-    <w:bookmarkStart w:id="117" w:name="ref-snook_fertility_2026"/>
+    <w:bookmarkEnd w:id="110"/>
+    <w:bookmarkStart w:id="112" w:name="ref-snook_fertility_2026"/>
     <w:p>
       <w:pPr>
         <w:pStyle w:val="Bibliography"/>
@@ -11782,7 +11916,7 @@
       <w:r>
         <w:t xml:space="preserve"> </w:t>
       </w:r>
-      <w:hyperlink r:id="rId116">
+      <w:hyperlink r:id="rId111">
         <w:r>
           <w:rPr>
             <w:rStyle w:val="Hyperlink"/>
@@ -11807,8 +11941,8 @@
         <w:t xml:space="preserve">, 2, 225–241.</w:t>
       </w:r>
     </w:p>
-    <w:bookmarkEnd w:id="117"/>
-    <w:bookmarkStart w:id="119" w:name="ref-sunday_global_2011"/>
+    <w:bookmarkEnd w:id="112"/>
+    <w:bookmarkStart w:id="114" w:name="ref-sunday_global_2011"/>
     <w:p>
       <w:pPr>
         <w:pStyle w:val="Bibliography"/>
@@ -11819,7 +11953,7 @@
       <w:r>
         <w:t xml:space="preserve"> </w:t>
       </w:r>
-      <w:hyperlink r:id="rId118">
+      <w:hyperlink r:id="rId113">
         <w:r>
           <w:rPr>
             <w:rStyle w:val="Hyperlink"/>
@@ -11844,8 +11978,8 @@
         <w:t xml:space="preserve">, 278, 1823–1830.</w:t>
       </w:r>
     </w:p>
-    <w:bookmarkEnd w:id="119"/>
-    <w:bookmarkStart w:id="121" w:name="ref-sunday_redistribution_2012"/>
+    <w:bookmarkEnd w:id="114"/>
+    <w:bookmarkStart w:id="116" w:name="ref-sunday_redistribution_2012"/>
     <w:p>
       <w:pPr>
         <w:pStyle w:val="Bibliography"/>
@@ -11856,7 +11990,7 @@
       <w:r>
         <w:t xml:space="preserve"> </w:t>
       </w:r>
-      <w:hyperlink r:id="rId120">
+      <w:hyperlink r:id="rId115">
         <w:r>
           <w:rPr>
             <w:rStyle w:val="Hyperlink"/>
@@ -11881,8 +12015,8 @@
         <w:t xml:space="preserve">, 2, 686–690.</w:t>
       </w:r>
     </w:p>
-    <w:bookmarkEnd w:id="121"/>
-    <w:bookmarkStart w:id="123" w:name="ref-truebano2018"/>
+    <w:bookmarkEnd w:id="116"/>
+    <w:bookmarkStart w:id="118" w:name="ref-truebano2018"/>
     <w:p>
       <w:pPr>
         <w:pStyle w:val="Bibliography"/>
@@ -11893,7 +12027,7 @@
       <w:r>
         <w:t xml:space="preserve"> </w:t>
       </w:r>
-      <w:hyperlink r:id="rId122">
+      <w:hyperlink r:id="rId117">
         <w:r>
           <w:rPr>
             <w:rStyle w:val="Hyperlink"/>
@@ -11918,8 +12052,8 @@
         <w:t xml:space="preserve">, 221, jeb171629.</w:t>
       </w:r>
     </w:p>
-    <w:bookmarkEnd w:id="123"/>
-    <w:bookmarkStart w:id="125" w:name="ref-villeneuve_dynamic_2024"/>
+    <w:bookmarkEnd w:id="118"/>
+    <w:bookmarkStart w:id="120" w:name="ref-villeneuve_dynamic_2024"/>
     <w:p>
       <w:pPr>
         <w:pStyle w:val="Bibliography"/>
@@ -11930,7 +12064,7 @@
       <w:r>
         <w:t xml:space="preserve"> </w:t>
       </w:r>
-      <w:hyperlink r:id="rId124">
+      <w:hyperlink r:id="rId119">
         <w:r>
           <w:rPr>
             <w:rStyle w:val="Hyperlink"/>
@@ -11955,8 +12089,8 @@
         <w:t xml:space="preserve">, 94, 1515–1527.</w:t>
       </w:r>
     </w:p>
-    <w:bookmarkEnd w:id="125"/>
-    <w:bookmarkStart w:id="127" w:name="ref-wiens_localextinctions_2016"/>
+    <w:bookmarkEnd w:id="120"/>
+    <w:bookmarkStart w:id="122" w:name="ref-wiens_localextinctions_2016"/>
     <w:p>
       <w:pPr>
         <w:pStyle w:val="Bibliography"/>
@@ -11967,7 +12101,7 @@
       <w:r>
         <w:t xml:space="preserve"> </w:t>
       </w:r>
-      <w:hyperlink r:id="rId126">
+      <w:hyperlink r:id="rId121">
         <w:r>
           <w:rPr>
             <w:rStyle w:val="Hyperlink"/>
@@ -11992,9 +12126,9 @@
         <w:t xml:space="preserve">, 14, e2001104.</w:t>
       </w:r>
     </w:p>
-    <w:bookmarkEnd w:id="127"/>
-    <w:bookmarkEnd w:id="128"/>
-    <w:bookmarkEnd w:id="129"/>
+    <w:bookmarkEnd w:id="122"/>
+    <w:bookmarkEnd w:id="123"/>
+    <w:bookmarkEnd w:id="124"/>
     <w:sectPr>
       <w:pgSz w:h="15840" w:w="12240"/>
       <w:pgMar w:bottom="1440" w:footer="720" w:gutter="0" w:header="720" w:left="1440" w:right="1440" w:top="1440"/>

--- a/_output/ms.docx
+++ b/_output/ms.docx
@@ -68,7 +68,7 @@
         <w:rPr>
           <w:vertAlign w:val="superscript"/>
         </w:rPr>
-        <w:t xml:space="preserve">2</w:t>
+        <w:t xml:space="preserve">2,3</w:t>
       </w:r>
     </w:p>
     <w:p>
@@ -103,6 +103,18 @@
         <w:rPr>
           <w:vertAlign w:val="superscript"/>
         </w:rPr>
+        <w:t xml:space="preserve">3</w:t>
+      </w:r>
+      <w:r>
+        <w:t xml:space="preserve">Evolution &amp; Ecology Research Centre, School of Biological, Earth and Environmental Sciences, University of New South Wales, Sydney, New South Wales, Australia.</w:t>
+      </w:r>
+      <w:r>
+        <w:t xml:space="preserve"> </w:t>
+      </w:r>
+      <w:r>
+        <w:rPr>
+          <w:vertAlign w:val="superscript"/>
+        </w:rPr>
         <w:t xml:space="preserve">*</w:t>
       </w:r>
       <w:r>
@@ -123,13 +135,27 @@
     </w:p>
     <w:p>
       <w:pPr>
-        <w:numPr>
-          <w:ilvl w:val="0"/>
-          <w:numId w:val="1001"/>
-        </w:numPr>
+        <w:pStyle w:val="BodyText"/>
       </w:pPr>
       <w:r>
-        <w:t xml:space="preserve">The thermal load sensitivity (TLS) and thermal death time (TDT) models are the gold standard for estimating and predicting thermal tolerance in nature. However, its two-step pipeline — first inferring median times to death across a range of assay temperatures, then regressing</w:t>
+        <w:t xml:space="preserve">The thermal load sensitivity (TLS) and thermal death time (TDT) frameworks are gold standard approaches for estimating thermal tolerance and predict organismal vulnerability under natural thermal regimes. However, these frameworks are usually implemented through a two-step pipeline. Median times to lethal or sublethal endpoints (</w:t>
+      </w:r>
+      <m:oMath>
+        <m:sSub>
+          <m:e>
+            <m:r>
+              <m:t>t</m:t>
+            </m:r>
+          </m:e>
+          <m:sub>
+            <m:r>
+              <m:t>50</m:t>
+            </m:r>
+          </m:sub>
+        </m:sSub>
+      </m:oMath>
+      <w:r>
+        <w:t xml:space="preserve">) are first estimated independently across a range of assay temperatures, and these</w:t>
       </w:r>
       <w:r>
         <w:t xml:space="preserve"> </w:t>
@@ -150,90 +176,116 @@
             </m:r>
           </m:sub>
         </m:sSub>
-        <m:r>
-          <m:rPr>
-            <m:nor/>
-            <m:sty m:val="p"/>
-          </m:rPr>
-          <m:t>time to death</m:t>
-        </m:r>
-      </m:oMath>
-      <w:r>
-        <w:t xml:space="preserve"> </w:t>
-      </w:r>
-      <w:r>
-        <w:t xml:space="preserve">on temperature — rests on statistical assumptions that are routinely violated and that bias every downstream quantity (z, CTmax, heat-injury predictions).</w:t>
-      </w:r>
-    </w:p>
-    <w:p>
-      <w:pPr>
-        <w:numPr>
-          <w:ilvl w:val="0"/>
-          <w:numId w:val="1001"/>
-        </w:numPr>
-      </w:pPr>
-      <w:r>
-        <w:t xml:space="preserve">We describe a flexible Bayesian, single-stage four-parameter logistic (4PL) model for modelling the impact of temperature and time on survival and sublethal responses to heat stress. We demonstrate how such an approach can recover all the classical TDT output typical of a two-stage modelling framework — including thermal sensitivity (</w:t>
-      </w:r>
-      <m:oMath>
-        <m:r>
-          <m:t>z</m:t>
-        </m:r>
-      </m:oMath>
-      <w:r>
-        <w:t xml:space="preserve">, slopes), critical thermal limit (</w:t>
-      </w:r>
-      <m:oMath>
-        <m:r>
-          <m:t>C</m:t>
-        </m:r>
-        <m:sSub>
+        <m:d>
+          <m:dPr>
+            <m:begChr m:val="("/>
+            <m:sepChr m:val=""/>
+            <m:endChr m:val=")"/>
+            <m:grow/>
+          </m:dPr>
           <m:e>
-            <m:r>
-              <m:t>T</m:t>
-            </m:r>
-          </m:e>
-          <m:sub>
-            <m:r>
-              <m:t>m</m:t>
-            </m:r>
-            <m:r>
-              <m:t>a</m:t>
-            </m:r>
             <m:sSub>
               <m:e>
                 <m:r>
-                  <m:t>x</m:t>
+                  <m:t>t</m:t>
                 </m:r>
               </m:e>
               <m:sub>
                 <m:r>
-                  <m:t>1</m:t>
-                </m:r>
-                <m:r>
-                  <m:t>h</m:t>
-                </m:r>
-                <m:r>
-                  <m:t>r</m:t>
+                  <m:t>50</m:t>
                 </m:r>
               </m:sub>
             </m:sSub>
+          </m:e>
+        </m:d>
+      </m:oMath>
+      <w:r>
+        <w:t xml:space="preserve"> </w:t>
+      </w:r>
+      <w:r>
+        <w:t xml:space="preserve">estimates are then regressed against temperature. This two-step approach violates key statistical assumptions that are likely to bias the mean and variance in derived quantities such as thermal sensitivity (</w:t>
+      </w:r>
+      <m:oMath>
+        <m:r>
+          <m:t>z</m:t>
+        </m:r>
+      </m:oMath>
+      <w:r>
+        <w:t xml:space="preserve">), critical thermal limits (</w:t>
+      </w:r>
+      <m:oMath>
+        <m:r>
+          <m:t>C</m:t>
+        </m:r>
+        <m:sSub>
+          <m:e>
+            <m:r>
+              <m:t>T</m:t>
+            </m:r>
+          </m:e>
+          <m:sub>
+            <m:r>
+              <m:t>m</m:t>
+            </m:r>
+            <m:r>
+              <m:t>a</m:t>
+            </m:r>
+            <m:r>
+              <m:t>x</m:t>
+            </m:r>
           </m:sub>
         </m:sSub>
       </m:oMath>
       <w:r>
-        <w:t xml:space="preserve">) and the heat-injury (HI) integral, which allows for one to predict thermal injury in nature under realistic exposure temperatures. Given its fully Bayesian implementation, it allows for error propagation to account for uncertainty at all stages of modelling as well as improved inferences.</w:t>
+        <w:t xml:space="preserve">), heat-injury predictions, and survival probabilities.</w:t>
       </w:r>
     </w:p>
     <w:p>
       <w:pPr>
-        <w:numPr>
-          <w:ilvl w:val="0"/>
-          <w:numId w:val="1001"/>
-        </w:numPr>
+        <w:pStyle w:val="BodyText"/>
       </w:pPr>
       <w:r>
-        <w:t xml:space="preserve">We applied our new modelling framework to simulated data, as well as case studies in brown shrimp (</w:t>
+        <w:t xml:space="preserve">We present a flexible Bayesian four-parameter logistic (4PL) model that estimates survival or sublethal responses as a joint function of temperature and exposure duration. We demonstrate how such an approach recovers all the classical outputs of the two-stage modelling framework (i.e.,</w:t>
+      </w:r>
+      <w:r>
+        <w:t xml:space="preserve"> </w:t>
+      </w:r>
+      <m:oMath>
+        <m:r>
+          <m:t>z</m:t>
+        </m:r>
+      </m:oMath>
+      <w:r>
+        <w:t xml:space="preserve">,</w:t>
+      </w:r>
+      <w:r>
+        <w:t xml:space="preserve"> </w:t>
+      </w:r>
+      <m:oMath>
+        <m:r>
+          <m:t>C</m:t>
+        </m:r>
+        <m:sSub>
+          <m:e>
+            <m:r>
+              <m:t>T</m:t>
+            </m:r>
+          </m:e>
+          <m:sub>
+            <m:r>
+              <m:t>m</m:t>
+            </m:r>
+            <m:r>
+              <m:t>a</m:t>
+            </m:r>
+            <m:r>
+              <m:t>x</m:t>
+            </m:r>
+          </m:sub>
+        </m:sSub>
+      </m:oMath>
+      <w:r>
+        <w:t xml:space="preserve">, heat-injury accumulation, survival probabilities), while propagating uncertainty through all derived quantities. Using simulated data and empirical case studies in brown shrimp (</w:t>
       </w:r>
       <w:r>
         <w:rPr>
@@ -253,23 +305,75 @@
         <w:t xml:space="preserve">Danio rerio</w:t>
       </w:r>
       <w:r>
-        <w:t xml:space="preserve">), and XXX to demonstrate the equivalencies and benefits of such an approach.</w:t>
+        <w:t xml:space="preserve">), and XXX (</w:t>
+      </w:r>
+      <w:r>
+        <w:rPr>
+          <w:i/>
+          <w:iCs/>
+        </w:rPr>
+        <w:t xml:space="preserve">XXX</w:t>
+      </w:r>
+      <w:r>
+        <w:t xml:space="preserve">), we demonstrate the benefits of this new modelling framework.</w:t>
       </w:r>
     </w:p>
     <w:p>
       <w:pPr>
-        <w:numPr>
-          <w:ilvl w:val="0"/>
-          <w:numId w:val="1001"/>
-        </w:numPr>
+        <w:pStyle w:val="BodyText"/>
       </w:pPr>
       <w:r>
-        <w:t xml:space="preserve">We show that the classical and Bayesian frameworks are equivalent, but that the hierarchical 4PL delivers properly propagated uncertainty, can account for complex hierarchical data (i.e., random effects), can accommodate censoring and overdispersion, and unlocks outputs the two-step pipeline cannot provide (full survival surface, arbitrary mortality percentiles, decomposable between-group contrasts). We provide reusable R helpers and recommend the hierarchical 4PL as the default analysis for new data using the TLS framework.</w:t>
+        <w:t xml:space="preserve">We show that the classical and Bayesian frameworks are equivalent, but that the Bayesian approach delivers properly propagated uncertainty, can account for complex hierarchical data (i.e., random effects), can accommodate censoring and overdispersion, and unlocks outputs the two-step pipeline cannot provide, including survival landscape surfaces, between-group contrasts, and inference about the variation in the shape of thermal dose-response curves among groups. We provide a new</w:t>
+      </w:r>
+      <w:r>
+        <w:t xml:space="preserve"> </w:t>
+      </w:r>
+      <w:r>
+        <w:rPr>
+          <w:i/>
+          <w:iCs/>
+        </w:rPr>
+        <w:t xml:space="preserve">R</w:t>
+      </w:r>
+      <w:r>
+        <w:t xml:space="preserve"> </w:t>
+      </w:r>
+      <w:r>
+        <w:t xml:space="preserve">package (</w:t>
+      </w:r>
+      <m:oMath>
+        <m:r>
+          <m:t>b</m:t>
+        </m:r>
+        <m:r>
+          <m:t>a</m:t>
+        </m:r>
+        <m:r>
+          <m:t>y</m:t>
+        </m:r>
+        <m:r>
+          <m:t>e</m:t>
+        </m:r>
+        <m:r>
+          <m:t>s</m:t>
+        </m:r>
+        <m:r>
+          <m:t>T</m:t>
+        </m:r>
+        <m:r>
+          <m:t>L</m:t>
+        </m:r>
+        <m:r>
+          <m:t>S</m:t>
+        </m:r>
+      </m:oMath>
+      <w:r>
+        <w:t xml:space="preserve">) and recommend the Bayesian four-parameter logistic model as the default approach for analysing TDT and TLS data, particularly when the goal is to make accurate predictions of survival under natural thermal regimes.</w:t>
       </w:r>
     </w:p>
     <w:p>
       <w:pPr>
-        <w:pStyle w:val="FirstParagraph"/>
+        <w:pStyle w:val="BodyText"/>
       </w:pPr>
       <w:r>
         <w:rPr>
@@ -282,7 +386,7 @@
         <w:t xml:space="preserve"> </w:t>
       </w:r>
       <w:r>
-        <w:t xml:space="preserve">thermal death time; TDT; tolerance landscape; hierarchical Bayesian model; 4-parameter logistic; heat injury; CTmax; ectotherm</w:t>
+        <w:t xml:space="preserve">thermal-death-time; thermal tolerance landscape; multilevel model; 4-parameter logistic; heat injury; heat tolerance; critical thermal maximum; ectotherm</w:t>
       </w:r>
     </w:p>
     <w:bookmarkStart w:id="20" w:name="introduction"/>
@@ -299,10 +403,7 @@
         <w:pStyle w:val="FirstParagraph"/>
       </w:pPr>
       <w:r>
-        <w:t xml:space="preserve">Climate change is driving more frequent and extreme heat events globally, compromising organism fitness</w:t>
-      </w:r>
-      <w:r>
-        <w:t xml:space="preserve"> </w:t>
+        <w:t xml:space="preserve">Climate change is increasing the frequency, intensity, and duration of extreme heat events globally, with cascading consequences for organismal fitness, population persistence, and biodiversity</w:t>
       </w:r>
       <w:r>
         <w:t xml:space="preserve">(</w:t>
@@ -387,12 +488,12 @@
       <w:r>
         <w:t xml:space="preserve"> </w:t>
       </w:r>
-      <w:hyperlink w:anchor="ref-snook_fertility_2026">
-        <w:r>
-          <w:rPr>
-            <w:rStyle w:val="Hyperlink"/>
-          </w:rPr>
-          <w:t xml:space="preserve">Snook</w:t>
+      <w:hyperlink w:anchor="ref-smale_marine_2019">
+        <w:r>
+          <w:rPr>
+            <w:rStyle w:val="Hyperlink"/>
+          </w:rPr>
+          <w:t xml:space="preserve">Smale</w:t>
         </w:r>
         <w:r>
           <w:rPr>
@@ -418,27 +519,21 @@
           <w:rPr>
             <w:rStyle w:val="Hyperlink"/>
           </w:rPr>
-          <w:t xml:space="preserve">2026</w:t>
+          <w:t xml:space="preserve">2019</w:t>
         </w:r>
       </w:hyperlink>
       <w:r>
-        <w:t xml:space="preserve">)</w:t>
-      </w:r>
-      <w:r>
-        <w:t xml:space="preserve">, with cascading consequences for population persistence and biodiversity</w:t>
-      </w:r>
-      <w:r>
-        <w:t xml:space="preserve"> </w:t>
-      </w:r>
-      <w:r>
-        <w:t xml:space="preserve">(</w:t>
-      </w:r>
-      <w:hyperlink w:anchor="ref-smale_marine_2019">
-        <w:r>
-          <w:rPr>
-            <w:rStyle w:val="Hyperlink"/>
-          </w:rPr>
-          <w:t xml:space="preserve">Smale</w:t>
+        <w:t xml:space="preserve">;</w:t>
+      </w:r>
+      <w:r>
+        <w:t xml:space="preserve"> </w:t>
+      </w:r>
+      <w:hyperlink w:anchor="ref-snook_fertility_2026">
+        <w:r>
+          <w:rPr>
+            <w:rStyle w:val="Hyperlink"/>
+          </w:rPr>
+          <w:t xml:space="preserve">Snook</w:t>
         </w:r>
         <w:r>
           <w:rPr>
@@ -464,7 +559,7 @@
           <w:rPr>
             <w:rStyle w:val="Hyperlink"/>
           </w:rPr>
-          <w:t xml:space="preserve">2019</w:t>
+          <w:t xml:space="preserve">2026</w:t>
         </w:r>
       </w:hyperlink>
       <w:r>
@@ -485,7 +580,7 @@
         <w:t xml:space="preserve">)</w:t>
       </w:r>
       <w:r>
-        <w:t xml:space="preserve">. Quantifying differences in thermal tolerance across species is now central to forecasting climate change impacts on organisms in nature</w:t>
+        <w:t xml:space="preserve">. Quantifying variation in thermal tolerance within and among species is therefore central to forecasting biological responses to climate change in nature</w:t>
       </w:r>
       <w:r>
         <w:t xml:space="preserve"> </w:t>
@@ -665,10 +760,7 @@
         <w:t xml:space="preserve">)</w:t>
       </w:r>
       <w:r>
-        <w:t xml:space="preserve">. Threshold-based measures of heat tolerance, such as</w:t>
-      </w:r>
-      <w:r>
-        <w:t xml:space="preserve"> </w:t>
+        <w:t xml:space="preserve">. Threshold-based measures of heat tolerance, such as the critical thermal maximum (</w:t>
       </w:r>
       <m:oMath>
         <m:r>
@@ -694,7 +786,7 @@
         </m:sSub>
       </m:oMath>
       <w:r>
-        <w:t xml:space="preserve">, have long been used to establish differences in climate vulnerability among taxa and predicting climate change risk</w:t>
+        <w:t xml:space="preserve">), have long been used to establish differences in climate vulnerability among taxa and predicting vulnerability to climate change</w:t>
       </w:r>
       <w:r>
         <w:t xml:space="preserve"> </w:t>
@@ -874,7 +966,7 @@
         <w:t xml:space="preserve">)</w:t>
       </w:r>
       <w:r>
-        <w:t xml:space="preserve">. While useful, threshold-based measures do not capture how the negative effects of extreme heat on fitness depend on both the duration and intensity of heat stress, limiting our ability to make realistic predictions under fluctuating temperature regimes that occur in nature</w:t>
+        <w:t xml:space="preserve">. While useful, threshold-based metrics do not capture how the biological effects of extreme heat on fitness depend on both the duration and intensity of heat stress, limiting our ability to make realistic predictions of the impacts of climate change in nature</w:t>
       </w:r>
       <w:r>
         <w:t xml:space="preserve"> </w:t>
@@ -1008,7 +1100,7 @@
         <w:pStyle w:val="BodyText"/>
       </w:pPr>
       <w:r>
-        <w:t xml:space="preserve">The Thermal Load Sensitivity (TLS) framework (or equivalently Thermal Death Time framework)</w:t>
+        <w:t xml:space="preserve">The Thermal Death Time (TDT) / Thermal Load Sensitivity (TLS) models address this limitation by quantifying how the intensity and duration of heat exposure jointly determine survival responses to heat stress</w:t>
       </w:r>
       <w:r>
         <w:t xml:space="preserve"> </w:t>
@@ -1110,12 +1202,12 @@
       <w:r>
         <w:t xml:space="preserve"> </w:t>
       </w:r>
-      <w:hyperlink w:anchor="ref-noble2026">
-        <w:r>
-          <w:rPr>
-            <w:rStyle w:val="Hyperlink"/>
-          </w:rPr>
-          <w:t xml:space="preserve">Noble</w:t>
+      <w:hyperlink w:anchor="ref-orsted_finding_2022">
+        <w:r>
+          <w:rPr>
+            <w:rStyle w:val="Hyperlink"/>
+          </w:rPr>
+          <w:t xml:space="preserve">Ørsted</w:t>
         </w:r>
         <w:r>
           <w:rPr>
@@ -1141,7 +1233,7 @@
           <w:rPr>
             <w:rStyle w:val="Hyperlink"/>
           </w:rPr>
-          <w:t xml:space="preserve">2026</w:t>
+          <w:t xml:space="preserve">2022</w:t>
         </w:r>
       </w:hyperlink>
       <w:r>
@@ -1150,12 +1242,12 @@
       <w:r>
         <w:t xml:space="preserve"> </w:t>
       </w:r>
-      <w:hyperlink w:anchor="ref-orsted_finding_2022">
-        <w:r>
-          <w:rPr>
-            <w:rStyle w:val="Hyperlink"/>
-          </w:rPr>
-          <w:t xml:space="preserve">Ørsted</w:t>
+      <w:hyperlink w:anchor="ref-rezende_landscapes_2014">
+        <w:r>
+          <w:rPr>
+            <w:rStyle w:val="Hyperlink"/>
+          </w:rPr>
+          <w:t xml:space="preserve">Rezende</w:t>
         </w:r>
         <w:r>
           <w:rPr>
@@ -1181,21 +1273,27 @@
           <w:rPr>
             <w:rStyle w:val="Hyperlink"/>
           </w:rPr>
-          <w:t xml:space="preserve">2022</w:t>
+          <w:t xml:space="preserve">2014</w:t>
         </w:r>
       </w:hyperlink>
       <w:r>
-        <w:t xml:space="preserve">;</w:t>
-      </w:r>
-      <w:r>
-        <w:t xml:space="preserve"> </w:t>
-      </w:r>
-      <w:hyperlink w:anchor="ref-rezende_landscapes_2014">
-        <w:r>
-          <w:rPr>
-            <w:rStyle w:val="Hyperlink"/>
-          </w:rPr>
-          <w:t xml:space="preserve">Rezende</w:t>
+        <w:t xml:space="preserve">)</w:t>
+      </w:r>
+      <w:r>
+        <w:t xml:space="preserve">. Recently, the TDT framework was expanded to include sublethal (e.g., fertility, heat coma) responses to heat stress, providing a flexible framework to broadly explain variation in biological responses to heat stress</w:t>
+      </w:r>
+      <w:r>
+        <w:t xml:space="preserve"> </w:t>
+      </w:r>
+      <w:r>
+        <w:t xml:space="preserve">(</w:t>
+      </w:r>
+      <w:hyperlink w:anchor="ref-arnold_thermal_2025">
+        <w:r>
+          <w:rPr>
+            <w:rStyle w:val="Hyperlink"/>
+          </w:rPr>
+          <w:t xml:space="preserve">Arnold</w:t>
         </w:r>
         <w:r>
           <w:rPr>
@@ -1221,30 +1319,21 @@
           <w:rPr>
             <w:rStyle w:val="Hyperlink"/>
           </w:rPr>
-          <w:t xml:space="preserve">2014</w:t>
+          <w:t xml:space="preserve">2025</w:t>
         </w:r>
       </w:hyperlink>
       <w:r>
-        <w:t xml:space="preserve">)</w:t>
-      </w:r>
-      <w:r>
-        <w:t xml:space="preserve"> </w:t>
-      </w:r>
-      <w:r>
-        <w:t xml:space="preserve">resolves these limitations by jointly modelling the effects of heat intensity and duration on fitness (e.g., survival, fertility, reproduction). This matters because physiological damage from heat stress accumulates in a dose-dependent manner — physiological damage accumulates faster at higher temperatures and over longer exposures</w:t>
-      </w:r>
-      <w:r>
-        <w:t xml:space="preserve"> </w:t>
-      </w:r>
-      <w:r>
-        <w:t xml:space="preserve">(</w:t>
-      </w:r>
-      <w:hyperlink w:anchor="ref-arnold_thermal_2025">
-        <w:r>
-          <w:rPr>
-            <w:rStyle w:val="Hyperlink"/>
-          </w:rPr>
-          <w:t xml:space="preserve">Arnold</w:t>
+        <w:t xml:space="preserve">;</w:t>
+      </w:r>
+      <w:r>
+        <w:t xml:space="preserve"> </w:t>
+      </w:r>
+      <w:hyperlink w:anchor="ref-noble2026">
+        <w:r>
+          <w:rPr>
+            <w:rStyle w:val="Hyperlink"/>
+          </w:rPr>
+          <w:t xml:space="preserve">Noble</w:t>
         </w:r>
         <w:r>
           <w:rPr>
@@ -1270,7 +1359,7 @@
           <w:rPr>
             <w:rStyle w:val="Hyperlink"/>
           </w:rPr>
-          <w:t xml:space="preserve">2025</w:t>
+          <w:t xml:space="preserve">2026</w:t>
         </w:r>
       </w:hyperlink>
       <w:r>
@@ -1279,12 +1368,12 @@
       <w:r>
         <w:t xml:space="preserve"> </w:t>
       </w:r>
-      <w:hyperlink w:anchor="ref-jorgensen_drosophila_2019">
-        <w:r>
-          <w:rPr>
-            <w:rStyle w:val="Hyperlink"/>
-          </w:rPr>
-          <w:t xml:space="preserve">Jørgensen</w:t>
+      <w:hyperlink w:anchor="ref-orsted_suzukii_2024">
+        <w:r>
+          <w:rPr>
+            <w:rStyle w:val="Hyperlink"/>
+          </w:rPr>
+          <w:t xml:space="preserve">Ørsted</w:t>
         </w:r>
         <w:r>
           <w:rPr>
@@ -1310,21 +1399,53 @@
           <w:rPr>
             <w:rStyle w:val="Hyperlink"/>
           </w:rPr>
-          <w:t xml:space="preserve">2019</w:t>
+          <w:t xml:space="preserve">2024</w:t>
         </w:r>
       </w:hyperlink>
       <w:r>
-        <w:t xml:space="preserve">;</w:t>
-      </w:r>
-      <w:r>
-        <w:t xml:space="preserve"> </w:t>
-      </w:r>
-      <w:hyperlink w:anchor="ref-orsted_finding_2022">
-        <w:r>
-          <w:rPr>
-            <w:rStyle w:val="Hyperlink"/>
-          </w:rPr>
-          <w:t xml:space="preserve">Ørsted</w:t>
+        <w:t xml:space="preserve">)</w:t>
+      </w:r>
+      <w:r>
+        <w:t xml:space="preserve">. These models capture how heat injury accumulates in a dose-dependent manner above a certain threshold (</w:t>
+      </w:r>
+      <m:oMath>
+        <m:sSub>
+          <m:e>
+            <m:r>
+              <m:t>T</m:t>
+            </m:r>
+          </m:e>
+          <m:sub>
+            <m:r>
+              <m:t>c</m:t>
+            </m:r>
+            <m:r>
+              <m:t>r</m:t>
+            </m:r>
+            <m:r>
+              <m:t>i</m:t>
+            </m:r>
+            <m:r>
+              <m:t>t</m:t>
+            </m:r>
+          </m:sub>
+        </m:sSub>
+      </m:oMath>
+      <w:r>
+        <w:t xml:space="preserve">), with injury accumulating more rapidly at higher temperatures and over longer exposures. As a result, organisms may eventually reach a thermal load that leads to compromised physiological function that negatively impacts growth, reproduction and survival</w:t>
+      </w:r>
+      <w:r>
+        <w:t xml:space="preserve"> </w:t>
+      </w:r>
+      <w:r>
+        <w:t xml:space="preserve">(</w:t>
+      </w:r>
+      <w:hyperlink w:anchor="ref-arnold_thermal_2025">
+        <w:r>
+          <w:rPr>
+            <w:rStyle w:val="Hyperlink"/>
+          </w:rPr>
+          <w:t xml:space="preserve">Arnold</w:t>
         </w:r>
         <w:r>
           <w:rPr>
@@ -1350,7 +1471,7 @@
           <w:rPr>
             <w:rStyle w:val="Hyperlink"/>
           </w:rPr>
-          <w:t xml:space="preserve">2022</w:t>
+          <w:t xml:space="preserve">2025</w:t>
         </w:r>
       </w:hyperlink>
       <w:r>
@@ -1359,12 +1480,12 @@
       <w:r>
         <w:t xml:space="preserve"> </w:t>
       </w:r>
-      <w:hyperlink w:anchor="ref-rezende_landscapes_2014">
-        <w:r>
-          <w:rPr>
-            <w:rStyle w:val="Hyperlink"/>
-          </w:rPr>
-          <w:t xml:space="preserve">Rezende</w:t>
+      <w:hyperlink w:anchor="ref-jorgensen_drosophila_2019">
+        <w:r>
+          <w:rPr>
+            <w:rStyle w:val="Hyperlink"/>
+          </w:rPr>
+          <w:t xml:space="preserve">Jørgensen</w:t>
         </w:r>
         <w:r>
           <w:rPr>
@@ -1390,27 +1511,21 @@
           <w:rPr>
             <w:rStyle w:val="Hyperlink"/>
           </w:rPr>
-          <w:t xml:space="preserve">2014</w:t>
+          <w:t xml:space="preserve">2019</w:t>
         </w:r>
       </w:hyperlink>
       <w:r>
-        <w:t xml:space="preserve">)</w:t>
-      </w:r>
-      <w:r>
-        <w:t xml:space="preserve">. Organisms experiencing fluctuating thermal environments in nature can therefore accumulate damage to physiological systems that results in sublethal injury that compounds across successive heat exposures if not fully repaired</w:t>
-      </w:r>
-      <w:r>
-        <w:t xml:space="preserve"> </w:t>
-      </w:r>
-      <w:r>
-        <w:t xml:space="preserve">(</w:t>
-      </w:r>
-      <w:hyperlink w:anchor="ref-arnold_thermal_2025">
-        <w:r>
-          <w:rPr>
-            <w:rStyle w:val="Hyperlink"/>
-          </w:rPr>
-          <w:t xml:space="preserve">Arnold</w:t>
+        <w:t xml:space="preserve">;</w:t>
+      </w:r>
+      <w:r>
+        <w:t xml:space="preserve"> </w:t>
+      </w:r>
+      <w:hyperlink w:anchor="ref-orsted_finding_2022">
+        <w:r>
+          <w:rPr>
+            <w:rStyle w:val="Hyperlink"/>
+          </w:rPr>
+          <w:t xml:space="preserve">Ørsted</w:t>
         </w:r>
         <w:r>
           <w:rPr>
@@ -1436,7 +1551,7 @@
           <w:rPr>
             <w:rStyle w:val="Hyperlink"/>
           </w:rPr>
-          <w:t xml:space="preserve">2025</w:t>
+          <w:t xml:space="preserve">2022</w:t>
         </w:r>
       </w:hyperlink>
       <w:r>
@@ -1445,12 +1560,12 @@
       <w:r>
         <w:t xml:space="preserve"> </w:t>
       </w:r>
-      <w:hyperlink w:anchor="ref-buckley_damage_2025">
-        <w:r>
-          <w:rPr>
-            <w:rStyle w:val="Hyperlink"/>
-          </w:rPr>
-          <w:t xml:space="preserve">Buckley</w:t>
+      <w:hyperlink w:anchor="ref-rezende_landscapes_2014">
+        <w:r>
+          <w:rPr>
+            <w:rStyle w:val="Hyperlink"/>
+          </w:rPr>
+          <w:t xml:space="preserve">Rezende</w:t>
         </w:r>
         <w:r>
           <w:rPr>
@@ -1476,21 +1591,30 @@
           <w:rPr>
             <w:rStyle w:val="Hyperlink"/>
           </w:rPr>
-          <w:t xml:space="preserve">2025</w:t>
+          <w:t xml:space="preserve">2014</w:t>
         </w:r>
       </w:hyperlink>
       <w:r>
-        <w:t xml:space="preserve">;</w:t>
-      </w:r>
-      <w:r>
-        <w:t xml:space="preserve"> </w:t>
-      </w:r>
-      <w:hyperlink w:anchor="ref-jorgensen_unifying_2021">
-        <w:r>
-          <w:rPr>
-            <w:rStyle w:val="Hyperlink"/>
-          </w:rPr>
-          <w:t xml:space="preserve">Jørgensen</w:t>
+        <w:t xml:space="preserve">)</w:t>
+      </w:r>
+      <w:r>
+        <w:t xml:space="preserve"> </w:t>
+      </w:r>
+      <w:r>
+        <w:t xml:space="preserve">if injury cannot be repaired</w:t>
+      </w:r>
+      <w:r>
+        <w:t xml:space="preserve"> </w:t>
+      </w:r>
+      <w:r>
+        <w:t xml:space="preserve">(</w:t>
+      </w:r>
+      <w:hyperlink w:anchor="ref-arnold_thermal_2025">
+        <w:r>
+          <w:rPr>
+            <w:rStyle w:val="Hyperlink"/>
+          </w:rPr>
+          <w:t xml:space="preserve">Arnold</w:t>
         </w:r>
         <w:r>
           <w:rPr>
@@ -1516,6 +1640,86 @@
           <w:rPr>
             <w:rStyle w:val="Hyperlink"/>
           </w:rPr>
+          <w:t xml:space="preserve">2025</w:t>
+        </w:r>
+      </w:hyperlink>
+      <w:r>
+        <w:t xml:space="preserve">;</w:t>
+      </w:r>
+      <w:r>
+        <w:t xml:space="preserve"> </w:t>
+      </w:r>
+      <w:hyperlink w:anchor="ref-buckley_damage_2025">
+        <w:r>
+          <w:rPr>
+            <w:rStyle w:val="Hyperlink"/>
+          </w:rPr>
+          <w:t xml:space="preserve">Buckley</w:t>
+        </w:r>
+        <w:r>
+          <w:rPr>
+            <w:rStyle w:val="Hyperlink"/>
+          </w:rPr>
+          <w:t xml:space="preserve"> </w:t>
+        </w:r>
+        <w:r>
+          <w:rPr>
+            <w:rStyle w:val="Hyperlink"/>
+            <w:i/>
+            <w:iCs/>
+          </w:rPr>
+          <w:t xml:space="preserve">et al.</w:t>
+        </w:r>
+        <w:r>
+          <w:rPr>
+            <w:rStyle w:val="Hyperlink"/>
+          </w:rPr>
+          <w:t xml:space="preserve"> </w:t>
+        </w:r>
+        <w:r>
+          <w:rPr>
+            <w:rStyle w:val="Hyperlink"/>
+          </w:rPr>
+          <w:t xml:space="preserve">2025</w:t>
+        </w:r>
+      </w:hyperlink>
+      <w:r>
+        <w:t xml:space="preserve">;</w:t>
+      </w:r>
+      <w:r>
+        <w:t xml:space="preserve"> </w:t>
+      </w:r>
+      <w:hyperlink w:anchor="ref-jorgensen_unifying_2021">
+        <w:r>
+          <w:rPr>
+            <w:rStyle w:val="Hyperlink"/>
+          </w:rPr>
+          <w:t xml:space="preserve">Jørgensen</w:t>
+        </w:r>
+        <w:r>
+          <w:rPr>
+            <w:rStyle w:val="Hyperlink"/>
+          </w:rPr>
+          <w:t xml:space="preserve"> </w:t>
+        </w:r>
+        <w:r>
+          <w:rPr>
+            <w:rStyle w:val="Hyperlink"/>
+            <w:i/>
+            <w:iCs/>
+          </w:rPr>
+          <w:t xml:space="preserve">et al.</w:t>
+        </w:r>
+        <w:r>
+          <w:rPr>
+            <w:rStyle w:val="Hyperlink"/>
+          </w:rPr>
+          <w:t xml:space="preserve"> </w:t>
+        </w:r>
+        <w:r>
+          <w:rPr>
+            <w:rStyle w:val="Hyperlink"/>
+          </w:rPr>
           <w:t xml:space="preserve">2021</w:t>
         </w:r>
       </w:hyperlink>
@@ -1523,7 +1727,195 @@
         <w:t xml:space="preserve">)</w:t>
       </w:r>
       <w:r>
-        <w:t xml:space="preserve">. Such processes can lead to delayed responses to extreme heat events.</w:t>
+        <w:t xml:space="preserve">. By linking biological responses to the intensity and duration of heat stress, the TLS and TDT frameworks allow for more realistic predictions of the impacts of fluctuating thermal regimes</w:t>
+      </w:r>
+      <w:r>
+        <w:t xml:space="preserve"> </w:t>
+      </w:r>
+      <w:r>
+        <w:t xml:space="preserve">(</w:t>
+      </w:r>
+      <w:hyperlink w:anchor="ref-jorgensen_unifying_2021">
+        <w:r>
+          <w:rPr>
+            <w:rStyle w:val="Hyperlink"/>
+          </w:rPr>
+          <w:t xml:space="preserve">Jørgensen</w:t>
+        </w:r>
+        <w:r>
+          <w:rPr>
+            <w:rStyle w:val="Hyperlink"/>
+          </w:rPr>
+          <w:t xml:space="preserve"> </w:t>
+        </w:r>
+        <w:r>
+          <w:rPr>
+            <w:rStyle w:val="Hyperlink"/>
+            <w:i/>
+            <w:iCs/>
+          </w:rPr>
+          <w:t xml:space="preserve">et al.</w:t>
+        </w:r>
+        <w:r>
+          <w:rPr>
+            <w:rStyle w:val="Hyperlink"/>
+          </w:rPr>
+          <w:t xml:space="preserve"> </w:t>
+        </w:r>
+        <w:r>
+          <w:rPr>
+            <w:rStyle w:val="Hyperlink"/>
+          </w:rPr>
+          <w:t xml:space="preserve">2021</w:t>
+        </w:r>
+      </w:hyperlink>
+      <w:r>
+        <w:t xml:space="preserve">;</w:t>
+      </w:r>
+      <w:r>
+        <w:t xml:space="preserve"> </w:t>
+      </w:r>
+      <w:hyperlink w:anchor="ref-orsted_finding_2022">
+        <w:r>
+          <w:rPr>
+            <w:rStyle w:val="Hyperlink"/>
+          </w:rPr>
+          <w:t xml:space="preserve">Ørsted</w:t>
+        </w:r>
+        <w:r>
+          <w:rPr>
+            <w:rStyle w:val="Hyperlink"/>
+          </w:rPr>
+          <w:t xml:space="preserve"> </w:t>
+        </w:r>
+        <w:r>
+          <w:rPr>
+            <w:rStyle w:val="Hyperlink"/>
+            <w:i/>
+            <w:iCs/>
+          </w:rPr>
+          <w:t xml:space="preserve">et al.</w:t>
+        </w:r>
+        <w:r>
+          <w:rPr>
+            <w:rStyle w:val="Hyperlink"/>
+          </w:rPr>
+          <w:t xml:space="preserve"> </w:t>
+        </w:r>
+        <w:r>
+          <w:rPr>
+            <w:rStyle w:val="Hyperlink"/>
+          </w:rPr>
+          <w:t xml:space="preserve">2022</w:t>
+        </w:r>
+      </w:hyperlink>
+      <w:r>
+        <w:t xml:space="preserve">;</w:t>
+      </w:r>
+      <w:r>
+        <w:t xml:space="preserve"> </w:t>
+      </w:r>
+      <w:hyperlink w:anchor="ref-rezende_landscapes_2014">
+        <w:r>
+          <w:rPr>
+            <w:rStyle w:val="Hyperlink"/>
+          </w:rPr>
+          <w:t xml:space="preserve">Rezende</w:t>
+        </w:r>
+        <w:r>
+          <w:rPr>
+            <w:rStyle w:val="Hyperlink"/>
+          </w:rPr>
+          <w:t xml:space="preserve"> </w:t>
+        </w:r>
+        <w:r>
+          <w:rPr>
+            <w:rStyle w:val="Hyperlink"/>
+            <w:i/>
+            <w:iCs/>
+          </w:rPr>
+          <w:t xml:space="preserve">et al.</w:t>
+        </w:r>
+        <w:r>
+          <w:rPr>
+            <w:rStyle w:val="Hyperlink"/>
+          </w:rPr>
+          <w:t xml:space="preserve"> </w:t>
+        </w:r>
+        <w:r>
+          <w:rPr>
+            <w:rStyle w:val="Hyperlink"/>
+          </w:rPr>
+          <w:t xml:space="preserve">2014</w:t>
+        </w:r>
+      </w:hyperlink>
+      <w:r>
+        <w:t xml:space="preserve">)</w:t>
+      </w:r>
+      <w:r>
+        <w:t xml:space="preserve">, and have shown promise in predicting observed mortality rates in nature</w:t>
+      </w:r>
+      <w:r>
+        <w:t xml:space="preserve"> </w:t>
+      </w:r>
+      <w:r>
+        <w:t xml:space="preserve">(</w:t>
+      </w:r>
+      <w:hyperlink w:anchor="ref-rezende_drosophila_mortality_2020">
+        <w:r>
+          <w:rPr>
+            <w:rStyle w:val="Hyperlink"/>
+          </w:rPr>
+          <w:t xml:space="preserve">Rezende</w:t>
+        </w:r>
+        <w:r>
+          <w:rPr>
+            <w:rStyle w:val="Hyperlink"/>
+          </w:rPr>
+          <w:t xml:space="preserve"> </w:t>
+        </w:r>
+        <w:r>
+          <w:rPr>
+            <w:rStyle w:val="Hyperlink"/>
+            <w:i/>
+            <w:iCs/>
+          </w:rPr>
+          <w:t xml:space="preserve">et al.</w:t>
+        </w:r>
+        <w:r>
+          <w:rPr>
+            <w:rStyle w:val="Hyperlink"/>
+          </w:rPr>
+          <w:t xml:space="preserve"> </w:t>
+        </w:r>
+        <w:r>
+          <w:rPr>
+            <w:rStyle w:val="Hyperlink"/>
+          </w:rPr>
+          <w:t xml:space="preserve">2020</w:t>
+        </w:r>
+      </w:hyperlink>
+      <w:r>
+        <w:t xml:space="preserve">;</w:t>
+      </w:r>
+      <w:r>
+        <w:t xml:space="preserve"> </w:t>
+      </w:r>
+      <w:hyperlink w:anchor="ref-zamora2026predicting">
+        <w:r>
+          <w:rPr>
+            <w:rStyle w:val="Hyperlink"/>
+            <w:b/>
+            <w:bCs/>
+          </w:rPr>
+          <w:t xml:space="preserve">zamora2026predicting?</w:t>
+        </w:r>
+      </w:hyperlink>
+      <w:r>
+        <w:t xml:space="preserve">)</w:t>
+      </w:r>
+      <w:r>
+        <w:t xml:space="preserve">.</w:t>
       </w:r>
     </w:p>
     <w:p>
@@ -1531,7 +1923,7 @@
         <w:pStyle w:val="BodyText"/>
       </w:pPr>
       <w:r>
-        <w:t xml:space="preserve">Thermal load sensitivity modelling, while powerful, traditionally involves a two-step modelling approach</w:t>
+        <w:t xml:space="preserve">Despite their predictive power, TDT/TLS analyses traditionally involves a two-step modelling approach</w:t>
       </w:r>
       <w:r>
         <w:t xml:space="preserve"> </w:t>
@@ -1737,7 +2129,7 @@
         <w:t xml:space="preserve">)</w:t>
       </w:r>
       <w:r>
-        <w:t xml:space="preserve">. First, experiments will typically be expose organisms to a range of temperatures for various durations of exposure. The proportion of live/dead, fertile/infertile, or live/knockdown, for instance, is then modelled as a function of log transformed exposure time (in minutes or hours) using dose-response curves fit across all temperatures (usually at each temperature treatment independently). The time to death, fertility, or heat knockdown is then derived from these curves, based on the temperature predicted to reduce these responses by a given threshold (e.g.,</w:t>
+        <w:t xml:space="preserve">. First, organisms are exposed to multiple temperatures for different durations, and the proportion of individuals that are dead, infertile, knocked down, or otherwise affected is modelled as a function of exposure duration. This is typically done by fitting independent dose-response curves at each assay temperature. From these curves, the exposure duration required to reach a specified response threshold is estimated, most often</w:t>
       </w:r>
       <w:r>
         <w:t xml:space="preserve"> </w:t>
@@ -1757,7 +2149,7 @@
         </m:sSub>
       </m:oMath>
       <w:r>
-        <w:t xml:space="preserve">, the time to reach 50% mortality). Second, the log10 transformed</w:t>
+        <w:t xml:space="preserve">, the time required to reach 50% mortality, infertility, knockdown, or other endpoints. Second, the resulting</w:t>
       </w:r>
       <w:r>
         <w:t xml:space="preserve"> </w:t>
@@ -1766,34 +2158,57 @@
         <m:sSub>
           <m:e>
             <m:r>
-              <m:t>t</m:t>
+              <m:rPr>
+                <m:sty m:val="p"/>
+              </m:rPr>
+              <m:t>log</m:t>
             </m:r>
           </m:e>
           <m:sub>
             <m:r>
-              <m:t>50</m:t>
+              <m:t>10</m:t>
             </m:r>
           </m:sub>
         </m:sSub>
-      </m:oMath>
-      <w:r>
-        <w:t xml:space="preserve"> </w:t>
-      </w:r>
-      <w:r>
-        <w:t xml:space="preserve">and temperature are regressed against each other using a linear model. Thermal sensitivity (i.e.,</w:t>
-      </w:r>
-      <w:r>
-        <w:t xml:space="preserve"> </w:t>
-      </w:r>
-      <w:r>
-        <w:rPr>
-          <w:i/>
-          <w:iCs/>
-        </w:rPr>
-        <w:t xml:space="preserve">z</w:t>
-      </w:r>
-      <w:r>
-        <w:t xml:space="preserve">, the inverse of the slope of this regression) and static critical thermal maxima (i.e., the intercept of the regression,</w:t>
+        <m:d>
+          <m:dPr>
+            <m:begChr m:val="("/>
+            <m:sepChr m:val=""/>
+            <m:endChr m:val=")"/>
+            <m:grow/>
+          </m:dPr>
+          <m:e>
+            <m:sSub>
+              <m:e>
+                <m:r>
+                  <m:t>t</m:t>
+                </m:r>
+              </m:e>
+              <m:sub>
+                <m:r>
+                  <m:t>50</m:t>
+                </m:r>
+              </m:sub>
+            </m:sSub>
+          </m:e>
+        </m:d>
+      </m:oMath>
+      <w:r>
+        <w:t xml:space="preserve"> </w:t>
+      </w:r>
+      <w:r>
+        <w:t xml:space="preserve">estimates are regressed against assay temperature. Thermal sensitivity (i.e., the inverse of the slope of this regression,</w:t>
+      </w:r>
+      <w:r>
+        <w:t xml:space="preserve"> </w:t>
+      </w:r>
+      <m:oMath>
+        <m:r>
+          <m:t>z</m:t>
+        </m:r>
+      </m:oMath>
+      <w:r>
+        <w:t xml:space="preserve">) and static critical thermal maximum (i.e., the intercept of the regression,</w:t>
       </w:r>
       <w:r>
         <w:t xml:space="preserve"> </w:t>
@@ -1929,7 +2344,38 @@
         <w:t xml:space="preserve">)</w:t>
       </w:r>
       <w:r>
-        <w:t xml:space="preserve">.</w:t>
+        <w:t xml:space="preserve">. Thermal sensitivity (</w:t>
+      </w:r>
+      <m:oMath>
+        <m:r>
+          <m:t>z</m:t>
+        </m:r>
+      </m:oMath>
+      <w:r>
+        <w:t xml:space="preserve">) is interpreted as the temperature increase required to reduce</w:t>
+      </w:r>
+      <w:r>
+        <w:t xml:space="preserve"> </w:t>
+      </w:r>
+      <m:oMath>
+        <m:sSub>
+          <m:e>
+            <m:r>
+              <m:t>t</m:t>
+            </m:r>
+          </m:e>
+          <m:sub>
+            <m:r>
+              <m:t>50</m:t>
+            </m:r>
+          </m:sub>
+        </m:sSub>
+      </m:oMath>
+      <w:r>
+        <w:t xml:space="preserve"> </w:t>
+      </w:r>
+      <w:r>
+        <w:t xml:space="preserve">by a factor of 10, while</w:t>
       </w:r>
       <w:r>
         <w:t xml:space="preserve"> </w:t>
@@ -1982,7 +2428,7 @@
         <w:t xml:space="preserve"> </w:t>
       </w:r>
       <w:r>
-        <w:t xml:space="preserve">is usually computed for a 1 min</w:t>
+        <w:t xml:space="preserve">is usually arbitrarily computed for a 1 min</w:t>
       </w:r>
       <w:r>
         <w:t xml:space="preserve"> </w:t>
@@ -2123,7 +2569,7 @@
         <w:t xml:space="preserve"> </w:t>
       </w:r>
       <w:r>
-        <w:t xml:space="preserve">duration of exposure to heat stress. The 1 hour reference falls within typical assay durations avoiding substantial extrapolation which is why it is often recommended</w:t>
+        <w:t xml:space="preserve">duration of heat stress exposure. These quantities can then be used to estimate cumulative Heat Injury (HI) under realistic temperature-time series, where injury accumulates as a function of the exposure duration relative to the predicted tolerance time at each temperature</w:t>
       </w:r>
       <w:r>
         <w:t xml:space="preserve"> </w:t>
@@ -2166,139 +2612,24 @@
         </w:r>
       </w:hyperlink>
       <w:r>
+        <w:t xml:space="preserve">;</w:t>
+      </w:r>
+      <w:r>
+        <w:t xml:space="preserve"> </w:t>
+      </w:r>
+      <w:hyperlink w:anchor="ref-villeneuve_dynamic_2024">
+        <w:r>
+          <w:rPr>
+            <w:rStyle w:val="Hyperlink"/>
+          </w:rPr>
+          <w:t xml:space="preserve">Villeneuve &amp; White 2024</w:t>
+        </w:r>
+      </w:hyperlink>
+      <w:r>
         <w:t xml:space="preserve">)</w:t>
       </w:r>
       <w:r>
-        <w:t xml:space="preserve">. Thermal sensitivity and</w:t>
-      </w:r>
-      <w:r>
-        <w:t xml:space="preserve"> </w:t>
-      </w:r>
-      <m:oMath>
-        <m:r>
-          <m:t>C</m:t>
-        </m:r>
-        <m:sSub>
-          <m:e>
-            <m:r>
-              <m:t>T</m:t>
-            </m:r>
-          </m:e>
-          <m:sub>
-            <m:r>
-              <m:t>m</m:t>
-            </m:r>
-            <m:r>
-              <m:t>a</m:t>
-            </m:r>
-            <m:sSub>
-              <m:e>
-                <m:r>
-                  <m:t>x</m:t>
-                </m:r>
-              </m:e>
-              <m:sub>
-                <m:r>
-                  <m:t>1</m:t>
-                </m:r>
-                <m:r>
-                  <m:t>h</m:t>
-                </m:r>
-                <m:r>
-                  <m:t>o</m:t>
-                </m:r>
-                <m:r>
-                  <m:t>u</m:t>
-                </m:r>
-                <m:r>
-                  <m:t>r</m:t>
-                </m:r>
-              </m:sub>
-            </m:sSub>
-          </m:sub>
-        </m:sSub>
-      </m:oMath>
-      <w:r>
-        <w:t xml:space="preserve"> </w:t>
-      </w:r>
-      <w:r>
-        <w:t xml:space="preserve">are than used to quantify Heat Injury (HI) (e.g.,</w:t>
-      </w:r>
-      <w:r>
-        <w:t xml:space="preserve"> </w:t>
-      </w:r>
-      <w:r>
-        <w:t xml:space="preserve">Jørgensen</w:t>
-      </w:r>
-      <w:r>
-        <w:t xml:space="preserve"> </w:t>
-      </w:r>
-      <w:r>
-        <w:rPr>
-          <w:i/>
-          <w:iCs/>
-        </w:rPr>
-        <w:t xml:space="preserve">et al.</w:t>
-      </w:r>
-      <w:r>
-        <w:t xml:space="preserve"> </w:t>
-      </w:r>
-      <w:r>
-        <w:t xml:space="preserve">(</w:t>
-      </w:r>
-      <w:hyperlink w:anchor="ref-jorgensen_drosophila_2019">
-        <w:r>
-          <w:rPr>
-            <w:rStyle w:val="Hyperlink"/>
-          </w:rPr>
-          <w:t xml:space="preserve">2019</w:t>
-        </w:r>
-      </w:hyperlink>
-      <w:r>
-        <w:t xml:space="preserve">)</w:t>
-      </w:r>
-      <w:r>
-        <w:t xml:space="preserve">;</w:t>
-      </w:r>
-      <w:r>
-        <w:t xml:space="preserve"> </w:t>
-      </w:r>
-      <w:r>
-        <w:t xml:space="preserve">Villeneuve &amp; White (</w:t>
-      </w:r>
-      <w:hyperlink w:anchor="ref-villeneuve_dynamic_2024">
-        <w:r>
-          <w:rPr>
-            <w:rStyle w:val="Hyperlink"/>
-          </w:rPr>
-          <w:t xml:space="preserve">2024</w:t>
-        </w:r>
-      </w:hyperlink>
-      <w:r>
-        <w:t xml:space="preserve">)</w:t>
-      </w:r>
-      <w:r>
-        <w:t xml:space="preserve">) in response to realistic temperatures in nature. Heat injury measures the cumulative percentage or probability until reaching a given threshold (e.g.,</w:t>
-      </w:r>
-      <w:r>
-        <w:t xml:space="preserve"> </w:t>
-      </w:r>
-      <m:oMath>
-        <m:sSub>
-          <m:e>
-            <m:r>
-              <m:t>t</m:t>
-            </m:r>
-          </m:e>
-          <m:sub>
-            <m:r>
-              <m:t>50</m:t>
-            </m:r>
-          </m:sub>
-        </m:sSub>
-      </m:oMath>
-      <w:r>
-        <w:t xml:space="preserve">), at which point we would predict 50% of the population to have died. Recent work has also emphasized the importance of repair in heat injury dynamics</w:t>
+        <w:t xml:space="preserve">. Recent extensions have emphasized that injury accumulation may also be partly offset by repair or acclimation mechanisms, motivating the emergence of new models that incorporate damage-repair dynamics</w:t>
       </w:r>
       <w:r>
         <w:t xml:space="preserve"> </w:t>
@@ -2352,52 +2683,6 @@
             <w:rStyle w:val="Hyperlink"/>
           </w:rPr>
           <w:t xml:space="preserve">Buckley</w:t>
-        </w:r>
-        <w:r>
-          <w:rPr>
-            <w:rStyle w:val="Hyperlink"/>
-          </w:rPr>
-          <w:t xml:space="preserve"> </w:t>
-        </w:r>
-        <w:r>
-          <w:rPr>
-            <w:rStyle w:val="Hyperlink"/>
-            <w:i/>
-            <w:iCs/>
-          </w:rPr>
-          <w:t xml:space="preserve">et al.</w:t>
-        </w:r>
-        <w:r>
-          <w:rPr>
-            <w:rStyle w:val="Hyperlink"/>
-          </w:rPr>
-          <w:t xml:space="preserve"> </w:t>
-        </w:r>
-        <w:r>
-          <w:rPr>
-            <w:rStyle w:val="Hyperlink"/>
-          </w:rPr>
-          <w:t xml:space="preserve">2025</w:t>
-        </w:r>
-      </w:hyperlink>
-      <w:r>
-        <w:t xml:space="preserve">)</w:t>
-      </w:r>
-      <w:r>
-        <w:t xml:space="preserve">, and new modelling approaches have recently been developed to capture these damage-repair dynamics</w:t>
-      </w:r>
-      <w:r>
-        <w:t xml:space="preserve"> </w:t>
-      </w:r>
-      <w:r>
-        <w:t xml:space="preserve">(</w:t>
-      </w:r>
-      <w:hyperlink w:anchor="ref-arnold_thermal_2025">
-        <w:r>
-          <w:rPr>
-            <w:rStyle w:val="Hyperlink"/>
-          </w:rPr>
-          <w:t xml:space="preserve">Arnold</w:t>
         </w:r>
         <w:r>
           <w:rPr>
@@ -2438,7 +2723,7 @@
         <w:pStyle w:val="BodyText"/>
       </w:pPr>
       <w:r>
-        <w:t xml:space="preserve">While the two-step approach to modelling thermal sensitivity is intuitive and simple in practice, it has numerous practical and statistical limitations. First, the two-step pipeline does not typically allow correct uncertainty propagation. The</w:t>
+        <w:t xml:space="preserve">The two-step pipeline is intuitive and easy to implement, yet it has several practical and statistical limitations. First, the two-step pipeline does not typically allow proper uncertainty propagation. The</w:t>
       </w:r>
       <w:r>
         <w:t xml:space="preserve"> </w:t>
@@ -2461,7 +2746,7 @@
         <w:t xml:space="preserve"> </w:t>
       </w:r>
       <w:r>
-        <w:t xml:space="preserve">point estimates have non-negligible sampling variance. Treating them as fixed inputs to the regression discards that sampling variance, which can lead to miscalibrated standard errors on the slope (</w:t>
+        <w:t xml:space="preserve">estimates derived in the first step have non-negligible sampling variance, but they are commonly treated as fixed point estimates in the second-step regression. Neglecting sampling variance can bias or miscalibrate inference on (</w:t>
       </w:r>
       <m:oMath>
         <m:r>
@@ -2469,7 +2754,7 @@
         </m:r>
       </m:oMath>
       <w:r>
-        <w:t xml:space="preserve">) and intercept (</w:t>
+        <w:t xml:space="preserve">) and (</w:t>
       </w:r>
       <m:oMath>
         <m:r>
@@ -2495,7 +2780,7 @@
         </m:sSub>
       </m:oMath>
       <w:r>
-        <w:t xml:space="preserve">), and inflated</w:t>
+        <w:t xml:space="preserve">), and lead to inflated</w:t>
       </w:r>
       <w:r>
         <w:t xml:space="preserve"> </w:t>
@@ -2518,7 +2803,7 @@
         <w:t xml:space="preserve"> </w:t>
       </w:r>
       <w:r>
-        <w:t xml:space="preserve">– a known issue in the statistical literature</w:t>
+        <w:t xml:space="preserve">values - a known issue in the statistical literature</w:t>
       </w:r>
       <w:r>
         <w:t xml:space="preserve"> </w:t>
@@ -2604,21 +2889,7 @@
         <w:t xml:space="preserve">)</w:t>
       </w:r>
       <w:r>
-        <w:t xml:space="preserve">. Second, group comparisons (between species, sexes, or life stages) inherit this miscalibrated uncertainty. As such, differences in</w:t>
-      </w:r>
-      <w:r>
-        <w:t xml:space="preserve"> </w:t>
-      </w:r>
-      <m:oMath>
-        <m:r>
-          <m:t>z</m:t>
-        </m:r>
-      </m:oMath>
-      <w:r>
-        <w:t xml:space="preserve"> </w:t>
-      </w:r>
-      <w:r>
-        <w:t xml:space="preserve">between groups cannot be attributed to differences in the upper asymptote, lower asymptote, or curve steepness of the dose-response curve, because all three are collapsed into a single</w:t>
+        <w:t xml:space="preserve">. Second, estimating</w:t>
       </w:r>
       <w:r>
         <w:t xml:space="preserve"> </w:t>
@@ -2641,7 +2912,7 @@
         <w:t xml:space="preserve"> </w:t>
       </w:r>
       <w:r>
-        <w:t xml:space="preserve">without sampling variance before the comparison is made. Third, the</w:t>
+        <w:t xml:space="preserve">from dose-response models requires empirical data spanning a large mortality range (preferably ranging from 0 to 100% mortality) at every assayed temperature to anchor the upper and lower asymptotes of the dose-response curve. When data are sparse or do not span the full mortality range,</w:t>
       </w:r>
       <w:r>
         <w:t xml:space="preserve"> </w:t>
@@ -2661,7 +2932,99 @@
         </m:sSub>
       </m:oMath>
       <w:r>
-        <w:t xml:space="preserve">-extraction step collapses the within-replicate count, and prevents the hierarchical decomposition of variance across replicates, plates, populations, sexes, and life stages that could affect parameters of dose-response curves</w:t>
+        <w:t xml:space="preserve"> </w:t>
+      </w:r>
+      <w:r>
+        <w:t xml:space="preserve">estimates can be incorrectly or impossible to estimate, which is then propagated to bias and miscalibrate downstream estimates of</w:t>
+      </w:r>
+      <w:r>
+        <w:t xml:space="preserve"> </w:t>
+      </w:r>
+      <m:oMath>
+        <m:r>
+          <m:t>z</m:t>
+        </m:r>
+      </m:oMath>
+      <w:r>
+        <w:t xml:space="preserve"> </w:t>
+      </w:r>
+      <w:r>
+        <w:t xml:space="preserve">and</w:t>
+      </w:r>
+      <w:r>
+        <w:t xml:space="preserve"> </w:t>
+      </w:r>
+      <m:oMath>
+        <m:r>
+          <m:t>C</m:t>
+        </m:r>
+        <m:sSub>
+          <m:e>
+            <m:r>
+              <m:t>T</m:t>
+            </m:r>
+          </m:e>
+          <m:sub>
+            <m:r>
+              <m:t>m</m:t>
+            </m:r>
+            <m:r>
+              <m:t>a</m:t>
+            </m:r>
+            <m:r>
+              <m:t>x</m:t>
+            </m:r>
+          </m:sub>
+        </m:sSub>
+      </m:oMath>
+      <w:r>
+        <w:t xml:space="preserve">. Third, group comparisons (between species, sexes, or life stages) inherit this miscalibrated uncertainty. Reducing each dose-response curve to a fixed</w:t>
+      </w:r>
+      <w:r>
+        <w:t xml:space="preserve"> </w:t>
+      </w:r>
+      <m:oMath>
+        <m:sSub>
+          <m:e>
+            <m:r>
+              <m:t>t</m:t>
+            </m:r>
+          </m:e>
+          <m:sub>
+            <m:r>
+              <m:t>50</m:t>
+            </m:r>
+          </m:sub>
+        </m:sSub>
+      </m:oMath>
+      <w:r>
+        <w:t xml:space="preserve"> </w:t>
+      </w:r>
+      <w:r>
+        <w:t xml:space="preserve">estimate makes it difficult to determine if differences in thermal tolerance and sensitivity between groups can be attributed to differences in the upper asymptote, lower asymptote, or curve steepness of the dose-response curve. Fourth, fitting separate dose-response models for each assay temperature and subsequently regressing</w:t>
+      </w:r>
+      <w:r>
+        <w:t xml:space="preserve"> </w:t>
+      </w:r>
+      <m:oMath>
+        <m:sSub>
+          <m:e>
+            <m:r>
+              <m:t>t</m:t>
+            </m:r>
+          </m:e>
+          <m:sub>
+            <m:r>
+              <m:t>50</m:t>
+            </m:r>
+          </m:sub>
+        </m:sSub>
+      </m:oMath>
+      <w:r>
+        <w:t xml:space="preserve"> </w:t>
+      </w:r>
+      <w:r>
+        <w:t xml:space="preserve">estimates against temperature assumes that these estimates are independent, and typically ignores the hierarchical structure of experimental data (e.g., individuals nested within vials, plates, tanks, clutches, batches, populations, or experimental days). Ignoring this nesting structure prevents the decomposition of variance among nesting groups, and can lead to pseudoreplication and anticonservative uncertainty estimates, particularly when replicate-level variation affects the shape or position of the dose-response curve</w:t>
       </w:r>
       <w:r>
         <w:t xml:space="preserve"> </w:t>
@@ -2735,7 +3098,7 @@
         <w:t xml:space="preserve">)</w:t>
       </w:r>
       <w:r>
-        <w:t xml:space="preserve">. Fourth, the intrinsically hierarchical structure of the experimental data(e.g., animals within batches and days of experiments) is largely ignored, which can lead to pseudoreplicaton, resulting in anticonservative standard errors that affect biological inference. Finally, propagating uncertainty from a two-step fit into downstream predictions — such as cumulative heat injury — is rarely attempted in practice understating the credible range of extreme heat impacts in nature.</w:t>
+        <w:t xml:space="preserve">. Finally, the two-step pipeline does not allow downstream predictions of heat injury and survival under fluctuating thermal regimes with uncertainty, which is key to inferring the confidence in our predictions of the impacts of extreme heat impacts.</w:t>
       </w:r>
     </w:p>
     <w:p>
@@ -2743,7 +3106,7 @@
         <w:pStyle w:val="BodyText"/>
       </w:pPr>
       <w:r>
-        <w:t xml:space="preserve">Here, we present an alternative to the two-step pipeline: a single hierarchical four-parameter logistic (4PL) model fit jointly across all temperature by exposure duration data. The 4PL is a flexible sigmoidal form that pairs with different sampling distributions — binomial for counts of dead or infertile individuals, time-to-event for latencies (e.g., time to knockdown), Beta for continuous proportions, or Gaussian for continuous performance measures</w:t>
+        <w:t xml:space="preserve">Here, we present a single-stage alternative to the classical two-step pipeline: a hierarchical Bayesian four-parameter logistic model fitted jointly to all temperature-by-duration response data. In this framework, survival or sublethal response probabilities are estimated directly as a function of exposure duration and assay temperature, while allowing the parameters of the dose-response curve to vary among groups and hierarchical levels. The four-parameter logistic model provides a flexible sigmoidal description of thermal dose responses, with interpretable parameters for the lower asymptote, upper asymptote, curve steepness, and midpoint</w:t>
       </w:r>
       <w:r>
         <w:t xml:space="preserve"> </w:t>
@@ -2897,7 +3260,7 @@
         <w:t xml:space="preserve">)</w:t>
       </w:r>
       <w:r>
-        <w:t xml:space="preserve">. We focus on binomial outcomes for clarity, since these dominate the TLS literature</w:t>
+        <w:t xml:space="preserve">. We focus on binomial and beta-binomial outcomes because count data dominate TDT/TLS studies, but the same modelling logic can be extended to other response types using appropriate likelihoods, including continuous performance traits, or latency data. Similarly, although we use the four-parameter log-logistic form for its flexibility, simpler nested models (3PL, with one asymptote fixed; 2PL, with both fixed at 0 and 1) or alternative monotonic dose-response functions (e.g., Weibull, log-normal) can be implemented within the same general framework</w:t>
       </w:r>
       <w:r>
         <w:t xml:space="preserve"> </w:t>
@@ -2905,12 +3268,12 @@
       <w:r>
         <w:t xml:space="preserve">(</w:t>
       </w:r>
-      <w:hyperlink w:anchor="ref-orsted_finding_2022">
-        <w:r>
-          <w:rPr>
-            <w:rStyle w:val="Hyperlink"/>
-          </w:rPr>
-          <w:t xml:space="preserve">Ørsted</w:t>
+      <w:hyperlink w:anchor="ref-ritz_drc_2015">
+        <w:r>
+          <w:rPr>
+            <w:rStyle w:val="Hyperlink"/>
+          </w:rPr>
+          <w:t xml:space="preserve">Ritz</w:t>
         </w:r>
         <w:r>
           <w:rPr>
@@ -2936,167 +3299,125 @@
           <w:rPr>
             <w:rStyle w:val="Hyperlink"/>
           </w:rPr>
-          <w:t xml:space="preserve">2022</w:t>
+          <w:t xml:space="preserve">2015</w:t>
         </w:r>
       </w:hyperlink>
       <w:r>
-        <w:t xml:space="preserve">,</w:t>
-      </w:r>
-      <w:r>
-        <w:t xml:space="preserve"> </w:t>
-      </w:r>
-      <w:hyperlink w:anchor="ref-orsted_suzukii_2024">
-        <w:r>
-          <w:rPr>
-            <w:rStyle w:val="Hyperlink"/>
-          </w:rPr>
-          <w:t xml:space="preserve">2024</w:t>
+        <w:t xml:space="preserve">;</w:t>
+      </w:r>
+      <w:r>
+        <w:t xml:space="preserve"> </w:t>
+      </w:r>
+      <w:hyperlink w:anchor="ref-ritz_streibig_2008">
+        <w:r>
+          <w:rPr>
+            <w:rStyle w:val="Hyperlink"/>
+          </w:rPr>
+          <w:t xml:space="preserve">Ritz &amp; Streibig 2008</w:t>
         </w:r>
       </w:hyperlink>
       <w:r>
-        <w:t xml:space="preserve">;</w:t>
-      </w:r>
-      <w:r>
-        <w:t xml:space="preserve"> </w:t>
-      </w:r>
-      <w:hyperlink w:anchor="ref-rezende_drosophila_mortality_2020">
-        <w:r>
-          <w:rPr>
-            <w:rStyle w:val="Hyperlink"/>
-          </w:rPr>
-          <w:t xml:space="preserve">Rezende</w:t>
-        </w:r>
-        <w:r>
-          <w:rPr>
-            <w:rStyle w:val="Hyperlink"/>
-          </w:rPr>
-          <w:t xml:space="preserve"> </w:t>
-        </w:r>
-        <w:r>
-          <w:rPr>
-            <w:rStyle w:val="Hyperlink"/>
-            <w:i/>
-            <w:iCs/>
-          </w:rPr>
-          <w:t xml:space="preserve">et al.</w:t>
-        </w:r>
-        <w:r>
-          <w:rPr>
-            <w:rStyle w:val="Hyperlink"/>
-          </w:rPr>
-          <w:t xml:space="preserve"> </w:t>
-        </w:r>
-        <w:r>
-          <w:rPr>
-            <w:rStyle w:val="Hyperlink"/>
-          </w:rPr>
-          <w:t xml:space="preserve">2020</w:t>
-        </w:r>
-      </w:hyperlink>
-      <w:r>
         <w:t xml:space="preserve">)</w:t>
       </w:r>
       <w:r>
-        <w:t xml:space="preserve">, but the derivations below apply unchanged when the likelihood is swapped. Additionally, while we use the four-parameter log-logistic form throughout for its flexibility other monotonic sigmoidal families (e.g., Weibull, log-normal) and simpler nested versions of the log-logistic (3PL, with one asymptote fixed; 2PL, with both fixed at 0 and 1) can be used within this framework</w:t>
-      </w:r>
-      <w:r>
-        <w:t xml:space="preserve"> </w:t>
-      </w:r>
-      <w:r>
-        <w:t xml:space="preserve">(</w:t>
-      </w:r>
-      <w:hyperlink w:anchor="ref-ritz_drc_2015">
-        <w:r>
-          <w:rPr>
-            <w:rStyle w:val="Hyperlink"/>
-          </w:rPr>
-          <w:t xml:space="preserve">Ritz</w:t>
-        </w:r>
-        <w:r>
-          <w:rPr>
-            <w:rStyle w:val="Hyperlink"/>
-          </w:rPr>
-          <w:t xml:space="preserve"> </w:t>
-        </w:r>
-        <w:r>
-          <w:rPr>
-            <w:rStyle w:val="Hyperlink"/>
-            <w:i/>
-            <w:iCs/>
-          </w:rPr>
-          <w:t xml:space="preserve">et al.</w:t>
-        </w:r>
-        <w:r>
-          <w:rPr>
-            <w:rStyle w:val="Hyperlink"/>
-          </w:rPr>
-          <w:t xml:space="preserve"> </w:t>
-        </w:r>
-        <w:r>
-          <w:rPr>
-            <w:rStyle w:val="Hyperlink"/>
-          </w:rPr>
-          <w:t xml:space="preserve">2015</w:t>
-        </w:r>
-      </w:hyperlink>
-      <w:r>
-        <w:t xml:space="preserve">;</w:t>
-      </w:r>
-      <w:r>
-        <w:t xml:space="preserve"> </w:t>
-      </w:r>
-      <w:hyperlink w:anchor="ref-ritz_streibig_2008">
-        <w:r>
-          <w:rPr>
-            <w:rStyle w:val="Hyperlink"/>
-          </w:rPr>
-          <w:t xml:space="preserve">Ritz &amp; Streibig 2008</w:t>
-        </w:r>
-      </w:hyperlink>
-      <w:r>
-        <w:t xml:space="preserve">)</w:t>
-      </w:r>
-      <w:r>
-        <w:t xml:space="preserve">. We show how all the classical thermal load sensitivity parameters (</w:t>
+        <w:t xml:space="preserve">.</w:t>
+      </w:r>
+    </w:p>
+    <w:p>
+      <w:pPr>
+        <w:pStyle w:val="BodyText"/>
+      </w:pPr>
+      <w:r>
+        <w:t xml:space="preserve">We show how classical TLS quantities, such as thermal sensitivity (</w:t>
+      </w:r>
+      <m:oMath>
+        <m:r>
+          <m:t>z</m:t>
+        </m:r>
+      </m:oMath>
+      <w:r>
+        <w:t xml:space="preserve">), thermal tolerance (</w:t>
+      </w:r>
+      <m:oMath>
+        <m:r>
+          <m:t>C</m:t>
+        </m:r>
+        <m:sSub>
+          <m:e>
+            <m:r>
+              <m:t>T</m:t>
+            </m:r>
+          </m:e>
+          <m:sub>
+            <m:r>
+              <m:t>m</m:t>
+            </m:r>
+            <m:r>
+              <m:t>a</m:t>
+            </m:r>
+            <m:r>
+              <m:t>x</m:t>
+            </m:r>
+          </m:sub>
+        </m:sSub>
+      </m:oMath>
+      <w:r>
+        <w:t xml:space="preserve">), heat injury accumulation, survival under fluctuating thermal regimes, and their uncertainty, can be derived from this single Bayesian model. We implement these tools in the R package</w:t>
+      </w:r>
+      <w:r>
+        <w:t xml:space="preserve"> </w:t>
+      </w:r>
+      <m:oMath>
+        <m:r>
+          <m:t>b</m:t>
+        </m:r>
+        <m:r>
+          <m:t>a</m:t>
+        </m:r>
+        <m:r>
+          <m:t>y</m:t>
+        </m:r>
+        <m:r>
+          <m:t>e</m:t>
+        </m:r>
+        <m:r>
+          <m:t>s</m:t>
+        </m:r>
+        <m:r>
+          <m:t>T</m:t>
+        </m:r>
+        <m:r>
+          <m:t>L</m:t>
+        </m:r>
+        <m:r>
+          <m:t>S</m:t>
+        </m:r>
+      </m:oMath>
+      <w:r>
+        <w:t xml:space="preserve"> </w:t>
+      </w:r>
+      <w:r>
+        <w:t xml:space="preserve">and recommend this new modelling approach as the default approach for analysing organismal responses to varying thermal loads. Using simulations and empirical case studies in brown shrimp (</w:t>
       </w:r>
       <w:r>
         <w:rPr>
           <w:i/>
           <w:iCs/>
         </w:rPr>
-        <w:t xml:space="preserve">z</w:t>
-      </w:r>
-      <w:r>
-        <w:t xml:space="preserve">,</w:t>
-      </w:r>
-      <w:r>
-        <w:t xml:space="preserve"> </w:t>
-      </w:r>
-      <m:oMath>
-        <m:r>
-          <m:t>C</m:t>
-        </m:r>
-        <m:sSub>
-          <m:e>
-            <m:r>
-              <m:t>T</m:t>
-            </m:r>
-          </m:e>
-          <m:sub>
-            <m:r>
-              <m:t>m</m:t>
-            </m:r>
-            <m:r>
-              <m:t>a</m:t>
-            </m:r>
-            <m:r>
-              <m:t>x</m:t>
-            </m:r>
-          </m:sub>
-        </m:sSub>
-      </m:oMath>
-      <w:r>
-        <w:t xml:space="preserve">) can be derived from this single model, while also easily allowing for predictions of heat injury accumulation, survival, and their uncertainty in fluctuating thermal regimes. We develop these models within a Bayesian fr amework which allows for better uncertainty calibration and error propagation with complex hierarchical data structures.</w:t>
+        <w:t xml:space="preserve">Crangon crangon</w:t>
+      </w:r>
+      <w:r>
+        <w:t xml:space="preserve">), zebrafish (</w:t>
+      </w:r>
+      <w:r>
+        <w:rPr>
+          <w:i/>
+          <w:iCs/>
+        </w:rPr>
+        <w:t xml:space="preserve">Danio rerio</w:t>
+      </w:r>
+      <w:r>
+        <w:t xml:space="preserve">), and XXX (XXX), we demonstrate how to implement, validate, and expand this new modelling approach.</w:t>
       </w:r>
     </w:p>
     <w:bookmarkEnd w:id="20"/>
@@ -3129,21 +3450,9 @@
         <w:t xml:space="preserve"> </w:t>
       </w:r>
       <m:oMath>
-        <m:sSub>
-          <m:e>
-            <m:r>
-              <m:t>y</m:t>
-            </m:r>
-          </m:e>
-          <m:sub>
-            <m:r>
-              <m:t>i</m:t>
-            </m:r>
-            <m:r>
-              <m:t>j</m:t>
-            </m:r>
-          </m:sub>
-        </m:sSub>
+        <m:r>
+          <m:t>y</m:t>
+        </m:r>
       </m:oMath>
       <w:r>
         <w:t xml:space="preserve"> </w:t>
@@ -3155,61 +3464,23 @@
         <w:t xml:space="preserve"> </w:t>
       </w:r>
       <m:oMath>
-        <m:sSub>
-          <m:e>
-            <m:r>
-              <m:t>n</m:t>
-            </m:r>
-          </m:e>
-          <m:sub>
-            <m:r>
-              <m:t>i</m:t>
-            </m:r>
-            <m:r>
-              <m:t>j</m:t>
-            </m:r>
-          </m:sub>
-        </m:sSub>
-      </m:oMath>
-      <w:r>
-        <w:t xml:space="preserve"> </w:t>
-      </w:r>
-      <w:r>
-        <w:t xml:space="preserve">individuals in trial</w:t>
-      </w:r>
-      <w:r>
-        <w:t xml:space="preserve"> </w:t>
-      </w:r>
-      <m:oMath>
-        <m:r>
-          <m:t>j</m:t>
-        </m:r>
-      </m:oMath>
-      <w:r>
-        <w:t xml:space="preserve"> </w:t>
-      </w:r>
-      <w:r>
-        <w:t xml:space="preserve">exposed for time</w:t>
-      </w:r>
-      <w:r>
-        <w:t xml:space="preserve"> </w:t>
-      </w:r>
-      <m:oMath>
-        <m:sSub>
-          <m:e>
-            <m:r>
-              <m:t>t</m:t>
-            </m:r>
-          </m:e>
-          <m:sub>
-            <m:r>
-              <m:t>i</m:t>
-            </m:r>
-            <m:r>
-              <m:t>j</m:t>
-            </m:r>
-          </m:sub>
-        </m:sSub>
+        <m:r>
+          <m:t>n</m:t>
+        </m:r>
+      </m:oMath>
+      <w:r>
+        <w:t xml:space="preserve"> </w:t>
+      </w:r>
+      <w:r>
+        <w:t xml:space="preserve">individuals exposed for time</w:t>
+      </w:r>
+      <w:r>
+        <w:t xml:space="preserve"> </w:t>
+      </w:r>
+      <m:oMath>
+        <m:r>
+          <m:t>t</m:t>
+        </m:r>
       </m:oMath>
       <w:r>
         <w:t xml:space="preserve"> </w:t>
@@ -3221,21 +3492,9 @@
         <w:t xml:space="preserve"> </w:t>
       </w:r>
       <m:oMath>
-        <m:sSub>
-          <m:e>
-            <m:r>
-              <m:t>T</m:t>
-            </m:r>
-          </m:e>
-          <m:sub>
-            <m:r>
-              <m:t>i</m:t>
-            </m:r>
-            <m:r>
-              <m:t>j</m:t>
-            </m:r>
-          </m:sub>
-        </m:sSub>
+        <m:r>
+          <m:t>T</m:t>
+        </m:r>
       </m:oMath>
       <w:r>
         <w:t xml:space="preserve"> </w:t>
@@ -3254,63 +3513,27 @@
           <m:jc m:val="center"/>
         </m:oMathParaPr>
         <m:oMath>
-          <m:sSub>
-            <m:e>
-              <m:r>
-                <m:t>y</m:t>
-              </m:r>
-            </m:e>
-            <m:sub>
-              <m:r>
-                <m:t>i</m:t>
-              </m:r>
-              <m:r>
-                <m:t>j</m:t>
-              </m:r>
-            </m:sub>
-          </m:sSub>
+          <m:r>
+            <m:t>y</m:t>
+          </m:r>
           <m:r>
             <m:rPr>
               <m:sty m:val="p"/>
             </m:rPr>
             <m:t>∣</m:t>
           </m:r>
-          <m:sSub>
-            <m:e>
-              <m:r>
-                <m:t>n</m:t>
-              </m:r>
-            </m:e>
-            <m:sub>
-              <m:r>
-                <m:t>i</m:t>
-              </m:r>
-              <m:r>
-                <m:t>j</m:t>
-              </m:r>
-            </m:sub>
-          </m:sSub>
+          <m:r>
+            <m:t>n</m:t>
+          </m:r>
           <m:r>
             <m:rPr>
               <m:sty m:val="p"/>
             </m:rPr>
             <m:t>,</m:t>
           </m:r>
-          <m:sSub>
-            <m:e>
-              <m:r>
-                <m:t>p</m:t>
-              </m:r>
-            </m:e>
-            <m:sub>
-              <m:r>
-                <m:t>i</m:t>
-              </m:r>
-              <m:r>
-                <m:t>j</m:t>
-              </m:r>
-            </m:sub>
-          </m:sSub>
+          <m:r>
+            <m:t>p</m:t>
+          </m:r>
           <m:r>
             <m:t> </m:t>
           </m:r>
@@ -3338,21 +3561,9 @@
               <m:grow/>
             </m:dPr>
             <m:e>
-              <m:sSub>
-                <m:e>
-                  <m:r>
-                    <m:t>n</m:t>
-                  </m:r>
-                </m:e>
-                <m:sub>
-                  <m:r>
-                    <m:t>i</m:t>
-                  </m:r>
-                  <m:r>
-                    <m:t>j</m:t>
-                  </m:r>
-                </m:sub>
-              </m:sSub>
+              <m:r>
+                <m:t>n</m:t>
+              </m:r>
               <m:r>
                 <m:rPr>
                   <m:sty m:val="p"/>
@@ -3362,21 +3573,9 @@
               <m:r>
                 <m:t> </m:t>
               </m:r>
-              <m:sSub>
-                <m:e>
-                  <m:r>
-                    <m:t>p</m:t>
-                  </m:r>
-                </m:e>
-                <m:sub>
-                  <m:r>
-                    <m:t>i</m:t>
-                  </m:r>
-                  <m:r>
-                    <m:t>j</m:t>
-                  </m:r>
-                </m:sub>
-              </m:sSub>
+              <m:r>
+                <m:t>p</m:t>
+              </m:r>
             </m:e>
           </m:d>
           <m:r>
@@ -3416,21 +3615,9 @@
         <w:t xml:space="preserve"> </w:t>
       </w:r>
       <m:oMath>
-        <m:sSub>
-          <m:e>
-            <m:r>
-              <m:t>p</m:t>
-            </m:r>
-          </m:e>
-          <m:sub>
-            <m:r>
-              <m:t>i</m:t>
-            </m:r>
-            <m:r>
-              <m:t>j</m:t>
-            </m:r>
-          </m:sub>
-        </m:sSub>
+        <m:r>
+          <m:t>p</m:t>
+        </m:r>
       </m:oMath>
       <w:r>
         <w:t xml:space="preserve"> </w:t>
@@ -3472,21 +3659,9 @@
           <m:jc m:val="center"/>
         </m:oMathParaPr>
         <m:oMath>
-          <m:sSub>
-            <m:e>
-              <m:r>
-                <m:t>p</m:t>
-              </m:r>
-            </m:e>
-            <m:sub>
-              <m:r>
-                <m:t>i</m:t>
-              </m:r>
-              <m:r>
-                <m:t>j</m:t>
-              </m:r>
-            </m:sub>
-          </m:sSub>
+          <m:r>
+            <m:t>p</m:t>
+          </m:r>
           <m:r>
             <m:t> </m:t>
           </m:r>
@@ -3600,21 +3775,9 @@
                           </m:r>
                         </m:sub>
                       </m:sSub>
-                      <m:sSub>
-                        <m:e>
-                          <m:r>
-                            <m:t>t</m:t>
-                          </m:r>
-                        </m:e>
-                        <m:sub>
-                          <m:r>
-                            <m:t>i</m:t>
-                          </m:r>
-                          <m:r>
-                            <m:t>j</m:t>
-                          </m:r>
-                        </m:sub>
-                      </m:sSub>
+                      <m:r>
+                        <m:t>t</m:t>
+                      </m:r>
                       <m:r>
                         <m:rPr>
                           <m:sty m:val="p"/>
@@ -3622,26 +3785,12 @@
                         <m:t>−</m:t>
                       </m:r>
                       <m:r>
-                        <m:t>m</m:t>
+                        <m:rPr>
+                          <m:nor/>
+                          <m:sty m:val="p"/>
+                        </m:rPr>
+                        <m:t>mid</m:t>
                       </m:r>
-                      <m:r>
-                        <m:t>i</m:t>
-                      </m:r>
-                      <m:sSub>
-                        <m:e>
-                          <m:r>
-                            <m:t>d</m:t>
-                          </m:r>
-                        </m:e>
-                        <m:sub>
-                          <m:r>
-                            <m:t>i</m:t>
-                          </m:r>
-                          <m:r>
-                            <m:t>j</m:t>
-                          </m:r>
-                        </m:sub>
-                      </m:sSub>
                     </m:e>
                   </m:d>
                 </m:e>
@@ -3805,26 +3954,12 @@
       </w:r>
       <m:oMath>
         <m:r>
-          <m:t>m</m:t>
-        </m:r>
-        <m:r>
-          <m:t>i</m:t>
-        </m:r>
-        <m:sSub>
-          <m:e>
-            <m:r>
-              <m:t>d</m:t>
-            </m:r>
-          </m:e>
-          <m:sub>
-            <m:r>
-              <m:t>i</m:t>
-            </m:r>
-            <m:r>
-              <m:t>j</m:t>
-            </m:r>
-          </m:sub>
-        </m:sSub>
+          <m:rPr>
+            <m:nor/>
+            <m:sty m:val="p"/>
+          </m:rPr>
+          <m:t>mid</m:t>
+        </m:r>
       </m:oMath>
       <w:r>
         <w:t xml:space="preserve"> </w:t>
@@ -3913,26 +4048,12 @@
       </w:r>
       <m:oMath>
         <m:r>
-          <m:t>m</m:t>
-        </m:r>
-        <m:r>
-          <m:t>i</m:t>
-        </m:r>
-        <m:sSub>
-          <m:e>
-            <m:r>
-              <m:t>d</m:t>
-            </m:r>
-          </m:e>
-          <m:sub>
-            <m:r>
-              <m:t>i</m:t>
-            </m:r>
-            <m:r>
-              <m:t>j</m:t>
-            </m:r>
-          </m:sub>
-        </m:sSub>
+          <m:rPr>
+            <m:nor/>
+            <m:sty m:val="p"/>
+          </m:rPr>
+          <m:t>mid</m:t>
+        </m:r>
       </m:oMath>
       <w:r>
         <w:t xml:space="preserve"> </w:t>
@@ -3971,20 +4092,6 @@
             </m:r>
           </m:sub>
         </m:sSub>
-      </m:oMath>
-      <w:r>
-        <w:t xml:space="preserve"> </w:t>
-      </w:r>
-      <w:r>
-        <w:t xml:space="preserve">at trial</w:t>
-      </w:r>
-      <w:r>
-        <w:t xml:space="preserve"> </w:t>
-      </w:r>
-      <m:oMath>
-        <m:r>
-          <m:t>j</m:t>
-        </m:r>
       </m:oMath>
       <w:r>
         <w:t xml:space="preserve">. While other logistic forms can be used (e.g., two or 3 parameter logistics),</w:t>
@@ -4077,26 +4184,12 @@
       </w:r>
       <m:oMath>
         <m:r>
-          <m:t>m</m:t>
-        </m:r>
-        <m:r>
-          <m:t>i</m:t>
-        </m:r>
-        <m:sSub>
-          <m:e>
-            <m:r>
-              <m:t>d</m:t>
-            </m:r>
-          </m:e>
-          <m:sub>
-            <m:r>
-              <m:t>i</m:t>
-            </m:r>
-            <m:r>
-              <m:t>j</m:t>
-            </m:r>
-          </m:sub>
-        </m:sSub>
+          <m:rPr>
+            <m:nor/>
+            <m:sty m:val="p"/>
+          </m:rPr>
+          <m:t>mid</m:t>
+        </m:r>
       </m:oMath>
       <w:r>
         <w:t xml:space="preserve">), can be fit as a non-linear function within a likelihood or Bayesian framework, which estimates their correlation and allows for fixed or random effects to be estimated to explain variation in these parameters. Such an approach allows for</w:t>
@@ -4120,7 +4213,7 @@
     </w:p>
     <w:bookmarkEnd w:id="23"/>
     <w:bookmarkEnd w:id="24"/>
-    <w:bookmarkStart w:id="30" w:name="X46eb6268dcffa0b752ad63ad3dfd63180af2bd8"/>
+    <w:bookmarkStart w:id="29" w:name="X46eb6268dcffa0b752ad63ad3dfd63180af2bd8"/>
     <w:p>
       <w:pPr>
         <w:pStyle w:val="Heading1"/>
@@ -4134,7 +4227,7 @@
         <w:pStyle w:val="FirstParagraph"/>
       </w:pPr>
       <w:r>
-        <w:t xml:space="preserve">The TLS framework is elegant in that it derives metrics with clear biological interpretation that can be compared across populations and species (e.g.,</w:t>
+        <w:t xml:space="preserve">The TDT/TLS frameworks are elegant in that they derive metrics with clear biological interpretation that can be compared across populations and species (e.g.,</w:t>
       </w:r>
       <w:r>
         <w:t xml:space="preserve"> </w:t>
@@ -4191,7 +4284,7 @@
         </m:sSub>
       </m:oMath>
       <w:r>
-        <w:t xml:space="preserve">). Here, we show that we can derived these same metrics directly from</w:t>
+        <w:t xml:space="preserve">). Here, we show that we can derive these same metrics directly from</w:t>
       </w:r>
       <w:r>
         <w:t xml:space="preserve"> </w:t>
@@ -4213,7 +4306,7 @@
         <w:pStyle w:val="BodyText"/>
       </w:pPr>
       <w:r>
-        <w:t xml:space="preserve">As indicated above, parameters can be fit to model changes in the mean of any of the four parameters in</w:t>
+        <w:t xml:space="preserve">As indicated above, we can model changes in the mean of any of the four parameters in</w:t>
       </w:r>
       <w:r>
         <w:t xml:space="preserve"> </w:t>
@@ -4227,7 +4320,7 @@
         </w:r>
       </w:hyperlink>
       <w:r>
-        <w:t xml:space="preserve">. We can easily derive thermal sensitivity (</w:t>
+        <w:t xml:space="preserve">. Thermal sensitivity (</w:t>
       </w:r>
       <w:r>
         <w:rPr>
@@ -4284,7 +4377,7 @@
         <w:t xml:space="preserve"> </w:t>
       </w:r>
       <w:r>
-        <w:t xml:space="preserve">by modelling the effect of temperature on midpoints as follows:</w:t>
+        <w:t xml:space="preserve">can be derived by modelling the effect of temperature on midpoints specifically as follows:</w:t>
       </w:r>
     </w:p>
     <w:p>
@@ -4297,25 +4390,13 @@
           <m:jc m:val="center"/>
         </m:oMathParaPr>
         <m:oMath>
-          <m:sSub>
-            <m:e>
-              <m:r>
-                <m:rPr>
-                  <m:nor/>
-                  <m:sty m:val="p"/>
-                </m:rPr>
-                <m:t>mid</m:t>
-              </m:r>
-            </m:e>
-            <m:sub>
-              <m:r>
-                <m:t>i</m:t>
-              </m:r>
-              <m:r>
-                <m:t>j</m:t>
-              </m:r>
-            </m:sub>
-          </m:sSub>
+          <m:r>
+            <m:rPr>
+              <m:nor/>
+              <m:sty m:val="p"/>
+            </m:rPr>
+            <m:t>mid</m:t>
+          </m:r>
           <m:r>
             <m:rPr>
               <m:sty m:val="p"/>
@@ -4363,21 +4444,9 @@
               <m:grow/>
             </m:dPr>
             <m:e>
-              <m:sSub>
-                <m:e>
-                  <m:r>
-                    <m:t>T</m:t>
-                  </m:r>
-                </m:e>
-                <m:sub>
-                  <m:r>
-                    <m:t>i</m:t>
-                  </m:r>
-                  <m:r>
-                    <m:t>j</m:t>
-                  </m:r>
-                </m:sub>
-              </m:sSub>
+              <m:r>
+                <m:t>T</m:t>
+              </m:r>
               <m:r>
                 <m:rPr>
                   <m:sty m:val="p"/>
@@ -4433,31 +4502,22 @@
         <w:t xml:space="preserve"> </w:t>
       </w:r>
       <m:oMath>
-        <m:sSub>
-          <m:e>
-            <m:r>
-              <m:rPr>
-                <m:nor/>
-                <m:sty m:val="p"/>
-              </m:rPr>
-              <m:t>mid</m:t>
-            </m:r>
-          </m:e>
-          <m:sub>
-            <m:r>
-              <m:t>i</m:t>
-            </m:r>
-            <m:r>
-              <m:t>j</m:t>
-            </m:r>
-          </m:sub>
-        </m:sSub>
-      </m:oMath>
-      <w:r>
-        <w:t xml:space="preserve"> </w:t>
-      </w:r>
-      <w:r>
-        <w:t xml:space="preserve">is the midpoint (</w:t>
+        <m:r>
+          <m:rPr>
+            <m:nor/>
+            <m:sty m:val="p"/>
+          </m:rPr>
+          <m:t>mid</m:t>
+        </m:r>
+      </m:oMath>
+      <w:r>
+        <w:t xml:space="preserve"> </w:t>
+      </w:r>
+      <w:r>
+        <w:t xml:space="preserve">is the</w:t>
+      </w:r>
+      <w:r>
+        <w:t xml:space="preserve"> </w:t>
       </w:r>
       <m:oMath>
         <m:sSub>
@@ -4477,7 +4537,202 @@
         </m:sSub>
       </m:oMath>
       <w:r>
-        <w:t xml:space="preserve">-time at 50% survival between</w:t>
+        <w:t xml:space="preserve">-time at which survival equals the midpoint between the lower and upper asymptotes at assay temperature</w:t>
+      </w:r>
+      <w:r>
+        <w:t xml:space="preserve"> </w:t>
+      </w:r>
+      <m:oMath>
+        <m:r>
+          <m:t>T</m:t>
+        </m:r>
+      </m:oMath>
+      <w:r>
+        <w:t xml:space="preserve"> </w:t>
+      </w:r>
+      <w:r>
+        <w:t xml:space="preserve">(°C);</w:t>
+      </w:r>
+      <w:r>
+        <w:t xml:space="preserve"> </w:t>
+      </w:r>
+      <m:oMath>
+        <m:sSub>
+          <m:e>
+            <m:r>
+              <m:t>β</m:t>
+            </m:r>
+          </m:e>
+          <m:sub>
+            <m:r>
+              <m:t>0</m:t>
+            </m:r>
+          </m:sub>
+        </m:sSub>
+      </m:oMath>
+      <w:r>
+        <w:t xml:space="preserve"> </w:t>
+      </w:r>
+      <w:r>
+        <w:t xml:space="preserve">is the intercept giving the midpoint at the grand mean temperature</w:t>
+      </w:r>
+      <w:r>
+        <w:t xml:space="preserve"> </w:t>
+      </w:r>
+      <m:oMath>
+        <m:acc>
+          <m:accPr>
+            <m:chr m:val="‾"/>
+          </m:accPr>
+          <m:e>
+            <m:r>
+              <m:t>T</m:t>
+            </m:r>
+          </m:e>
+        </m:acc>
+      </m:oMath>
+      <w:r>
+        <w:t xml:space="preserve">;</w:t>
+      </w:r>
+      <w:r>
+        <w:t xml:space="preserve"> </w:t>
+      </w:r>
+      <m:oMath>
+        <m:sSub>
+          <m:e>
+            <m:r>
+              <m:t>β</m:t>
+            </m:r>
+          </m:e>
+          <m:sub>
+            <m:r>
+              <m:t>1</m:t>
+            </m:r>
+          </m:sub>
+        </m:sSub>
+      </m:oMath>
+      <w:r>
+        <w:t xml:space="preserve"> </w:t>
+      </w:r>
+      <w:r>
+        <w:t xml:space="preserve">is the slope describing how the midpoint changes per °C increase in</w:t>
+      </w:r>
+      <w:r>
+        <w:t xml:space="preserve"> </w:t>
+      </w:r>
+      <m:oMath>
+        <m:r>
+          <m:t>T</m:t>
+        </m:r>
+      </m:oMath>
+      <w:r>
+        <w:t xml:space="preserve">; and</w:t>
+      </w:r>
+      <w:r>
+        <w:t xml:space="preserve"> </w:t>
+      </w:r>
+      <m:oMath>
+        <m:acc>
+          <m:accPr>
+            <m:chr m:val="‾"/>
+          </m:accPr>
+          <m:e>
+            <m:r>
+              <m:t>T</m:t>
+            </m:r>
+          </m:e>
+        </m:acc>
+      </m:oMath>
+      <w:r>
+        <w:t xml:space="preserve"> </w:t>
+      </w:r>
+      <w:r>
+        <w:t xml:space="preserve">is the grand mean of assay temperatures used to mean-centre</w:t>
+      </w:r>
+      <w:r>
+        <w:t xml:space="preserve"> </w:t>
+      </w:r>
+      <m:oMath>
+        <m:r>
+          <m:t>T</m:t>
+        </m:r>
+      </m:oMath>
+      <w:r>
+        <w:t xml:space="preserve">, which decorrelates</w:t>
+      </w:r>
+      <w:r>
+        <w:t xml:space="preserve"> </w:t>
+      </w:r>
+      <m:oMath>
+        <m:sSub>
+          <m:e>
+            <m:r>
+              <m:t>β</m:t>
+            </m:r>
+          </m:e>
+          <m:sub>
+            <m:r>
+              <m:t>0</m:t>
+            </m:r>
+          </m:sub>
+        </m:sSub>
+      </m:oMath>
+      <w:r>
+        <w:t xml:space="preserve"> </w:t>
+      </w:r>
+      <w:r>
+        <w:t xml:space="preserve">from</w:t>
+      </w:r>
+      <w:r>
+        <w:t xml:space="preserve"> </w:t>
+      </w:r>
+      <m:oMath>
+        <m:sSub>
+          <m:e>
+            <m:r>
+              <m:t>β</m:t>
+            </m:r>
+          </m:e>
+          <m:sub>
+            <m:r>
+              <m:t>1</m:t>
+            </m:r>
+          </m:sub>
+        </m:sSub>
+      </m:oMath>
+      <w:r>
+        <w:t xml:space="preserve"> </w:t>
+      </w:r>
+      <w:r>
+        <w:t xml:space="preserve">and improves parameter estimation and interpretation</w:t>
+      </w:r>
+      <w:r>
+        <w:t xml:space="preserve"> </w:t>
+      </w:r>
+      <w:r>
+        <w:t xml:space="preserve">(</w:t>
+      </w:r>
+      <w:hyperlink w:anchor="ref-schielzeth_centering_2010">
+        <w:r>
+          <w:rPr>
+            <w:rStyle w:val="Hyperlink"/>
+          </w:rPr>
+          <w:t xml:space="preserve">Schielzeth 2010</w:t>
+        </w:r>
+      </w:hyperlink>
+      <w:r>
+        <w:t xml:space="preserve">)</w:t>
+      </w:r>
+      <w:r>
+        <w:t xml:space="preserve">.</w:t>
+      </w:r>
+    </w:p>
+    <w:p>
+      <w:pPr>
+        <w:pStyle w:val="BodyText"/>
+      </w:pPr>
+      <w:r>
+        <w:t xml:space="preserve">When the experimental design estimates upper and lower limits of the response (i.e.,</w:t>
       </w:r>
       <w:r>
         <w:t xml:space="preserve"> </w:t>
@@ -4510,21 +4765,7 @@
         </m:r>
       </m:oMath>
       <w:r>
-        <w:t xml:space="preserve">) for trial</w:t>
-      </w:r>
-      <w:r>
-        <w:t xml:space="preserve"> </w:t>
-      </w:r>
-      <m:oMath>
-        <m:r>
-          <m:t>j</m:t>
-        </m:r>
-      </m:oMath>
-      <w:r>
-        <w:t xml:space="preserve"> </w:t>
-      </w:r>
-      <w:r>
-        <w:t xml:space="preserve">at assay temperature</w:t>
+        <w:t xml:space="preserve">) near 0 and 1, the midpoint coincides with the classical</w:t>
       </w:r>
       <w:r>
         <w:t xml:space="preserve"> </w:t>
@@ -4533,15 +4774,12 @@
         <m:sSub>
           <m:e>
             <m:r>
-              <m:t>T</m:t>
+              <m:t>t</m:t>
             </m:r>
           </m:e>
           <m:sub>
             <m:r>
-              <m:t>i</m:t>
-            </m:r>
-            <m:r>
-              <m:t>j</m:t>
+              <m:t>50</m:t>
             </m:r>
           </m:sub>
         </m:sSub>
@@ -4550,232 +4788,32 @@
         <w:t xml:space="preserve"> </w:t>
       </w:r>
       <w:r>
-        <w:t xml:space="preserve">(°C);</w:t>
-      </w:r>
-      <w:r>
-        <w:t xml:space="preserve"> </w:t>
-      </w:r>
-      <m:oMath>
-        <m:sSub>
-          <m:e>
-            <m:r>
-              <m:t>β</m:t>
-            </m:r>
-          </m:e>
-          <m:sub>
-            <m:r>
-              <m:t>0</m:t>
-            </m:r>
-          </m:sub>
-        </m:sSub>
-      </m:oMath>
-      <w:r>
-        <w:t xml:space="preserve"> </w:t>
-      </w:r>
-      <w:r>
-        <w:t xml:space="preserve">is the intercept giving the midpoint at the grand mean temperature</w:t>
-      </w:r>
-      <w:r>
-        <w:t xml:space="preserve"> </w:t>
-      </w:r>
-      <m:oMath>
-        <m:acc>
-          <m:accPr>
-            <m:chr m:val="‾"/>
-          </m:accPr>
-          <m:e>
-            <m:r>
-              <m:t>T</m:t>
-            </m:r>
-          </m:e>
-        </m:acc>
-      </m:oMath>
-      <w:r>
-        <w:t xml:space="preserve">;</w:t>
-      </w:r>
-      <w:r>
-        <w:t xml:space="preserve"> </w:t>
-      </w:r>
-      <m:oMath>
-        <m:sSub>
-          <m:e>
-            <m:r>
-              <m:t>β</m:t>
-            </m:r>
-          </m:e>
-          <m:sub>
-            <m:r>
-              <m:t>1</m:t>
-            </m:r>
-          </m:sub>
-        </m:sSub>
-      </m:oMath>
-      <w:r>
-        <w:t xml:space="preserve"> </w:t>
-      </w:r>
-      <w:r>
-        <w:t xml:space="preserve">is the slope describing how the midpoint changes per °C increase in</w:t>
-      </w:r>
-      <w:r>
-        <w:t xml:space="preserve"> </w:t>
-      </w:r>
-      <m:oMath>
-        <m:sSub>
-          <m:e>
-            <m:r>
-              <m:t>T</m:t>
-            </m:r>
-          </m:e>
-          <m:sub>
-            <m:r>
-              <m:t>i</m:t>
-            </m:r>
-            <m:r>
-              <m:t>j</m:t>
-            </m:r>
-          </m:sub>
-        </m:sSub>
-      </m:oMath>
-      <w:r>
-        <w:t xml:space="preserve">; and</w:t>
-      </w:r>
-      <w:r>
-        <w:t xml:space="preserve"> </w:t>
-      </w:r>
-      <m:oMath>
-        <m:acc>
-          <m:accPr>
-            <m:chr m:val="‾"/>
-          </m:accPr>
-          <m:e>
-            <m:r>
-              <m:t>T</m:t>
-            </m:r>
-          </m:e>
-        </m:acc>
-      </m:oMath>
-      <w:r>
-        <w:t xml:space="preserve"> </w:t>
-      </w:r>
-      <w:r>
-        <w:t xml:space="preserve">is the grand mean of assay temperatures used to mean-centre</w:t>
-      </w:r>
-      <w:r>
-        <w:t xml:space="preserve"> </w:t>
-      </w:r>
-      <m:oMath>
-        <m:sSub>
-          <m:e>
-            <m:r>
-              <m:t>T</m:t>
-            </m:r>
-          </m:e>
-          <m:sub>
-            <m:r>
-              <m:t>i</m:t>
-            </m:r>
-            <m:r>
-              <m:t>j</m:t>
-            </m:r>
-          </m:sub>
-        </m:sSub>
-      </m:oMath>
-      <w:r>
-        <w:t xml:space="preserve">, which decorrelates</w:t>
-      </w:r>
-      <w:r>
-        <w:t xml:space="preserve"> </w:t>
-      </w:r>
-      <m:oMath>
-        <m:sSub>
-          <m:e>
-            <m:r>
-              <m:t>β</m:t>
-            </m:r>
-          </m:e>
-          <m:sub>
-            <m:r>
-              <m:t>0</m:t>
-            </m:r>
-          </m:sub>
-        </m:sSub>
-      </m:oMath>
-      <w:r>
-        <w:t xml:space="preserve"> </w:t>
-      </w:r>
-      <w:r>
-        <w:t xml:space="preserve">from</w:t>
-      </w:r>
-      <w:r>
-        <w:t xml:space="preserve"> </w:t>
-      </w:r>
-      <m:oMath>
-        <m:sSub>
-          <m:e>
-            <m:r>
-              <m:t>β</m:t>
-            </m:r>
-          </m:e>
-          <m:sub>
-            <m:r>
-              <m:t>1</m:t>
-            </m:r>
-          </m:sub>
-        </m:sSub>
-      </m:oMath>
-      <w:r>
-        <w:t xml:space="preserve"> </w:t>
-      </w:r>
-      <w:r>
-        <w:t xml:space="preserve">and improves parameter estimation and interpretation</w:t>
-      </w:r>
-      <w:r>
-        <w:t xml:space="preserve"> </w:t>
-      </w:r>
-      <w:r>
-        <w:t xml:space="preserve">(</w:t>
-      </w:r>
-      <w:hyperlink w:anchor="ref-schielzeth_centering_2010">
-        <w:r>
-          <w:rPr>
-            <w:rStyle w:val="Hyperlink"/>
-          </w:rPr>
-          <w:t xml:space="preserve">Schielzeth 2010</w:t>
+        <w:t xml:space="preserve">(time to reach 50% survival). Therefore, the regression in</w:t>
+      </w:r>
+      <w:r>
+        <w:t xml:space="preserve"> </w:t>
+      </w:r>
+      <w:hyperlink w:anchor="eq-mid-temp">
+        <w:r>
+          <w:rPr>
+            <w:rStyle w:val="Hyperlink"/>
+          </w:rPr>
+          <w:t xml:space="preserve">Equation 3</w:t>
         </w:r>
       </w:hyperlink>
       <w:r>
-        <w:t xml:space="preserve">)</w:t>
-      </w:r>
-      <w:r>
-        <w:t xml:space="preserve">.</w:t>
-      </w:r>
-    </w:p>
-    <w:p>
-      <w:pPr>
-        <w:pStyle w:val="BodyText"/>
-      </w:pPr>
-      <w:r>
-        <w:t xml:space="preserve">Setting</w:t>
-      </w:r>
-      <w:r>
-        <w:t xml:space="preserve"> </w:t>
-      </w:r>
-      <m:oMath>
-        <m:sSub>
-          <m:e>
-            <m:r>
-              <m:t>p</m:t>
-            </m:r>
-          </m:e>
-          <m:sub>
-            <m:r>
-              <m:t>i</m:t>
-            </m:r>
-            <m:r>
-              <m:t>j</m:t>
-            </m:r>
-          </m:sub>
-        </m:sSub>
+        <w:t xml:space="preserve"> </w:t>
+      </w:r>
+      <w:r>
+        <w:t xml:space="preserve">directly provides thermal sensitivity as</w:t>
+      </w:r>
+      <w:r>
+        <w:t xml:space="preserve"> </w:t>
+      </w:r>
+      <m:oMath>
+        <m:r>
+          <m:t>z</m:t>
+        </m:r>
         <m:r>
           <m:rPr>
             <m:sty m:val="p"/>
@@ -4783,57 +4821,85 @@
           <m:t>=</m:t>
         </m:r>
         <m:r>
-          <m:t>0.5</m:t>
-        </m:r>
-      </m:oMath>
-      <w:r>
-        <w:t xml:space="preserve"> </w:t>
-      </w:r>
-      <w:r>
-        <w:t xml:space="preserve">in</w:t>
-      </w:r>
-      <w:r>
-        <w:t xml:space="preserve"> </w:t>
-      </w:r>
-      <w:hyperlink w:anchor="eq-4pl">
-        <w:r>
-          <w:rPr>
-            <w:rStyle w:val="Hyperlink"/>
-          </w:rPr>
-          <w:t xml:space="preserve">Equation 2</w:t>
-        </w:r>
-      </w:hyperlink>
-      <w:r>
-        <w:t xml:space="preserve">, isolating the exponential, and taking natural logs gives</w:t>
-      </w:r>
-      <w:r>
-        <w:t xml:space="preserve"> </w:t>
-      </w:r>
-      <m:oMath>
+          <m:rPr>
+            <m:sty m:val="p"/>
+          </m:rPr>
+          <m:t>−</m:t>
+        </m:r>
+        <m:r>
+          <m:t>1</m:t>
+        </m:r>
+        <m:r>
+          <m:rPr>
+            <m:sty m:val="p"/>
+          </m:rPr>
+          <m:t>/</m:t>
+        </m:r>
         <m:sSub>
           <m:e>
             <m:r>
+              <m:t>β</m:t>
+            </m:r>
+          </m:e>
+          <m:sub>
+            <m:r>
+              <m:t>1</m:t>
+            </m:r>
+          </m:sub>
+        </m:sSub>
+      </m:oMath>
+      <w:r>
+        <w:t xml:space="preserve">, and the critical thermal limit at any reference time</w:t>
+      </w:r>
+      <w:r>
+        <w:t xml:space="preserve"> </w:t>
+      </w:r>
+      <m:oMath>
+        <m:sSub>
+          <m:e>
+            <m:r>
+              <m:t>t</m:t>
+            </m:r>
+          </m:e>
+          <m:sub>
+            <m:r>
               <m:rPr>
+                <m:nor/>
                 <m:sty m:val="p"/>
               </m:rPr>
-              <m:t>log</m:t>
+              <m:t>ref</m:t>
+            </m:r>
+          </m:sub>
+        </m:sSub>
+      </m:oMath>
+      <w:r>
+        <w:t xml:space="preserve"> </w:t>
+      </w:r>
+      <w:r>
+        <w:t xml:space="preserve">is</w:t>
+      </w:r>
+      <w:r>
+        <w:t xml:space="preserve"> </w:t>
+      </w:r>
+      <m:oMath>
+        <m:r>
+          <m:t>C</m:t>
+        </m:r>
+        <m:sSub>
+          <m:e>
+            <m:r>
+              <m:t>T</m:t>
             </m:r>
           </m:e>
           <m:sub>
             <m:r>
-              <m:t>10</m:t>
-            </m:r>
-          </m:sub>
-        </m:sSub>
-        <m:sSub>
-          <m:e>
-            <m:r>
-              <m:t>t</m:t>
-            </m:r>
-          </m:e>
-          <m:sub>
-            <m:r>
-              <m:t>50</m:t>
+              <m:t>m</m:t>
+            </m:r>
+            <m:r>
+              <m:t>a</m:t>
+            </m:r>
+            <m:r>
+              <m:t>x</m:t>
             </m:r>
           </m:sub>
         </m:sSub>
@@ -4845,9 +4911,22 @@
             <m:grow/>
           </m:dPr>
           <m:e>
-            <m:r>
-              <m:t>T</m:t>
-            </m:r>
+            <m:sSub>
+              <m:e>
+                <m:r>
+                  <m:t>t</m:t>
+                </m:r>
+              </m:e>
+              <m:sub>
+                <m:r>
+                  <m:rPr>
+                    <m:nor/>
+                    <m:sty m:val="p"/>
+                  </m:rPr>
+                  <m:t>ref</m:t>
+                </m:r>
+              </m:sub>
+            </m:sSub>
           </m:e>
         </m:d>
         <m:r>
@@ -4856,12 +4935,21 @@
           </m:rPr>
           <m:t>=</m:t>
         </m:r>
+        <m:acc>
+          <m:accPr>
+            <m:chr m:val="‾"/>
+          </m:accPr>
+          <m:e>
+            <m:r>
+              <m:t>T</m:t>
+            </m:r>
+          </m:e>
+        </m:acc>
         <m:r>
           <m:rPr>
-            <m:nor/>
             <m:sty m:val="p"/>
           </m:rPr>
-          <m:t>mid</m:t>
+          <m:t>+</m:t>
         </m:r>
         <m:d>
           <m:dPr>
@@ -4871,165 +4959,329 @@
             <m:grow/>
           </m:dPr>
           <m:e>
-            <m:r>
-              <m:t>T</m:t>
-            </m:r>
-          </m:e>
-        </m:d>
-        <m:r>
-          <m:rPr>
-            <m:sty m:val="p"/>
-          </m:rPr>
-          <m:t>+</m:t>
-        </m:r>
-        <m:d>
-          <m:dPr>
-            <m:begChr m:val="("/>
-            <m:sepChr m:val=""/>
-            <m:endChr m:val=")"/>
-            <m:grow/>
-          </m:dPr>
-          <m:e>
-            <m:r>
-              <m:t>1</m:t>
-            </m:r>
-            <m:r>
-              <m:rPr>
-                <m:sty m:val="p"/>
-              </m:rPr>
-              <m:t>/</m:t>
-            </m:r>
-            <m:r>
-              <m:t>k</m:t>
-            </m:r>
-          </m:e>
-        </m:d>
-        <m:r>
-          <m:rPr>
-            <m:sty m:val="p"/>
-          </m:rPr>
-          <m:t>log</m:t>
-        </m:r>
-        <m:d>
-          <m:dPr>
-            <m:begChr m:val="["/>
-            <m:sepChr m:val=""/>
-            <m:endChr m:val="]"/>
-            <m:grow/>
-          </m:dPr>
-          <m:e>
-            <m:d>
-              <m:dPr>
-                <m:begChr m:val="("/>
-                <m:sepChr m:val=""/>
-                <m:endChr m:val=")"/>
-                <m:grow/>
-              </m:dPr>
+            <m:sSub>
               <m:e>
+                <m:r>
+                  <m:rPr>
+                    <m:sty m:val="p"/>
+                  </m:rPr>
+                  <m:t>log</m:t>
+                </m:r>
+              </m:e>
+              <m:sub>
+                <m:r>
+                  <m:t>10</m:t>
+                </m:r>
+              </m:sub>
+            </m:sSub>
+            <m:sSub>
+              <m:e>
+                <m:r>
+                  <m:t>t</m:t>
+                </m:r>
+              </m:e>
+              <m:sub>
                 <m:r>
                   <m:rPr>
                     <m:nor/>
                     <m:sty m:val="p"/>
                   </m:rPr>
-                  <m:t>up</m:t>
+                  <m:t>ref</m:t>
                 </m:r>
-                <m:r>
-                  <m:rPr>
-                    <m:sty m:val="p"/>
-                  </m:rPr>
-                  <m:t>−</m:t>
-                </m:r>
-                <m:r>
-                  <m:t>0.5</m:t>
-                </m:r>
-              </m:e>
-            </m:d>
+              </m:sub>
+            </m:sSub>
             <m:r>
               <m:rPr>
                 <m:sty m:val="p"/>
               </m:rPr>
-              <m:t>/</m:t>
-            </m:r>
-            <m:d>
-              <m:dPr>
-                <m:begChr m:val="("/>
-                <m:sepChr m:val=""/>
-                <m:endChr m:val=")"/>
-                <m:grow/>
-              </m:dPr>
+              <m:t>−</m:t>
+            </m:r>
+            <m:sSub>
               <m:e>
                 <m:r>
-                  <m:t>0.5</m:t>
+                  <m:t>β</m:t>
+                </m:r>
+              </m:e>
+              <m:sub>
+                <m:r>
+                  <m:t>0</m:t>
+                </m:r>
+              </m:sub>
+            </m:sSub>
+          </m:e>
+        </m:d>
+        <m:r>
+          <m:rPr>
+            <m:sty m:val="p"/>
+          </m:rPr>
+          <m:t>/</m:t>
+        </m:r>
+        <m:sSub>
+          <m:e>
+            <m:r>
+              <m:t>β</m:t>
+            </m:r>
+          </m:e>
+          <m:sub>
+            <m:r>
+              <m:t>1</m:t>
+            </m:r>
+          </m:sub>
+        </m:sSub>
+      </m:oMath>
+      <w:r>
+        <w:t xml:space="preserve"> </w:t>
+      </w:r>
+      <w:r>
+        <w:t xml:space="preserve">(with</w:t>
+      </w:r>
+      <w:r>
+        <w:t xml:space="preserve"> </w:t>
+      </w:r>
+      <m:oMath>
+        <m:sSub>
+          <m:e>
+            <m:r>
+              <m:t>t</m:t>
+            </m:r>
+          </m:e>
+          <m:sub>
+            <m:r>
+              <m:rPr>
+                <m:nor/>
+                <m:sty m:val="p"/>
+              </m:rPr>
+              <m:t>ref</m:t>
+            </m:r>
+          </m:sub>
+        </m:sSub>
+        <m:r>
+          <m:rPr>
+            <m:sty m:val="p"/>
+          </m:rPr>
+          <m:t>=</m:t>
+        </m:r>
+        <m:r>
+          <m:t>60</m:t>
+        </m:r>
+      </m:oMath>
+      <w:r>
+        <w:t xml:space="preserve"> </w:t>
+      </w:r>
+      <w:r>
+        <w:t xml:space="preserve">min for</w:t>
+      </w:r>
+      <w:r>
+        <w:t xml:space="preserve"> </w:t>
+      </w:r>
+      <m:oMath>
+        <m:r>
+          <m:t>C</m:t>
+        </m:r>
+        <m:sSub>
+          <m:e>
+            <m:r>
+              <m:t>T</m:t>
+            </m:r>
+          </m:e>
+          <m:sub>
+            <m:r>
+              <m:t>m</m:t>
+            </m:r>
+            <m:r>
+              <m:t>a</m:t>
+            </m:r>
+            <m:sSub>
+              <m:e>
+                <m:r>
+                  <m:t>x</m:t>
+                </m:r>
+              </m:e>
+              <m:sub>
+                <m:r>
+                  <m:t>1</m:t>
                 </m:r>
                 <m:r>
-                  <m:rPr>
-                    <m:sty m:val="p"/>
-                  </m:rPr>
-                  <m:t>−</m:t>
+                  <m:t>h</m:t>
                 </m:r>
                 <m:r>
-                  <m:rPr>
-                    <m:nor/>
-                    <m:sty m:val="p"/>
-                  </m:rPr>
-                  <m:t>low</m:t>
+                  <m:t>r</m:t>
                 </m:r>
-              </m:e>
-            </m:d>
-          </m:e>
-        </m:d>
-      </m:oMath>
-      <w:r>
-        <w:t xml:space="preserve">. Substituting into</w:t>
-      </w:r>
-      <w:r>
-        <w:t xml:space="preserve"> </w:t>
-      </w:r>
-      <w:hyperlink w:anchor="eq-mid-temp">
-        <w:r>
-          <w:rPr>
-            <w:rStyle w:val="Hyperlink"/>
-          </w:rPr>
-          <w:t xml:space="preserve">Equation 3</w:t>
-        </w:r>
-      </w:hyperlink>
-      <w:r>
-        <w:t xml:space="preserve"> </w:t>
-      </w:r>
-      <w:r>
-        <w:t xml:space="preserve">and grouping all terms that do not depend on</w:t>
-      </w:r>
-      <w:r>
-        <w:t xml:space="preserve"> </w:t>
-      </w:r>
-      <m:oMath>
-        <m:r>
-          <m:t>T</m:t>
-        </m:r>
-      </m:oMath>
-      <w:r>
-        <w:t xml:space="preserve"> </w:t>
-      </w:r>
-      <w:r>
-        <w:t xml:space="preserve">into an intercept,</w:t>
-      </w:r>
-      <w:r>
-        <w:t xml:space="preserve"> </w:t>
-      </w:r>
-      <m:oMath>
-        <m:r>
-          <m:t>α</m:t>
-        </m:r>
-      </m:oMath>
-      <w:r>
-        <w:t xml:space="preserve">, recovers the classical TDT linear relation:</w:t>
+              </m:sub>
+            </m:sSub>
+          </m:sub>
+        </m:sSub>
+      </m:oMath>
+      <w:r>
+        <w:t xml:space="preserve">).</w:t>
       </w:r>
     </w:p>
     <w:p>
       <w:pPr>
         <w:pStyle w:val="BodyText"/>
       </w:pPr>
-      <w:bookmarkStart w:id="26" w:name="eq-lt50"/>
+      <w:r>
+        <w:t xml:space="preserve">The slope</w:t>
+      </w:r>
+      <w:r>
+        <w:t xml:space="preserve"> </w:t>
+      </w:r>
+      <m:oMath>
+        <m:sSub>
+          <m:e>
+            <m:r>
+              <m:t>β</m:t>
+            </m:r>
+          </m:e>
+          <m:sub>
+            <m:r>
+              <m:t>1</m:t>
+            </m:r>
+          </m:sub>
+        </m:sSub>
+      </m:oMath>
+      <w:r>
+        <w:t xml:space="preserve"> </w:t>
+      </w:r>
+      <w:r>
+        <w:t xml:space="preserve">— and hence</w:t>
+      </w:r>
+      <w:r>
+        <w:t xml:space="preserve"> </w:t>
+      </w:r>
+      <m:oMath>
+        <m:r>
+          <m:t>z</m:t>
+        </m:r>
+      </m:oMath>
+      <w:r>
+        <w:t xml:space="preserve"> </w:t>
+      </w:r>
+      <w:r>
+        <w:t xml:space="preserve">— is robust to changes in asymptotes. However, threshold summaries, such as</w:t>
+      </w:r>
+      <w:r>
+        <w:t xml:space="preserve"> </w:t>
+      </w:r>
+      <m:oMath>
+        <m:r>
+          <m:t>C</m:t>
+        </m:r>
+        <m:sSub>
+          <m:e>
+            <m:r>
+              <m:t>T</m:t>
+            </m:r>
+          </m:e>
+          <m:sub>
+            <m:r>
+              <m:t>m</m:t>
+            </m:r>
+            <m:r>
+              <m:t>a</m:t>
+            </m:r>
+            <m:r>
+              <m:t>x</m:t>
+            </m:r>
+          </m:sub>
+        </m:sSub>
+      </m:oMath>
+      <w:r>
+        <w:t xml:space="preserve"> </w:t>
+      </w:r>
+      <w:r>
+        <w:t xml:space="preserve">and</w:t>
+      </w:r>
+      <w:r>
+        <w:t xml:space="preserve"> </w:t>
+      </w:r>
+      <m:oMath>
+        <m:sSub>
+          <m:e>
+            <m:r>
+              <m:rPr>
+                <m:sty m:val="p"/>
+              </m:rPr>
+              <m:t>log</m:t>
+            </m:r>
+          </m:e>
+          <m:sub>
+            <m:r>
+              <m:t>10</m:t>
+            </m:r>
+          </m:sub>
+        </m:sSub>
+        <m:sSub>
+          <m:e>
+            <m:r>
+              <m:t>t</m:t>
+            </m:r>
+          </m:e>
+          <m:sub>
+            <m:r>
+              <m:t>50</m:t>
+            </m:r>
+          </m:sub>
+        </m:sSub>
+      </m:oMath>
+      <w:r>
+        <w:t xml:space="preserve">, are not. When partial mortality or sparse data do not estimate the asymptotes to be around 0 and 1, an asymmetry correction must be added to estimate these threshold summaries when using survival thresholds. For</w:t>
+      </w:r>
+      <w:r>
+        <w:t xml:space="preserve"> </w:t>
+      </w:r>
+      <m:oMath>
+        <m:sSub>
+          <m:e>
+            <m:r>
+              <m:rPr>
+                <m:sty m:val="p"/>
+              </m:rPr>
+              <m:t>log</m:t>
+            </m:r>
+          </m:e>
+          <m:sub>
+            <m:r>
+              <m:t>10</m:t>
+            </m:r>
+          </m:sub>
+        </m:sSub>
+        <m:sSub>
+          <m:e>
+            <m:r>
+              <m:t>t</m:t>
+            </m:r>
+          </m:e>
+          <m:sub>
+            <m:r>
+              <m:t>50</m:t>
+            </m:r>
+          </m:sub>
+        </m:sSub>
+      </m:oMath>
+      <w:r>
+        <w:t xml:space="preserve"> </w:t>
+      </w:r>
+      <w:r>
+        <w:t xml:space="preserve">this involves adding the following correction factor (</w:t>
+      </w:r>
+      <w:hyperlink w:anchor="eq-t50">
+        <w:r>
+          <w:rPr>
+            <w:rStyle w:val="Hyperlink"/>
+          </w:rPr>
+          <w:t xml:space="preserve">Equation 4</w:t>
+        </w:r>
+      </w:hyperlink>
+      <w:r>
+        <w:t xml:space="preserve">):</w:t>
+      </w:r>
+    </w:p>
+    <w:p>
+      <w:pPr>
+        <w:pStyle w:val="BodyText"/>
+      </w:pPr>
+      <w:bookmarkStart w:id="26" w:name="eq-t50"/>
       <m:oMathPara>
         <m:oMathParaPr>
           <m:jc m:val="center"/>
@@ -5087,148 +5339,26 @@
           <m:r>
             <m:t> </m:t>
           </m:r>
-          <m:limLow>
+          <m:r>
+            <m:rPr>
+              <m:nor/>
+              <m:sty m:val="p"/>
+            </m:rPr>
+            <m:t>mid</m:t>
+          </m:r>
+          <m:d>
+            <m:dPr>
+              <m:begChr m:val="("/>
+              <m:sepChr m:val=""/>
+              <m:endChr m:val=")"/>
+              <m:grow/>
+            </m:dPr>
             <m:e>
-              <m:limLow>
-                <m:e>
-                  <m:d>
-                    <m:dPr>
-                      <m:begChr m:val="["/>
-                      <m:sepChr m:val=""/>
-                      <m:endChr m:val="]"/>
-                      <m:grow/>
-                    </m:dPr>
-                    <m:e>
-                      <m:sSub>
-                        <m:e>
-                          <m:r>
-                            <m:t>β</m:t>
-                          </m:r>
-                        </m:e>
-                        <m:sub>
-                          <m:r>
-                            <m:t>0</m:t>
-                          </m:r>
-                        </m:sub>
-                      </m:sSub>
-                      <m:r>
-                        <m:rPr>
-                          <m:sty m:val="p"/>
-                        </m:rPr>
-                        <m:t>+</m:t>
-                      </m:r>
-                      <m:f>
-                        <m:fPr>
-                          <m:type m:val="lin"/>
-                        </m:fPr>
-                        <m:num>
-                          <m:r>
-                            <m:t>1</m:t>
-                          </m:r>
-                        </m:num>
-                        <m:den>
-                          <m:r>
-                            <m:t>k</m:t>
-                          </m:r>
-                        </m:den>
-                      </m:f>
-                      <m:r>
-                        <m:rPr>
-                          <m:sty m:val="p"/>
-                        </m:rPr>
-                        <m:t>log</m:t>
-                      </m:r>
-                      <m:r>
-                        <m:t>​</m:t>
-                      </m:r>
-                      <m:f>
-                        <m:fPr>
-                          <m:type m:val="lin"/>
-                        </m:fPr>
-                        <m:num>
-                          <m:r>
-                            <m:rPr>
-                              <m:nor/>
-                              <m:sty m:val="p"/>
-                            </m:rPr>
-                            <m:t>up</m:t>
-                          </m:r>
-                          <m:r>
-                            <m:rPr>
-                              <m:sty m:val="p"/>
-                            </m:rPr>
-                            <m:t>−</m:t>
-                          </m:r>
-                          <m:r>
-                            <m:t>0.5</m:t>
-                          </m:r>
-                        </m:num>
-                        <m:den>
-                          <m:r>
-                            <m:t>0.5</m:t>
-                          </m:r>
-                          <m:r>
-                            <m:rPr>
-                              <m:sty m:val="p"/>
-                            </m:rPr>
-                            <m:t>−</m:t>
-                          </m:r>
-                          <m:r>
-                            <m:rPr>
-                              <m:nor/>
-                              <m:sty m:val="p"/>
-                            </m:rPr>
-                            <m:t>low</m:t>
-                          </m:r>
-                        </m:den>
-                      </m:f>
-                      <m:r>
-                        <m:rPr>
-                          <m:sty m:val="p"/>
-                        </m:rPr>
-                        <m:t>−</m:t>
-                      </m:r>
-                      <m:sSub>
-                        <m:e>
-                          <m:r>
-                            <m:t>β</m:t>
-                          </m:r>
-                        </m:e>
-                        <m:sub>
-                          <m:r>
-                            <m:t>1</m:t>
-                          </m:r>
-                        </m:sub>
-                      </m:sSub>
-                      <m:acc>
-                        <m:accPr>
-                          <m:chr m:val="‾"/>
-                        </m:accPr>
-                        <m:e>
-                          <m:r>
-                            <m:t>T</m:t>
-                          </m:r>
-                        </m:e>
-                      </m:acc>
-                    </m:e>
-                  </m:d>
-                </m:e>
-                <m:lim>
-                  <m:r>
-                    <m:rPr>
-                      <m:sty m:val="p"/>
-                    </m:rPr>
-                    <m:t>⏟</m:t>
-                  </m:r>
-                </m:lim>
-              </m:limLow>
+              <m:r>
+                <m:t>T</m:t>
+              </m:r>
             </m:e>
-            <m:lim>
-              <m:r>
-                <m:t>α</m:t>
-              </m:r>
-            </m:lim>
-          </m:limLow>
+          </m:d>
           <m:r>
             <m:t> </m:t>
           </m:r>
@@ -5241,24 +5371,71 @@
           <m:r>
             <m:t> </m:t>
           </m:r>
-          <m:sSub>
-            <m:e>
-              <m:r>
-                <m:t>β</m:t>
-              </m:r>
-            </m:e>
-            <m:sub>
+          <m:f>
+            <m:fPr>
+              <m:type m:val="lin"/>
+            </m:fPr>
+            <m:num>
               <m:r>
                 <m:t>1</m:t>
               </m:r>
-            </m:sub>
-          </m:sSub>
+            </m:num>
+            <m:den>
+              <m:r>
+                <m:t>k</m:t>
+              </m:r>
+            </m:den>
+          </m:f>
           <m:r>
-            <m:t> </m:t>
+            <m:rPr>
+              <m:sty m:val="p"/>
+            </m:rPr>
+            <m:t>log</m:t>
           </m:r>
           <m:r>
-            <m:t>T</m:t>
+            <m:t>​</m:t>
           </m:r>
+          <m:f>
+            <m:fPr>
+              <m:type m:val="lin"/>
+            </m:fPr>
+            <m:num>
+              <m:r>
+                <m:rPr>
+                  <m:nor/>
+                  <m:sty m:val="p"/>
+                </m:rPr>
+                <m:t>up</m:t>
+              </m:r>
+              <m:r>
+                <m:rPr>
+                  <m:sty m:val="p"/>
+                </m:rPr>
+                <m:t>−</m:t>
+              </m:r>
+              <m:r>
+                <m:t>0.5</m:t>
+              </m:r>
+            </m:num>
+            <m:den>
+              <m:r>
+                <m:t>0.5</m:t>
+              </m:r>
+              <m:r>
+                <m:rPr>
+                  <m:sty m:val="p"/>
+                </m:rPr>
+                <m:t>−</m:t>
+              </m:r>
+              <m:r>
+                <m:rPr>
+                  <m:nor/>
+                  <m:sty m:val="p"/>
+                </m:rPr>
+                <m:t>low</m:t>
+              </m:r>
+            </m:den>
+          </m:f>
           <m:r>
             <m:rPr>
               <m:sty m:val="p"/>
@@ -5290,82 +5467,36 @@
         <w:pStyle w:val="FirstParagraph"/>
       </w:pPr>
       <w:r>
-        <w:t xml:space="preserve">Note that</w:t>
-      </w:r>
-      <w:r>
-        <w:t xml:space="preserve"> </w:t>
-      </w:r>
-      <w:hyperlink w:anchor="eq-lt50">
-        <w:r>
-          <w:rPr>
-            <w:rStyle w:val="Hyperlink"/>
-          </w:rPr>
-          <w:t xml:space="preserve">Equation 4</w:t>
-        </w:r>
-      </w:hyperlink>
-      <w:r>
-        <w:t xml:space="preserve"> </w:t>
-      </w:r>
-      <w:r>
-        <w:t xml:space="preserve">subtracts</w:t>
-      </w:r>
-      <w:r>
-        <w:t xml:space="preserve"> </w:t>
-      </w:r>
-      <m:oMath>
+        <w:t xml:space="preserve">For</w:t>
+      </w:r>
+      <w:r>
+        <w:t xml:space="preserve"> </w:t>
+      </w:r>
+      <m:oMath>
+        <m:r>
+          <m:t>C</m:t>
+        </m:r>
         <m:sSub>
           <m:e>
             <m:r>
-              <m:t>β</m:t>
+              <m:t>T</m:t>
             </m:r>
           </m:e>
           <m:sub>
             <m:r>
-              <m:t>1</m:t>
+              <m:t>m</m:t>
+            </m:r>
+            <m:r>
+              <m:t>a</m:t>
+            </m:r>
+            <m:r>
+              <m:t>x</m:t>
             </m:r>
           </m:sub>
         </m:sSub>
-        <m:acc>
-          <m:accPr>
-            <m:chr m:val="‾"/>
-          </m:accPr>
-          <m:e>
-            <m:r>
-              <m:t>T</m:t>
-            </m:r>
-          </m:e>
-        </m:acc>
-      </m:oMath>
-      <w:r>
-        <w:t xml:space="preserve"> </w:t>
-      </w:r>
-      <w:r>
-        <w:t xml:space="preserve">in</w:t>
-      </w:r>
-      <w:r>
-        <w:t xml:space="preserve"> </w:t>
-      </w:r>
-      <m:oMath>
-        <m:r>
-          <m:t>α</m:t>
-        </m:r>
-      </m:oMath>
-      <w:r>
-        <w:t xml:space="preserve"> </w:t>
-      </w:r>
-      <w:r>
-        <w:t xml:space="preserve">because we mean-centred</w:t>
-      </w:r>
-      <w:r>
-        <w:t xml:space="preserve"> </w:t>
-      </w:r>
-      <m:oMath>
-        <m:r>
-          <m:t>T</m:t>
-        </m:r>
-      </m:oMath>
-      <w:r>
-        <w:t xml:space="preserve">. With this subtraction, the intercept estimates</w:t>
+      </m:oMath>
+      <w:r>
+        <w:t xml:space="preserve">, the correction factor must be subtracted, after division by the slope (to convert the vertical shift in</w:t>
       </w:r>
       <w:r>
         <w:t xml:space="preserve"> </w:t>
@@ -5403,489 +5534,346 @@
         <w:t xml:space="preserve"> </w:t>
       </w:r>
       <w:r>
-        <w:t xml:space="preserve">at the average temperature (</w:t>
-      </w:r>
-      <m:oMath>
-        <m:acc>
-          <m:accPr>
-            <m:chr m:val="‾"/>
-          </m:accPr>
-          <m:e>
-            <m:r>
-              <m:t>T</m:t>
-            </m:r>
-          </m:e>
-        </m:acc>
-      </m:oMath>
-      <w:r>
-        <w:t xml:space="preserve">); without it, the intercept estimates</w:t>
-      </w:r>
-      <w:r>
-        <w:t xml:space="preserve"> </w:t>
-      </w:r>
-      <m:oMath>
+        <w:t xml:space="preserve">into the corresponding shift in temperature), from the naive</w:t>
+      </w:r>
+      <w:r>
+        <w:t xml:space="preserve"> </w:t>
+      </w:r>
+      <m:oMath>
+        <m:r>
+          <m:t>C</m:t>
+        </m:r>
         <m:sSub>
           <m:e>
             <m:r>
-              <m:rPr>
-                <m:sty m:val="p"/>
-              </m:rPr>
-              <m:t>log</m:t>
+              <m:t>T</m:t>
             </m:r>
           </m:e>
           <m:sub>
             <m:r>
-              <m:t>10</m:t>
+              <m:t>m</m:t>
+            </m:r>
+            <m:r>
+              <m:t>a</m:t>
+            </m:r>
+            <m:r>
+              <m:t>x</m:t>
             </m:r>
           </m:sub>
         </m:sSub>
-        <m:sSub>
-          <m:e>
-            <m:r>
-              <m:t>t</m:t>
-            </m:r>
-          </m:e>
-          <m:sub>
-            <m:r>
-              <m:t>50</m:t>
-            </m:r>
-          </m:sub>
-        </m:sSub>
-      </m:oMath>
-      <w:r>
-        <w:t xml:space="preserve"> </w:t>
-      </w:r>
-      <w:r>
-        <w:t xml:space="preserve">at</w:t>
-      </w:r>
-      <w:r>
-        <w:t xml:space="preserve"> </w:t>
-      </w:r>
-      <m:oMath>
-        <m:r>
-          <m:t>T</m:t>
-        </m:r>
-        <m:r>
-          <m:rPr>
-            <m:sty m:val="p"/>
-          </m:rPr>
-          <m:t>=</m:t>
-        </m:r>
-        <m:r>
-          <m:t>0</m:t>
-        </m:r>
-      </m:oMath>
-      <w:r>
-        <w:t xml:space="preserve">°C. From</w:t>
-      </w:r>
-      <w:r>
-        <w:t xml:space="preserve"> </w:t>
-      </w:r>
-      <w:hyperlink w:anchor="eq-lt50">
-        <w:r>
-          <w:rPr>
-            <w:rStyle w:val="Hyperlink"/>
-          </w:rPr>
-          <w:t xml:space="preserve">Equation 4</w:t>
+      </m:oMath>
+      <w:r>
+        <w:t xml:space="preserve"> </w:t>
+      </w:r>
+      <w:r>
+        <w:t xml:space="preserve">(</w:t>
+      </w:r>
+      <w:hyperlink w:anchor="eq-ctmax-corrected">
+        <w:r>
+          <w:rPr>
+            <w:rStyle w:val="Hyperlink"/>
+          </w:rPr>
+          <w:t xml:space="preserve">Equation 5</w:t>
         </w:r>
       </w:hyperlink>
       <w:r>
-        <w:t xml:space="preserve">, the classical TLS quantities fall out directly. Thermal sensitivity is</w:t>
-      </w:r>
-      <w:r>
-        <w:t xml:space="preserve"> </w:t>
-      </w:r>
-      <m:oMath>
-        <m:r>
-          <m:t>z</m:t>
-        </m:r>
-        <m:r>
-          <m:rPr>
-            <m:sty m:val="p"/>
-          </m:rPr>
-          <m:t>=</m:t>
-        </m:r>
-        <m:r>
-          <m:rPr>
-            <m:sty m:val="p"/>
-          </m:rPr>
-          <m:t>−</m:t>
-        </m:r>
-        <m:r>
-          <m:t>1</m:t>
-        </m:r>
-        <m:r>
-          <m:rPr>
-            <m:sty m:val="p"/>
-          </m:rPr>
-          <m:t>/</m:t>
-        </m:r>
-        <m:sSub>
-          <m:e>
-            <m:r>
-              <m:t>β</m:t>
-            </m:r>
-          </m:e>
-          <m:sub>
-            <m:r>
-              <m:t>1</m:t>
-            </m:r>
-          </m:sub>
-        </m:sSub>
-      </m:oMath>
-      <w:r>
-        <w:t xml:space="preserve">, and the critical thermal limit at any reference time</w:t>
-      </w:r>
-      <w:r>
-        <w:t xml:space="preserve"> </w:t>
-      </w:r>
-      <m:oMath>
-        <m:sSub>
-          <m:e>
-            <m:r>
-              <m:t>t</m:t>
-            </m:r>
-          </m:e>
-          <m:sub>
-            <m:r>
-              <m:rPr>
-                <m:nor/>
-                <m:sty m:val="p"/>
-              </m:rPr>
-              <m:t>ref</m:t>
-            </m:r>
-          </m:sub>
-        </m:sSub>
-      </m:oMath>
-      <w:r>
-        <w:t xml:space="preserve"> </w:t>
-      </w:r>
-      <w:r>
-        <w:t xml:space="preserve">is</w:t>
-      </w:r>
-      <w:r>
-        <w:t xml:space="preserve"> </w:t>
-      </w:r>
-      <m:oMath>
-        <m:r>
-          <m:t>C</m:t>
-        </m:r>
-        <m:sSub>
-          <m:e>
-            <m:r>
-              <m:t>T</m:t>
-            </m:r>
-          </m:e>
-          <m:sub>
-            <m:r>
-              <m:t>m</m:t>
-            </m:r>
-            <m:r>
-              <m:t>a</m:t>
-            </m:r>
-            <m:r>
-              <m:t>x</m:t>
-            </m:r>
-          </m:sub>
-        </m:sSub>
-        <m:d>
-          <m:dPr>
-            <m:begChr m:val="("/>
-            <m:sepChr m:val=""/>
-            <m:endChr m:val=")"/>
-            <m:grow/>
-          </m:dPr>
-          <m:e>
-            <m:sSub>
-              <m:e>
-                <m:r>
-                  <m:t>t</m:t>
-                </m:r>
-              </m:e>
-              <m:sub>
-                <m:r>
-                  <m:rPr>
-                    <m:nor/>
-                    <m:sty m:val="p"/>
-                  </m:rPr>
-                  <m:t>ref</m:t>
-                </m:r>
-              </m:sub>
-            </m:sSub>
-          </m:e>
-        </m:d>
-        <m:r>
-          <m:rPr>
-            <m:sty m:val="p"/>
-          </m:rPr>
-          <m:t>=</m:t>
-        </m:r>
-        <m:d>
-          <m:dPr>
-            <m:begChr m:val="("/>
-            <m:sepChr m:val=""/>
-            <m:endChr m:val=")"/>
-            <m:grow/>
-          </m:dPr>
-          <m:e>
-            <m:sSub>
-              <m:e>
-                <m:r>
-                  <m:rPr>
-                    <m:sty m:val="p"/>
-                  </m:rPr>
-                  <m:t>log</m:t>
-                </m:r>
-              </m:e>
-              <m:sub>
-                <m:r>
-                  <m:t>10</m:t>
-                </m:r>
-              </m:sub>
-            </m:sSub>
-            <m:sSub>
-              <m:e>
-                <m:r>
-                  <m:t>t</m:t>
-                </m:r>
-              </m:e>
-              <m:sub>
-                <m:r>
-                  <m:rPr>
-                    <m:nor/>
-                    <m:sty m:val="p"/>
-                  </m:rPr>
-                  <m:t>ref</m:t>
-                </m:r>
-              </m:sub>
-            </m:sSub>
-            <m:r>
-              <m:rPr>
-                <m:sty m:val="p"/>
-              </m:rPr>
-              <m:t>−</m:t>
-            </m:r>
-            <m:r>
-              <m:t>α</m:t>
-            </m:r>
-          </m:e>
-        </m:d>
-        <m:r>
-          <m:rPr>
-            <m:sty m:val="p"/>
-          </m:rPr>
-          <m:t>/</m:t>
-        </m:r>
-        <m:sSub>
-          <m:e>
-            <m:r>
-              <m:t>β</m:t>
-            </m:r>
-          </m:e>
-          <m:sub>
-            <m:r>
-              <m:t>1</m:t>
-            </m:r>
-          </m:sub>
-        </m:sSub>
-      </m:oMath>
-      <w:r>
-        <w:t xml:space="preserve"> </w:t>
-      </w:r>
-      <w:r>
-        <w:t xml:space="preserve">(with</w:t>
-      </w:r>
-      <w:r>
-        <w:t xml:space="preserve"> </w:t>
-      </w:r>
-      <m:oMath>
-        <m:sSub>
-          <m:e>
-            <m:r>
-              <m:t>t</m:t>
-            </m:r>
-          </m:e>
-          <m:sub>
-            <m:r>
-              <m:rPr>
-                <m:nor/>
-                <m:sty m:val="p"/>
-              </m:rPr>
-              <m:t>ref</m:t>
-            </m:r>
-          </m:sub>
-        </m:sSub>
-        <m:r>
-          <m:rPr>
-            <m:sty m:val="p"/>
-          </m:rPr>
-          <m:t>=</m:t>
-        </m:r>
-        <m:r>
-          <m:t>60</m:t>
-        </m:r>
-      </m:oMath>
-      <w:r>
-        <w:t xml:space="preserve"> </w:t>
-      </w:r>
-      <w:r>
-        <w:t xml:space="preserve">min for</w:t>
-      </w:r>
-      <w:r>
-        <w:t xml:space="preserve"> </w:t>
-      </w:r>
-      <m:oMath>
-        <m:r>
-          <m:t>C</m:t>
-        </m:r>
-        <m:sSub>
-          <m:e>
-            <m:r>
-              <m:t>T</m:t>
-            </m:r>
-          </m:e>
-          <m:sub>
-            <m:r>
-              <m:t>m</m:t>
-            </m:r>
-            <m:r>
-              <m:t>a</m:t>
-            </m:r>
-            <m:sSub>
-              <m:e>
-                <m:r>
-                  <m:t>x</m:t>
-                </m:r>
-              </m:e>
-              <m:sub>
-                <m:r>
-                  <m:t>1</m:t>
-                </m:r>
-                <m:r>
-                  <m:t>h</m:t>
-                </m:r>
-                <m:r>
-                  <m:t>r</m:t>
-                </m:r>
-              </m:sub>
-            </m:sSub>
-          </m:sub>
-        </m:sSub>
-      </m:oMath>
-      <w:r>
-        <w:t xml:space="preserve">). Each of these quantities can be estimated separately for different strata (e.g., sex, population, species) by including the relevant fixed covariates and/or random effects in the linear predictor for</w:t>
-      </w:r>
-      <w:r>
-        <w:t xml:space="preserve"> </w:t>
-      </w:r>
-      <m:oMath>
-        <m:sSub>
-          <m:e>
-            <m:r>
-              <m:rPr>
-                <m:nor/>
-                <m:sty m:val="p"/>
-              </m:rPr>
-              <m:t>mid</m:t>
-            </m:r>
-          </m:e>
-          <m:sub>
-            <m:r>
-              <m:t>i</m:t>
-            </m:r>
-            <m:r>
-              <m:t>j</m:t>
-            </m:r>
-          </m:sub>
-        </m:sSub>
-      </m:oMath>
-      <w:r>
-        <w:t xml:space="preserve"> </w:t>
-      </w:r>
-      <w:r>
-        <w:t xml:space="preserve">— and, if appropriate, in the linear predictors for</w:t>
-      </w:r>
-      <w:r>
-        <w:t xml:space="preserve"> </w:t>
-      </w:r>
-      <m:oMath>
-        <m:r>
-          <m:rPr>
-            <m:nor/>
-            <m:sty m:val="p"/>
-          </m:rPr>
-          <m:t>low</m:t>
-        </m:r>
-      </m:oMath>
-      <w:r>
-        <w:t xml:space="preserve">,</w:t>
-      </w:r>
-      <w:r>
-        <w:t xml:space="preserve"> </w:t>
-      </w:r>
-      <m:oMath>
-        <m:r>
-          <m:rPr>
-            <m:nor/>
-            <m:sty m:val="p"/>
-          </m:rPr>
-          <m:t>up</m:t>
-        </m:r>
-      </m:oMath>
-      <w:r>
-        <w:t xml:space="preserve">, and</w:t>
-      </w:r>
-      <w:r>
-        <w:t xml:space="preserve"> </w:t>
-      </w:r>
-      <m:oMath>
-        <m:r>
-          <m:t>k</m:t>
-        </m:r>
-      </m:oMath>
-      <w:r>
-        <w:t xml:space="preserve">, each of which is modelled separately in the joint Bayesian fit (see</w:t>
-      </w:r>
-      <w:r>
-        <w:t xml:space="preserve"> </w:t>
-      </w:r>
-      <w:hyperlink w:anchor="eq-linpred">
-        <w:r>
-          <w:rPr>
-            <w:rStyle w:val="Hyperlink"/>
-          </w:rPr>
-          <w:t xml:space="preserve">Equation 12</w:t>
-        </w:r>
-      </w:hyperlink>
-      <w:r>
-        <w:t xml:space="preserve"> </w:t>
-      </w:r>
-      <w:r>
-        <w:t xml:space="preserve">below).</w:t>
+        <w:t xml:space="preserve">):</w:t>
       </w:r>
     </w:p>
     <w:p>
       <w:pPr>
         <w:pStyle w:val="BodyText"/>
       </w:pPr>
-      <w:r>
-        <w:t xml:space="preserve">The same derivation generalises beyond the median: the Bayesian dose-response fit gives access to</w:t>
-      </w:r>
-      <w:r>
-        <w:t xml:space="preserve"> </w:t>
-      </w:r>
-      <w:r>
-        <w:rPr>
-          <w:i/>
-          <w:iCs/>
-        </w:rPr>
-        <w:t xml:space="preserve">any</w:t>
-      </w:r>
-      <w:r>
-        <w:t xml:space="preserve"> </w:t>
-      </w:r>
-      <w:r>
-        <w:t xml:space="preserve">mortality percentile, not just</w:t>
+      <w:bookmarkStart w:id="27" w:name="eq-ctmax-corrected"/>
+      <m:oMathPara>
+        <m:oMathParaPr>
+          <m:jc m:val="center"/>
+        </m:oMathParaPr>
+        <m:oMath>
+          <m:r>
+            <m:t>C</m:t>
+          </m:r>
+          <m:sSub>
+            <m:e>
+              <m:r>
+                <m:t>T</m:t>
+              </m:r>
+            </m:e>
+            <m:sub>
+              <m:r>
+                <m:t>m</m:t>
+              </m:r>
+              <m:r>
+                <m:t>a</m:t>
+              </m:r>
+              <m:r>
+                <m:t>x</m:t>
+              </m:r>
+            </m:sub>
+          </m:sSub>
+          <m:d>
+            <m:dPr>
+              <m:begChr m:val="("/>
+              <m:sepChr m:val=""/>
+              <m:endChr m:val=")"/>
+              <m:grow/>
+            </m:dPr>
+            <m:e>
+              <m:sSub>
+                <m:e>
+                  <m:r>
+                    <m:t>t</m:t>
+                  </m:r>
+                </m:e>
+                <m:sub>
+                  <m:r>
+                    <m:rPr>
+                      <m:nor/>
+                      <m:sty m:val="p"/>
+                    </m:rPr>
+                    <m:t>ref</m:t>
+                  </m:r>
+                </m:sub>
+              </m:sSub>
+            </m:e>
+          </m:d>
+          <m:r>
+            <m:t> </m:t>
+          </m:r>
+          <m:r>
+            <m:rPr>
+              <m:sty m:val="p"/>
+            </m:rPr>
+            <m:t>=</m:t>
+          </m:r>
+          <m:r>
+            <m:t> </m:t>
+          </m:r>
+          <m:acc>
+            <m:accPr>
+              <m:chr m:val="‾"/>
+            </m:accPr>
+            <m:e>
+              <m:r>
+                <m:t>T</m:t>
+              </m:r>
+            </m:e>
+          </m:acc>
+          <m:r>
+            <m:rPr>
+              <m:sty m:val="p"/>
+            </m:rPr>
+            <m:t>+</m:t>
+          </m:r>
+          <m:f>
+            <m:fPr>
+              <m:type m:val="bar"/>
+            </m:fPr>
+            <m:num>
+              <m:sSub>
+                <m:e>
+                  <m:r>
+                    <m:rPr>
+                      <m:sty m:val="p"/>
+                    </m:rPr>
+                    <m:t>log</m:t>
+                  </m:r>
+                </m:e>
+                <m:sub>
+                  <m:r>
+                    <m:t>10</m:t>
+                  </m:r>
+                </m:sub>
+              </m:sSub>
+              <m:sSub>
+                <m:e>
+                  <m:r>
+                    <m:t>t</m:t>
+                  </m:r>
+                </m:e>
+                <m:sub>
+                  <m:r>
+                    <m:rPr>
+                      <m:nor/>
+                      <m:sty m:val="p"/>
+                    </m:rPr>
+                    <m:t>ref</m:t>
+                  </m:r>
+                </m:sub>
+              </m:sSub>
+              <m:r>
+                <m:rPr>
+                  <m:sty m:val="p"/>
+                </m:rPr>
+                <m:t>−</m:t>
+              </m:r>
+              <m:sSub>
+                <m:e>
+                  <m:r>
+                    <m:t>β</m:t>
+                  </m:r>
+                </m:e>
+                <m:sub>
+                  <m:r>
+                    <m:t>0</m:t>
+                  </m:r>
+                </m:sub>
+              </m:sSub>
+            </m:num>
+            <m:den>
+              <m:sSub>
+                <m:e>
+                  <m:r>
+                    <m:t>β</m:t>
+                  </m:r>
+                </m:e>
+                <m:sub>
+                  <m:r>
+                    <m:t>1</m:t>
+                  </m:r>
+                </m:sub>
+              </m:sSub>
+            </m:den>
+          </m:f>
+          <m:r>
+            <m:t> </m:t>
+          </m:r>
+          <m:r>
+            <m:rPr>
+              <m:sty m:val="p"/>
+            </m:rPr>
+            <m:t>−</m:t>
+          </m:r>
+          <m:r>
+            <m:t> </m:t>
+          </m:r>
+          <m:f>
+            <m:fPr>
+              <m:type m:val="bar"/>
+            </m:fPr>
+            <m:num>
+              <m:r>
+                <m:t>1</m:t>
+              </m:r>
+            </m:num>
+            <m:den>
+              <m:sSub>
+                <m:e>
+                  <m:r>
+                    <m:t>β</m:t>
+                  </m:r>
+                </m:e>
+                <m:sub>
+                  <m:r>
+                    <m:t>1</m:t>
+                  </m:r>
+                </m:sub>
+              </m:sSub>
+            </m:den>
+          </m:f>
+          <m:r>
+            <m:rPr>
+              <m:sty m:val="p"/>
+            </m:rPr>
+            <m:t>⋅</m:t>
+          </m:r>
+          <m:f>
+            <m:fPr>
+              <m:type m:val="lin"/>
+            </m:fPr>
+            <m:num>
+              <m:r>
+                <m:t>1</m:t>
+              </m:r>
+            </m:num>
+            <m:den>
+              <m:r>
+                <m:t>k</m:t>
+              </m:r>
+            </m:den>
+          </m:f>
+          <m:r>
+            <m:rPr>
+              <m:sty m:val="p"/>
+            </m:rPr>
+            <m:t>log</m:t>
+          </m:r>
+          <m:r>
+            <m:t>​</m:t>
+          </m:r>
+          <m:f>
+            <m:fPr>
+              <m:type m:val="lin"/>
+            </m:fPr>
+            <m:num>
+              <m:r>
+                <m:rPr>
+                  <m:nor/>
+                  <m:sty m:val="p"/>
+                </m:rPr>
+                <m:t>up</m:t>
+              </m:r>
+              <m:r>
+                <m:rPr>
+                  <m:sty m:val="p"/>
+                </m:rPr>
+                <m:t>−</m:t>
+              </m:r>
+              <m:r>
+                <m:t>0.5</m:t>
+              </m:r>
+            </m:num>
+            <m:den>
+              <m:r>
+                <m:t>0.5</m:t>
+              </m:r>
+              <m:r>
+                <m:rPr>
+                  <m:sty m:val="p"/>
+                </m:rPr>
+                <m:t>−</m:t>
+              </m:r>
+              <m:r>
+                <m:rPr>
+                  <m:nor/>
+                  <m:sty m:val="p"/>
+                </m:rPr>
+                <m:t>low</m:t>
+              </m:r>
+            </m:den>
+          </m:f>
+          <m:r>
+            <m:rPr>
+              <m:sty m:val="p"/>
+            </m:rPr>
+            <m:t>.</m:t>
+          </m:r>
+          <m:r>
+            <m:t>  </m:t>
+          </m:r>
+          <m:d>
+            <m:dPr>
+              <m:begChr m:val="("/>
+              <m:sepChr m:val=""/>
+              <m:endChr m:val=")"/>
+              <m:grow/>
+            </m:dPr>
+            <m:e>
+              <m:r>
+                <m:t>5</m:t>
+              </m:r>
+            </m:e>
+          </m:d>
+        </m:oMath>
+      </m:oMathPara>
+      <w:bookmarkEnd w:id="27"/>
+    </w:p>
+    <w:p>
+      <w:pPr>
+        <w:pStyle w:val="FirstParagraph"/>
+      </w:pPr>
+      <w:r>
+        <w:t xml:space="preserve">While we have focused on</w:t>
       </w:r>
       <w:r>
         <w:t xml:space="preserve"> </w:t>
@@ -5908,87 +5896,7 @@
         <w:t xml:space="preserve"> </w:t>
       </w:r>
       <w:r>
-        <w:t xml:space="preserve">(</w:t>
-      </w:r>
-      <w:hyperlink w:anchor="ref-jorgensen_unifying_2021">
-        <w:r>
-          <w:rPr>
-            <w:rStyle w:val="Hyperlink"/>
-          </w:rPr>
-          <w:t xml:space="preserve">Jørgensen</w:t>
-        </w:r>
-        <w:r>
-          <w:rPr>
-            <w:rStyle w:val="Hyperlink"/>
-          </w:rPr>
-          <w:t xml:space="preserve"> </w:t>
-        </w:r>
-        <w:r>
-          <w:rPr>
-            <w:rStyle w:val="Hyperlink"/>
-            <w:i/>
-            <w:iCs/>
-          </w:rPr>
-          <w:t xml:space="preserve">et al.</w:t>
-        </w:r>
-        <w:r>
-          <w:rPr>
-            <w:rStyle w:val="Hyperlink"/>
-          </w:rPr>
-          <w:t xml:space="preserve"> </w:t>
-        </w:r>
-        <w:r>
-          <w:rPr>
-            <w:rStyle w:val="Hyperlink"/>
-          </w:rPr>
-          <w:t xml:space="preserve">2021</w:t>
-        </w:r>
-      </w:hyperlink>
-      <w:r>
-        <w:t xml:space="preserve">;</w:t>
-      </w:r>
-      <w:r>
-        <w:t xml:space="preserve"> </w:t>
-      </w:r>
-      <w:hyperlink w:anchor="ref-rezende_drosophila_mortality_2020">
-        <w:r>
-          <w:rPr>
-            <w:rStyle w:val="Hyperlink"/>
-          </w:rPr>
-          <w:t xml:space="preserve">Rezende</w:t>
-        </w:r>
-        <w:r>
-          <w:rPr>
-            <w:rStyle w:val="Hyperlink"/>
-          </w:rPr>
-          <w:t xml:space="preserve"> </w:t>
-        </w:r>
-        <w:r>
-          <w:rPr>
-            <w:rStyle w:val="Hyperlink"/>
-            <w:i/>
-            <w:iCs/>
-          </w:rPr>
-          <w:t xml:space="preserve">et al.</w:t>
-        </w:r>
-        <w:r>
-          <w:rPr>
-            <w:rStyle w:val="Hyperlink"/>
-          </w:rPr>
-          <w:t xml:space="preserve"> </w:t>
-        </w:r>
-        <w:r>
-          <w:rPr>
-            <w:rStyle w:val="Hyperlink"/>
-          </w:rPr>
-          <w:t xml:space="preserve">2020</w:t>
-        </w:r>
-      </w:hyperlink>
-      <w:r>
-        <w:t xml:space="preserve">)</w:t>
-      </w:r>
-      <w:r>
-        <w:t xml:space="preserve">. Setting</w:t>
+        <w:t xml:space="preserve">it is important to recognise that any specific survival probability could be used oustide the 50% probability threshold. For example,</w:t>
       </w:r>
       <w:r>
         <w:t xml:space="preserve"> </w:t>
@@ -5997,178 +5905,80 @@
         <m:sSub>
           <m:e>
             <m:r>
-              <m:t>p</m:t>
+              <m:t>t</m:t>
             </m:r>
           </m:e>
           <m:sub>
             <m:r>
-              <m:t>i</m:t>
-            </m:r>
-            <m:r>
-              <m:t>j</m:t>
+              <m:t>10</m:t>
             </m:r>
           </m:sub>
         </m:sSub>
+      </m:oMath>
+      <w:r>
+        <w:t xml:space="preserve"> </w:t>
+      </w:r>
+      <w:r>
+        <w:t xml:space="preserve">marks the onset of early population mortality – useful for risk management - whereas</w:t>
+      </w:r>
+      <w:r>
+        <w:t xml:space="preserve"> </w:t>
+      </w:r>
+      <m:oMath>
+        <m:sSub>
+          <m:e>
+            <m:r>
+              <m:t>t</m:t>
+            </m:r>
+          </m:e>
+          <m:sub>
+            <m:r>
+              <m:t>90</m:t>
+            </m:r>
+          </m:sub>
+        </m:sSub>
+      </m:oMath>
+      <w:r>
+        <w:t xml:space="preserve"> </w:t>
+      </w:r>
+      <w:r>
+        <w:t xml:space="preserve">is closer to population-collapse. Luckily, any survival threshold can be modelled using the same posterior by adjusting the threshold in an asymmetry correction that is added to</w:t>
+      </w:r>
+      <w:r>
+        <w:t xml:space="preserve"> </w:t>
+      </w:r>
+      <m:oMath>
         <m:r>
           <m:rPr>
+            <m:nor/>
             <m:sty m:val="p"/>
           </m:rPr>
-          <m:t>=</m:t>
-        </m:r>
-        <m:r>
-          <m:t>x</m:t>
-        </m:r>
-        <m:r>
-          <m:rPr>
-            <m:sty m:val="p"/>
-          </m:rPr>
-          <m:t>/</m:t>
-        </m:r>
-        <m:r>
-          <m:t>100</m:t>
-        </m:r>
-      </m:oMath>
-      <w:r>
-        <w:t xml:space="preserve"> </w:t>
-      </w:r>
-      <w:r>
-        <w:t xml:space="preserve">in</w:t>
-      </w:r>
-      <w:r>
-        <w:t xml:space="preserve"> </w:t>
-      </w:r>
-      <w:hyperlink w:anchor="eq-4pl">
-        <w:r>
-          <w:rPr>
-            <w:rStyle w:val="Hyperlink"/>
-          </w:rPr>
-          <w:t xml:space="preserve">Equation 2</w:t>
+          <m:t>mid</m:t>
+        </m:r>
+      </m:oMath>
+      <w:r>
+        <w:t xml:space="preserve"> </w:t>
+      </w:r>
+      <w:r>
+        <w:t xml:space="preserve">(</w:t>
+      </w:r>
+      <w:hyperlink w:anchor="eq-LTx">
+        <w:r>
+          <w:rPr>
+            <w:rStyle w:val="Hyperlink"/>
+          </w:rPr>
+          <w:t xml:space="preserve">Equation 6</w:t>
         </w:r>
       </w:hyperlink>
       <w:r>
-        <w:t xml:space="preserve"> </w:t>
-      </w:r>
-      <w:r>
-        <w:t xml:space="preserve">and following the same algebra used for</w:t>
-      </w:r>
-      <w:r>
-        <w:t xml:space="preserve"> </w:t>
-      </w:r>
-      <m:oMath>
-        <m:sSub>
-          <m:e>
-            <m:r>
-              <m:t>t</m:t>
-            </m:r>
-          </m:e>
-          <m:sub>
-            <m:r>
-              <m:t>50</m:t>
-            </m:r>
-          </m:sub>
-        </m:sSub>
-      </m:oMath>
-      <w:r>
-        <w:t xml:space="preserve">, the posterior samples of</w:t>
-      </w:r>
-      <w:r>
-        <w:t xml:space="preserve"> </w:t>
-      </w:r>
-      <m:oMath>
-        <m:d>
-          <m:dPr>
-            <m:begChr m:val="("/>
-            <m:sepChr m:val=""/>
-            <m:endChr m:val=")"/>
-            <m:grow/>
-          </m:dPr>
-          <m:e>
-            <m:r>
-              <m:rPr>
-                <m:nor/>
-                <m:sty m:val="p"/>
-              </m:rPr>
-              <m:t>low</m:t>
-            </m:r>
-            <m:r>
-              <m:rPr>
-                <m:sty m:val="p"/>
-              </m:rPr>
-              <m:t>,</m:t>
-            </m:r>
-            <m:r>
-              <m:rPr>
-                <m:nor/>
-                <m:sty m:val="p"/>
-              </m:rPr>
-              <m:t>up</m:t>
-            </m:r>
-            <m:r>
-              <m:rPr>
-                <m:sty m:val="p"/>
-              </m:rPr>
-              <m:t>,</m:t>
-            </m:r>
-            <m:r>
-              <m:t>k</m:t>
-            </m:r>
-            <m:r>
-              <m:rPr>
-                <m:sty m:val="p"/>
-              </m:rPr>
-              <m:t>,</m:t>
-            </m:r>
-            <m:r>
-              <m:t>m</m:t>
-            </m:r>
-            <m:d>
-              <m:dPr>
-                <m:begChr m:val="("/>
-                <m:sepChr m:val=""/>
-                <m:endChr m:val=")"/>
-                <m:grow/>
-              </m:dPr>
-              <m:e>
-                <m:r>
-                  <m:t>T</m:t>
-                </m:r>
-              </m:e>
-            </m:d>
-          </m:e>
-        </m:d>
-      </m:oMath>
-      <w:r>
-        <w:t xml:space="preserve"> </w:t>
-      </w:r>
-      <w:r>
-        <w:t xml:space="preserve">deliver the time at which</w:t>
-      </w:r>
-      <w:r>
-        <w:t xml:space="preserve"> </w:t>
-      </w:r>
-      <m:oMath>
-        <m:r>
-          <m:t>x</m:t>
-        </m:r>
-        <m:r>
-          <m:rPr>
-            <m:sty m:val="p"/>
-          </m:rPr>
-          <m:t>%</m:t>
-        </m:r>
-      </m:oMath>
-      <w:r>
-        <w:t xml:space="preserve"> </w:t>
-      </w:r>
-      <w:r>
-        <w:t xml:space="preserve">of the population reaches the assayed endpoint:</w:t>
+        <w:t xml:space="preserve">):</w:t>
       </w:r>
     </w:p>
     <w:p>
       <w:pPr>
         <w:pStyle w:val="BodyText"/>
       </w:pPr>
-      <w:bookmarkStart w:id="27" w:name="eq-LTx"/>
+      <w:bookmarkStart w:id="28" w:name="eq-LTx"/>
       <m:oMathPara>
         <m:oMathParaPr>
           <m:jc m:val="center"/>
@@ -6227,7 +6037,11 @@
             <m:t> </m:t>
           </m:r>
           <m:r>
-            <m:t>m</m:t>
+            <m:rPr>
+              <m:nor/>
+              <m:sty m:val="p"/>
+            </m:rPr>
+            <m:t>mid</m:t>
           </m:r>
           <m:d>
             <m:dPr>
@@ -6358,682 +6172,6 @@
             </m:dPr>
             <m:e>
               <m:r>
-                <m:t>5</m:t>
-              </m:r>
-            </m:e>
-          </m:d>
-        </m:oMath>
-      </m:oMathPara>
-      <w:bookmarkEnd w:id="27"/>
-    </w:p>
-    <w:p>
-      <w:pPr>
-        <w:pStyle w:val="FirstParagraph"/>
-      </w:pPr>
-      <w:r>
-        <w:t xml:space="preserve">Varying</w:t>
-      </w:r>
-      <w:r>
-        <w:t xml:space="preserve"> </w:t>
-      </w:r>
-      <m:oMath>
-        <m:r>
-          <m:t>x</m:t>
-        </m:r>
-      </m:oMath>
-      <w:r>
-        <w:t xml:space="preserve"> </w:t>
-      </w:r>
-      <w:r>
-        <w:t xml:space="preserve">in</w:t>
-      </w:r>
-      <w:r>
-        <w:t xml:space="preserve"> </w:t>
-      </w:r>
-      <w:hyperlink w:anchor="eq-LTx">
-        <w:r>
-          <w:rPr>
-            <w:rStyle w:val="Hyperlink"/>
-          </w:rPr>
-          <w:t xml:space="preserve">Equation 5</w:t>
-        </w:r>
-      </w:hyperlink>
-      <w:r>
-        <w:t xml:space="preserve"> </w:t>
-      </w:r>
-      <w:r>
-        <w:t xml:space="preserve">then yields any threshold of interest. For instance,</w:t>
-      </w:r>
-      <w:r>
-        <w:t xml:space="preserve"> </w:t>
-      </w:r>
-      <m:oMath>
-        <m:sSub>
-          <m:e>
-            <m:r>
-              <m:t>t</m:t>
-            </m:r>
-          </m:e>
-          <m:sub>
-            <m:r>
-              <m:t>10</m:t>
-            </m:r>
-          </m:sub>
-        </m:sSub>
-      </m:oMath>
-      <w:r>
-        <w:t xml:space="preserve"> </w:t>
-      </w:r>
-      <w:r>
-        <w:t xml:space="preserve">marks the onset of early mortality — useful for risk management — while</w:t>
-      </w:r>
-      <w:r>
-        <w:t xml:space="preserve"> </w:t>
-      </w:r>
-      <m:oMath>
-        <m:sSub>
-          <m:e>
-            <m:r>
-              <m:t>t</m:t>
-            </m:r>
-          </m:e>
-          <m:sub>
-            <m:r>
-              <m:t>90</m:t>
-            </m:r>
-          </m:sub>
-        </m:sSub>
-      </m:oMath>
-      <w:r>
-        <w:t xml:space="preserve"> </w:t>
-      </w:r>
-      <w:r>
-        <w:t xml:space="preserve">is closer to a population-collapse threshold. As with</w:t>
-      </w:r>
-      <w:r>
-        <w:t xml:space="preserve"> </w:t>
-      </w:r>
-      <m:oMath>
-        <m:sSub>
-          <m:e>
-            <m:r>
-              <m:t>t</m:t>
-            </m:r>
-          </m:e>
-          <m:sub>
-            <m:r>
-              <m:t>50</m:t>
-            </m:r>
-          </m:sub>
-        </m:sSub>
-      </m:oMath>
-      <w:r>
-        <w:t xml:space="preserve">, every prediction inherits the joint posterior, so uncertainty bands can be reported alongside the population-level median.</w:t>
-      </w:r>
-    </w:p>
-    <w:p>
-      <w:pPr>
-        <w:pStyle w:val="BodyText"/>
-      </w:pPr>
-      <w:r>
-        <w:t xml:space="preserve">Importantly, the slope</w:t>
-      </w:r>
-      <w:r>
-        <w:t xml:space="preserve"> </w:t>
-      </w:r>
-      <m:oMath>
-        <m:sSub>
-          <m:e>
-            <m:r>
-              <m:t>β</m:t>
-            </m:r>
-          </m:e>
-          <m:sub>
-            <m:r>
-              <m:t>1</m:t>
-            </m:r>
-          </m:sub>
-        </m:sSub>
-      </m:oMath>
-      <w:r>
-        <w:t xml:space="preserve"> </w:t>
-      </w:r>
-      <w:r>
-        <w:t xml:space="preserve">— and hence</w:t>
-      </w:r>
-      <w:r>
-        <w:t xml:space="preserve"> </w:t>
-      </w:r>
-      <m:oMath>
-        <m:r>
-          <m:t>z</m:t>
-        </m:r>
-      </m:oMath>
-      <w:r>
-        <w:t xml:space="preserve"> </w:t>
-      </w:r>
-      <w:r>
-        <w:t xml:space="preserve">— is robust to estimated asymptotes because the asymmetry correction</w:t>
-      </w:r>
-      <w:r>
-        <w:t xml:space="preserve"> </w:t>
-      </w:r>
-      <m:oMath>
-        <m:f>
-          <m:fPr>
-            <m:type m:val="lin"/>
-          </m:fPr>
-          <m:num>
-            <m:r>
-              <m:t>1</m:t>
-            </m:r>
-          </m:num>
-          <m:den>
-            <m:r>
-              <m:t>k</m:t>
-            </m:r>
-          </m:den>
-        </m:f>
-        <m:r>
-          <m:rPr>
-            <m:sty m:val="p"/>
-          </m:rPr>
-          <m:t>log</m:t>
-        </m:r>
-        <m:f>
-          <m:fPr>
-            <m:type m:val="lin"/>
-          </m:fPr>
-          <m:num>
-            <m:r>
-              <m:rPr>
-                <m:nor/>
-                <m:sty m:val="p"/>
-              </m:rPr>
-              <m:t>up</m:t>
-            </m:r>
-            <m:r>
-              <m:rPr>
-                <m:sty m:val="p"/>
-              </m:rPr>
-              <m:t>−</m:t>
-            </m:r>
-            <m:r>
-              <m:t>0.5</m:t>
-            </m:r>
-          </m:num>
-          <m:den>
-            <m:r>
-              <m:t>0.5</m:t>
-            </m:r>
-            <m:r>
-              <m:rPr>
-                <m:sty m:val="p"/>
-              </m:rPr>
-              <m:t>−</m:t>
-            </m:r>
-            <m:r>
-              <m:rPr>
-                <m:nor/>
-                <m:sty m:val="p"/>
-              </m:rPr>
-              <m:t>low</m:t>
-            </m:r>
-          </m:den>
-        </m:f>
-      </m:oMath>
-      <w:r>
-        <w:t xml:space="preserve"> </w:t>
-      </w:r>
-      <w:r>
-        <w:t xml:space="preserve">does not depend on</w:t>
-      </w:r>
-      <w:r>
-        <w:t xml:space="preserve"> </w:t>
-      </w:r>
-      <m:oMath>
-        <m:r>
-          <m:t>T</m:t>
-        </m:r>
-      </m:oMath>
-      <w:r>
-        <w:t xml:space="preserve">. Instead, it shifts</w:t>
-      </w:r>
-      <w:r>
-        <w:t xml:space="preserve"> </w:t>
-      </w:r>
-      <m:oMath>
-        <m:sSub>
-          <m:e>
-            <m:r>
-              <m:rPr>
-                <m:sty m:val="p"/>
-              </m:rPr>
-              <m:t>log</m:t>
-            </m:r>
-          </m:e>
-          <m:sub>
-            <m:r>
-              <m:t>10</m:t>
-            </m:r>
-          </m:sub>
-        </m:sSub>
-        <m:sSub>
-          <m:e>
-            <m:r>
-              <m:t>t</m:t>
-            </m:r>
-          </m:e>
-          <m:sub>
-            <m:r>
-              <m:t>50</m:t>
-            </m:r>
-          </m:sub>
-        </m:sSub>
-      </m:oMath>
-      <w:r>
-        <w:t xml:space="preserve"> </w:t>
-      </w:r>
-      <w:r>
-        <w:t xml:space="preserve">vertically without changing the slope. In contrast, threshold summaries are not robust in this way; when partial mortality or sparse data do not estimate the asymptotes to be around 0 and 1, the asymmetry correction must be retained — added to the naive</w:t>
-      </w:r>
-      <w:r>
-        <w:t xml:space="preserve"> </w:t>
-      </w:r>
-      <m:oMath>
-        <m:sSub>
-          <m:e>
-            <m:r>
-              <m:rPr>
-                <m:sty m:val="p"/>
-              </m:rPr>
-              <m:t>log</m:t>
-            </m:r>
-          </m:e>
-          <m:sub>
-            <m:r>
-              <m:t>10</m:t>
-            </m:r>
-          </m:sub>
-        </m:sSub>
-        <m:sSub>
-          <m:e>
-            <m:r>
-              <m:t>t</m:t>
-            </m:r>
-          </m:e>
-          <m:sub>
-            <m:r>
-              <m:t>50</m:t>
-            </m:r>
-          </m:sub>
-        </m:sSub>
-      </m:oMath>
-      <w:r>
-        <w:t xml:space="preserve"> </w:t>
-      </w:r>
-      <w:r>
-        <w:t xml:space="preserve">(</w:t>
-      </w:r>
-      <w:hyperlink w:anchor="eq-lt50-corrected">
-        <w:r>
-          <w:rPr>
-            <w:rStyle w:val="Hyperlink"/>
-          </w:rPr>
-          <w:t xml:space="preserve">Equation 6</w:t>
-        </w:r>
-      </w:hyperlink>
-      <w:r>
-        <w:t xml:space="preserve">) and subtracted, after division by the slope (to convert the vertical shift in</w:t>
-      </w:r>
-      <w:r>
-        <w:t xml:space="preserve"> </w:t>
-      </w:r>
-      <m:oMath>
-        <m:sSub>
-          <m:e>
-            <m:r>
-              <m:rPr>
-                <m:sty m:val="p"/>
-              </m:rPr>
-              <m:t>log</m:t>
-            </m:r>
-          </m:e>
-          <m:sub>
-            <m:r>
-              <m:t>10</m:t>
-            </m:r>
-          </m:sub>
-        </m:sSub>
-        <m:sSub>
-          <m:e>
-            <m:r>
-              <m:t>t</m:t>
-            </m:r>
-          </m:e>
-          <m:sub>
-            <m:r>
-              <m:t>50</m:t>
-            </m:r>
-          </m:sub>
-        </m:sSub>
-      </m:oMath>
-      <w:r>
-        <w:t xml:space="preserve"> </w:t>
-      </w:r>
-      <w:r>
-        <w:t xml:space="preserve">into the corresponding shift in temperature), from the naive</w:t>
-      </w:r>
-      <w:r>
-        <w:t xml:space="preserve"> </w:t>
-      </w:r>
-      <m:oMath>
-        <m:r>
-          <m:t>C</m:t>
-        </m:r>
-        <m:sSub>
-          <m:e>
-            <m:r>
-              <m:t>T</m:t>
-            </m:r>
-          </m:e>
-          <m:sub>
-            <m:r>
-              <m:t>m</m:t>
-            </m:r>
-            <m:r>
-              <m:t>a</m:t>
-            </m:r>
-            <m:r>
-              <m:t>x</m:t>
-            </m:r>
-          </m:sub>
-        </m:sSub>
-      </m:oMath>
-      <w:r>
-        <w:t xml:space="preserve"> </w:t>
-      </w:r>
-      <w:r>
-        <w:t xml:space="preserve">(</w:t>
-      </w:r>
-      <w:hyperlink w:anchor="eq-ctmax-corrected">
-        <w:r>
-          <w:rPr>
-            <w:rStyle w:val="Hyperlink"/>
-          </w:rPr>
-          <w:t xml:space="preserve">Equation 7</w:t>
-        </w:r>
-      </w:hyperlink>
-      <w:r>
-        <w:t xml:space="preserve">):</w:t>
-      </w:r>
-    </w:p>
-    <w:p>
-      <w:pPr>
-        <w:pStyle w:val="BodyText"/>
-      </w:pPr>
-      <w:bookmarkStart w:id="28" w:name="eq-lt50-corrected"/>
-      <m:oMathPara>
-        <m:oMathParaPr>
-          <m:jc m:val="center"/>
-        </m:oMathParaPr>
-        <m:oMath>
-          <m:sSub>
-            <m:e>
-              <m:r>
-                <m:rPr>
-                  <m:sty m:val="p"/>
-                </m:rPr>
-                <m:t>log</m:t>
-              </m:r>
-            </m:e>
-            <m:sub>
-              <m:r>
-                <m:t>10</m:t>
-              </m:r>
-            </m:sub>
-          </m:sSub>
-          <m:sSub>
-            <m:e>
-              <m:r>
-                <m:t>t</m:t>
-              </m:r>
-            </m:e>
-            <m:sub>
-              <m:r>
-                <m:t>50</m:t>
-              </m:r>
-            </m:sub>
-          </m:sSub>
-          <m:d>
-            <m:dPr>
-              <m:begChr m:val="("/>
-              <m:sepChr m:val=""/>
-              <m:endChr m:val=")"/>
-              <m:grow/>
-            </m:dPr>
-            <m:e>
-              <m:r>
-                <m:t>T</m:t>
-              </m:r>
-            </m:e>
-          </m:d>
-          <m:r>
-            <m:t> </m:t>
-          </m:r>
-          <m:r>
-            <m:rPr>
-              <m:sty m:val="p"/>
-            </m:rPr>
-            <m:t>=</m:t>
-          </m:r>
-          <m:r>
-            <m:t> </m:t>
-          </m:r>
-          <m:limLow>
-            <m:e>
-              <m:limLow>
-                <m:e>
-                  <m:sSub>
-                    <m:e>
-                      <m:r>
-                        <m:t>β</m:t>
-                      </m:r>
-                    </m:e>
-                    <m:sub>
-                      <m:r>
-                        <m:t>0</m:t>
-                      </m:r>
-                    </m:sub>
-                  </m:sSub>
-                  <m:r>
-                    <m:rPr>
-                      <m:sty m:val="p"/>
-                    </m:rPr>
-                    <m:t>+</m:t>
-                  </m:r>
-                  <m:sSub>
-                    <m:e>
-                      <m:r>
-                        <m:t>β</m:t>
-                      </m:r>
-                    </m:e>
-                    <m:sub>
-                      <m:r>
-                        <m:t>1</m:t>
-                      </m:r>
-                    </m:sub>
-                  </m:sSub>
-                  <m:d>
-                    <m:dPr>
-                      <m:begChr m:val="("/>
-                      <m:sepChr m:val=""/>
-                      <m:endChr m:val=")"/>
-                      <m:grow/>
-                    </m:dPr>
-                    <m:e>
-                      <m:r>
-                        <m:t>T</m:t>
-                      </m:r>
-                      <m:r>
-                        <m:rPr>
-                          <m:sty m:val="p"/>
-                        </m:rPr>
-                        <m:t>−</m:t>
-                      </m:r>
-                      <m:acc>
-                        <m:accPr>
-                          <m:chr m:val="‾"/>
-                        </m:accPr>
-                        <m:e>
-                          <m:r>
-                            <m:t>T</m:t>
-                          </m:r>
-                        </m:e>
-                      </m:acc>
-                    </m:e>
-                  </m:d>
-                </m:e>
-                <m:lim>
-                  <m:r>
-                    <m:rPr>
-                      <m:sty m:val="p"/>
-                    </m:rPr>
-                    <m:t>⏟</m:t>
-                  </m:r>
-                </m:lim>
-              </m:limLow>
-            </m:e>
-            <m:lim>
-              <m:r>
-                <m:rPr>
-                  <m:nor/>
-                  <m:sty m:val="p"/>
-                </m:rPr>
-                <m:t>naive estimate</m:t>
-              </m:r>
-            </m:lim>
-          </m:limLow>
-          <m:r>
-            <m:t> </m:t>
-          </m:r>
-          <m:r>
-            <m:rPr>
-              <m:sty m:val="p"/>
-            </m:rPr>
-            <m:t>+</m:t>
-          </m:r>
-          <m:r>
-            <m:t> </m:t>
-          </m:r>
-          <m:limLow>
-            <m:e>
-              <m:limLow>
-                <m:e>
-                  <m:f>
-                    <m:fPr>
-                      <m:type m:val="lin"/>
-                    </m:fPr>
-                    <m:num>
-                      <m:r>
-                        <m:t>1</m:t>
-                      </m:r>
-                    </m:num>
-                    <m:den>
-                      <m:r>
-                        <m:t>k</m:t>
-                      </m:r>
-                    </m:den>
-                  </m:f>
-                  <m:r>
-                    <m:rPr>
-                      <m:sty m:val="p"/>
-                    </m:rPr>
-                    <m:t>log</m:t>
-                  </m:r>
-                  <m:r>
-                    <m:t>​</m:t>
-                  </m:r>
-                  <m:f>
-                    <m:fPr>
-                      <m:type m:val="lin"/>
-                    </m:fPr>
-                    <m:num>
-                      <m:r>
-                        <m:rPr>
-                          <m:nor/>
-                          <m:sty m:val="p"/>
-                        </m:rPr>
-                        <m:t>up</m:t>
-                      </m:r>
-                      <m:r>
-                        <m:rPr>
-                          <m:sty m:val="p"/>
-                        </m:rPr>
-                        <m:t>−</m:t>
-                      </m:r>
-                      <m:r>
-                        <m:t>0.5</m:t>
-                      </m:r>
-                    </m:num>
-                    <m:den>
-                      <m:r>
-                        <m:t>0.5</m:t>
-                      </m:r>
-                      <m:r>
-                        <m:rPr>
-                          <m:sty m:val="p"/>
-                        </m:rPr>
-                        <m:t>−</m:t>
-                      </m:r>
-                      <m:r>
-                        <m:rPr>
-                          <m:nor/>
-                          <m:sty m:val="p"/>
-                        </m:rPr>
-                        <m:t>low</m:t>
-                      </m:r>
-                    </m:den>
-                  </m:f>
-                </m:e>
-                <m:lim>
-                  <m:r>
-                    <m:rPr>
-                      <m:sty m:val="p"/>
-                    </m:rPr>
-                    <m:t>⏟</m:t>
-                  </m:r>
-                </m:lim>
-              </m:limLow>
-            </m:e>
-            <m:lim>
-              <m:r>
-                <m:rPr>
-                  <m:nor/>
-                  <m:sty m:val="p"/>
-                </m:rPr>
-                <m:t>correction</m:t>
-              </m:r>
-            </m:lim>
-          </m:limLow>
-          <m:r>
-            <m:rPr>
-              <m:sty m:val="p"/>
-            </m:rPr>
-            <m:t>,</m:t>
-          </m:r>
-          <m:r>
-            <m:t>  </m:t>
-          </m:r>
-          <m:d>
-            <m:dPr>
-              <m:begChr m:val="("/>
-              <m:sepChr m:val=""/>
-              <m:endChr m:val=")"/>
-              <m:grow/>
-            </m:dPr>
-            <m:e>
-              <m:r>
                 <m:t>6</m:t>
               </m:r>
             </m:e>
@@ -7046,394 +6184,48 @@
       <w:pPr>
         <w:pStyle w:val="FirstParagraph"/>
       </w:pPr>
-      <w:bookmarkStart w:id="29" w:name="eq-ctmax-corrected"/>
-      <m:oMathPara>
-        <m:oMathParaPr>
-          <m:jc m:val="center"/>
-        </m:oMathParaPr>
-        <m:oMath>
-          <m:r>
-            <m:t>C</m:t>
-          </m:r>
-          <m:sSub>
-            <m:e>
-              <m:r>
-                <m:t>T</m:t>
-              </m:r>
-            </m:e>
-            <m:sub>
-              <m:r>
-                <m:t>m</m:t>
-              </m:r>
-              <m:r>
-                <m:t>a</m:t>
-              </m:r>
-              <m:r>
-                <m:t>x</m:t>
-              </m:r>
-            </m:sub>
-          </m:sSub>
-          <m:d>
-            <m:dPr>
-              <m:begChr m:val="("/>
-              <m:sepChr m:val=""/>
-              <m:endChr m:val=")"/>
-              <m:grow/>
-            </m:dPr>
-            <m:e>
-              <m:sSub>
-                <m:e>
-                  <m:r>
-                    <m:t>t</m:t>
-                  </m:r>
-                </m:e>
-                <m:sub>
-                  <m:r>
-                    <m:rPr>
-                      <m:nor/>
-                      <m:sty m:val="p"/>
-                    </m:rPr>
-                    <m:t>ref</m:t>
-                  </m:r>
-                </m:sub>
-              </m:sSub>
-            </m:e>
-          </m:d>
-          <m:r>
-            <m:t> </m:t>
-          </m:r>
-          <m:r>
-            <m:rPr>
-              <m:sty m:val="p"/>
-            </m:rPr>
-            <m:t>=</m:t>
-          </m:r>
-          <m:r>
-            <m:t> </m:t>
-          </m:r>
-          <m:limLow>
-            <m:e>
-              <m:limLow>
-                <m:e>
-                  <m:f>
-                    <m:fPr>
-                      <m:type m:val="bar"/>
-                    </m:fPr>
-                    <m:num>
-                      <m:sSub>
-                        <m:e>
-                          <m:r>
-                            <m:rPr>
-                              <m:sty m:val="p"/>
-                            </m:rPr>
-                            <m:t>log</m:t>
-                          </m:r>
-                        </m:e>
-                        <m:sub>
-                          <m:r>
-                            <m:t>10</m:t>
-                          </m:r>
-                        </m:sub>
-                      </m:sSub>
-                      <m:sSub>
-                        <m:e>
-                          <m:r>
-                            <m:t>t</m:t>
-                          </m:r>
-                        </m:e>
-                        <m:sub>
-                          <m:r>
-                            <m:rPr>
-                              <m:nor/>
-                              <m:sty m:val="p"/>
-                            </m:rPr>
-                            <m:t>ref</m:t>
-                          </m:r>
-                        </m:sub>
-                      </m:sSub>
-                      <m:r>
-                        <m:rPr>
-                          <m:sty m:val="p"/>
-                        </m:rPr>
-                        <m:t>−</m:t>
-                      </m:r>
-                      <m:sSub>
-                        <m:e>
-                          <m:r>
-                            <m:t>β</m:t>
-                          </m:r>
-                        </m:e>
-                        <m:sub>
-                          <m:r>
-                            <m:t>0</m:t>
-                          </m:r>
-                        </m:sub>
-                      </m:sSub>
-                      <m:r>
-                        <m:rPr>
-                          <m:sty m:val="p"/>
-                        </m:rPr>
-                        <m:t>+</m:t>
-                      </m:r>
-                      <m:sSub>
-                        <m:e>
-                          <m:r>
-                            <m:t>β</m:t>
-                          </m:r>
-                        </m:e>
-                        <m:sub>
-                          <m:r>
-                            <m:t>1</m:t>
-                          </m:r>
-                        </m:sub>
-                      </m:sSub>
-                      <m:acc>
-                        <m:accPr>
-                          <m:chr m:val="‾"/>
-                        </m:accPr>
-                        <m:e>
-                          <m:r>
-                            <m:t>T</m:t>
-                          </m:r>
-                        </m:e>
-                      </m:acc>
-                    </m:num>
-                    <m:den>
-                      <m:sSub>
-                        <m:e>
-                          <m:r>
-                            <m:t>β</m:t>
-                          </m:r>
-                        </m:e>
-                        <m:sub>
-                          <m:r>
-                            <m:t>1</m:t>
-                          </m:r>
-                        </m:sub>
-                      </m:sSub>
-                    </m:den>
-                  </m:f>
-                </m:e>
-                <m:lim>
-                  <m:r>
-                    <m:rPr>
-                      <m:sty m:val="p"/>
-                    </m:rPr>
-                    <m:t>⏟</m:t>
-                  </m:r>
-                </m:lim>
-              </m:limLow>
-            </m:e>
-            <m:lim>
-              <m:r>
-                <m:rPr>
-                  <m:nor/>
-                  <m:sty m:val="p"/>
-                </m:rPr>
-                <m:t>naive estimate</m:t>
-              </m:r>
-            </m:lim>
-          </m:limLow>
-          <m:r>
-            <m:t> </m:t>
-          </m:r>
-          <m:r>
-            <m:rPr>
-              <m:sty m:val="p"/>
-            </m:rPr>
-            <m:t>−</m:t>
-          </m:r>
-          <m:r>
-            <m:t> </m:t>
-          </m:r>
-          <m:limLow>
-            <m:e>
-              <m:limLow>
-                <m:e>
-                  <m:f>
-                    <m:fPr>
-                      <m:type m:val="lin"/>
-                    </m:fPr>
-                    <m:num>
-                      <m:r>
-                        <m:t>1</m:t>
-                      </m:r>
-                    </m:num>
-                    <m:den>
-                      <m:sSub>
-                        <m:e>
-                          <m:r>
-                            <m:t>β</m:t>
-                          </m:r>
-                        </m:e>
-                        <m:sub>
-                          <m:r>
-                            <m:t>1</m:t>
-                          </m:r>
-                        </m:sub>
-                      </m:sSub>
-                    </m:den>
-                  </m:f>
-                  <m:r>
-                    <m:rPr>
-                      <m:sty m:val="p"/>
-                    </m:rPr>
-                    <m:t>⋅</m:t>
-                  </m:r>
-                  <m:f>
-                    <m:fPr>
-                      <m:type m:val="lin"/>
-                    </m:fPr>
-                    <m:num>
-                      <m:r>
-                        <m:t>1</m:t>
-                      </m:r>
-                    </m:num>
-                    <m:den>
-                      <m:r>
-                        <m:t>k</m:t>
-                      </m:r>
-                    </m:den>
-                  </m:f>
-                  <m:r>
-                    <m:rPr>
-                      <m:sty m:val="p"/>
-                    </m:rPr>
-                    <m:t>log</m:t>
-                  </m:r>
-                  <m:r>
-                    <m:t>​</m:t>
-                  </m:r>
-                  <m:f>
-                    <m:fPr>
-                      <m:type m:val="lin"/>
-                    </m:fPr>
-                    <m:num>
-                      <m:r>
-                        <m:rPr>
-                          <m:nor/>
-                          <m:sty m:val="p"/>
-                        </m:rPr>
-                        <m:t>up</m:t>
-                      </m:r>
-                      <m:r>
-                        <m:rPr>
-                          <m:sty m:val="p"/>
-                        </m:rPr>
-                        <m:t>−</m:t>
-                      </m:r>
-                      <m:r>
-                        <m:t>0.5</m:t>
-                      </m:r>
-                    </m:num>
-                    <m:den>
-                      <m:r>
-                        <m:t>0.5</m:t>
-                      </m:r>
-                      <m:r>
-                        <m:rPr>
-                          <m:sty m:val="p"/>
-                        </m:rPr>
-                        <m:t>−</m:t>
-                      </m:r>
-                      <m:r>
-                        <m:rPr>
-                          <m:nor/>
-                          <m:sty m:val="p"/>
-                        </m:rPr>
-                        <m:t>low</m:t>
-                      </m:r>
-                    </m:den>
-                  </m:f>
-                </m:e>
-                <m:lim>
-                  <m:r>
-                    <m:rPr>
-                      <m:sty m:val="p"/>
-                    </m:rPr>
-                    <m:t>⏟</m:t>
-                  </m:r>
-                </m:lim>
-              </m:limLow>
-            </m:e>
-            <m:lim>
-              <m:r>
-                <m:rPr>
-                  <m:nor/>
-                  <m:sty m:val="p"/>
-                </m:rPr>
-                <m:t>correction</m:t>
-              </m:r>
-            </m:lim>
-          </m:limLow>
-          <m:r>
-            <m:rPr>
-              <m:sty m:val="p"/>
-            </m:rPr>
-            <m:t>.</m:t>
-          </m:r>
-          <m:r>
-            <m:t>  </m:t>
-          </m:r>
-          <m:d>
-            <m:dPr>
-              <m:begChr m:val="("/>
-              <m:sepChr m:val=""/>
-              <m:endChr m:val=")"/>
-              <m:grow/>
-            </m:dPr>
-            <m:e>
-              <m:r>
-                <m:t>7</m:t>
-              </m:r>
-            </m:e>
-          </m:d>
-        </m:oMath>
-      </m:oMathPara>
-      <w:bookmarkEnd w:id="29"/>
-    </w:p>
-    <w:p>
-      <w:pPr>
-        <w:pStyle w:val="FirstParagraph"/>
-      </w:pPr>
-      <w:r>
-        <w:t xml:space="preserve">In practice, however, these corrections may not be needed so long as the experimental design includes treatments that span the full mortality range which anchors</w:t>
-      </w:r>
-      <w:r>
-        <w:t xml:space="preserve"> </w:t>
-      </w:r>
-      <m:oMath>
-        <m:r>
-          <m:rPr>
-            <m:nor/>
-            <m:sty m:val="p"/>
-          </m:rPr>
-          <m:t>low</m:t>
-        </m:r>
-      </m:oMath>
-      <w:r>
-        <w:t xml:space="preserve"> </w:t>
-      </w:r>
-      <w:r>
-        <w:t xml:space="preserve">and</w:t>
-      </w:r>
-      <w:r>
-        <w:t xml:space="preserve"> </w:t>
-      </w:r>
-      <m:oMath>
-        <m:r>
-          <m:rPr>
-            <m:nor/>
-            <m:sty m:val="p"/>
-          </m:rPr>
-          <m:t>up</m:t>
-        </m:r>
-      </m:oMath>
-      <w:r>
-        <w:t xml:space="preserve"> </w:t>
-      </w:r>
-      <w:r>
-        <w:t xml:space="preserve">tightly near 1 and 0 and makes the correction term effectively zero. When this is the case,</w:t>
+      <m:oMath>
+        <m:r>
+          <m:t>C</m:t>
+        </m:r>
+        <m:sSub>
+          <m:e>
+            <m:r>
+              <m:t>T</m:t>
+            </m:r>
+          </m:e>
+          <m:sub>
+            <m:r>
+              <m:t>m</m:t>
+            </m:r>
+            <m:r>
+              <m:t>a</m:t>
+            </m:r>
+            <m:r>
+              <m:t>x</m:t>
+            </m:r>
+          </m:sub>
+        </m:sSub>
+      </m:oMath>
+      <w:r>
+        <w:t xml:space="preserve"> </w:t>
+      </w:r>
+      <w:r>
+        <w:t xml:space="preserve">is then adjusted in accordance through the correction factor in</w:t>
+      </w:r>
+      <w:r>
+        <w:t xml:space="preserve"> </w:t>
+      </w:r>
+      <w:hyperlink w:anchor="eq-ctmax-corrected">
+        <w:r>
+          <w:rPr>
+            <w:rStyle w:val="Hyperlink"/>
+          </w:rPr>
+          <w:t xml:space="preserve">Equation 5</w:t>
+        </w:r>
+      </w:hyperlink>
+      <w:r>
+        <w:t xml:space="preserve">. Importantly, there may be situations where computing absolute</w:t>
       </w:r>
       <w:r>
         <w:t xml:space="preserve"> </w:t>
@@ -7462,7 +6254,7 @@
           </m:e>
           <m:sub>
             <m:r>
-              <m:t>50</m:t>
+              <m:t>x</m:t>
             </m:r>
           </m:sub>
         </m:sSub>
@@ -7471,275 +6263,49 @@
         <w:t xml:space="preserve"> </w:t>
       </w:r>
       <w:r>
-        <w:t xml:space="preserve">and</w:t>
-      </w:r>
-      <w:r>
-        <w:t xml:space="preserve"> </w:t>
-      </w:r>
-      <m:oMath>
-        <m:r>
-          <m:t>C</m:t>
-        </m:r>
+        <w:t xml:space="preserve">based on a sample reaching a given probability threshold is less ideal because of differences in baseline survival at the start of experiments. Instead, one might be interested in calculating what we refer to as</w:t>
+      </w:r>
+      <w:r>
+        <w:t xml:space="preserve"> </w:t>
+      </w:r>
+      <w:r>
+        <w:t xml:space="preserve">‘relative</w:t>
+      </w:r>
+      <w:r>
+        <w:t xml:space="preserve"> </w:t>
+      </w:r>
+      <m:oMath>
         <m:sSub>
           <m:e>
             <m:r>
-              <m:t>T</m:t>
+              <m:t>t</m:t>
             </m:r>
           </m:e>
           <m:sub>
             <m:r>
-              <m:t>m</m:t>
-            </m:r>
-            <m:r>
-              <m:t>a</m:t>
-            </m:r>
-            <m:r>
-              <m:t>x</m:t>
+              <m:t>50</m:t>
             </m:r>
           </m:sub>
         </m:sSub>
       </m:oMath>
       <w:r>
-        <w:t xml:space="preserve"> </w:t>
-      </w:r>
-      <w:r>
-        <w:t xml:space="preserve">can be read directly from the naive forms in</w:t>
-      </w:r>
-      <w:r>
-        <w:t xml:space="preserve"> </w:t>
-      </w:r>
-      <w:hyperlink w:anchor="eq-lt50-corrected">
-        <w:r>
-          <w:rPr>
-            <w:rStyle w:val="Hyperlink"/>
-          </w:rPr>
-          <w:t xml:space="preserve">Equation 6</w:t>
-        </w:r>
-      </w:hyperlink>
-      <w:r>
-        <w:t xml:space="preserve"> </w:t>
-      </w:r>
-      <w:r>
-        <w:t xml:space="preserve">and</w:t>
-      </w:r>
-      <w:r>
-        <w:t xml:space="preserve"> </w:t>
-      </w:r>
-      <w:hyperlink w:anchor="eq-ctmax-corrected">
-        <w:r>
-          <w:rPr>
-            <w:rStyle w:val="Hyperlink"/>
-          </w:rPr>
-          <w:t xml:space="preserve">Equation 7</w:t>
-        </w:r>
-      </w:hyperlink>
-      <w:r>
-        <w:t xml:space="preserve">. Regardless, we recommend using the correction factor as a safeguard. However, computing both the naive and corrected estimates and comparing them is a useful sensitivity check for whether the correction is needed in any given dataset.</w:t>
-      </w:r>
-    </w:p>
-    <w:bookmarkEnd w:id="30"/>
-    <w:bookmarkStart w:id="34" w:name="X748caa9d6c5389c1517c1b3b0c0fd7ca3896022"/>
-    <w:p>
-      <w:pPr>
-        <w:pStyle w:val="Heading1"/>
-      </w:pPr>
-      <w:r>
-        <w:t xml:space="preserve">Predicting heat injury and survival under dynamic thermal environments</w:t>
-      </w:r>
-    </w:p>
-    <w:p>
-      <w:pPr>
-        <w:pStyle w:val="FirstParagraph"/>
-      </w:pPr>
-      <w:r>
-        <w:t xml:space="preserve">A particularly powerful aspect of TLS models are their ability to translate dynamic temperature times series’ from nature to predict heat injury (HI) accumulation and thus population survival probability</w:t>
-      </w:r>
-      <w:r>
-        <w:t xml:space="preserve"> </w:t>
-      </w:r>
-      <w:r>
-        <w:t xml:space="preserve">(</w:t>
-      </w:r>
-      <w:hyperlink w:anchor="ref-jorgensen_unifying_2021">
-        <w:r>
-          <w:rPr>
-            <w:rStyle w:val="Hyperlink"/>
-          </w:rPr>
-          <w:t xml:space="preserve">Jørgensen</w:t>
-        </w:r>
-        <w:r>
-          <w:rPr>
-            <w:rStyle w:val="Hyperlink"/>
-          </w:rPr>
-          <w:t xml:space="preserve"> </w:t>
-        </w:r>
-        <w:r>
-          <w:rPr>
-            <w:rStyle w:val="Hyperlink"/>
-            <w:i/>
-            <w:iCs/>
-          </w:rPr>
-          <w:t xml:space="preserve">et al.</w:t>
-        </w:r>
-        <w:r>
-          <w:rPr>
-            <w:rStyle w:val="Hyperlink"/>
-          </w:rPr>
-          <w:t xml:space="preserve"> </w:t>
-        </w:r>
-        <w:r>
-          <w:rPr>
-            <w:rStyle w:val="Hyperlink"/>
-          </w:rPr>
-          <w:t xml:space="preserve">2021</w:t>
-        </w:r>
-      </w:hyperlink>
-      <w:r>
-        <w:t xml:space="preserve">;</w:t>
-      </w:r>
-      <w:r>
-        <w:t xml:space="preserve"> </w:t>
-      </w:r>
-      <w:hyperlink w:anchor="ref-li2023">
-        <w:r>
-          <w:rPr>
-            <w:rStyle w:val="Hyperlink"/>
-          </w:rPr>
-          <w:t xml:space="preserve">Li</w:t>
-        </w:r>
-        <w:r>
-          <w:rPr>
-            <w:rStyle w:val="Hyperlink"/>
-          </w:rPr>
-          <w:t xml:space="preserve"> </w:t>
-        </w:r>
-        <w:r>
-          <w:rPr>
-            <w:rStyle w:val="Hyperlink"/>
-            <w:i/>
-            <w:iCs/>
-          </w:rPr>
-          <w:t xml:space="preserve">et al.</w:t>
-        </w:r>
-        <w:r>
-          <w:rPr>
-            <w:rStyle w:val="Hyperlink"/>
-          </w:rPr>
-          <w:t xml:space="preserve"> </w:t>
-        </w:r>
-        <w:r>
-          <w:rPr>
-            <w:rStyle w:val="Hyperlink"/>
-          </w:rPr>
-          <w:t xml:space="preserve">2023</w:t>
-        </w:r>
-      </w:hyperlink>
-      <w:r>
-        <w:t xml:space="preserve">;</w:t>
-      </w:r>
-      <w:r>
-        <w:t xml:space="preserve"> </w:t>
-      </w:r>
-      <w:hyperlink w:anchor="ref-orsted_finding_2022">
-        <w:r>
-          <w:rPr>
-            <w:rStyle w:val="Hyperlink"/>
-          </w:rPr>
-          <w:t xml:space="preserve">Ørsted</w:t>
-        </w:r>
-        <w:r>
-          <w:rPr>
-            <w:rStyle w:val="Hyperlink"/>
-          </w:rPr>
-          <w:t xml:space="preserve"> </w:t>
-        </w:r>
-        <w:r>
-          <w:rPr>
-            <w:rStyle w:val="Hyperlink"/>
-            <w:i/>
-            <w:iCs/>
-          </w:rPr>
-          <w:t xml:space="preserve">et al.</w:t>
-        </w:r>
-        <w:r>
-          <w:rPr>
-            <w:rStyle w:val="Hyperlink"/>
-          </w:rPr>
-          <w:t xml:space="preserve"> </w:t>
-        </w:r>
-        <w:r>
-          <w:rPr>
-            <w:rStyle w:val="Hyperlink"/>
-          </w:rPr>
-          <w:t xml:space="preserve">2022</w:t>
-        </w:r>
-      </w:hyperlink>
-      <w:r>
-        <w:t xml:space="preserve">,</w:t>
-      </w:r>
-      <w:r>
-        <w:t xml:space="preserve"> </w:t>
-      </w:r>
-      <w:hyperlink w:anchor="ref-orsted_suzukii_2024">
-        <w:r>
-          <w:rPr>
-            <w:rStyle w:val="Hyperlink"/>
-          </w:rPr>
-          <w:t xml:space="preserve">2024</w:t>
-        </w:r>
-      </w:hyperlink>
-      <w:r>
-        <w:t xml:space="preserve">;</w:t>
-      </w:r>
-      <w:r>
-        <w:t xml:space="preserve"> </w:t>
-      </w:r>
-      <w:hyperlink w:anchor="ref-rezende_drosophila_mortality_2020">
-        <w:r>
-          <w:rPr>
-            <w:rStyle w:val="Hyperlink"/>
-          </w:rPr>
-          <w:t xml:space="preserve">Rezende</w:t>
-        </w:r>
-        <w:r>
-          <w:rPr>
-            <w:rStyle w:val="Hyperlink"/>
-          </w:rPr>
-          <w:t xml:space="preserve"> </w:t>
-        </w:r>
-        <w:r>
-          <w:rPr>
-            <w:rStyle w:val="Hyperlink"/>
-            <w:i/>
-            <w:iCs/>
-          </w:rPr>
-          <w:t xml:space="preserve">et al.</w:t>
-        </w:r>
-        <w:r>
-          <w:rPr>
-            <w:rStyle w:val="Hyperlink"/>
-          </w:rPr>
-          <w:t xml:space="preserve"> </w:t>
-        </w:r>
-        <w:r>
-          <w:rPr>
-            <w:rStyle w:val="Hyperlink"/>
-          </w:rPr>
-          <w:t xml:space="preserve">2020</w:t>
-        </w:r>
-      </w:hyperlink>
-      <w:r>
-        <w:t xml:space="preserve">)</w:t>
-      </w:r>
-      <w:r>
-        <w:t xml:space="preserve">. Heat injury accumulates as the time spent at a given temperature divided by the median lethal time at that temperature, integrated across the temperature trajectory</w:t>
-      </w:r>
-      <w:r>
-        <w:t xml:space="preserve"> </w:t>
-      </w:r>
-      <m:oMath>
-        <m:r>
-          <m:t>T</m:t>
+        <w:t xml:space="preserve">’</w:t>
+      </w:r>
+      <w:r>
+        <w:t xml:space="preserve">, which we define as the time at which survival reaches the midpoint between the upper and lower asymptotes (i.e.,</w:t>
+      </w:r>
+      <w:r>
+        <w:t xml:space="preserve"> </w:t>
+      </w:r>
+      <m:oMath>
+        <m:r>
+          <m:t>p</m:t>
+        </m:r>
+        <m:r>
+          <m:rPr>
+            <m:sty m:val="p"/>
+          </m:rPr>
+          <m:t>=</m:t>
         </m:r>
         <m:d>
           <m:dPr>
@@ -7750,23 +6316,740 @@
           </m:dPr>
           <m:e>
             <m:r>
-              <m:t>i</m:t>
+              <m:rPr>
+                <m:nor/>
+                <m:sty m:val="p"/>
+              </m:rPr>
+              <m:t>up</m:t>
+            </m:r>
+            <m:r>
+              <m:rPr>
+                <m:sty m:val="p"/>
+              </m:rPr>
+              <m:t>+</m:t>
+            </m:r>
+            <m:r>
+              <m:rPr>
+                <m:nor/>
+                <m:sty m:val="p"/>
+              </m:rPr>
+              <m:t>low</m:t>
             </m:r>
           </m:e>
         </m:d>
-      </m:oMath>
-      <w:r>
-        <w:t xml:space="preserve"> </w:t>
-      </w:r>
-      <w:r>
-        <w:t xml:space="preserve">as follows:</w:t>
+        <m:r>
+          <m:rPr>
+            <m:sty m:val="p"/>
+          </m:rPr>
+          <m:t>/</m:t>
+        </m:r>
+        <m:r>
+          <m:t>2</m:t>
+        </m:r>
+      </m:oMath>
+      <w:r>
+        <w:t xml:space="preserve">). By construction,</w:t>
+      </w:r>
+      <w:r>
+        <w:t xml:space="preserve"> </w:t>
+      </w:r>
+      <m:oMath>
+        <m:r>
+          <m:rPr>
+            <m:nor/>
+            <m:sty m:val="p"/>
+          </m:rPr>
+          <m:t>mid</m:t>
+        </m:r>
+      </m:oMath>
+      <w:r>
+        <w:t xml:space="preserve"> </w:t>
+      </w:r>
+      <w:r>
+        <w:rPr>
+          <w:i/>
+          <w:iCs/>
+        </w:rPr>
+        <w:t xml:space="preserve">is</w:t>
+      </w:r>
+      <w:r>
+        <w:t xml:space="preserve"> </w:t>
+      </w:r>
+      <w:r>
+        <w:t xml:space="preserve">relative</w:t>
+      </w:r>
+      <w:r>
+        <w:t xml:space="preserve"> </w:t>
+      </w:r>
+      <m:oMath>
+        <m:sSub>
+          <m:e>
+            <m:r>
+              <m:t>t</m:t>
+            </m:r>
+          </m:e>
+          <m:sub>
+            <m:r>
+              <m:t>50</m:t>
+            </m:r>
+          </m:sub>
+        </m:sSub>
+      </m:oMath>
+      <w:r>
+        <w:t xml:space="preserve"> </w:t>
+      </w:r>
+      <w:r>
+        <w:t xml:space="preserve">at every temperature, so no asymmetry correction is needed.</w:t>
+      </w:r>
+      <w:r>
+        <w:t xml:space="preserve"> </w:t>
+      </w:r>
+      <m:oMath>
+        <m:r>
+          <m:t>C</m:t>
+        </m:r>
+        <m:sSub>
+          <m:e>
+            <m:r>
+              <m:t>T</m:t>
+            </m:r>
+          </m:e>
+          <m:sub>
+            <m:r>
+              <m:t>m</m:t>
+            </m:r>
+            <m:r>
+              <m:t>a</m:t>
+            </m:r>
+            <m:r>
+              <m:t>x</m:t>
+            </m:r>
+          </m:sub>
+        </m:sSub>
+      </m:oMath>
+      <w:r>
+        <w:t xml:space="preserve"> </w:t>
+      </w:r>
+      <w:r>
+        <w:t xml:space="preserve">is read directly from</w:t>
+      </w:r>
+      <w:r>
+        <w:t xml:space="preserve"> </w:t>
+      </w:r>
+      <w:hyperlink w:anchor="eq-mid-temp">
+        <w:r>
+          <w:rPr>
+            <w:rStyle w:val="Hyperlink"/>
+          </w:rPr>
+          <w:t xml:space="preserve">Equation 3</w:t>
+        </w:r>
+      </w:hyperlink>
+      <w:r>
+        <w:t xml:space="preserve"> </w:t>
+      </w:r>
+      <w:r>
+        <w:t xml:space="preserve">as</w:t>
+      </w:r>
+      <w:r>
+        <w:t xml:space="preserve"> </w:t>
+      </w:r>
+      <m:oMath>
+        <m:r>
+          <m:t>C</m:t>
+        </m:r>
+        <m:sSub>
+          <m:e>
+            <m:r>
+              <m:t>T</m:t>
+            </m:r>
+          </m:e>
+          <m:sub>
+            <m:r>
+              <m:t>m</m:t>
+            </m:r>
+            <m:r>
+              <m:t>a</m:t>
+            </m:r>
+            <m:r>
+              <m:t>x</m:t>
+            </m:r>
+          </m:sub>
+        </m:sSub>
+        <m:d>
+          <m:dPr>
+            <m:begChr m:val="("/>
+            <m:sepChr m:val=""/>
+            <m:endChr m:val=")"/>
+            <m:grow/>
+          </m:dPr>
+          <m:e>
+            <m:sSub>
+              <m:e>
+                <m:r>
+                  <m:t>t</m:t>
+                </m:r>
+              </m:e>
+              <m:sub>
+                <m:r>
+                  <m:rPr>
+                    <m:nor/>
+                    <m:sty m:val="p"/>
+                  </m:rPr>
+                  <m:t>ref</m:t>
+                </m:r>
+              </m:sub>
+            </m:sSub>
+          </m:e>
+        </m:d>
+        <m:r>
+          <m:rPr>
+            <m:sty m:val="p"/>
+          </m:rPr>
+          <m:t>=</m:t>
+        </m:r>
+        <m:acc>
+          <m:accPr>
+            <m:chr m:val="‾"/>
+          </m:accPr>
+          <m:e>
+            <m:r>
+              <m:t>T</m:t>
+            </m:r>
+          </m:e>
+        </m:acc>
+        <m:r>
+          <m:rPr>
+            <m:sty m:val="p"/>
+          </m:rPr>
+          <m:t>+</m:t>
+        </m:r>
+        <m:d>
+          <m:dPr>
+            <m:begChr m:val="("/>
+            <m:sepChr m:val=""/>
+            <m:endChr m:val=")"/>
+            <m:grow/>
+          </m:dPr>
+          <m:e>
+            <m:sSub>
+              <m:e>
+                <m:r>
+                  <m:rPr>
+                    <m:sty m:val="p"/>
+                  </m:rPr>
+                  <m:t>log</m:t>
+                </m:r>
+              </m:e>
+              <m:sub>
+                <m:r>
+                  <m:t>10</m:t>
+                </m:r>
+              </m:sub>
+            </m:sSub>
+            <m:sSub>
+              <m:e>
+                <m:r>
+                  <m:t>t</m:t>
+                </m:r>
+              </m:e>
+              <m:sub>
+                <m:r>
+                  <m:rPr>
+                    <m:nor/>
+                    <m:sty m:val="p"/>
+                  </m:rPr>
+                  <m:t>ref</m:t>
+                </m:r>
+              </m:sub>
+            </m:sSub>
+            <m:r>
+              <m:rPr>
+                <m:sty m:val="p"/>
+              </m:rPr>
+              <m:t>−</m:t>
+            </m:r>
+            <m:sSub>
+              <m:e>
+                <m:r>
+                  <m:t>β</m:t>
+                </m:r>
+              </m:e>
+              <m:sub>
+                <m:r>
+                  <m:t>0</m:t>
+                </m:r>
+              </m:sub>
+            </m:sSub>
+          </m:e>
+        </m:d>
+        <m:r>
+          <m:rPr>
+            <m:sty m:val="p"/>
+          </m:rPr>
+          <m:t>/</m:t>
+        </m:r>
+        <m:sSub>
+          <m:e>
+            <m:r>
+              <m:t>β</m:t>
+            </m:r>
+          </m:e>
+          <m:sub>
+            <m:r>
+              <m:t>1</m:t>
+            </m:r>
+          </m:sub>
+        </m:sSub>
+      </m:oMath>
+      <w:r>
+        <w:t xml:space="preserve">. Note that relative and absolute</w:t>
+      </w:r>
+      <w:r>
+        <w:t xml:space="preserve"> </w:t>
+      </w:r>
+      <m:oMath>
+        <m:r>
+          <m:t>C</m:t>
+        </m:r>
+        <m:sSub>
+          <m:e>
+            <m:r>
+              <m:t>T</m:t>
+            </m:r>
+          </m:e>
+          <m:sub>
+            <m:r>
+              <m:t>m</m:t>
+            </m:r>
+            <m:r>
+              <m:t>a</m:t>
+            </m:r>
+            <m:r>
+              <m:t>x</m:t>
+            </m:r>
+          </m:sub>
+        </m:sSub>
+      </m:oMath>
+      <w:r>
+        <w:t xml:space="preserve"> </w:t>
+      </w:r>
+      <w:r>
+        <w:t xml:space="preserve">are numerically equal only when</w:t>
+      </w:r>
+      <w:r>
+        <w:t xml:space="preserve"> </w:t>
+      </w:r>
+      <m:oMath>
+        <m:r>
+          <m:rPr>
+            <m:nor/>
+            <m:sty m:val="p"/>
+          </m:rPr>
+          <m:t>up</m:t>
+        </m:r>
+        <m:r>
+          <m:rPr>
+            <m:sty m:val="p"/>
+          </m:rPr>
+          <m:t>=</m:t>
+        </m:r>
+        <m:r>
+          <m:t>1</m:t>
+        </m:r>
+      </m:oMath>
+      <w:r>
+        <w:t xml:space="preserve"> </w:t>
+      </w:r>
+      <w:r>
+        <w:t xml:space="preserve">and</w:t>
+      </w:r>
+      <w:r>
+        <w:t xml:space="preserve"> </w:t>
+      </w:r>
+      <m:oMath>
+        <m:r>
+          <m:rPr>
+            <m:nor/>
+            <m:sty m:val="p"/>
+          </m:rPr>
+          <m:t>low</m:t>
+        </m:r>
+        <m:r>
+          <m:rPr>
+            <m:sty m:val="p"/>
+          </m:rPr>
+          <m:t>=</m:t>
+        </m:r>
+        <m:r>
+          <m:t>0</m:t>
+        </m:r>
+      </m:oMath>
+      <w:r>
+        <w:t xml:space="preserve">.</w:t>
       </w:r>
     </w:p>
     <w:p>
       <w:pPr>
         <w:pStyle w:val="BodyText"/>
       </w:pPr>
-      <w:bookmarkStart w:id="31" w:name="eq-hi"/>
+      <w:r>
+        <w:t xml:space="preserve">A powerful aspect of the Bayesian modelling approach described above is that uncertainty in all of the estimated quantities can be derived. Additinally, each of parameters in the model (an therefore</w:t>
+      </w:r>
+      <w:r>
+        <w:t xml:space="preserve"> </w:t>
+      </w:r>
+      <w:r>
+        <w:rPr>
+          <w:i/>
+          <w:iCs/>
+        </w:rPr>
+        <w:t xml:space="preserve">z</w:t>
+      </w:r>
+      <w:r>
+        <w:t xml:space="preserve"> </w:t>
+      </w:r>
+      <w:r>
+        <w:t xml:space="preserve">and</w:t>
+      </w:r>
+      <w:r>
+        <w:t xml:space="preserve"> </w:t>
+      </w:r>
+      <m:oMath>
+        <m:r>
+          <m:t>C</m:t>
+        </m:r>
+        <m:sSub>
+          <m:e>
+            <m:r>
+              <m:t>T</m:t>
+            </m:r>
+          </m:e>
+          <m:sub>
+            <m:r>
+              <m:t>m</m:t>
+            </m:r>
+            <m:r>
+              <m:t>a</m:t>
+            </m:r>
+            <m:r>
+              <m:t>x</m:t>
+            </m:r>
+          </m:sub>
+        </m:sSub>
+      </m:oMath>
+      <w:r>
+        <w:t xml:space="preserve">) can be estimated separately for different strata (e.g., sex, population, species) in a single joint model by including the relevant fixed covariates and/or random effects in the linear predictor for</w:t>
+      </w:r>
+      <w:r>
+        <w:t xml:space="preserve"> </w:t>
+      </w:r>
+      <m:oMath>
+        <m:r>
+          <m:rPr>
+            <m:nor/>
+            <m:sty m:val="p"/>
+          </m:rPr>
+          <m:t>mid</m:t>
+        </m:r>
+      </m:oMath>
+      <w:r>
+        <w:t xml:space="preserve"> </w:t>
+      </w:r>
+      <w:r>
+        <w:t xml:space="preserve">— and, if appropriate, in the linear predictors for</w:t>
+      </w:r>
+      <w:r>
+        <w:t xml:space="preserve"> </w:t>
+      </w:r>
+      <m:oMath>
+        <m:r>
+          <m:rPr>
+            <m:nor/>
+            <m:sty m:val="p"/>
+          </m:rPr>
+          <m:t>low</m:t>
+        </m:r>
+      </m:oMath>
+      <w:r>
+        <w:t xml:space="preserve">,</w:t>
+      </w:r>
+      <w:r>
+        <w:t xml:space="preserve"> </w:t>
+      </w:r>
+      <m:oMath>
+        <m:r>
+          <m:rPr>
+            <m:nor/>
+            <m:sty m:val="p"/>
+          </m:rPr>
+          <m:t>up</m:t>
+        </m:r>
+      </m:oMath>
+      <w:r>
+        <w:t xml:space="preserve">, and</w:t>
+      </w:r>
+      <w:r>
+        <w:t xml:space="preserve"> </w:t>
+      </w:r>
+      <m:oMath>
+        <m:r>
+          <m:t>k</m:t>
+        </m:r>
+      </m:oMath>
+      <w:r>
+        <w:t xml:space="preserve"> </w:t>
+      </w:r>
+      <w:r>
+        <w:t xml:space="preserve">(see</w:t>
+      </w:r>
+      <w:r>
+        <w:t xml:space="preserve"> </w:t>
+      </w:r>
+      <w:hyperlink w:anchor="eq-linpred">
+        <w:r>
+          <w:rPr>
+            <w:rStyle w:val="Hyperlink"/>
+          </w:rPr>
+          <w:t xml:space="preserve">Equation 11</w:t>
+        </w:r>
+      </w:hyperlink>
+      <w:r>
+        <w:t xml:space="preserve"> </w:t>
+      </w:r>
+      <w:r>
+        <w:t xml:space="preserve">below).</w:t>
+      </w:r>
+    </w:p>
+    <w:bookmarkEnd w:id="29"/>
+    <w:bookmarkStart w:id="33" w:name="X748caa9d6c5389c1517c1b3b0c0fd7ca3896022"/>
+    <w:p>
+      <w:pPr>
+        <w:pStyle w:val="Heading1"/>
+      </w:pPr>
+      <w:r>
+        <w:t xml:space="preserve">Predicting heat injury and survival under dynamic thermal environments</w:t>
+      </w:r>
+    </w:p>
+    <w:p>
+      <w:pPr>
+        <w:pStyle w:val="FirstParagraph"/>
+      </w:pPr>
+      <w:r>
+        <w:t xml:space="preserve">A particularly powerful aspect of TDT/TLS models are their ability to translate dynamic temperature times series’ from nature to predict heat injury (HI) accumulation and thus population survival probability</w:t>
+      </w:r>
+      <w:r>
+        <w:t xml:space="preserve"> </w:t>
+      </w:r>
+      <w:r>
+        <w:t xml:space="preserve">(</w:t>
+      </w:r>
+      <w:hyperlink w:anchor="ref-jorgensen_unifying_2021">
+        <w:r>
+          <w:rPr>
+            <w:rStyle w:val="Hyperlink"/>
+          </w:rPr>
+          <w:t xml:space="preserve">Jørgensen</w:t>
+        </w:r>
+        <w:r>
+          <w:rPr>
+            <w:rStyle w:val="Hyperlink"/>
+          </w:rPr>
+          <w:t xml:space="preserve"> </w:t>
+        </w:r>
+        <w:r>
+          <w:rPr>
+            <w:rStyle w:val="Hyperlink"/>
+            <w:i/>
+            <w:iCs/>
+          </w:rPr>
+          <w:t xml:space="preserve">et al.</w:t>
+        </w:r>
+        <w:r>
+          <w:rPr>
+            <w:rStyle w:val="Hyperlink"/>
+          </w:rPr>
+          <w:t xml:space="preserve"> </w:t>
+        </w:r>
+        <w:r>
+          <w:rPr>
+            <w:rStyle w:val="Hyperlink"/>
+          </w:rPr>
+          <w:t xml:space="preserve">2021</w:t>
+        </w:r>
+      </w:hyperlink>
+      <w:r>
+        <w:t xml:space="preserve">;</w:t>
+      </w:r>
+      <w:r>
+        <w:t xml:space="preserve"> </w:t>
+      </w:r>
+      <w:hyperlink w:anchor="ref-li2023">
+        <w:r>
+          <w:rPr>
+            <w:rStyle w:val="Hyperlink"/>
+          </w:rPr>
+          <w:t xml:space="preserve">Li</w:t>
+        </w:r>
+        <w:r>
+          <w:rPr>
+            <w:rStyle w:val="Hyperlink"/>
+          </w:rPr>
+          <w:t xml:space="preserve"> </w:t>
+        </w:r>
+        <w:r>
+          <w:rPr>
+            <w:rStyle w:val="Hyperlink"/>
+            <w:i/>
+            <w:iCs/>
+          </w:rPr>
+          <w:t xml:space="preserve">et al.</w:t>
+        </w:r>
+        <w:r>
+          <w:rPr>
+            <w:rStyle w:val="Hyperlink"/>
+          </w:rPr>
+          <w:t xml:space="preserve"> </w:t>
+        </w:r>
+        <w:r>
+          <w:rPr>
+            <w:rStyle w:val="Hyperlink"/>
+          </w:rPr>
+          <w:t xml:space="preserve">2023</w:t>
+        </w:r>
+      </w:hyperlink>
+      <w:r>
+        <w:t xml:space="preserve">;</w:t>
+      </w:r>
+      <w:r>
+        <w:t xml:space="preserve"> </w:t>
+      </w:r>
+      <w:hyperlink w:anchor="ref-orsted_finding_2022">
+        <w:r>
+          <w:rPr>
+            <w:rStyle w:val="Hyperlink"/>
+          </w:rPr>
+          <w:t xml:space="preserve">Ørsted</w:t>
+        </w:r>
+        <w:r>
+          <w:rPr>
+            <w:rStyle w:val="Hyperlink"/>
+          </w:rPr>
+          <w:t xml:space="preserve"> </w:t>
+        </w:r>
+        <w:r>
+          <w:rPr>
+            <w:rStyle w:val="Hyperlink"/>
+            <w:i/>
+            <w:iCs/>
+          </w:rPr>
+          <w:t xml:space="preserve">et al.</w:t>
+        </w:r>
+        <w:r>
+          <w:rPr>
+            <w:rStyle w:val="Hyperlink"/>
+          </w:rPr>
+          <w:t xml:space="preserve"> </w:t>
+        </w:r>
+        <w:r>
+          <w:rPr>
+            <w:rStyle w:val="Hyperlink"/>
+          </w:rPr>
+          <w:t xml:space="preserve">2022</w:t>
+        </w:r>
+      </w:hyperlink>
+      <w:r>
+        <w:t xml:space="preserve">,</w:t>
+      </w:r>
+      <w:r>
+        <w:t xml:space="preserve"> </w:t>
+      </w:r>
+      <w:hyperlink w:anchor="ref-orsted_suzukii_2024">
+        <w:r>
+          <w:rPr>
+            <w:rStyle w:val="Hyperlink"/>
+          </w:rPr>
+          <w:t xml:space="preserve">2024</w:t>
+        </w:r>
+      </w:hyperlink>
+      <w:r>
+        <w:t xml:space="preserve">;</w:t>
+      </w:r>
+      <w:r>
+        <w:t xml:space="preserve"> </w:t>
+      </w:r>
+      <w:hyperlink w:anchor="ref-rezende_drosophila_mortality_2020">
+        <w:r>
+          <w:rPr>
+            <w:rStyle w:val="Hyperlink"/>
+          </w:rPr>
+          <w:t xml:space="preserve">Rezende</w:t>
+        </w:r>
+        <w:r>
+          <w:rPr>
+            <w:rStyle w:val="Hyperlink"/>
+          </w:rPr>
+          <w:t xml:space="preserve"> </w:t>
+        </w:r>
+        <w:r>
+          <w:rPr>
+            <w:rStyle w:val="Hyperlink"/>
+            <w:i/>
+            <w:iCs/>
+          </w:rPr>
+          <w:t xml:space="preserve">et al.</w:t>
+        </w:r>
+        <w:r>
+          <w:rPr>
+            <w:rStyle w:val="Hyperlink"/>
+          </w:rPr>
+          <w:t xml:space="preserve"> </w:t>
+        </w:r>
+        <w:r>
+          <w:rPr>
+            <w:rStyle w:val="Hyperlink"/>
+          </w:rPr>
+          <w:t xml:space="preserve">2020</w:t>
+        </w:r>
+      </w:hyperlink>
+      <w:r>
+        <w:t xml:space="preserve">)</w:t>
+      </w:r>
+      <w:r>
+        <w:t xml:space="preserve">. Heat injury accumulates as the time spent at a given temperature divided by the median lethal time at that temperature, integrated across the temperature trajectory</w:t>
+      </w:r>
+      <w:r>
+        <w:t xml:space="preserve"> </w:t>
+      </w:r>
+      <m:oMath>
+        <m:r>
+          <m:t>T</m:t>
+        </m:r>
+        <m:d>
+          <m:dPr>
+            <m:begChr m:val="("/>
+            <m:sepChr m:val=""/>
+            <m:endChr m:val=")"/>
+            <m:grow/>
+          </m:dPr>
+          <m:e>
+            <m:r>
+              <m:t>i</m:t>
+            </m:r>
+          </m:e>
+        </m:d>
+      </m:oMath>
+      <w:r>
+        <w:t xml:space="preserve"> </w:t>
+      </w:r>
+      <w:r>
+        <w:t xml:space="preserve">as follows:</w:t>
+      </w:r>
+    </w:p>
+    <w:p>
+      <w:pPr>
+        <w:pStyle w:val="BodyText"/>
+      </w:pPr>
+      <w:bookmarkStart w:id="30" w:name="eq-hi"/>
       <m:oMathPara>
         <m:oMathParaPr>
           <m:jc m:val="center"/>
@@ -7949,13 +7232,13 @@
             </m:dPr>
             <m:e>
               <m:r>
-                <m:t>8</m:t>
+                <m:t>7</m:t>
               </m:r>
             </m:e>
           </m:d>
         </m:oMath>
       </m:oMathPara>
-      <w:bookmarkEnd w:id="31"/>
+      <w:bookmarkEnd w:id="30"/>
     </w:p>
     <w:p>
       <w:pPr>
@@ -8271,7 +7554,7 @@
           <w:rPr>
             <w:rStyle w:val="Hyperlink"/>
           </w:rPr>
-          <w:t xml:space="preserve">Equation 8</w:t>
+          <w:t xml:space="preserve">Equation 7</w:t>
         </w:r>
       </w:hyperlink>
       <w:r>
@@ -8631,7 +7914,7 @@
           <w:rPr>
             <w:rStyle w:val="Hyperlink"/>
           </w:rPr>
-          <w:t xml:space="preserve">Equation 8</w:t>
+          <w:t xml:space="preserve">Equation 7</w:t>
         </w:r>
       </w:hyperlink>
       <w:r>
@@ -8810,7 +8093,7 @@
       <w:pPr>
         <w:pStyle w:val="BodyText"/>
       </w:pPr>
-      <w:bookmarkStart w:id="32" w:name="eq-tau-eff"/>
+      <w:bookmarkStart w:id="31" w:name="eq-tau-eff"/>
       <m:oMathPara>
         <m:oMathParaPr>
           <m:jc m:val="center"/>
@@ -8973,13 +8256,13 @@
             </m:dPr>
             <m:e>
               <m:r>
-                <m:t>9</m:t>
+                <m:t>8</m:t>
               </m:r>
             </m:e>
           </m:d>
         </m:oMath>
       </m:oMathPara>
-      <w:bookmarkEnd w:id="32"/>
+      <w:bookmarkEnd w:id="31"/>
     </w:p>
     <w:p>
       <w:pPr>
@@ -8993,7 +8276,7 @@
       <w:pPr>
         <w:pStyle w:val="BodyText"/>
       </w:pPr>
-      <w:bookmarkStart w:id="33" w:name="eq-S-pred"/>
+      <w:bookmarkStart w:id="32" w:name="eq-S-pred"/>
       <m:oMathPara>
         <m:oMathParaPr>
           <m:jc m:val="center"/>
@@ -9128,13 +8411,13 @@
             </m:dPr>
             <m:e>
               <m:r>
-                <m:t>10</m:t>
+                <m:t>9</m:t>
               </m:r>
             </m:e>
           </m:d>
         </m:oMath>
       </m:oMathPara>
-      <w:bookmarkEnd w:id="33"/>
+      <w:bookmarkEnd w:id="32"/>
     </w:p>
     <w:p>
       <w:pPr>
@@ -9294,14 +8577,14 @@
         <w:t xml:space="preserve">.</w:t>
       </w:r>
     </w:p>
-    <w:bookmarkEnd w:id="34"/>
-    <w:bookmarkStart w:id="37" w:name="X874ed648d04cd4061333629ea007cfb78435af7"/>
+    <w:bookmarkEnd w:id="33"/>
+    <w:bookmarkStart w:id="37" w:name="Xabbe56c6b0f09d0a23600010df7f295a0cf446d"/>
     <w:p>
       <w:pPr>
         <w:pStyle w:val="Heading1"/>
       </w:pPr>
       <w:r>
-        <w:t xml:space="preserve">Application of Bayesian dose-response models to the TLS framework</w:t>
+        <w:t xml:space="preserve">Application of Bayesian dose-response models to case studies</w:t>
       </w:r>
     </w:p>
     <w:p>
@@ -9309,7 +8592,21 @@
         <w:pStyle w:val="FirstParagraph"/>
       </w:pPr>
       <w:r>
-        <w:t xml:space="preserve">We used a four-parameter logistic function to model the impact of temperature and duration (hours/minutes) on survival probability thermal sensitivity, estimate</w:t>
+        <w:t xml:space="preserve">We applied the 4-parameter (4PL) Bayesian logistic model to four case studies covering a broad range of ectothermic groups. For all case studies, we show how much a modelling framework can retrieve classical parameters of the TLS framework such as</w:t>
+      </w:r>
+      <w:r>
+        <w:t xml:space="preserve"> </w:t>
+      </w:r>
+      <m:oMath>
+        <m:r>
+          <m:t>z</m:t>
+        </m:r>
+      </m:oMath>
+      <w:r>
+        <w:t xml:space="preserve"> </w:t>
+      </w:r>
+      <w:r>
+        <w:t xml:space="preserve">and</w:t>
       </w:r>
       <w:r>
         <w:t xml:space="preserve"> </w:t>
@@ -9343,6 +8640,88 @@
           </m:sub>
         </m:sSub>
       </m:oMath>
+      <w:r>
+        <w:t xml:space="preserve"> </w:t>
+      </w:r>
+      <w:r>
+        <w:t xml:space="preserve">using both lethal and sublethal data. We also show how to derive an estimate of</w:t>
+      </w:r>
+      <w:r>
+        <w:t xml:space="preserve"> </w:t>
+      </w:r>
+      <m:oMath>
+        <m:sSub>
+          <m:e>
+            <m:r>
+              <m:t>T</m:t>
+            </m:r>
+          </m:e>
+          <m:sub>
+            <m:r>
+              <m:t>c</m:t>
+            </m:r>
+            <m:r>
+              <m:t>r</m:t>
+            </m:r>
+            <m:r>
+              <m:t>i</m:t>
+            </m:r>
+            <m:r>
+              <m:t>t</m:t>
+            </m:r>
+          </m:sub>
+        </m:sSub>
+      </m:oMath>
+      <w:r>
+        <w:t xml:space="preserve"> </w:t>
+      </w:r>
+      <w:r>
+        <w:t xml:space="preserve">from sublethal data (e.g., time to heat knockdown).</w:t>
+      </w:r>
+    </w:p>
+    <w:p>
+      <w:pPr>
+        <w:pStyle w:val="BodyText"/>
+      </w:pPr>
+      <w:r>
+        <w:t xml:space="preserve">In brown shrimp (</w:t>
+      </w:r>
+      <w:r>
+        <w:rPr>
+          <w:i/>
+          <w:iCs/>
+        </w:rPr>
+        <w:t xml:space="preserve">Crangon crangon</w:t>
+      </w:r>
+      <w:r>
+        <w:t xml:space="preserve">), we first show how the 4PL model can be used to generate survival curves, thermal-death-time relationships, and thermal tolerance landscapes with complete uncertainty propagation. We also show how the 4PL can be used to predict survival under dynamic thermal regimes. We then also show how to apply this model to sublethal data (time to knockdown), based on the proportion of live and knocked down individuals across time and temperature.</w:t>
+      </w:r>
+    </w:p>
+    <w:p>
+      <w:pPr>
+        <w:pStyle w:val="BodyText"/>
+      </w:pPr>
+      <w:r>
+        <w:t xml:space="preserve">In zebrafish (</w:t>
+      </w:r>
+      <w:r>
+        <w:rPr>
+          <w:i/>
+          <w:iCs/>
+        </w:rPr>
+        <w:t xml:space="preserve">Danio rerio</w:t>
+      </w:r>
+      <w:r>
+        <w:t xml:space="preserve">), we show how the 4PL can be used to estimate all parameters and tolerance landscapes across three distinct life stages: early embryos, late embryos, and larvae. We show how to define models to derive group-specific parameters and compare posterior distributions to make inference about differences in thermal sensitivity and tolerance across life stages.</w:t>
+      </w:r>
+    </w:p>
+    <w:p>
+      <w:pPr>
+        <w:pStyle w:val="BodyText"/>
+      </w:pPr>
+      <w:r>
+        <w:t xml:space="preserve">In XXX…</w:t>
+      </w:r>
     </w:p>
     <w:p>
       <w:pPr>
@@ -9377,7 +8756,11 @@
               <m:t>,</m:t>
             </m:r>
             <m:r>
-              <m:t>u</m:t>
+              <m:rPr>
+                <m:nor/>
+                <m:sty m:val="p"/>
+              </m:rPr>
+              <m:t>up</m:t>
             </m:r>
             <m:r>
               <m:rPr>
@@ -9436,7 +8819,7 @@
       <w:pPr>
         <w:pStyle w:val="BodyText"/>
       </w:pPr>
-      <w:bookmarkStart w:id="35" w:name="eq-reparam"/>
+      <w:bookmarkStart w:id="34" w:name="eq-reparam"/>
       <m:oMathPara>
         <m:oMathParaPr>
           <m:jc m:val="center"/>
@@ -9645,13 +9028,13 @@
             </m:dPr>
             <m:e>
               <m:r>
-                <m:t>11</m:t>
+                <m:t>10</m:t>
               </m:r>
             </m:e>
           </m:d>
         </m:oMath>
       </m:oMathPara>
-      <w:bookmarkEnd w:id="35"/>
+      <w:bookmarkEnd w:id="34"/>
     </w:p>
     <w:p>
       <w:pPr>
@@ -9821,7 +9204,11 @@
       </w:r>
       <m:oMath>
         <m:r>
-          <m:t>u</m:t>
+          <m:rPr>
+            <m:nor/>
+            <m:sty m:val="p"/>
+          </m:rPr>
+          <m:t>up</m:t>
         </m:r>
         <m:r>
           <m:rPr>
@@ -9863,7 +9250,63 @@
         <w:pStyle w:val="BodyText"/>
       </w:pPr>
       <w:r>
-        <w:t xml:space="preserve">The inflection point</w:t>
+        <w:t xml:space="preserve">Up to this point we have written</w:t>
+      </w:r>
+      <w:r>
+        <w:t xml:space="preserve"> </w:t>
+      </w:r>
+      <w:hyperlink w:anchor="eq-likelihood">
+        <w:r>
+          <w:rPr>
+            <w:rStyle w:val="Hyperlink"/>
+          </w:rPr>
+          <w:t xml:space="preserve">Equation 1</w:t>
+        </w:r>
+      </w:hyperlink>
+      <w:r>
+        <w:t xml:space="preserve">–</w:t>
+      </w:r>
+      <w:hyperlink w:anchor="eq-mid-temp">
+        <w:r>
+          <w:rPr>
+            <w:rStyle w:val="Hyperlink"/>
+          </w:rPr>
+          <w:t xml:space="preserve">Equation 3</w:t>
+        </w:r>
+      </w:hyperlink>
+      <w:r>
+        <w:t xml:space="preserve"> </w:t>
+      </w:r>
+      <w:r>
+        <w:t xml:space="preserve">without indices for clarity. To accommodate replicated, hierarchically structured data, we now index observations by</w:t>
+      </w:r>
+      <w:r>
+        <w:t xml:space="preserve"> </w:t>
+      </w:r>
+      <m:oMath>
+        <m:r>
+          <m:t>i</m:t>
+        </m:r>
+      </m:oMath>
+      <w:r>
+        <w:t xml:space="preserve"> </w:t>
+      </w:r>
+      <w:r>
+        <w:t xml:space="preserve">within group</w:t>
+      </w:r>
+      <w:r>
+        <w:t xml:space="preserve"> </w:t>
+      </w:r>
+      <m:oMath>
+        <m:r>
+          <m:t>j</m:t>
+        </m:r>
+      </m:oMath>
+      <w:r>
+        <w:t xml:space="preserve"> </w:t>
+      </w:r>
+      <w:r>
+        <w:t xml:space="preserve">(e.g., trial, individual, population). The inflection point</w:t>
       </w:r>
       <w:r>
         <w:t xml:space="preserve"> </w:t>
@@ -9872,7 +9315,11 @@
         <m:sSub>
           <m:e>
             <m:r>
-              <m:t>m</m:t>
+              <m:rPr>
+                <m:nor/>
+                <m:sty m:val="p"/>
+              </m:rPr>
+              <m:t>mid</m:t>
             </m:r>
           </m:e>
           <m:sub>
@@ -9889,14 +9336,14 @@
         <w:t xml:space="preserve"> </w:t>
       </w:r>
       <w:r>
-        <w:t xml:space="preserve">is modelled as a linear function of (mean-centred) assay temperature, with additional fixed covariates and nested random effects:</w:t>
+        <w:t xml:space="preserve">is then modelled as a linear function of (mean-centred) assay temperature, with additional fixed covariates and nested random effects:</w:t>
       </w:r>
     </w:p>
     <w:p>
       <w:pPr>
         <w:pStyle w:val="BodyText"/>
       </w:pPr>
-      <w:bookmarkStart w:id="36" w:name="eq-linpred"/>
+      <w:bookmarkStart w:id="35" w:name="eq-linpred"/>
       <m:oMathPara>
         <m:oMathParaPr>
           <m:jc m:val="center"/>
@@ -9905,7 +9352,11 @@
           <m:sSub>
             <m:e>
               <m:r>
-                <m:t>m</m:t>
+                <m:rPr>
+                  <m:nor/>
+                  <m:sty m:val="p"/>
+                </m:rPr>
+                <m:t>mid</m:t>
               </m:r>
             </m:e>
             <m:sub>
@@ -10122,13 +9573,13 @@
             </m:dPr>
             <m:e>
               <m:r>
-                <m:t>12</m:t>
+                <m:t>11</m:t>
               </m:r>
             </m:e>
           </m:d>
         </m:oMath>
       </m:oMathPara>
-      <w:bookmarkEnd w:id="36"/>
+      <w:bookmarkEnd w:id="35"/>
     </w:p>
     <w:p>
       <w:pPr>
@@ -10397,7 +9848,7 @@
           <w:rPr>
             <w:rStyle w:val="Hyperlink"/>
           </w:rPr>
-          <w:t xml:space="preserve">Equation 12</w:t>
+          <w:t xml:space="preserve">Equation 11</w:t>
         </w:r>
       </w:hyperlink>
       <w:r>
@@ -10415,171 +9866,225 @@
         </m:r>
       </m:oMath>
       <w:r>
-        <w:t xml:space="preserve">, CTmax at any reference time, and the heat-injury integral — is recovered as a one-line posterior summary of this single joint fit, as derived in §[Equivalence with the classical pipeline].</w:t>
+        <w:t xml:space="preserve">,</w:t>
+      </w:r>
+      <w:r>
+        <w:t xml:space="preserve"> </w:t>
+      </w:r>
+      <m:oMath>
+        <m:r>
+          <m:t>C</m:t>
+        </m:r>
+        <m:sSub>
+          <m:e>
+            <m:r>
+              <m:t>T</m:t>
+            </m:r>
+          </m:e>
+          <m:sub>
+            <m:r>
+              <m:t>m</m:t>
+            </m:r>
+            <m:r>
+              <m:t>a</m:t>
+            </m:r>
+            <m:r>
+              <m:t>x</m:t>
+            </m:r>
+          </m:sub>
+        </m:sSub>
+      </m:oMath>
+      <w:r>
+        <w:t xml:space="preserve"> </w:t>
+      </w:r>
+      <w:r>
+        <w:t xml:space="preserve">at any reference time, and the heat-injury integral — is recovered as a one-line posterior summary of this single joint fit, as derived in §[Equivalence with the classical pipeline].</w:t>
       </w:r>
     </w:p>
+    <w:bookmarkStart w:id="36" w:name="X83c280133a78de915d3b14a666f30d6a82dc387"/>
+    <w:p>
+      <w:pPr>
+        <w:pStyle w:val="Heading2"/>
+      </w:pPr>
+      <w:r>
+        <w:t xml:space="preserve">What the 4PL delivers that the two-step cannot</w:t>
+      </w:r>
+    </w:p>
+    <w:bookmarkEnd w:id="36"/>
     <w:bookmarkEnd w:id="37"/>
-    <w:bookmarkStart w:id="39" w:name="Xec90b6140c5c716811717eebe02c3ac6d8434ca"/>
+    <w:bookmarkStart w:id="44" w:name="X2a14174f4c72db593bce4e6516c6528cdb497de"/>
     <w:p>
       <w:pPr>
         <w:pStyle w:val="Heading1"/>
       </w:pPr>
       <w:r>
-        <w:t xml:space="preserve">Case Study 1: Thermal sensitivity estimation across life stages in shrimp</w:t>
+        <w:t xml:space="preserve">Worked example: brown shrimp thermal tolerance</w:t>
       </w:r>
     </w:p>
-    <w:bookmarkStart w:id="38" w:name="X83c280133a78de915d3b14a666f30d6a82dc387"/>
+    <w:bookmarkStart w:id="38" w:name="data-and-experimental-design"/>
     <w:p>
       <w:pPr>
         <w:pStyle w:val="Heading2"/>
       </w:pPr>
       <w:r>
-        <w:t xml:space="preserve">What the 4PL delivers that the two-step cannot</w:t>
+        <w:t xml:space="preserve">Data and experimental design</w:t>
       </w:r>
     </w:p>
     <w:bookmarkEnd w:id="38"/>
+    <w:bookmarkStart w:id="39" w:name="lethal-tdt-hierarchical-4pl-on-counts"/>
+    <w:p>
+      <w:pPr>
+        <w:pStyle w:val="Heading2"/>
+      </w:pPr>
+      <w:r>
+        <w:t xml:space="preserve">Lethal TDT — hierarchical 4PL on counts</w:t>
+      </w:r>
+    </w:p>
     <w:bookmarkEnd w:id="39"/>
-    <w:bookmarkStart w:id="46" w:name="X2a14174f4c72db593bce4e6516c6528cdb497de"/>
+    <w:bookmarkStart w:id="40" w:name="sublethal-time-to-death"/>
+    <w:p>
+      <w:pPr>
+        <w:pStyle w:val="Heading2"/>
+      </w:pPr>
+      <w:r>
+        <w:t xml:space="preserve">Sublethal time-to-death</w:t>
+      </w:r>
+    </w:p>
+    <w:bookmarkEnd w:id="40"/>
+    <w:bookmarkStart w:id="41" w:name="dynamic-ct_max-across-ramping-rates"/>
+    <w:p>
+      <w:pPr>
+        <w:pStyle w:val="Heading2"/>
+      </w:pPr>
+      <w:r>
+        <w:t xml:space="preserve">Dynamic</w:t>
+      </w:r>
+      <w:r>
+        <w:t xml:space="preserve"> </w:t>
+      </w:r>
+      <m:oMath>
+        <m:r>
+          <m:t>C</m:t>
+        </m:r>
+        <m:sSub>
+          <m:e>
+            <m:r>
+              <m:t>T</m:t>
+            </m:r>
+          </m:e>
+          <m:sub>
+            <m:r>
+              <m:t>m</m:t>
+            </m:r>
+            <m:r>
+              <m:t>a</m:t>
+            </m:r>
+            <m:r>
+              <m:t>x</m:t>
+            </m:r>
+          </m:sub>
+        </m:sSub>
+      </m:oMath>
+      <w:r>
+        <w:t xml:space="preserve"> </w:t>
+      </w:r>
+      <w:r>
+        <w:t xml:space="preserve">across ramping rates</w:t>
+      </w:r>
+    </w:p>
+    <w:bookmarkEnd w:id="41"/>
+    <w:bookmarkStart w:id="42" w:name="Xa764bbb0ef06e1b16f1b866442815364d0000f8"/>
+    <w:p>
+      <w:pPr>
+        <w:pStyle w:val="Heading2"/>
+      </w:pPr>
+      <w:r>
+        <w:t xml:space="preserve">Reconciling the three endpoints via the Jørgensen ramping equation</w:t>
+      </w:r>
+    </w:p>
+    <w:bookmarkEnd w:id="42"/>
+    <w:bookmarkStart w:id="43" w:name="Xc9d8a39a8777a97080af0145482f0bf85ce7458"/>
+    <w:p>
+      <w:pPr>
+        <w:pStyle w:val="Heading2"/>
+      </w:pPr>
+      <w:r>
+        <w:t xml:space="preserve">Field-temperature heat-injury projections under warming scenarios</w:t>
+      </w:r>
+    </w:p>
+    <w:bookmarkEnd w:id="43"/>
+    <w:bookmarkEnd w:id="44"/>
+    <w:bookmarkStart w:id="48" w:name="discussion"/>
     <w:p>
       <w:pPr>
         <w:pStyle w:val="Heading1"/>
       </w:pPr>
       <w:r>
-        <w:t xml:space="preserve">Worked example: brown shrimp thermal tolerance</w:t>
+        <w:t xml:space="preserve">Discussion</w:t>
       </w:r>
     </w:p>
-    <w:bookmarkStart w:id="40" w:name="data-and-experimental-design"/>
+    <w:bookmarkStart w:id="45" w:name="X5dac85fa1a4411486a220dbeaf8627ab0091f32"/>
     <w:p>
       <w:pPr>
         <w:pStyle w:val="Heading2"/>
       </w:pPr>
       <w:r>
-        <w:t xml:space="preserve">Data and experimental design</w:t>
+        <w:t xml:space="preserve">What changes for the field if the hierarchical 4PL becomes the default</w:t>
       </w:r>
     </w:p>
-    <w:bookmarkEnd w:id="40"/>
-    <w:bookmarkStart w:id="41" w:name="lethal-tdt-hierarchical-4pl-on-counts"/>
+    <w:bookmarkEnd w:id="45"/>
+    <w:bookmarkStart w:id="46" w:name="limits-of-the-present-analysis"/>
     <w:p>
       <w:pPr>
         <w:pStyle w:val="Heading2"/>
       </w:pPr>
       <w:r>
-        <w:t xml:space="preserve">Lethal TDT — hierarchical 4PL on counts</w:t>
+        <w:t xml:space="preserve">Limits of the present analysis</w:t>
       </w:r>
     </w:p>
-    <w:bookmarkEnd w:id="41"/>
-    <w:bookmarkStart w:id="42" w:name="sublethal-time-to-death"/>
+    <w:bookmarkEnd w:id="46"/>
+    <w:bookmarkStart w:id="47" w:name="Xf0d52b04feeaedf0b5abcee2b4d231c85971023"/>
     <w:p>
       <w:pPr>
         <w:pStyle w:val="Heading2"/>
       </w:pPr>
       <w:r>
-        <w:t xml:space="preserve">Sublethal time-to-death</w:t>
+        <w:t xml:space="preserve">Recommendations for primary studies and meta-analyses</w:t>
       </w:r>
     </w:p>
-    <w:bookmarkEnd w:id="42"/>
-    <w:bookmarkStart w:id="43" w:name="dynamic-ctmax-across-ramping-rates"/>
-    <w:p>
-      <w:pPr>
-        <w:pStyle w:val="Heading2"/>
-      </w:pPr>
-      <w:r>
-        <w:t xml:space="preserve">Dynamic CTmax across ramping rates</w:t>
-      </w:r>
-    </w:p>
-    <w:bookmarkEnd w:id="43"/>
-    <w:bookmarkStart w:id="44" w:name="Xa764bbb0ef06e1b16f1b866442815364d0000f8"/>
-    <w:p>
-      <w:pPr>
-        <w:pStyle w:val="Heading2"/>
-      </w:pPr>
-      <w:r>
-        <w:t xml:space="preserve">Reconciling the three endpoints via the Jørgensen ramping equation</w:t>
-      </w:r>
-    </w:p>
-    <w:bookmarkEnd w:id="44"/>
-    <w:bookmarkStart w:id="45" w:name="Xc9d8a39a8777a97080af0145482f0bf85ce7458"/>
-    <w:p>
-      <w:pPr>
-        <w:pStyle w:val="Heading2"/>
-      </w:pPr>
-      <w:r>
-        <w:t xml:space="preserve">Field-temperature heat-injury projections under warming scenarios</w:t>
-      </w:r>
-    </w:p>
-    <w:bookmarkEnd w:id="45"/>
-    <w:bookmarkEnd w:id="46"/>
-    <w:bookmarkStart w:id="50" w:name="discussion"/>
+    <w:bookmarkEnd w:id="47"/>
+    <w:bookmarkEnd w:id="48"/>
+    <w:bookmarkStart w:id="49" w:name="conclusions"/>
     <w:p>
       <w:pPr>
         <w:pStyle w:val="Heading1"/>
       </w:pPr>
       <w:r>
-        <w:t xml:space="preserve">Discussion</w:t>
-      </w:r>
-    </w:p>
-    <w:bookmarkStart w:id="47" w:name="X5dac85fa1a4411486a220dbeaf8627ab0091f32"/>
-    <w:p>
-      <w:pPr>
-        <w:pStyle w:val="Heading2"/>
-      </w:pPr>
-      <w:r>
-        <w:t xml:space="preserve">What changes for the field if the hierarchical 4PL becomes the default</w:t>
-      </w:r>
-    </w:p>
-    <w:bookmarkEnd w:id="47"/>
-    <w:bookmarkStart w:id="48" w:name="limits-of-the-present-analysis"/>
-    <w:p>
-      <w:pPr>
-        <w:pStyle w:val="Heading2"/>
-      </w:pPr>
-      <w:r>
-        <w:t xml:space="preserve">Limits of the present analysis</w:t>
-      </w:r>
-    </w:p>
-    <w:bookmarkEnd w:id="48"/>
-    <w:bookmarkStart w:id="49" w:name="Xf0d52b04feeaedf0b5abcee2b4d231c85971023"/>
-    <w:p>
-      <w:pPr>
-        <w:pStyle w:val="Heading2"/>
-      </w:pPr>
-      <w:r>
-        <w:t xml:space="preserve">Recommendations for primary studies and meta-analyses</w:t>
+        <w:t xml:space="preserve">Conclusions</w:t>
       </w:r>
     </w:p>
     <w:bookmarkEnd w:id="49"/>
-    <w:bookmarkEnd w:id="50"/>
-    <w:bookmarkStart w:id="51" w:name="conclusions"/>
+    <w:bookmarkStart w:id="50" w:name="acknowledgements"/>
     <w:p>
       <w:pPr>
         <w:pStyle w:val="Heading1"/>
       </w:pPr>
       <w:r>
-        <w:t xml:space="preserve">Conclusions</w:t>
+        <w:t xml:space="preserve">Acknowledgements</w:t>
       </w:r>
     </w:p>
-    <w:bookmarkEnd w:id="51"/>
-    <w:bookmarkStart w:id="52" w:name="acknowledgements"/>
+    <w:bookmarkEnd w:id="50"/>
+    <w:bookmarkStart w:id="51" w:name="author-contributions"/>
     <w:p>
       <w:pPr>
         <w:pStyle w:val="Heading1"/>
       </w:pPr>
       <w:r>
-        <w:t xml:space="preserve">Acknowledgements</w:t>
+        <w:t xml:space="preserve">Author contributions</w:t>
       </w:r>
     </w:p>
-    <w:bookmarkEnd w:id="52"/>
-    <w:bookmarkStart w:id="53" w:name="author-contributions"/>
-    <w:p>
-      <w:pPr>
-        <w:pStyle w:val="Heading1"/>
-      </w:pPr>
-      <w:r>
-        <w:t xml:space="preserve">Author contributions</w:t>
-      </w:r>
-    </w:p>
-    <w:bookmarkEnd w:id="53"/>
-    <w:bookmarkStart w:id="54" w:name="data-and-code-availability"/>
+    <w:bookmarkEnd w:id="51"/>
+    <w:bookmarkStart w:id="52" w:name="data-and-code-availability"/>
     <w:p>
       <w:pPr>
         <w:pStyle w:val="Heading1"/>
@@ -10593,11 +10098,11 @@
         <w:pStyle w:val="FirstParagraph"/>
       </w:pPr>
       <w:r>
-        <w:t xml:space="preserve">All data, analysis scripts, and the rendered manuscript and supplement are available at https://github.com/daniel1noble/tls_model_equivalence.</w:t>
+        <w:t xml:space="preserve">All data, analysis scripts, and the rendered manuscript and supplement are available at https://github.com/daniel1noble/bayesTLS.</w:t>
       </w:r>
     </w:p>
-    <w:bookmarkEnd w:id="54"/>
-    <w:bookmarkStart w:id="55" w:name="conflict-of-interest"/>
+    <w:bookmarkEnd w:id="52"/>
+    <w:bookmarkStart w:id="53" w:name="conflict-of-interest"/>
     <w:p>
       <w:pPr>
         <w:pStyle w:val="Heading1"/>
@@ -10614,8 +10119,8 @@
         <w:t xml:space="preserve">The authors declare no competing interests.</w:t>
       </w:r>
     </w:p>
-    <w:bookmarkEnd w:id="55"/>
-    <w:bookmarkStart w:id="124" w:name="references"/>
+    <w:bookmarkEnd w:id="53"/>
+    <w:bookmarkStart w:id="122" w:name="references"/>
     <w:p>
       <w:pPr>
         <w:pStyle w:val="Heading1"/>
@@ -10624,8 +10129,8 @@
         <w:t xml:space="preserve">References</w:t>
       </w:r>
     </w:p>
-    <w:bookmarkStart w:id="123" w:name="refs"/>
-    <w:bookmarkStart w:id="57" w:name="ref-arnold_thermal_2025"/>
+    <w:bookmarkStart w:id="121" w:name="refs"/>
+    <w:bookmarkStart w:id="55" w:name="ref-arnold_thermal_2025"/>
     <w:p>
       <w:pPr>
         <w:pStyle w:val="Bibliography"/>
@@ -10649,7 +10154,7 @@
       <w:r>
         <w:t xml:space="preserve"> </w:t>
       </w:r>
-      <w:hyperlink r:id="rId56">
+      <w:hyperlink r:id="rId54">
         <w:r>
           <w:rPr>
             <w:rStyle w:val="Hyperlink"/>
@@ -10674,8 +10179,8 @@
         <w:t xml:space="preserve">, 31, e70315.</w:t>
       </w:r>
     </w:p>
-    <w:bookmarkEnd w:id="57"/>
-    <w:bookmarkStart w:id="58" w:name="ref-bolker_ecologicalmodels_2008"/>
+    <w:bookmarkEnd w:id="55"/>
+    <w:bookmarkStart w:id="56" w:name="ref-bolker_ecologicalmodels_2008"/>
     <w:p>
       <w:pPr>
         <w:pStyle w:val="Bibliography"/>
@@ -10711,8 +10216,8 @@
         <w:t xml:space="preserve">. Princeton University Press, Princeton, NJ.</w:t>
       </w:r>
     </w:p>
-    <w:bookmarkEnd w:id="58"/>
-    <w:bookmarkStart w:id="60" w:name="ref-buckley_damage_2025"/>
+    <w:bookmarkEnd w:id="56"/>
+    <w:bookmarkStart w:id="58" w:name="ref-buckley_damage_2025"/>
     <w:p>
       <w:pPr>
         <w:pStyle w:val="Bibliography"/>
@@ -10723,7 +10228,7 @@
       <w:r>
         <w:t xml:space="preserve"> </w:t>
       </w:r>
-      <w:hyperlink r:id="rId59">
+      <w:hyperlink r:id="rId57">
         <w:r>
           <w:rPr>
             <w:rStyle w:val="Hyperlink"/>
@@ -10748,8 +10253,8 @@
         <w:t xml:space="preserve">, 65, 1061–1075.</w:t>
       </w:r>
     </w:p>
-    <w:bookmarkEnd w:id="60"/>
-    <w:bookmarkStart w:id="62" w:name="ref-burke_ipd_2017"/>
+    <w:bookmarkEnd w:id="58"/>
+    <w:bookmarkStart w:id="60" w:name="ref-burke_ipd_2017"/>
     <w:p>
       <w:pPr>
         <w:pStyle w:val="Bibliography"/>
@@ -10760,7 +10265,7 @@
       <w:r>
         <w:t xml:space="preserve"> </w:t>
       </w:r>
-      <w:hyperlink r:id="rId61">
+      <w:hyperlink r:id="rId59">
         <w:r>
           <w:rPr>
             <w:rStyle w:val="Hyperlink"/>
@@ -10785,8 +10290,8 @@
         <w:t xml:space="preserve">, 36, 855–875.</w:t>
       </w:r>
     </w:p>
-    <w:bookmarkEnd w:id="62"/>
-    <w:bookmarkStart w:id="64" w:name="ref-carroll_measurement_2006"/>
+    <w:bookmarkEnd w:id="60"/>
+    <w:bookmarkStart w:id="62" w:name="ref-carroll_measurement_2006"/>
     <w:p>
       <w:pPr>
         <w:pStyle w:val="Bibliography"/>
@@ -10797,7 +10302,7 @@
       <w:r>
         <w:t xml:space="preserve"> </w:t>
       </w:r>
-      <w:hyperlink r:id="rId63">
+      <w:hyperlink r:id="rId61">
         <w:r>
           <w:rPr>
             <w:rStyle w:val="Hyperlink"/>
@@ -10820,8 +10325,8 @@
         <w:t xml:space="preserve">.</w:t>
       </w:r>
     </w:p>
-    <w:bookmarkEnd w:id="64"/>
-    <w:bookmarkStart w:id="66" w:name="ref-deutsch_latitude_2008"/>
+    <w:bookmarkEnd w:id="62"/>
+    <w:bookmarkStart w:id="64" w:name="ref-deutsch_latitude_2008"/>
     <w:p>
       <w:pPr>
         <w:pStyle w:val="Bibliography"/>
@@ -10845,7 +10350,7 @@
       <w:r>
         <w:t xml:space="preserve"> </w:t>
       </w:r>
-      <w:hyperlink r:id="rId65">
+      <w:hyperlink r:id="rId63">
         <w:r>
           <w:rPr>
             <w:rStyle w:val="Hyperlink"/>
@@ -10870,8 +10375,8 @@
         <w:t xml:space="preserve">, 105, 6668–6672.</w:t>
       </w:r>
     </w:p>
-    <w:bookmarkEnd w:id="66"/>
-    <w:bookmarkStart w:id="68" w:name="ref-gelman_priors_2006"/>
+    <w:bookmarkEnd w:id="64"/>
+    <w:bookmarkStart w:id="66" w:name="ref-gelman_priors_2006"/>
     <w:p>
       <w:pPr>
         <w:pStyle w:val="Bibliography"/>
@@ -10882,7 +10387,7 @@
       <w:r>
         <w:t xml:space="preserve"> </w:t>
       </w:r>
-      <w:hyperlink r:id="rId67">
+      <w:hyperlink r:id="rId65">
         <w:r>
           <w:rPr>
             <w:rStyle w:val="Hyperlink"/>
@@ -10949,8 +10454,8 @@
         <w:t xml:space="preserve">, 1, 515–534.</w:t>
       </w:r>
     </w:p>
-    <w:bookmarkEnd w:id="68"/>
-    <w:bookmarkStart w:id="70" w:name="ref-harrison_olre_2014"/>
+    <w:bookmarkEnd w:id="66"/>
+    <w:bookmarkStart w:id="68" w:name="ref-harrison_olre_2014"/>
     <w:p>
       <w:pPr>
         <w:pStyle w:val="Bibliography"/>
@@ -10961,7 +10466,7 @@
       <w:r>
         <w:t xml:space="preserve"> </w:t>
       </w:r>
-      <w:hyperlink r:id="rId69">
+      <w:hyperlink r:id="rId67">
         <w:r>
           <w:rPr>
             <w:rStyle w:val="Hyperlink"/>
@@ -10986,8 +10491,8 @@
         <w:t xml:space="preserve">, 2, e616.</w:t>
       </w:r>
     </w:p>
-    <w:bookmarkEnd w:id="70"/>
-    <w:bookmarkStart w:id="72" w:name="ref-harrison_mixed_2018"/>
+    <w:bookmarkEnd w:id="68"/>
+    <w:bookmarkStart w:id="70" w:name="ref-harrison_mixed_2018"/>
     <w:p>
       <w:pPr>
         <w:pStyle w:val="Bibliography"/>
@@ -11011,7 +10516,7 @@
       <w:r>
         <w:t xml:space="preserve"> </w:t>
       </w:r>
-      <w:hyperlink r:id="rId71">
+      <w:hyperlink r:id="rId69">
         <w:r>
           <w:rPr>
             <w:rStyle w:val="Hyperlink"/>
@@ -11036,8 +10541,8 @@
         <w:t xml:space="preserve">, 6, e4794.</w:t>
       </w:r>
     </w:p>
-    <w:bookmarkEnd w:id="72"/>
-    <w:bookmarkStart w:id="74" w:name="ref-jorgensen_drosophila_2019"/>
+    <w:bookmarkEnd w:id="70"/>
+    <w:bookmarkStart w:id="72" w:name="ref-jorgensen_drosophila_2019"/>
     <w:p>
       <w:pPr>
         <w:pStyle w:val="Bibliography"/>
@@ -11048,7 +10553,7 @@
       <w:r>
         <w:t xml:space="preserve"> </w:t>
       </w:r>
-      <w:hyperlink r:id="rId73">
+      <w:hyperlink r:id="rId71">
         <w:r>
           <w:rPr>
             <w:rStyle w:val="Hyperlink"/>
@@ -11097,8 +10602,8 @@
         <w:t xml:space="preserve">, 33, 629–642.</w:t>
       </w:r>
     </w:p>
-    <w:bookmarkEnd w:id="74"/>
-    <w:bookmarkStart w:id="76" w:name="ref-jorgensen_unifying_2021"/>
+    <w:bookmarkEnd w:id="72"/>
+    <w:bookmarkStart w:id="74" w:name="ref-jorgensen_unifying_2021"/>
     <w:p>
       <w:pPr>
         <w:pStyle w:val="Bibliography"/>
@@ -11109,7 +10614,7 @@
       <w:r>
         <w:t xml:space="preserve"> </w:t>
       </w:r>
-      <w:hyperlink r:id="rId75">
+      <w:hyperlink r:id="rId73">
         <w:r>
           <w:rPr>
             <w:rStyle w:val="Hyperlink"/>
@@ -11134,8 +10639,8 @@
         <w:t xml:space="preserve">, 11, 12840.</w:t>
       </w:r>
     </w:p>
-    <w:bookmarkEnd w:id="76"/>
-    <w:bookmarkStart w:id="78" w:name="ref-jorgensen_nature_2022"/>
+    <w:bookmarkEnd w:id="74"/>
+    <w:bookmarkStart w:id="76" w:name="ref-jorgensen_nature_2022"/>
     <w:p>
       <w:pPr>
         <w:pStyle w:val="Bibliography"/>
@@ -11146,7 +10651,7 @@
       <w:r>
         <w:t xml:space="preserve"> </w:t>
       </w:r>
-      <w:hyperlink r:id="rId77">
+      <w:hyperlink r:id="rId75">
         <w:r>
           <w:rPr>
             <w:rStyle w:val="Hyperlink"/>
@@ -11171,8 +10676,8 @@
         <w:t xml:space="preserve">, 611, 93–98.</w:t>
       </w:r>
     </w:p>
-    <w:bookmarkEnd w:id="78"/>
-    <w:bookmarkStart w:id="80" w:name="ref-li2023"/>
+    <w:bookmarkEnd w:id="76"/>
+    <w:bookmarkStart w:id="78" w:name="ref-li2023"/>
     <w:p>
       <w:pPr>
         <w:pStyle w:val="Bibliography"/>
@@ -11196,7 +10701,7 @@
       <w:r>
         <w:t xml:space="preserve"> </w:t>
       </w:r>
-      <w:hyperlink r:id="rId79">
+      <w:hyperlink r:id="rId77">
         <w:r>
           <w:rPr>
             <w:rStyle w:val="Hyperlink"/>
@@ -11221,8 +10726,8 @@
         <w:t xml:space="preserve">, 114, 103583.</w:t>
       </w:r>
     </w:p>
-    <w:bookmarkEnd w:id="80"/>
-    <w:bookmarkStart w:id="82" w:name="ref-nakagawa_santos_2012"/>
+    <w:bookmarkEnd w:id="78"/>
+    <w:bookmarkStart w:id="80" w:name="ref-nakagawa_santos_2012"/>
     <w:p>
       <w:pPr>
         <w:pStyle w:val="Bibliography"/>
@@ -11233,7 +10738,7 @@
       <w:r>
         <w:t xml:space="preserve"> </w:t>
       </w:r>
-      <w:hyperlink r:id="rId81">
+      <w:hyperlink r:id="rId79">
         <w:r>
           <w:rPr>
             <w:rStyle w:val="Hyperlink"/>
@@ -11258,8 +10763,8 @@
         <w:t xml:space="preserve">, 26, 1253–1274.</w:t>
       </w:r>
     </w:p>
-    <w:bookmarkEnd w:id="82"/>
-    <w:bookmarkStart w:id="84" w:name="ref-nielsen_nlmm_2004"/>
+    <w:bookmarkEnd w:id="80"/>
+    <w:bookmarkStart w:id="82" w:name="ref-nielsen_nlmm_2004"/>
     <w:p>
       <w:pPr>
         <w:pStyle w:val="Bibliography"/>
@@ -11270,7 +10775,7 @@
       <w:r>
         <w:t xml:space="preserve"> </w:t>
       </w:r>
-      <w:hyperlink r:id="rId83">
+      <w:hyperlink r:id="rId81">
         <w:r>
           <w:rPr>
             <w:rStyle w:val="Hyperlink"/>
@@ -11295,8 +10800,8 @@
         <w:t xml:space="preserve">, 18, 30–37.</w:t>
       </w:r>
     </w:p>
-    <w:bookmarkEnd w:id="84"/>
-    <w:bookmarkStart w:id="86" w:name="ref-noble2026"/>
+    <w:bookmarkEnd w:id="82"/>
+    <w:bookmarkStart w:id="84" w:name="ref-noble2026"/>
     <w:p>
       <w:pPr>
         <w:pStyle w:val="Bibliography"/>
@@ -11320,7 +10825,7 @@
       <w:r>
         <w:t xml:space="preserve"> </w:t>
       </w:r>
-      <w:hyperlink r:id="rId85">
+      <w:hyperlink r:id="rId83">
         <w:r>
           <w:rPr>
             <w:rStyle w:val="Hyperlink"/>
@@ -11345,8 +10850,8 @@
         <w:t xml:space="preserve">, 41, 451–464.</w:t>
       </w:r>
     </w:p>
-    <w:bookmarkEnd w:id="86"/>
-    <w:bookmarkStart w:id="88" w:name="ref-orsted_finding_2022"/>
+    <w:bookmarkEnd w:id="84"/>
+    <w:bookmarkStart w:id="86" w:name="ref-orsted_finding_2022"/>
     <w:p>
       <w:pPr>
         <w:pStyle w:val="Bibliography"/>
@@ -11357,7 +10862,7 @@
       <w:r>
         <w:t xml:space="preserve"> </w:t>
       </w:r>
-      <w:hyperlink r:id="rId87">
+      <w:hyperlink r:id="rId85">
         <w:r>
           <w:rPr>
             <w:rStyle w:val="Hyperlink"/>
@@ -11406,8 +10911,8 @@
         <w:t xml:space="preserve">, 225, jeb244514.</w:t>
       </w:r>
     </w:p>
-    <w:bookmarkEnd w:id="88"/>
-    <w:bookmarkStart w:id="90" w:name="ref-orsted_suzukii_2024"/>
+    <w:bookmarkEnd w:id="86"/>
+    <w:bookmarkStart w:id="88" w:name="ref-orsted_suzukii_2024"/>
     <w:p>
       <w:pPr>
         <w:pStyle w:val="Bibliography"/>
@@ -11418,7 +10923,7 @@
       <w:r>
         <w:t xml:space="preserve"> </w:t>
       </w:r>
-      <w:hyperlink r:id="rId89">
+      <w:hyperlink r:id="rId87">
         <w:r>
           <w:rPr>
             <w:rStyle w:val="Hyperlink"/>
@@ -11467,8 +10972,8 @@
         <w:t xml:space="preserve">, 27, e14421.</w:t>
       </w:r>
     </w:p>
-    <w:bookmarkEnd w:id="90"/>
-    <w:bookmarkStart w:id="92" w:name="ref-pinsky_marine_2019"/>
+    <w:bookmarkEnd w:id="88"/>
+    <w:bookmarkStart w:id="90" w:name="ref-pinsky_marine_2019"/>
     <w:p>
       <w:pPr>
         <w:pStyle w:val="Bibliography"/>
@@ -11479,7 +10984,7 @@
       <w:r>
         <w:t xml:space="preserve"> </w:t>
       </w:r>
-      <w:hyperlink r:id="rId91">
+      <w:hyperlink r:id="rId89">
         <w:r>
           <w:rPr>
             <w:rStyle w:val="Hyperlink"/>
@@ -11504,8 +11009,8 @@
         <w:t xml:space="preserve">, 569, 108–111.</w:t>
       </w:r>
     </w:p>
-    <w:bookmarkEnd w:id="92"/>
-    <w:bookmarkStart w:id="94" w:name="ref-pottier_amphibians_2025"/>
+    <w:bookmarkEnd w:id="90"/>
+    <w:bookmarkStart w:id="92" w:name="ref-pottier_amphibians_2025"/>
     <w:p>
       <w:pPr>
         <w:pStyle w:val="Bibliography"/>
@@ -11529,7 +11034,7 @@
       <w:r>
         <w:t xml:space="preserve"> </w:t>
       </w:r>
-      <w:hyperlink r:id="rId93">
+      <w:hyperlink r:id="rId91">
         <w:r>
           <w:rPr>
             <w:rStyle w:val="Hyperlink"/>
@@ -11554,8 +11059,8 @@
         <w:t xml:space="preserve">, 639, 954–961.</w:t>
       </w:r>
     </w:p>
-    <w:bookmarkEnd w:id="94"/>
-    <w:bookmarkStart w:id="96" w:name="ref-rezende_drosophila_mortality_2020"/>
+    <w:bookmarkEnd w:id="92"/>
+    <w:bookmarkStart w:id="94" w:name="ref-rezende_drosophila_mortality_2020"/>
     <w:p>
       <w:pPr>
         <w:pStyle w:val="Bibliography"/>
@@ -11566,7 +11071,7 @@
       <w:r>
         <w:t xml:space="preserve"> </w:t>
       </w:r>
-      <w:hyperlink r:id="rId95">
+      <w:hyperlink r:id="rId93">
         <w:r>
           <w:rPr>
             <w:rStyle w:val="Hyperlink"/>
@@ -11615,8 +11120,8 @@
         <w:t xml:space="preserve">, 369, 1242–1245.</w:t>
       </w:r>
     </w:p>
-    <w:bookmarkEnd w:id="96"/>
-    <w:bookmarkStart w:id="98" w:name="ref-rezende_landscapes_2014"/>
+    <w:bookmarkEnd w:id="94"/>
+    <w:bookmarkStart w:id="96" w:name="ref-rezende_landscapes_2014"/>
     <w:p>
       <w:pPr>
         <w:pStyle w:val="Bibliography"/>
@@ -11627,7 +11132,7 @@
       <w:r>
         <w:t xml:space="preserve"> </w:t>
       </w:r>
-      <w:hyperlink r:id="rId97">
+      <w:hyperlink r:id="rId95">
         <w:r>
           <w:rPr>
             <w:rStyle w:val="Hyperlink"/>
@@ -11652,8 +11157,8 @@
         <w:t xml:space="preserve">, 28, 799–809.</w:t>
       </w:r>
     </w:p>
-    <w:bookmarkEnd w:id="98"/>
-    <w:bookmarkStart w:id="100" w:name="ref-ritz_ecotox_2010"/>
+    <w:bookmarkEnd w:id="96"/>
+    <w:bookmarkStart w:id="98" w:name="ref-ritz_ecotox_2010"/>
     <w:p>
       <w:pPr>
         <w:pStyle w:val="Bibliography"/>
@@ -11664,7 +11169,7 @@
       <w:r>
         <w:t xml:space="preserve"> </w:t>
       </w:r>
-      <w:hyperlink r:id="rId99">
+      <w:hyperlink r:id="rId97">
         <w:r>
           <w:rPr>
             <w:rStyle w:val="Hyperlink"/>
@@ -11689,8 +11194,8 @@
         <w:t xml:space="preserve">, 29, 220–229.</w:t>
       </w:r>
     </w:p>
-    <w:bookmarkEnd w:id="100"/>
-    <w:bookmarkStart w:id="102" w:name="ref-ritz_drc_2015"/>
+    <w:bookmarkEnd w:id="98"/>
+    <w:bookmarkStart w:id="100" w:name="ref-ritz_drc_2015"/>
     <w:p>
       <w:pPr>
         <w:pStyle w:val="Bibliography"/>
@@ -11701,7 +11206,7 @@
       <w:r>
         <w:t xml:space="preserve"> </w:t>
       </w:r>
-      <w:hyperlink r:id="rId101">
+      <w:hyperlink r:id="rId99">
         <w:r>
           <w:rPr>
             <w:rStyle w:val="Hyperlink"/>
@@ -11738,8 +11243,8 @@
         <w:t xml:space="preserve">, 10, e0146021.</w:t>
       </w:r>
     </w:p>
-    <w:bookmarkEnd w:id="102"/>
-    <w:bookmarkStart w:id="104" w:name="ref-ritz_streibig_2008"/>
+    <w:bookmarkEnd w:id="100"/>
+    <w:bookmarkStart w:id="102" w:name="ref-ritz_streibig_2008"/>
     <w:p>
       <w:pPr>
         <w:pStyle w:val="Bibliography"/>
@@ -11750,7 +11255,7 @@
       <w:r>
         <w:t xml:space="preserve"> </w:t>
       </w:r>
-      <w:hyperlink r:id="rId103">
+      <w:hyperlink r:id="rId101">
         <w:r>
           <w:rPr>
             <w:rStyle w:val="Hyperlink"/>
@@ -11780,8 +11285,8 @@
         <w:t xml:space="preserve">. Springer-Verlag, New York.</w:t>
       </w:r>
     </w:p>
-    <w:bookmarkEnd w:id="104"/>
-    <w:bookmarkStart w:id="106" w:name="ref-rudemo_random_1989"/>
+    <w:bookmarkEnd w:id="102"/>
+    <w:bookmarkStart w:id="104" w:name="ref-rudemo_random_1989"/>
     <w:p>
       <w:pPr>
         <w:pStyle w:val="Bibliography"/>
@@ -11792,7 +11297,7 @@
       <w:r>
         <w:t xml:space="preserve"> </w:t>
       </w:r>
-      <w:hyperlink r:id="rId105">
+      <w:hyperlink r:id="rId103">
         <w:r>
           <w:rPr>
             <w:rStyle w:val="Hyperlink"/>
@@ -11817,8 +11322,8 @@
         <w:t xml:space="preserve">, 45, 349–362.</w:t>
       </w:r>
     </w:p>
-    <w:bookmarkEnd w:id="106"/>
-    <w:bookmarkStart w:id="108" w:name="ref-schielzeth_centering_2010"/>
+    <w:bookmarkEnd w:id="104"/>
+    <w:bookmarkStart w:id="106" w:name="ref-schielzeth_centering_2010"/>
     <w:p>
       <w:pPr>
         <w:pStyle w:val="Bibliography"/>
@@ -11829,7 +11334,7 @@
       <w:r>
         <w:t xml:space="preserve"> </w:t>
       </w:r>
-      <w:hyperlink r:id="rId107">
+      <w:hyperlink r:id="rId105">
         <w:r>
           <w:rPr>
             <w:rStyle w:val="Hyperlink"/>
@@ -11854,8 +11359,8 @@
         <w:t xml:space="preserve">, 1, 103–113.</w:t>
       </w:r>
     </w:p>
-    <w:bookmarkEnd w:id="108"/>
-    <w:bookmarkStart w:id="110" w:name="ref-smale_marine_2019"/>
+    <w:bookmarkEnd w:id="106"/>
+    <w:bookmarkStart w:id="108" w:name="ref-smale_marine_2019"/>
     <w:p>
       <w:pPr>
         <w:pStyle w:val="Bibliography"/>
@@ -11879,7 +11384,7 @@
       <w:r>
         <w:t xml:space="preserve"> </w:t>
       </w:r>
-      <w:hyperlink r:id="rId109">
+      <w:hyperlink r:id="rId107">
         <w:r>
           <w:rPr>
             <w:rStyle w:val="Hyperlink"/>
@@ -11904,8 +11409,8 @@
         <w:t xml:space="preserve">, 9, 306–312.</w:t>
       </w:r>
     </w:p>
-    <w:bookmarkEnd w:id="110"/>
-    <w:bookmarkStart w:id="112" w:name="ref-snook_fertility_2026"/>
+    <w:bookmarkEnd w:id="108"/>
+    <w:bookmarkStart w:id="110" w:name="ref-snook_fertility_2026"/>
     <w:p>
       <w:pPr>
         <w:pStyle w:val="Bibliography"/>
@@ -11916,7 +11421,7 @@
       <w:r>
         <w:t xml:space="preserve"> </w:t>
       </w:r>
-      <w:hyperlink r:id="rId111">
+      <w:hyperlink r:id="rId109">
         <w:r>
           <w:rPr>
             <w:rStyle w:val="Hyperlink"/>
@@ -11941,8 +11446,8 @@
         <w:t xml:space="preserve">, 2, 225–241.</w:t>
       </w:r>
     </w:p>
-    <w:bookmarkEnd w:id="112"/>
-    <w:bookmarkStart w:id="114" w:name="ref-sunday_global_2011"/>
+    <w:bookmarkEnd w:id="110"/>
+    <w:bookmarkStart w:id="112" w:name="ref-sunday_global_2011"/>
     <w:p>
       <w:pPr>
         <w:pStyle w:val="Bibliography"/>
@@ -11953,7 +11458,7 @@
       <w:r>
         <w:t xml:space="preserve"> </w:t>
       </w:r>
-      <w:hyperlink r:id="rId113">
+      <w:hyperlink r:id="rId111">
         <w:r>
           <w:rPr>
             <w:rStyle w:val="Hyperlink"/>
@@ -11978,8 +11483,8 @@
         <w:t xml:space="preserve">, 278, 1823–1830.</w:t>
       </w:r>
     </w:p>
-    <w:bookmarkEnd w:id="114"/>
-    <w:bookmarkStart w:id="116" w:name="ref-sunday_redistribution_2012"/>
+    <w:bookmarkEnd w:id="112"/>
+    <w:bookmarkStart w:id="114" w:name="ref-sunday_redistribution_2012"/>
     <w:p>
       <w:pPr>
         <w:pStyle w:val="Bibliography"/>
@@ -11990,7 +11495,7 @@
       <w:r>
         <w:t xml:space="preserve"> </w:t>
       </w:r>
-      <w:hyperlink r:id="rId115">
+      <w:hyperlink r:id="rId113">
         <w:r>
           <w:rPr>
             <w:rStyle w:val="Hyperlink"/>
@@ -12015,8 +11520,8 @@
         <w:t xml:space="preserve">, 2, 686–690.</w:t>
       </w:r>
     </w:p>
-    <w:bookmarkEnd w:id="116"/>
-    <w:bookmarkStart w:id="118" w:name="ref-truebano2018"/>
+    <w:bookmarkEnd w:id="114"/>
+    <w:bookmarkStart w:id="116" w:name="ref-truebano2018"/>
     <w:p>
       <w:pPr>
         <w:pStyle w:val="Bibliography"/>
@@ -12027,7 +11532,7 @@
       <w:r>
         <w:t xml:space="preserve"> </w:t>
       </w:r>
-      <w:hyperlink r:id="rId117">
+      <w:hyperlink r:id="rId115">
         <w:r>
           <w:rPr>
             <w:rStyle w:val="Hyperlink"/>
@@ -12052,8 +11557,8 @@
         <w:t xml:space="preserve">, 221, jeb171629.</w:t>
       </w:r>
     </w:p>
-    <w:bookmarkEnd w:id="118"/>
-    <w:bookmarkStart w:id="120" w:name="ref-villeneuve_dynamic_2024"/>
+    <w:bookmarkEnd w:id="116"/>
+    <w:bookmarkStart w:id="118" w:name="ref-villeneuve_dynamic_2024"/>
     <w:p>
       <w:pPr>
         <w:pStyle w:val="Bibliography"/>
@@ -12064,7 +11569,7 @@
       <w:r>
         <w:t xml:space="preserve"> </w:t>
       </w:r>
-      <w:hyperlink r:id="rId119">
+      <w:hyperlink r:id="rId117">
         <w:r>
           <w:rPr>
             <w:rStyle w:val="Hyperlink"/>
@@ -12089,8 +11594,8 @@
         <w:t xml:space="preserve">, 94, 1515–1527.</w:t>
       </w:r>
     </w:p>
-    <w:bookmarkEnd w:id="120"/>
-    <w:bookmarkStart w:id="122" w:name="ref-wiens_localextinctions_2016"/>
+    <w:bookmarkEnd w:id="118"/>
+    <w:bookmarkStart w:id="120" w:name="ref-wiens_localextinctions_2016"/>
     <w:p>
       <w:pPr>
         <w:pStyle w:val="Bibliography"/>
@@ -12101,7 +11606,7 @@
       <w:r>
         <w:t xml:space="preserve"> </w:t>
       </w:r>
-      <w:hyperlink r:id="rId121">
+      <w:hyperlink r:id="rId119">
         <w:r>
           <w:rPr>
             <w:rStyle w:val="Hyperlink"/>
@@ -12126,9 +11631,9 @@
         <w:t xml:space="preserve">, 14, e2001104.</w:t>
       </w:r>
     </w:p>
+    <w:bookmarkEnd w:id="120"/>
+    <w:bookmarkEnd w:id="121"/>
     <w:bookmarkEnd w:id="122"/>
-    <w:bookmarkEnd w:id="123"/>
-    <w:bookmarkEnd w:id="124"/>
     <w:sectPr>
       <w:pgSz w:h="15840" w:w="12240"/>
       <w:pgMar w:bottom="1440" w:footer="720" w:gutter="0" w:header="720" w:left="1440" w:right="1440" w:top="1440"/>
@@ -12239,123 +11744,8 @@
       </w:pPr>
     </w:lvl>
   </w:abstractNum>
-  <w:abstractNum w:abstractNumId="99411">
-    <w:nsid w:val="00A99411"/>
-    <w:multiLevelType w:val="multilevel"/>
-    <w:lvl w:ilvl="0">
-      <w:start w:val="1"/>
-      <w:numFmt w:val="decimal"/>
-      <w:lvlText w:val="%1."/>
-      <w:lvlJc w:val="left"/>
-      <w:pPr>
-        <w:ind w:left="720" w:hanging="360"/>
-      </w:pPr>
-    </w:lvl>
-    <w:lvl w:ilvl="1">
-      <w:start w:val="1"/>
-      <w:numFmt w:val="decimal"/>
-      <w:lvlText w:val="%2."/>
-      <w:lvlJc w:val="left"/>
-      <w:pPr>
-        <w:ind w:left="1440" w:hanging="360"/>
-      </w:pPr>
-    </w:lvl>
-    <w:lvl w:ilvl="2">
-      <w:start w:val="1"/>
-      <w:numFmt w:val="decimal"/>
-      <w:lvlText w:val="%3."/>
-      <w:lvlJc w:val="left"/>
-      <w:pPr>
-        <w:ind w:left="2160" w:hanging="360"/>
-      </w:pPr>
-    </w:lvl>
-    <w:lvl w:ilvl="3">
-      <w:start w:val="1"/>
-      <w:numFmt w:val="decimal"/>
-      <w:lvlText w:val="%4."/>
-      <w:lvlJc w:val="left"/>
-      <w:pPr>
-        <w:ind w:left="2880" w:hanging="360"/>
-      </w:pPr>
-    </w:lvl>
-    <w:lvl w:ilvl="4">
-      <w:start w:val="1"/>
-      <w:numFmt w:val="decimal"/>
-      <w:lvlText w:val="%5."/>
-      <w:lvlJc w:val="left"/>
-      <w:pPr>
-        <w:ind w:left="3600" w:hanging="360"/>
-      </w:pPr>
-    </w:lvl>
-    <w:lvl w:ilvl="5">
-      <w:start w:val="1"/>
-      <w:numFmt w:val="decimal"/>
-      <w:lvlText w:val="%6."/>
-      <w:lvlJc w:val="left"/>
-      <w:pPr>
-        <w:ind w:left="4320" w:hanging="360"/>
-      </w:pPr>
-    </w:lvl>
-    <w:lvl w:ilvl="6">
-      <w:start w:val="1"/>
-      <w:numFmt w:val="decimal"/>
-      <w:lvlText w:val="%7."/>
-      <w:lvlJc w:val="left"/>
-      <w:pPr>
-        <w:ind w:left="5040" w:hanging="360"/>
-      </w:pPr>
-    </w:lvl>
-    <w:lvl w:ilvl="7">
-      <w:start w:val="1"/>
-      <w:numFmt w:val="decimal"/>
-      <w:lvlText w:val="%8."/>
-      <w:lvlJc w:val="left"/>
-      <w:pPr>
-        <w:ind w:left="5760" w:hanging="360"/>
-      </w:pPr>
-    </w:lvl>
-    <w:lvl w:ilvl="8">
-      <w:start w:val="1"/>
-      <w:numFmt w:val="decimal"/>
-      <w:lvlText w:val="%9."/>
-      <w:lvlJc w:val="left"/>
-      <w:pPr>
-        <w:ind w:left="6480" w:hanging="360"/>
-      </w:pPr>
-    </w:lvl>
-  </w:abstractNum>
   <w:num w:numId="1000">
     <w:abstractNumId w:val="990"/>
-  </w:num>
-  <w:num w:numId="1001">
-    <w:abstractNumId w:val="99411"/>
-    <w:lvlOverride w:ilvl="0">
-      <w:startOverride w:val="1"/>
-    </w:lvlOverride>
-    <w:lvlOverride w:ilvl="1">
-      <w:startOverride w:val="1"/>
-    </w:lvlOverride>
-    <w:lvlOverride w:ilvl="2">
-      <w:startOverride w:val="1"/>
-    </w:lvlOverride>
-    <w:lvlOverride w:ilvl="3">
-      <w:startOverride w:val="1"/>
-    </w:lvlOverride>
-    <w:lvlOverride w:ilvl="4">
-      <w:startOverride w:val="1"/>
-    </w:lvlOverride>
-    <w:lvlOverride w:ilvl="5">
-      <w:startOverride w:val="1"/>
-    </w:lvlOverride>
-    <w:lvlOverride w:ilvl="6">
-      <w:startOverride w:val="1"/>
-    </w:lvlOverride>
-    <w:lvlOverride w:ilvl="7">
-      <w:startOverride w:val="1"/>
-    </w:lvlOverride>
-    <w:lvlOverride w:ilvl="8">
-      <w:startOverride w:val="1"/>
-    </w:lvlOverride>
   </w:num>
 </w:numbering>
 </file>

--- a/_output/ms.docx
+++ b/_output/ms.docx
@@ -389,7 +389,7 @@
         <w:t xml:space="preserve">thermal-death-time; thermal tolerance landscape; multilevel model; 4-parameter logistic; heat injury; heat tolerance; critical thermal maximum; ectotherm</w:t>
       </w:r>
     </w:p>
-    <w:bookmarkStart w:id="20" w:name="introduction"/>
+    <w:bookmarkStart w:id="24" w:name="introduction"/>
     <w:p>
       <w:pPr>
         <w:pStyle w:val="Heading1"/>
@@ -1901,14 +1901,38 @@
       <w:r>
         <w:t xml:space="preserve"> </w:t>
       </w:r>
-      <w:hyperlink w:anchor="ref-zamora2026predicting">
-        <w:r>
-          <w:rPr>
-            <w:rStyle w:val="Hyperlink"/>
-            <w:b/>
-            <w:bCs/>
-          </w:rPr>
-          <w:t xml:space="preserve">zamora2026predicting?</w:t>
+      <w:hyperlink w:anchor="ref-zamora2026">
+        <w:r>
+          <w:rPr>
+            <w:rStyle w:val="Hyperlink"/>
+          </w:rPr>
+          <w:t xml:space="preserve">Zamora</w:t>
+        </w:r>
+        <w:r>
+          <w:rPr>
+            <w:rStyle w:val="Hyperlink"/>
+          </w:rPr>
+          <w:t xml:space="preserve"> </w:t>
+        </w:r>
+        <w:r>
+          <w:rPr>
+            <w:rStyle w:val="Hyperlink"/>
+            <w:i/>
+            <w:iCs/>
+          </w:rPr>
+          <w:t xml:space="preserve">et al.</w:t>
+        </w:r>
+        <w:r>
+          <w:rPr>
+            <w:rStyle w:val="Hyperlink"/>
+          </w:rPr>
+          <w:t xml:space="preserve"> </w:t>
+        </w:r>
+        <w:r>
+          <w:rPr>
+            <w:rStyle w:val="Hyperlink"/>
+          </w:rPr>
+          <w:t xml:space="preserve">2026</w:t>
         </w:r>
       </w:hyperlink>
       <w:r>
@@ -3420,8 +3444,443 @@
         <w:t xml:space="preserve">), and XXX (XXX), we demonstrate how to implement, validate, and expand this new modelling approach.</w:t>
       </w:r>
     </w:p>
-    <w:bookmarkEnd w:id="20"/>
-    <w:bookmarkStart w:id="24" w:name="X4ae69e6473582f743e31b9e3b0100c4bac3c9f9"/>
+    <w:tbl>
+      <w:tblPr>
+        <w:tblStyle w:val="Table"/>
+        <w:tblW w:type="pct" w:w="5000"/>
+        <w:tblLayout w:type="fixed"/>
+        <w:tblLook w:firstRow="0" w:lastRow="0" w:firstColumn="0" w:lastColumn="0" w:noHBand="0" w:noVBand="0" w:val="0000"/>
+      </w:tblPr>
+      <w:tblGrid>
+        <w:gridCol w:w="7920"/>
+      </w:tblGrid>
+      <w:tr>
+        <w:tc>
+          <w:tcPr/>
+          <w:bookmarkStart w:id="23" w:name="fig-joint-4pl-conceptual"/>
+          <w:p>
+            <w:pPr>
+              <w:pStyle w:val="Compact"/>
+              <w:jc w:val="center"/>
+            </w:pPr>
+            <w:r>
+              <w:drawing>
+                <wp:inline>
+                  <wp:extent cx="5943600" cy="7868496"/>
+                  <wp:effectExtent b="0" l="0" r="0" t="0"/>
+                  <wp:docPr descr="" title="" id="21" name="Picture"/>
+                  <a:graphic>
+                    <a:graphicData uri="http://schemas.openxmlformats.org/drawingml/2006/picture">
+                      <pic:pic>
+                        <pic:nvPicPr>
+                          <pic:cNvPr descr="../../../CloudStorage/Dropbox/1_Research/1_Manuscripts/In_Preparation/tls_model_equivalence/output/figs/fig1.png" id="22" name="Picture"/>
+                          <pic:cNvPicPr>
+                            <a:picLocks noChangeArrowheads="1" noChangeAspect="1"/>
+                          </pic:cNvPicPr>
+                        </pic:nvPicPr>
+                        <pic:blipFill>
+                          <a:blip r:embed="rId20"/>
+                          <a:stretch>
+                            <a:fillRect/>
+                          </a:stretch>
+                        </pic:blipFill>
+                        <pic:spPr bwMode="auto">
+                          <a:xfrm>
+                            <a:off x="0" y="0"/>
+                            <a:ext cx="5943600" cy="7868496"/>
+                          </a:xfrm>
+                          <a:prstGeom prst="rect">
+                            <a:avLst/>
+                          </a:prstGeom>
+                          <a:noFill/>
+                          <a:ln w="9525">
+                            <a:noFill/>
+                            <a:headEnd/>
+                            <a:tailEnd/>
+                          </a:ln>
+                        </pic:spPr>
+                      </pic:pic>
+                    </a:graphicData>
+                  </a:graphic>
+                </wp:inline>
+              </w:drawing>
+            </w:r>
+          </w:p>
+          <w:p>
+            <w:pPr>
+              <w:jc w:val="center"/>
+            </w:pPr>
+            <w:pPr>
+              <w:jc w:val="start"/>
+              <w:spacing w:before="200"/>
+              <w:pStyle w:val="ImageCaption"/>
+            </w:pPr>
+            <w:r>
+              <w:t xml:space="preserve">Figure 1: Conceptual comparison of the classical two-stage TDT/TLS workflow and the joint Bayesian four-parameter logistic (4PL) model. (a) In the two-stage workflow, separate dose-response curves are fit at each assay temperature and the resulting</w:t>
+            </w:r>
+            <w:r>
+              <w:t xml:space="preserve"> </w:t>
+            </w:r>
+            <m:oMath>
+              <m:sSub>
+                <m:e>
+                  <m:r>
+                    <m:t>t</m:t>
+                  </m:r>
+                </m:e>
+                <m:sub>
+                  <m:r>
+                    <m:t>50</m:t>
+                  </m:r>
+                </m:sub>
+              </m:sSub>
+            </m:oMath>
+            <w:r>
+              <w:t xml:space="preserve"> </w:t>
+            </w:r>
+            <w:r>
+              <w:t xml:space="preserve">estimates are regressed against temperature. This can fail when assays do not bracket</w:t>
+            </w:r>
+            <w:r>
+              <w:t xml:space="preserve"> </w:t>
+            </w:r>
+            <m:oMath>
+              <m:sSub>
+                <m:e>
+                  <m:r>
+                    <m:t>t</m:t>
+                  </m:r>
+                </m:e>
+                <m:sub>
+                  <m:r>
+                    <m:t>50</m:t>
+                  </m:r>
+                </m:sub>
+              </m:sSub>
+            </m:oMath>
+            <w:r>
+              <w:t xml:space="preserve">, treats first-stage estimates as fixed and independent, and does not naturally propagate uncertainty, covariates, or hierarchical structure into</w:t>
+            </w:r>
+            <w:r>
+              <w:t xml:space="preserve"> </w:t>
+            </w:r>
+            <m:oMath>
+              <m:r>
+                <m:t>z</m:t>
+              </m:r>
+            </m:oMath>
+            <w:r>
+              <w:t xml:space="preserve"> </w:t>
+            </w:r>
+            <w:r>
+              <w:t xml:space="preserve">and</w:t>
+            </w:r>
+            <w:r>
+              <w:t xml:space="preserve"> </w:t>
+            </w:r>
+            <m:oMath>
+              <m:r>
+                <m:t>C</m:t>
+              </m:r>
+              <m:sSub>
+                <m:e>
+                  <m:r>
+                    <m:t>T</m:t>
+                  </m:r>
+                </m:e>
+                <m:sub>
+                  <m:r>
+                    <m:t>m</m:t>
+                  </m:r>
+                  <m:r>
+                    <m:t>a</m:t>
+                  </m:r>
+                  <m:r>
+                    <m:t>x</m:t>
+                  </m:r>
+                  <m:r>
+                    <m:rPr>
+                      <m:sty m:val="p"/>
+                    </m:rPr>
+                    <m:t>,</m:t>
+                  </m:r>
+                  <m:r>
+                    <m:t>1</m:t>
+                  </m:r>
+                  <m:r>
+                    <m:t>h</m:t>
+                  </m:r>
+                </m:sub>
+              </m:sSub>
+            </m:oMath>
+            <w:r>
+              <w:t xml:space="preserve">. (b) The joint 4PL model estimates the full survival surface in one model. Coloured curves show posterior median survival probabilities at assay temperatures, with shaded pointwise 95% credible intervals. Filled circles mark the model midpoint,</w:t>
+            </w:r>
+            <w:r>
+              <w:t xml:space="preserve"> </w:t>
+            </w:r>
+            <w:r>
+              <w:rPr>
+                <w:rStyle w:val="VerbatimChar"/>
+              </w:rPr>
+              <w:t xml:space="preserve">mid(T)</w:t>
+            </w:r>
+            <w:r>
+              <w:t xml:space="preserve">, defining relative</w:t>
+            </w:r>
+            <w:r>
+              <w:t xml:space="preserve"> </w:t>
+            </w:r>
+            <m:oMath>
+              <m:sSub>
+                <m:e>
+                  <m:r>
+                    <m:rPr>
+                      <m:sty m:val="p"/>
+                    </m:rPr>
+                    <m:t>log</m:t>
+                  </m:r>
+                </m:e>
+                <m:sub>
+                  <m:r>
+                    <m:t>10</m:t>
+                  </m:r>
+                </m:sub>
+              </m:sSub>
+              <m:sSub>
+                <m:e>
+                  <m:r>
+                    <m:t>t</m:t>
+                  </m:r>
+                </m:e>
+                <m:sub>
+                  <m:r>
+                    <m:t>50</m:t>
+                  </m:r>
+                </m:sub>
+              </m:sSub>
+            </m:oMath>
+            <w:r>
+              <w:t xml:space="preserve">; open triangles mark the absolute 50% survival crossing. The black and steelblue trajectories give the relative and absolute</w:t>
+            </w:r>
+            <w:r>
+              <w:t xml:space="preserve"> </w:t>
+            </w:r>
+            <m:oMath>
+              <m:sSub>
+                <m:e>
+                  <m:r>
+                    <m:t>t</m:t>
+                  </m:r>
+                </m:e>
+                <m:sub>
+                  <m:r>
+                    <m:t>50</m:t>
+                  </m:r>
+                </m:sub>
+              </m:sSub>
+            </m:oMath>
+            <w:r>
+              <w:t xml:space="preserve"> </w:t>
+            </w:r>
+            <w:r>
+              <w:t xml:space="preserve">relationships used to derive</w:t>
+            </w:r>
+            <w:r>
+              <w:t xml:space="preserve"> </w:t>
+            </w:r>
+            <m:oMath>
+              <m:sSub>
+                <m:e>
+                  <m:r>
+                    <m:t>z</m:t>
+                  </m:r>
+                </m:e>
+                <m:sub>
+                  <m:r>
+                    <m:t>r</m:t>
+                  </m:r>
+                  <m:r>
+                    <m:t>e</m:t>
+                  </m:r>
+                  <m:r>
+                    <m:t>l</m:t>
+                  </m:r>
+                </m:sub>
+              </m:sSub>
+            </m:oMath>
+            <w:r>
+              <w:t xml:space="preserve">,</w:t>
+            </w:r>
+            <w:r>
+              <w:t xml:space="preserve"> </w:t>
+            </w:r>
+            <m:oMath>
+              <m:sSub>
+                <m:e>
+                  <m:r>
+                    <m:t>z</m:t>
+                  </m:r>
+                </m:e>
+                <m:sub>
+                  <m:r>
+                    <m:t>a</m:t>
+                  </m:r>
+                  <m:r>
+                    <m:t>b</m:t>
+                  </m:r>
+                  <m:r>
+                    <m:t>s</m:t>
+                  </m:r>
+                </m:sub>
+              </m:sSub>
+            </m:oMath>
+            <w:r>
+              <w:t xml:space="preserve">, and</w:t>
+            </w:r>
+            <w:r>
+              <w:t xml:space="preserve"> </w:t>
+            </w:r>
+            <m:oMath>
+              <m:r>
+                <m:t>C</m:t>
+              </m:r>
+              <m:sSub>
+                <m:e>
+                  <m:r>
+                    <m:t>T</m:t>
+                  </m:r>
+                </m:e>
+                <m:sub>
+                  <m:r>
+                    <m:t>m</m:t>
+                  </m:r>
+                  <m:r>
+                    <m:t>a</m:t>
+                  </m:r>
+                  <m:r>
+                    <m:t>x</m:t>
+                  </m:r>
+                  <m:r>
+                    <m:rPr>
+                      <m:sty m:val="p"/>
+                    </m:rPr>
+                    <m:t>,</m:t>
+                  </m:r>
+                  <m:r>
+                    <m:t>1</m:t>
+                  </m:r>
+                  <m:r>
+                    <m:t>h</m:t>
+                  </m:r>
+                </m:sub>
+              </m:sSub>
+            </m:oMath>
+            <w:r>
+              <w:t xml:space="preserve"> </w:t>
+            </w:r>
+            <w:r>
+              <w:t xml:space="preserve">at the 60-min reference. Dashed ghost curves show the fitted dose response at the corresponding relative and absolute</w:t>
+            </w:r>
+            <w:r>
+              <w:t xml:space="preserve"> </w:t>
+            </w:r>
+            <m:oMath>
+              <m:r>
+                <m:t>C</m:t>
+              </m:r>
+              <m:sSub>
+                <m:e>
+                  <m:r>
+                    <m:t>T</m:t>
+                  </m:r>
+                </m:e>
+                <m:sub>
+                  <m:r>
+                    <m:t>m</m:t>
+                  </m:r>
+                  <m:r>
+                    <m:t>a</m:t>
+                  </m:r>
+                  <m:r>
+                    <m:t>x</m:t>
+                  </m:r>
+                  <m:r>
+                    <m:rPr>
+                      <m:sty m:val="p"/>
+                    </m:rPr>
+                    <m:t>,</m:t>
+                  </m:r>
+                  <m:r>
+                    <m:t>1</m:t>
+                  </m:r>
+                  <m:r>
+                    <m:t>h</m:t>
+                  </m:r>
+                </m:sub>
+              </m:sSub>
+            </m:oMath>
+            <w:r>
+              <w:t xml:space="preserve"> </w:t>
+            </w:r>
+            <w:r>
+              <w:t xml:space="preserve">values. Inset: the 4PL parameters</w:t>
+            </w:r>
+            <w:r>
+              <w:t xml:space="preserve"> </w:t>
+            </w:r>
+            <w:r>
+              <w:rPr>
+                <w:rStyle w:val="VerbatimChar"/>
+              </w:rPr>
+              <w:t xml:space="preserve">low</w:t>
+            </w:r>
+            <w:r>
+              <w:t xml:space="preserve">,</w:t>
+            </w:r>
+            <w:r>
+              <w:t xml:space="preserve"> </w:t>
+            </w:r>
+            <w:r>
+              <w:rPr>
+                <w:rStyle w:val="VerbatimChar"/>
+              </w:rPr>
+              <w:t xml:space="preserve">up</w:t>
+            </w:r>
+            <w:r>
+              <w:t xml:space="preserve">,</w:t>
+            </w:r>
+            <w:r>
+              <w:t xml:space="preserve"> </w:t>
+            </w:r>
+            <w:r>
+              <w:rPr>
+                <w:rStyle w:val="VerbatimChar"/>
+              </w:rPr>
+              <w:t xml:space="preserve">mid</w:t>
+            </w:r>
+            <w:r>
+              <w:t xml:space="preserve">, and</w:t>
+            </w:r>
+            <w:r>
+              <w:t xml:space="preserve"> </w:t>
+            </w:r>
+            <w:r>
+              <w:rPr>
+                <w:rStyle w:val="VerbatimChar"/>
+              </w:rPr>
+              <w:t xml:space="preserve">k</w:t>
+            </w:r>
+            <w:r>
+              <w:t xml:space="preserve">. Values are illustrative.</w:t>
+            </w:r>
+          </w:p>
+          <w:bookmarkEnd w:id="23"/>
+        </w:tc>
+      </w:tr>
+    </w:tbl>
+    <w:bookmarkEnd w:id="24"/>
+    <w:bookmarkStart w:id="28" w:name="X4ae69e6473582f743e31b9e3b0100c4bac3c9f9"/>
     <w:p>
       <w:pPr>
         <w:pStyle w:val="Heading1"/>
@@ -3430,7 +3889,7 @@
         <w:t xml:space="preserve">A non-linear Bayesian hierarchical model for characterizing thermal load sensitivity</w:t>
       </w:r>
     </w:p>
-    <w:bookmarkStart w:id="23" w:name="model-specification"/>
+    <w:bookmarkStart w:id="27" w:name="model-specification"/>
     <w:p>
       <w:pPr>
         <w:pStyle w:val="Heading2"/>
@@ -3507,7 +3966,7 @@
       <w:pPr>
         <w:pStyle w:val="BodyText"/>
       </w:pPr>
-      <w:bookmarkStart w:id="21" w:name="eq-likelihood"/>
+      <w:bookmarkStart w:id="25" w:name="eq-likelihood"/>
       <m:oMathPara>
         <m:oMathParaPr>
           <m:jc m:val="center"/>
@@ -3602,7 +4061,7 @@
           </m:d>
         </m:oMath>
       </m:oMathPara>
-      <w:bookmarkEnd w:id="21"/>
+      <w:bookmarkEnd w:id="25"/>
     </w:p>
     <w:p>
       <w:pPr>
@@ -3653,7 +4112,7 @@
       <w:pPr>
         <w:pStyle w:val="BodyText"/>
       </w:pPr>
-      <w:bookmarkStart w:id="22" w:name="eq-4pl"/>
+      <w:bookmarkStart w:id="26" w:name="eq-4pl"/>
       <m:oMathPara>
         <m:oMathParaPr>
           <m:jc m:val="center"/>
@@ -3821,7 +4280,7 @@
           </m:d>
         </m:oMath>
       </m:oMathPara>
-      <w:bookmarkEnd w:id="22"/>
+      <w:bookmarkEnd w:id="26"/>
     </w:p>
     <w:p>
       <w:pPr>
@@ -4211,9 +4670,9 @@
         <w:t xml:space="preserve">comparisons (e.g., do sexes or species differ in midpoints?), with correct inference (e.g., do species differ significantly from each other?) and allows for variance decomposition to help identify key sources of variance in the data (e.g., estimating variances explained across individuals, species, trials etc.). Such models are most flexibly fit within a Bayesian framework with intuitive interpretation of these parameters and a highly flexible path for error propagation. We show below how such a model can be used to derive all thermal load sensitivity parameters of interest to ecophysiologists.</w:t>
       </w:r>
     </w:p>
-    <w:bookmarkEnd w:id="23"/>
-    <w:bookmarkEnd w:id="24"/>
-    <w:bookmarkStart w:id="29" w:name="X46eb6268dcffa0b752ad63ad3dfd63180af2bd8"/>
+    <w:bookmarkEnd w:id="27"/>
+    <w:bookmarkEnd w:id="28"/>
+    <w:bookmarkStart w:id="33" w:name="X46eb6268dcffa0b752ad63ad3dfd63180af2bd8"/>
     <w:p>
       <w:pPr>
         <w:pStyle w:val="Heading1"/>
@@ -4384,7 +4843,7 @@
       <w:pPr>
         <w:pStyle w:val="BodyText"/>
       </w:pPr>
-      <w:bookmarkStart w:id="25" w:name="eq-mid-temp"/>
+      <w:bookmarkStart w:id="29" w:name="eq-mid-temp"/>
       <m:oMathPara>
         <m:oMathParaPr>
           <m:jc m:val="center"/>
@@ -4489,7 +4948,7 @@
           </m:d>
         </m:oMath>
       </m:oMathPara>
-      <w:bookmarkEnd w:id="25"/>
+      <w:bookmarkEnd w:id="29"/>
     </w:p>
     <w:p>
       <w:pPr>
@@ -5281,7 +5740,7 @@
       <w:pPr>
         <w:pStyle w:val="BodyText"/>
       </w:pPr>
-      <w:bookmarkStart w:id="26" w:name="eq-t50"/>
+      <w:bookmarkStart w:id="30" w:name="eq-t50"/>
       <m:oMathPara>
         <m:oMathParaPr>
           <m:jc m:val="center"/>
@@ -5460,7 +5919,7 @@
           </m:d>
         </m:oMath>
       </m:oMathPara>
-      <w:bookmarkEnd w:id="26"/>
+      <w:bookmarkEnd w:id="30"/>
     </w:p>
     <w:p>
       <w:pPr>
@@ -5584,7 +6043,7 @@
       <w:pPr>
         <w:pStyle w:val="BodyText"/>
       </w:pPr>
-      <w:bookmarkStart w:id="27" w:name="eq-ctmax-corrected"/>
+      <w:bookmarkStart w:id="31" w:name="eq-ctmax-corrected"/>
       <m:oMathPara>
         <m:oMathParaPr>
           <m:jc m:val="center"/>
@@ -5866,7 +6325,7 @@
           </m:d>
         </m:oMath>
       </m:oMathPara>
-      <w:bookmarkEnd w:id="27"/>
+      <w:bookmarkEnd w:id="31"/>
     </w:p>
     <w:p>
       <w:pPr>
@@ -5978,7 +6437,7 @@
       <w:pPr>
         <w:pStyle w:val="BodyText"/>
       </w:pPr>
-      <w:bookmarkStart w:id="28" w:name="eq-LTx"/>
+      <w:bookmarkStart w:id="32" w:name="eq-LTx"/>
       <m:oMathPara>
         <m:oMathParaPr>
           <m:jc m:val="center"/>
@@ -6178,7 +6637,7 @@
           </m:d>
         </m:oMath>
       </m:oMathPara>
-      <w:bookmarkEnd w:id="28"/>
+      <w:bookmarkEnd w:id="32"/>
     </w:p>
     <w:p>
       <w:pPr>
@@ -6820,8 +7279,8 @@
         <w:t xml:space="preserve">below).</w:t>
       </w:r>
     </w:p>
-    <w:bookmarkEnd w:id="29"/>
-    <w:bookmarkStart w:id="33" w:name="X748caa9d6c5389c1517c1b3b0c0fd7ca3896022"/>
+    <w:bookmarkEnd w:id="33"/>
+    <w:bookmarkStart w:id="37" w:name="X748caa9d6c5389c1517c1b3b0c0fd7ca3896022"/>
     <w:p>
       <w:pPr>
         <w:pStyle w:val="Heading1"/>
@@ -7049,7 +7508,7 @@
       <w:pPr>
         <w:pStyle w:val="BodyText"/>
       </w:pPr>
-      <w:bookmarkStart w:id="30" w:name="eq-hi"/>
+      <w:bookmarkStart w:id="34" w:name="eq-hi"/>
       <m:oMathPara>
         <m:oMathParaPr>
           <m:jc m:val="center"/>
@@ -7238,7 +7697,7 @@
           </m:d>
         </m:oMath>
       </m:oMathPara>
-      <w:bookmarkEnd w:id="30"/>
+      <w:bookmarkEnd w:id="34"/>
     </w:p>
     <w:p>
       <w:pPr>
@@ -8093,7 +8552,7 @@
       <w:pPr>
         <w:pStyle w:val="BodyText"/>
       </w:pPr>
-      <w:bookmarkStart w:id="31" w:name="eq-tau-eff"/>
+      <w:bookmarkStart w:id="35" w:name="eq-tau-eff"/>
       <m:oMathPara>
         <m:oMathParaPr>
           <m:jc m:val="center"/>
@@ -8262,7 +8721,7 @@
           </m:d>
         </m:oMath>
       </m:oMathPara>
-      <w:bookmarkEnd w:id="31"/>
+      <w:bookmarkEnd w:id="35"/>
     </w:p>
     <w:p>
       <w:pPr>
@@ -8276,7 +8735,7 @@
       <w:pPr>
         <w:pStyle w:val="BodyText"/>
       </w:pPr>
-      <w:bookmarkStart w:id="32" w:name="eq-S-pred"/>
+      <w:bookmarkStart w:id="36" w:name="eq-S-pred"/>
       <m:oMathPara>
         <m:oMathParaPr>
           <m:jc m:val="center"/>
@@ -8417,7 +8876,7 @@
           </m:d>
         </m:oMath>
       </m:oMathPara>
-      <w:bookmarkEnd w:id="32"/>
+      <w:bookmarkEnd w:id="36"/>
     </w:p>
     <w:p>
       <w:pPr>
@@ -8577,8 +9036,1950 @@
         <w:t xml:space="preserve">.</w:t>
       </w:r>
     </w:p>
-    <w:bookmarkEnd w:id="33"/>
-    <w:bookmarkStart w:id="37" w:name="Xabbe56c6b0f09d0a23600010df7f295a0cf446d"/>
+    <w:bookmarkEnd w:id="37"/>
+    <w:bookmarkStart w:id="47" w:name="simulations"/>
+    <w:p>
+      <w:pPr>
+        <w:pStyle w:val="Heading1"/>
+      </w:pPr>
+      <w:r>
+        <w:t xml:space="preserve">Simulations</w:t>
+      </w:r>
+    </w:p>
+    <w:p>
+      <w:pPr>
+        <w:pStyle w:val="FirstParagraph"/>
+      </w:pPr>
+      <w:r>
+        <w:t xml:space="preserve">We assessed the performance of the 4PL and two-stage approaches by estimating empirical bias and 95% interval coverage for</w:t>
+      </w:r>
+      <w:r>
+        <w:t xml:space="preserve"> </w:t>
+      </w:r>
+      <w:r>
+        <w:rPr>
+          <w:i/>
+          <w:iCs/>
+        </w:rPr>
+        <w:t xml:space="preserve">z</w:t>
+      </w:r>
+      <w:r>
+        <w:t xml:space="preserve"> </w:t>
+      </w:r>
+      <w:r>
+        <w:t xml:space="preserve">and</w:t>
+      </w:r>
+      <w:r>
+        <w:t xml:space="preserve"> </w:t>
+      </w:r>
+      <m:oMath>
+        <m:r>
+          <m:t>C</m:t>
+        </m:r>
+        <m:sSub>
+          <m:e>
+            <m:r>
+              <m:t>T</m:t>
+            </m:r>
+          </m:e>
+          <m:sub>
+            <m:r>
+              <m:t>m</m:t>
+            </m:r>
+            <m:r>
+              <m:t>a</m:t>
+            </m:r>
+            <m:sSub>
+              <m:e>
+                <m:r>
+                  <m:t>x</m:t>
+                </m:r>
+              </m:e>
+              <m:sub>
+                <m:r>
+                  <m:t>1</m:t>
+                </m:r>
+                <m:r>
+                  <m:t>h</m:t>
+                </m:r>
+                <m:r>
+                  <m:t>r</m:t>
+                </m:r>
+              </m:sub>
+            </m:sSub>
+          </m:sub>
+        </m:sSub>
+      </m:oMath>
+      <w:r>
+        <w:t xml:space="preserve"> </w:t>
+      </w:r>
+      <w:r>
+        <w:t xml:space="preserve">across simulation replicates. Bias was calculated as the estimated value minus the true value, whereas coverage was defined as the proportion of intervals containing the true parameter value. The 4PL approach estimated parameter uncertainty directly from the fitted model. In contrast, the two-stage approach required uncertainty to be propagated across both estimation stages, which we did using the Delta method. For the two-stage estimates, we constructed intervals using both normal and</w:t>
+      </w:r>
+      <w:r>
+        <w:t xml:space="preserve"> </w:t>
+      </w:r>
+      <w:r>
+        <w:rPr>
+          <w:i/>
+          <w:iCs/>
+        </w:rPr>
+        <w:t xml:space="preserve">t</w:t>
+      </w:r>
+      <w:r>
+        <w:t xml:space="preserve">-distribution quantiles to evaluate the sensitivity of coverage to different assumptions about sampling uncertainty.</w:t>
+      </w:r>
+    </w:p>
+    <w:p>
+      <w:pPr>
+        <w:pStyle w:val="BodyText"/>
+      </w:pPr>
+      <w:r>
+        <w:t xml:space="preserve">We tested the performance of the two-stage and 4PL approaches across scenarios designed to separate different sources of estimator bias and uncertainty. First, we simulated a strict-equivalence baseline in which survival spanned the full 0–1 range, there was no overdispersion, and only the dose-response midpoint varied with temperature. This scenario tests whether the two approaches recover the same quantities when the assumptions of the classical two-stage model are met. Second, we introduced beta-binomial overdispersion while keeping the same underlying dose-response shape, allowing us to isolate the cost of likelihood misspecification when binomial models are applied to overdispersed count data. Third, we simulated departures from the classical dose-response assumptions by allowing the upper asymptote to decline with temperature, both asymptotes to compress with temperature, or the curve steepness to change with temperature. These scenarios reflect empirical cases in which survival or sublethal responses do not span the full response range, or where the shape of the dose-response curve changes across assay temperatures. Finally, we ran sensitivity analyses that varied the strength of upper-asymptote drift, the overall level of the upper asymptote, and the intensity of the experimental design.</w:t>
+      </w:r>
+    </w:p>
+    <w:p>
+      <w:pPr>
+        <w:pStyle w:val="BodyText"/>
+      </w:pPr>
+      <w:r>
+        <w:t xml:space="preserve">Experimental designs were chosen to span the scale of published TDT/TLS assays, which often estimate response curves from several static temperatures and exposure durations with modest numbers of individuals, samples, or replicate vials per treatment</w:t>
+      </w:r>
+      <w:r>
+        <w:t xml:space="preserve"> </w:t>
+      </w:r>
+      <w:r>
+        <w:t xml:space="preserve">(</w:t>
+      </w:r>
+      <w:hyperlink w:anchor="ref-faber_tdt_plants_2024">
+        <w:r>
+          <w:rPr>
+            <w:rStyle w:val="Hyperlink"/>
+          </w:rPr>
+          <w:t xml:space="preserve">Faber</w:t>
+        </w:r>
+        <w:r>
+          <w:rPr>
+            <w:rStyle w:val="Hyperlink"/>
+          </w:rPr>
+          <w:t xml:space="preserve"> </w:t>
+        </w:r>
+        <w:r>
+          <w:rPr>
+            <w:rStyle w:val="Hyperlink"/>
+            <w:i/>
+            <w:iCs/>
+          </w:rPr>
+          <w:t xml:space="preserve">et al.</w:t>
+        </w:r>
+        <w:r>
+          <w:rPr>
+            <w:rStyle w:val="Hyperlink"/>
+          </w:rPr>
+          <w:t xml:space="preserve"> </w:t>
+        </w:r>
+        <w:r>
+          <w:rPr>
+            <w:rStyle w:val="Hyperlink"/>
+          </w:rPr>
+          <w:t xml:space="preserve">2024</w:t>
+        </w:r>
+      </w:hyperlink>
+      <w:r>
+        <w:t xml:space="preserve">;</w:t>
+      </w:r>
+      <w:r>
+        <w:t xml:space="preserve"> </w:t>
+      </w:r>
+      <w:hyperlink w:anchor="ref-jorgensen_drosophila_2019">
+        <w:r>
+          <w:rPr>
+            <w:rStyle w:val="Hyperlink"/>
+          </w:rPr>
+          <w:t xml:space="preserve">Jørgensen</w:t>
+        </w:r>
+        <w:r>
+          <w:rPr>
+            <w:rStyle w:val="Hyperlink"/>
+          </w:rPr>
+          <w:t xml:space="preserve"> </w:t>
+        </w:r>
+        <w:r>
+          <w:rPr>
+            <w:rStyle w:val="Hyperlink"/>
+            <w:i/>
+            <w:iCs/>
+          </w:rPr>
+          <w:t xml:space="preserve">et al.</w:t>
+        </w:r>
+        <w:r>
+          <w:rPr>
+            <w:rStyle w:val="Hyperlink"/>
+          </w:rPr>
+          <w:t xml:space="preserve"> </w:t>
+        </w:r>
+        <w:r>
+          <w:rPr>
+            <w:rStyle w:val="Hyperlink"/>
+          </w:rPr>
+          <w:t xml:space="preserve">2019</w:t>
+        </w:r>
+      </w:hyperlink>
+      <w:r>
+        <w:t xml:space="preserve">;</w:t>
+      </w:r>
+      <w:r>
+        <w:t xml:space="preserve"> </w:t>
+      </w:r>
+      <w:hyperlink w:anchor="ref-li2023">
+        <w:r>
+          <w:rPr>
+            <w:rStyle w:val="Hyperlink"/>
+          </w:rPr>
+          <w:t xml:space="preserve">Li</w:t>
+        </w:r>
+        <w:r>
+          <w:rPr>
+            <w:rStyle w:val="Hyperlink"/>
+          </w:rPr>
+          <w:t xml:space="preserve"> </w:t>
+        </w:r>
+        <w:r>
+          <w:rPr>
+            <w:rStyle w:val="Hyperlink"/>
+            <w:i/>
+            <w:iCs/>
+          </w:rPr>
+          <w:t xml:space="preserve">et al.</w:t>
+        </w:r>
+        <w:r>
+          <w:rPr>
+            <w:rStyle w:val="Hyperlink"/>
+          </w:rPr>
+          <w:t xml:space="preserve"> </w:t>
+        </w:r>
+        <w:r>
+          <w:rPr>
+            <w:rStyle w:val="Hyperlink"/>
+          </w:rPr>
+          <w:t xml:space="preserve">2023</w:t>
+        </w:r>
+      </w:hyperlink>
+      <w:r>
+        <w:t xml:space="preserve">;</w:t>
+      </w:r>
+      <w:r>
+        <w:t xml:space="preserve"> </w:t>
+      </w:r>
+      <w:hyperlink w:anchor="ref-orsted_suzukii_2024">
+        <w:r>
+          <w:rPr>
+            <w:rStyle w:val="Hyperlink"/>
+          </w:rPr>
+          <w:t xml:space="preserve">Ørsted</w:t>
+        </w:r>
+        <w:r>
+          <w:rPr>
+            <w:rStyle w:val="Hyperlink"/>
+          </w:rPr>
+          <w:t xml:space="preserve"> </w:t>
+        </w:r>
+        <w:r>
+          <w:rPr>
+            <w:rStyle w:val="Hyperlink"/>
+            <w:i/>
+            <w:iCs/>
+          </w:rPr>
+          <w:t xml:space="preserve">et al.</w:t>
+        </w:r>
+        <w:r>
+          <w:rPr>
+            <w:rStyle w:val="Hyperlink"/>
+          </w:rPr>
+          <w:t xml:space="preserve"> </w:t>
+        </w:r>
+        <w:r>
+          <w:rPr>
+            <w:rStyle w:val="Hyperlink"/>
+          </w:rPr>
+          <w:t xml:space="preserve">2024</w:t>
+        </w:r>
+      </w:hyperlink>
+      <w:r>
+        <w:t xml:space="preserve">;</w:t>
+      </w:r>
+      <w:r>
+        <w:t xml:space="preserve"> </w:t>
+      </w:r>
+      <w:hyperlink w:anchor="ref-truebano2018">
+        <w:r>
+          <w:rPr>
+            <w:rStyle w:val="Hyperlink"/>
+          </w:rPr>
+          <w:t xml:space="preserve">Truebano</w:t>
+        </w:r>
+        <w:r>
+          <w:rPr>
+            <w:rStyle w:val="Hyperlink"/>
+          </w:rPr>
+          <w:t xml:space="preserve"> </w:t>
+        </w:r>
+        <w:r>
+          <w:rPr>
+            <w:rStyle w:val="Hyperlink"/>
+            <w:i/>
+            <w:iCs/>
+          </w:rPr>
+          <w:t xml:space="preserve">et al.</w:t>
+        </w:r>
+        <w:r>
+          <w:rPr>
+            <w:rStyle w:val="Hyperlink"/>
+          </w:rPr>
+          <w:t xml:space="preserve"> </w:t>
+        </w:r>
+        <w:r>
+          <w:rPr>
+            <w:rStyle w:val="Hyperlink"/>
+          </w:rPr>
+          <w:t xml:space="preserve">2018</w:t>
+        </w:r>
+      </w:hyperlink>
+      <w:r>
+        <w:t xml:space="preserve">)</w:t>
+      </w:r>
+      <w:r>
+        <w:t xml:space="preserve">. In the simulations, designs included one to five replicate cups per temperature-by-time treatment, with 10 to 20 organisms per cup sampled from a uniform distribution. For each scenario-by-design combination, we simulated 1,000 datasets and fit both the two-stage and 4PL approaches. Overall, we ran 25,000 simulations and were limited to 1000 simulations per run. We report Monte Carlo standard errors (MCSE) for the bias and coverage summaries to better understand across simulation uncertainty</w:t>
+      </w:r>
+      <w:r>
+        <w:t xml:space="preserve"> </w:t>
+      </w:r>
+      <w:r>
+        <w:t xml:space="preserve">(</w:t>
+      </w:r>
+      <w:hyperlink w:anchor="ref-direnzo2023">
+        <w:r>
+          <w:rPr>
+            <w:rStyle w:val="Hyperlink"/>
+          </w:rPr>
+          <w:t xml:space="preserve">DiRenzo</w:t>
+        </w:r>
+        <w:r>
+          <w:rPr>
+            <w:rStyle w:val="Hyperlink"/>
+          </w:rPr>
+          <w:t xml:space="preserve"> </w:t>
+        </w:r>
+        <w:r>
+          <w:rPr>
+            <w:rStyle w:val="Hyperlink"/>
+            <w:i/>
+            <w:iCs/>
+          </w:rPr>
+          <w:t xml:space="preserve">et al.</w:t>
+        </w:r>
+        <w:r>
+          <w:rPr>
+            <w:rStyle w:val="Hyperlink"/>
+          </w:rPr>
+          <w:t xml:space="preserve"> </w:t>
+        </w:r>
+        <w:r>
+          <w:rPr>
+            <w:rStyle w:val="Hyperlink"/>
+          </w:rPr>
+          <w:t xml:space="preserve">2023</w:t>
+        </w:r>
+      </w:hyperlink>
+      <w:r>
+        <w:t xml:space="preserve">;</w:t>
+      </w:r>
+      <w:r>
+        <w:t xml:space="preserve"> </w:t>
+      </w:r>
+      <w:hyperlink w:anchor="ref-koehler2009">
+        <w:r>
+          <w:rPr>
+            <w:rStyle w:val="Hyperlink"/>
+          </w:rPr>
+          <w:t xml:space="preserve">Koehler</w:t>
+        </w:r>
+        <w:r>
+          <w:rPr>
+            <w:rStyle w:val="Hyperlink"/>
+          </w:rPr>
+          <w:t xml:space="preserve"> </w:t>
+        </w:r>
+        <w:r>
+          <w:rPr>
+            <w:rStyle w:val="Hyperlink"/>
+            <w:i/>
+            <w:iCs/>
+          </w:rPr>
+          <w:t xml:space="preserve">et al.</w:t>
+        </w:r>
+        <w:r>
+          <w:rPr>
+            <w:rStyle w:val="Hyperlink"/>
+          </w:rPr>
+          <w:t xml:space="preserve"> </w:t>
+        </w:r>
+        <w:r>
+          <w:rPr>
+            <w:rStyle w:val="Hyperlink"/>
+          </w:rPr>
+          <w:t xml:space="preserve">2009</w:t>
+        </w:r>
+      </w:hyperlink>
+      <w:r>
+        <w:t xml:space="preserve">;</w:t>
+      </w:r>
+      <w:r>
+        <w:t xml:space="preserve"> </w:t>
+      </w:r>
+      <w:hyperlink w:anchor="ref-williams2024">
+        <w:r>
+          <w:rPr>
+            <w:rStyle w:val="Hyperlink"/>
+          </w:rPr>
+          <w:t xml:space="preserve">Williams</w:t>
+        </w:r>
+        <w:r>
+          <w:rPr>
+            <w:rStyle w:val="Hyperlink"/>
+          </w:rPr>
+          <w:t xml:space="preserve"> </w:t>
+        </w:r>
+        <w:r>
+          <w:rPr>
+            <w:rStyle w:val="Hyperlink"/>
+            <w:i/>
+            <w:iCs/>
+          </w:rPr>
+          <w:t xml:space="preserve">et al.</w:t>
+        </w:r>
+        <w:r>
+          <w:rPr>
+            <w:rStyle w:val="Hyperlink"/>
+          </w:rPr>
+          <w:t xml:space="preserve"> </w:t>
+        </w:r>
+        <w:r>
+          <w:rPr>
+            <w:rStyle w:val="Hyperlink"/>
+          </w:rPr>
+          <w:t xml:space="preserve">2024</w:t>
+        </w:r>
+      </w:hyperlink>
+      <w:r>
+        <w:t xml:space="preserve">)</w:t>
+      </w:r>
+      <w:r>
+        <w:t xml:space="preserve">.</w:t>
+      </w:r>
+    </w:p>
+    <w:bookmarkStart w:id="46" w:name="simulation-results"/>
+    <w:p>
+      <w:pPr>
+        <w:pStyle w:val="Heading4"/>
+      </w:pPr>
+      <w:r>
+        <w:rPr>
+          <w:i/>
+          <w:iCs/>
+        </w:rPr>
+        <w:t xml:space="preserve">Simulation results</w:t>
+      </w:r>
+    </w:p>
+    <w:p>
+      <w:pPr>
+        <w:pStyle w:val="FirstParagraph"/>
+      </w:pPr>
+      <w:r>
+        <w:t xml:space="preserve">When the data-generating process matched the classical assumptions, with survival spanning the full 0-1 range and temperature affecting only the dose-response midpoint, the two-stage approach performed similarly to the joint 4PL model, producing little bias and near-nominal coverage when confidence intervals were constructed with t-distribution quantiles. This distinction was important: using normal (z) quantiles instead produced anti-conservative intervals with coverage well below the nominal 95% level (see Supplement).</w:t>
+      </w:r>
+    </w:p>
+    <w:p>
+      <w:pPr>
+        <w:pStyle w:val="BodyText"/>
+      </w:pPr>
+      <w:r>
+        <w:t xml:space="preserve">In contrast, the two-stage approach resulted in biased</w:t>
+      </w:r>
+      <w:r>
+        <w:t xml:space="preserve"> </w:t>
+      </w:r>
+      <w:r>
+        <w:rPr>
+          <w:i/>
+          <w:iCs/>
+        </w:rPr>
+        <w:t xml:space="preserve">z</w:t>
+      </w:r>
+      <w:r>
+        <w:t xml:space="preserve"> </w:t>
+      </w:r>
+      <w:r>
+        <w:t xml:space="preserve">and</w:t>
+      </w:r>
+      <w:r>
+        <w:t xml:space="preserve"> </w:t>
+      </w:r>
+      <m:oMath>
+        <m:r>
+          <m:t>C</m:t>
+        </m:r>
+        <m:sSub>
+          <m:e>
+            <m:r>
+              <m:t>T</m:t>
+            </m:r>
+          </m:e>
+          <m:sub>
+            <m:r>
+              <m:t>m</m:t>
+            </m:r>
+            <m:r>
+              <m:t>a</m:t>
+            </m:r>
+            <m:sSub>
+              <m:e>
+                <m:r>
+                  <m:t>x</m:t>
+                </m:r>
+              </m:e>
+              <m:sub>
+                <m:r>
+                  <m:t>1</m:t>
+                </m:r>
+                <m:r>
+                  <m:t>h</m:t>
+                </m:r>
+                <m:r>
+                  <m:t>r</m:t>
+                </m:r>
+              </m:sub>
+            </m:sSub>
+          </m:sub>
+        </m:sSub>
+      </m:oMath>
+      <w:r>
+        <w:t xml:space="preserve">, often with poor coverage, when temperature impacted upper thresholds (up) and rate of decline (k) (</w:t>
+      </w:r>
+      <w:hyperlink w:anchor="fig-sims">
+        <w:r>
+          <w:rPr>
+            <w:rStyle w:val="Hyperlink"/>
+          </w:rPr>
+          <w:t xml:space="preserve">Figure 2</w:t>
+        </w:r>
+      </w:hyperlink>
+      <w:r>
+        <w:t xml:space="preserve">). These biases were consistent with larger sample sizes (</w:t>
+      </w:r>
+      <w:hyperlink w:anchor="fig-sims">
+        <w:r>
+          <w:rPr>
+            <w:rStyle w:val="Hyperlink"/>
+          </w:rPr>
+          <w:t xml:space="preserve">Figure 2</w:t>
+        </w:r>
+      </w:hyperlink>
+      <w:r>
+        <w:t xml:space="preserve">). Bias for both</w:t>
+      </w:r>
+      <w:r>
+        <w:t xml:space="preserve"> </w:t>
+      </w:r>
+      <w:r>
+        <w:rPr>
+          <w:i/>
+          <w:iCs/>
+        </w:rPr>
+        <w:t xml:space="preserve">z</w:t>
+      </w:r>
+      <w:r>
+        <w:t xml:space="preserve"> </w:t>
+      </w:r>
+      <w:r>
+        <w:t xml:space="preserve">and</w:t>
+      </w:r>
+      <w:r>
+        <w:t xml:space="preserve"> </w:t>
+      </w:r>
+      <m:oMath>
+        <m:r>
+          <m:t>C</m:t>
+        </m:r>
+        <m:sSub>
+          <m:e>
+            <m:r>
+              <m:t>T</m:t>
+            </m:r>
+          </m:e>
+          <m:sub>
+            <m:r>
+              <m:t>m</m:t>
+            </m:r>
+            <m:r>
+              <m:t>a</m:t>
+            </m:r>
+            <m:sSub>
+              <m:e>
+                <m:r>
+                  <m:t>x</m:t>
+                </m:r>
+              </m:e>
+              <m:sub>
+                <m:r>
+                  <m:t>1</m:t>
+                </m:r>
+                <m:r>
+                  <m:t>h</m:t>
+                </m:r>
+                <m:r>
+                  <m:t>r</m:t>
+                </m:r>
+              </m:sub>
+            </m:sSub>
+          </m:sub>
+        </m:sSub>
+      </m:oMath>
+      <w:r>
+        <w:t xml:space="preserve"> </w:t>
+      </w:r>
+      <w:r>
+        <w:t xml:space="preserve">from the two-stage approaches were particularly severe as the upper survival threshold decreased (see Supplement). Overall, these results confirm that any model misspecfication requires the 4PL to properly recover true</w:t>
+      </w:r>
+      <w:r>
+        <w:t xml:space="preserve"> </w:t>
+      </w:r>
+      <w:r>
+        <w:rPr>
+          <w:i/>
+          <w:iCs/>
+        </w:rPr>
+        <w:t xml:space="preserve">z</w:t>
+      </w:r>
+      <w:r>
+        <w:t xml:space="preserve"> </w:t>
+      </w:r>
+      <w:r>
+        <w:t xml:space="preserve">and</w:t>
+      </w:r>
+      <w:r>
+        <w:t xml:space="preserve"> </w:t>
+      </w:r>
+      <m:oMath>
+        <m:r>
+          <m:t>C</m:t>
+        </m:r>
+        <m:sSub>
+          <m:e>
+            <m:r>
+              <m:t>T</m:t>
+            </m:r>
+          </m:e>
+          <m:sub>
+            <m:r>
+              <m:t>m</m:t>
+            </m:r>
+            <m:r>
+              <m:t>a</m:t>
+            </m:r>
+            <m:r>
+              <m:t>x</m:t>
+            </m:r>
+          </m:sub>
+        </m:sSub>
+      </m:oMath>
+      <w:r>
+        <w:t xml:space="preserve">, with correct uncertainty.</w:t>
+      </w:r>
+    </w:p>
+    <w:tbl>
+      <w:tblPr>
+        <w:tblStyle w:val="Table"/>
+        <w:tblW w:type="pct" w:w="5000"/>
+        <w:tblLayout w:type="fixed"/>
+        <w:tblLook w:firstRow="0" w:lastRow="0" w:firstColumn="0" w:lastColumn="0" w:noHBand="0" w:noVBand="0" w:val="0000"/>
+      </w:tblPr>
+      <w:tblGrid>
+        <w:gridCol w:w="7920"/>
+      </w:tblGrid>
+      <w:tr>
+        <w:tc>
+          <w:tcPr/>
+          <w:bookmarkStart w:id="41" w:name="fig-sims"/>
+          <w:p>
+            <w:pPr>
+              <w:pStyle w:val="Compact"/>
+              <w:jc w:val="center"/>
+            </w:pPr>
+            <w:r>
+              <w:drawing>
+                <wp:inline>
+                  <wp:extent cx="5943600" cy="4292600"/>
+                  <wp:effectExtent b="0" l="0" r="0" t="0"/>
+                  <wp:docPr descr="" title="" id="39" name="Picture"/>
+                  <a:graphic>
+                    <a:graphicData uri="http://schemas.openxmlformats.org/drawingml/2006/picture">
+                      <pic:pic>
+                        <pic:nvPicPr>
+                          <pic:cNvPr descr="ms_files/figure-docx/fig-sims-1.png" id="40" name="Picture"/>
+                          <pic:cNvPicPr>
+                            <a:picLocks noChangeArrowheads="1" noChangeAspect="1"/>
+                          </pic:cNvPicPr>
+                        </pic:nvPicPr>
+                        <pic:blipFill>
+                          <a:blip r:embed="rId38"/>
+                          <a:stretch>
+                            <a:fillRect/>
+                          </a:stretch>
+                        </pic:blipFill>
+                        <pic:spPr bwMode="auto">
+                          <a:xfrm>
+                            <a:off x="0" y="0"/>
+                            <a:ext cx="5943600" cy="4292600"/>
+                          </a:xfrm>
+                          <a:prstGeom prst="rect">
+                            <a:avLst/>
+                          </a:prstGeom>
+                          <a:noFill/>
+                          <a:ln w="9525">
+                            <a:noFill/>
+                            <a:headEnd/>
+                            <a:tailEnd/>
+                          </a:ln>
+                        </pic:spPr>
+                      </pic:pic>
+                    </a:graphicData>
+                  </a:graphic>
+                </wp:inline>
+              </w:drawing>
+            </w:r>
+          </w:p>
+          <w:p>
+            <w:pPr>
+              <w:jc w:val="center"/>
+            </w:pPr>
+            <w:pPr>
+              <w:jc w:val="start"/>
+              <w:spacing w:before="200"/>
+              <w:pStyle w:val="ImageCaption"/>
+            </w:pPr>
+            <w:r>
+              <w:t xml:space="preserve">Figure 2: Simulation performance when the data-generating process violates classical TDT shape assumptions. Row labelled</w:t>
+            </w:r>
+            <w:r>
+              <w:t xml:space="preserve"> </w:t>
+            </w:r>
+            <w:r>
+              <w:rPr>
+                <w:b/>
+                <w:bCs/>
+              </w:rPr>
+              <w:t xml:space="preserve">‘u varies with T’</w:t>
+            </w:r>
+            <w:r>
+              <w:t xml:space="preserve">: upper asymptote</w:t>
+            </w:r>
+            <w:r>
+              <w:t xml:space="preserve"> </w:t>
+            </w:r>
+            <m:oMath>
+              <m:r>
+                <m:t>u</m:t>
+              </m:r>
+            </m:oMath>
+            <w:r>
+              <w:t xml:space="preserve"> </w:t>
+            </w:r>
+            <w:r>
+              <w:t xml:space="preserve">declines 0.01 per °C from 0.92 at</w:t>
+            </w:r>
+            <w:r>
+              <w:t xml:space="preserve"> </w:t>
+            </w:r>
+            <m:oMath>
+              <m:r>
+                <m:t>T</m:t>
+              </m:r>
+              <m:r>
+                <m:rPr>
+                  <m:sty m:val="p"/>
+                </m:rPr>
+                <m:t>=</m:t>
+              </m:r>
+              <m:r>
+                <m:t>34</m:t>
+              </m:r>
+            </m:oMath>
+            <w:r>
+              <w:t xml:space="preserve"> </w:t>
+            </w:r>
+            <w:r>
+              <w:t xml:space="preserve">°C, with</w:t>
+            </w:r>
+            <w:r>
+              <w:t xml:space="preserve"> </w:t>
+            </w:r>
+            <m:oMath>
+              <m:r>
+                <m:rPr>
+                  <m:nor/>
+                  <m:sty m:val="p"/>
+                </m:rPr>
+                <m:t>low</m:t>
+              </m:r>
+              <m:r>
+                <m:rPr>
+                  <m:sty m:val="p"/>
+                </m:rPr>
+                <m:t>=</m:t>
+              </m:r>
+              <m:r>
+                <m:t>0.05</m:t>
+              </m:r>
+            </m:oMath>
+            <w:r>
+              <w:t xml:space="preserve"> </w:t>
+            </w:r>
+            <w:r>
+              <w:t xml:space="preserve">and</w:t>
+            </w:r>
+            <w:r>
+              <w:t xml:space="preserve"> </w:t>
+            </w:r>
+            <m:oMath>
+              <m:r>
+                <m:t>k</m:t>
+              </m:r>
+              <m:r>
+                <m:rPr>
+                  <m:sty m:val="p"/>
+                </m:rPr>
+                <m:t>=</m:t>
+              </m:r>
+              <m:r>
+                <m:t>8</m:t>
+              </m:r>
+            </m:oMath>
+            <w:r>
+              <w:t xml:space="preserve"> </w:t>
+            </w:r>
+            <w:r>
+              <w:t xml:space="preserve">constant in</w:t>
+            </w:r>
+            <w:r>
+              <w:t xml:space="preserve"> </w:t>
+            </w:r>
+            <m:oMath>
+              <m:r>
+                <m:t>T</m:t>
+              </m:r>
+            </m:oMath>
+            <w:r>
+              <w:t xml:space="preserve">. Row labelled</w:t>
+            </w:r>
+            <w:r>
+              <w:t xml:space="preserve"> </w:t>
+            </w:r>
+            <w:r>
+              <w:rPr>
+                <w:b/>
+                <w:bCs/>
+              </w:rPr>
+              <w:t xml:space="preserve">‘k varies with T’</w:t>
+            </w:r>
+            <w:r>
+              <w:t xml:space="preserve">: slope</w:t>
+            </w:r>
+            <w:r>
+              <w:t xml:space="preserve"> </w:t>
+            </w:r>
+            <m:oMath>
+              <m:r>
+                <m:t>k</m:t>
+              </m:r>
+            </m:oMath>
+            <w:r>
+              <w:t xml:space="preserve"> </w:t>
+            </w:r>
+            <w:r>
+              <w:t xml:space="preserve">ranges from 6 at 30 °C to 10 at 38 °C, with</w:t>
+            </w:r>
+            <w:r>
+              <w:t xml:space="preserve"> </w:t>
+            </w:r>
+            <m:oMath>
+              <m:r>
+                <m:t>u</m:t>
+              </m:r>
+              <m:r>
+                <m:rPr>
+                  <m:sty m:val="p"/>
+                </m:rPr>
+                <m:t>=</m:t>
+              </m:r>
+              <m:r>
+                <m:t>0.92</m:t>
+              </m:r>
+            </m:oMath>
+            <w:r>
+              <w:t xml:space="preserve"> </w:t>
+            </w:r>
+            <w:r>
+              <w:t xml:space="preserve">and</w:t>
+            </w:r>
+            <w:r>
+              <w:t xml:space="preserve"> </w:t>
+            </w:r>
+            <m:oMath>
+              <m:r>
+                <m:rPr>
+                  <m:nor/>
+                  <m:sty m:val="p"/>
+                </m:rPr>
+                <m:t>low</m:t>
+              </m:r>
+              <m:r>
+                <m:rPr>
+                  <m:sty m:val="p"/>
+                </m:rPr>
+                <m:t>=</m:t>
+              </m:r>
+              <m:r>
+                <m:t>0.05</m:t>
+              </m:r>
+            </m:oMath>
+            <w:r>
+              <w:t xml:space="preserve"> </w:t>
+            </w:r>
+            <w:r>
+              <w:t xml:space="preserve">constant. Both rows use 5 replicate cups per (T × duration) cell,</w:t>
+            </w:r>
+            <w:r>
+              <w:t xml:space="preserve"> </w:t>
+            </w:r>
+            <m:oMath>
+              <m:sSub>
+                <m:e>
+                  <m:r>
+                    <m:t>N</m:t>
+                  </m:r>
+                </m:e>
+                <m:sub>
+                  <m:r>
+                    <m:t>s</m:t>
+                  </m:r>
+                  <m:r>
+                    <m:t>i</m:t>
+                  </m:r>
+                  <m:r>
+                    <m:t>m</m:t>
+                  </m:r>
+                </m:sub>
+              </m:sSub>
+              <m:r>
+                <m:rPr>
+                  <m:sty m:val="p"/>
+                </m:rPr>
+                <m:t>=</m:t>
+              </m:r>
+              <m:r>
+                <m:t>1000</m:t>
+              </m:r>
+            </m:oMath>
+            <w:r>
+              <w:t xml:space="preserve"> </w:t>
+            </w:r>
+            <w:r>
+              <w:t xml:space="preserve">simulated datasets per row, and beta-binomial overdispersion (</w:t>
+            </w:r>
+            <m:oMath>
+              <m:r>
+                <m:t>ϕ</m:t>
+              </m:r>
+              <m:r>
+                <m:rPr>
+                  <m:sty m:val="p"/>
+                </m:rPr>
+                <m:t>=</m:t>
+              </m:r>
+              <m:r>
+                <m:t>5</m:t>
+              </m:r>
+            </m:oMath>
+            <w:r>
+              <w:t xml:space="preserve">). Panel (a): mean signed bias in</w:t>
+            </w:r>
+            <w:r>
+              <w:t xml:space="preserve"> </w:t>
+            </w:r>
+            <m:oMath>
+              <m:r>
+                <m:t>z</m:t>
+              </m:r>
+            </m:oMath>
+            <w:r>
+              <w:t xml:space="preserve"> </w:t>
+            </w:r>
+            <w:r>
+              <w:t xml:space="preserve">(left column) and</w:t>
+            </w:r>
+            <w:r>
+              <w:t xml:space="preserve"> </w:t>
+            </w:r>
+            <m:oMath>
+              <m:r>
+                <m:t>C</m:t>
+              </m:r>
+              <m:sSub>
+                <m:e>
+                  <m:r>
+                    <m:t>T</m:t>
+                  </m:r>
+                </m:e>
+                <m:sub>
+                  <m:r>
+                    <m:t>m</m:t>
+                  </m:r>
+                  <m:r>
+                    <m:t>a</m:t>
+                  </m:r>
+                  <m:r>
+                    <m:t>x</m:t>
+                  </m:r>
+                  <m:r>
+                    <m:rPr>
+                      <m:sty m:val="p"/>
+                    </m:rPr>
+                    <m:t>,</m:t>
+                  </m:r>
+                  <m:r>
+                    <m:t>1</m:t>
+                  </m:r>
+                  <m:r>
+                    <m:t>h</m:t>
+                  </m:r>
+                </m:sub>
+              </m:sSub>
+            </m:oMath>
+            <w:r>
+              <w:t xml:space="preserve"> </w:t>
+            </w:r>
+            <w:r>
+              <w:t xml:space="preserve">(right column) with 95% Monte Carlo SE bars. Panel (b): empirical 95% interval coverage with the same column layout. Dashed lines mark zero bias and nominal coverage. Absolute-scale methods (</w:t>
+            </w:r>
+            <w:r>
+              <w:rPr>
+                <w:rStyle w:val="VerbatimChar"/>
+              </w:rPr>
+              <w:t xml:space="preserve">joint_4pl_abs</w:t>
+            </w:r>
+            <w:r>
+              <w:t xml:space="preserve"> </w:t>
+            </w:r>
+            <w:r>
+              <w:t xml:space="preserve">and all two-stage variants) are evaluated against the analytical absolute-50% truth;</w:t>
+            </w:r>
+            <w:r>
+              <w:t xml:space="preserve"> </w:t>
+            </w:r>
+            <w:r>
+              <w:rPr>
+                <w:rStyle w:val="VerbatimChar"/>
+              </w:rPr>
+              <w:t xml:space="preserve">joint_4pl</w:t>
+            </w:r>
+            <w:r>
+              <w:t xml:space="preserve"> </w:t>
+            </w:r>
+            <w:r>
+              <w:t xml:space="preserve">is evaluated against the relative midpoint truth. Two-stage normal- and t-quantile variants share point estimates and differ only in Stage-2 delta-method interval construction.</w:t>
+            </w:r>
+          </w:p>
+          <w:bookmarkEnd w:id="41"/>
+        </w:tc>
+      </w:tr>
+    </w:tbl>
+    <w:tbl>
+      <w:tblPr>
+        <w:tblStyle w:val="Table"/>
+        <w:tblW w:type="pct" w:w="5000"/>
+        <w:tblLayout w:type="fixed"/>
+        <w:tblLook w:firstRow="0" w:lastRow="0" w:firstColumn="0" w:lastColumn="0" w:noHBand="0" w:noVBand="0" w:val="0000"/>
+      </w:tblPr>
+      <w:tblGrid>
+        <w:gridCol w:w="7920"/>
+      </w:tblGrid>
+      <w:tr>
+        <w:tc>
+          <w:tcPr/>
+          <w:bookmarkStart w:id="45" w:name="fig-sims2"/>
+          <w:p>
+            <w:pPr>
+              <w:pStyle w:val="Compact"/>
+              <w:jc w:val="center"/>
+            </w:pPr>
+            <w:r>
+              <w:drawing>
+                <wp:inline>
+                  <wp:extent cx="5943600" cy="4622800"/>
+                  <wp:effectExtent b="0" l="0" r="0" t="0"/>
+                  <wp:docPr descr="" title="" id="43" name="Picture"/>
+                  <a:graphic>
+                    <a:graphicData uri="http://schemas.openxmlformats.org/drawingml/2006/picture">
+                      <pic:pic>
+                        <pic:nvPicPr>
+                          <pic:cNvPr descr="ms_files/figure-docx/fig-sims2-1.png" id="44" name="Picture"/>
+                          <pic:cNvPicPr>
+                            <a:picLocks noChangeArrowheads="1" noChangeAspect="1"/>
+                          </pic:cNvPicPr>
+                        </pic:nvPicPr>
+                        <pic:blipFill>
+                          <a:blip r:embed="rId42"/>
+                          <a:stretch>
+                            <a:fillRect/>
+                          </a:stretch>
+                        </pic:blipFill>
+                        <pic:spPr bwMode="auto">
+                          <a:xfrm>
+                            <a:off x="0" y="0"/>
+                            <a:ext cx="5943600" cy="4622800"/>
+                          </a:xfrm>
+                          <a:prstGeom prst="rect">
+                            <a:avLst/>
+                          </a:prstGeom>
+                          <a:noFill/>
+                          <a:ln w="9525">
+                            <a:noFill/>
+                            <a:headEnd/>
+                            <a:tailEnd/>
+                          </a:ln>
+                        </pic:spPr>
+                      </pic:pic>
+                    </a:graphicData>
+                  </a:graphic>
+                </wp:inline>
+              </w:drawing>
+            </w:r>
+          </w:p>
+          <w:p>
+            <w:pPr>
+              <w:jc w:val="center"/>
+            </w:pPr>
+            <w:pPr>
+              <w:jc w:val="start"/>
+              <w:spacing w:before="200"/>
+              <w:pStyle w:val="ImageCaption"/>
+            </w:pPr>
+            <w:r>
+              <w:t xml:space="preserve">Figure 3: Bias in</w:t>
+            </w:r>
+            <w:r>
+              <w:t xml:space="preserve"> </w:t>
+            </w:r>
+            <m:oMath>
+              <m:r>
+                <m:t>z</m:t>
+              </m:r>
+            </m:oMath>
+            <w:r>
+              <w:t xml:space="preserve"> </w:t>
+            </w:r>
+            <w:r>
+              <w:t xml:space="preserve">and</w:t>
+            </w:r>
+            <w:r>
+              <w:t xml:space="preserve"> </w:t>
+            </w:r>
+            <m:oMath>
+              <m:r>
+                <m:t>C</m:t>
+              </m:r>
+              <m:sSub>
+                <m:e>
+                  <m:r>
+                    <m:t>T</m:t>
+                  </m:r>
+                </m:e>
+                <m:sub>
+                  <m:r>
+                    <m:t>m</m:t>
+                  </m:r>
+                  <m:r>
+                    <m:t>a</m:t>
+                  </m:r>
+                  <m:r>
+                    <m:t>x</m:t>
+                  </m:r>
+                  <m:r>
+                    <m:rPr>
+                      <m:sty m:val="p"/>
+                    </m:rPr>
+                    <m:t>,</m:t>
+                  </m:r>
+                  <m:r>
+                    <m:t>1</m:t>
+                  </m:r>
+                  <m:r>
+                    <m:t>h</m:t>
+                  </m:r>
+                </m:sub>
+              </m:sSub>
+            </m:oMath>
+            <w:r>
+              <w:t xml:space="preserve"> </w:t>
+            </w:r>
+            <w:r>
+              <w:t xml:space="preserve">as the partial-mortality regime is swept along two orthogonal axes. Row labelled</w:t>
+            </w:r>
+            <w:r>
+              <w:t xml:space="preserve"> </w:t>
+            </w:r>
+            <w:r>
+              <w:rPr>
+                <w:b/>
+                <w:bCs/>
+              </w:rPr>
+              <w:t xml:space="preserve">‘u drifts with T (varying</w:t>
+            </w:r>
+            <w:r>
+              <w:rPr>
+                <w:b/>
+                <w:bCs/>
+              </w:rPr>
+              <w:t xml:space="preserve"> </w:t>
+            </w:r>
+            <m:oMath>
+              <m:sSub>
+                <m:e>
+                  <m:r>
+                    <m:t>β</m:t>
+                  </m:r>
+                </m:e>
+                <m:sub>
+                  <m:r>
+                    <m:t>u</m:t>
+                  </m:r>
+                </m:sub>
+              </m:sSub>
+            </m:oMath>
+            <w:r>
+              <w:rPr>
+                <w:b/>
+                <w:bCs/>
+              </w:rPr>
+              <w:t xml:space="preserve">)’</w:t>
+            </w:r>
+            <w:r>
+              <w:t xml:space="preserve">: upper asymptote at</w:t>
+            </w:r>
+            <w:r>
+              <w:t xml:space="preserve"> </w:t>
+            </w:r>
+            <m:oMath>
+              <m:r>
+                <m:t>T</m:t>
+              </m:r>
+              <m:r>
+                <m:rPr>
+                  <m:sty m:val="p"/>
+                </m:rPr>
+                <m:t>=</m:t>
+              </m:r>
+              <m:acc>
+                <m:accPr>
+                  <m:chr m:val="‾"/>
+                </m:accPr>
+                <m:e>
+                  <m:r>
+                    <m:t>T</m:t>
+                  </m:r>
+                </m:e>
+              </m:acc>
+            </m:oMath>
+            <w:r>
+              <w:t xml:space="preserve"> </w:t>
+            </w:r>
+            <w:r>
+              <w:t xml:space="preserve">fixed at</w:t>
+            </w:r>
+            <w:r>
+              <w:t xml:space="preserve"> </w:t>
+            </w:r>
+            <m:oMath>
+              <m:sSub>
+                <m:e>
+                  <m:r>
+                    <m:t>u</m:t>
+                  </m:r>
+                </m:e>
+                <m:sub>
+                  <m:r>
+                    <m:t>0</m:t>
+                  </m:r>
+                </m:sub>
+              </m:sSub>
+              <m:r>
+                <m:rPr>
+                  <m:sty m:val="p"/>
+                </m:rPr>
+                <m:t>=</m:t>
+              </m:r>
+              <m:r>
+                <m:t>0.92</m:t>
+              </m:r>
+            </m:oMath>
+            <w:r>
+              <w:t xml:space="preserve">, slope</w:t>
+            </w:r>
+            <w:r>
+              <w:t xml:space="preserve"> </w:t>
+            </w:r>
+            <m:oMath>
+              <m:sSub>
+                <m:e>
+                  <m:r>
+                    <m:t>β</m:t>
+                  </m:r>
+                </m:e>
+                <m:sub>
+                  <m:r>
+                    <m:t>u</m:t>
+                  </m:r>
+                </m:sub>
+              </m:sSub>
+            </m:oMath>
+            <w:r>
+              <w:t xml:space="preserve"> </w:t>
+            </w:r>
+            <w:r>
+              <w:t xml:space="preserve">varied across</w:t>
+            </w:r>
+            <w:r>
+              <w:t xml:space="preserve"> </w:t>
+            </w:r>
+            <m:oMath>
+              <m:r>
+                <m:rPr>
+                  <m:sty m:val="p"/>
+                </m:rPr>
+                <m:t>{</m:t>
+              </m:r>
+              <m:r>
+                <m:rPr>
+                  <m:sty m:val="p"/>
+                </m:rPr>
+                <m:t>−</m:t>
+              </m:r>
+              <m:r>
+                <m:t>0.005</m:t>
+              </m:r>
+              <m:r>
+                <m:rPr>
+                  <m:sty m:val="p"/>
+                </m:rPr>
+                <m:t>,</m:t>
+              </m:r>
+              <m:r>
+                <m:rPr>
+                  <m:sty m:val="p"/>
+                </m:rPr>
+                <m:t>−</m:t>
+              </m:r>
+              <m:r>
+                <m:t>0.010</m:t>
+              </m:r>
+              <m:r>
+                <m:rPr>
+                  <m:sty m:val="p"/>
+                </m:rPr>
+                <m:t>,</m:t>
+              </m:r>
+              <m:r>
+                <m:rPr>
+                  <m:sty m:val="p"/>
+                </m:rPr>
+                <m:t>−</m:t>
+              </m:r>
+              <m:r>
+                <m:t>0.015</m:t>
+              </m:r>
+              <m:r>
+                <m:rPr>
+                  <m:sty m:val="p"/>
+                </m:rPr>
+                <m:t>,</m:t>
+              </m:r>
+              <m:r>
+                <m:rPr>
+                  <m:sty m:val="p"/>
+                </m:rPr>
+                <m:t>−</m:t>
+              </m:r>
+              <m:r>
+                <m:t>0.019</m:t>
+              </m:r>
+              <m:r>
+                <m:rPr>
+                  <m:sty m:val="p"/>
+                </m:rPr>
+                <m:t>}</m:t>
+              </m:r>
+            </m:oMath>
+            <w:r>
+              <w:t xml:space="preserve"> </w:t>
+            </w:r>
+            <w:r>
+              <w:t xml:space="preserve">pp/°C — i.e.,</w:t>
+            </w:r>
+            <w:r>
+              <w:t xml:space="preserve"> </w:t>
+            </w:r>
+            <m:oMath>
+              <m:r>
+                <m:t>u</m:t>
+              </m:r>
+            </m:oMath>
+            <w:r>
+              <w:t xml:space="preserve"> </w:t>
+            </w:r>
+            <w:r>
+              <w:t xml:space="preserve">stays high at cool assays and declines progressively at hotter ones. Row labelled</w:t>
+            </w:r>
+            <w:r>
+              <w:t xml:space="preserve"> </w:t>
+            </w:r>
+            <w:r>
+              <w:rPr>
+                <w:b/>
+                <w:bCs/>
+              </w:rPr>
+              <w:t xml:space="preserve">‘u is constant but reduced (varying</w:t>
+            </w:r>
+            <w:r>
+              <w:rPr>
+                <w:b/>
+                <w:bCs/>
+              </w:rPr>
+              <w:t xml:space="preserve"> </w:t>
+            </w:r>
+            <m:oMath>
+              <m:sSub>
+                <m:e>
+                  <m:r>
+                    <m:t>u</m:t>
+                  </m:r>
+                </m:e>
+                <m:sub>
+                  <m:r>
+                    <m:t>0</m:t>
+                  </m:r>
+                </m:sub>
+              </m:sSub>
+            </m:oMath>
+            <w:r>
+              <w:rPr>
+                <w:b/>
+                <w:bCs/>
+              </w:rPr>
+              <w:t xml:space="preserve">)’</w:t>
+            </w:r>
+            <w:r>
+              <w:t xml:space="preserve">:</w:t>
+            </w:r>
+            <w:r>
+              <w:t xml:space="preserve"> </w:t>
+            </w:r>
+            <m:oMath>
+              <m:sSub>
+                <m:e>
+                  <m:r>
+                    <m:t>β</m:t>
+                  </m:r>
+                </m:e>
+                <m:sub>
+                  <m:r>
+                    <m:t>u</m:t>
+                  </m:r>
+                </m:sub>
+              </m:sSub>
+              <m:r>
+                <m:rPr>
+                  <m:sty m:val="p"/>
+                </m:rPr>
+                <m:t>=</m:t>
+              </m:r>
+              <m:r>
+                <m:t>0</m:t>
+              </m:r>
+            </m:oMath>
+            <w:r>
+              <w:t xml:space="preserve"> </w:t>
+            </w:r>
+            <w:r>
+              <w:t xml:space="preserve">(no temperature drift); the baseline level itself is swept across</w:t>
+            </w:r>
+            <w:r>
+              <w:t xml:space="preserve"> </w:t>
+            </w:r>
+            <m:oMath>
+              <m:r>
+                <m:rPr>
+                  <m:sty m:val="p"/>
+                </m:rPr>
+                <m:t>{</m:t>
+              </m:r>
+              <m:r>
+                <m:t>0.65</m:t>
+              </m:r>
+              <m:r>
+                <m:rPr>
+                  <m:sty m:val="p"/>
+                </m:rPr>
+                <m:t>,</m:t>
+              </m:r>
+              <m:r>
+                <m:t>0.75</m:t>
+              </m:r>
+              <m:r>
+                <m:rPr>
+                  <m:sty m:val="p"/>
+                </m:rPr>
+                <m:t>,</m:t>
+              </m:r>
+              <m:r>
+                <m:t>0.85</m:t>
+              </m:r>
+              <m:r>
+                <m:rPr>
+                  <m:sty m:val="p"/>
+                </m:rPr>
+                <m:t>,</m:t>
+              </m:r>
+              <m:r>
+                <m:t>0.95</m:t>
+              </m:r>
+              <m:r>
+                <m:rPr>
+                  <m:sty m:val="p"/>
+                </m:rPr>
+                <m:t>,</m:t>
+              </m:r>
+              <m:r>
+                <m:t>0.99</m:t>
+              </m:r>
+              <m:r>
+                <m:rPr>
+                  <m:sty m:val="p"/>
+                </m:rPr>
+                <m:t>}</m:t>
+              </m:r>
+            </m:oMath>
+            <w:r>
+              <w:t xml:space="preserve"> </w:t>
+            </w:r>
+            <w:r>
+              <w:t xml:space="preserve">— i.e., a constant fraction of the cohort is never susceptible, regardless of temperature. Both rows:</w:t>
+            </w:r>
+            <w:r>
+              <w:t xml:space="preserve"> </w:t>
+            </w:r>
+            <m:oMath>
+              <m:r>
+                <m:rPr>
+                  <m:nor/>
+                  <m:sty m:val="p"/>
+                </m:rPr>
+                <m:t>low</m:t>
+              </m:r>
+              <m:r>
+                <m:rPr>
+                  <m:sty m:val="p"/>
+                </m:rPr>
+                <m:t>=</m:t>
+              </m:r>
+              <m:r>
+                <m:t>0.05</m:t>
+              </m:r>
+            </m:oMath>
+            <w:r>
+              <w:t xml:space="preserve">,</w:t>
+            </w:r>
+            <w:r>
+              <w:t xml:space="preserve"> </w:t>
+            </w:r>
+            <m:oMath>
+              <m:r>
+                <m:t>k</m:t>
+              </m:r>
+              <m:r>
+                <m:rPr>
+                  <m:sty m:val="p"/>
+                </m:rPr>
+                <m:t>=</m:t>
+              </m:r>
+              <m:r>
+                <m:t>8</m:t>
+              </m:r>
+            </m:oMath>
+            <w:r>
+              <w:t xml:space="preserve">, mid linear in</w:t>
+            </w:r>
+            <w:r>
+              <w:t xml:space="preserve"> </w:t>
+            </w:r>
+            <m:oMath>
+              <m:r>
+                <m:t>T</m:t>
+              </m:r>
+            </m:oMath>
+            <w:r>
+              <w:t xml:space="preserve"> </w:t>
+            </w:r>
+            <w:r>
+              <w:t xml:space="preserve">with slope</w:t>
+            </w:r>
+            <w:r>
+              <w:t xml:space="preserve"> </w:t>
+            </w:r>
+            <m:oMath>
+              <m:r>
+                <m:rPr>
+                  <m:sty m:val="p"/>
+                </m:rPr>
+                <m:t>−</m:t>
+              </m:r>
+              <m:r>
+                <m:t>0.15</m:t>
+              </m:r>
+            </m:oMath>
+            <w:r>
+              <w:t xml:space="preserve">, beta-binomial likelihood (</w:t>
+            </w:r>
+            <m:oMath>
+              <m:r>
+                <m:t>ϕ</m:t>
+              </m:r>
+              <m:r>
+                <m:rPr>
+                  <m:sty m:val="p"/>
+                </m:rPr>
+                <m:t>=</m:t>
+              </m:r>
+              <m:r>
+                <m:t>5</m:t>
+              </m:r>
+            </m:oMath>
+            <w:r>
+              <w:t xml:space="preserve">),</w:t>
+            </w:r>
+            <w:r>
+              <w:t xml:space="preserve"> </w:t>
+            </w:r>
+            <m:oMath>
+              <m:sSub>
+                <m:e>
+                  <m:r>
+                    <m:t>n</m:t>
+                  </m:r>
+                </m:e>
+                <m:sub>
+                  <m:r>
+                    <m:t>r</m:t>
+                  </m:r>
+                  <m:r>
+                    <m:t>e</m:t>
+                  </m:r>
+                  <m:r>
+                    <m:t>p</m:t>
+                  </m:r>
+                  <m:r>
+                    <m:t>s</m:t>
+                  </m:r>
+                </m:sub>
+              </m:sSub>
+              <m:r>
+                <m:rPr>
+                  <m:sty m:val="p"/>
+                </m:rPr>
+                <m:t>=</m:t>
+              </m:r>
+              <m:r>
+                <m:t>5</m:t>
+              </m:r>
+            </m:oMath>
+            <w:r>
+              <w:t xml:space="preserve">,</w:t>
+            </w:r>
+            <w:r>
+              <w:t xml:space="preserve"> </w:t>
+            </w:r>
+            <m:oMath>
+              <m:sSub>
+                <m:e>
+                  <m:r>
+                    <m:t>N</m:t>
+                  </m:r>
+                </m:e>
+                <m:sub>
+                  <m:r>
+                    <m:t>s</m:t>
+                  </m:r>
+                  <m:r>
+                    <m:t>i</m:t>
+                  </m:r>
+                  <m:r>
+                    <m:t>m</m:t>
+                  </m:r>
+                </m:sub>
+              </m:sSub>
+              <m:r>
+                <m:rPr>
+                  <m:sty m:val="p"/>
+                </m:rPr>
+                <m:t>=</m:t>
+              </m:r>
+              <m:r>
+                <m:t>1000</m:t>
+              </m:r>
+            </m:oMath>
+            <w:r>
+              <w:t xml:space="preserve"> </w:t>
+            </w:r>
+            <w:r>
+              <w:t xml:space="preserve">datasets per cell. Points are mean signed bias with 95% Monte Carlo SE bars; dashed lines mark zero bias. Left column:</w:t>
+            </w:r>
+            <w:r>
+              <w:t xml:space="preserve"> </w:t>
+            </w:r>
+            <m:oMath>
+              <m:r>
+                <m:t>z</m:t>
+              </m:r>
+            </m:oMath>
+            <w:r>
+              <w:t xml:space="preserve">; right column:</w:t>
+            </w:r>
+            <w:r>
+              <w:t xml:space="preserve"> </w:t>
+            </w:r>
+            <m:oMath>
+              <m:r>
+                <m:t>C</m:t>
+              </m:r>
+              <m:sSub>
+                <m:e>
+                  <m:r>
+                    <m:t>T</m:t>
+                  </m:r>
+                </m:e>
+                <m:sub>
+                  <m:r>
+                    <m:t>m</m:t>
+                  </m:r>
+                  <m:r>
+                    <m:t>a</m:t>
+                  </m:r>
+                  <m:r>
+                    <m:t>x</m:t>
+                  </m:r>
+                  <m:r>
+                    <m:rPr>
+                      <m:sty m:val="p"/>
+                    </m:rPr>
+                    <m:t>,</m:t>
+                  </m:r>
+                  <m:r>
+                    <m:t>1</m:t>
+                  </m:r>
+                  <m:r>
+                    <m:t>h</m:t>
+                  </m:r>
+                </m:sub>
+              </m:sSub>
+            </m:oMath>
+            <w:r>
+              <w:t xml:space="preserve">. Only the four distinct point-estimate methods are shown: the two-stage Normal-CI and t-CI variants share point estimates within each Stage-1 family, so bias is identical between them; coverage differences appear in the supplementary writeup. Methods are evaluated against the truth on their own threshold scale (see Methods). The two failure signatures differ: drifting</w:t>
+            </w:r>
+            <w:r>
+              <w:t xml:space="preserve"> </w:t>
+            </w:r>
+            <m:oMath>
+              <m:r>
+                <m:t>u</m:t>
+              </m:r>
+            </m:oMath>
+            <w:r>
+              <w:t xml:space="preserve"> </w:t>
+            </w:r>
+            <w:r>
+              <w:t xml:space="preserve">tilts the Stage-2 slope (large</w:t>
+            </w:r>
+            <w:r>
+              <w:t xml:space="preserve"> </w:t>
+            </w:r>
+            <m:oMath>
+              <m:r>
+                <m:t>z</m:t>
+              </m:r>
+            </m:oMath>
+            <w:r>
+              <w:t xml:space="preserve"> </w:t>
+            </w:r>
+            <w:r>
+              <w:t xml:space="preserve">bias, modest</w:t>
+            </w:r>
+            <w:r>
+              <w:t xml:space="preserve"> </w:t>
+            </w:r>
+            <m:oMath>
+              <m:r>
+                <m:t>C</m:t>
+              </m:r>
+              <m:sSub>
+                <m:e>
+                  <m:r>
+                    <m:t>T</m:t>
+                  </m:r>
+                </m:e>
+                <m:sub>
+                  <m:r>
+                    <m:t>m</m:t>
+                  </m:r>
+                  <m:r>
+                    <m:t>a</m:t>
+                  </m:r>
+                  <m:r>
+                    <m:t>x</m:t>
+                  </m:r>
+                  <m:r>
+                    <m:rPr>
+                      <m:sty m:val="p"/>
+                    </m:rPr>
+                    <m:t>,</m:t>
+                  </m:r>
+                  <m:r>
+                    <m:t>1</m:t>
+                  </m:r>
+                  <m:r>
+                    <m:t>h</m:t>
+                  </m:r>
+                </m:sub>
+              </m:sSub>
+            </m:oMath>
+            <w:r>
+              <w:t xml:space="preserve"> </w:t>
+            </w:r>
+            <w:r>
+              <w:t xml:space="preserve">bias); constant low</w:t>
+            </w:r>
+            <w:r>
+              <w:t xml:space="preserve"> </w:t>
+            </w:r>
+            <m:oMath>
+              <m:r>
+                <m:t>u</m:t>
+              </m:r>
+            </m:oMath>
+            <w:r>
+              <w:t xml:space="preserve"> </w:t>
+            </w:r>
+            <w:r>
+              <w:t xml:space="preserve">shifts the Stage-2 intercept (large</w:t>
+            </w:r>
+            <w:r>
+              <w:t xml:space="preserve"> </w:t>
+            </w:r>
+            <m:oMath>
+              <m:r>
+                <m:t>C</m:t>
+              </m:r>
+              <m:sSub>
+                <m:e>
+                  <m:r>
+                    <m:t>T</m:t>
+                  </m:r>
+                </m:e>
+                <m:sub>
+                  <m:r>
+                    <m:t>m</m:t>
+                  </m:r>
+                  <m:r>
+                    <m:t>a</m:t>
+                  </m:r>
+                  <m:r>
+                    <m:t>x</m:t>
+                  </m:r>
+                  <m:r>
+                    <m:rPr>
+                      <m:sty m:val="p"/>
+                    </m:rPr>
+                    <m:t>,</m:t>
+                  </m:r>
+                  <m:r>
+                    <m:t>1</m:t>
+                  </m:r>
+                  <m:r>
+                    <m:t>h</m:t>
+                  </m:r>
+                </m:sub>
+              </m:sSub>
+            </m:oMath>
+            <w:r>
+              <w:t xml:space="preserve"> </w:t>
+            </w:r>
+            <w:r>
+              <w:t xml:space="preserve">bias, with</w:t>
+            </w:r>
+            <w:r>
+              <w:t xml:space="preserve"> </w:t>
+            </w:r>
+            <m:oMath>
+              <m:r>
+                <m:t>z</m:t>
+              </m:r>
+            </m:oMath>
+            <w:r>
+              <w:t xml:space="preserve"> </w:t>
+            </w:r>
+            <w:r>
+              <w:t xml:space="preserve">bias of opposite sign growing as</w:t>
+            </w:r>
+            <w:r>
+              <w:t xml:space="preserve"> </w:t>
+            </w:r>
+            <m:oMath>
+              <m:sSub>
+                <m:e>
+                  <m:r>
+                    <m:t>u</m:t>
+                  </m:r>
+                </m:e>
+                <m:sub>
+                  <m:r>
+                    <m:t>0</m:t>
+                  </m:r>
+                </m:sub>
+              </m:sSub>
+            </m:oMath>
+            <w:r>
+              <w:t xml:space="preserve"> </w:t>
+            </w:r>
+            <w:r>
+              <w:t xml:space="preserve">falls).</w:t>
+            </w:r>
+          </w:p>
+          <w:bookmarkEnd w:id="45"/>
+        </w:tc>
+      </w:tr>
+    </w:tbl>
+    <w:bookmarkEnd w:id="46"/>
+    <w:bookmarkEnd w:id="47"/>
+    <w:bookmarkStart w:id="51" w:name="Xabbe56c6b0f09d0a23600010df7f295a0cf446d"/>
     <w:p>
       <w:pPr>
         <w:pStyle w:val="Heading1"/>
@@ -8819,7 +11220,7 @@
       <w:pPr>
         <w:pStyle w:val="BodyText"/>
       </w:pPr>
-      <w:bookmarkStart w:id="34" w:name="eq-reparam"/>
+      <w:bookmarkStart w:id="48" w:name="eq-reparam"/>
       <m:oMathPara>
         <m:oMathParaPr>
           <m:jc m:val="center"/>
@@ -9034,7 +11435,7 @@
           </m:d>
         </m:oMath>
       </m:oMathPara>
-      <w:bookmarkEnd w:id="34"/>
+      <w:bookmarkEnd w:id="48"/>
     </w:p>
     <w:p>
       <w:pPr>
@@ -9343,7 +11744,7 @@
       <w:pPr>
         <w:pStyle w:val="BodyText"/>
       </w:pPr>
-      <w:bookmarkStart w:id="35" w:name="eq-linpred"/>
+      <w:bookmarkStart w:id="49" w:name="eq-linpred"/>
       <m:oMathPara>
         <m:oMathParaPr>
           <m:jc m:val="center"/>
@@ -9579,7 +11980,7 @@
           </m:d>
         </m:oMath>
       </m:oMathPara>
-      <w:bookmarkEnd w:id="35"/>
+      <w:bookmarkEnd w:id="49"/>
     </w:p>
     <w:p>
       <w:pPr>
@@ -9901,7 +12302,7 @@
         <w:t xml:space="preserve">at any reference time, and the heat-injury integral — is recovered as a one-line posterior summary of this single joint fit, as derived in §[Equivalence with the classical pipeline].</w:t>
       </w:r>
     </w:p>
-    <w:bookmarkStart w:id="36" w:name="X83c280133a78de915d3b14a666f30d6a82dc387"/>
+    <w:bookmarkStart w:id="50" w:name="X83c280133a78de915d3b14a666f30d6a82dc387"/>
     <w:p>
       <w:pPr>
         <w:pStyle w:val="Heading2"/>
@@ -9910,9 +12311,9 @@
         <w:t xml:space="preserve">What the 4PL delivers that the two-step cannot</w:t>
       </w:r>
     </w:p>
-    <w:bookmarkEnd w:id="36"/>
-    <w:bookmarkEnd w:id="37"/>
-    <w:bookmarkStart w:id="44" w:name="X2a14174f4c72db593bce4e6516c6528cdb497de"/>
+    <w:bookmarkEnd w:id="50"/>
+    <w:bookmarkEnd w:id="51"/>
+    <w:bookmarkStart w:id="58" w:name="X2a14174f4c72db593bce4e6516c6528cdb497de"/>
     <w:p>
       <w:pPr>
         <w:pStyle w:val="Heading1"/>
@@ -9921,7 +12322,7 @@
         <w:t xml:space="preserve">Worked example: brown shrimp thermal tolerance</w:t>
       </w:r>
     </w:p>
-    <w:bookmarkStart w:id="38" w:name="data-and-experimental-design"/>
+    <w:bookmarkStart w:id="52" w:name="data-and-experimental-design"/>
     <w:p>
       <w:pPr>
         <w:pStyle w:val="Heading2"/>
@@ -9930,8 +12331,8 @@
         <w:t xml:space="preserve">Data and experimental design</w:t>
       </w:r>
     </w:p>
-    <w:bookmarkEnd w:id="38"/>
-    <w:bookmarkStart w:id="39" w:name="lethal-tdt-hierarchical-4pl-on-counts"/>
+    <w:bookmarkEnd w:id="52"/>
+    <w:bookmarkStart w:id="53" w:name="lethal-tdt-hierarchical-4pl-on-counts"/>
     <w:p>
       <w:pPr>
         <w:pStyle w:val="Heading2"/>
@@ -9940,8 +12341,8 @@
         <w:t xml:space="preserve">Lethal TDT — hierarchical 4PL on counts</w:t>
       </w:r>
     </w:p>
-    <w:bookmarkEnd w:id="39"/>
-    <w:bookmarkStart w:id="40" w:name="sublethal-time-to-death"/>
+    <w:bookmarkEnd w:id="53"/>
+    <w:bookmarkStart w:id="54" w:name="sublethal-time-to-death"/>
     <w:p>
       <w:pPr>
         <w:pStyle w:val="Heading2"/>
@@ -9950,8 +12351,8 @@
         <w:t xml:space="preserve">Sublethal time-to-death</w:t>
       </w:r>
     </w:p>
-    <w:bookmarkEnd w:id="40"/>
-    <w:bookmarkStart w:id="41" w:name="dynamic-ct_max-across-ramping-rates"/>
+    <w:bookmarkEnd w:id="54"/>
+    <w:bookmarkStart w:id="55" w:name="dynamic-ct_max-across-ramping-rates"/>
     <w:p>
       <w:pPr>
         <w:pStyle w:val="Heading2"/>
@@ -9992,8 +12393,8 @@
         <w:t xml:space="preserve">across ramping rates</w:t>
       </w:r>
     </w:p>
-    <w:bookmarkEnd w:id="41"/>
-    <w:bookmarkStart w:id="42" w:name="Xa764bbb0ef06e1b16f1b866442815364d0000f8"/>
+    <w:bookmarkEnd w:id="55"/>
+    <w:bookmarkStart w:id="56" w:name="Xa764bbb0ef06e1b16f1b866442815364d0000f8"/>
     <w:p>
       <w:pPr>
         <w:pStyle w:val="Heading2"/>
@@ -10002,8 +12403,8 @@
         <w:t xml:space="preserve">Reconciling the three endpoints via the Jørgensen ramping equation</w:t>
       </w:r>
     </w:p>
-    <w:bookmarkEnd w:id="42"/>
-    <w:bookmarkStart w:id="43" w:name="Xc9d8a39a8777a97080af0145482f0bf85ce7458"/>
+    <w:bookmarkEnd w:id="56"/>
+    <w:bookmarkStart w:id="57" w:name="Xc9d8a39a8777a97080af0145482f0bf85ce7458"/>
     <w:p>
       <w:pPr>
         <w:pStyle w:val="Heading2"/>
@@ -10012,9 +12413,9 @@
         <w:t xml:space="preserve">Field-temperature heat-injury projections under warming scenarios</w:t>
       </w:r>
     </w:p>
-    <w:bookmarkEnd w:id="43"/>
-    <w:bookmarkEnd w:id="44"/>
-    <w:bookmarkStart w:id="48" w:name="discussion"/>
+    <w:bookmarkEnd w:id="57"/>
+    <w:bookmarkEnd w:id="58"/>
+    <w:bookmarkStart w:id="62" w:name="discussion"/>
     <w:p>
       <w:pPr>
         <w:pStyle w:val="Heading1"/>
@@ -10023,7 +12424,7 @@
         <w:t xml:space="preserve">Discussion</w:t>
       </w:r>
     </w:p>
-    <w:bookmarkStart w:id="45" w:name="X5dac85fa1a4411486a220dbeaf8627ab0091f32"/>
+    <w:bookmarkStart w:id="59" w:name="X5dac85fa1a4411486a220dbeaf8627ab0091f32"/>
     <w:p>
       <w:pPr>
         <w:pStyle w:val="Heading2"/>
@@ -10032,8 +12433,8 @@
         <w:t xml:space="preserve">What changes for the field if the hierarchical 4PL becomes the default</w:t>
       </w:r>
     </w:p>
-    <w:bookmarkEnd w:id="45"/>
-    <w:bookmarkStart w:id="46" w:name="limits-of-the-present-analysis"/>
+    <w:bookmarkEnd w:id="59"/>
+    <w:bookmarkStart w:id="60" w:name="limits-of-the-present-analysis"/>
     <w:p>
       <w:pPr>
         <w:pStyle w:val="Heading2"/>
@@ -10042,8 +12443,8 @@
         <w:t xml:space="preserve">Limits of the present analysis</w:t>
       </w:r>
     </w:p>
-    <w:bookmarkEnd w:id="46"/>
-    <w:bookmarkStart w:id="47" w:name="Xf0d52b04feeaedf0b5abcee2b4d231c85971023"/>
+    <w:bookmarkEnd w:id="60"/>
+    <w:bookmarkStart w:id="61" w:name="Xf0d52b04feeaedf0b5abcee2b4d231c85971023"/>
     <w:p>
       <w:pPr>
         <w:pStyle w:val="Heading2"/>
@@ -10052,9 +12453,9 @@
         <w:t xml:space="preserve">Recommendations for primary studies and meta-analyses</w:t>
       </w:r>
     </w:p>
-    <w:bookmarkEnd w:id="47"/>
-    <w:bookmarkEnd w:id="48"/>
-    <w:bookmarkStart w:id="49" w:name="conclusions"/>
+    <w:bookmarkEnd w:id="61"/>
+    <w:bookmarkEnd w:id="62"/>
+    <w:bookmarkStart w:id="63" w:name="conclusions"/>
     <w:p>
       <w:pPr>
         <w:pStyle w:val="Heading1"/>
@@ -10063,8 +12464,8 @@
         <w:t xml:space="preserve">Conclusions</w:t>
       </w:r>
     </w:p>
-    <w:bookmarkEnd w:id="49"/>
-    <w:bookmarkStart w:id="50" w:name="acknowledgements"/>
+    <w:bookmarkEnd w:id="63"/>
+    <w:bookmarkStart w:id="64" w:name="acknowledgements"/>
     <w:p>
       <w:pPr>
         <w:pStyle w:val="Heading1"/>
@@ -10073,8 +12474,8 @@
         <w:t xml:space="preserve">Acknowledgements</w:t>
       </w:r>
     </w:p>
-    <w:bookmarkEnd w:id="50"/>
-    <w:bookmarkStart w:id="51" w:name="author-contributions"/>
+    <w:bookmarkEnd w:id="64"/>
+    <w:bookmarkStart w:id="65" w:name="author-contributions"/>
     <w:p>
       <w:pPr>
         <w:pStyle w:val="Heading1"/>
@@ -10083,8 +12484,8 @@
         <w:t xml:space="preserve">Author contributions</w:t>
       </w:r>
     </w:p>
-    <w:bookmarkEnd w:id="51"/>
-    <w:bookmarkStart w:id="52" w:name="data-and-code-availability"/>
+    <w:bookmarkEnd w:id="65"/>
+    <w:bookmarkStart w:id="66" w:name="data-and-code-availability"/>
     <w:p>
       <w:pPr>
         <w:pStyle w:val="Heading1"/>
@@ -10101,8 +12502,8 @@
         <w:t xml:space="preserve">All data, analysis scripts, and the rendered manuscript and supplement are available at https://github.com/daniel1noble/bayesTLS.</w:t>
       </w:r>
     </w:p>
-    <w:bookmarkEnd w:id="52"/>
-    <w:bookmarkStart w:id="53" w:name="conflict-of-interest"/>
+    <w:bookmarkEnd w:id="66"/>
+    <w:bookmarkStart w:id="67" w:name="conflict-of-interest"/>
     <w:p>
       <w:pPr>
         <w:pStyle w:val="Heading1"/>
@@ -10119,8 +12520,8 @@
         <w:t xml:space="preserve">The authors declare no competing interests.</w:t>
       </w:r>
     </w:p>
-    <w:bookmarkEnd w:id="53"/>
-    <w:bookmarkStart w:id="122" w:name="references"/>
+    <w:bookmarkEnd w:id="67"/>
+    <w:bookmarkStart w:id="146" w:name="references"/>
     <w:p>
       <w:pPr>
         <w:pStyle w:val="Heading1"/>
@@ -10129,8 +12530,8 @@
         <w:t xml:space="preserve">References</w:t>
       </w:r>
     </w:p>
-    <w:bookmarkStart w:id="121" w:name="refs"/>
-    <w:bookmarkStart w:id="55" w:name="ref-arnold_thermal_2025"/>
+    <w:bookmarkStart w:id="145" w:name="refs"/>
+    <w:bookmarkStart w:id="69" w:name="ref-arnold_thermal_2025"/>
     <w:p>
       <w:pPr>
         <w:pStyle w:val="Bibliography"/>
@@ -10154,7 +12555,7 @@
       <w:r>
         <w:t xml:space="preserve"> </w:t>
       </w:r>
-      <w:hyperlink r:id="rId54">
+      <w:hyperlink r:id="rId68">
         <w:r>
           <w:rPr>
             <w:rStyle w:val="Hyperlink"/>
@@ -10179,8 +12580,8 @@
         <w:t xml:space="preserve">, 31, e70315.</w:t>
       </w:r>
     </w:p>
-    <w:bookmarkEnd w:id="55"/>
-    <w:bookmarkStart w:id="56" w:name="ref-bolker_ecologicalmodels_2008"/>
+    <w:bookmarkEnd w:id="69"/>
+    <w:bookmarkStart w:id="70" w:name="ref-bolker_ecologicalmodels_2008"/>
     <w:p>
       <w:pPr>
         <w:pStyle w:val="Bibliography"/>
@@ -10216,8 +12617,8 @@
         <w:t xml:space="preserve">. Princeton University Press, Princeton, NJ.</w:t>
       </w:r>
     </w:p>
-    <w:bookmarkEnd w:id="56"/>
-    <w:bookmarkStart w:id="58" w:name="ref-buckley_damage_2025"/>
+    <w:bookmarkEnd w:id="70"/>
+    <w:bookmarkStart w:id="72" w:name="ref-buckley_damage_2025"/>
     <w:p>
       <w:pPr>
         <w:pStyle w:val="Bibliography"/>
@@ -10228,7 +12629,7 @@
       <w:r>
         <w:t xml:space="preserve"> </w:t>
       </w:r>
-      <w:hyperlink r:id="rId57">
+      <w:hyperlink r:id="rId71">
         <w:r>
           <w:rPr>
             <w:rStyle w:val="Hyperlink"/>
@@ -10253,8 +12654,8 @@
         <w:t xml:space="preserve">, 65, 1061–1075.</w:t>
       </w:r>
     </w:p>
-    <w:bookmarkEnd w:id="58"/>
-    <w:bookmarkStart w:id="60" w:name="ref-burke_ipd_2017"/>
+    <w:bookmarkEnd w:id="72"/>
+    <w:bookmarkStart w:id="74" w:name="ref-burke_ipd_2017"/>
     <w:p>
       <w:pPr>
         <w:pStyle w:val="Bibliography"/>
@@ -10265,7 +12666,7 @@
       <w:r>
         <w:t xml:space="preserve"> </w:t>
       </w:r>
-      <w:hyperlink r:id="rId59">
+      <w:hyperlink r:id="rId73">
         <w:r>
           <w:rPr>
             <w:rStyle w:val="Hyperlink"/>
@@ -10290,8 +12691,8 @@
         <w:t xml:space="preserve">, 36, 855–875.</w:t>
       </w:r>
     </w:p>
-    <w:bookmarkEnd w:id="60"/>
-    <w:bookmarkStart w:id="62" w:name="ref-carroll_measurement_2006"/>
+    <w:bookmarkEnd w:id="74"/>
+    <w:bookmarkStart w:id="76" w:name="ref-carroll_measurement_2006"/>
     <w:p>
       <w:pPr>
         <w:pStyle w:val="Bibliography"/>
@@ -10302,7 +12703,7 @@
       <w:r>
         <w:t xml:space="preserve"> </w:t>
       </w:r>
-      <w:hyperlink r:id="rId61">
+      <w:hyperlink r:id="rId75">
         <w:r>
           <w:rPr>
             <w:rStyle w:val="Hyperlink"/>
@@ -10325,8 +12726,8 @@
         <w:t xml:space="preserve">.</w:t>
       </w:r>
     </w:p>
-    <w:bookmarkEnd w:id="62"/>
-    <w:bookmarkStart w:id="64" w:name="ref-deutsch_latitude_2008"/>
+    <w:bookmarkEnd w:id="76"/>
+    <w:bookmarkStart w:id="78" w:name="ref-deutsch_latitude_2008"/>
     <w:p>
       <w:pPr>
         <w:pStyle w:val="Bibliography"/>
@@ -10350,7 +12751,7 @@
       <w:r>
         <w:t xml:space="preserve"> </w:t>
       </w:r>
-      <w:hyperlink r:id="rId63">
+      <w:hyperlink r:id="rId77">
         <w:r>
           <w:rPr>
             <w:rStyle w:val="Hyperlink"/>
@@ -10375,19 +12776,93 @@
         <w:t xml:space="preserve">, 105, 6668–6672.</w:t>
       </w:r>
     </w:p>
-    <w:bookmarkEnd w:id="64"/>
-    <w:bookmarkStart w:id="66" w:name="ref-gelman_priors_2006"/>
+    <w:bookmarkEnd w:id="78"/>
+    <w:bookmarkStart w:id="80" w:name="ref-direnzo2023"/>
     <w:p>
       <w:pPr>
         <w:pStyle w:val="Bibliography"/>
       </w:pPr>
       <w:r>
+        <w:t xml:space="preserve">DiRenzo, G.V., Hanks, E. &amp; Miller, D.A.W. (2023).</w:t>
+      </w:r>
+      <w:r>
+        <w:t xml:space="preserve"> </w:t>
+      </w:r>
+      <w:hyperlink r:id="rId79">
+        <w:r>
+          <w:rPr>
+            <w:rStyle w:val="Hyperlink"/>
+          </w:rPr>
+          <w:t xml:space="preserve">A practical guide to understanding and validating complex models using data simulations</w:t>
+        </w:r>
+      </w:hyperlink>
+      <w:r>
+        <w:t xml:space="preserve">.</w:t>
+      </w:r>
+      <w:r>
+        <w:t xml:space="preserve"> </w:t>
+      </w:r>
+      <w:r>
+        <w:rPr>
+          <w:i/>
+          <w:iCs/>
+        </w:rPr>
+        <w:t xml:space="preserve">Methods in Ecology and Evolution</w:t>
+      </w:r>
+      <w:r>
+        <w:t xml:space="preserve">, 14, 203–217.</w:t>
+      </w:r>
+    </w:p>
+    <w:bookmarkEnd w:id="80"/>
+    <w:bookmarkStart w:id="82" w:name="ref-faber_tdt_plants_2024"/>
+    <w:p>
+      <w:pPr>
+        <w:pStyle w:val="Bibliography"/>
+      </w:pPr>
+      <w:r>
+        <w:t xml:space="preserve">Faber, A.H., Ørsted, M. &amp; Ehlers, B.K. (2024).</w:t>
+      </w:r>
+      <w:r>
+        <w:t xml:space="preserve"> </w:t>
+      </w:r>
+      <w:hyperlink r:id="rId81">
+        <w:r>
+          <w:rPr>
+            <w:rStyle w:val="Hyperlink"/>
+          </w:rPr>
+          <w:t xml:space="preserve">Application of the thermal death time model in predicting thermal damage accumulation in plants</w:t>
+        </w:r>
+      </w:hyperlink>
+      <w:r>
+        <w:t xml:space="preserve">.</w:t>
+      </w:r>
+      <w:r>
+        <w:t xml:space="preserve"> </w:t>
+      </w:r>
+      <w:r>
+        <w:rPr>
+          <w:i/>
+          <w:iCs/>
+        </w:rPr>
+        <w:t xml:space="preserve">Journal of Experimental Botany</w:t>
+      </w:r>
+      <w:r>
+        <w:t xml:space="preserve">, 75, 3467–3482.</w:t>
+      </w:r>
+    </w:p>
+    <w:bookmarkEnd w:id="82"/>
+    <w:bookmarkStart w:id="84" w:name="ref-gelman_priors_2006"/>
+    <w:p>
+      <w:pPr>
+        <w:pStyle w:val="Bibliography"/>
+      </w:pPr>
+      <w:r>
         <w:t xml:space="preserve">Gelman, A. (2006).</w:t>
       </w:r>
       <w:r>
         <w:t xml:space="preserve"> </w:t>
       </w:r>
-      <w:hyperlink r:id="rId65">
+      <w:hyperlink r:id="rId83">
         <w:r>
           <w:rPr>
             <w:rStyle w:val="Hyperlink"/>
@@ -10454,8 +12929,8 @@
         <w:t xml:space="preserve">, 1, 515–534.</w:t>
       </w:r>
     </w:p>
-    <w:bookmarkEnd w:id="66"/>
-    <w:bookmarkStart w:id="68" w:name="ref-harrison_olre_2014"/>
+    <w:bookmarkEnd w:id="84"/>
+    <w:bookmarkStart w:id="86" w:name="ref-harrison_olre_2014"/>
     <w:p>
       <w:pPr>
         <w:pStyle w:val="Bibliography"/>
@@ -10466,7 +12941,7 @@
       <w:r>
         <w:t xml:space="preserve"> </w:t>
       </w:r>
-      <w:hyperlink r:id="rId67">
+      <w:hyperlink r:id="rId85">
         <w:r>
           <w:rPr>
             <w:rStyle w:val="Hyperlink"/>
@@ -10491,8 +12966,8 @@
         <w:t xml:space="preserve">, 2, e616.</w:t>
       </w:r>
     </w:p>
-    <w:bookmarkEnd w:id="68"/>
-    <w:bookmarkStart w:id="70" w:name="ref-harrison_mixed_2018"/>
+    <w:bookmarkEnd w:id="86"/>
+    <w:bookmarkStart w:id="88" w:name="ref-harrison_mixed_2018"/>
     <w:p>
       <w:pPr>
         <w:pStyle w:val="Bibliography"/>
@@ -10516,7 +12991,7 @@
       <w:r>
         <w:t xml:space="preserve"> </w:t>
       </w:r>
-      <w:hyperlink r:id="rId69">
+      <w:hyperlink r:id="rId87">
         <w:r>
           <w:rPr>
             <w:rStyle w:val="Hyperlink"/>
@@ -10541,8 +13016,8 @@
         <w:t xml:space="preserve">, 6, e4794.</w:t>
       </w:r>
     </w:p>
-    <w:bookmarkEnd w:id="70"/>
-    <w:bookmarkStart w:id="72" w:name="ref-jorgensen_drosophila_2019"/>
+    <w:bookmarkEnd w:id="88"/>
+    <w:bookmarkStart w:id="90" w:name="ref-jorgensen_drosophila_2019"/>
     <w:p>
       <w:pPr>
         <w:pStyle w:val="Bibliography"/>
@@ -10553,7 +13028,7 @@
       <w:r>
         <w:t xml:space="preserve"> </w:t>
       </w:r>
-      <w:hyperlink r:id="rId71">
+      <w:hyperlink r:id="rId89">
         <w:r>
           <w:rPr>
             <w:rStyle w:val="Hyperlink"/>
@@ -10602,8 +13077,8 @@
         <w:t xml:space="preserve">, 33, 629–642.</w:t>
       </w:r>
     </w:p>
-    <w:bookmarkEnd w:id="72"/>
-    <w:bookmarkStart w:id="74" w:name="ref-jorgensen_unifying_2021"/>
+    <w:bookmarkEnd w:id="90"/>
+    <w:bookmarkStart w:id="92" w:name="ref-jorgensen_unifying_2021"/>
     <w:p>
       <w:pPr>
         <w:pStyle w:val="Bibliography"/>
@@ -10614,7 +13089,7 @@
       <w:r>
         <w:t xml:space="preserve"> </w:t>
       </w:r>
-      <w:hyperlink r:id="rId73">
+      <w:hyperlink r:id="rId91">
         <w:r>
           <w:rPr>
             <w:rStyle w:val="Hyperlink"/>
@@ -10639,8 +13114,8 @@
         <w:t xml:space="preserve">, 11, 12840.</w:t>
       </w:r>
     </w:p>
-    <w:bookmarkEnd w:id="74"/>
-    <w:bookmarkStart w:id="76" w:name="ref-jorgensen_nature_2022"/>
+    <w:bookmarkEnd w:id="92"/>
+    <w:bookmarkStart w:id="94" w:name="ref-jorgensen_nature_2022"/>
     <w:p>
       <w:pPr>
         <w:pStyle w:val="Bibliography"/>
@@ -10651,7 +13126,7 @@
       <w:r>
         <w:t xml:space="preserve"> </w:t>
       </w:r>
-      <w:hyperlink r:id="rId75">
+      <w:hyperlink r:id="rId93">
         <w:r>
           <w:rPr>
             <w:rStyle w:val="Hyperlink"/>
@@ -10676,8 +13151,105 @@
         <w:t xml:space="preserve">, 611, 93–98.</w:t>
       </w:r>
     </w:p>
-    <w:bookmarkEnd w:id="76"/>
-    <w:bookmarkStart w:id="78" w:name="ref-li2023"/>
+    <w:bookmarkEnd w:id="94"/>
+    <w:bookmarkStart w:id="96" w:name="ref-koehler2009"/>
+    <w:p>
+      <w:pPr>
+        <w:pStyle w:val="Bibliography"/>
+      </w:pPr>
+      <w:r>
+        <w:t xml:space="preserve">Koehler, E., Brown, E. &amp; Haneuse, S.J.-P.A. (2009).</w:t>
+      </w:r>
+      <w:r>
+        <w:t xml:space="preserve"> </w:t>
+      </w:r>
+      <w:hyperlink r:id="rId95">
+        <w:r>
+          <w:rPr>
+            <w:rStyle w:val="Hyperlink"/>
+          </w:rPr>
+          <w:t xml:space="preserve">On the</w:t>
+        </w:r>
+        <w:r>
+          <w:rPr>
+            <w:rStyle w:val="Hyperlink"/>
+          </w:rPr>
+          <w:t xml:space="preserve"> </w:t>
+        </w:r>
+        <w:r>
+          <w:rPr>
+            <w:rStyle w:val="Hyperlink"/>
+          </w:rPr>
+          <w:t xml:space="preserve">Assessment</w:t>
+        </w:r>
+        <w:r>
+          <w:rPr>
+            <w:rStyle w:val="Hyperlink"/>
+          </w:rPr>
+          <w:t xml:space="preserve"> </w:t>
+        </w:r>
+        <w:r>
+          <w:rPr>
+            <w:rStyle w:val="Hyperlink"/>
+          </w:rPr>
+          <w:t xml:space="preserve">of</w:t>
+        </w:r>
+        <w:r>
+          <w:rPr>
+            <w:rStyle w:val="Hyperlink"/>
+          </w:rPr>
+          <w:t xml:space="preserve"> </w:t>
+        </w:r>
+        <w:r>
+          <w:rPr>
+            <w:rStyle w:val="Hyperlink"/>
+          </w:rPr>
+          <w:t xml:space="preserve">Monte Carlo Error</w:t>
+        </w:r>
+        <w:r>
+          <w:rPr>
+            <w:rStyle w:val="Hyperlink"/>
+          </w:rPr>
+          <w:t xml:space="preserve"> </w:t>
+        </w:r>
+        <w:r>
+          <w:rPr>
+            <w:rStyle w:val="Hyperlink"/>
+          </w:rPr>
+          <w:t xml:space="preserve">in</w:t>
+        </w:r>
+        <w:r>
+          <w:rPr>
+            <w:rStyle w:val="Hyperlink"/>
+          </w:rPr>
+          <w:t xml:space="preserve"> </w:t>
+        </w:r>
+        <w:r>
+          <w:rPr>
+            <w:rStyle w:val="Hyperlink"/>
+          </w:rPr>
+          <w:t xml:space="preserve">Simulation-Based Statistical Analyses</w:t>
+        </w:r>
+      </w:hyperlink>
+      <w:r>
+        <w:t xml:space="preserve">.</w:t>
+      </w:r>
+      <w:r>
+        <w:t xml:space="preserve"> </w:t>
+      </w:r>
+      <w:r>
+        <w:rPr>
+          <w:i/>
+          <w:iCs/>
+        </w:rPr>
+        <w:t xml:space="preserve">American Statistician</w:t>
+      </w:r>
+      <w:r>
+        <w:t xml:space="preserve">, 63, 155–162.</w:t>
+      </w:r>
+    </w:p>
+    <w:bookmarkEnd w:id="96"/>
+    <w:bookmarkStart w:id="98" w:name="ref-li2023"/>
     <w:p>
       <w:pPr>
         <w:pStyle w:val="Bibliography"/>
@@ -10701,7 +13273,7 @@
       <w:r>
         <w:t xml:space="preserve"> </w:t>
       </w:r>
-      <w:hyperlink r:id="rId77">
+      <w:hyperlink r:id="rId97">
         <w:r>
           <w:rPr>
             <w:rStyle w:val="Hyperlink"/>
@@ -10726,8 +13298,8 @@
         <w:t xml:space="preserve">, 114, 103583.</w:t>
       </w:r>
     </w:p>
-    <w:bookmarkEnd w:id="78"/>
-    <w:bookmarkStart w:id="80" w:name="ref-nakagawa_santos_2012"/>
+    <w:bookmarkEnd w:id="98"/>
+    <w:bookmarkStart w:id="100" w:name="ref-nakagawa_santos_2012"/>
     <w:p>
       <w:pPr>
         <w:pStyle w:val="Bibliography"/>
@@ -10738,7 +13310,7 @@
       <w:r>
         <w:t xml:space="preserve"> </w:t>
       </w:r>
-      <w:hyperlink r:id="rId79">
+      <w:hyperlink r:id="rId99">
         <w:r>
           <w:rPr>
             <w:rStyle w:val="Hyperlink"/>
@@ -10763,8 +13335,8 @@
         <w:t xml:space="preserve">, 26, 1253–1274.</w:t>
       </w:r>
     </w:p>
-    <w:bookmarkEnd w:id="80"/>
-    <w:bookmarkStart w:id="82" w:name="ref-nielsen_nlmm_2004"/>
+    <w:bookmarkEnd w:id="100"/>
+    <w:bookmarkStart w:id="102" w:name="ref-nielsen_nlmm_2004"/>
     <w:p>
       <w:pPr>
         <w:pStyle w:val="Bibliography"/>
@@ -10775,7 +13347,7 @@
       <w:r>
         <w:t xml:space="preserve"> </w:t>
       </w:r>
-      <w:hyperlink r:id="rId81">
+      <w:hyperlink r:id="rId101">
         <w:r>
           <w:rPr>
             <w:rStyle w:val="Hyperlink"/>
@@ -10800,8 +13372,8 @@
         <w:t xml:space="preserve">, 18, 30–37.</w:t>
       </w:r>
     </w:p>
-    <w:bookmarkEnd w:id="82"/>
-    <w:bookmarkStart w:id="84" w:name="ref-noble2026"/>
+    <w:bookmarkEnd w:id="102"/>
+    <w:bookmarkStart w:id="104" w:name="ref-noble2026"/>
     <w:p>
       <w:pPr>
         <w:pStyle w:val="Bibliography"/>
@@ -10825,7 +13397,7 @@
       <w:r>
         <w:t xml:space="preserve"> </w:t>
       </w:r>
-      <w:hyperlink r:id="rId83">
+      <w:hyperlink r:id="rId103">
         <w:r>
           <w:rPr>
             <w:rStyle w:val="Hyperlink"/>
@@ -10850,8 +13422,8 @@
         <w:t xml:space="preserve">, 41, 451–464.</w:t>
       </w:r>
     </w:p>
-    <w:bookmarkEnd w:id="84"/>
-    <w:bookmarkStart w:id="86" w:name="ref-orsted_finding_2022"/>
+    <w:bookmarkEnd w:id="104"/>
+    <w:bookmarkStart w:id="106" w:name="ref-orsted_finding_2022"/>
     <w:p>
       <w:pPr>
         <w:pStyle w:val="Bibliography"/>
@@ -10862,7 +13434,7 @@
       <w:r>
         <w:t xml:space="preserve"> </w:t>
       </w:r>
-      <w:hyperlink r:id="rId85">
+      <w:hyperlink r:id="rId105">
         <w:r>
           <w:rPr>
             <w:rStyle w:val="Hyperlink"/>
@@ -10911,8 +13483,8 @@
         <w:t xml:space="preserve">, 225, jeb244514.</w:t>
       </w:r>
     </w:p>
-    <w:bookmarkEnd w:id="86"/>
-    <w:bookmarkStart w:id="88" w:name="ref-orsted_suzukii_2024"/>
+    <w:bookmarkEnd w:id="106"/>
+    <w:bookmarkStart w:id="108" w:name="ref-orsted_suzukii_2024"/>
     <w:p>
       <w:pPr>
         <w:pStyle w:val="Bibliography"/>
@@ -10923,7 +13495,7 @@
       <w:r>
         <w:t xml:space="preserve"> </w:t>
       </w:r>
-      <w:hyperlink r:id="rId87">
+      <w:hyperlink r:id="rId107">
         <w:r>
           <w:rPr>
             <w:rStyle w:val="Hyperlink"/>
@@ -10972,8 +13544,8 @@
         <w:t xml:space="preserve">, 27, e14421.</w:t>
       </w:r>
     </w:p>
-    <w:bookmarkEnd w:id="88"/>
-    <w:bookmarkStart w:id="90" w:name="ref-pinsky_marine_2019"/>
+    <w:bookmarkEnd w:id="108"/>
+    <w:bookmarkStart w:id="110" w:name="ref-pinsky_marine_2019"/>
     <w:p>
       <w:pPr>
         <w:pStyle w:val="Bibliography"/>
@@ -10984,7 +13556,7 @@
       <w:r>
         <w:t xml:space="preserve"> </w:t>
       </w:r>
-      <w:hyperlink r:id="rId89">
+      <w:hyperlink r:id="rId109">
         <w:r>
           <w:rPr>
             <w:rStyle w:val="Hyperlink"/>
@@ -11009,8 +13581,8 @@
         <w:t xml:space="preserve">, 569, 108–111.</w:t>
       </w:r>
     </w:p>
-    <w:bookmarkEnd w:id="90"/>
-    <w:bookmarkStart w:id="92" w:name="ref-pottier_amphibians_2025"/>
+    <w:bookmarkEnd w:id="110"/>
+    <w:bookmarkStart w:id="112" w:name="ref-pottier_amphibians_2025"/>
     <w:p>
       <w:pPr>
         <w:pStyle w:val="Bibliography"/>
@@ -11034,7 +13606,7 @@
       <w:r>
         <w:t xml:space="preserve"> </w:t>
       </w:r>
-      <w:hyperlink r:id="rId91">
+      <w:hyperlink r:id="rId111">
         <w:r>
           <w:rPr>
             <w:rStyle w:val="Hyperlink"/>
@@ -11059,8 +13631,8 @@
         <w:t xml:space="preserve">, 639, 954–961.</w:t>
       </w:r>
     </w:p>
-    <w:bookmarkEnd w:id="92"/>
-    <w:bookmarkStart w:id="94" w:name="ref-rezende_drosophila_mortality_2020"/>
+    <w:bookmarkEnd w:id="112"/>
+    <w:bookmarkStart w:id="114" w:name="ref-rezende_drosophila_mortality_2020"/>
     <w:p>
       <w:pPr>
         <w:pStyle w:val="Bibliography"/>
@@ -11071,7 +13643,7 @@
       <w:r>
         <w:t xml:space="preserve"> </w:t>
       </w:r>
-      <w:hyperlink r:id="rId93">
+      <w:hyperlink r:id="rId113">
         <w:r>
           <w:rPr>
             <w:rStyle w:val="Hyperlink"/>
@@ -11120,8 +13692,8 @@
         <w:t xml:space="preserve">, 369, 1242–1245.</w:t>
       </w:r>
     </w:p>
-    <w:bookmarkEnd w:id="94"/>
-    <w:bookmarkStart w:id="96" w:name="ref-rezende_landscapes_2014"/>
+    <w:bookmarkEnd w:id="114"/>
+    <w:bookmarkStart w:id="116" w:name="ref-rezende_landscapes_2014"/>
     <w:p>
       <w:pPr>
         <w:pStyle w:val="Bibliography"/>
@@ -11132,7 +13704,7 @@
       <w:r>
         <w:t xml:space="preserve"> </w:t>
       </w:r>
-      <w:hyperlink r:id="rId95">
+      <w:hyperlink r:id="rId115">
         <w:r>
           <w:rPr>
             <w:rStyle w:val="Hyperlink"/>
@@ -11157,8 +13729,8 @@
         <w:t xml:space="preserve">, 28, 799–809.</w:t>
       </w:r>
     </w:p>
-    <w:bookmarkEnd w:id="96"/>
-    <w:bookmarkStart w:id="98" w:name="ref-ritz_ecotox_2010"/>
+    <w:bookmarkEnd w:id="116"/>
+    <w:bookmarkStart w:id="118" w:name="ref-ritz_ecotox_2010"/>
     <w:p>
       <w:pPr>
         <w:pStyle w:val="Bibliography"/>
@@ -11169,7 +13741,7 @@
       <w:r>
         <w:t xml:space="preserve"> </w:t>
       </w:r>
-      <w:hyperlink r:id="rId97">
+      <w:hyperlink r:id="rId117">
         <w:r>
           <w:rPr>
             <w:rStyle w:val="Hyperlink"/>
@@ -11194,8 +13766,8 @@
         <w:t xml:space="preserve">, 29, 220–229.</w:t>
       </w:r>
     </w:p>
-    <w:bookmarkEnd w:id="98"/>
-    <w:bookmarkStart w:id="100" w:name="ref-ritz_drc_2015"/>
+    <w:bookmarkEnd w:id="118"/>
+    <w:bookmarkStart w:id="120" w:name="ref-ritz_drc_2015"/>
     <w:p>
       <w:pPr>
         <w:pStyle w:val="Bibliography"/>
@@ -11206,7 +13778,7 @@
       <w:r>
         <w:t xml:space="preserve"> </w:t>
       </w:r>
-      <w:hyperlink r:id="rId99">
+      <w:hyperlink r:id="rId119">
         <w:r>
           <w:rPr>
             <w:rStyle w:val="Hyperlink"/>
@@ -11243,8 +13815,8 @@
         <w:t xml:space="preserve">, 10, e0146021.</w:t>
       </w:r>
     </w:p>
-    <w:bookmarkEnd w:id="100"/>
-    <w:bookmarkStart w:id="102" w:name="ref-ritz_streibig_2008"/>
+    <w:bookmarkEnd w:id="120"/>
+    <w:bookmarkStart w:id="122" w:name="ref-ritz_streibig_2008"/>
     <w:p>
       <w:pPr>
         <w:pStyle w:val="Bibliography"/>
@@ -11255,7 +13827,7 @@
       <w:r>
         <w:t xml:space="preserve"> </w:t>
       </w:r>
-      <w:hyperlink r:id="rId101">
+      <w:hyperlink r:id="rId121">
         <w:r>
           <w:rPr>
             <w:rStyle w:val="Hyperlink"/>
@@ -11285,8 +13857,8 @@
         <w:t xml:space="preserve">. Springer-Verlag, New York.</w:t>
       </w:r>
     </w:p>
-    <w:bookmarkEnd w:id="102"/>
-    <w:bookmarkStart w:id="104" w:name="ref-rudemo_random_1989"/>
+    <w:bookmarkEnd w:id="122"/>
+    <w:bookmarkStart w:id="124" w:name="ref-rudemo_random_1989"/>
     <w:p>
       <w:pPr>
         <w:pStyle w:val="Bibliography"/>
@@ -11297,7 +13869,7 @@
       <w:r>
         <w:t xml:space="preserve"> </w:t>
       </w:r>
-      <w:hyperlink r:id="rId103">
+      <w:hyperlink r:id="rId123">
         <w:r>
           <w:rPr>
             <w:rStyle w:val="Hyperlink"/>
@@ -11322,8 +13894,8 @@
         <w:t xml:space="preserve">, 45, 349–362.</w:t>
       </w:r>
     </w:p>
-    <w:bookmarkEnd w:id="104"/>
-    <w:bookmarkStart w:id="106" w:name="ref-schielzeth_centering_2010"/>
+    <w:bookmarkEnd w:id="124"/>
+    <w:bookmarkStart w:id="126" w:name="ref-schielzeth_centering_2010"/>
     <w:p>
       <w:pPr>
         <w:pStyle w:val="Bibliography"/>
@@ -11334,7 +13906,7 @@
       <w:r>
         <w:t xml:space="preserve"> </w:t>
       </w:r>
-      <w:hyperlink r:id="rId105">
+      <w:hyperlink r:id="rId125">
         <w:r>
           <w:rPr>
             <w:rStyle w:val="Hyperlink"/>
@@ -11359,8 +13931,8 @@
         <w:t xml:space="preserve">, 1, 103–113.</w:t>
       </w:r>
     </w:p>
-    <w:bookmarkEnd w:id="106"/>
-    <w:bookmarkStart w:id="108" w:name="ref-smale_marine_2019"/>
+    <w:bookmarkEnd w:id="126"/>
+    <w:bookmarkStart w:id="128" w:name="ref-smale_marine_2019"/>
     <w:p>
       <w:pPr>
         <w:pStyle w:val="Bibliography"/>
@@ -11384,7 +13956,7 @@
       <w:r>
         <w:t xml:space="preserve"> </w:t>
       </w:r>
-      <w:hyperlink r:id="rId107">
+      <w:hyperlink r:id="rId127">
         <w:r>
           <w:rPr>
             <w:rStyle w:val="Hyperlink"/>
@@ -11409,8 +13981,8 @@
         <w:t xml:space="preserve">, 9, 306–312.</w:t>
       </w:r>
     </w:p>
-    <w:bookmarkEnd w:id="108"/>
-    <w:bookmarkStart w:id="110" w:name="ref-snook_fertility_2026"/>
+    <w:bookmarkEnd w:id="128"/>
+    <w:bookmarkStart w:id="130" w:name="ref-snook_fertility_2026"/>
     <w:p>
       <w:pPr>
         <w:pStyle w:val="Bibliography"/>
@@ -11421,7 +13993,7 @@
       <w:r>
         <w:t xml:space="preserve"> </w:t>
       </w:r>
-      <w:hyperlink r:id="rId109">
+      <w:hyperlink r:id="rId129">
         <w:r>
           <w:rPr>
             <w:rStyle w:val="Hyperlink"/>
@@ -11446,8 +14018,8 @@
         <w:t xml:space="preserve">, 2, 225–241.</w:t>
       </w:r>
     </w:p>
-    <w:bookmarkEnd w:id="110"/>
-    <w:bookmarkStart w:id="112" w:name="ref-sunday_global_2011"/>
+    <w:bookmarkEnd w:id="130"/>
+    <w:bookmarkStart w:id="132" w:name="ref-sunday_global_2011"/>
     <w:p>
       <w:pPr>
         <w:pStyle w:val="Bibliography"/>
@@ -11458,7 +14030,7 @@
       <w:r>
         <w:t xml:space="preserve"> </w:t>
       </w:r>
-      <w:hyperlink r:id="rId111">
+      <w:hyperlink r:id="rId131">
         <w:r>
           <w:rPr>
             <w:rStyle w:val="Hyperlink"/>
@@ -11483,8 +14055,8 @@
         <w:t xml:space="preserve">, 278, 1823–1830.</w:t>
       </w:r>
     </w:p>
-    <w:bookmarkEnd w:id="112"/>
-    <w:bookmarkStart w:id="114" w:name="ref-sunday_redistribution_2012"/>
+    <w:bookmarkEnd w:id="132"/>
+    <w:bookmarkStart w:id="134" w:name="ref-sunday_redistribution_2012"/>
     <w:p>
       <w:pPr>
         <w:pStyle w:val="Bibliography"/>
@@ -11495,7 +14067,7 @@
       <w:r>
         <w:t xml:space="preserve"> </w:t>
       </w:r>
-      <w:hyperlink r:id="rId113">
+      <w:hyperlink r:id="rId133">
         <w:r>
           <w:rPr>
             <w:rStyle w:val="Hyperlink"/>
@@ -11520,8 +14092,8 @@
         <w:t xml:space="preserve">, 2, 686–690.</w:t>
       </w:r>
     </w:p>
-    <w:bookmarkEnd w:id="114"/>
-    <w:bookmarkStart w:id="116" w:name="ref-truebano2018"/>
+    <w:bookmarkEnd w:id="134"/>
+    <w:bookmarkStart w:id="136" w:name="ref-truebano2018"/>
     <w:p>
       <w:pPr>
         <w:pStyle w:val="Bibliography"/>
@@ -11532,7 +14104,7 @@
       <w:r>
         <w:t xml:space="preserve"> </w:t>
       </w:r>
-      <w:hyperlink r:id="rId115">
+      <w:hyperlink r:id="rId135">
         <w:r>
           <w:rPr>
             <w:rStyle w:val="Hyperlink"/>
@@ -11557,8 +14129,8 @@
         <w:t xml:space="preserve">, 221, jeb171629.</w:t>
       </w:r>
     </w:p>
-    <w:bookmarkEnd w:id="116"/>
-    <w:bookmarkStart w:id="118" w:name="ref-villeneuve_dynamic_2024"/>
+    <w:bookmarkEnd w:id="136"/>
+    <w:bookmarkStart w:id="138" w:name="ref-villeneuve_dynamic_2024"/>
     <w:p>
       <w:pPr>
         <w:pStyle w:val="Bibliography"/>
@@ -11569,7 +14141,7 @@
       <w:r>
         <w:t xml:space="preserve"> </w:t>
       </w:r>
-      <w:hyperlink r:id="rId117">
+      <w:hyperlink r:id="rId137">
         <w:r>
           <w:rPr>
             <w:rStyle w:val="Hyperlink"/>
@@ -11594,8 +14166,8 @@
         <w:t xml:space="preserve">, 94, 1515–1527.</w:t>
       </w:r>
     </w:p>
-    <w:bookmarkEnd w:id="118"/>
-    <w:bookmarkStart w:id="120" w:name="ref-wiens_localextinctions_2016"/>
+    <w:bookmarkEnd w:id="138"/>
+    <w:bookmarkStart w:id="140" w:name="ref-wiens_localextinctions_2016"/>
     <w:p>
       <w:pPr>
         <w:pStyle w:val="Bibliography"/>
@@ -11606,7 +14178,7 @@
       <w:r>
         <w:t xml:space="preserve"> </w:t>
       </w:r>
-      <w:hyperlink r:id="rId119">
+      <w:hyperlink r:id="rId139">
         <w:r>
           <w:rPr>
             <w:rStyle w:val="Hyperlink"/>
@@ -11631,9 +14203,96 @@
         <w:t xml:space="preserve">, 14, e2001104.</w:t>
       </w:r>
     </w:p>
-    <w:bookmarkEnd w:id="120"/>
-    <w:bookmarkEnd w:id="121"/>
-    <w:bookmarkEnd w:id="122"/>
+    <w:bookmarkEnd w:id="140"/>
+    <w:bookmarkStart w:id="142" w:name="ref-williams2024"/>
+    <w:p>
+      <w:pPr>
+        <w:pStyle w:val="Bibliography"/>
+      </w:pPr>
+      <w:r>
+        <w:t xml:space="preserve">Williams, C., Yang, Y., Lagisz, M., Morrison, K., Ricolfi, L., Warton, D.I.,</w:t>
+      </w:r>
+      <w:r>
+        <w:t xml:space="preserve"> </w:t>
+      </w:r>
+      <w:r>
+        <w:rPr>
+          <w:i/>
+          <w:iCs/>
+        </w:rPr>
+        <w:t xml:space="preserve">et al.</w:t>
+      </w:r>
+      <w:r>
+        <w:t xml:space="preserve"> (2024).</w:t>
+      </w:r>
+      <w:r>
+        <w:t xml:space="preserve"> </w:t>
+      </w:r>
+      <w:hyperlink r:id="rId141">
+        <w:r>
+          <w:rPr>
+            <w:rStyle w:val="Hyperlink"/>
+          </w:rPr>
+          <w:t xml:space="preserve">Transparent reporting items for simulation studies evaluating statistical methods: Foundations for reproducibility and reliability</w:t>
+        </w:r>
+      </w:hyperlink>
+      <w:r>
+        <w:t xml:space="preserve">.</w:t>
+      </w:r>
+      <w:r>
+        <w:t xml:space="preserve"> </w:t>
+      </w:r>
+      <w:r>
+        <w:rPr>
+          <w:i/>
+          <w:iCs/>
+        </w:rPr>
+        <w:t xml:space="preserve">Methods in Ecology and Evolution</w:t>
+      </w:r>
+      <w:r>
+        <w:t xml:space="preserve">, 15, 1926–1939.</w:t>
+      </w:r>
+    </w:p>
+    <w:bookmarkEnd w:id="142"/>
+    <w:bookmarkStart w:id="144" w:name="ref-zamora2026"/>
+    <w:p>
+      <w:pPr>
+        <w:pStyle w:val="Bibliography"/>
+      </w:pPr>
+      <w:r>
+        <w:t xml:space="preserve">Zamora, C.A., Avilés-Hernández, D., Molina, A.N., Carter, M.J. &amp; Rezende, E.L. (2026).</w:t>
+      </w:r>
+      <w:r>
+        <w:t xml:space="preserve"> </w:t>
+      </w:r>
+      <w:hyperlink r:id="rId143">
+        <w:r>
+          <w:rPr>
+            <w:rStyle w:val="Hyperlink"/>
+          </w:rPr>
+          <w:t xml:space="preserve">Predicting heat mortality in freshwater communities: Temperature and oxygen effects</w:t>
+        </w:r>
+      </w:hyperlink>
+      <w:r>
+        <w:t xml:space="preserve">.</w:t>
+      </w:r>
+      <w:r>
+        <w:t xml:space="preserve"> </w:t>
+      </w:r>
+      <w:r>
+        <w:rPr>
+          <w:i/>
+          <w:iCs/>
+        </w:rPr>
+        <w:t xml:space="preserve">Ecography</w:t>
+      </w:r>
+      <w:r>
+        <w:t xml:space="preserve">, 2026, e08277.</w:t>
+      </w:r>
+    </w:p>
+    <w:bookmarkEnd w:id="144"/>
+    <w:bookmarkEnd w:id="145"/>
+    <w:bookmarkEnd w:id="146"/>
     <w:sectPr>
       <w:pgSz w:h="15840" w:w="12240"/>
       <w:pgMar w:bottom="1440" w:footer="720" w:gutter="0" w:header="720" w:left="1440" w:right="1440" w:top="1440"/>

--- a/_output/ms.docx
+++ b/_output/ms.docx
@@ -9037,13 +9037,13 @@
       </w:r>
     </w:p>
     <w:bookmarkEnd w:id="37"/>
-    <w:bookmarkStart w:id="47" w:name="simulations"/>
+    <w:bookmarkStart w:id="47" w:name="X149e003673e2c262c282c9f1d51a666afad3848"/>
     <w:p>
       <w:pPr>
         <w:pStyle w:val="Heading1"/>
       </w:pPr>
       <w:r>
-        <w:t xml:space="preserve">Simulations</w:t>
+        <w:t xml:space="preserve">Simulations Evaluating statistical properties of the joint and two-stage modelling approaches</w:t>
       </w:r>
     </w:p>
     <w:p>
@@ -9496,7 +9496,21 @@
         <w:pStyle w:val="FirstParagraph"/>
       </w:pPr>
       <w:r>
-        <w:t xml:space="preserve">When the data-generating process matched the classical assumptions, with survival spanning the full 0-1 range and temperature affecting only the dose-response midpoint, the two-stage approach performed similarly to the joint 4PL model, producing little bias and near-nominal coverage when confidence intervals were constructed with t-distribution quantiles. This distinction was important: using normal (z) quantiles instead produced anti-conservative intervals with coverage well below the nominal 95% level (see Supplement).</w:t>
+        <w:t xml:space="preserve">When the data-generating process matched the classical assumptions, with survival spanning the full 0-1 range and temperature affecting only the dose-response midpoint, the two-stage approach performed similarly to the joint 4PL model, producing little bias and near-nominal coverage when confidence intervals were constructed with t-distribution quantiles. This distinction was important: using normal (z) quantiles instead produced anti-conservative intervals with coverage well below the nominal 95% level (</w:t>
+      </w:r>
+      <w:hyperlink w:anchor="fig-sims">
+        <w:r>
+          <w:rPr>
+            <w:rStyle w:val="Hyperlink"/>
+          </w:rPr>
+          <w:t xml:space="preserve">Figure 2</w:t>
+        </w:r>
+      </w:hyperlink>
+      <w:r>
+        <w:t xml:space="preserve"> </w:t>
+      </w:r>
+      <w:r>
+        <w:t xml:space="preserve">&amp; Supplement 3.1 &amp; 3.2).</w:t>
       </w:r>
     </w:p>
     <w:p>
@@ -9586,7 +9600,7 @@
         </w:r>
       </w:hyperlink>
       <w:r>
-        <w:t xml:space="preserve">). Bias for both</w:t>
+        <w:t xml:space="preserve">), but were exacerbated with fewer temperature time combinatons and low levels of replication (See Supplement 3.6). Bias for both</w:t>
       </w:r>
       <w:r>
         <w:t xml:space="preserve"> </w:t>
@@ -9649,7 +9663,26 @@
         <w:t xml:space="preserve"> </w:t>
       </w:r>
       <w:r>
-        <w:t xml:space="preserve">from the two-stage approaches were particularly severe as the upper survival threshold decreased (see Supplement). Overall, these results confirm that any model misspecfication requires the 4PL to properly recover true</w:t>
+        <w:t xml:space="preserve">from the two-stage approaches were particularly severe as the upper survival threshold decreased (</w:t>
+      </w:r>
+      <w:hyperlink w:anchor="fig-sims2">
+        <w:r>
+          <w:rPr>
+            <w:rStyle w:val="Hyperlink"/>
+          </w:rPr>
+          <w:t xml:space="preserve">Figure 3</w:t>
+        </w:r>
+      </w:hyperlink>
+      <w:r>
+        <w:t xml:space="preserve">).</w:t>
+      </w:r>
+    </w:p>
+    <w:p>
+      <w:pPr>
+        <w:pStyle w:val="BodyText"/>
+      </w:pPr>
+      <w:r>
+        <w:t xml:space="preserve">Overall, these results confirm that any model misspecfication requires the 4PL to properly recover true</w:t>
       </w:r>
       <w:r>
         <w:t xml:space="preserve"> </w:t>
@@ -9694,7 +9727,22 @@
         </m:sSub>
       </m:oMath>
       <w:r>
-        <w:t xml:space="preserve">, with correct uncertainty.</w:t>
+        <w:t xml:space="preserve">, with correct uncertainty. The 4PL model can be fit with the</w:t>
+      </w:r>
+      <w:r>
+        <w:t xml:space="preserve"> </w:t>
+      </w:r>
+      <w:r>
+        <w:rPr>
+          <w:rStyle w:val="VerbatimChar"/>
+        </w:rPr>
+        <w:t xml:space="preserve">bayesTLS</w:t>
+      </w:r>
+      <w:r>
+        <w:t xml:space="preserve"> </w:t>
+      </w:r>
+      <w:r>
+        <w:t xml:space="preserve">package we provide (see Supplement 1.1), defaulting to temperature dependence on all parameters of the 4PL. If no temperaure effect exists on a given parameter it will be estimated at zero and it will be equivalent to simplier models. These models also allow for more sophisicated modelling that the two-stage approaches cannot achieve easily. In our supplement, we also show how readers can build greater flexibility into their models if this is required.</w:t>
       </w:r>
     </w:p>
     <w:tbl>

--- a/_output/ms.docx
+++ b/_output/ms.docx
@@ -237,6 +237,32 @@
         </m:sSub>
       </m:oMath>
       <w:r>
+        <w:t xml:space="preserve">), critical temperatures (</w:t>
+      </w:r>
+      <m:oMath>
+        <m:sSub>
+          <m:e>
+            <m:r>
+              <m:t>T</m:t>
+            </m:r>
+          </m:e>
+          <m:sub>
+            <m:r>
+              <m:t>c</m:t>
+            </m:r>
+            <m:r>
+              <m:t>r</m:t>
+            </m:r>
+            <m:r>
+              <m:t>i</m:t>
+            </m:r>
+            <m:r>
+              <m:t>t</m:t>
+            </m:r>
+          </m:sub>
+        </m:sSub>
+      </m:oMath>
+      <w:r>
         <w:t xml:space="preserve">), heat-injury predictions, and survival probabilities.</w:t>
       </w:r>
     </w:p>
@@ -285,6 +311,35 @@
         </m:sSub>
       </m:oMath>
       <w:r>
+        <w:t xml:space="preserve">,</w:t>
+      </w:r>
+      <w:r>
+        <w:t xml:space="preserve"> </w:t>
+      </w:r>
+      <m:oMath>
+        <m:sSub>
+          <m:e>
+            <m:r>
+              <m:t>T</m:t>
+            </m:r>
+          </m:e>
+          <m:sub>
+            <m:r>
+              <m:t>c</m:t>
+            </m:r>
+            <m:r>
+              <m:t>r</m:t>
+            </m:r>
+            <m:r>
+              <m:t>i</m:t>
+            </m:r>
+            <m:r>
+              <m:t>t</m:t>
+            </m:r>
+          </m:sub>
+        </m:sSub>
+      </m:oMath>
+      <w:r>
         <w:t xml:space="preserve">, heat-injury accumulation, survival probabilities), while propagating uncertainty through all derived quantities. Using simulated data and empirical case studies in brown shrimp (</w:t>
       </w:r>
       <w:r>
@@ -305,14 +360,14 @@
         <w:t xml:space="preserve">Danio rerio</w:t>
       </w:r>
       <w:r>
-        <w:t xml:space="preserve">), and XXX (</w:t>
+        <w:t xml:space="preserve">), and snow gum (</w:t>
       </w:r>
       <w:r>
         <w:rPr>
           <w:i/>
           <w:iCs/>
         </w:rPr>
-        <w:t xml:space="preserve">XXX</w:t>
+        <w:t xml:space="preserve">Eucalyptus pauciflora</w:t>
       </w:r>
       <w:r>
         <w:t xml:space="preserve">), we demonstrate the benefits of this new modelling framework.</w:t>
@@ -323,7 +378,7 @@
         <w:pStyle w:val="BodyText"/>
       </w:pPr>
       <w:r>
-        <w:t xml:space="preserve">We show that the classical and Bayesian frameworks are equivalent, but that the Bayesian approach delivers properly propagated uncertainty, can account for complex hierarchical data (i.e., random effects), can accommodate censoring and overdispersion, and unlocks outputs the two-step pipeline cannot provide, including survival landscape surfaces, between-group contrasts, and inference about the variation in the shape of thermal dose-response curves among groups. We provide a new</w:t>
+        <w:t xml:space="preserve">We show that the classical and Bayesian frameworks are equivalent, but that the Bayesian approach delivers properly propagated uncertainty, can account for complex hierarchical data (i.e., random effects), can accommodate broader data inputs and overdispersion, and unlocks outputs the two-step pipeline cannot provide, including survival landscape surfaces, between-group contrasts, and inference about the variation in the shape of thermal dose-response curves among groups. We provide a new</w:t>
       </w:r>
       <w:r>
         <w:t xml:space="preserve"> </w:t>
@@ -2232,7 +2287,21 @@
         </m:r>
       </m:oMath>
       <w:r>
-        <w:t xml:space="preserve">) and static critical thermal maximum (i.e., the intercept of the regression,</w:t>
+        <w:t xml:space="preserve">) and static critical thermal maximum at time</w:t>
+      </w:r>
+      <w:r>
+        <w:t xml:space="preserve"> </w:t>
+      </w:r>
+      <m:oMath>
+        <m:r>
+          <m:t>t</m:t>
+        </m:r>
+      </m:oMath>
+      <w:r>
+        <w:t xml:space="preserve"> </w:t>
+      </w:r>
+      <w:r>
+        <w:t xml:space="preserve">(i.e., the intercept of the regression,</w:t>
       </w:r>
       <w:r>
         <w:t xml:space="preserve"> </w:t>
@@ -2267,15 +2336,6 @@
                 <m:r>
                   <m:t>t</m:t>
                 </m:r>
-                <m:r>
-                  <m:t>i</m:t>
-                </m:r>
-                <m:r>
-                  <m:t>m</m:t>
-                </m:r>
-                <m:r>
-                  <m:t>e</m:t>
-                </m:r>
               </m:sub>
             </m:sSub>
           </m:sub>
@@ -2434,15 +2494,6 @@
                 <m:r>
                   <m:t>t</m:t>
                 </m:r>
-                <m:r>
-                  <m:t>i</m:t>
-                </m:r>
-                <m:r>
-                  <m:t>m</m:t>
-                </m:r>
-                <m:r>
-                  <m:t>e</m:t>
-                </m:r>
               </m:sub>
             </m:sSub>
           </m:sub>
@@ -2736,6 +2787,46 @@
         </w:r>
       </w:hyperlink>
       <w:r>
+        <w:t xml:space="preserve">;</w:t>
+      </w:r>
+      <w:r>
+        <w:t xml:space="preserve"> </w:t>
+      </w:r>
+      <w:hyperlink w:anchor="ref-orsted2026">
+        <w:r>
+          <w:rPr>
+            <w:rStyle w:val="Hyperlink"/>
+          </w:rPr>
+          <w:t xml:space="preserve">Ørsted</w:t>
+        </w:r>
+        <w:r>
+          <w:rPr>
+            <w:rStyle w:val="Hyperlink"/>
+          </w:rPr>
+          <w:t xml:space="preserve"> </w:t>
+        </w:r>
+        <w:r>
+          <w:rPr>
+            <w:rStyle w:val="Hyperlink"/>
+            <w:i/>
+            <w:iCs/>
+          </w:rPr>
+          <w:t xml:space="preserve">et al.</w:t>
+        </w:r>
+        <w:r>
+          <w:rPr>
+            <w:rStyle w:val="Hyperlink"/>
+          </w:rPr>
+          <w:t xml:space="preserve"> </w:t>
+        </w:r>
+        <w:r>
+          <w:rPr>
+            <w:rStyle w:val="Hyperlink"/>
+          </w:rPr>
+          <w:t xml:space="preserve">2026</w:t>
+        </w:r>
+      </w:hyperlink>
+      <w:r>
         <w:t xml:space="preserve">)</w:t>
       </w:r>
       <w:r>
@@ -2770,7 +2861,10 @@
         <w:t xml:space="preserve"> </w:t>
       </w:r>
       <w:r>
-        <w:t xml:space="preserve">estimates derived in the first step have non-negligible sampling variance, but they are commonly treated as fixed point estimates in the second-step regression. Neglecting sampling variance can bias or miscalibrate inference on (</w:t>
+        <w:t xml:space="preserve">estimates derived in the first step have non-negligible sampling variance, but they are commonly treated as fixed point estimates in the second-step regression. Neglecting sampling variance can bias or miscalibrate inference on</w:t>
+      </w:r>
+      <w:r>
+        <w:t xml:space="preserve"> </w:t>
       </w:r>
       <m:oMath>
         <m:r>
@@ -2778,7 +2872,214 @@
         </m:r>
       </m:oMath>
       <w:r>
-        <w:t xml:space="preserve">) and (</w:t>
+        <w:t xml:space="preserve"> </w:t>
+      </w:r>
+      <w:r>
+        <w:t xml:space="preserve">and</w:t>
+      </w:r>
+      <w:r>
+        <w:t xml:space="preserve"> </w:t>
+      </w:r>
+      <m:oMath>
+        <m:r>
+          <m:t>s</m:t>
+        </m:r>
+        <m:r>
+          <m:t>C</m:t>
+        </m:r>
+        <m:sSub>
+          <m:e>
+            <m:r>
+              <m:t>T</m:t>
+            </m:r>
+          </m:e>
+          <m:sub>
+            <m:r>
+              <m:t>m</m:t>
+            </m:r>
+            <m:r>
+              <m:t>a</m:t>
+            </m:r>
+            <m:r>
+              <m:t>x</m:t>
+            </m:r>
+          </m:sub>
+        </m:sSub>
+      </m:oMath>
+      <w:r>
+        <w:t xml:space="preserve">, and lead to inflated</w:t>
+      </w:r>
+      <w:r>
+        <w:t xml:space="preserve"> </w:t>
+      </w:r>
+      <m:oMath>
+        <m:sSup>
+          <m:e>
+            <m:r>
+              <m:t>R</m:t>
+            </m:r>
+          </m:e>
+          <m:sup>
+            <m:r>
+              <m:t>2</m:t>
+            </m:r>
+          </m:sup>
+        </m:sSup>
+      </m:oMath>
+      <w:r>
+        <w:t xml:space="preserve"> </w:t>
+      </w:r>
+      <w:r>
+        <w:t xml:space="preserve">values - a known issue in the statistical literature</w:t>
+      </w:r>
+      <w:r>
+        <w:t xml:space="preserve"> </w:t>
+      </w:r>
+      <w:r>
+        <w:t xml:space="preserve">(</w:t>
+      </w:r>
+      <w:hyperlink w:anchor="ref-burke_ipd_2017">
+        <w:r>
+          <w:rPr>
+            <w:rStyle w:val="Hyperlink"/>
+          </w:rPr>
+          <w:t xml:space="preserve">Burke</w:t>
+        </w:r>
+        <w:r>
+          <w:rPr>
+            <w:rStyle w:val="Hyperlink"/>
+          </w:rPr>
+          <w:t xml:space="preserve"> </w:t>
+        </w:r>
+        <w:r>
+          <w:rPr>
+            <w:rStyle w:val="Hyperlink"/>
+            <w:i/>
+            <w:iCs/>
+          </w:rPr>
+          <w:t xml:space="preserve">et al.</w:t>
+        </w:r>
+        <w:r>
+          <w:rPr>
+            <w:rStyle w:val="Hyperlink"/>
+          </w:rPr>
+          <w:t xml:space="preserve"> </w:t>
+        </w:r>
+        <w:r>
+          <w:rPr>
+            <w:rStyle w:val="Hyperlink"/>
+          </w:rPr>
+          <w:t xml:space="preserve">2017</w:t>
+        </w:r>
+      </w:hyperlink>
+      <w:r>
+        <w:t xml:space="preserve">;</w:t>
+      </w:r>
+      <w:r>
+        <w:t xml:space="preserve"> </w:t>
+      </w:r>
+      <w:hyperlink w:anchor="ref-carroll_measurement_2006">
+        <w:r>
+          <w:rPr>
+            <w:rStyle w:val="Hyperlink"/>
+          </w:rPr>
+          <w:t xml:space="preserve">Carroll</w:t>
+        </w:r>
+        <w:r>
+          <w:rPr>
+            <w:rStyle w:val="Hyperlink"/>
+          </w:rPr>
+          <w:t xml:space="preserve"> </w:t>
+        </w:r>
+        <w:r>
+          <w:rPr>
+            <w:rStyle w:val="Hyperlink"/>
+            <w:i/>
+            <w:iCs/>
+          </w:rPr>
+          <w:t xml:space="preserve">et al.</w:t>
+        </w:r>
+        <w:r>
+          <w:rPr>
+            <w:rStyle w:val="Hyperlink"/>
+          </w:rPr>
+          <w:t xml:space="preserve"> </w:t>
+        </w:r>
+        <w:r>
+          <w:rPr>
+            <w:rStyle w:val="Hyperlink"/>
+          </w:rPr>
+          <w:t xml:space="preserve">2006</w:t>
+        </w:r>
+      </w:hyperlink>
+      <w:r>
+        <w:t xml:space="preserve">)</w:t>
+      </w:r>
+      <w:r>
+        <w:t xml:space="preserve">. Second, estimating</w:t>
+      </w:r>
+      <w:r>
+        <w:t xml:space="preserve"> </w:t>
+      </w:r>
+      <m:oMath>
+        <m:sSub>
+          <m:e>
+            <m:r>
+              <m:t>t</m:t>
+            </m:r>
+          </m:e>
+          <m:sub>
+            <m:r>
+              <m:t>50</m:t>
+            </m:r>
+          </m:sub>
+        </m:sSub>
+      </m:oMath>
+      <w:r>
+        <w:t xml:space="preserve"> </w:t>
+      </w:r>
+      <w:r>
+        <w:t xml:space="preserve">from dose-response models requires empirical data spanning a large mortality range (preferably ranging from 0 to 100% mortality) at every assayed temperature to anchor the upper and lower asymptotes of the dose-response curve. When data are sparse or do not span the full mortality range,</w:t>
+      </w:r>
+      <w:r>
+        <w:t xml:space="preserve"> </w:t>
+      </w:r>
+      <m:oMath>
+        <m:sSub>
+          <m:e>
+            <m:r>
+              <m:t>t</m:t>
+            </m:r>
+          </m:e>
+          <m:sub>
+            <m:r>
+              <m:t>50</m:t>
+            </m:r>
+          </m:sub>
+        </m:sSub>
+      </m:oMath>
+      <w:r>
+        <w:t xml:space="preserve"> </w:t>
+      </w:r>
+      <w:r>
+        <w:t xml:space="preserve">estimates can be incorrectly estimated or undefined, which is then propagated to bias and miscalibrate downstream estimates of</w:t>
+      </w:r>
+      <w:r>
+        <w:t xml:space="preserve"> </w:t>
+      </w:r>
+      <m:oMath>
+        <m:r>
+          <m:t>z</m:t>
+        </m:r>
+      </m:oMath>
+      <w:r>
+        <w:t xml:space="preserve"> </w:t>
+      </w:r>
+      <w:r>
+        <w:t xml:space="preserve">and</w:t>
+      </w:r>
+      <w:r>
+        <w:t xml:space="preserve"> </w:t>
       </w:r>
       <m:oMath>
         <m:r>
@@ -2804,116 +3105,7 @@
         </m:sSub>
       </m:oMath>
       <w:r>
-        <w:t xml:space="preserve">), and lead to inflated</w:t>
-      </w:r>
-      <w:r>
-        <w:t xml:space="preserve"> </w:t>
-      </w:r>
-      <m:oMath>
-        <m:sSup>
-          <m:e>
-            <m:r>
-              <m:t>R</m:t>
-            </m:r>
-          </m:e>
-          <m:sup>
-            <m:r>
-              <m:t>2</m:t>
-            </m:r>
-          </m:sup>
-        </m:sSup>
-      </m:oMath>
-      <w:r>
-        <w:t xml:space="preserve"> </w:t>
-      </w:r>
-      <w:r>
-        <w:t xml:space="preserve">values - a known issue in the statistical literature</w:t>
-      </w:r>
-      <w:r>
-        <w:t xml:space="preserve"> </w:t>
-      </w:r>
-      <w:r>
-        <w:t xml:space="preserve">(</w:t>
-      </w:r>
-      <w:hyperlink w:anchor="ref-burke_ipd_2017">
-        <w:r>
-          <w:rPr>
-            <w:rStyle w:val="Hyperlink"/>
-          </w:rPr>
-          <w:t xml:space="preserve">Burke</w:t>
-        </w:r>
-        <w:r>
-          <w:rPr>
-            <w:rStyle w:val="Hyperlink"/>
-          </w:rPr>
-          <w:t xml:space="preserve"> </w:t>
-        </w:r>
-        <w:r>
-          <w:rPr>
-            <w:rStyle w:val="Hyperlink"/>
-            <w:i/>
-            <w:iCs/>
-          </w:rPr>
-          <w:t xml:space="preserve">et al.</w:t>
-        </w:r>
-        <w:r>
-          <w:rPr>
-            <w:rStyle w:val="Hyperlink"/>
-          </w:rPr>
-          <w:t xml:space="preserve"> </w:t>
-        </w:r>
-        <w:r>
-          <w:rPr>
-            <w:rStyle w:val="Hyperlink"/>
-          </w:rPr>
-          <w:t xml:space="preserve">2017</w:t>
-        </w:r>
-      </w:hyperlink>
-      <w:r>
-        <w:t xml:space="preserve">;</w:t>
-      </w:r>
-      <w:r>
-        <w:t xml:space="preserve"> </w:t>
-      </w:r>
-      <w:hyperlink w:anchor="ref-carroll_measurement_2006">
-        <w:r>
-          <w:rPr>
-            <w:rStyle w:val="Hyperlink"/>
-          </w:rPr>
-          <w:t xml:space="preserve">Carroll</w:t>
-        </w:r>
-        <w:r>
-          <w:rPr>
-            <w:rStyle w:val="Hyperlink"/>
-          </w:rPr>
-          <w:t xml:space="preserve"> </w:t>
-        </w:r>
-        <w:r>
-          <w:rPr>
-            <w:rStyle w:val="Hyperlink"/>
-            <w:i/>
-            <w:iCs/>
-          </w:rPr>
-          <w:t xml:space="preserve">et al.</w:t>
-        </w:r>
-        <w:r>
-          <w:rPr>
-            <w:rStyle w:val="Hyperlink"/>
-          </w:rPr>
-          <w:t xml:space="preserve"> </w:t>
-        </w:r>
-        <w:r>
-          <w:rPr>
-            <w:rStyle w:val="Hyperlink"/>
-          </w:rPr>
-          <w:t xml:space="preserve">2006</w:t>
-        </w:r>
-      </w:hyperlink>
-      <w:r>
-        <w:t xml:space="preserve">)</w:t>
-      </w:r>
-      <w:r>
-        <w:t xml:space="preserve">. Second, estimating</w:t>
+        <w:t xml:space="preserve">. Third, group comparisons (between species, sexes, or life stages) inherit this miscalibrated uncertainty. Reducing each dose-response curve to a fixed</w:t>
       </w:r>
       <w:r>
         <w:t xml:space="preserve"> </w:t>
@@ -2936,7 +3128,7 @@
         <w:t xml:space="preserve"> </w:t>
       </w:r>
       <w:r>
-        <w:t xml:space="preserve">from dose-response models requires empirical data spanning a large mortality range (preferably ranging from 0 to 100% mortality) at every assayed temperature to anchor the upper and lower asymptotes of the dose-response curve. When data are sparse or do not span the full mortality range,</w:t>
+        <w:t xml:space="preserve">estimate makes it difficult to determine if differences in thermal tolerance and sensitivity between groups can be attributed to differences in the upper asymptote, lower asymptote, or curve steepness of the dose-response curve. Fourth, fitting separate dose-response models for each assay temperature and subsequently regressing</w:t>
       </w:r>
       <w:r>
         <w:t xml:space="preserve"> </w:t>
@@ -2959,10 +3151,311 @@
         <w:t xml:space="preserve"> </w:t>
       </w:r>
       <w:r>
-        <w:t xml:space="preserve">estimates can be incorrectly or impossible to estimate, which is then propagated to bias and miscalibrate downstream estimates of</w:t>
-      </w:r>
-      <w:r>
-        <w:t xml:space="preserve"> </w:t>
+        <w:t xml:space="preserve">estimates against temperature assumes that these estimates are independent, and typically ignores the hierarchical structure of experimental data (e.g., individuals nested within vials, plates, tanks, clutches, batches, populations, or experimental days). Ignoring this nesting structure prevents the decomposition of variance among nesting groups, and can lead to pseudoreplication and anticonservative uncertainty estimates, particularly when replicate-level variation affects the shape or position of the dose-response curve</w:t>
+      </w:r>
+      <w:r>
+        <w:t xml:space="preserve"> </w:t>
+      </w:r>
+      <w:r>
+        <w:t xml:space="preserve">(</w:t>
+      </w:r>
+      <w:hyperlink w:anchor="ref-harrison_olre_2014">
+        <w:r>
+          <w:rPr>
+            <w:rStyle w:val="Hyperlink"/>
+          </w:rPr>
+          <w:t xml:space="preserve">Harrison 2014</w:t>
+        </w:r>
+      </w:hyperlink>
+      <w:r>
+        <w:t xml:space="preserve">;</w:t>
+      </w:r>
+      <w:r>
+        <w:t xml:space="preserve"> </w:t>
+      </w:r>
+      <w:hyperlink w:anchor="ref-harrison_mixed_2018">
+        <w:r>
+          <w:rPr>
+            <w:rStyle w:val="Hyperlink"/>
+          </w:rPr>
+          <w:t xml:space="preserve">Harrison</w:t>
+        </w:r>
+        <w:r>
+          <w:rPr>
+            <w:rStyle w:val="Hyperlink"/>
+          </w:rPr>
+          <w:t xml:space="preserve"> </w:t>
+        </w:r>
+        <w:r>
+          <w:rPr>
+            <w:rStyle w:val="Hyperlink"/>
+            <w:i/>
+            <w:iCs/>
+          </w:rPr>
+          <w:t xml:space="preserve">et al.</w:t>
+        </w:r>
+        <w:r>
+          <w:rPr>
+            <w:rStyle w:val="Hyperlink"/>
+          </w:rPr>
+          <w:t xml:space="preserve"> </w:t>
+        </w:r>
+        <w:r>
+          <w:rPr>
+            <w:rStyle w:val="Hyperlink"/>
+          </w:rPr>
+          <w:t xml:space="preserve">2018</w:t>
+        </w:r>
+      </w:hyperlink>
+      <w:r>
+        <w:t xml:space="preserve">;</w:t>
+      </w:r>
+      <w:r>
+        <w:t xml:space="preserve"> </w:t>
+      </w:r>
+      <w:hyperlink w:anchor="ref-nakagawa_santos_2012">
+        <w:r>
+          <w:rPr>
+            <w:rStyle w:val="Hyperlink"/>
+          </w:rPr>
+          <w:t xml:space="preserve">Nakagawa &amp; Santos 2012</w:t>
+        </w:r>
+      </w:hyperlink>
+      <w:r>
+        <w:t xml:space="preserve">)</w:t>
+      </w:r>
+      <w:r>
+        <w:t xml:space="preserve">. Finally, the two-step pipeline does not allow downstream predictions of heat injury and survival under fluctuating thermal regimes with uncertainty, which is key to inferring the confidence in our predictions of the impacts of extreme heat impacts.</w:t>
+      </w:r>
+    </w:p>
+    <w:p>
+      <w:pPr>
+        <w:pStyle w:val="BodyText"/>
+      </w:pPr>
+      <w:r>
+        <w:t xml:space="preserve">Here, we present a single-stage alternative to the classical two-step pipeline: a hierarchical Bayesian four-parameter logistic model fitted jointly to all temperature-by-duration response data. In this framework, survival or sublethal response probabilities are estimated directly as a function of exposure duration and assay temperature, while allowing the parameters of the dose-response curve to vary among groups and hierarchical levels. The four-parameter logistic model provides a flexible sigmoidal description of thermal dose responses, with interpretable parameters for the lower asymptote, upper asymptote, curve steepness, and midpoint</w:t>
+      </w:r>
+      <w:r>
+        <w:t xml:space="preserve"> </w:t>
+      </w:r>
+      <w:r>
+        <w:t xml:space="preserve">(</w:t>
+      </w:r>
+      <w:hyperlink w:anchor="ref-nielsen_nlmm_2004">
+        <w:r>
+          <w:rPr>
+            <w:rStyle w:val="Hyperlink"/>
+          </w:rPr>
+          <w:t xml:space="preserve">Nielsen</w:t>
+        </w:r>
+        <w:r>
+          <w:rPr>
+            <w:rStyle w:val="Hyperlink"/>
+          </w:rPr>
+          <w:t xml:space="preserve"> </w:t>
+        </w:r>
+        <w:r>
+          <w:rPr>
+            <w:rStyle w:val="Hyperlink"/>
+            <w:i/>
+            <w:iCs/>
+          </w:rPr>
+          <w:t xml:space="preserve">et al.</w:t>
+        </w:r>
+        <w:r>
+          <w:rPr>
+            <w:rStyle w:val="Hyperlink"/>
+          </w:rPr>
+          <w:t xml:space="preserve"> </w:t>
+        </w:r>
+        <w:r>
+          <w:rPr>
+            <w:rStyle w:val="Hyperlink"/>
+          </w:rPr>
+          <w:t xml:space="preserve">2004</w:t>
+        </w:r>
+      </w:hyperlink>
+      <w:r>
+        <w:t xml:space="preserve">;</w:t>
+      </w:r>
+      <w:r>
+        <w:t xml:space="preserve"> </w:t>
+      </w:r>
+      <w:hyperlink w:anchor="ref-ritz_ecotox_2010">
+        <w:r>
+          <w:rPr>
+            <w:rStyle w:val="Hyperlink"/>
+          </w:rPr>
+          <w:t xml:space="preserve">Ritz 2010</w:t>
+        </w:r>
+      </w:hyperlink>
+      <w:r>
+        <w:t xml:space="preserve">;</w:t>
+      </w:r>
+      <w:r>
+        <w:t xml:space="preserve"> </w:t>
+      </w:r>
+      <w:hyperlink w:anchor="ref-ritz_drc_2015">
+        <w:r>
+          <w:rPr>
+            <w:rStyle w:val="Hyperlink"/>
+          </w:rPr>
+          <w:t xml:space="preserve">Ritz</w:t>
+        </w:r>
+        <w:r>
+          <w:rPr>
+            <w:rStyle w:val="Hyperlink"/>
+          </w:rPr>
+          <w:t xml:space="preserve"> </w:t>
+        </w:r>
+        <w:r>
+          <w:rPr>
+            <w:rStyle w:val="Hyperlink"/>
+            <w:i/>
+            <w:iCs/>
+          </w:rPr>
+          <w:t xml:space="preserve">et al.</w:t>
+        </w:r>
+        <w:r>
+          <w:rPr>
+            <w:rStyle w:val="Hyperlink"/>
+          </w:rPr>
+          <w:t xml:space="preserve"> </w:t>
+        </w:r>
+        <w:r>
+          <w:rPr>
+            <w:rStyle w:val="Hyperlink"/>
+          </w:rPr>
+          <w:t xml:space="preserve">2015</w:t>
+        </w:r>
+      </w:hyperlink>
+      <w:r>
+        <w:t xml:space="preserve">;</w:t>
+      </w:r>
+      <w:r>
+        <w:t xml:space="preserve"> </w:t>
+      </w:r>
+      <w:hyperlink w:anchor="ref-ritz_streibig_2008">
+        <w:r>
+          <w:rPr>
+            <w:rStyle w:val="Hyperlink"/>
+          </w:rPr>
+          <w:t xml:space="preserve">Ritz &amp; Streibig 2008</w:t>
+        </w:r>
+      </w:hyperlink>
+      <w:r>
+        <w:t xml:space="preserve">;</w:t>
+      </w:r>
+      <w:r>
+        <w:t xml:space="preserve"> </w:t>
+      </w:r>
+      <w:hyperlink w:anchor="ref-rudemo_random_1989">
+        <w:r>
+          <w:rPr>
+            <w:rStyle w:val="Hyperlink"/>
+          </w:rPr>
+          <w:t xml:space="preserve">Rudemo</w:t>
+        </w:r>
+        <w:r>
+          <w:rPr>
+            <w:rStyle w:val="Hyperlink"/>
+          </w:rPr>
+          <w:t xml:space="preserve"> </w:t>
+        </w:r>
+        <w:r>
+          <w:rPr>
+            <w:rStyle w:val="Hyperlink"/>
+            <w:i/>
+            <w:iCs/>
+          </w:rPr>
+          <w:t xml:space="preserve">et al.</w:t>
+        </w:r>
+        <w:r>
+          <w:rPr>
+            <w:rStyle w:val="Hyperlink"/>
+          </w:rPr>
+          <w:t xml:space="preserve"> </w:t>
+        </w:r>
+        <w:r>
+          <w:rPr>
+            <w:rStyle w:val="Hyperlink"/>
+          </w:rPr>
+          <w:t xml:space="preserve">1989</w:t>
+        </w:r>
+      </w:hyperlink>
+      <w:r>
+        <w:t xml:space="preserve">)</w:t>
+      </w:r>
+      <w:r>
+        <w:t xml:space="preserve">. We focus on binomial and beta-binomial outcomes because count data dominate TDT/TLS studies, but the same modelling logic can be extended to other response types using appropriate likelihoods, including continuous performance traits, or latency data. Similarly, although we use the four-parameter log-logistic form for its flexibility, simpler nested models (3PL, with one asymptote fixed; 2PL, with both fixed at 0 and 1) or alternative monotonic dose-response functions (e.g., Weibull, log-normal) can be implemented within the same general framework</w:t>
+      </w:r>
+      <w:r>
+        <w:t xml:space="preserve"> </w:t>
+      </w:r>
+      <w:r>
+        <w:t xml:space="preserve">(</w:t>
+      </w:r>
+      <w:hyperlink w:anchor="ref-ritz_drc_2015">
+        <w:r>
+          <w:rPr>
+            <w:rStyle w:val="Hyperlink"/>
+          </w:rPr>
+          <w:t xml:space="preserve">Ritz</w:t>
+        </w:r>
+        <w:r>
+          <w:rPr>
+            <w:rStyle w:val="Hyperlink"/>
+          </w:rPr>
+          <w:t xml:space="preserve"> </w:t>
+        </w:r>
+        <w:r>
+          <w:rPr>
+            <w:rStyle w:val="Hyperlink"/>
+            <w:i/>
+            <w:iCs/>
+          </w:rPr>
+          <w:t xml:space="preserve">et al.</w:t>
+        </w:r>
+        <w:r>
+          <w:rPr>
+            <w:rStyle w:val="Hyperlink"/>
+          </w:rPr>
+          <w:t xml:space="preserve"> </w:t>
+        </w:r>
+        <w:r>
+          <w:rPr>
+            <w:rStyle w:val="Hyperlink"/>
+          </w:rPr>
+          <w:t xml:space="preserve">2015</w:t>
+        </w:r>
+      </w:hyperlink>
+      <w:r>
+        <w:t xml:space="preserve">;</w:t>
+      </w:r>
+      <w:r>
+        <w:t xml:space="preserve"> </w:t>
+      </w:r>
+      <w:hyperlink w:anchor="ref-ritz_streibig_2008">
+        <w:r>
+          <w:rPr>
+            <w:rStyle w:val="Hyperlink"/>
+          </w:rPr>
+          <w:t xml:space="preserve">Ritz &amp; Streibig 2008</w:t>
+        </w:r>
+      </w:hyperlink>
+      <w:r>
+        <w:t xml:space="preserve">)</w:t>
+      </w:r>
+      <w:r>
+        <w:t xml:space="preserve">.</w:t>
+      </w:r>
+    </w:p>
+    <w:p>
+      <w:pPr>
+        <w:pStyle w:val="BodyText"/>
+      </w:pPr>
+      <w:r>
+        <w:t xml:space="preserve">We show how classical TLS quantities, such as thermal sensitivity (</w:t>
       </w:r>
       <m:oMath>
         <m:r>
@@ -2970,13 +3463,7 @@
         </m:r>
       </m:oMath>
       <w:r>
-        <w:t xml:space="preserve"> </w:t>
-      </w:r>
-      <w:r>
-        <w:t xml:space="preserve">and</w:t>
-      </w:r>
-      <w:r>
-        <w:t xml:space="preserve"> </w:t>
+        <w:t xml:space="preserve">), thermal tolerance (</w:t>
       </w:r>
       <m:oMath>
         <m:r>
@@ -3002,385 +3489,27 @@
         </m:sSub>
       </m:oMath>
       <w:r>
-        <w:t xml:space="preserve">. Third, group comparisons (between species, sexes, or life stages) inherit this miscalibrated uncertainty. Reducing each dose-response curve to a fixed</w:t>
-      </w:r>
-      <w:r>
-        <w:t xml:space="preserve"> </w:t>
+        <w:t xml:space="preserve">), critical temperature tresholds (</w:t>
       </w:r>
       <m:oMath>
         <m:sSub>
           <m:e>
             <m:r>
-              <m:t>t</m:t>
+              <m:t>T</m:t>
             </m:r>
           </m:e>
           <m:sub>
             <m:r>
-              <m:t>50</m:t>
-            </m:r>
-          </m:sub>
-        </m:sSub>
-      </m:oMath>
-      <w:r>
-        <w:t xml:space="preserve"> </w:t>
-      </w:r>
-      <w:r>
-        <w:t xml:space="preserve">estimate makes it difficult to determine if differences in thermal tolerance and sensitivity between groups can be attributed to differences in the upper asymptote, lower asymptote, or curve steepness of the dose-response curve. Fourth, fitting separate dose-response models for each assay temperature and subsequently regressing</w:t>
-      </w:r>
-      <w:r>
-        <w:t xml:space="preserve"> </w:t>
-      </w:r>
-      <m:oMath>
-        <m:sSub>
-          <m:e>
+              <m:t>c</m:t>
+            </m:r>
+            <m:r>
+              <m:t>r</m:t>
+            </m:r>
+            <m:r>
+              <m:t>i</m:t>
+            </m:r>
             <m:r>
               <m:t>t</m:t>
-            </m:r>
-          </m:e>
-          <m:sub>
-            <m:r>
-              <m:t>50</m:t>
-            </m:r>
-          </m:sub>
-        </m:sSub>
-      </m:oMath>
-      <w:r>
-        <w:t xml:space="preserve"> </w:t>
-      </w:r>
-      <w:r>
-        <w:t xml:space="preserve">estimates against temperature assumes that these estimates are independent, and typically ignores the hierarchical structure of experimental data (e.g., individuals nested within vials, plates, tanks, clutches, batches, populations, or experimental days). Ignoring this nesting structure prevents the decomposition of variance among nesting groups, and can lead to pseudoreplication and anticonservative uncertainty estimates, particularly when replicate-level variation affects the shape or position of the dose-response curve</w:t>
-      </w:r>
-      <w:r>
-        <w:t xml:space="preserve"> </w:t>
-      </w:r>
-      <w:r>
-        <w:t xml:space="preserve">(</w:t>
-      </w:r>
-      <w:hyperlink w:anchor="ref-harrison_olre_2014">
-        <w:r>
-          <w:rPr>
-            <w:rStyle w:val="Hyperlink"/>
-          </w:rPr>
-          <w:t xml:space="preserve">Harrison 2014</w:t>
-        </w:r>
-      </w:hyperlink>
-      <w:r>
-        <w:t xml:space="preserve">;</w:t>
-      </w:r>
-      <w:r>
-        <w:t xml:space="preserve"> </w:t>
-      </w:r>
-      <w:hyperlink w:anchor="ref-harrison_mixed_2018">
-        <w:r>
-          <w:rPr>
-            <w:rStyle w:val="Hyperlink"/>
-          </w:rPr>
-          <w:t xml:space="preserve">Harrison</w:t>
-        </w:r>
-        <w:r>
-          <w:rPr>
-            <w:rStyle w:val="Hyperlink"/>
-          </w:rPr>
-          <w:t xml:space="preserve"> </w:t>
-        </w:r>
-        <w:r>
-          <w:rPr>
-            <w:rStyle w:val="Hyperlink"/>
-            <w:i/>
-            <w:iCs/>
-          </w:rPr>
-          <w:t xml:space="preserve">et al.</w:t>
-        </w:r>
-        <w:r>
-          <w:rPr>
-            <w:rStyle w:val="Hyperlink"/>
-          </w:rPr>
-          <w:t xml:space="preserve"> </w:t>
-        </w:r>
-        <w:r>
-          <w:rPr>
-            <w:rStyle w:val="Hyperlink"/>
-          </w:rPr>
-          <w:t xml:space="preserve">2018</w:t>
-        </w:r>
-      </w:hyperlink>
-      <w:r>
-        <w:t xml:space="preserve">;</w:t>
-      </w:r>
-      <w:r>
-        <w:t xml:space="preserve"> </w:t>
-      </w:r>
-      <w:hyperlink w:anchor="ref-nakagawa_santos_2012">
-        <w:r>
-          <w:rPr>
-            <w:rStyle w:val="Hyperlink"/>
-          </w:rPr>
-          <w:t xml:space="preserve">Nakagawa &amp; Santos 2012</w:t>
-        </w:r>
-      </w:hyperlink>
-      <w:r>
-        <w:t xml:space="preserve">)</w:t>
-      </w:r>
-      <w:r>
-        <w:t xml:space="preserve">. Finally, the two-step pipeline does not allow downstream predictions of heat injury and survival under fluctuating thermal regimes with uncertainty, which is key to inferring the confidence in our predictions of the impacts of extreme heat impacts.</w:t>
-      </w:r>
-    </w:p>
-    <w:p>
-      <w:pPr>
-        <w:pStyle w:val="BodyText"/>
-      </w:pPr>
-      <w:r>
-        <w:t xml:space="preserve">Here, we present a single-stage alternative to the classical two-step pipeline: a hierarchical Bayesian four-parameter logistic model fitted jointly to all temperature-by-duration response data. In this framework, survival or sublethal response probabilities are estimated directly as a function of exposure duration and assay temperature, while allowing the parameters of the dose-response curve to vary among groups and hierarchical levels. The four-parameter logistic model provides a flexible sigmoidal description of thermal dose responses, with interpretable parameters for the lower asymptote, upper asymptote, curve steepness, and midpoint</w:t>
-      </w:r>
-      <w:r>
-        <w:t xml:space="preserve"> </w:t>
-      </w:r>
-      <w:r>
-        <w:t xml:space="preserve">(</w:t>
-      </w:r>
-      <w:hyperlink w:anchor="ref-nielsen_nlmm_2004">
-        <w:r>
-          <w:rPr>
-            <w:rStyle w:val="Hyperlink"/>
-          </w:rPr>
-          <w:t xml:space="preserve">Nielsen</w:t>
-        </w:r>
-        <w:r>
-          <w:rPr>
-            <w:rStyle w:val="Hyperlink"/>
-          </w:rPr>
-          <w:t xml:space="preserve"> </w:t>
-        </w:r>
-        <w:r>
-          <w:rPr>
-            <w:rStyle w:val="Hyperlink"/>
-            <w:i/>
-            <w:iCs/>
-          </w:rPr>
-          <w:t xml:space="preserve">et al.</w:t>
-        </w:r>
-        <w:r>
-          <w:rPr>
-            <w:rStyle w:val="Hyperlink"/>
-          </w:rPr>
-          <w:t xml:space="preserve"> </w:t>
-        </w:r>
-        <w:r>
-          <w:rPr>
-            <w:rStyle w:val="Hyperlink"/>
-          </w:rPr>
-          <w:t xml:space="preserve">2004</w:t>
-        </w:r>
-      </w:hyperlink>
-      <w:r>
-        <w:t xml:space="preserve">;</w:t>
-      </w:r>
-      <w:r>
-        <w:t xml:space="preserve"> </w:t>
-      </w:r>
-      <w:hyperlink w:anchor="ref-ritz_ecotox_2010">
-        <w:r>
-          <w:rPr>
-            <w:rStyle w:val="Hyperlink"/>
-          </w:rPr>
-          <w:t xml:space="preserve">Ritz 2010</w:t>
-        </w:r>
-      </w:hyperlink>
-      <w:r>
-        <w:t xml:space="preserve">;</w:t>
-      </w:r>
-      <w:r>
-        <w:t xml:space="preserve"> </w:t>
-      </w:r>
-      <w:hyperlink w:anchor="ref-ritz_drc_2015">
-        <w:r>
-          <w:rPr>
-            <w:rStyle w:val="Hyperlink"/>
-          </w:rPr>
-          <w:t xml:space="preserve">Ritz</w:t>
-        </w:r>
-        <w:r>
-          <w:rPr>
-            <w:rStyle w:val="Hyperlink"/>
-          </w:rPr>
-          <w:t xml:space="preserve"> </w:t>
-        </w:r>
-        <w:r>
-          <w:rPr>
-            <w:rStyle w:val="Hyperlink"/>
-            <w:i/>
-            <w:iCs/>
-          </w:rPr>
-          <w:t xml:space="preserve">et al.</w:t>
-        </w:r>
-        <w:r>
-          <w:rPr>
-            <w:rStyle w:val="Hyperlink"/>
-          </w:rPr>
-          <w:t xml:space="preserve"> </w:t>
-        </w:r>
-        <w:r>
-          <w:rPr>
-            <w:rStyle w:val="Hyperlink"/>
-          </w:rPr>
-          <w:t xml:space="preserve">2015</w:t>
-        </w:r>
-      </w:hyperlink>
-      <w:r>
-        <w:t xml:space="preserve">;</w:t>
-      </w:r>
-      <w:r>
-        <w:t xml:space="preserve"> </w:t>
-      </w:r>
-      <w:hyperlink w:anchor="ref-ritz_streibig_2008">
-        <w:r>
-          <w:rPr>
-            <w:rStyle w:val="Hyperlink"/>
-          </w:rPr>
-          <w:t xml:space="preserve">Ritz &amp; Streibig 2008</w:t>
-        </w:r>
-      </w:hyperlink>
-      <w:r>
-        <w:t xml:space="preserve">;</w:t>
-      </w:r>
-      <w:r>
-        <w:t xml:space="preserve"> </w:t>
-      </w:r>
-      <w:hyperlink w:anchor="ref-rudemo_random_1989">
-        <w:r>
-          <w:rPr>
-            <w:rStyle w:val="Hyperlink"/>
-          </w:rPr>
-          <w:t xml:space="preserve">Rudemo</w:t>
-        </w:r>
-        <w:r>
-          <w:rPr>
-            <w:rStyle w:val="Hyperlink"/>
-          </w:rPr>
-          <w:t xml:space="preserve"> </w:t>
-        </w:r>
-        <w:r>
-          <w:rPr>
-            <w:rStyle w:val="Hyperlink"/>
-            <w:i/>
-            <w:iCs/>
-          </w:rPr>
-          <w:t xml:space="preserve">et al.</w:t>
-        </w:r>
-        <w:r>
-          <w:rPr>
-            <w:rStyle w:val="Hyperlink"/>
-          </w:rPr>
-          <w:t xml:space="preserve"> </w:t>
-        </w:r>
-        <w:r>
-          <w:rPr>
-            <w:rStyle w:val="Hyperlink"/>
-          </w:rPr>
-          <w:t xml:space="preserve">1989</w:t>
-        </w:r>
-      </w:hyperlink>
-      <w:r>
-        <w:t xml:space="preserve">)</w:t>
-      </w:r>
-      <w:r>
-        <w:t xml:space="preserve">. We focus on binomial and beta-binomial outcomes because count data dominate TDT/TLS studies, but the same modelling logic can be extended to other response types using appropriate likelihoods, including continuous performance traits, or latency data. Similarly, although we use the four-parameter log-logistic form for its flexibility, simpler nested models (3PL, with one asymptote fixed; 2PL, with both fixed at 0 and 1) or alternative monotonic dose-response functions (e.g., Weibull, log-normal) can be implemented within the same general framework</w:t>
-      </w:r>
-      <w:r>
-        <w:t xml:space="preserve"> </w:t>
-      </w:r>
-      <w:r>
-        <w:t xml:space="preserve">(</w:t>
-      </w:r>
-      <w:hyperlink w:anchor="ref-ritz_drc_2015">
-        <w:r>
-          <w:rPr>
-            <w:rStyle w:val="Hyperlink"/>
-          </w:rPr>
-          <w:t xml:space="preserve">Ritz</w:t>
-        </w:r>
-        <w:r>
-          <w:rPr>
-            <w:rStyle w:val="Hyperlink"/>
-          </w:rPr>
-          <w:t xml:space="preserve"> </w:t>
-        </w:r>
-        <w:r>
-          <w:rPr>
-            <w:rStyle w:val="Hyperlink"/>
-            <w:i/>
-            <w:iCs/>
-          </w:rPr>
-          <w:t xml:space="preserve">et al.</w:t>
-        </w:r>
-        <w:r>
-          <w:rPr>
-            <w:rStyle w:val="Hyperlink"/>
-          </w:rPr>
-          <w:t xml:space="preserve"> </w:t>
-        </w:r>
-        <w:r>
-          <w:rPr>
-            <w:rStyle w:val="Hyperlink"/>
-          </w:rPr>
-          <w:t xml:space="preserve">2015</w:t>
-        </w:r>
-      </w:hyperlink>
-      <w:r>
-        <w:t xml:space="preserve">;</w:t>
-      </w:r>
-      <w:r>
-        <w:t xml:space="preserve"> </w:t>
-      </w:r>
-      <w:hyperlink w:anchor="ref-ritz_streibig_2008">
-        <w:r>
-          <w:rPr>
-            <w:rStyle w:val="Hyperlink"/>
-          </w:rPr>
-          <w:t xml:space="preserve">Ritz &amp; Streibig 2008</w:t>
-        </w:r>
-      </w:hyperlink>
-      <w:r>
-        <w:t xml:space="preserve">)</w:t>
-      </w:r>
-      <w:r>
-        <w:t xml:space="preserve">.</w:t>
-      </w:r>
-    </w:p>
-    <w:p>
-      <w:pPr>
-        <w:pStyle w:val="BodyText"/>
-      </w:pPr>
-      <w:r>
-        <w:t xml:space="preserve">We show how classical TLS quantities, such as thermal sensitivity (</w:t>
-      </w:r>
-      <m:oMath>
-        <m:r>
-          <m:t>z</m:t>
-        </m:r>
-      </m:oMath>
-      <w:r>
-        <w:t xml:space="preserve">), thermal tolerance (</w:t>
-      </w:r>
-      <m:oMath>
-        <m:r>
-          <m:t>C</m:t>
-        </m:r>
-        <m:sSub>
-          <m:e>
-            <m:r>
-              <m:t>T</m:t>
-            </m:r>
-          </m:e>
-          <m:sub>
-            <m:r>
-              <m:t>m</m:t>
-            </m:r>
-            <m:r>
-              <m:t>a</m:t>
-            </m:r>
-            <m:r>
-              <m:t>x</m:t>
             </m:r>
           </m:sub>
         </m:sSub>
@@ -8385,7 +8514,67 @@
         <w:pStyle w:val="BodyText"/>
       </w:pPr>
       <w:r>
-        <w:t xml:space="preserve">A more natural prediction to make may instead be the population-level survival probability over time. This has the advantage of allowing for a direct connection to population dynamical models which typically use survival, growth and fecundity as vital rates for population-level predictions</w:t>
+        <w:t xml:space="preserve">A more natural prediction to make may instead be the population-level survival probability over time</w:t>
+      </w:r>
+      <w:r>
+        <w:t xml:space="preserve"> </w:t>
+      </w:r>
+      <w:r>
+        <w:t xml:space="preserve">(</w:t>
+      </w:r>
+      <w:hyperlink w:anchor="ref-rezende_landscapes_2014">
+        <w:r>
+          <w:rPr>
+            <w:rStyle w:val="Hyperlink"/>
+          </w:rPr>
+          <w:t xml:space="preserve">Rezende</w:t>
+        </w:r>
+        <w:r>
+          <w:rPr>
+            <w:rStyle w:val="Hyperlink"/>
+          </w:rPr>
+          <w:t xml:space="preserve"> </w:t>
+        </w:r>
+        <w:r>
+          <w:rPr>
+            <w:rStyle w:val="Hyperlink"/>
+            <w:i/>
+            <w:iCs/>
+          </w:rPr>
+          <w:t xml:space="preserve">et al.</w:t>
+        </w:r>
+        <w:r>
+          <w:rPr>
+            <w:rStyle w:val="Hyperlink"/>
+          </w:rPr>
+          <w:t xml:space="preserve"> </w:t>
+        </w:r>
+        <w:r>
+          <w:rPr>
+            <w:rStyle w:val="Hyperlink"/>
+          </w:rPr>
+          <w:t xml:space="preserve">2014</w:t>
+        </w:r>
+      </w:hyperlink>
+      <w:r>
+        <w:t xml:space="preserve">,</w:t>
+      </w:r>
+      <w:r>
+        <w:t xml:space="preserve"> </w:t>
+      </w:r>
+      <w:hyperlink w:anchor="ref-rezende_drosophila_mortality_2020">
+        <w:r>
+          <w:rPr>
+            <w:rStyle w:val="Hyperlink"/>
+          </w:rPr>
+          <w:t xml:space="preserve">2020</w:t>
+        </w:r>
+      </w:hyperlink>
+      <w:r>
+        <w:t xml:space="preserve">)</w:t>
+      </w:r>
+      <w:r>
+        <w:t xml:space="preserve">. This has the advantage of allowing for a direct connection to population dynamical models which typically use survival, growth and fecundity as vital rates for population-level predictions</w:t>
       </w:r>
       <w:r>
         <w:t xml:space="preserve"> </w:t>
@@ -11125,7 +11314,7 @@
         <w:t xml:space="preserve"> </w:t>
       </w:r>
       <w:r>
-        <w:t xml:space="preserve">from sublethal data (e.g., time to heat knockdown).</w:t>
+        <w:t xml:space="preserve">from lethal data.</w:t>
       </w:r>
     </w:p>
     <w:p>
@@ -11169,7 +11358,17 @@
         <w:pStyle w:val="BodyText"/>
       </w:pPr>
       <w:r>
-        <w:t xml:space="preserve">In XXX…</w:t>
+        <w:t xml:space="preserve">In snow gum (</w:t>
+      </w:r>
+      <w:r>
+        <w:rPr>
+          <w:i/>
+          <w:iCs/>
+        </w:rPr>
+        <w:t xml:space="preserve">Eucalyptus pauciflora</w:t>
+      </w:r>
+      <w:r>
+        <w:t xml:space="preserve">), we show how the 4PL model can be used to estimate thermal load sensitivity parameters from sublethal data on leaf photosynthetic efficiency. Specifically, we focus on the functional impariment of the photosystem II based on repeated measurements of chlorophyll fluorescence before and after heat stress.</w:t>
       </w:r>
     </w:p>
     <w:p>
@@ -12569,7 +12768,7 @@
       </w:r>
     </w:p>
     <w:bookmarkEnd w:id="67"/>
-    <w:bookmarkStart w:id="146" w:name="references"/>
+    <w:bookmarkStart w:id="148" w:name="references"/>
     <w:p>
       <w:pPr>
         <w:pStyle w:val="Heading1"/>
@@ -12578,7 +12777,7 @@
         <w:t xml:space="preserve">References</w:t>
       </w:r>
     </w:p>
-    <w:bookmarkStart w:id="145" w:name="refs"/>
+    <w:bookmarkStart w:id="147" w:name="refs"/>
     <w:bookmarkStart w:id="69" w:name="ref-arnold_thermal_2025"/>
     <w:p>
       <w:pPr>
@@ -13471,18 +13670,115 @@
       </w:r>
     </w:p>
     <w:bookmarkEnd w:id="104"/>
-    <w:bookmarkStart w:id="106" w:name="ref-orsted_finding_2022"/>
+    <w:bookmarkStart w:id="106" w:name="ref-orsted2026"/>
     <w:p>
       <w:pPr>
         <w:pStyle w:val="Bibliography"/>
       </w:pPr>
       <w:r>
+        <w:t xml:space="preserve">Ørsted, M., Jørgensen, L.B., Hůla, P. &amp; Overgaard, J. (2026).</w:t>
+      </w:r>
+      <w:r>
+        <w:t xml:space="preserve"> </w:t>
+      </w:r>
+      <w:hyperlink r:id="rId105">
+        <w:r>
+          <w:rPr>
+            <w:rStyle w:val="Hyperlink"/>
+          </w:rPr>
+          <w:t xml:space="preserve">Integrating</w:t>
+        </w:r>
+        <w:r>
+          <w:rPr>
+            <w:rStyle w:val="Hyperlink"/>
+          </w:rPr>
+          <w:t xml:space="preserve"> </w:t>
+        </w:r>
+        <w:r>
+          <w:rPr>
+            <w:rStyle w:val="Hyperlink"/>
+          </w:rPr>
+          <w:t xml:space="preserve">Physiological Rates</w:t>
+        </w:r>
+        <w:r>
+          <w:rPr>
+            <w:rStyle w:val="Hyperlink"/>
+          </w:rPr>
+          <w:t xml:space="preserve"> </w:t>
+        </w:r>
+        <w:r>
+          <w:rPr>
+            <w:rStyle w:val="Hyperlink"/>
+          </w:rPr>
+          <w:t xml:space="preserve">of</w:t>
+        </w:r>
+        <w:r>
+          <w:rPr>
+            <w:rStyle w:val="Hyperlink"/>
+          </w:rPr>
+          <w:t xml:space="preserve"> </w:t>
+        </w:r>
+        <w:r>
+          <w:rPr>
+            <w:rStyle w:val="Hyperlink"/>
+          </w:rPr>
+          <w:t xml:space="preserve">Thermal Stress</w:t>
+        </w:r>
+        <w:r>
+          <w:rPr>
+            <w:rStyle w:val="Hyperlink"/>
+          </w:rPr>
+          <w:t xml:space="preserve"> </w:t>
+        </w:r>
+        <w:r>
+          <w:rPr>
+            <w:rStyle w:val="Hyperlink"/>
+          </w:rPr>
+          <w:t xml:space="preserve">and</w:t>
+        </w:r>
+        <w:r>
+          <w:rPr>
+            <w:rStyle w:val="Hyperlink"/>
+          </w:rPr>
+          <w:t xml:space="preserve"> </w:t>
+        </w:r>
+        <w:r>
+          <w:rPr>
+            <w:rStyle w:val="Hyperlink"/>
+          </w:rPr>
+          <w:t xml:space="preserve">Repair Predicts Heat Failure During Temperature Fluctuations</w:t>
+        </w:r>
+      </w:hyperlink>
+      <w:r>
+        <w:t xml:space="preserve">.</w:t>
+      </w:r>
+      <w:r>
+        <w:t xml:space="preserve"> </w:t>
+      </w:r>
+      <w:r>
+        <w:rPr>
+          <w:i/>
+          <w:iCs/>
+        </w:rPr>
+        <w:t xml:space="preserve">Ecology Letters</w:t>
+      </w:r>
+      <w:r>
+        <w:t xml:space="preserve">, 29, e70398.</w:t>
+      </w:r>
+    </w:p>
+    <w:bookmarkEnd w:id="106"/>
+    <w:bookmarkStart w:id="108" w:name="ref-orsted_finding_2022"/>
+    <w:p>
+      <w:pPr>
+        <w:pStyle w:val="Bibliography"/>
+      </w:pPr>
+      <w:r>
         <w:t xml:space="preserve">Ørsted, M., Jørgensen, L.B. &amp; Overgaard, J. (2022).</w:t>
       </w:r>
       <w:r>
         <w:t xml:space="preserve"> </w:t>
       </w:r>
-      <w:hyperlink r:id="rId105">
+      <w:hyperlink r:id="rId107">
         <w:r>
           <w:rPr>
             <w:rStyle w:val="Hyperlink"/>
@@ -13531,8 +13827,8 @@
         <w:t xml:space="preserve">, 225, jeb244514.</w:t>
       </w:r>
     </w:p>
-    <w:bookmarkEnd w:id="106"/>
-    <w:bookmarkStart w:id="108" w:name="ref-orsted_suzukii_2024"/>
+    <w:bookmarkEnd w:id="108"/>
+    <w:bookmarkStart w:id="110" w:name="ref-orsted_suzukii_2024"/>
     <w:p>
       <w:pPr>
         <w:pStyle w:val="Bibliography"/>
@@ -13543,7 +13839,7 @@
       <w:r>
         <w:t xml:space="preserve"> </w:t>
       </w:r>
-      <w:hyperlink r:id="rId107">
+      <w:hyperlink r:id="rId109">
         <w:r>
           <w:rPr>
             <w:rStyle w:val="Hyperlink"/>
@@ -13592,8 +13888,8 @@
         <w:t xml:space="preserve">, 27, e14421.</w:t>
       </w:r>
     </w:p>
-    <w:bookmarkEnd w:id="108"/>
-    <w:bookmarkStart w:id="110" w:name="ref-pinsky_marine_2019"/>
+    <w:bookmarkEnd w:id="110"/>
+    <w:bookmarkStart w:id="112" w:name="ref-pinsky_marine_2019"/>
     <w:p>
       <w:pPr>
         <w:pStyle w:val="Bibliography"/>
@@ -13604,7 +13900,7 @@
       <w:r>
         <w:t xml:space="preserve"> </w:t>
       </w:r>
-      <w:hyperlink r:id="rId109">
+      <w:hyperlink r:id="rId111">
         <w:r>
           <w:rPr>
             <w:rStyle w:val="Hyperlink"/>
@@ -13629,8 +13925,8 @@
         <w:t xml:space="preserve">, 569, 108–111.</w:t>
       </w:r>
     </w:p>
-    <w:bookmarkEnd w:id="110"/>
-    <w:bookmarkStart w:id="112" w:name="ref-pottier_amphibians_2025"/>
+    <w:bookmarkEnd w:id="112"/>
+    <w:bookmarkStart w:id="114" w:name="ref-pottier_amphibians_2025"/>
     <w:p>
       <w:pPr>
         <w:pStyle w:val="Bibliography"/>
@@ -13654,7 +13950,7 @@
       <w:r>
         <w:t xml:space="preserve"> </w:t>
       </w:r>
-      <w:hyperlink r:id="rId111">
+      <w:hyperlink r:id="rId113">
         <w:r>
           <w:rPr>
             <w:rStyle w:val="Hyperlink"/>
@@ -13679,8 +13975,8 @@
         <w:t xml:space="preserve">, 639, 954–961.</w:t>
       </w:r>
     </w:p>
-    <w:bookmarkEnd w:id="112"/>
-    <w:bookmarkStart w:id="114" w:name="ref-rezende_drosophila_mortality_2020"/>
+    <w:bookmarkEnd w:id="114"/>
+    <w:bookmarkStart w:id="116" w:name="ref-rezende_drosophila_mortality_2020"/>
     <w:p>
       <w:pPr>
         <w:pStyle w:val="Bibliography"/>
@@ -13691,7 +13987,7 @@
       <w:r>
         <w:t xml:space="preserve"> </w:t>
       </w:r>
-      <w:hyperlink r:id="rId113">
+      <w:hyperlink r:id="rId115">
         <w:r>
           <w:rPr>
             <w:rStyle w:val="Hyperlink"/>
@@ -13740,8 +14036,8 @@
         <w:t xml:space="preserve">, 369, 1242–1245.</w:t>
       </w:r>
     </w:p>
-    <w:bookmarkEnd w:id="114"/>
-    <w:bookmarkStart w:id="116" w:name="ref-rezende_landscapes_2014"/>
+    <w:bookmarkEnd w:id="116"/>
+    <w:bookmarkStart w:id="118" w:name="ref-rezende_landscapes_2014"/>
     <w:p>
       <w:pPr>
         <w:pStyle w:val="Bibliography"/>
@@ -13752,7 +14048,7 @@
       <w:r>
         <w:t xml:space="preserve"> </w:t>
       </w:r>
-      <w:hyperlink r:id="rId115">
+      <w:hyperlink r:id="rId117">
         <w:r>
           <w:rPr>
             <w:rStyle w:val="Hyperlink"/>
@@ -13777,8 +14073,8 @@
         <w:t xml:space="preserve">, 28, 799–809.</w:t>
       </w:r>
     </w:p>
-    <w:bookmarkEnd w:id="116"/>
-    <w:bookmarkStart w:id="118" w:name="ref-ritz_ecotox_2010"/>
+    <w:bookmarkEnd w:id="118"/>
+    <w:bookmarkStart w:id="120" w:name="ref-ritz_ecotox_2010"/>
     <w:p>
       <w:pPr>
         <w:pStyle w:val="Bibliography"/>
@@ -13789,7 +14085,7 @@
       <w:r>
         <w:t xml:space="preserve"> </w:t>
       </w:r>
-      <w:hyperlink r:id="rId117">
+      <w:hyperlink r:id="rId119">
         <w:r>
           <w:rPr>
             <w:rStyle w:val="Hyperlink"/>
@@ -13814,8 +14110,8 @@
         <w:t xml:space="preserve">, 29, 220–229.</w:t>
       </w:r>
     </w:p>
-    <w:bookmarkEnd w:id="118"/>
-    <w:bookmarkStart w:id="120" w:name="ref-ritz_drc_2015"/>
+    <w:bookmarkEnd w:id="120"/>
+    <w:bookmarkStart w:id="122" w:name="ref-ritz_drc_2015"/>
     <w:p>
       <w:pPr>
         <w:pStyle w:val="Bibliography"/>
@@ -13826,7 +14122,7 @@
       <w:r>
         <w:t xml:space="preserve"> </w:t>
       </w:r>
-      <w:hyperlink r:id="rId119">
+      <w:hyperlink r:id="rId121">
         <w:r>
           <w:rPr>
             <w:rStyle w:val="Hyperlink"/>
@@ -13863,8 +14159,8 @@
         <w:t xml:space="preserve">, 10, e0146021.</w:t>
       </w:r>
     </w:p>
-    <w:bookmarkEnd w:id="120"/>
-    <w:bookmarkStart w:id="122" w:name="ref-ritz_streibig_2008"/>
+    <w:bookmarkEnd w:id="122"/>
+    <w:bookmarkStart w:id="124" w:name="ref-ritz_streibig_2008"/>
     <w:p>
       <w:pPr>
         <w:pStyle w:val="Bibliography"/>
@@ -13875,7 +14171,7 @@
       <w:r>
         <w:t xml:space="preserve"> </w:t>
       </w:r>
-      <w:hyperlink r:id="rId121">
+      <w:hyperlink r:id="rId123">
         <w:r>
           <w:rPr>
             <w:rStyle w:val="Hyperlink"/>
@@ -13905,8 +14201,8 @@
         <w:t xml:space="preserve">. Springer-Verlag, New York.</w:t>
       </w:r>
     </w:p>
-    <w:bookmarkEnd w:id="122"/>
-    <w:bookmarkStart w:id="124" w:name="ref-rudemo_random_1989"/>
+    <w:bookmarkEnd w:id="124"/>
+    <w:bookmarkStart w:id="126" w:name="ref-rudemo_random_1989"/>
     <w:p>
       <w:pPr>
         <w:pStyle w:val="Bibliography"/>
@@ -13917,7 +14213,7 @@
       <w:r>
         <w:t xml:space="preserve"> </w:t>
       </w:r>
-      <w:hyperlink r:id="rId123">
+      <w:hyperlink r:id="rId125">
         <w:r>
           <w:rPr>
             <w:rStyle w:val="Hyperlink"/>
@@ -13942,8 +14238,8 @@
         <w:t xml:space="preserve">, 45, 349–362.</w:t>
       </w:r>
     </w:p>
-    <w:bookmarkEnd w:id="124"/>
-    <w:bookmarkStart w:id="126" w:name="ref-schielzeth_centering_2010"/>
+    <w:bookmarkEnd w:id="126"/>
+    <w:bookmarkStart w:id="128" w:name="ref-schielzeth_centering_2010"/>
     <w:p>
       <w:pPr>
         <w:pStyle w:val="Bibliography"/>
@@ -13954,7 +14250,7 @@
       <w:r>
         <w:t xml:space="preserve"> </w:t>
       </w:r>
-      <w:hyperlink r:id="rId125">
+      <w:hyperlink r:id="rId127">
         <w:r>
           <w:rPr>
             <w:rStyle w:val="Hyperlink"/>
@@ -13979,8 +14275,8 @@
         <w:t xml:space="preserve">, 1, 103–113.</w:t>
       </w:r>
     </w:p>
-    <w:bookmarkEnd w:id="126"/>
-    <w:bookmarkStart w:id="128" w:name="ref-smale_marine_2019"/>
+    <w:bookmarkEnd w:id="128"/>
+    <w:bookmarkStart w:id="130" w:name="ref-smale_marine_2019"/>
     <w:p>
       <w:pPr>
         <w:pStyle w:val="Bibliography"/>
@@ -14004,7 +14300,7 @@
       <w:r>
         <w:t xml:space="preserve"> </w:t>
       </w:r>
-      <w:hyperlink r:id="rId127">
+      <w:hyperlink r:id="rId129">
         <w:r>
           <w:rPr>
             <w:rStyle w:val="Hyperlink"/>
@@ -14029,8 +14325,8 @@
         <w:t xml:space="preserve">, 9, 306–312.</w:t>
       </w:r>
     </w:p>
-    <w:bookmarkEnd w:id="128"/>
-    <w:bookmarkStart w:id="130" w:name="ref-snook_fertility_2026"/>
+    <w:bookmarkEnd w:id="130"/>
+    <w:bookmarkStart w:id="132" w:name="ref-snook_fertility_2026"/>
     <w:p>
       <w:pPr>
         <w:pStyle w:val="Bibliography"/>
@@ -14041,7 +14337,7 @@
       <w:r>
         <w:t xml:space="preserve"> </w:t>
       </w:r>
-      <w:hyperlink r:id="rId129">
+      <w:hyperlink r:id="rId131">
         <w:r>
           <w:rPr>
             <w:rStyle w:val="Hyperlink"/>
@@ -14066,8 +14362,8 @@
         <w:t xml:space="preserve">, 2, 225–241.</w:t>
       </w:r>
     </w:p>
-    <w:bookmarkEnd w:id="130"/>
-    <w:bookmarkStart w:id="132" w:name="ref-sunday_global_2011"/>
+    <w:bookmarkEnd w:id="132"/>
+    <w:bookmarkStart w:id="134" w:name="ref-sunday_global_2011"/>
     <w:p>
       <w:pPr>
         <w:pStyle w:val="Bibliography"/>
@@ -14078,7 +14374,7 @@
       <w:r>
         <w:t xml:space="preserve"> </w:t>
       </w:r>
-      <w:hyperlink r:id="rId131">
+      <w:hyperlink r:id="rId133">
         <w:r>
           <w:rPr>
             <w:rStyle w:val="Hyperlink"/>
@@ -14103,8 +14399,8 @@
         <w:t xml:space="preserve">, 278, 1823–1830.</w:t>
       </w:r>
     </w:p>
-    <w:bookmarkEnd w:id="132"/>
-    <w:bookmarkStart w:id="134" w:name="ref-sunday_redistribution_2012"/>
+    <w:bookmarkEnd w:id="134"/>
+    <w:bookmarkStart w:id="136" w:name="ref-sunday_redistribution_2012"/>
     <w:p>
       <w:pPr>
         <w:pStyle w:val="Bibliography"/>
@@ -14115,7 +14411,7 @@
       <w:r>
         <w:t xml:space="preserve"> </w:t>
       </w:r>
-      <w:hyperlink r:id="rId133">
+      <w:hyperlink r:id="rId135">
         <w:r>
           <w:rPr>
             <w:rStyle w:val="Hyperlink"/>
@@ -14140,8 +14436,8 @@
         <w:t xml:space="preserve">, 2, 686–690.</w:t>
       </w:r>
     </w:p>
-    <w:bookmarkEnd w:id="134"/>
-    <w:bookmarkStart w:id="136" w:name="ref-truebano2018"/>
+    <w:bookmarkEnd w:id="136"/>
+    <w:bookmarkStart w:id="138" w:name="ref-truebano2018"/>
     <w:p>
       <w:pPr>
         <w:pStyle w:val="Bibliography"/>
@@ -14152,7 +14448,7 @@
       <w:r>
         <w:t xml:space="preserve"> </w:t>
       </w:r>
-      <w:hyperlink r:id="rId135">
+      <w:hyperlink r:id="rId137">
         <w:r>
           <w:rPr>
             <w:rStyle w:val="Hyperlink"/>
@@ -14177,8 +14473,8 @@
         <w:t xml:space="preserve">, 221, jeb171629.</w:t>
       </w:r>
     </w:p>
-    <w:bookmarkEnd w:id="136"/>
-    <w:bookmarkStart w:id="138" w:name="ref-villeneuve_dynamic_2024"/>
+    <w:bookmarkEnd w:id="138"/>
+    <w:bookmarkStart w:id="140" w:name="ref-villeneuve_dynamic_2024"/>
     <w:p>
       <w:pPr>
         <w:pStyle w:val="Bibliography"/>
@@ -14189,7 +14485,7 @@
       <w:r>
         <w:t xml:space="preserve"> </w:t>
       </w:r>
-      <w:hyperlink r:id="rId137">
+      <w:hyperlink r:id="rId139">
         <w:r>
           <w:rPr>
             <w:rStyle w:val="Hyperlink"/>
@@ -14214,8 +14510,8 @@
         <w:t xml:space="preserve">, 94, 1515–1527.</w:t>
       </w:r>
     </w:p>
-    <w:bookmarkEnd w:id="138"/>
-    <w:bookmarkStart w:id="140" w:name="ref-wiens_localextinctions_2016"/>
+    <w:bookmarkEnd w:id="140"/>
+    <w:bookmarkStart w:id="142" w:name="ref-wiens_localextinctions_2016"/>
     <w:p>
       <w:pPr>
         <w:pStyle w:val="Bibliography"/>
@@ -14226,7 +14522,7 @@
       <w:r>
         <w:t xml:space="preserve"> </w:t>
       </w:r>
-      <w:hyperlink r:id="rId139">
+      <w:hyperlink r:id="rId141">
         <w:r>
           <w:rPr>
             <w:rStyle w:val="Hyperlink"/>
@@ -14251,8 +14547,8 @@
         <w:t xml:space="preserve">, 14, e2001104.</w:t>
       </w:r>
     </w:p>
-    <w:bookmarkEnd w:id="140"/>
-    <w:bookmarkStart w:id="142" w:name="ref-williams2024"/>
+    <w:bookmarkEnd w:id="142"/>
+    <w:bookmarkStart w:id="144" w:name="ref-williams2024"/>
     <w:p>
       <w:pPr>
         <w:pStyle w:val="Bibliography"/>
@@ -14276,7 +14572,7 @@
       <w:r>
         <w:t xml:space="preserve"> </w:t>
       </w:r>
-      <w:hyperlink r:id="rId141">
+      <w:hyperlink r:id="rId143">
         <w:r>
           <w:rPr>
             <w:rStyle w:val="Hyperlink"/>
@@ -14301,8 +14597,8 @@
         <w:t xml:space="preserve">, 15, 1926–1939.</w:t>
       </w:r>
     </w:p>
-    <w:bookmarkEnd w:id="142"/>
-    <w:bookmarkStart w:id="144" w:name="ref-zamora2026"/>
+    <w:bookmarkEnd w:id="144"/>
+    <w:bookmarkStart w:id="146" w:name="ref-zamora2026"/>
     <w:p>
       <w:pPr>
         <w:pStyle w:val="Bibliography"/>
@@ -14313,7 +14609,7 @@
       <w:r>
         <w:t xml:space="preserve"> </w:t>
       </w:r>
-      <w:hyperlink r:id="rId143">
+      <w:hyperlink r:id="rId145">
         <w:r>
           <w:rPr>
             <w:rStyle w:val="Hyperlink"/>
@@ -14338,9 +14634,9 @@
         <w:t xml:space="preserve">, 2026, e08277.</w:t>
       </w:r>
     </w:p>
-    <w:bookmarkEnd w:id="144"/>
-    <w:bookmarkEnd w:id="145"/>
     <w:bookmarkEnd w:id="146"/>
+    <w:bookmarkEnd w:id="147"/>
+    <w:bookmarkEnd w:id="148"/>
     <w:sectPr>
       <w:pgSz w:h="15840" w:w="12240"/>
       <w:pgMar w:bottom="1440" w:footer="720" w:gutter="0" w:header="720" w:left="1440" w:right="1440" w:top="1440"/>

--- a/_output/ms.docx
+++ b/_output/ms.docx
@@ -2208,7 +2208,7 @@
         <w:t xml:space="preserve">)</w:t>
       </w:r>
       <w:r>
-        <w:t xml:space="preserve">. First, organisms are exposed to multiple temperatures for different durations, and the proportion of individuals that are dead, infertile, knocked down, or otherwise affected is modelled as a function of exposure duration. This is typically done by fitting independent dose-response curves at each assay temperature. From these curves, the exposure duration required to reach a specified response threshold is estimated, most often</w:t>
+        <w:t xml:space="preserve">. First, organisms are exposed to multiple temperatures for different durations, and the proportion of individuals that are dead, infertile, knocked down, or otherwise affected is modelled as a function of exposure duration. This is typically done by fitting independent dose-response curves (usually models with strong assumptions) at each assay temperature. From these curves, the exposure duration required to reach a specified response threshold is estimated, most often</w:t>
       </w:r>
       <w:r>
         <w:t xml:space="preserve"> </w:t>
@@ -2838,7 +2838,56 @@
         <w:pStyle w:val="BodyText"/>
       </w:pPr>
       <w:r>
-        <w:t xml:space="preserve">The two-step pipeline is intuitive and easy to implement, yet it has several practical and statistical limitations. First, the two-step pipeline does not typically allow proper uncertainty propagation. The</w:t>
+        <w:t xml:space="preserve">The two-step pipeline is intuitive and easy to implement, yet it has several practical and statistical limitations</w:t>
+      </w:r>
+      <w:r>
+        <w:t xml:space="preserve"> </w:t>
+      </w:r>
+      <w:r>
+        <w:t xml:space="preserve">(for a recent discission of some issues see</w:t>
+      </w:r>
+      <w:r>
+        <w:t xml:space="preserve"> </w:t>
+      </w:r>
+      <w:hyperlink w:anchor="ref-bullard2026">
+        <w:r>
+          <w:rPr>
+            <w:rStyle w:val="Hyperlink"/>
+          </w:rPr>
+          <w:t xml:space="preserve">Bullard</w:t>
+        </w:r>
+        <w:r>
+          <w:rPr>
+            <w:rStyle w:val="Hyperlink"/>
+          </w:rPr>
+          <w:t xml:space="preserve"> </w:t>
+        </w:r>
+        <w:r>
+          <w:rPr>
+            <w:rStyle w:val="Hyperlink"/>
+            <w:i/>
+            <w:iCs/>
+          </w:rPr>
+          <w:t xml:space="preserve">et al.</w:t>
+        </w:r>
+        <w:r>
+          <w:rPr>
+            <w:rStyle w:val="Hyperlink"/>
+          </w:rPr>
+          <w:t xml:space="preserve"> </w:t>
+        </w:r>
+        <w:r>
+          <w:rPr>
+            <w:rStyle w:val="Hyperlink"/>
+          </w:rPr>
+          <w:t xml:space="preserve">2026</w:t>
+        </w:r>
+      </w:hyperlink>
+      <w:r>
+        <w:t xml:space="preserve">)</w:t>
+      </w:r>
+      <w:r>
+        <w:t xml:space="preserve">. First, the two-step pipeline does not typically allow proper uncertainty propagation. The</w:t>
       </w:r>
       <w:r>
         <w:t xml:space="preserve"> </w:t>
@@ -2930,93 +2979,7 @@
         <w:t xml:space="preserve"> </w:t>
       </w:r>
       <w:r>
-        <w:t xml:space="preserve">values - a known issue in the statistical literature</w:t>
-      </w:r>
-      <w:r>
-        <w:t xml:space="preserve"> </w:t>
-      </w:r>
-      <w:r>
-        <w:t xml:space="preserve">(</w:t>
-      </w:r>
-      <w:hyperlink w:anchor="ref-burke_ipd_2017">
-        <w:r>
-          <w:rPr>
-            <w:rStyle w:val="Hyperlink"/>
-          </w:rPr>
-          <w:t xml:space="preserve">Burke</w:t>
-        </w:r>
-        <w:r>
-          <w:rPr>
-            <w:rStyle w:val="Hyperlink"/>
-          </w:rPr>
-          <w:t xml:space="preserve"> </w:t>
-        </w:r>
-        <w:r>
-          <w:rPr>
-            <w:rStyle w:val="Hyperlink"/>
-            <w:i/>
-            <w:iCs/>
-          </w:rPr>
-          <w:t xml:space="preserve">et al.</w:t>
-        </w:r>
-        <w:r>
-          <w:rPr>
-            <w:rStyle w:val="Hyperlink"/>
-          </w:rPr>
-          <w:t xml:space="preserve"> </w:t>
-        </w:r>
-        <w:r>
-          <w:rPr>
-            <w:rStyle w:val="Hyperlink"/>
-          </w:rPr>
-          <w:t xml:space="preserve">2017</w:t>
-        </w:r>
-      </w:hyperlink>
-      <w:r>
-        <w:t xml:space="preserve">;</w:t>
-      </w:r>
-      <w:r>
-        <w:t xml:space="preserve"> </w:t>
-      </w:r>
-      <w:hyperlink w:anchor="ref-carroll_measurement_2006">
-        <w:r>
-          <w:rPr>
-            <w:rStyle w:val="Hyperlink"/>
-          </w:rPr>
-          <w:t xml:space="preserve">Carroll</w:t>
-        </w:r>
-        <w:r>
-          <w:rPr>
-            <w:rStyle w:val="Hyperlink"/>
-          </w:rPr>
-          <w:t xml:space="preserve"> </w:t>
-        </w:r>
-        <w:r>
-          <w:rPr>
-            <w:rStyle w:val="Hyperlink"/>
-            <w:i/>
-            <w:iCs/>
-          </w:rPr>
-          <w:t xml:space="preserve">et al.</w:t>
-        </w:r>
-        <w:r>
-          <w:rPr>
-            <w:rStyle w:val="Hyperlink"/>
-          </w:rPr>
-          <w:t xml:space="preserve"> </w:t>
-        </w:r>
-        <w:r>
-          <w:rPr>
-            <w:rStyle w:val="Hyperlink"/>
-          </w:rPr>
-          <w:t xml:space="preserve">2006</w:t>
-        </w:r>
-      </w:hyperlink>
-      <w:r>
-        <w:t xml:space="preserve">)</w:t>
-      </w:r>
-      <w:r>
-        <w:t xml:space="preserve">. Second, estimating</w:t>
+        <w:t xml:space="preserve">values. Second, estimating</w:t>
       </w:r>
       <w:r>
         <w:t xml:space="preserve"> </w:t>
@@ -3128,7 +3091,53 @@
         <w:t xml:space="preserve"> </w:t>
       </w:r>
       <w:r>
-        <w:t xml:space="preserve">estimate makes it difficult to determine if differences in thermal tolerance and sensitivity between groups can be attributed to differences in the upper asymptote, lower asymptote, or curve steepness of the dose-response curve. Fourth, fitting separate dose-response models for each assay temperature and subsequently regressing</w:t>
+        <w:t xml:space="preserve">estimate makes it difficult to determine if differences in thermal tolerance and sensitivity between groups can be attributed to differences in the upper asymptote, lower asymptote, or curve steepness of the dose-response curve. Curve steepness has recently been shown to affect predictions</w:t>
+      </w:r>
+      <w:r>
+        <w:t xml:space="preserve"> </w:t>
+      </w:r>
+      <w:r>
+        <w:t xml:space="preserve">(</w:t>
+      </w:r>
+      <w:hyperlink w:anchor="ref-bullard2026">
+        <w:r>
+          <w:rPr>
+            <w:rStyle w:val="Hyperlink"/>
+          </w:rPr>
+          <w:t xml:space="preserve">Bullard</w:t>
+        </w:r>
+        <w:r>
+          <w:rPr>
+            <w:rStyle w:val="Hyperlink"/>
+          </w:rPr>
+          <w:t xml:space="preserve"> </w:t>
+        </w:r>
+        <w:r>
+          <w:rPr>
+            <w:rStyle w:val="Hyperlink"/>
+            <w:i/>
+            <w:iCs/>
+          </w:rPr>
+          <w:t xml:space="preserve">et al.</w:t>
+        </w:r>
+        <w:r>
+          <w:rPr>
+            <w:rStyle w:val="Hyperlink"/>
+          </w:rPr>
+          <w:t xml:space="preserve"> </w:t>
+        </w:r>
+        <w:r>
+          <w:rPr>
+            <w:rStyle w:val="Hyperlink"/>
+          </w:rPr>
+          <w:t xml:space="preserve">2026</w:t>
+        </w:r>
+      </w:hyperlink>
+      <w:r>
+        <w:t xml:space="preserve">)</w:t>
+      </w:r>
+      <w:r>
+        <w:t xml:space="preserve">. Fourth, fitting separate dose-response models for each assay temperature and subsequently regressing</w:t>
       </w:r>
       <w:r>
         <w:t xml:space="preserve"> </w:t>
@@ -3151,7 +3160,7 @@
         <w:t xml:space="preserve"> </w:t>
       </w:r>
       <w:r>
-        <w:t xml:space="preserve">estimates against temperature assumes that these estimates are independent, and typically ignores the hierarchical structure of experimental data (e.g., individuals nested within vials, plates, tanks, clutches, batches, populations, or experimental days). Ignoring this nesting structure prevents the decomposition of variance among nesting groups, and can lead to pseudoreplication and anticonservative uncertainty estimates, particularly when replicate-level variation affects the shape or position of the dose-response curve</w:t>
+        <w:t xml:space="preserve">estimates against temperature assumes that these estimates are independent, and typically ignores the hierarchical structure of experimental data (e.g., individuals nested within vials, plates, tanks, clutches, batches, populations, or experimental days). Ignoring this nesting structure prevents the decomposition of variance, and can lead to pseudoreplication and anticonservative uncertainty estimates, particularly when replicate-level variation affects the shape or position of the dose-response curve</w:t>
       </w:r>
       <w:r>
         <w:t xml:space="preserve"> </w:t>
@@ -3159,26 +3168,12 @@
       <w:r>
         <w:t xml:space="preserve">(</w:t>
       </w:r>
-      <w:hyperlink w:anchor="ref-harrison_olre_2014">
-        <w:r>
-          <w:rPr>
-            <w:rStyle w:val="Hyperlink"/>
-          </w:rPr>
-          <w:t xml:space="preserve">Harrison 2014</w:t>
-        </w:r>
-      </w:hyperlink>
-      <w:r>
-        <w:t xml:space="preserve">;</w:t>
-      </w:r>
-      <w:r>
-        <w:t xml:space="preserve"> </w:t>
-      </w:r>
-      <w:hyperlink w:anchor="ref-harrison_mixed_2018">
-        <w:r>
-          <w:rPr>
-            <w:rStyle w:val="Hyperlink"/>
-          </w:rPr>
-          <w:t xml:space="preserve">Harrison</w:t>
+      <w:hyperlink w:anchor="ref-bullard2026">
+        <w:r>
+          <w:rPr>
+            <w:rStyle w:val="Hyperlink"/>
+          </w:rPr>
+          <w:t xml:space="preserve">Bullard</w:t>
         </w:r>
         <w:r>
           <w:rPr>
@@ -3204,21 +3199,7 @@
           <w:rPr>
             <w:rStyle w:val="Hyperlink"/>
           </w:rPr>
-          <w:t xml:space="preserve">2018</w:t>
-        </w:r>
-      </w:hyperlink>
-      <w:r>
-        <w:t xml:space="preserve">;</w:t>
-      </w:r>
-      <w:r>
-        <w:t xml:space="preserve"> </w:t>
-      </w:r>
-      <w:hyperlink w:anchor="ref-nakagawa_santos_2012">
-        <w:r>
-          <w:rPr>
-            <w:rStyle w:val="Hyperlink"/>
-          </w:rPr>
-          <w:t xml:space="preserve">Nakagawa &amp; Santos 2012</w:t>
+          <w:t xml:space="preserve">2026</w:t>
         </w:r>
       </w:hyperlink>
       <w:r>
@@ -3447,7 +3428,7 @@
         <w:t xml:space="preserve">)</w:t>
       </w:r>
       <w:r>
-        <w:t xml:space="preserve">.</w:t>
+        <w:t xml:space="preserve">, however, we show that assumptions of these simplier models can affect TDT/TLS parameter estimations.</w:t>
       </w:r>
     </w:p>
     <w:p>
@@ -3455,7 +3436,7 @@
         <w:pStyle w:val="BodyText"/>
       </w:pPr>
       <w:r>
-        <w:t xml:space="preserve">We show how classical TLS quantities, such as thermal sensitivity (</w:t>
+        <w:t xml:space="preserve">We show how classical TDT/TLS quantities, such as thermal sensitivity (</w:t>
       </w:r>
       <m:oMath>
         <m:r>
@@ -3515,7 +3496,7 @@
         </m:sSub>
       </m:oMath>
       <w:r>
-        <w:t xml:space="preserve">), heat injury accumulation, survival under fluctuating thermal regimes, and their uncertainty, can be derived from this single Bayesian model. We implement these tools in the R package</w:t>
+        <w:t xml:space="preserve">), heat injury accumulation, survival under fluctuating thermal regimes, and their uncertainty, can be derived from this single Bayesian model. We develop these tools into an R package</w:t>
       </w:r>
       <w:r>
         <w:t xml:space="preserve"> </w:t>
@@ -3547,10 +3528,7 @@
         </m:r>
       </m:oMath>
       <w:r>
-        <w:t xml:space="preserve"> </w:t>
-      </w:r>
-      <w:r>
-        <w:t xml:space="preserve">and recommend this new modelling approach as the default approach for analysing organismal responses to varying thermal loads. Using simulations and empirical case studies in brown shrimp (</w:t>
+        <w:t xml:space="preserve">, and recommend this new modelling approach as the default approach for analysing organismal responses to varying thermal loads. Using simulations and empirical case studies in brown shrimp (</w:t>
       </w:r>
       <w:r>
         <w:rPr>
@@ -3570,7 +3548,7 @@
         <w:t xml:space="preserve">Danio rerio</w:t>
       </w:r>
       <w:r>
-        <w:t xml:space="preserve">), and XXX (XXX), we demonstrate how to implement, validate, and expand this new modelling approach.</w:t>
+        <w:t xml:space="preserve">), Drosophila and plant Acacia photosystem II function, we demonstrate how to implement, validate, and expand this new modelling approach.</w:t>
       </w:r>
     </w:p>
     <w:tbl>
@@ -4796,7 +4774,7 @@
         <w:t xml:space="preserve"> </w:t>
       </w:r>
       <w:r>
-        <w:t xml:space="preserve">comparisons (e.g., do sexes or species differ in midpoints?), with correct inference (e.g., do species differ significantly from each other?) and allows for variance decomposition to help identify key sources of variance in the data (e.g., estimating variances explained across individuals, species, trials etc.). Such models are most flexibly fit within a Bayesian framework with intuitive interpretation of these parameters and a highly flexible path for error propagation. We show below how such a model can be used to derive all thermal load sensitivity parameters of interest to ecophysiologists.</w:t>
+        <w:t xml:space="preserve">comparisons (e.g., do sexes or species differ in midpoints?), with correct inference (e.g., do species differ significantly from each other?) and allows for variance decomposition to help identify key sources of variance in the data (e.g., estimating variances explained across populations, species, trials etc.). Such models are most flexibly fit within a Bayesian framework with intuitive interpretation of these parameters and a highly flexible path for error propagation. We show below how such a model can be used to derive all thermal load sensitivity parameters of interest to ecophysiologists.</w:t>
       </w:r>
     </w:p>
     <w:bookmarkEnd w:id="27"/>
@@ -5862,7 +5840,7 @@
         </w:r>
       </w:hyperlink>
       <w:r>
-        <w:t xml:space="preserve">):</w:t>
+        <w:t xml:space="preserve">) (See Supplement Section 9 for the derivation):</w:t>
       </w:r>
     </w:p>
     <w:p>
@@ -6651,7 +6629,7 @@
             <m:rPr>
               <m:sty m:val="p"/>
             </m:rPr>
-            <m:t>−</m:t>
+            <m:t>+</m:t>
           </m:r>
           <m:r>
             <m:t> </m:t>
@@ -6678,7 +6656,7 @@
             <m:rPr>
               <m:sty m:val="p"/>
             </m:rPr>
-            <m:t>ln</m:t>
+            <m:t>log</m:t>
           </m:r>
           <m:r>
             <m:t>​</m:t>
@@ -12768,7 +12746,7 @@
       </w:r>
     </w:p>
     <w:bookmarkEnd w:id="67"/>
-    <w:bookmarkStart w:id="148" w:name="references"/>
+    <w:bookmarkStart w:id="142" w:name="references"/>
     <w:p>
       <w:pPr>
         <w:pStyle w:val="Heading1"/>
@@ -12777,7 +12755,7 @@
         <w:t xml:space="preserve">References</w:t>
       </w:r>
     </w:p>
-    <w:bookmarkStart w:id="147" w:name="refs"/>
+    <w:bookmarkStart w:id="141" w:name="refs"/>
     <w:bookmarkStart w:id="69" w:name="ref-arnold_thermal_2025"/>
     <w:p>
       <w:pPr>
@@ -12902,13 +12880,13 @@
       </w:r>
     </w:p>
     <w:bookmarkEnd w:id="72"/>
-    <w:bookmarkStart w:id="74" w:name="ref-burke_ipd_2017"/>
+    <w:bookmarkStart w:id="74" w:name="ref-bullard2026"/>
     <w:p>
       <w:pPr>
         <w:pStyle w:val="Bibliography"/>
       </w:pPr>
       <w:r>
-        <w:t xml:space="preserve">Burke, D.L., Ensor, J. &amp; Riley, R.D. (2017).</w:t>
+        <w:t xml:space="preserve">Bullard, G.W., Buckley, L.B. &amp; Kingsolver, J.G. (2026).</w:t>
       </w:r>
       <w:r>
         <w:t xml:space="preserve"> </w:t>
@@ -12918,7 +12896,7 @@
           <w:rPr>
             <w:rStyle w:val="Hyperlink"/>
           </w:rPr>
-          <w:t xml:space="preserve">Meta-analysis using individual participant data: One-stage and two-stage approaches, and why they may differ</w:t>
+          <w:t xml:space="preserve">Incorporating variation in death times improves predictions of ectotherm responses to stressful temperatures</w:t>
         </w:r>
       </w:hyperlink>
       <w:r>
@@ -12932,49 +12910,14 @@
           <w:i/>
           <w:iCs/>
         </w:rPr>
-        <w:t xml:space="preserve">Statistics in Medicine</w:t>
-      </w:r>
-      <w:r>
-        <w:t xml:space="preserve">, 36, 855–875.</w:t>
+        <w:t xml:space="preserve">PLOS Biology</w:t>
+      </w:r>
+      <w:r>
+        <w:t xml:space="preserve">, 24, e3003623.</w:t>
       </w:r>
     </w:p>
     <w:bookmarkEnd w:id="74"/>
-    <w:bookmarkStart w:id="76" w:name="ref-carroll_measurement_2006"/>
-    <w:p>
-      <w:pPr>
-        <w:pStyle w:val="Bibliography"/>
-      </w:pPr>
-      <w:r>
-        <w:t xml:space="preserve">Carroll, R.J., Ruppert, D., Stefanski, L.A. &amp; Crainiceanu, C.M. (2006).</w:t>
-      </w:r>
-      <w:r>
-        <w:t xml:space="preserve"> </w:t>
-      </w:r>
-      <w:hyperlink r:id="rId75">
-        <w:r>
-          <w:rPr>
-            <w:rStyle w:val="Hyperlink"/>
-            <w:i/>
-            <w:iCs/>
-          </w:rPr>
-          <w:t xml:space="preserve">Measurement error in nonlinear models: A modern perspective</w:t>
-        </w:r>
-      </w:hyperlink>
-      <w:r>
-        <w:t xml:space="preserve">. 2nd edn.</w:t>
-      </w:r>
-      <w:r>
-        <w:t xml:space="preserve"> </w:t>
-      </w:r>
-      <w:r>
-        <w:t xml:space="preserve">Chapman and Hall/CRC</w:t>
-      </w:r>
-      <w:r>
-        <w:t xml:space="preserve">.</w:t>
-      </w:r>
-    </w:p>
-    <w:bookmarkEnd w:id="76"/>
-    <w:bookmarkStart w:id="78" w:name="ref-deutsch_latitude_2008"/>
+    <w:bookmarkStart w:id="76" w:name="ref-deutsch_latitude_2008"/>
     <w:p>
       <w:pPr>
         <w:pStyle w:val="Bibliography"/>
@@ -12998,7 +12941,7 @@
       <w:r>
         <w:t xml:space="preserve"> </w:t>
       </w:r>
-      <w:hyperlink r:id="rId77">
+      <w:hyperlink r:id="rId75">
         <w:r>
           <w:rPr>
             <w:rStyle w:val="Hyperlink"/>
@@ -13023,8 +12966,8 @@
         <w:t xml:space="preserve">, 105, 6668–6672.</w:t>
       </w:r>
     </w:p>
-    <w:bookmarkEnd w:id="78"/>
-    <w:bookmarkStart w:id="80" w:name="ref-direnzo2023"/>
+    <w:bookmarkEnd w:id="76"/>
+    <w:bookmarkStart w:id="78" w:name="ref-direnzo2023"/>
     <w:p>
       <w:pPr>
         <w:pStyle w:val="Bibliography"/>
@@ -13035,7 +12978,7 @@
       <w:r>
         <w:t xml:space="preserve"> </w:t>
       </w:r>
-      <w:hyperlink r:id="rId79">
+      <w:hyperlink r:id="rId77">
         <w:r>
           <w:rPr>
             <w:rStyle w:val="Hyperlink"/>
@@ -13060,8 +13003,8 @@
         <w:t xml:space="preserve">, 14, 203–217.</w:t>
       </w:r>
     </w:p>
-    <w:bookmarkEnd w:id="80"/>
-    <w:bookmarkStart w:id="82" w:name="ref-faber_tdt_plants_2024"/>
+    <w:bookmarkEnd w:id="78"/>
+    <w:bookmarkStart w:id="80" w:name="ref-faber_tdt_plants_2024"/>
     <w:p>
       <w:pPr>
         <w:pStyle w:val="Bibliography"/>
@@ -13072,7 +13015,7 @@
       <w:r>
         <w:t xml:space="preserve"> </w:t>
       </w:r>
-      <w:hyperlink r:id="rId81">
+      <w:hyperlink r:id="rId79">
         <w:r>
           <w:rPr>
             <w:rStyle w:val="Hyperlink"/>
@@ -13097,8 +13040,8 @@
         <w:t xml:space="preserve">, 75, 3467–3482.</w:t>
       </w:r>
     </w:p>
-    <w:bookmarkEnd w:id="82"/>
-    <w:bookmarkStart w:id="84" w:name="ref-gelman_priors_2006"/>
+    <w:bookmarkEnd w:id="80"/>
+    <w:bookmarkStart w:id="82" w:name="ref-gelman_priors_2006"/>
     <w:p>
       <w:pPr>
         <w:pStyle w:val="Bibliography"/>
@@ -13109,7 +13052,7 @@
       <w:r>
         <w:t xml:space="preserve"> </w:t>
       </w:r>
-      <w:hyperlink r:id="rId83">
+      <w:hyperlink r:id="rId81">
         <w:r>
           <w:rPr>
             <w:rStyle w:val="Hyperlink"/>
@@ -13176,8 +13119,8 @@
         <w:t xml:space="preserve">, 1, 515–534.</w:t>
       </w:r>
     </w:p>
-    <w:bookmarkEnd w:id="84"/>
-    <w:bookmarkStart w:id="86" w:name="ref-harrison_olre_2014"/>
+    <w:bookmarkEnd w:id="82"/>
+    <w:bookmarkStart w:id="84" w:name="ref-harrison_olre_2014"/>
     <w:p>
       <w:pPr>
         <w:pStyle w:val="Bibliography"/>
@@ -13188,7 +13131,7 @@
       <w:r>
         <w:t xml:space="preserve"> </w:t>
       </w:r>
-      <w:hyperlink r:id="rId85">
+      <w:hyperlink r:id="rId83">
         <w:r>
           <w:rPr>
             <w:rStyle w:val="Hyperlink"/>
@@ -13213,14 +13156,246 @@
         <w:t xml:space="preserve">, 2, e616.</w:t>
       </w:r>
     </w:p>
-    <w:bookmarkEnd w:id="86"/>
-    <w:bookmarkStart w:id="88" w:name="ref-harrison_mixed_2018"/>
+    <w:bookmarkEnd w:id="84"/>
+    <w:bookmarkStart w:id="86" w:name="ref-jorgensen_drosophila_2019"/>
     <w:p>
       <w:pPr>
         <w:pStyle w:val="Bibliography"/>
       </w:pPr>
       <w:r>
-        <w:t xml:space="preserve">Harrison, X.A., Donaldson, L., Correa-Cano, M.E., Evans, J., Fisher, D.N., Goodwin, C.E.D.,</w:t>
+        <w:t xml:space="preserve">Jørgensen, L.B., Malte, H. &amp; Overgaard, J. (2019).</w:t>
+      </w:r>
+      <w:r>
+        <w:t xml:space="preserve"> </w:t>
+      </w:r>
+      <w:hyperlink r:id="rId85">
+        <w:r>
+          <w:rPr>
+            <w:rStyle w:val="Hyperlink"/>
+          </w:rPr>
+          <w:t xml:space="preserve">How to assess</w:t>
+        </w:r>
+        <w:r>
+          <w:rPr>
+            <w:rStyle w:val="Hyperlink"/>
+          </w:rPr>
+          <w:t xml:space="preserve"> </w:t>
+        </w:r>
+        <w:r>
+          <w:rPr>
+            <w:rStyle w:val="Hyperlink"/>
+          </w:rPr>
+          <w:t xml:space="preserve">Drosophila</w:t>
+        </w:r>
+        <w:r>
+          <w:rPr>
+            <w:rStyle w:val="Hyperlink"/>
+          </w:rPr>
+          <w:t xml:space="preserve"> </w:t>
+        </w:r>
+        <w:r>
+          <w:rPr>
+            <w:rStyle w:val="Hyperlink"/>
+          </w:rPr>
+          <w:t xml:space="preserve">heat tolerance: Unifying static and dynamic tolerance assays to predict heat distribution limits</w:t>
+        </w:r>
+      </w:hyperlink>
+      <w:r>
+        <w:t xml:space="preserve">.</w:t>
+      </w:r>
+      <w:r>
+        <w:t xml:space="preserve"> </w:t>
+      </w:r>
+      <w:r>
+        <w:rPr>
+          <w:i/>
+          <w:iCs/>
+        </w:rPr>
+        <w:t xml:space="preserve">Functional Ecology</w:t>
+      </w:r>
+      <w:r>
+        <w:t xml:space="preserve">, 33, 629–642.</w:t>
+      </w:r>
+    </w:p>
+    <w:bookmarkEnd w:id="86"/>
+    <w:bookmarkStart w:id="88" w:name="ref-jorgensen_unifying_2021"/>
+    <w:p>
+      <w:pPr>
+        <w:pStyle w:val="Bibliography"/>
+      </w:pPr>
+      <w:r>
+        <w:t xml:space="preserve">Jørgensen, L.B., Malte, H. &amp; Overgaard, J. (2021).</w:t>
+      </w:r>
+      <w:r>
+        <w:t xml:space="preserve"> </w:t>
+      </w:r>
+      <w:hyperlink r:id="rId87">
+        <w:r>
+          <w:rPr>
+            <w:rStyle w:val="Hyperlink"/>
+          </w:rPr>
+          <w:t xml:space="preserve">A unifying model to estimate thermal tolerance limits in ectotherms across static, dynamic and fluctuating exposures to thermal stress</w:t>
+        </w:r>
+      </w:hyperlink>
+      <w:r>
+        <w:t xml:space="preserve">.</w:t>
+      </w:r>
+      <w:r>
+        <w:t xml:space="preserve"> </w:t>
+      </w:r>
+      <w:r>
+        <w:rPr>
+          <w:i/>
+          <w:iCs/>
+        </w:rPr>
+        <w:t xml:space="preserve">Scientific Reports</w:t>
+      </w:r>
+      <w:r>
+        <w:t xml:space="preserve">, 11, 12840.</w:t>
+      </w:r>
+    </w:p>
+    <w:bookmarkEnd w:id="88"/>
+    <w:bookmarkStart w:id="90" w:name="ref-jorgensen_nature_2022"/>
+    <w:p>
+      <w:pPr>
+        <w:pStyle w:val="Bibliography"/>
+      </w:pPr>
+      <w:r>
+        <w:t xml:space="preserve">Jørgensen, L.B., Ørsted, M., Malte, H., Wang, T. &amp; Overgaard, J. (2022).</w:t>
+      </w:r>
+      <w:r>
+        <w:t xml:space="preserve"> </w:t>
+      </w:r>
+      <w:hyperlink r:id="rId89">
+        <w:r>
+          <w:rPr>
+            <w:rStyle w:val="Hyperlink"/>
+          </w:rPr>
+          <w:t xml:space="preserve">Extreme escalation of heat failure rates in ectotherms with global warming</w:t>
+        </w:r>
+      </w:hyperlink>
+      <w:r>
+        <w:t xml:space="preserve">.</w:t>
+      </w:r>
+      <w:r>
+        <w:t xml:space="preserve"> </w:t>
+      </w:r>
+      <w:r>
+        <w:rPr>
+          <w:i/>
+          <w:iCs/>
+        </w:rPr>
+        <w:t xml:space="preserve">Nature</w:t>
+      </w:r>
+      <w:r>
+        <w:t xml:space="preserve">, 611, 93–98.</w:t>
+      </w:r>
+    </w:p>
+    <w:bookmarkEnd w:id="90"/>
+    <w:bookmarkStart w:id="92" w:name="ref-koehler2009"/>
+    <w:p>
+      <w:pPr>
+        <w:pStyle w:val="Bibliography"/>
+      </w:pPr>
+      <w:r>
+        <w:t xml:space="preserve">Koehler, E., Brown, E. &amp; Haneuse, S.J.-P.A. (2009).</w:t>
+      </w:r>
+      <w:r>
+        <w:t xml:space="preserve"> </w:t>
+      </w:r>
+      <w:hyperlink r:id="rId91">
+        <w:r>
+          <w:rPr>
+            <w:rStyle w:val="Hyperlink"/>
+          </w:rPr>
+          <w:t xml:space="preserve">On the</w:t>
+        </w:r>
+        <w:r>
+          <w:rPr>
+            <w:rStyle w:val="Hyperlink"/>
+          </w:rPr>
+          <w:t xml:space="preserve"> </w:t>
+        </w:r>
+        <w:r>
+          <w:rPr>
+            <w:rStyle w:val="Hyperlink"/>
+          </w:rPr>
+          <w:t xml:space="preserve">Assessment</w:t>
+        </w:r>
+        <w:r>
+          <w:rPr>
+            <w:rStyle w:val="Hyperlink"/>
+          </w:rPr>
+          <w:t xml:space="preserve"> </w:t>
+        </w:r>
+        <w:r>
+          <w:rPr>
+            <w:rStyle w:val="Hyperlink"/>
+          </w:rPr>
+          <w:t xml:space="preserve">of</w:t>
+        </w:r>
+        <w:r>
+          <w:rPr>
+            <w:rStyle w:val="Hyperlink"/>
+          </w:rPr>
+          <w:t xml:space="preserve"> </w:t>
+        </w:r>
+        <w:r>
+          <w:rPr>
+            <w:rStyle w:val="Hyperlink"/>
+          </w:rPr>
+          <w:t xml:space="preserve">Monte Carlo Error</w:t>
+        </w:r>
+        <w:r>
+          <w:rPr>
+            <w:rStyle w:val="Hyperlink"/>
+          </w:rPr>
+          <w:t xml:space="preserve"> </w:t>
+        </w:r>
+        <w:r>
+          <w:rPr>
+            <w:rStyle w:val="Hyperlink"/>
+          </w:rPr>
+          <w:t xml:space="preserve">in</w:t>
+        </w:r>
+        <w:r>
+          <w:rPr>
+            <w:rStyle w:val="Hyperlink"/>
+          </w:rPr>
+          <w:t xml:space="preserve"> </w:t>
+        </w:r>
+        <w:r>
+          <w:rPr>
+            <w:rStyle w:val="Hyperlink"/>
+          </w:rPr>
+          <w:t xml:space="preserve">Simulation-Based Statistical Analyses</w:t>
+        </w:r>
+      </w:hyperlink>
+      <w:r>
+        <w:t xml:space="preserve">.</w:t>
+      </w:r>
+      <w:r>
+        <w:t xml:space="preserve"> </w:t>
+      </w:r>
+      <w:r>
+        <w:rPr>
+          <w:i/>
+          <w:iCs/>
+        </w:rPr>
+        <w:t xml:space="preserve">American Statistician</w:t>
+      </w:r>
+      <w:r>
+        <w:t xml:space="preserve">, 63, 155–162.</w:t>
+      </w:r>
+    </w:p>
+    <w:bookmarkEnd w:id="92"/>
+    <w:bookmarkStart w:id="94" w:name="ref-li2023"/>
+    <w:p>
+      <w:pPr>
+        <w:pStyle w:val="Bibliography"/>
+      </w:pPr>
+      <w:r>
+        <w:t xml:space="preserve">Li, Y.-J., Chen, S.-Y., Jørgensen, L.B., Overgaard, J., Renault, D., Colinet, H.,</w:t>
       </w:r>
       <w:r>
         <w:t xml:space="preserve"> </w:t>
@@ -13233,17 +13408,17 @@
         <w:t xml:space="preserve">et al.</w:t>
       </w:r>
       <w:r>
-        <w:t xml:space="preserve"> (2018).</w:t>
-      </w:r>
-      <w:r>
-        <w:t xml:space="preserve"> </w:t>
-      </w:r>
-      <w:hyperlink r:id="rId87">
-        <w:r>
-          <w:rPr>
-            <w:rStyle w:val="Hyperlink"/>
-          </w:rPr>
-          <w:t xml:space="preserve">A brief introduction to mixed effects modelling and multi-model inference in ecology</w:t>
+        <w:t xml:space="preserve"> (2023).</w:t>
+      </w:r>
+      <w:r>
+        <w:t xml:space="preserve"> </w:t>
+      </w:r>
+      <w:hyperlink r:id="rId93">
+        <w:r>
+          <w:rPr>
+            <w:rStyle w:val="Hyperlink"/>
+          </w:rPr>
+          <w:t xml:space="preserve">Interspecific differences in thermal tolerance landscape explain aphid community abundance under climate change</w:t>
         </w:r>
       </w:hyperlink>
       <w:r>
@@ -13257,30 +13432,275 @@
           <w:i/>
           <w:iCs/>
         </w:rPr>
-        <w:t xml:space="preserve">PeerJ</w:t>
-      </w:r>
-      <w:r>
-        <w:t xml:space="preserve">, 6, e4794.</w:t>
+        <w:t xml:space="preserve">Journal of Thermal Biology</w:t>
+      </w:r>
+      <w:r>
+        <w:t xml:space="preserve">, 114, 103583.</w:t>
       </w:r>
     </w:p>
-    <w:bookmarkEnd w:id="88"/>
-    <w:bookmarkStart w:id="90" w:name="ref-jorgensen_drosophila_2019"/>
+    <w:bookmarkEnd w:id="94"/>
+    <w:bookmarkStart w:id="96" w:name="ref-nielsen_nlmm_2004"/>
     <w:p>
       <w:pPr>
         <w:pStyle w:val="Bibliography"/>
       </w:pPr>
       <w:r>
-        <w:t xml:space="preserve">Jørgensen, L.B., Malte, H. &amp; Overgaard, J. (2019).</w:t>
-      </w:r>
-      <w:r>
-        <w:t xml:space="preserve"> </w:t>
-      </w:r>
-      <w:hyperlink r:id="rId89">
-        <w:r>
-          <w:rPr>
-            <w:rStyle w:val="Hyperlink"/>
-          </w:rPr>
-          <w:t xml:space="preserve">How to assess</w:t>
+        <w:t xml:space="preserve">Nielsen, O.K., Ritz, C. &amp; Streibig, J.C. (2004).</w:t>
+      </w:r>
+      <w:r>
+        <w:t xml:space="preserve"> </w:t>
+      </w:r>
+      <w:hyperlink r:id="rId95">
+        <w:r>
+          <w:rPr>
+            <w:rStyle w:val="Hyperlink"/>
+          </w:rPr>
+          <w:t xml:space="preserve">Nonlinear mixed-model regression to analyze herbicide dose-response relationships</w:t>
+        </w:r>
+      </w:hyperlink>
+      <w:r>
+        <w:t xml:space="preserve">.</w:t>
+      </w:r>
+      <w:r>
+        <w:t xml:space="preserve"> </w:t>
+      </w:r>
+      <w:r>
+        <w:rPr>
+          <w:i/>
+          <w:iCs/>
+        </w:rPr>
+        <w:t xml:space="preserve">Weed Technology</w:t>
+      </w:r>
+      <w:r>
+        <w:t xml:space="preserve">, 18, 30–37.</w:t>
+      </w:r>
+    </w:p>
+    <w:bookmarkEnd w:id="96"/>
+    <w:bookmarkStart w:id="98" w:name="ref-noble2026"/>
+    <w:p>
+      <w:pPr>
+        <w:pStyle w:val="Bibliography"/>
+      </w:pPr>
+      <w:r>
+        <w:t xml:space="preserve">Noble, D.W.A., Mayfield, M.M., Hoffmann, A.A., Chen, Z.-H., Lade, S.J., Bai, X.,</w:t>
+      </w:r>
+      <w:r>
+        <w:t xml:space="preserve"> </w:t>
+      </w:r>
+      <w:r>
+        <w:rPr>
+          <w:i/>
+          <w:iCs/>
+        </w:rPr>
+        <w:t xml:space="preserve">et al.</w:t>
+      </w:r>
+      <w:r>
+        <w:t xml:space="preserve"> (2026).</w:t>
+      </w:r>
+      <w:r>
+        <w:t xml:space="preserve"> </w:t>
+      </w:r>
+      <w:hyperlink r:id="rId97">
+        <w:r>
+          <w:rPr>
+            <w:rStyle w:val="Hyperlink"/>
+          </w:rPr>
+          <w:t xml:space="preserve">A systems modelling approach to predict biological responses to extreme heat</w:t>
+        </w:r>
+      </w:hyperlink>
+      <w:r>
+        <w:t xml:space="preserve">.</w:t>
+      </w:r>
+      <w:r>
+        <w:t xml:space="preserve"> </w:t>
+      </w:r>
+      <w:r>
+        <w:rPr>
+          <w:i/>
+          <w:iCs/>
+        </w:rPr>
+        <w:t xml:space="preserve">Trends in Ecology &amp; Evolution</w:t>
+      </w:r>
+      <w:r>
+        <w:t xml:space="preserve">, 41, 451–464.</w:t>
+      </w:r>
+    </w:p>
+    <w:bookmarkEnd w:id="98"/>
+    <w:bookmarkStart w:id="100" w:name="ref-orsted2026"/>
+    <w:p>
+      <w:pPr>
+        <w:pStyle w:val="Bibliography"/>
+      </w:pPr>
+      <w:r>
+        <w:t xml:space="preserve">Ørsted, M., Jørgensen, L.B., Hůla, P. &amp; Overgaard, J. (2026).</w:t>
+      </w:r>
+      <w:r>
+        <w:t xml:space="preserve"> </w:t>
+      </w:r>
+      <w:hyperlink r:id="rId99">
+        <w:r>
+          <w:rPr>
+            <w:rStyle w:val="Hyperlink"/>
+          </w:rPr>
+          <w:t xml:space="preserve">Integrating</w:t>
+        </w:r>
+        <w:r>
+          <w:rPr>
+            <w:rStyle w:val="Hyperlink"/>
+          </w:rPr>
+          <w:t xml:space="preserve"> </w:t>
+        </w:r>
+        <w:r>
+          <w:rPr>
+            <w:rStyle w:val="Hyperlink"/>
+          </w:rPr>
+          <w:t xml:space="preserve">Physiological Rates</w:t>
+        </w:r>
+        <w:r>
+          <w:rPr>
+            <w:rStyle w:val="Hyperlink"/>
+          </w:rPr>
+          <w:t xml:space="preserve"> </w:t>
+        </w:r>
+        <w:r>
+          <w:rPr>
+            <w:rStyle w:val="Hyperlink"/>
+          </w:rPr>
+          <w:t xml:space="preserve">of</w:t>
+        </w:r>
+        <w:r>
+          <w:rPr>
+            <w:rStyle w:val="Hyperlink"/>
+          </w:rPr>
+          <w:t xml:space="preserve"> </w:t>
+        </w:r>
+        <w:r>
+          <w:rPr>
+            <w:rStyle w:val="Hyperlink"/>
+          </w:rPr>
+          <w:t xml:space="preserve">Thermal Stress</w:t>
+        </w:r>
+        <w:r>
+          <w:rPr>
+            <w:rStyle w:val="Hyperlink"/>
+          </w:rPr>
+          <w:t xml:space="preserve"> </w:t>
+        </w:r>
+        <w:r>
+          <w:rPr>
+            <w:rStyle w:val="Hyperlink"/>
+          </w:rPr>
+          <w:t xml:space="preserve">and</w:t>
+        </w:r>
+        <w:r>
+          <w:rPr>
+            <w:rStyle w:val="Hyperlink"/>
+          </w:rPr>
+          <w:t xml:space="preserve"> </w:t>
+        </w:r>
+        <w:r>
+          <w:rPr>
+            <w:rStyle w:val="Hyperlink"/>
+          </w:rPr>
+          <w:t xml:space="preserve">Repair Predicts Heat Failure During Temperature Fluctuations</w:t>
+        </w:r>
+      </w:hyperlink>
+      <w:r>
+        <w:t xml:space="preserve">.</w:t>
+      </w:r>
+      <w:r>
+        <w:t xml:space="preserve"> </w:t>
+      </w:r>
+      <w:r>
+        <w:rPr>
+          <w:i/>
+          <w:iCs/>
+        </w:rPr>
+        <w:t xml:space="preserve">Ecology Letters</w:t>
+      </w:r>
+      <w:r>
+        <w:t xml:space="preserve">, 29, e70398.</w:t>
+      </w:r>
+    </w:p>
+    <w:bookmarkEnd w:id="100"/>
+    <w:bookmarkStart w:id="102" w:name="ref-orsted_finding_2022"/>
+    <w:p>
+      <w:pPr>
+        <w:pStyle w:val="Bibliography"/>
+      </w:pPr>
+      <w:r>
+        <w:t xml:space="preserve">Ørsted, M., Jørgensen, L.B. &amp; Overgaard, J. (2022).</w:t>
+      </w:r>
+      <w:r>
+        <w:t xml:space="preserve"> </w:t>
+      </w:r>
+      <w:hyperlink r:id="rId101">
+        <w:r>
+          <w:rPr>
+            <w:rStyle w:val="Hyperlink"/>
+          </w:rPr>
+          <w:t xml:space="preserve">Finding the right thermal limit: A framework to reconcile ecological, physiological and methodological aspects of</w:t>
+        </w:r>
+        <w:r>
+          <w:rPr>
+            <w:rStyle w:val="Hyperlink"/>
+          </w:rPr>
+          <w:t xml:space="preserve"> </w:t>
+        </w:r>
+        <w:r>
+          <w:rPr>
+            <w:rStyle w:val="Hyperlink"/>
+          </w:rPr>
+          <w:t xml:space="preserve">CTmax</w:t>
+        </w:r>
+        <w:r>
+          <w:rPr>
+            <w:rStyle w:val="Hyperlink"/>
+          </w:rPr>
+          <w:t xml:space="preserve"> </w:t>
+        </w:r>
+        <w:r>
+          <w:rPr>
+            <w:rStyle w:val="Hyperlink"/>
+          </w:rPr>
+          <w:t xml:space="preserve">in ectotherms</w:t>
+        </w:r>
+      </w:hyperlink>
+      <w:r>
+        <w:t xml:space="preserve">.</w:t>
+      </w:r>
+      <w:r>
+        <w:t xml:space="preserve"> </w:t>
+      </w:r>
+      <w:r>
+        <w:rPr>
+          <w:i/>
+          <w:iCs/>
+        </w:rPr>
+        <w:t xml:space="preserve">Journal of Experimental Biology</w:t>
+      </w:r>
+      <w:r>
+        <w:t xml:space="preserve">, 225, jeb244514.</w:t>
+      </w:r>
+    </w:p>
+    <w:bookmarkEnd w:id="102"/>
+    <w:bookmarkStart w:id="104" w:name="ref-orsted_suzukii_2024"/>
+    <w:p>
+      <w:pPr>
+        <w:pStyle w:val="Bibliography"/>
+      </w:pPr>
+      <w:r>
+        <w:t xml:space="preserve">Ørsted, M., Willot, Q., Olsen, A.K., Kongsgaard, V. &amp; Overgaard, J. (2024).</w:t>
+      </w:r>
+      <w:r>
+        <w:t xml:space="preserve"> </w:t>
+      </w:r>
+      <w:hyperlink r:id="rId103">
+        <w:r>
+          <w:rPr>
+            <w:rStyle w:val="Hyperlink"/>
+          </w:rPr>
+          <w:t xml:space="preserve">Thermal limits of survival and reproduction depend on stress duration: A case study of</w:t>
         </w:r>
         <w:r>
           <w:rPr>
@@ -13304,7 +13724,192 @@
           <w:rPr>
             <w:rStyle w:val="Hyperlink"/>
           </w:rPr>
-          <w:t xml:space="preserve">heat tolerance: Unifying static and dynamic tolerance assays to predict heat distribution limits</w:t>
+          <w:t xml:space="preserve">suzukii</w:t>
+        </w:r>
+      </w:hyperlink>
+      <w:r>
+        <w:t xml:space="preserve">.</w:t>
+      </w:r>
+      <w:r>
+        <w:t xml:space="preserve"> </w:t>
+      </w:r>
+      <w:r>
+        <w:rPr>
+          <w:i/>
+          <w:iCs/>
+        </w:rPr>
+        <w:t xml:space="preserve">Ecology Letters</w:t>
+      </w:r>
+      <w:r>
+        <w:t xml:space="preserve">, 27, e14421.</w:t>
+      </w:r>
+    </w:p>
+    <w:bookmarkEnd w:id="104"/>
+    <w:bookmarkStart w:id="106" w:name="ref-pinsky_marine_2019"/>
+    <w:p>
+      <w:pPr>
+        <w:pStyle w:val="Bibliography"/>
+      </w:pPr>
+      <w:r>
+        <w:t xml:space="preserve">Pinsky, M.L., Eikeset, A.M., McCauley, D.J., Payne, J.L. &amp; Sunday, J.M. (2019).</w:t>
+      </w:r>
+      <w:r>
+        <w:t xml:space="preserve"> </w:t>
+      </w:r>
+      <w:hyperlink r:id="rId105">
+        <w:r>
+          <w:rPr>
+            <w:rStyle w:val="Hyperlink"/>
+          </w:rPr>
+          <w:t xml:space="preserve">Greater vulnerability to warming of marine versus terrestrial ectotherms</w:t>
+        </w:r>
+      </w:hyperlink>
+      <w:r>
+        <w:t xml:space="preserve">.</w:t>
+      </w:r>
+      <w:r>
+        <w:t xml:space="preserve"> </w:t>
+      </w:r>
+      <w:r>
+        <w:rPr>
+          <w:i/>
+          <w:iCs/>
+        </w:rPr>
+        <w:t xml:space="preserve">Nature</w:t>
+      </w:r>
+      <w:r>
+        <w:t xml:space="preserve">, 569, 108–111.</w:t>
+      </w:r>
+    </w:p>
+    <w:bookmarkEnd w:id="106"/>
+    <w:bookmarkStart w:id="108" w:name="ref-pottier_amphibians_2025"/>
+    <w:p>
+      <w:pPr>
+        <w:pStyle w:val="Bibliography"/>
+      </w:pPr>
+      <w:r>
+        <w:t xml:space="preserve">Pottier, P., Kearney, M.R., Wu, N.C., Gunderson, A.R., Rej, J.E., Rivera-Villanueva, A.N.,</w:t>
+      </w:r>
+      <w:r>
+        <w:t xml:space="preserve"> </w:t>
+      </w:r>
+      <w:r>
+        <w:rPr>
+          <w:i/>
+          <w:iCs/>
+        </w:rPr>
+        <w:t xml:space="preserve">et al.</w:t>
+      </w:r>
+      <w:r>
+        <w:t xml:space="preserve"> (2025).</w:t>
+      </w:r>
+      <w:r>
+        <w:t xml:space="preserve"> </w:t>
+      </w:r>
+      <w:hyperlink r:id="rId107">
+        <w:r>
+          <w:rPr>
+            <w:rStyle w:val="Hyperlink"/>
+          </w:rPr>
+          <w:t xml:space="preserve">Vulnerability of amphibians to global warming</w:t>
+        </w:r>
+      </w:hyperlink>
+      <w:r>
+        <w:t xml:space="preserve">.</w:t>
+      </w:r>
+      <w:r>
+        <w:t xml:space="preserve"> </w:t>
+      </w:r>
+      <w:r>
+        <w:rPr>
+          <w:i/>
+          <w:iCs/>
+        </w:rPr>
+        <w:t xml:space="preserve">Nature</w:t>
+      </w:r>
+      <w:r>
+        <w:t xml:space="preserve">, 639, 954–961.</w:t>
+      </w:r>
+    </w:p>
+    <w:bookmarkEnd w:id="108"/>
+    <w:bookmarkStart w:id="110" w:name="ref-rezende_drosophila_mortality_2020"/>
+    <w:p>
+      <w:pPr>
+        <w:pStyle w:val="Bibliography"/>
+      </w:pPr>
+      <w:r>
+        <w:t xml:space="preserve">Rezende, E.L., Bozinovic, F., Szilágyi, A. &amp; Santos, M. (2020).</w:t>
+      </w:r>
+      <w:r>
+        <w:t xml:space="preserve"> </w:t>
+      </w:r>
+      <w:hyperlink r:id="rId109">
+        <w:r>
+          <w:rPr>
+            <w:rStyle w:val="Hyperlink"/>
+          </w:rPr>
+          <w:t xml:space="preserve">Predicting temperature mortality and selection in natural</w:t>
+        </w:r>
+        <w:r>
+          <w:rPr>
+            <w:rStyle w:val="Hyperlink"/>
+          </w:rPr>
+          <w:t xml:space="preserve"> </w:t>
+        </w:r>
+        <w:r>
+          <w:rPr>
+            <w:rStyle w:val="Hyperlink"/>
+          </w:rPr>
+          <w:t xml:space="preserve">Drosophila</w:t>
+        </w:r>
+        <w:r>
+          <w:rPr>
+            <w:rStyle w:val="Hyperlink"/>
+          </w:rPr>
+          <w:t xml:space="preserve"> </w:t>
+        </w:r>
+        <w:r>
+          <w:rPr>
+            <w:rStyle w:val="Hyperlink"/>
+          </w:rPr>
+          <w:t xml:space="preserve">populations</w:t>
+        </w:r>
+      </w:hyperlink>
+      <w:r>
+        <w:t xml:space="preserve">.</w:t>
+      </w:r>
+      <w:r>
+        <w:t xml:space="preserve"> </w:t>
+      </w:r>
+      <w:r>
+        <w:rPr>
+          <w:i/>
+          <w:iCs/>
+        </w:rPr>
+        <w:t xml:space="preserve">Science</w:t>
+      </w:r>
+      <w:r>
+        <w:t xml:space="preserve">, 369, 1242–1245.</w:t>
+      </w:r>
+    </w:p>
+    <w:bookmarkEnd w:id="110"/>
+    <w:bookmarkStart w:id="112" w:name="ref-rezende_landscapes_2014"/>
+    <w:p>
+      <w:pPr>
+        <w:pStyle w:val="Bibliography"/>
+      </w:pPr>
+      <w:r>
+        <w:t xml:space="preserve">Rezende, E.L., Castañeda, L.E. &amp; Santos, M. (2014).</w:t>
+      </w:r>
+      <w:r>
+        <w:t xml:space="preserve"> </w:t>
+      </w:r>
+      <w:hyperlink r:id="rId111">
+        <w:r>
+          <w:rPr>
+            <w:rStyle w:val="Hyperlink"/>
+          </w:rPr>
+          <w:t xml:space="preserve">Tolerance landscapes in thermal ecology</w:t>
         </w:r>
       </w:hyperlink>
       <w:r>
@@ -13321,27 +13926,27 @@
         <w:t xml:space="preserve">Functional Ecology</w:t>
       </w:r>
       <w:r>
-        <w:t xml:space="preserve">, 33, 629–642.</w:t>
+        <w:t xml:space="preserve">, 28, 799–809.</w:t>
       </w:r>
     </w:p>
-    <w:bookmarkEnd w:id="90"/>
-    <w:bookmarkStart w:id="92" w:name="ref-jorgensen_unifying_2021"/>
+    <w:bookmarkEnd w:id="112"/>
+    <w:bookmarkStart w:id="114" w:name="ref-ritz_ecotox_2010"/>
     <w:p>
       <w:pPr>
         <w:pStyle w:val="Bibliography"/>
       </w:pPr>
       <w:r>
-        <w:t xml:space="preserve">Jørgensen, L.B., Malte, H. &amp; Overgaard, J. (2021).</w:t>
-      </w:r>
-      <w:r>
-        <w:t xml:space="preserve"> </w:t>
-      </w:r>
-      <w:hyperlink r:id="rId91">
-        <w:r>
-          <w:rPr>
-            <w:rStyle w:val="Hyperlink"/>
-          </w:rPr>
-          <w:t xml:space="preserve">A unifying model to estimate thermal tolerance limits in ectotherms across static, dynamic and fluctuating exposures to thermal stress</w:t>
+        <w:t xml:space="preserve">Ritz, C. (2010).</w:t>
+      </w:r>
+      <w:r>
+        <w:t xml:space="preserve"> </w:t>
+      </w:r>
+      <w:hyperlink r:id="rId113">
+        <w:r>
+          <w:rPr>
+            <w:rStyle w:val="Hyperlink"/>
+          </w:rPr>
+          <w:t xml:space="preserve">Toward a unified approach to dose-response modeling in ecotoxicology</w:t>
         </w:r>
       </w:hyperlink>
       <w:r>
@@ -13355,30 +13960,42 @@
           <w:i/>
           <w:iCs/>
         </w:rPr>
-        <w:t xml:space="preserve">Scientific Reports</w:t>
-      </w:r>
-      <w:r>
-        <w:t xml:space="preserve">, 11, 12840.</w:t>
+        <w:t xml:space="preserve">Environmental Toxicology and Chemistry</w:t>
+      </w:r>
+      <w:r>
+        <w:t xml:space="preserve">, 29, 220–229.</w:t>
       </w:r>
     </w:p>
-    <w:bookmarkEnd w:id="92"/>
-    <w:bookmarkStart w:id="94" w:name="ref-jorgensen_nature_2022"/>
+    <w:bookmarkEnd w:id="114"/>
+    <w:bookmarkStart w:id="116" w:name="ref-ritz_drc_2015"/>
     <w:p>
       <w:pPr>
         <w:pStyle w:val="Bibliography"/>
       </w:pPr>
       <w:r>
-        <w:t xml:space="preserve">Jørgensen, L.B., Ørsted, M., Malte, H., Wang, T. &amp; Overgaard, J. (2022).</w:t>
-      </w:r>
-      <w:r>
-        <w:t xml:space="preserve"> </w:t>
-      </w:r>
-      <w:hyperlink r:id="rId93">
-        <w:r>
-          <w:rPr>
-            <w:rStyle w:val="Hyperlink"/>
-          </w:rPr>
-          <w:t xml:space="preserve">Extreme escalation of heat failure rates in ectotherms with global warming</w:t>
+        <w:t xml:space="preserve">Ritz, C., Baty, F., Streibig, J.C. &amp; Gerhard, D. (2015).</w:t>
+      </w:r>
+      <w:r>
+        <w:t xml:space="preserve"> </w:t>
+      </w:r>
+      <w:hyperlink r:id="rId115">
+        <w:r>
+          <w:rPr>
+            <w:rStyle w:val="Hyperlink"/>
+          </w:rPr>
+          <w:t xml:space="preserve">Dose-response analysis using</w:t>
+        </w:r>
+        <w:r>
+          <w:rPr>
+            <w:rStyle w:val="Hyperlink"/>
+          </w:rPr>
+          <w:t xml:space="preserve"> </w:t>
+        </w:r>
+        <w:r>
+          <w:rPr>
+            <w:rStyle w:val="Hyperlink"/>
+          </w:rPr>
+          <w:t xml:space="preserve">R</w:t>
         </w:r>
       </w:hyperlink>
       <w:r>
@@ -13392,90 +14009,72 @@
           <w:i/>
           <w:iCs/>
         </w:rPr>
-        <w:t xml:space="preserve">Nature</w:t>
-      </w:r>
-      <w:r>
-        <w:t xml:space="preserve">, 611, 93–98.</w:t>
+        <w:t xml:space="preserve">PLoS ONE</w:t>
+      </w:r>
+      <w:r>
+        <w:t xml:space="preserve">, 10, e0146021.</w:t>
       </w:r>
     </w:p>
-    <w:bookmarkEnd w:id="94"/>
-    <w:bookmarkStart w:id="96" w:name="ref-koehler2009"/>
+    <w:bookmarkEnd w:id="116"/>
+    <w:bookmarkStart w:id="118" w:name="ref-ritz_streibig_2008"/>
     <w:p>
       <w:pPr>
         <w:pStyle w:val="Bibliography"/>
       </w:pPr>
       <w:r>
-        <w:t xml:space="preserve">Koehler, E., Brown, E. &amp; Haneuse, S.J.-P.A. (2009).</w:t>
-      </w:r>
-      <w:r>
-        <w:t xml:space="preserve"> </w:t>
-      </w:r>
-      <w:hyperlink r:id="rId95">
-        <w:r>
-          <w:rPr>
-            <w:rStyle w:val="Hyperlink"/>
-          </w:rPr>
-          <w:t xml:space="preserve">On the</w:t>
-        </w:r>
-        <w:r>
-          <w:rPr>
-            <w:rStyle w:val="Hyperlink"/>
-          </w:rPr>
-          <w:t xml:space="preserve"> </w:t>
-        </w:r>
-        <w:r>
-          <w:rPr>
-            <w:rStyle w:val="Hyperlink"/>
-          </w:rPr>
-          <w:t xml:space="preserve">Assessment</w:t>
-        </w:r>
-        <w:r>
-          <w:rPr>
-            <w:rStyle w:val="Hyperlink"/>
-          </w:rPr>
-          <w:t xml:space="preserve"> </w:t>
-        </w:r>
-        <w:r>
-          <w:rPr>
-            <w:rStyle w:val="Hyperlink"/>
-          </w:rPr>
-          <w:t xml:space="preserve">of</w:t>
-        </w:r>
-        <w:r>
-          <w:rPr>
-            <w:rStyle w:val="Hyperlink"/>
-          </w:rPr>
-          <w:t xml:space="preserve"> </w:t>
-        </w:r>
-        <w:r>
-          <w:rPr>
-            <w:rStyle w:val="Hyperlink"/>
-          </w:rPr>
-          <w:t xml:space="preserve">Monte Carlo Error</w:t>
-        </w:r>
-        <w:r>
-          <w:rPr>
-            <w:rStyle w:val="Hyperlink"/>
-          </w:rPr>
-          <w:t xml:space="preserve"> </w:t>
-        </w:r>
-        <w:r>
-          <w:rPr>
-            <w:rStyle w:val="Hyperlink"/>
-          </w:rPr>
-          <w:t xml:space="preserve">in</w:t>
-        </w:r>
-        <w:r>
-          <w:rPr>
-            <w:rStyle w:val="Hyperlink"/>
-          </w:rPr>
-          <w:t xml:space="preserve"> </w:t>
-        </w:r>
-        <w:r>
-          <w:rPr>
-            <w:rStyle w:val="Hyperlink"/>
-          </w:rPr>
-          <w:t xml:space="preserve">Simulation-Based Statistical Analyses</w:t>
+        <w:t xml:space="preserve">Ritz, C. &amp; Streibig, J.C. (2008).</w:t>
+      </w:r>
+      <w:r>
+        <w:t xml:space="preserve"> </w:t>
+      </w:r>
+      <w:hyperlink r:id="rId117">
+        <w:r>
+          <w:rPr>
+            <w:rStyle w:val="Hyperlink"/>
+            <w:i/>
+            <w:iCs/>
+          </w:rPr>
+          <w:t xml:space="preserve">Nonlinear regression with</w:t>
+        </w:r>
+        <w:r>
+          <w:rPr>
+            <w:rStyle w:val="Hyperlink"/>
+            <w:i/>
+            <w:iCs/>
+          </w:rPr>
+          <w:t xml:space="preserve"> </w:t>
+        </w:r>
+        <w:r>
+          <w:rPr>
+            <w:rStyle w:val="Hyperlink"/>
+            <w:i/>
+            <w:iCs/>
+          </w:rPr>
+          <w:t xml:space="preserve">R</w:t>
+        </w:r>
+      </w:hyperlink>
+      <w:r>
+        <w:t xml:space="preserve">. Springer-Verlag, New York.</w:t>
+      </w:r>
+    </w:p>
+    <w:bookmarkEnd w:id="118"/>
+    <w:bookmarkStart w:id="120" w:name="ref-rudemo_random_1989"/>
+    <w:p>
+      <w:pPr>
+        <w:pStyle w:val="Bibliography"/>
+      </w:pPr>
+      <w:r>
+        <w:t xml:space="preserve">Rudemo, M., Ruppert, D. &amp; Streibig, J.C. (1989).</w:t>
+      </w:r>
+      <w:r>
+        <w:t xml:space="preserve"> </w:t>
+      </w:r>
+      <w:hyperlink r:id="rId119">
+        <w:r>
+          <w:rPr>
+            <w:rStyle w:val="Hyperlink"/>
+          </w:rPr>
+          <w:t xml:space="preserve">Random-effect models in nonlinear regression with applications to bioassay</w:t>
         </w:r>
       </w:hyperlink>
       <w:r>
@@ -13489,20 +14088,57 @@
           <w:i/>
           <w:iCs/>
         </w:rPr>
-        <w:t xml:space="preserve">American Statistician</w:t>
-      </w:r>
-      <w:r>
-        <w:t xml:space="preserve">, 63, 155–162.</w:t>
+        <w:t xml:space="preserve">Biometrics. Journal of the International Biometric Society</w:t>
+      </w:r>
+      <w:r>
+        <w:t xml:space="preserve">, 45, 349–362.</w:t>
       </w:r>
     </w:p>
-    <w:bookmarkEnd w:id="96"/>
-    <w:bookmarkStart w:id="98" w:name="ref-li2023"/>
+    <w:bookmarkEnd w:id="120"/>
+    <w:bookmarkStart w:id="122" w:name="ref-schielzeth_centering_2010"/>
     <w:p>
       <w:pPr>
         <w:pStyle w:val="Bibliography"/>
       </w:pPr>
       <w:r>
-        <w:t xml:space="preserve">Li, Y.-J., Chen, S.-Y., Jørgensen, L.B., Overgaard, J., Renault, D., Colinet, H.,</w:t>
+        <w:t xml:space="preserve">Schielzeth, H. (2010).</w:t>
+      </w:r>
+      <w:r>
+        <w:t xml:space="preserve"> </w:t>
+      </w:r>
+      <w:hyperlink r:id="rId121">
+        <w:r>
+          <w:rPr>
+            <w:rStyle w:val="Hyperlink"/>
+          </w:rPr>
+          <w:t xml:space="preserve">Simple means to improve the interpretability of regression coefficients</w:t>
+        </w:r>
+      </w:hyperlink>
+      <w:r>
+        <w:t xml:space="preserve">.</w:t>
+      </w:r>
+      <w:r>
+        <w:t xml:space="preserve"> </w:t>
+      </w:r>
+      <w:r>
+        <w:rPr>
+          <w:i/>
+          <w:iCs/>
+        </w:rPr>
+        <w:t xml:space="preserve">Methods in Ecology and Evolution</w:t>
+      </w:r>
+      <w:r>
+        <w:t xml:space="preserve">, 1, 103–113.</w:t>
+      </w:r>
+    </w:p>
+    <w:bookmarkEnd w:id="122"/>
+    <w:bookmarkStart w:id="124" w:name="ref-smale_marine_2019"/>
+    <w:p>
+      <w:pPr>
+        <w:pStyle w:val="Bibliography"/>
+      </w:pPr>
+      <w:r>
+        <w:t xml:space="preserve">Smale, D.A., Wernberg, T., Oliver, E.C.J., Thomsen, M., Harvey, B.P., Straub, S.C.,</w:t>
       </w:r>
       <w:r>
         <w:t xml:space="preserve"> </w:t>
@@ -13515,17 +14151,17 @@
         <w:t xml:space="preserve">et al.</w:t>
       </w:r>
       <w:r>
-        <w:t xml:space="preserve"> (2023).</w:t>
-      </w:r>
-      <w:r>
-        <w:t xml:space="preserve"> </w:t>
-      </w:r>
-      <w:hyperlink r:id="rId97">
-        <w:r>
-          <w:rPr>
-            <w:rStyle w:val="Hyperlink"/>
-          </w:rPr>
-          <w:t xml:space="preserve">Interspecific differences in thermal tolerance landscape explain aphid community abundance under climate change</w:t>
+        <w:t xml:space="preserve"> (2019).</w:t>
+      </w:r>
+      <w:r>
+        <w:t xml:space="preserve"> </w:t>
+      </w:r>
+      <w:hyperlink r:id="rId123">
+        <w:r>
+          <w:rPr>
+            <w:rStyle w:val="Hyperlink"/>
+          </w:rPr>
+          <w:t xml:space="preserve">Marine heatwaves threaten global biodiversity and the provision of ecosystem services</w:t>
         </w:r>
       </w:hyperlink>
       <w:r>
@@ -13539,30 +14175,30 @@
           <w:i/>
           <w:iCs/>
         </w:rPr>
-        <w:t xml:space="preserve">Journal of Thermal Biology</w:t>
-      </w:r>
-      <w:r>
-        <w:t xml:space="preserve">, 114, 103583.</w:t>
+        <w:t xml:space="preserve">Nature Climate Change</w:t>
+      </w:r>
+      <w:r>
+        <w:t xml:space="preserve">, 9, 306–312.</w:t>
       </w:r>
     </w:p>
-    <w:bookmarkEnd w:id="98"/>
-    <w:bookmarkStart w:id="100" w:name="ref-nakagawa_santos_2012"/>
+    <w:bookmarkEnd w:id="124"/>
+    <w:bookmarkStart w:id="126" w:name="ref-snook_fertility_2026"/>
     <w:p>
       <w:pPr>
         <w:pStyle w:val="Bibliography"/>
       </w:pPr>
       <w:r>
-        <w:t xml:space="preserve">Nakagawa, S. &amp; Santos, E.S.A. (2012).</w:t>
-      </w:r>
-      <w:r>
-        <w:t xml:space="preserve"> </w:t>
-      </w:r>
-      <w:hyperlink r:id="rId99">
-        <w:r>
-          <w:rPr>
-            <w:rStyle w:val="Hyperlink"/>
-          </w:rPr>
-          <w:t xml:space="preserve">Methodological issues and advances in biological meta-analysis</w:t>
+        <w:t xml:space="preserve">Snook, R.R., Bretman, A., Dougherty, L.R. &amp; Fricke, C. (2026).</w:t>
+      </w:r>
+      <w:r>
+        <w:t xml:space="preserve"> </w:t>
+      </w:r>
+      <w:hyperlink r:id="rId125">
+        <w:r>
+          <w:rPr>
+            <w:rStyle w:val="Hyperlink"/>
+          </w:rPr>
+          <w:t xml:space="preserve">The consequences of rising temperatures for animal fertility</w:t>
         </w:r>
       </w:hyperlink>
       <w:r>
@@ -13576,30 +14212,30 @@
           <w:i/>
           <w:iCs/>
         </w:rPr>
-        <w:t xml:space="preserve">Evolutionary Ecology</w:t>
-      </w:r>
-      <w:r>
-        <w:t xml:space="preserve">, 26, 1253–1274.</w:t>
+        <w:t xml:space="preserve">Nature Reviews Biodiversity</w:t>
+      </w:r>
+      <w:r>
+        <w:t xml:space="preserve">, 2, 225–241.</w:t>
       </w:r>
     </w:p>
-    <w:bookmarkEnd w:id="100"/>
-    <w:bookmarkStart w:id="102" w:name="ref-nielsen_nlmm_2004"/>
+    <w:bookmarkEnd w:id="126"/>
+    <w:bookmarkStart w:id="128" w:name="ref-sunday_global_2011"/>
     <w:p>
       <w:pPr>
         <w:pStyle w:val="Bibliography"/>
       </w:pPr>
       <w:r>
-        <w:t xml:space="preserve">Nielsen, O.K., Ritz, C. &amp; Streibig, J.C. (2004).</w:t>
-      </w:r>
-      <w:r>
-        <w:t xml:space="preserve"> </w:t>
-      </w:r>
-      <w:hyperlink r:id="rId101">
-        <w:r>
-          <w:rPr>
-            <w:rStyle w:val="Hyperlink"/>
-          </w:rPr>
-          <w:t xml:space="preserve">Nonlinear mixed-model regression to analyze herbicide dose-response relationships</w:t>
+        <w:t xml:space="preserve">Sunday, J.M., Bates, A.E. &amp; Dulvy, N.K. (2011).</w:t>
+      </w:r>
+      <w:r>
+        <w:t xml:space="preserve"> </w:t>
+      </w:r>
+      <w:hyperlink r:id="rId127">
+        <w:r>
+          <w:rPr>
+            <w:rStyle w:val="Hyperlink"/>
+          </w:rPr>
+          <w:t xml:space="preserve">Global analysis of thermal tolerance and latitude in ectotherms</w:t>
         </w:r>
       </w:hyperlink>
       <w:r>
@@ -13613,20 +14249,168 @@
           <w:i/>
           <w:iCs/>
         </w:rPr>
-        <w:t xml:space="preserve">Weed Technology</w:t>
-      </w:r>
-      <w:r>
-        <w:t xml:space="preserve">, 18, 30–37.</w:t>
+        <w:t xml:space="preserve">Proceedings of the Royal Society B: Biological Sciences</w:t>
+      </w:r>
+      <w:r>
+        <w:t xml:space="preserve">, 278, 1823–1830.</w:t>
       </w:r>
     </w:p>
-    <w:bookmarkEnd w:id="102"/>
-    <w:bookmarkStart w:id="104" w:name="ref-noble2026"/>
+    <w:bookmarkEnd w:id="128"/>
+    <w:bookmarkStart w:id="130" w:name="ref-sunday_redistribution_2012"/>
     <w:p>
       <w:pPr>
         <w:pStyle w:val="Bibliography"/>
       </w:pPr>
       <w:r>
-        <w:t xml:space="preserve">Noble, D.W.A., Mayfield, M.M., Hoffmann, A.A., Chen, Z.-H., Lade, S.J., Bai, X.,</w:t>
+        <w:t xml:space="preserve">Sunday, J.M., Bates, A.E. &amp; Dulvy, N.K. (2012).</w:t>
+      </w:r>
+      <w:r>
+        <w:t xml:space="preserve"> </w:t>
+      </w:r>
+      <w:hyperlink r:id="rId129">
+        <w:r>
+          <w:rPr>
+            <w:rStyle w:val="Hyperlink"/>
+          </w:rPr>
+          <w:t xml:space="preserve">Thermal tolerance and the global redistribution of animals</w:t>
+        </w:r>
+      </w:hyperlink>
+      <w:r>
+        <w:t xml:space="preserve">.</w:t>
+      </w:r>
+      <w:r>
+        <w:t xml:space="preserve"> </w:t>
+      </w:r>
+      <w:r>
+        <w:rPr>
+          <w:i/>
+          <w:iCs/>
+        </w:rPr>
+        <w:t xml:space="preserve">Nature Climate Change</w:t>
+      </w:r>
+      <w:r>
+        <w:t xml:space="preserve">, 2, 686–690.</w:t>
+      </w:r>
+    </w:p>
+    <w:bookmarkEnd w:id="130"/>
+    <w:bookmarkStart w:id="132" w:name="ref-truebano2018"/>
+    <w:p>
+      <w:pPr>
+        <w:pStyle w:val="Bibliography"/>
+      </w:pPr>
+      <w:r>
+        <w:t xml:space="preserve">Truebano, M., Fenner, P., Tills, O., Rundle, S. &amp; Rezende, E. (2018).</w:t>
+      </w:r>
+      <w:r>
+        <w:t xml:space="preserve"> </w:t>
+      </w:r>
+      <w:hyperlink r:id="rId131">
+        <w:r>
+          <w:rPr>
+            <w:rStyle w:val="Hyperlink"/>
+          </w:rPr>
+          <w:t xml:space="preserve">Thermal strategies vary with life history stage</w:t>
+        </w:r>
+      </w:hyperlink>
+      <w:r>
+        <w:t xml:space="preserve">.</w:t>
+      </w:r>
+      <w:r>
+        <w:t xml:space="preserve"> </w:t>
+      </w:r>
+      <w:r>
+        <w:rPr>
+          <w:i/>
+          <w:iCs/>
+        </w:rPr>
+        <w:t xml:space="preserve">Journal of Experimental Biology</w:t>
+      </w:r>
+      <w:r>
+        <w:t xml:space="preserve">, 221, jeb171629.</w:t>
+      </w:r>
+    </w:p>
+    <w:bookmarkEnd w:id="132"/>
+    <w:bookmarkStart w:id="134" w:name="ref-villeneuve_dynamic_2024"/>
+    <w:p>
+      <w:pPr>
+        <w:pStyle w:val="Bibliography"/>
+      </w:pPr>
+      <w:r>
+        <w:t xml:space="preserve">Villeneuve, A.R. &amp; White, E.R. (2024).</w:t>
+      </w:r>
+      <w:r>
+        <w:t xml:space="preserve"> </w:t>
+      </w:r>
+      <w:hyperlink r:id="rId133">
+        <w:r>
+          <w:rPr>
+            <w:rStyle w:val="Hyperlink"/>
+          </w:rPr>
+          <w:t xml:space="preserve">Predicting organismal response to marine heatwaves using dynamic thermal tolerance landscape models</w:t>
+        </w:r>
+      </w:hyperlink>
+      <w:r>
+        <w:t xml:space="preserve">.</w:t>
+      </w:r>
+      <w:r>
+        <w:t xml:space="preserve"> </w:t>
+      </w:r>
+      <w:r>
+        <w:rPr>
+          <w:i/>
+          <w:iCs/>
+        </w:rPr>
+        <w:t xml:space="preserve">Journal of Animal Ecology</w:t>
+      </w:r>
+      <w:r>
+        <w:t xml:space="preserve">, 94, 1515–1527.</w:t>
+      </w:r>
+    </w:p>
+    <w:bookmarkEnd w:id="134"/>
+    <w:bookmarkStart w:id="136" w:name="ref-wiens_localextinctions_2016"/>
+    <w:p>
+      <w:pPr>
+        <w:pStyle w:val="Bibliography"/>
+      </w:pPr>
+      <w:r>
+        <w:t xml:space="preserve">Wiens, J.J. (2016).</w:t>
+      </w:r>
+      <w:r>
+        <w:t xml:space="preserve"> </w:t>
+      </w:r>
+      <w:hyperlink r:id="rId135">
+        <w:r>
+          <w:rPr>
+            <w:rStyle w:val="Hyperlink"/>
+          </w:rPr>
+          <w:t xml:space="preserve">Climate-related local extinctions are already widespread among plant and animal species</w:t>
+        </w:r>
+      </w:hyperlink>
+      <w:r>
+        <w:t xml:space="preserve">.</w:t>
+      </w:r>
+      <w:r>
+        <w:t xml:space="preserve"> </w:t>
+      </w:r>
+      <w:r>
+        <w:rPr>
+          <w:i/>
+          <w:iCs/>
+        </w:rPr>
+        <w:t xml:space="preserve">PLOS Biology</w:t>
+      </w:r>
+      <w:r>
+        <w:t xml:space="preserve">, 14, e2001104.</w:t>
+      </w:r>
+    </w:p>
+    <w:bookmarkEnd w:id="136"/>
+    <w:bookmarkStart w:id="138" w:name="ref-williams2024"/>
+    <w:p>
+      <w:pPr>
+        <w:pStyle w:val="Bibliography"/>
+      </w:pPr>
+      <w:r>
+        <w:t xml:space="preserve">Williams, C., Yang, Y., Lagisz, M., Morrison, K., Ricolfi, L., Warton, D.I.,</w:t>
       </w:r>
       <w:r>
         <w:t xml:space="preserve"> </w:t>
@@ -13639,623 +14423,17 @@
         <w:t xml:space="preserve">et al.</w:t>
       </w:r>
       <w:r>
-        <w:t xml:space="preserve"> (2026).</w:t>
-      </w:r>
-      <w:r>
-        <w:t xml:space="preserve"> </w:t>
-      </w:r>
-      <w:hyperlink r:id="rId103">
-        <w:r>
-          <w:rPr>
-            <w:rStyle w:val="Hyperlink"/>
-          </w:rPr>
-          <w:t xml:space="preserve">A systems modelling approach to predict biological responses to extreme heat</w:t>
-        </w:r>
-      </w:hyperlink>
-      <w:r>
-        <w:t xml:space="preserve">.</w:t>
-      </w:r>
-      <w:r>
-        <w:t xml:space="preserve"> </w:t>
-      </w:r>
-      <w:r>
-        <w:rPr>
-          <w:i/>
-          <w:iCs/>
-        </w:rPr>
-        <w:t xml:space="preserve">Trends in Ecology &amp; Evolution</w:t>
-      </w:r>
-      <w:r>
-        <w:t xml:space="preserve">, 41, 451–464.</w:t>
-      </w:r>
-    </w:p>
-    <w:bookmarkEnd w:id="104"/>
-    <w:bookmarkStart w:id="106" w:name="ref-orsted2026"/>
-    <w:p>
-      <w:pPr>
-        <w:pStyle w:val="Bibliography"/>
-      </w:pPr>
-      <w:r>
-        <w:t xml:space="preserve">Ørsted, M., Jørgensen, L.B., Hůla, P. &amp; Overgaard, J. (2026).</w:t>
-      </w:r>
-      <w:r>
-        <w:t xml:space="preserve"> </w:t>
-      </w:r>
-      <w:hyperlink r:id="rId105">
-        <w:r>
-          <w:rPr>
-            <w:rStyle w:val="Hyperlink"/>
-          </w:rPr>
-          <w:t xml:space="preserve">Integrating</w:t>
-        </w:r>
-        <w:r>
-          <w:rPr>
-            <w:rStyle w:val="Hyperlink"/>
-          </w:rPr>
-          <w:t xml:space="preserve"> </w:t>
-        </w:r>
-        <w:r>
-          <w:rPr>
-            <w:rStyle w:val="Hyperlink"/>
-          </w:rPr>
-          <w:t xml:space="preserve">Physiological Rates</w:t>
-        </w:r>
-        <w:r>
-          <w:rPr>
-            <w:rStyle w:val="Hyperlink"/>
-          </w:rPr>
-          <w:t xml:space="preserve"> </w:t>
-        </w:r>
-        <w:r>
-          <w:rPr>
-            <w:rStyle w:val="Hyperlink"/>
-          </w:rPr>
-          <w:t xml:space="preserve">of</w:t>
-        </w:r>
-        <w:r>
-          <w:rPr>
-            <w:rStyle w:val="Hyperlink"/>
-          </w:rPr>
-          <w:t xml:space="preserve"> </w:t>
-        </w:r>
-        <w:r>
-          <w:rPr>
-            <w:rStyle w:val="Hyperlink"/>
-          </w:rPr>
-          <w:t xml:space="preserve">Thermal Stress</w:t>
-        </w:r>
-        <w:r>
-          <w:rPr>
-            <w:rStyle w:val="Hyperlink"/>
-          </w:rPr>
-          <w:t xml:space="preserve"> </w:t>
-        </w:r>
-        <w:r>
-          <w:rPr>
-            <w:rStyle w:val="Hyperlink"/>
-          </w:rPr>
-          <w:t xml:space="preserve">and</w:t>
-        </w:r>
-        <w:r>
-          <w:rPr>
-            <w:rStyle w:val="Hyperlink"/>
-          </w:rPr>
-          <w:t xml:space="preserve"> </w:t>
-        </w:r>
-        <w:r>
-          <w:rPr>
-            <w:rStyle w:val="Hyperlink"/>
-          </w:rPr>
-          <w:t xml:space="preserve">Repair Predicts Heat Failure During Temperature Fluctuations</w:t>
-        </w:r>
-      </w:hyperlink>
-      <w:r>
-        <w:t xml:space="preserve">.</w:t>
-      </w:r>
-      <w:r>
-        <w:t xml:space="preserve"> </w:t>
-      </w:r>
-      <w:r>
-        <w:rPr>
-          <w:i/>
-          <w:iCs/>
-        </w:rPr>
-        <w:t xml:space="preserve">Ecology Letters</w:t>
-      </w:r>
-      <w:r>
-        <w:t xml:space="preserve">, 29, e70398.</w:t>
-      </w:r>
-    </w:p>
-    <w:bookmarkEnd w:id="106"/>
-    <w:bookmarkStart w:id="108" w:name="ref-orsted_finding_2022"/>
-    <w:p>
-      <w:pPr>
-        <w:pStyle w:val="Bibliography"/>
-      </w:pPr>
-      <w:r>
-        <w:t xml:space="preserve">Ørsted, M., Jørgensen, L.B. &amp; Overgaard, J. (2022).</w:t>
-      </w:r>
-      <w:r>
-        <w:t xml:space="preserve"> </w:t>
-      </w:r>
-      <w:hyperlink r:id="rId107">
-        <w:r>
-          <w:rPr>
-            <w:rStyle w:val="Hyperlink"/>
-          </w:rPr>
-          <w:t xml:space="preserve">Finding the right thermal limit: A framework to reconcile ecological, physiological and methodological aspects of</w:t>
-        </w:r>
-        <w:r>
-          <w:rPr>
-            <w:rStyle w:val="Hyperlink"/>
-          </w:rPr>
-          <w:t xml:space="preserve"> </w:t>
-        </w:r>
-        <w:r>
-          <w:rPr>
-            <w:rStyle w:val="Hyperlink"/>
-          </w:rPr>
-          <w:t xml:space="preserve">CTmax</w:t>
-        </w:r>
-        <w:r>
-          <w:rPr>
-            <w:rStyle w:val="Hyperlink"/>
-          </w:rPr>
-          <w:t xml:space="preserve"> </w:t>
-        </w:r>
-        <w:r>
-          <w:rPr>
-            <w:rStyle w:val="Hyperlink"/>
-          </w:rPr>
-          <w:t xml:space="preserve">in ectotherms</w:t>
-        </w:r>
-      </w:hyperlink>
-      <w:r>
-        <w:t xml:space="preserve">.</w:t>
-      </w:r>
-      <w:r>
-        <w:t xml:space="preserve"> </w:t>
-      </w:r>
-      <w:r>
-        <w:rPr>
-          <w:i/>
-          <w:iCs/>
-        </w:rPr>
-        <w:t xml:space="preserve">Journal of Experimental Biology</w:t>
-      </w:r>
-      <w:r>
-        <w:t xml:space="preserve">, 225, jeb244514.</w:t>
-      </w:r>
-    </w:p>
-    <w:bookmarkEnd w:id="108"/>
-    <w:bookmarkStart w:id="110" w:name="ref-orsted_suzukii_2024"/>
-    <w:p>
-      <w:pPr>
-        <w:pStyle w:val="Bibliography"/>
-      </w:pPr>
-      <w:r>
-        <w:t xml:space="preserve">Ørsted, M., Willot, Q., Olsen, A.K., Kongsgaard, V. &amp; Overgaard, J. (2024).</w:t>
-      </w:r>
-      <w:r>
-        <w:t xml:space="preserve"> </w:t>
-      </w:r>
-      <w:hyperlink r:id="rId109">
-        <w:r>
-          <w:rPr>
-            <w:rStyle w:val="Hyperlink"/>
-          </w:rPr>
-          <w:t xml:space="preserve">Thermal limits of survival and reproduction depend on stress duration: A case study of</w:t>
-        </w:r>
-        <w:r>
-          <w:rPr>
-            <w:rStyle w:val="Hyperlink"/>
-          </w:rPr>
-          <w:t xml:space="preserve"> </w:t>
-        </w:r>
-        <w:r>
-          <w:rPr>
-            <w:rStyle w:val="Hyperlink"/>
-          </w:rPr>
-          <w:t xml:space="preserve">Drosophila</w:t>
-        </w:r>
-        <w:r>
-          <w:rPr>
-            <w:rStyle w:val="Hyperlink"/>
-          </w:rPr>
-          <w:t xml:space="preserve"> </w:t>
-        </w:r>
-        <w:r>
-          <w:rPr>
-            <w:rStyle w:val="Hyperlink"/>
-          </w:rPr>
-          <w:t xml:space="preserve">suzukii</w:t>
-        </w:r>
-      </w:hyperlink>
-      <w:r>
-        <w:t xml:space="preserve">.</w:t>
-      </w:r>
-      <w:r>
-        <w:t xml:space="preserve"> </w:t>
-      </w:r>
-      <w:r>
-        <w:rPr>
-          <w:i/>
-          <w:iCs/>
-        </w:rPr>
-        <w:t xml:space="preserve">Ecology Letters</w:t>
-      </w:r>
-      <w:r>
-        <w:t xml:space="preserve">, 27, e14421.</w:t>
-      </w:r>
-    </w:p>
-    <w:bookmarkEnd w:id="110"/>
-    <w:bookmarkStart w:id="112" w:name="ref-pinsky_marine_2019"/>
-    <w:p>
-      <w:pPr>
-        <w:pStyle w:val="Bibliography"/>
-      </w:pPr>
-      <w:r>
-        <w:t xml:space="preserve">Pinsky, M.L., Eikeset, A.M., McCauley, D.J., Payne, J.L. &amp; Sunday, J.M. (2019).</w:t>
-      </w:r>
-      <w:r>
-        <w:t xml:space="preserve"> </w:t>
-      </w:r>
-      <w:hyperlink r:id="rId111">
-        <w:r>
-          <w:rPr>
-            <w:rStyle w:val="Hyperlink"/>
-          </w:rPr>
-          <w:t xml:space="preserve">Greater vulnerability to warming of marine versus terrestrial ectotherms</w:t>
-        </w:r>
-      </w:hyperlink>
-      <w:r>
-        <w:t xml:space="preserve">.</w:t>
-      </w:r>
-      <w:r>
-        <w:t xml:space="preserve"> </w:t>
-      </w:r>
-      <w:r>
-        <w:rPr>
-          <w:i/>
-          <w:iCs/>
-        </w:rPr>
-        <w:t xml:space="preserve">Nature</w:t>
-      </w:r>
-      <w:r>
-        <w:t xml:space="preserve">, 569, 108–111.</w:t>
-      </w:r>
-    </w:p>
-    <w:bookmarkEnd w:id="112"/>
-    <w:bookmarkStart w:id="114" w:name="ref-pottier_amphibians_2025"/>
-    <w:p>
-      <w:pPr>
-        <w:pStyle w:val="Bibliography"/>
-      </w:pPr>
-      <w:r>
-        <w:t xml:space="preserve">Pottier, P., Kearney, M.R., Wu, N.C., Gunderson, A.R., Rej, J.E., Rivera-Villanueva, A.N.,</w:t>
-      </w:r>
-      <w:r>
-        <w:t xml:space="preserve"> </w:t>
-      </w:r>
-      <w:r>
-        <w:rPr>
-          <w:i/>
-          <w:iCs/>
-        </w:rPr>
-        <w:t xml:space="preserve">et al.</w:t>
-      </w:r>
-      <w:r>
-        <w:t xml:space="preserve"> (2025).</w:t>
-      </w:r>
-      <w:r>
-        <w:t xml:space="preserve"> </w:t>
-      </w:r>
-      <w:hyperlink r:id="rId113">
-        <w:r>
-          <w:rPr>
-            <w:rStyle w:val="Hyperlink"/>
-          </w:rPr>
-          <w:t xml:space="preserve">Vulnerability of amphibians to global warming</w:t>
-        </w:r>
-      </w:hyperlink>
-      <w:r>
-        <w:t xml:space="preserve">.</w:t>
-      </w:r>
-      <w:r>
-        <w:t xml:space="preserve"> </w:t>
-      </w:r>
-      <w:r>
-        <w:rPr>
-          <w:i/>
-          <w:iCs/>
-        </w:rPr>
-        <w:t xml:space="preserve">Nature</w:t>
-      </w:r>
-      <w:r>
-        <w:t xml:space="preserve">, 639, 954–961.</w:t>
-      </w:r>
-    </w:p>
-    <w:bookmarkEnd w:id="114"/>
-    <w:bookmarkStart w:id="116" w:name="ref-rezende_drosophila_mortality_2020"/>
-    <w:p>
-      <w:pPr>
-        <w:pStyle w:val="Bibliography"/>
-      </w:pPr>
-      <w:r>
-        <w:t xml:space="preserve">Rezende, E.L., Bozinovic, F., Szilágyi, A. &amp; Santos, M. (2020).</w:t>
-      </w:r>
-      <w:r>
-        <w:t xml:space="preserve"> </w:t>
-      </w:r>
-      <w:hyperlink r:id="rId115">
-        <w:r>
-          <w:rPr>
-            <w:rStyle w:val="Hyperlink"/>
-          </w:rPr>
-          <w:t xml:space="preserve">Predicting temperature mortality and selection in natural</w:t>
-        </w:r>
-        <w:r>
-          <w:rPr>
-            <w:rStyle w:val="Hyperlink"/>
-          </w:rPr>
-          <w:t xml:space="preserve"> </w:t>
-        </w:r>
-        <w:r>
-          <w:rPr>
-            <w:rStyle w:val="Hyperlink"/>
-          </w:rPr>
-          <w:t xml:space="preserve">Drosophila</w:t>
-        </w:r>
-        <w:r>
-          <w:rPr>
-            <w:rStyle w:val="Hyperlink"/>
-          </w:rPr>
-          <w:t xml:space="preserve"> </w:t>
-        </w:r>
-        <w:r>
-          <w:rPr>
-            <w:rStyle w:val="Hyperlink"/>
-          </w:rPr>
-          <w:t xml:space="preserve">populations</w:t>
-        </w:r>
-      </w:hyperlink>
-      <w:r>
-        <w:t xml:space="preserve">.</w:t>
-      </w:r>
-      <w:r>
-        <w:t xml:space="preserve"> </w:t>
-      </w:r>
-      <w:r>
-        <w:rPr>
-          <w:i/>
-          <w:iCs/>
-        </w:rPr>
-        <w:t xml:space="preserve">Science</w:t>
-      </w:r>
-      <w:r>
-        <w:t xml:space="preserve">, 369, 1242–1245.</w:t>
-      </w:r>
-    </w:p>
-    <w:bookmarkEnd w:id="116"/>
-    <w:bookmarkStart w:id="118" w:name="ref-rezende_landscapes_2014"/>
-    <w:p>
-      <w:pPr>
-        <w:pStyle w:val="Bibliography"/>
-      </w:pPr>
-      <w:r>
-        <w:t xml:space="preserve">Rezende, E.L., Castañeda, L.E. &amp; Santos, M. (2014).</w:t>
-      </w:r>
-      <w:r>
-        <w:t xml:space="preserve"> </w:t>
-      </w:r>
-      <w:hyperlink r:id="rId117">
-        <w:r>
-          <w:rPr>
-            <w:rStyle w:val="Hyperlink"/>
-          </w:rPr>
-          <w:t xml:space="preserve">Tolerance landscapes in thermal ecology</w:t>
-        </w:r>
-      </w:hyperlink>
-      <w:r>
-        <w:t xml:space="preserve">.</w:t>
-      </w:r>
-      <w:r>
-        <w:t xml:space="preserve"> </w:t>
-      </w:r>
-      <w:r>
-        <w:rPr>
-          <w:i/>
-          <w:iCs/>
-        </w:rPr>
-        <w:t xml:space="preserve">Functional Ecology</w:t>
-      </w:r>
-      <w:r>
-        <w:t xml:space="preserve">, 28, 799–809.</w:t>
-      </w:r>
-    </w:p>
-    <w:bookmarkEnd w:id="118"/>
-    <w:bookmarkStart w:id="120" w:name="ref-ritz_ecotox_2010"/>
-    <w:p>
-      <w:pPr>
-        <w:pStyle w:val="Bibliography"/>
-      </w:pPr>
-      <w:r>
-        <w:t xml:space="preserve">Ritz, C. (2010).</w:t>
-      </w:r>
-      <w:r>
-        <w:t xml:space="preserve"> </w:t>
-      </w:r>
-      <w:hyperlink r:id="rId119">
-        <w:r>
-          <w:rPr>
-            <w:rStyle w:val="Hyperlink"/>
-          </w:rPr>
-          <w:t xml:space="preserve">Toward a unified approach to dose-response modeling in ecotoxicology</w:t>
-        </w:r>
-      </w:hyperlink>
-      <w:r>
-        <w:t xml:space="preserve">.</w:t>
-      </w:r>
-      <w:r>
-        <w:t xml:space="preserve"> </w:t>
-      </w:r>
-      <w:r>
-        <w:rPr>
-          <w:i/>
-          <w:iCs/>
-        </w:rPr>
-        <w:t xml:space="preserve">Environmental Toxicology and Chemistry</w:t>
-      </w:r>
-      <w:r>
-        <w:t xml:space="preserve">, 29, 220–229.</w:t>
-      </w:r>
-    </w:p>
-    <w:bookmarkEnd w:id="120"/>
-    <w:bookmarkStart w:id="122" w:name="ref-ritz_drc_2015"/>
-    <w:p>
-      <w:pPr>
-        <w:pStyle w:val="Bibliography"/>
-      </w:pPr>
-      <w:r>
-        <w:t xml:space="preserve">Ritz, C., Baty, F., Streibig, J.C. &amp; Gerhard, D. (2015).</w:t>
-      </w:r>
-      <w:r>
-        <w:t xml:space="preserve"> </w:t>
-      </w:r>
-      <w:hyperlink r:id="rId121">
-        <w:r>
-          <w:rPr>
-            <w:rStyle w:val="Hyperlink"/>
-          </w:rPr>
-          <w:t xml:space="preserve">Dose-response analysis using</w:t>
-        </w:r>
-        <w:r>
-          <w:rPr>
-            <w:rStyle w:val="Hyperlink"/>
-          </w:rPr>
-          <w:t xml:space="preserve"> </w:t>
-        </w:r>
-        <w:r>
-          <w:rPr>
-            <w:rStyle w:val="Hyperlink"/>
-          </w:rPr>
-          <w:t xml:space="preserve">R</w:t>
-        </w:r>
-      </w:hyperlink>
-      <w:r>
-        <w:t xml:space="preserve">.</w:t>
-      </w:r>
-      <w:r>
-        <w:t xml:space="preserve"> </w:t>
-      </w:r>
-      <w:r>
-        <w:rPr>
-          <w:i/>
-          <w:iCs/>
-        </w:rPr>
-        <w:t xml:space="preserve">PLoS ONE</w:t>
-      </w:r>
-      <w:r>
-        <w:t xml:space="preserve">, 10, e0146021.</w:t>
-      </w:r>
-    </w:p>
-    <w:bookmarkEnd w:id="122"/>
-    <w:bookmarkStart w:id="124" w:name="ref-ritz_streibig_2008"/>
-    <w:p>
-      <w:pPr>
-        <w:pStyle w:val="Bibliography"/>
-      </w:pPr>
-      <w:r>
-        <w:t xml:space="preserve">Ritz, C. &amp; Streibig, J.C. (2008).</w:t>
-      </w:r>
-      <w:r>
-        <w:t xml:space="preserve"> </w:t>
-      </w:r>
-      <w:hyperlink r:id="rId123">
-        <w:r>
-          <w:rPr>
-            <w:rStyle w:val="Hyperlink"/>
-            <w:i/>
-            <w:iCs/>
-          </w:rPr>
-          <w:t xml:space="preserve">Nonlinear regression with</w:t>
-        </w:r>
-        <w:r>
-          <w:rPr>
-            <w:rStyle w:val="Hyperlink"/>
-            <w:i/>
-            <w:iCs/>
-          </w:rPr>
-          <w:t xml:space="preserve"> </w:t>
-        </w:r>
-        <w:r>
-          <w:rPr>
-            <w:rStyle w:val="Hyperlink"/>
-            <w:i/>
-            <w:iCs/>
-          </w:rPr>
-          <w:t xml:space="preserve">R</w:t>
-        </w:r>
-      </w:hyperlink>
-      <w:r>
-        <w:t xml:space="preserve">. Springer-Verlag, New York.</w:t>
-      </w:r>
-    </w:p>
-    <w:bookmarkEnd w:id="124"/>
-    <w:bookmarkStart w:id="126" w:name="ref-rudemo_random_1989"/>
-    <w:p>
-      <w:pPr>
-        <w:pStyle w:val="Bibliography"/>
-      </w:pPr>
-      <w:r>
-        <w:t xml:space="preserve">Rudemo, M., Ruppert, D. &amp; Streibig, J.C. (1989).</w:t>
-      </w:r>
-      <w:r>
-        <w:t xml:space="preserve"> </w:t>
-      </w:r>
-      <w:hyperlink r:id="rId125">
-        <w:r>
-          <w:rPr>
-            <w:rStyle w:val="Hyperlink"/>
-          </w:rPr>
-          <w:t xml:space="preserve">Random-effect models in nonlinear regression with applications to bioassay</w:t>
-        </w:r>
-      </w:hyperlink>
-      <w:r>
-        <w:t xml:space="preserve">.</w:t>
-      </w:r>
-      <w:r>
-        <w:t xml:space="preserve"> </w:t>
-      </w:r>
-      <w:r>
-        <w:rPr>
-          <w:i/>
-          <w:iCs/>
-        </w:rPr>
-        <w:t xml:space="preserve">Biometrics. Journal of the International Biometric Society</w:t>
-      </w:r>
-      <w:r>
-        <w:t xml:space="preserve">, 45, 349–362.</w:t>
-      </w:r>
-    </w:p>
-    <w:bookmarkEnd w:id="126"/>
-    <w:bookmarkStart w:id="128" w:name="ref-schielzeth_centering_2010"/>
-    <w:p>
-      <w:pPr>
-        <w:pStyle w:val="Bibliography"/>
-      </w:pPr>
-      <w:r>
-        <w:t xml:space="preserve">Schielzeth, H. (2010).</w:t>
-      </w:r>
-      <w:r>
-        <w:t xml:space="preserve"> </w:t>
-      </w:r>
-      <w:hyperlink r:id="rId127">
-        <w:r>
-          <w:rPr>
-            <w:rStyle w:val="Hyperlink"/>
-          </w:rPr>
-          <w:t xml:space="preserve">Simple means to improve the interpretability of regression coefficients</w:t>
+        <w:t xml:space="preserve"> (2024).</w:t>
+      </w:r>
+      <w:r>
+        <w:t xml:space="preserve"> </w:t>
+      </w:r>
+      <w:hyperlink r:id="rId137">
+        <w:r>
+          <w:rPr>
+            <w:rStyle w:val="Hyperlink"/>
+          </w:rPr>
+          <w:t xml:space="preserve">Transparent reporting items for simulation studies evaluating statistical methods: Foundations for reproducibility and reliability</w:t>
         </w:r>
       </w:hyperlink>
       <w:r>
@@ -14272,344 +14450,22 @@
         <w:t xml:space="preserve">Methods in Ecology and Evolution</w:t>
       </w:r>
       <w:r>
-        <w:t xml:space="preserve">, 1, 103–113.</w:t>
+        <w:t xml:space="preserve">, 15, 1926–1939.</w:t>
       </w:r>
     </w:p>
-    <w:bookmarkEnd w:id="128"/>
-    <w:bookmarkStart w:id="130" w:name="ref-smale_marine_2019"/>
+    <w:bookmarkEnd w:id="138"/>
+    <w:bookmarkStart w:id="140" w:name="ref-zamora2026"/>
     <w:p>
       <w:pPr>
         <w:pStyle w:val="Bibliography"/>
       </w:pPr>
       <w:r>
-        <w:t xml:space="preserve">Smale, D.A., Wernberg, T., Oliver, E.C.J., Thomsen, M., Harvey, B.P., Straub, S.C.,</w:t>
-      </w:r>
-      <w:r>
-        <w:t xml:space="preserve"> </w:t>
-      </w:r>
-      <w:r>
-        <w:rPr>
-          <w:i/>
-          <w:iCs/>
-        </w:rPr>
-        <w:t xml:space="preserve">et al.</w:t>
-      </w:r>
-      <w:r>
-        <w:t xml:space="preserve"> (2019).</w:t>
-      </w:r>
-      <w:r>
-        <w:t xml:space="preserve"> </w:t>
-      </w:r>
-      <w:hyperlink r:id="rId129">
-        <w:r>
-          <w:rPr>
-            <w:rStyle w:val="Hyperlink"/>
-          </w:rPr>
-          <w:t xml:space="preserve">Marine heatwaves threaten global biodiversity and the provision of ecosystem services</w:t>
-        </w:r>
-      </w:hyperlink>
-      <w:r>
-        <w:t xml:space="preserve">.</w:t>
-      </w:r>
-      <w:r>
-        <w:t xml:space="preserve"> </w:t>
-      </w:r>
-      <w:r>
-        <w:rPr>
-          <w:i/>
-          <w:iCs/>
-        </w:rPr>
-        <w:t xml:space="preserve">Nature Climate Change</w:t>
-      </w:r>
-      <w:r>
-        <w:t xml:space="preserve">, 9, 306–312.</w:t>
-      </w:r>
-    </w:p>
-    <w:bookmarkEnd w:id="130"/>
-    <w:bookmarkStart w:id="132" w:name="ref-snook_fertility_2026"/>
-    <w:p>
-      <w:pPr>
-        <w:pStyle w:val="Bibliography"/>
-      </w:pPr>
-      <w:r>
-        <w:t xml:space="preserve">Snook, R.R., Bretman, A., Dougherty, L.R. &amp; Fricke, C. (2026).</w:t>
-      </w:r>
-      <w:r>
-        <w:t xml:space="preserve"> </w:t>
-      </w:r>
-      <w:hyperlink r:id="rId131">
-        <w:r>
-          <w:rPr>
-            <w:rStyle w:val="Hyperlink"/>
-          </w:rPr>
-          <w:t xml:space="preserve">The consequences of rising temperatures for animal fertility</w:t>
-        </w:r>
-      </w:hyperlink>
-      <w:r>
-        <w:t xml:space="preserve">.</w:t>
-      </w:r>
-      <w:r>
-        <w:t xml:space="preserve"> </w:t>
-      </w:r>
-      <w:r>
-        <w:rPr>
-          <w:i/>
-          <w:iCs/>
-        </w:rPr>
-        <w:t xml:space="preserve">Nature Reviews Biodiversity</w:t>
-      </w:r>
-      <w:r>
-        <w:t xml:space="preserve">, 2, 225–241.</w:t>
-      </w:r>
-    </w:p>
-    <w:bookmarkEnd w:id="132"/>
-    <w:bookmarkStart w:id="134" w:name="ref-sunday_global_2011"/>
-    <w:p>
-      <w:pPr>
-        <w:pStyle w:val="Bibliography"/>
-      </w:pPr>
-      <w:r>
-        <w:t xml:space="preserve">Sunday, J.M., Bates, A.E. &amp; Dulvy, N.K. (2011).</w:t>
-      </w:r>
-      <w:r>
-        <w:t xml:space="preserve"> </w:t>
-      </w:r>
-      <w:hyperlink r:id="rId133">
-        <w:r>
-          <w:rPr>
-            <w:rStyle w:val="Hyperlink"/>
-          </w:rPr>
-          <w:t xml:space="preserve">Global analysis of thermal tolerance and latitude in ectotherms</w:t>
-        </w:r>
-      </w:hyperlink>
-      <w:r>
-        <w:t xml:space="preserve">.</w:t>
-      </w:r>
-      <w:r>
-        <w:t xml:space="preserve"> </w:t>
-      </w:r>
-      <w:r>
-        <w:rPr>
-          <w:i/>
-          <w:iCs/>
-        </w:rPr>
-        <w:t xml:space="preserve">Proceedings of the Royal Society B: Biological Sciences</w:t>
-      </w:r>
-      <w:r>
-        <w:t xml:space="preserve">, 278, 1823–1830.</w:t>
-      </w:r>
-    </w:p>
-    <w:bookmarkEnd w:id="134"/>
-    <w:bookmarkStart w:id="136" w:name="ref-sunday_redistribution_2012"/>
-    <w:p>
-      <w:pPr>
-        <w:pStyle w:val="Bibliography"/>
-      </w:pPr>
-      <w:r>
-        <w:t xml:space="preserve">Sunday, J.M., Bates, A.E. &amp; Dulvy, N.K. (2012).</w:t>
-      </w:r>
-      <w:r>
-        <w:t xml:space="preserve"> </w:t>
-      </w:r>
-      <w:hyperlink r:id="rId135">
-        <w:r>
-          <w:rPr>
-            <w:rStyle w:val="Hyperlink"/>
-          </w:rPr>
-          <w:t xml:space="preserve">Thermal tolerance and the global redistribution of animals</w:t>
-        </w:r>
-      </w:hyperlink>
-      <w:r>
-        <w:t xml:space="preserve">.</w:t>
-      </w:r>
-      <w:r>
-        <w:t xml:space="preserve"> </w:t>
-      </w:r>
-      <w:r>
-        <w:rPr>
-          <w:i/>
-          <w:iCs/>
-        </w:rPr>
-        <w:t xml:space="preserve">Nature Climate Change</w:t>
-      </w:r>
-      <w:r>
-        <w:t xml:space="preserve">, 2, 686–690.</w:t>
-      </w:r>
-    </w:p>
-    <w:bookmarkEnd w:id="136"/>
-    <w:bookmarkStart w:id="138" w:name="ref-truebano2018"/>
-    <w:p>
-      <w:pPr>
-        <w:pStyle w:val="Bibliography"/>
-      </w:pPr>
-      <w:r>
-        <w:t xml:space="preserve">Truebano, M., Fenner, P., Tills, O., Rundle, S. &amp; Rezende, E. (2018).</w:t>
-      </w:r>
-      <w:r>
-        <w:t xml:space="preserve"> </w:t>
-      </w:r>
-      <w:hyperlink r:id="rId137">
-        <w:r>
-          <w:rPr>
-            <w:rStyle w:val="Hyperlink"/>
-          </w:rPr>
-          <w:t xml:space="preserve">Thermal strategies vary with life history stage</w:t>
-        </w:r>
-      </w:hyperlink>
-      <w:r>
-        <w:t xml:space="preserve">.</w:t>
-      </w:r>
-      <w:r>
-        <w:t xml:space="preserve"> </w:t>
-      </w:r>
-      <w:r>
-        <w:rPr>
-          <w:i/>
-          <w:iCs/>
-        </w:rPr>
-        <w:t xml:space="preserve">Journal of Experimental Biology</w:t>
-      </w:r>
-      <w:r>
-        <w:t xml:space="preserve">, 221, jeb171629.</w:t>
-      </w:r>
-    </w:p>
-    <w:bookmarkEnd w:id="138"/>
-    <w:bookmarkStart w:id="140" w:name="ref-villeneuve_dynamic_2024"/>
-    <w:p>
-      <w:pPr>
-        <w:pStyle w:val="Bibliography"/>
-      </w:pPr>
-      <w:r>
-        <w:t xml:space="preserve">Villeneuve, A.R. &amp; White, E.R. (2024).</w:t>
+        <w:t xml:space="preserve">Zamora, C.A., Avilés-Hernández, D., Molina, A.N., Carter, M.J. &amp; Rezende, E.L. (2026).</w:t>
       </w:r>
       <w:r>
         <w:t xml:space="preserve"> </w:t>
       </w:r>
       <w:hyperlink r:id="rId139">
-        <w:r>
-          <w:rPr>
-            <w:rStyle w:val="Hyperlink"/>
-          </w:rPr>
-          <w:t xml:space="preserve">Predicting organismal response to marine heatwaves using dynamic thermal tolerance landscape models</w:t>
-        </w:r>
-      </w:hyperlink>
-      <w:r>
-        <w:t xml:space="preserve">.</w:t>
-      </w:r>
-      <w:r>
-        <w:t xml:space="preserve"> </w:t>
-      </w:r>
-      <w:r>
-        <w:rPr>
-          <w:i/>
-          <w:iCs/>
-        </w:rPr>
-        <w:t xml:space="preserve">Journal of Animal Ecology</w:t>
-      </w:r>
-      <w:r>
-        <w:t xml:space="preserve">, 94, 1515–1527.</w:t>
-      </w:r>
-    </w:p>
-    <w:bookmarkEnd w:id="140"/>
-    <w:bookmarkStart w:id="142" w:name="ref-wiens_localextinctions_2016"/>
-    <w:p>
-      <w:pPr>
-        <w:pStyle w:val="Bibliography"/>
-      </w:pPr>
-      <w:r>
-        <w:t xml:space="preserve">Wiens, J.J. (2016).</w:t>
-      </w:r>
-      <w:r>
-        <w:t xml:space="preserve"> </w:t>
-      </w:r>
-      <w:hyperlink r:id="rId141">
-        <w:r>
-          <w:rPr>
-            <w:rStyle w:val="Hyperlink"/>
-          </w:rPr>
-          <w:t xml:space="preserve">Climate-related local extinctions are already widespread among plant and animal species</w:t>
-        </w:r>
-      </w:hyperlink>
-      <w:r>
-        <w:t xml:space="preserve">.</w:t>
-      </w:r>
-      <w:r>
-        <w:t xml:space="preserve"> </w:t>
-      </w:r>
-      <w:r>
-        <w:rPr>
-          <w:i/>
-          <w:iCs/>
-        </w:rPr>
-        <w:t xml:space="preserve">PLOS Biology</w:t>
-      </w:r>
-      <w:r>
-        <w:t xml:space="preserve">, 14, e2001104.</w:t>
-      </w:r>
-    </w:p>
-    <w:bookmarkEnd w:id="142"/>
-    <w:bookmarkStart w:id="144" w:name="ref-williams2024"/>
-    <w:p>
-      <w:pPr>
-        <w:pStyle w:val="Bibliography"/>
-      </w:pPr>
-      <w:r>
-        <w:t xml:space="preserve">Williams, C., Yang, Y., Lagisz, M., Morrison, K., Ricolfi, L., Warton, D.I.,</w:t>
-      </w:r>
-      <w:r>
-        <w:t xml:space="preserve"> </w:t>
-      </w:r>
-      <w:r>
-        <w:rPr>
-          <w:i/>
-          <w:iCs/>
-        </w:rPr>
-        <w:t xml:space="preserve">et al.</w:t>
-      </w:r>
-      <w:r>
-        <w:t xml:space="preserve"> (2024).</w:t>
-      </w:r>
-      <w:r>
-        <w:t xml:space="preserve"> </w:t>
-      </w:r>
-      <w:hyperlink r:id="rId143">
-        <w:r>
-          <w:rPr>
-            <w:rStyle w:val="Hyperlink"/>
-          </w:rPr>
-          <w:t xml:space="preserve">Transparent reporting items for simulation studies evaluating statistical methods: Foundations for reproducibility and reliability</w:t>
-        </w:r>
-      </w:hyperlink>
-      <w:r>
-        <w:t xml:space="preserve">.</w:t>
-      </w:r>
-      <w:r>
-        <w:t xml:space="preserve"> </w:t>
-      </w:r>
-      <w:r>
-        <w:rPr>
-          <w:i/>
-          <w:iCs/>
-        </w:rPr>
-        <w:t xml:space="preserve">Methods in Ecology and Evolution</w:t>
-      </w:r>
-      <w:r>
-        <w:t xml:space="preserve">, 15, 1926–1939.</w:t>
-      </w:r>
-    </w:p>
-    <w:bookmarkEnd w:id="144"/>
-    <w:bookmarkStart w:id="146" w:name="ref-zamora2026"/>
-    <w:p>
-      <w:pPr>
-        <w:pStyle w:val="Bibliography"/>
-      </w:pPr>
-      <w:r>
-        <w:t xml:space="preserve">Zamora, C.A., Avilés-Hernández, D., Molina, A.N., Carter, M.J. &amp; Rezende, E.L. (2026).</w:t>
-      </w:r>
-      <w:r>
-        <w:t xml:space="preserve"> </w:t>
-      </w:r>
-      <w:hyperlink r:id="rId145">
         <w:r>
           <w:rPr>
             <w:rStyle w:val="Hyperlink"/>
@@ -14634,9 +14490,9 @@
         <w:t xml:space="preserve">, 2026, e08277.</w:t>
       </w:r>
     </w:p>
-    <w:bookmarkEnd w:id="146"/>
-    <w:bookmarkEnd w:id="147"/>
-    <w:bookmarkEnd w:id="148"/>
+    <w:bookmarkEnd w:id="140"/>
+    <w:bookmarkEnd w:id="141"/>
+    <w:bookmarkEnd w:id="142"/>
     <w:sectPr>
       <w:pgSz w:h="15840" w:w="12240"/>
       <w:pgMar w:bottom="1440" w:footer="720" w:gutter="0" w:header="720" w:left="1440" w:right="1440" w:top="1440"/>
